--- a/coursework-documents/COMP1786_CW2_Exercise_2_Logbook.docx
+++ b/coursework-documents/COMP1786_CW2_Exercise_2_Logbook.docx
@@ -5,14 +5,14 @@
     <w:p>
       <w:pPr>
         <w:keepNext/>
-        <w:spacing w:before="160" w:after="100"/>
+        <w:spacing w:before="160" w:after="100" w:line="360" w:lineRule="auto"/>
       </w:pPr>
       <w:r>
         <w:rPr>
-          <w:rFonts w:ascii="Arial" w:hAnsi="Arial" w:eastAsia="Arial"/>
+          <w:rFonts w:ascii="Arial" w:hAnsi="Arial" w:eastAsia="Arial" w:cs="Arial"/>
           <w:b/>
           <w:i w:val="0"/>
-          <w:color w:val="17365D"/>
+          <w:color w:val="000000"/>
           <w:sz w:val="32"/>
         </w:rPr>
         <w:t>COMP1786 Logbook Upload Template</w:t>
@@ -20,30 +20,30 @@
     </w:p>
     <w:p>
       <w:pPr>
-        <w:spacing w:after="120"/>
+        <w:spacing w:after="120" w:line="360" w:lineRule="auto"/>
       </w:pPr>
       <w:r>
         <w:rPr>
-          <w:rFonts w:ascii="Arial" w:hAnsi="Arial" w:eastAsia="Arial"/>
+          <w:rFonts w:ascii="Arial" w:hAnsi="Arial" w:eastAsia="Arial" w:cs="Arial"/>
           <w:b w:val="0"/>
           <w:i w:val="0"/>
-          <w:color w:val="222222"/>
-          <w:sz w:val="18"/>
+          <w:color w:val="000000"/>
+          <w:sz w:val="22"/>
         </w:rPr>
-        <w:t>COMP1786 (2026–27) Mobile Application Design and Development — CW2 logbook, Exercise 2.</w:t>
+        <w:t>COMP1786 (2026-27) Mobile Application Design and Development - CW2 logbook, Exercise 2.</w:t>
       </w:r>
     </w:p>
     <w:p>
       <w:pPr>
         <w:keepNext/>
-        <w:spacing w:before="160" w:after="100"/>
+        <w:spacing w:before="160" w:after="100" w:line="360" w:lineRule="auto"/>
       </w:pPr>
       <w:r>
         <w:rPr>
-          <w:rFonts w:ascii="Arial" w:hAnsi="Arial" w:eastAsia="Arial"/>
+          <w:rFonts w:ascii="Arial" w:hAnsi="Arial" w:eastAsia="Arial" w:cs="Arial"/>
           <w:b/>
           <w:i w:val="0"/>
-          <w:color w:val="17365D"/>
+          <w:color w:val="000000"/>
           <w:sz w:val="28"/>
         </w:rPr>
         <w:t>1.    Basic Information</w:t>
@@ -57,8 +57,8 @@
         <w:tblLook w:firstColumn="1" w:firstRow="1" w:lastColumn="0" w:lastRow="0" w:noHBand="0" w:noVBand="1" w:val="04A0"/>
       </w:tblPr>
       <w:tblGrid>
-        <w:gridCol w:w="5233"/>
-        <w:gridCol w:w="5233"/>
+        <w:gridCol w:w="4961"/>
+        <w:gridCol w:w="4961"/>
       </w:tblGrid>
       <w:tr>
         <w:tc>
@@ -81,15 +81,15 @@
           </w:tcPr>
           <w:p>
             <w:pPr>
-              <w:spacing w:after="0"/>
+              <w:spacing w:after="0" w:line="360" w:lineRule="auto"/>
             </w:pPr>
             <w:r>
               <w:rPr>
-                <w:rFonts w:ascii="Arial" w:hAnsi="Arial" w:eastAsia="Arial"/>
+                <w:rFonts w:ascii="Arial" w:hAnsi="Arial" w:eastAsia="Arial" w:cs="Arial"/>
                 <w:b/>
                 <w:i w:val="0"/>
-                <w:color w:val="17365D"/>
-                <w:sz w:val="19"/>
+                <w:color w:val="000000"/>
+                <w:sz w:val="22"/>
               </w:rPr>
               <w:t>1.1  Student name</w:t>
             </w:r>
@@ -114,15 +114,15 @@
           </w:tcPr>
           <w:p>
             <w:pPr>
-              <w:spacing w:after="0"/>
+              <w:spacing w:after="0" w:line="360" w:lineRule="auto"/>
             </w:pPr>
             <w:r>
               <w:rPr>
-                <w:rFonts w:ascii="Arial" w:hAnsi="Arial" w:eastAsia="Arial"/>
+                <w:rFonts w:ascii="Arial" w:hAnsi="Arial" w:eastAsia="Arial" w:cs="Arial"/>
                 <w:b w:val="0"/>
                 <w:i w:val="0"/>
-                <w:color w:val="222222"/>
-                <w:sz w:val="19"/>
+                <w:color w:val="000000"/>
+                <w:sz w:val="22"/>
               </w:rPr>
               <w:t>Htun Khaing Lynn</w:t>
               <w:br/>
@@ -152,15 +152,15 @@
           </w:tcPr>
           <w:p>
             <w:pPr>
-              <w:spacing w:after="0"/>
+              <w:spacing w:after="0" w:line="360" w:lineRule="auto"/>
             </w:pPr>
             <w:r>
               <w:rPr>
-                <w:rFonts w:ascii="Arial" w:hAnsi="Arial" w:eastAsia="Arial"/>
+                <w:rFonts w:ascii="Arial" w:hAnsi="Arial" w:eastAsia="Arial" w:cs="Arial"/>
                 <w:b/>
                 <w:i w:val="0"/>
-                <w:color w:val="17365D"/>
-                <w:sz w:val="19"/>
+                <w:color w:val="000000"/>
+                <w:sz w:val="22"/>
               </w:rPr>
               <w:t>1.2  Who did you work with?</w:t>
             </w:r>
@@ -185,15 +185,15 @@
           </w:tcPr>
           <w:p>
             <w:pPr>
-              <w:spacing w:after="0"/>
+              <w:spacing w:after="0" w:line="360" w:lineRule="auto"/>
             </w:pPr>
             <w:r>
               <w:rPr>
-                <w:rFonts w:ascii="Arial" w:hAnsi="Arial" w:eastAsia="Arial"/>
+                <w:rFonts w:ascii="Arial" w:hAnsi="Arial" w:eastAsia="Arial" w:cs="Arial"/>
                 <w:b w:val="0"/>
                 <w:i w:val="0"/>
-                <w:color w:val="222222"/>
-                <w:sz w:val="19"/>
+                <w:color w:val="000000"/>
+                <w:sz w:val="22"/>
               </w:rPr>
               <w:t>Name: Not applicable</w:t>
               <w:br/>
@@ -225,15 +225,15 @@
           </w:tcPr>
           <w:p>
             <w:pPr>
-              <w:spacing w:after="0"/>
+              <w:spacing w:after="0" w:line="360" w:lineRule="auto"/>
             </w:pPr>
             <w:r>
               <w:rPr>
-                <w:rFonts w:ascii="Arial" w:hAnsi="Arial" w:eastAsia="Arial"/>
+                <w:rFonts w:ascii="Arial" w:hAnsi="Arial" w:eastAsia="Arial" w:cs="Arial"/>
                 <w:b/>
                 <w:i w:val="0"/>
-                <w:color w:val="17365D"/>
-                <w:sz w:val="19"/>
+                <w:color w:val="000000"/>
+                <w:sz w:val="22"/>
               </w:rPr>
               <w:t>1.3  Which Exercise is this?</w:t>
             </w:r>
@@ -258,15 +258,15 @@
           </w:tcPr>
           <w:p>
             <w:pPr>
-              <w:spacing w:after="0"/>
+              <w:spacing w:after="0" w:line="360" w:lineRule="auto"/>
             </w:pPr>
             <w:r>
               <w:rPr>
-                <w:rFonts w:ascii="Arial" w:hAnsi="Arial" w:eastAsia="Arial"/>
+                <w:rFonts w:ascii="Arial" w:hAnsi="Arial" w:eastAsia="Arial" w:cs="Arial"/>
                 <w:b w:val="0"/>
                 <w:i w:val="0"/>
-                <w:color w:val="222222"/>
-                <w:sz w:val="19"/>
+                <w:color w:val="000000"/>
+                <w:sz w:val="22"/>
               </w:rPr>
               <w:t>Exercise 2</w:t>
             </w:r>
@@ -294,15 +294,15 @@
           </w:tcPr>
           <w:p>
             <w:pPr>
-              <w:spacing w:after="0"/>
+              <w:spacing w:after="0" w:line="360" w:lineRule="auto"/>
             </w:pPr>
             <w:r>
               <w:rPr>
-                <w:rFonts w:ascii="Arial" w:hAnsi="Arial" w:eastAsia="Arial"/>
+                <w:rFonts w:ascii="Arial" w:hAnsi="Arial" w:eastAsia="Arial" w:cs="Arial"/>
                 <w:b/>
                 <w:i w:val="0"/>
-                <w:color w:val="17365D"/>
-                <w:sz w:val="19"/>
+                <w:color w:val="000000"/>
+                <w:sz w:val="22"/>
               </w:rPr>
               <w:t>1.4  How well did you complete the exercise? Tick as appropriate.</w:t>
             </w:r>
@@ -327,15 +327,15 @@
           </w:tcPr>
           <w:p>
             <w:pPr>
-              <w:spacing w:after="0"/>
+              <w:spacing w:after="0" w:line="360" w:lineRule="auto"/>
             </w:pPr>
             <w:r>
               <w:rPr>
-                <w:rFonts w:ascii="Arial" w:hAnsi="Arial" w:eastAsia="Arial"/>
+                <w:rFonts w:ascii="Arial" w:hAnsi="Arial" w:eastAsia="Arial" w:cs="Arial"/>
                 <w:b w:val="0"/>
                 <w:i w:val="0"/>
-                <w:color w:val="222222"/>
-                <w:sz w:val="19"/>
+                <w:color w:val="000000"/>
+                <w:sz w:val="22"/>
               </w:rPr>
               <w:t>☐ I tried but couldn't complete it</w:t>
               <w:br/>
@@ -369,15 +369,15 @@
           </w:tcPr>
           <w:p>
             <w:pPr>
-              <w:spacing w:after="0"/>
+              <w:spacing w:after="0" w:line="360" w:lineRule="auto"/>
             </w:pPr>
             <w:r>
               <w:rPr>
-                <w:rFonts w:ascii="Arial" w:hAnsi="Arial" w:eastAsia="Arial"/>
+                <w:rFonts w:ascii="Arial" w:hAnsi="Arial" w:eastAsia="Arial" w:cs="Arial"/>
                 <w:b/>
                 <w:i w:val="0"/>
-                <w:color w:val="17365D"/>
-                <w:sz w:val="19"/>
+                <w:color w:val="000000"/>
+                <w:sz w:val="22"/>
               </w:rPr>
               <w:t>1.5  Briefly explain your answer to question 1.4</w:t>
             </w:r>
@@ -402,15 +402,15 @@
           </w:tcPr>
           <w:p>
             <w:pPr>
-              <w:spacing w:after="0"/>
+              <w:spacing w:after="0" w:line="360" w:lineRule="auto"/>
             </w:pPr>
             <w:r>
               <w:rPr>
-                <w:rFonts w:ascii="Arial" w:hAnsi="Arial" w:eastAsia="Arial"/>
+                <w:rFonts w:ascii="Arial" w:hAnsi="Arial" w:eastAsia="Arial" w:cs="Arial"/>
                 <w:b w:val="0"/>
                 <w:i w:val="0"/>
-                <w:color w:val="222222"/>
-                <w:sz w:val="19"/>
+                <w:color w:val="000000"/>
+                <w:sz w:val="22"/>
               </w:rPr>
               <w:t>The native Event Manager shows a list of events and provides a form for name, date, location, organiser and one of Conference, Workshop, Seminar, Social or Other. Date entry is improved beyond a string field: a Material date picker returns LocalDate, Room converts that typed value for storage, and the list formats it as DD/MM/YYYY. Required fields are checked before the review step, event type is a read-only enum menu, and a valid confirmed event appears on the list. The final coursework app persists data even though persistence was not required for this exercise.</w:t>
             </w:r>
@@ -419,21 +419,29 @@
       </w:tr>
     </w:tbl>
     <w:p>
+      <w:pPr>
+        <w:spacing w:line="360" w:lineRule="auto"/>
+      </w:pPr>
       <w:r>
+        <w:rPr>
+          <w:rFonts w:ascii="Arial" w:hAnsi="Arial" w:eastAsia="Arial" w:cs="Arial"/>
+          <w:color w:val="000000"/>
+          <w:sz w:val="22"/>
+        </w:rPr>
         <w:br w:type="page"/>
       </w:r>
     </w:p>
     <w:p>
       <w:pPr>
         <w:keepNext/>
-        <w:spacing w:before="160" w:after="100"/>
+        <w:spacing w:before="160" w:after="100" w:line="360" w:lineRule="auto"/>
       </w:pPr>
       <w:r>
         <w:rPr>
-          <w:rFonts w:ascii="Arial" w:hAnsi="Arial" w:eastAsia="Arial"/>
+          <w:rFonts w:ascii="Arial" w:hAnsi="Arial" w:eastAsia="Arial" w:cs="Arial"/>
           <w:b/>
           <w:i w:val="0"/>
-          <w:color w:val="17365D"/>
+          <w:color w:val="000000"/>
           <w:sz w:val="28"/>
         </w:rPr>
         <w:t>2.    Exercise answer</w:t>
@@ -442,30 +450,30 @@
     <w:p>
       <w:pPr>
         <w:keepNext/>
-        <w:spacing w:before="160" w:after="100"/>
+        <w:spacing w:before="160" w:after="100" w:line="360" w:lineRule="auto"/>
       </w:pPr>
       <w:r>
         <w:rPr>
-          <w:rFonts w:ascii="Arial" w:hAnsi="Arial" w:eastAsia="Arial"/>
+          <w:rFonts w:ascii="Arial" w:hAnsi="Arial" w:eastAsia="Arial" w:cs="Arial"/>
           <w:b/>
           <w:i w:val="0"/>
-          <w:color w:val="17365D"/>
-          <w:sz w:val="26"/>
+          <w:color w:val="000000"/>
+          <w:sz w:val="24"/>
         </w:rPr>
         <w:t>2.1  Screen shots demonstrating what you achieved</w:t>
       </w:r>
     </w:p>
     <w:p>
       <w:pPr>
-        <w:spacing w:after="120"/>
+        <w:spacing w:after="120" w:line="360" w:lineRule="auto"/>
       </w:pPr>
       <w:r>
         <w:rPr>
-          <w:rFonts w:ascii="Arial" w:hAnsi="Arial" w:eastAsia="Arial"/>
+          <w:rFonts w:ascii="Arial" w:hAnsi="Arial" w:eastAsia="Arial" w:cs="Arial"/>
           <w:b w:val="0"/>
           <w:i w:val="0"/>
-          <w:color w:val="222222"/>
-          <w:sz w:val="20"/>
+          <w:color w:val="000000"/>
+          <w:sz w:val="22"/>
         </w:rPr>
         <w:t>The native code and automated checks are complete. This computer has no configured Android virtual device, so the clearly marked panels below must be replaced with genuine screenshots captured from a device or emulator before submission.</w:t>
       </w:r>
@@ -473,17 +481,17 @@
     <w:p>
       <w:pPr>
         <w:keepNext/>
-        <w:spacing w:before="160" w:after="100"/>
+        <w:spacing w:before="160" w:after="100" w:line="360" w:lineRule="auto"/>
       </w:pPr>
       <w:r>
         <w:rPr>
-          <w:rFonts w:ascii="Arial" w:hAnsi="Arial" w:eastAsia="Arial"/>
+          <w:rFonts w:ascii="Arial" w:hAnsi="Arial" w:eastAsia="Arial" w:cs="Arial"/>
           <w:b/>
           <w:i w:val="0"/>
-          <w:color w:val="17365D"/>
-          <w:sz w:val="22"/>
+          <w:color w:val="000000"/>
+          <w:sz w:val="24"/>
         </w:rPr>
-        <w:t>Screenshot 1 — Empty event list</w:t>
+        <w:t>Screenshot 1 - Empty event list</w:t>
       </w:r>
     </w:p>
     <w:tbl>
@@ -493,12 +501,12 @@
         <w:tblLook w:firstColumn="1" w:firstRow="1" w:lastColumn="0" w:lastRow="0" w:noHBand="0" w:noVBand="1" w:val="04A0"/>
       </w:tblPr>
       <w:tblGrid>
-        <w:gridCol w:w="10466"/>
+        <w:gridCol w:w="9922"/>
       </w:tblGrid>
       <w:tr>
         <w:tc>
           <w:tcPr>
-            <w:tcW w:type="dxa" w:w="10466"/>
+            <w:tcW w:type="dxa" w:w="9922"/>
             <w:shd w:fill="FFF2CC"/>
             <w:tcBorders>
               <w:top w:val="single" w:sz="14" w:color="FFC000"/>
@@ -516,14 +524,15 @@
           </w:tcPr>
           <w:p>
             <w:pPr>
+              <w:spacing w:line="360" w:lineRule="auto"/>
               <w:jc w:val="center"/>
             </w:pPr>
             <w:r>
               <w:rPr>
-                <w:rFonts w:ascii="Arial" w:hAnsi="Arial" w:eastAsia="Arial"/>
+                <w:rFonts w:ascii="Arial" w:hAnsi="Arial" w:eastAsia="Arial" w:cs="Arial"/>
                 <w:b/>
                 <w:i w:val="0"/>
-                <w:color w:val="17365D"/>
+                <w:color w:val="000000"/>
                 <w:sz w:val="28"/>
               </w:rPr>
               <w:t>GENUINE ANDROID SCREENSHOT REQUIRED</w:t>
@@ -531,30 +540,32 @@
           </w:p>
           <w:p>
             <w:pPr>
+              <w:spacing w:line="360" w:lineRule="auto"/>
               <w:jc w:val="center"/>
             </w:pPr>
             <w:r>
               <w:rPr>
-                <w:rFonts w:ascii="Arial" w:hAnsi="Arial" w:eastAsia="Arial"/>
+                <w:rFonts w:ascii="Arial" w:hAnsi="Arial" w:eastAsia="Arial" w:cs="Arial"/>
                 <w:b w:val="0"/>
                 <w:i w:val="0"/>
-                <w:color w:val="222222"/>
-                <w:sz w:val="18"/>
+                <w:color w:val="000000"/>
+                <w:sz w:val="22"/>
               </w:rPr>
               <w:t>Run app after clearing its data and capture No events yet plus the New event action.</w:t>
             </w:r>
           </w:p>
           <w:p>
             <w:pPr>
+              <w:spacing w:line="360" w:lineRule="auto"/>
               <w:jc w:val="center"/>
             </w:pPr>
             <w:r>
               <w:rPr>
-                <w:rFonts w:ascii="Arial" w:hAnsi="Arial" w:eastAsia="Arial"/>
+                <w:rFonts w:ascii="Arial" w:hAnsi="Arial" w:eastAsia="Arial" w:cs="Arial"/>
                 <w:b/>
                 <w:i w:val="0"/>
-                <w:color w:val="9C6500"/>
-                <w:sz w:val="17"/>
+                <w:color w:val="000000"/>
+                <w:sz w:val="22"/>
               </w:rPr>
               <w:t>Replace this entire yellow panel with the screenshot.</w:t>
             </w:r>
@@ -564,38 +575,46 @@
     </w:tbl>
     <w:p>
       <w:pPr>
-        <w:spacing w:after="120"/>
+        <w:spacing w:after="120" w:before="120" w:line="360" w:lineRule="auto"/>
       </w:pPr>
       <w:r>
         <w:rPr>
-          <w:rFonts w:ascii="Arial" w:hAnsi="Arial" w:eastAsia="Arial"/>
+          <w:rFonts w:ascii="Arial" w:hAnsi="Arial" w:eastAsia="Arial" w:cs="Arial"/>
           <w:b w:val="0"/>
           <w:i w:val="0"/>
-          <w:color w:val="222222"/>
-          <w:sz w:val="19"/>
+          <w:color w:val="000000"/>
+          <w:sz w:val="22"/>
         </w:rPr>
         <w:t>What this demonstrates: The initial list and the entry point for adding an event.</w:t>
       </w:r>
     </w:p>
     <w:p>
+      <w:pPr>
+        <w:spacing w:line="360" w:lineRule="auto"/>
+      </w:pPr>
       <w:r>
+        <w:rPr>
+          <w:rFonts w:ascii="Arial" w:hAnsi="Arial" w:eastAsia="Arial" w:cs="Arial"/>
+          <w:color w:val="000000"/>
+          <w:sz w:val="22"/>
+        </w:rPr>
         <w:br w:type="page"/>
       </w:r>
     </w:p>
     <w:p>
       <w:pPr>
         <w:keepNext/>
-        <w:spacing w:before="160" w:after="100"/>
+        <w:spacing w:before="160" w:after="100" w:line="360" w:lineRule="auto"/>
       </w:pPr>
       <w:r>
         <w:rPr>
-          <w:rFonts w:ascii="Arial" w:hAnsi="Arial" w:eastAsia="Arial"/>
+          <w:rFonts w:ascii="Arial" w:hAnsi="Arial" w:eastAsia="Arial" w:cs="Arial"/>
           <w:b/>
           <w:i w:val="0"/>
-          <w:color w:val="17365D"/>
-          <w:sz w:val="22"/>
+          <w:color w:val="000000"/>
+          <w:sz w:val="24"/>
         </w:rPr>
-        <w:t>Screenshot 2 — Add event form</w:t>
+        <w:t>Screenshot 2 - Add event form</w:t>
       </w:r>
     </w:p>
     <w:tbl>
@@ -605,12 +624,12 @@
         <w:tblLook w:firstColumn="1" w:firstRow="1" w:lastColumn="0" w:lastRow="0" w:noHBand="0" w:noVBand="1" w:val="04A0"/>
       </w:tblPr>
       <w:tblGrid>
-        <w:gridCol w:w="10466"/>
+        <w:gridCol w:w="9922"/>
       </w:tblGrid>
       <w:tr>
         <w:tc>
           <w:tcPr>
-            <w:tcW w:type="dxa" w:w="10466"/>
+            <w:tcW w:type="dxa" w:w="9922"/>
             <w:shd w:fill="FFF2CC"/>
             <w:tcBorders>
               <w:top w:val="single" w:sz="14" w:color="FFC000"/>
@@ -628,14 +647,15 @@
           </w:tcPr>
           <w:p>
             <w:pPr>
+              <w:spacing w:line="360" w:lineRule="auto"/>
               <w:jc w:val="center"/>
             </w:pPr>
             <w:r>
               <w:rPr>
-                <w:rFonts w:ascii="Arial" w:hAnsi="Arial" w:eastAsia="Arial"/>
+                <w:rFonts w:ascii="Arial" w:hAnsi="Arial" w:eastAsia="Arial" w:cs="Arial"/>
                 <w:b/>
                 <w:i w:val="0"/>
-                <w:color w:val="17365D"/>
+                <w:color w:val="000000"/>
                 <w:sz w:val="28"/>
               </w:rPr>
               <w:t>GENUINE ANDROID SCREENSHOT REQUIRED</w:t>
@@ -643,30 +663,32 @@
           </w:p>
           <w:p>
             <w:pPr>
+              <w:spacing w:line="360" w:lineRule="auto"/>
               <w:jc w:val="center"/>
             </w:pPr>
             <w:r>
               <w:rPr>
-                <w:rFonts w:ascii="Arial" w:hAnsi="Arial" w:eastAsia="Arial"/>
+                <w:rFonts w:ascii="Arial" w:hAnsi="Arial" w:eastAsia="Arial" w:cs="Arial"/>
                 <w:b w:val="0"/>
                 <w:i w:val="0"/>
-                <w:color w:val="222222"/>
-                <w:sz w:val="18"/>
+                <w:color w:val="000000"/>
+                <w:sz w:val="22"/>
               </w:rPr>
               <w:t>Open New event and capture name, date picker, organiser, type, status, location and optional details.</w:t>
             </w:r>
           </w:p>
           <w:p>
             <w:pPr>
+              <w:spacing w:line="360" w:lineRule="auto"/>
               <w:jc w:val="center"/>
             </w:pPr>
             <w:r>
               <w:rPr>
-                <w:rFonts w:ascii="Arial" w:hAnsi="Arial" w:eastAsia="Arial"/>
+                <w:rFonts w:ascii="Arial" w:hAnsi="Arial" w:eastAsia="Arial" w:cs="Arial"/>
                 <w:b/>
                 <w:i w:val="0"/>
-                <w:color w:val="9C6500"/>
-                <w:sz w:val="17"/>
+                <w:color w:val="000000"/>
+                <w:sz w:val="22"/>
               </w:rPr>
               <w:t>Replace this entire yellow panel with the screenshot.</w:t>
             </w:r>
@@ -676,38 +698,46 @@
     </w:tbl>
     <w:p>
       <w:pPr>
-        <w:spacing w:after="120"/>
+        <w:spacing w:after="120" w:before="120" w:line="360" w:lineRule="auto"/>
       </w:pPr>
       <w:r>
         <w:rPr>
-          <w:rFonts w:ascii="Arial" w:hAnsi="Arial" w:eastAsia="Arial"/>
+          <w:rFonts w:ascii="Arial" w:hAnsi="Arial" w:eastAsia="Arial" w:cs="Arial"/>
           <w:b w:val="0"/>
           <w:i w:val="0"/>
-          <w:color w:val="222222"/>
-          <w:sz w:val="19"/>
+          <w:color w:val="000000"/>
+          <w:sz w:val="22"/>
         </w:rPr>
         <w:t>What this demonstrates: Suitable controls for all required event fields; the date is selected, not typed.</w:t>
       </w:r>
     </w:p>
     <w:p>
+      <w:pPr>
+        <w:spacing w:line="360" w:lineRule="auto"/>
+      </w:pPr>
       <w:r>
+        <w:rPr>
+          <w:rFonts w:ascii="Arial" w:hAnsi="Arial" w:eastAsia="Arial" w:cs="Arial"/>
+          <w:color w:val="000000"/>
+          <w:sz w:val="22"/>
+        </w:rPr>
         <w:br w:type="page"/>
       </w:r>
     </w:p>
     <w:p>
       <w:pPr>
         <w:keepNext/>
-        <w:spacing w:before="160" w:after="100"/>
+        <w:spacing w:before="160" w:after="100" w:line="360" w:lineRule="auto"/>
       </w:pPr>
       <w:r>
         <w:rPr>
-          <w:rFonts w:ascii="Arial" w:hAnsi="Arial" w:eastAsia="Arial"/>
+          <w:rFonts w:ascii="Arial" w:hAnsi="Arial" w:eastAsia="Arial" w:cs="Arial"/>
           <w:b/>
           <w:i w:val="0"/>
-          <w:color w:val="17365D"/>
-          <w:sz w:val="22"/>
+          <w:color w:val="000000"/>
+          <w:sz w:val="24"/>
         </w:rPr>
-        <w:t>Screenshot 3 — Event type menu</w:t>
+        <w:t>Screenshot 3 - Event type menu</w:t>
       </w:r>
     </w:p>
     <w:tbl>
@@ -717,12 +747,12 @@
         <w:tblLook w:firstColumn="1" w:firstRow="1" w:lastColumn="0" w:lastRow="0" w:noHBand="0" w:noVBand="1" w:val="04A0"/>
       </w:tblPr>
       <w:tblGrid>
-        <w:gridCol w:w="10466"/>
+        <w:gridCol w:w="9922"/>
       </w:tblGrid>
       <w:tr>
         <w:tc>
           <w:tcPr>
-            <w:tcW w:type="dxa" w:w="10466"/>
+            <w:tcW w:type="dxa" w:w="9922"/>
             <w:shd w:fill="FFF2CC"/>
             <w:tcBorders>
               <w:top w:val="single" w:sz="14" w:color="FFC000"/>
@@ -740,14 +770,15 @@
           </w:tcPr>
           <w:p>
             <w:pPr>
+              <w:spacing w:line="360" w:lineRule="auto"/>
               <w:jc w:val="center"/>
             </w:pPr>
             <w:r>
               <w:rPr>
-                <w:rFonts w:ascii="Arial" w:hAnsi="Arial" w:eastAsia="Arial"/>
+                <w:rFonts w:ascii="Arial" w:hAnsi="Arial" w:eastAsia="Arial" w:cs="Arial"/>
                 <w:b/>
                 <w:i w:val="0"/>
-                <w:color w:val="17365D"/>
+                <w:color w:val="000000"/>
                 <w:sz w:val="28"/>
               </w:rPr>
               <w:t>GENUINE ANDROID SCREENSHOT REQUIRED</w:t>
@@ -755,30 +786,32 @@
           </w:p>
           <w:p>
             <w:pPr>
+              <w:spacing w:line="360" w:lineRule="auto"/>
               <w:jc w:val="center"/>
             </w:pPr>
             <w:r>
               <w:rPr>
-                <w:rFonts w:ascii="Arial" w:hAnsi="Arial" w:eastAsia="Arial"/>
+                <w:rFonts w:ascii="Arial" w:hAnsi="Arial" w:eastAsia="Arial" w:cs="Arial"/>
                 <w:b w:val="0"/>
                 <w:i w:val="0"/>
-                <w:color w:val="222222"/>
-                <w:sz w:val="18"/>
+                <w:color w:val="000000"/>
+                <w:sz w:val="22"/>
               </w:rPr>
               <w:t>Open Event type and capture Conference, Workshop, Seminar, Social and Other.</w:t>
             </w:r>
           </w:p>
           <w:p>
             <w:pPr>
+              <w:spacing w:line="360" w:lineRule="auto"/>
               <w:jc w:val="center"/>
             </w:pPr>
             <w:r>
               <w:rPr>
-                <w:rFonts w:ascii="Arial" w:hAnsi="Arial" w:eastAsia="Arial"/>
+                <w:rFonts w:ascii="Arial" w:hAnsi="Arial" w:eastAsia="Arial" w:cs="Arial"/>
                 <w:b/>
                 <w:i w:val="0"/>
-                <w:color w:val="9C6500"/>
-                <w:sz w:val="17"/>
+                <w:color w:val="000000"/>
+                <w:sz w:val="22"/>
               </w:rPr>
               <w:t>Replace this entire yellow panel with the screenshot.</w:t>
             </w:r>
@@ -788,38 +821,46 @@
     </w:tbl>
     <w:p>
       <w:pPr>
-        <w:spacing w:after="120"/>
+        <w:spacing w:after="120" w:before="120" w:line="360" w:lineRule="auto"/>
       </w:pPr>
       <w:r>
         <w:rPr>
-          <w:rFonts w:ascii="Arial" w:hAnsi="Arial" w:eastAsia="Arial"/>
+          <w:rFonts w:ascii="Arial" w:hAnsi="Arial" w:eastAsia="Arial" w:cs="Arial"/>
           <w:b w:val="0"/>
           <w:i w:val="0"/>
-          <w:color w:val="222222"/>
-          <w:sz w:val="19"/>
+          <w:color w:val="000000"/>
+          <w:sz w:val="22"/>
         </w:rPr>
         <w:t>What this demonstrates: The exact predefined types are selectable and invalid free text is impossible.</w:t>
       </w:r>
     </w:p>
     <w:p>
+      <w:pPr>
+        <w:spacing w:line="360" w:lineRule="auto"/>
+      </w:pPr>
       <w:r>
+        <w:rPr>
+          <w:rFonts w:ascii="Arial" w:hAnsi="Arial" w:eastAsia="Arial" w:cs="Arial"/>
+          <w:color w:val="000000"/>
+          <w:sz w:val="22"/>
+        </w:rPr>
         <w:br w:type="page"/>
       </w:r>
     </w:p>
     <w:p>
       <w:pPr>
         <w:keepNext/>
-        <w:spacing w:before="160" w:after="100"/>
+        <w:spacing w:before="160" w:after="100" w:line="360" w:lineRule="auto"/>
       </w:pPr>
       <w:r>
         <w:rPr>
-          <w:rFonts w:ascii="Arial" w:hAnsi="Arial" w:eastAsia="Arial"/>
+          <w:rFonts w:ascii="Arial" w:hAnsi="Arial" w:eastAsia="Arial" w:cs="Arial"/>
           <w:b/>
           <w:i w:val="0"/>
-          <w:color w:val="17365D"/>
-          <w:sz w:val="22"/>
+          <w:color w:val="000000"/>
+          <w:sz w:val="24"/>
         </w:rPr>
-        <w:t>Screenshot 4 — Required validation</w:t>
+        <w:t>Screenshot 4 - Required validation</w:t>
       </w:r>
     </w:p>
     <w:tbl>
@@ -829,12 +870,12 @@
         <w:tblLook w:firstColumn="1" w:firstRow="1" w:lastColumn="0" w:lastRow="0" w:noHBand="0" w:noVBand="1" w:val="04A0"/>
       </w:tblPr>
       <w:tblGrid>
-        <w:gridCol w:w="10466"/>
+        <w:gridCol w:w="9922"/>
       </w:tblGrid>
       <w:tr>
         <w:tc>
           <w:tcPr>
-            <w:tcW w:type="dxa" w:w="10466"/>
+            <w:tcW w:type="dxa" w:w="9922"/>
             <w:shd w:fill="FFF2CC"/>
             <w:tcBorders>
               <w:top w:val="single" w:sz="14" w:color="FFC000"/>
@@ -852,14 +893,15 @@
           </w:tcPr>
           <w:p>
             <w:pPr>
+              <w:spacing w:line="360" w:lineRule="auto"/>
               <w:jc w:val="center"/>
             </w:pPr>
             <w:r>
               <w:rPr>
-                <w:rFonts w:ascii="Arial" w:hAnsi="Arial" w:eastAsia="Arial"/>
+                <w:rFonts w:ascii="Arial" w:hAnsi="Arial" w:eastAsia="Arial" w:cs="Arial"/>
                 <w:b/>
                 <w:i w:val="0"/>
-                <w:color w:val="17365D"/>
+                <w:color w:val="000000"/>
                 <w:sz w:val="28"/>
               </w:rPr>
               <w:t>GENUINE ANDROID SCREENSHOT REQUIRED</w:t>
@@ -867,30 +909,32 @@
           </w:p>
           <w:p>
             <w:pPr>
+              <w:spacing w:line="360" w:lineRule="auto"/>
               <w:jc w:val="center"/>
             </w:pPr>
             <w:r>
               <w:rPr>
-                <w:rFonts w:ascii="Arial" w:hAnsi="Arial" w:eastAsia="Arial"/>
+                <w:rFonts w:ascii="Arial" w:hAnsi="Arial" w:eastAsia="Arial" w:cs="Arial"/>
                 <w:b w:val="0"/>
                 <w:i w:val="0"/>
-                <w:color w:val="222222"/>
-                <w:sz w:val="18"/>
+                <w:color w:val="000000"/>
+                <w:sz w:val="22"/>
               </w:rPr>
               <w:t>Leave required values empty, tap Review event and capture inline errors.</w:t>
             </w:r>
           </w:p>
           <w:p>
             <w:pPr>
+              <w:spacing w:line="360" w:lineRule="auto"/>
               <w:jc w:val="center"/>
             </w:pPr>
             <w:r>
               <w:rPr>
-                <w:rFonts w:ascii="Arial" w:hAnsi="Arial" w:eastAsia="Arial"/>
+                <w:rFonts w:ascii="Arial" w:hAnsi="Arial" w:eastAsia="Arial" w:cs="Arial"/>
                 <w:b/>
                 <w:i w:val="0"/>
-                <w:color w:val="9C6500"/>
-                <w:sz w:val="17"/>
+                <w:color w:val="000000"/>
+                <w:sz w:val="22"/>
               </w:rPr>
               <w:t>Replace this entire yellow panel with the screenshot.</w:t>
             </w:r>
@@ -900,38 +944,46 @@
     </w:tbl>
     <w:p>
       <w:pPr>
-        <w:spacing w:after="120"/>
+        <w:spacing w:after="120" w:before="120" w:line="360" w:lineRule="auto"/>
       </w:pPr>
       <w:r>
         <w:rPr>
-          <w:rFonts w:ascii="Arial" w:hAnsi="Arial" w:eastAsia="Arial"/>
+          <w:rFonts w:ascii="Arial" w:hAnsi="Arial" w:eastAsia="Arial" w:cs="Arial"/>
           <w:b w:val="0"/>
           <w:i w:val="0"/>
-          <w:color w:val="222222"/>
-          <w:sz w:val="19"/>
+          <w:color w:val="000000"/>
+          <w:sz w:val="22"/>
         </w:rPr>
         <w:t>What this demonstrates: Incomplete data is rejected without losing the form.</w:t>
       </w:r>
     </w:p>
     <w:p>
+      <w:pPr>
+        <w:spacing w:line="360" w:lineRule="auto"/>
+      </w:pPr>
       <w:r>
+        <w:rPr>
+          <w:rFonts w:ascii="Arial" w:hAnsi="Arial" w:eastAsia="Arial" w:cs="Arial"/>
+          <w:color w:val="000000"/>
+          <w:sz w:val="22"/>
+        </w:rPr>
         <w:br w:type="page"/>
       </w:r>
     </w:p>
     <w:p>
       <w:pPr>
         <w:keepNext/>
-        <w:spacing w:before="160" w:after="100"/>
+        <w:spacing w:before="160" w:after="100" w:line="360" w:lineRule="auto"/>
       </w:pPr>
       <w:r>
         <w:rPr>
-          <w:rFonts w:ascii="Arial" w:hAnsi="Arial" w:eastAsia="Arial"/>
+          <w:rFonts w:ascii="Arial" w:hAnsi="Arial" w:eastAsia="Arial" w:cs="Arial"/>
           <w:b/>
           <w:i w:val="0"/>
-          <w:color w:val="17365D"/>
-          <w:sz w:val="22"/>
+          <w:color w:val="000000"/>
+          <w:sz w:val="24"/>
         </w:rPr>
-        <w:t>Screenshot 5 — Confirmation</w:t>
+        <w:t>Screenshot 5 - Confirmation</w:t>
       </w:r>
     </w:p>
     <w:tbl>
@@ -941,12 +993,12 @@
         <w:tblLook w:firstColumn="1" w:firstRow="1" w:lastColumn="0" w:lastRow="0" w:noHBand="0" w:noVBand="1" w:val="04A0"/>
       </w:tblPr>
       <w:tblGrid>
-        <w:gridCol w:w="10466"/>
+        <w:gridCol w:w="9922"/>
       </w:tblGrid>
       <w:tr>
         <w:tc>
           <w:tcPr>
-            <w:tcW w:type="dxa" w:w="10466"/>
+            <w:tcW w:type="dxa" w:w="9922"/>
             <w:shd w:fill="FFF2CC"/>
             <w:tcBorders>
               <w:top w:val="single" w:sz="14" w:color="FFC000"/>
@@ -964,14 +1016,15 @@
           </w:tcPr>
           <w:p>
             <w:pPr>
+              <w:spacing w:line="360" w:lineRule="auto"/>
               <w:jc w:val="center"/>
             </w:pPr>
             <w:r>
               <w:rPr>
-                <w:rFonts w:ascii="Arial" w:hAnsi="Arial" w:eastAsia="Arial"/>
+                <w:rFonts w:ascii="Arial" w:hAnsi="Arial" w:eastAsia="Arial" w:cs="Arial"/>
                 <w:b/>
                 <w:i w:val="0"/>
-                <w:color w:val="17365D"/>
+                <w:color w:val="000000"/>
                 <w:sz w:val="28"/>
               </w:rPr>
               <w:t>GENUINE ANDROID SCREENSHOT REQUIRED</w:t>
@@ -979,30 +1032,32 @@
           </w:p>
           <w:p>
             <w:pPr>
+              <w:spacing w:line="360" w:lineRule="auto"/>
               <w:jc w:val="center"/>
             </w:pPr>
             <w:r>
               <w:rPr>
-                <w:rFonts w:ascii="Arial" w:hAnsi="Arial" w:eastAsia="Arial"/>
+                <w:rFonts w:ascii="Arial" w:hAnsi="Arial" w:eastAsia="Arial" w:cs="Arial"/>
                 <w:b w:val="0"/>
                 <w:i w:val="0"/>
-                <w:color w:val="222222"/>
-                <w:sz w:val="18"/>
+                <w:color w:val="000000"/>
+                <w:sz w:val="22"/>
               </w:rPr>
               <w:t>Enter a complete event, tap Review event and capture Confirm event details.</w:t>
             </w:r>
           </w:p>
           <w:p>
             <w:pPr>
+              <w:spacing w:line="360" w:lineRule="auto"/>
               <w:jc w:val="center"/>
             </w:pPr>
             <w:r>
               <w:rPr>
-                <w:rFonts w:ascii="Arial" w:hAnsi="Arial" w:eastAsia="Arial"/>
+                <w:rFonts w:ascii="Arial" w:hAnsi="Arial" w:eastAsia="Arial" w:cs="Arial"/>
                 <w:b/>
                 <w:i w:val="0"/>
-                <w:color w:val="9C6500"/>
-                <w:sz w:val="17"/>
+                <w:color w:val="000000"/>
+                <w:sz w:val="22"/>
               </w:rPr>
               <w:t>Replace this entire yellow panel with the screenshot.</w:t>
             </w:r>
@@ -1012,38 +1067,46 @@
     </w:tbl>
     <w:p>
       <w:pPr>
-        <w:spacing w:after="120"/>
+        <w:spacing w:after="120" w:before="120" w:line="360" w:lineRule="auto"/>
       </w:pPr>
       <w:r>
         <w:rPr>
-          <w:rFonts w:ascii="Arial" w:hAnsi="Arial" w:eastAsia="Arial"/>
+          <w:rFonts w:ascii="Arial" w:hAnsi="Arial" w:eastAsia="Arial" w:cs="Arial"/>
           <w:b w:val="0"/>
           <w:i w:val="0"/>
-          <w:color w:val="222222"/>
-          <w:sz w:val="19"/>
+          <w:color w:val="000000"/>
+          <w:sz w:val="22"/>
         </w:rPr>
         <w:t>What this demonstrates: The user can verify or edit values before saving.</w:t>
       </w:r>
     </w:p>
     <w:p>
+      <w:pPr>
+        <w:spacing w:line="360" w:lineRule="auto"/>
+      </w:pPr>
       <w:r>
+        <w:rPr>
+          <w:rFonts w:ascii="Arial" w:hAnsi="Arial" w:eastAsia="Arial" w:cs="Arial"/>
+          <w:color w:val="000000"/>
+          <w:sz w:val="22"/>
+        </w:rPr>
         <w:br w:type="page"/>
       </w:r>
     </w:p>
     <w:p>
       <w:pPr>
         <w:keepNext/>
-        <w:spacing w:before="160" w:after="100"/>
+        <w:spacing w:before="160" w:after="100" w:line="360" w:lineRule="auto"/>
       </w:pPr>
       <w:r>
         <w:rPr>
-          <w:rFonts w:ascii="Arial" w:hAnsi="Arial" w:eastAsia="Arial"/>
+          <w:rFonts w:ascii="Arial" w:hAnsi="Arial" w:eastAsia="Arial" w:cs="Arial"/>
           <w:b/>
           <w:i w:val="0"/>
-          <w:color w:val="17365D"/>
-          <w:sz w:val="22"/>
+          <w:color w:val="000000"/>
+          <w:sz w:val="24"/>
         </w:rPr>
-        <w:t>Screenshot 6 — Saved event</w:t>
+        <w:t>Screenshot 6 - Saved event</w:t>
       </w:r>
     </w:p>
     <w:tbl>
@@ -1053,12 +1116,12 @@
         <w:tblLook w:firstColumn="1" w:firstRow="1" w:lastColumn="0" w:lastRow="0" w:noHBand="0" w:noVBand="1" w:val="04A0"/>
       </w:tblPr>
       <w:tblGrid>
-        <w:gridCol w:w="10466"/>
+        <w:gridCol w:w="9922"/>
       </w:tblGrid>
       <w:tr>
         <w:tc>
           <w:tcPr>
-            <w:tcW w:type="dxa" w:w="10466"/>
+            <w:tcW w:type="dxa" w:w="9922"/>
             <w:shd w:fill="FFF2CC"/>
             <w:tcBorders>
               <w:top w:val="single" w:sz="14" w:color="FFC000"/>
@@ -1076,14 +1139,15 @@
           </w:tcPr>
           <w:p>
             <w:pPr>
+              <w:spacing w:line="360" w:lineRule="auto"/>
               <w:jc w:val="center"/>
             </w:pPr>
             <w:r>
               <w:rPr>
-                <w:rFonts w:ascii="Arial" w:hAnsi="Arial" w:eastAsia="Arial"/>
+                <w:rFonts w:ascii="Arial" w:hAnsi="Arial" w:eastAsia="Arial" w:cs="Arial"/>
                 <w:b/>
                 <w:i w:val="0"/>
-                <w:color w:val="17365D"/>
+                <w:color w:val="000000"/>
                 <w:sz w:val="28"/>
               </w:rPr>
               <w:t>GENUINE ANDROID SCREENSHOT REQUIRED</w:t>
@@ -1091,30 +1155,32 @@
           </w:p>
           <w:p>
             <w:pPr>
+              <w:spacing w:line="360" w:lineRule="auto"/>
               <w:jc w:val="center"/>
             </w:pPr>
             <w:r>
               <w:rPr>
-                <w:rFonts w:ascii="Arial" w:hAnsi="Arial" w:eastAsia="Arial"/>
+                <w:rFonts w:ascii="Arial" w:hAnsi="Arial" w:eastAsia="Arial" w:cs="Arial"/>
                 <w:b w:val="0"/>
                 <w:i w:val="0"/>
-                <w:color w:val="222222"/>
-                <w:sz w:val="18"/>
+                <w:color w:val="000000"/>
+                <w:sz w:val="22"/>
               </w:rPr>
               <w:t>Confirm the event and capture its card with formatted date, organiser, location and type.</w:t>
             </w:r>
           </w:p>
           <w:p>
             <w:pPr>
+              <w:spacing w:line="360" w:lineRule="auto"/>
               <w:jc w:val="center"/>
             </w:pPr>
             <w:r>
               <w:rPr>
-                <w:rFonts w:ascii="Arial" w:hAnsi="Arial" w:eastAsia="Arial"/>
+                <w:rFonts w:ascii="Arial" w:hAnsi="Arial" w:eastAsia="Arial" w:cs="Arial"/>
                 <w:b/>
                 <w:i w:val="0"/>
-                <w:color w:val="9C6500"/>
-                <w:sz w:val="17"/>
+                <w:color w:val="000000"/>
+                <w:sz w:val="22"/>
               </w:rPr>
               <w:t>Replace this entire yellow panel with the screenshot.</w:t>
             </w:r>
@@ -1124,51 +1190,59 @@
     </w:tbl>
     <w:p>
       <w:pPr>
-        <w:spacing w:after="120"/>
+        <w:spacing w:after="120" w:before="120" w:line="360" w:lineRule="auto"/>
       </w:pPr>
       <w:r>
         <w:rPr>
-          <w:rFonts w:ascii="Arial" w:hAnsi="Arial" w:eastAsia="Arial"/>
+          <w:rFonts w:ascii="Arial" w:hAnsi="Arial" w:eastAsia="Arial" w:cs="Arial"/>
           <w:b w:val="0"/>
           <w:i w:val="0"/>
-          <w:color w:val="222222"/>
-          <w:sz w:val="19"/>
+          <w:color w:val="000000"/>
+          <w:sz w:val="22"/>
         </w:rPr>
         <w:t>What this demonstrates: A valid event is added and displayed in the list.</w:t>
       </w:r>
     </w:p>
     <w:p>
+      <w:pPr>
+        <w:spacing w:line="360" w:lineRule="auto"/>
+      </w:pPr>
       <w:r>
+        <w:rPr>
+          <w:rFonts w:ascii="Arial" w:hAnsi="Arial" w:eastAsia="Arial" w:cs="Arial"/>
+          <w:color w:val="000000"/>
+          <w:sz w:val="22"/>
+        </w:rPr>
         <w:br w:type="page"/>
       </w:r>
     </w:p>
     <w:p>
       <w:pPr>
         <w:keepNext/>
-        <w:spacing w:before="160" w:after="100"/>
+        <w:spacing w:before="160" w:after="100" w:line="360" w:lineRule="auto"/>
       </w:pPr>
       <w:r>
         <w:rPr>
-          <w:rFonts w:ascii="Arial" w:hAnsi="Arial" w:eastAsia="Arial"/>
+          <w:rFonts w:ascii="Arial" w:hAnsi="Arial" w:eastAsia="Arial" w:cs="Arial"/>
           <w:b/>
           <w:i w:val="0"/>
-          <w:color w:val="17365D"/>
-          <w:sz w:val="26"/>
+          <w:color w:val="000000"/>
+          <w:sz w:val="24"/>
         </w:rPr>
         <w:t>2.2  Code that you wrote</w:t>
       </w:r>
     </w:p>
     <w:p>
       <w:pPr>
-        <w:spacing w:after="120"/>
+        <w:spacing w:after="120" w:line="360" w:lineRule="auto"/>
       </w:pPr>
       <w:r>
         <w:rPr>
-          <w:rFonts w:ascii="Arial" w:hAnsi="Arial" w:eastAsia="Arial"/>
+          <w:rFonts w:ascii="Arial" w:hAnsi="Arial" w:eastAsia="Arial" w:cs="Arial"/>
           <w:b w:val="0"/>
           <w:i w:val="0"/>
-          <w:color w:val="222222"/>
-          <w:sz w:val="20"/>
+          <w:color w:val="000000"/>
+          <w:sz w:val="22"/>
         </w:rPr>
         <w:t>The relevant source is copied below as text, not screenshots. Generated files and build output are excluded.</w:t>
       </w:r>
@@ -1176,46 +1250,46 @@
     <w:p>
       <w:pPr>
         <w:keepNext/>
-        <w:spacing w:before="160" w:after="100"/>
+        <w:spacing w:before="160" w:after="100" w:line="360" w:lineRule="auto"/>
       </w:pPr>
       <w:r>
         <w:rPr>
-          <w:rFonts w:ascii="Arial" w:hAnsi="Arial" w:eastAsia="Arial"/>
+          <w:rFonts w:ascii="Arial" w:hAnsi="Arial" w:eastAsia="Arial" w:cs="Arial"/>
           <w:b/>
           <w:i w:val="0"/>
-          <w:color w:val="17365D"/>
-          <w:sz w:val="21"/>
+          <w:color w:val="000000"/>
+          <w:sz w:val="24"/>
         </w:rPr>
         <w:t>app/src/main/java/com/example/eventmanager/model/EventOptions.kt</w:t>
       </w:r>
     </w:p>
     <w:p>
       <w:pPr>
-        <w:spacing w:after="120"/>
+        <w:spacing w:after="120" w:line="360" w:lineRule="auto"/>
       </w:pPr>
       <w:r>
         <w:rPr>
-          <w:rFonts w:ascii="Arial" w:hAnsi="Arial" w:eastAsia="Arial"/>
+          <w:rFonts w:ascii="Arial" w:hAnsi="Arial" w:eastAsia="Arial" w:cs="Arial"/>
           <w:b w:val="0"/>
           <w:i w:val="0"/>
-          <w:color w:val="222222"/>
-          <w:sz w:val="18"/>
+          <w:color w:val="000000"/>
+          <w:sz w:val="22"/>
         </w:rPr>
         <w:t>EventType defines the five allowed values as a Kotlin enum, so the form can offer choices rather than accepting arbitrary text.</w:t>
       </w:r>
     </w:p>
     <w:p>
       <w:pPr>
-        <w:spacing w:after="80" w:line="206" w:lineRule="auto"/>
+        <w:spacing w:after="80" w:line="360" w:lineRule="auto"/>
         <w:shd w:fill="F2F2F2"/>
       </w:pPr>
       <w:r>
         <w:rPr>
-          <w:rFonts w:ascii="Courier New" w:hAnsi="Courier New" w:eastAsia="Courier New"/>
+          <w:rFonts w:ascii="Arial" w:hAnsi="Arial" w:eastAsia="Arial" w:cs="Arial"/>
           <w:b w:val="0"/>
           <w:i w:val="0"/>
-          <w:color w:val="222222"/>
-          <w:sz w:val="13"/>
+          <w:color w:val="000000"/>
+          <w:sz w:val="22"/>
         </w:rPr>
         <w:t>0001  package com.example.eventmanager.model</w:t>
         <w:br/>
@@ -1267,53 +1341,61 @@
       </w:r>
     </w:p>
     <w:p>
+      <w:pPr>
+        <w:spacing w:line="360" w:lineRule="auto"/>
+      </w:pPr>
       <w:r>
+        <w:rPr>
+          <w:rFonts w:ascii="Arial" w:hAnsi="Arial" w:eastAsia="Arial" w:cs="Arial"/>
+          <w:color w:val="000000"/>
+          <w:sz w:val="22"/>
+        </w:rPr>
         <w:br w:type="page"/>
       </w:r>
     </w:p>
     <w:p>
       <w:pPr>
         <w:keepNext/>
-        <w:spacing w:before="160" w:after="100"/>
+        <w:spacing w:before="160" w:after="100" w:line="360" w:lineRule="auto"/>
       </w:pPr>
       <w:r>
         <w:rPr>
-          <w:rFonts w:ascii="Arial" w:hAnsi="Arial" w:eastAsia="Arial"/>
+          <w:rFonts w:ascii="Arial" w:hAnsi="Arial" w:eastAsia="Arial" w:cs="Arial"/>
           <w:b/>
           <w:i w:val="0"/>
-          <w:color w:val="17365D"/>
-          <w:sz w:val="21"/>
+          <w:color w:val="000000"/>
+          <w:sz w:val="24"/>
         </w:rPr>
         <w:t>app/src/main/java/com/example/eventmanager/model/EventDateTime.kt</w:t>
       </w:r>
     </w:p>
     <w:p>
       <w:pPr>
-        <w:spacing w:after="120"/>
+        <w:spacing w:after="120" w:line="360" w:lineRule="auto"/>
       </w:pPr>
       <w:r>
         <w:rPr>
-          <w:rFonts w:ascii="Arial" w:hAnsi="Arial" w:eastAsia="Arial"/>
+          <w:rFonts w:ascii="Arial" w:hAnsi="Arial" w:eastAsia="Arial" w:cs="Arial"/>
           <w:b w:val="0"/>
           <w:i w:val="0"/>
-          <w:color w:val="222222"/>
-          <w:sz w:val="18"/>
+          <w:color w:val="000000"/>
+          <w:sz w:val="22"/>
         </w:rPr>
         <w:t>The formatter displays LocalDate as DD/MM/YYYY while keeping the model as a real calendar type.</w:t>
       </w:r>
     </w:p>
     <w:p>
       <w:pPr>
-        <w:spacing w:after="80" w:line="206" w:lineRule="auto"/>
+        <w:spacing w:after="80" w:line="360" w:lineRule="auto"/>
         <w:shd w:fill="F2F2F2"/>
       </w:pPr>
       <w:r>
         <w:rPr>
-          <w:rFonts w:ascii="Courier New" w:hAnsi="Courier New" w:eastAsia="Courier New"/>
+          <w:rFonts w:ascii="Arial" w:hAnsi="Arial" w:eastAsia="Arial" w:cs="Arial"/>
           <w:b w:val="0"/>
           <w:i w:val="0"/>
-          <w:color w:val="222222"/>
-          <w:sz w:val="13"/>
+          <w:color w:val="000000"/>
+          <w:sz w:val="22"/>
         </w:rPr>
         <w:t>0001  package com.example.eventmanager.model</w:t>
         <w:br/>
@@ -1367,53 +1449,61 @@
       </w:r>
     </w:p>
     <w:p>
+      <w:pPr>
+        <w:spacing w:line="360" w:lineRule="auto"/>
+      </w:pPr>
       <w:r>
+        <w:rPr>
+          <w:rFonts w:ascii="Arial" w:hAnsi="Arial" w:eastAsia="Arial" w:cs="Arial"/>
+          <w:color w:val="000000"/>
+          <w:sz w:val="22"/>
+        </w:rPr>
         <w:br w:type="page"/>
       </w:r>
     </w:p>
     <w:p>
       <w:pPr>
         <w:keepNext/>
-        <w:spacing w:before="160" w:after="100"/>
+        <w:spacing w:before="160" w:after="100" w:line="360" w:lineRule="auto"/>
       </w:pPr>
       <w:r>
         <w:rPr>
-          <w:rFonts w:ascii="Arial" w:hAnsi="Arial" w:eastAsia="Arial"/>
+          <w:rFonts w:ascii="Arial" w:hAnsi="Arial" w:eastAsia="Arial" w:cs="Arial"/>
           <w:b/>
           <w:i w:val="0"/>
-          <w:color w:val="17365D"/>
-          <w:sz w:val="21"/>
+          <w:color w:val="000000"/>
+          <w:sz w:val="24"/>
         </w:rPr>
         <w:t>app/src/main/java/com/example/eventmanager/model/Validation.kt</w:t>
       </w:r>
     </w:p>
     <w:p>
       <w:pPr>
-        <w:spacing w:after="120"/>
+        <w:spacing w:after="120" w:line="360" w:lineRule="auto"/>
       </w:pPr>
       <w:r>
         <w:rPr>
-          <w:rFonts w:ascii="Arial" w:hAnsi="Arial" w:eastAsia="Arial"/>
+          <w:rFonts w:ascii="Arial" w:hAnsi="Arial" w:eastAsia="Arial" w:cs="Arial"/>
           <w:b w:val="0"/>
           <w:i w:val="0"/>
-          <w:color w:val="222222"/>
-          <w:sz w:val="18"/>
+          <w:color w:val="000000"/>
+          <w:sz w:val="22"/>
         </w:rPr>
         <w:t>Reusable validation checks required event values and optional email/phone values before persistence.</w:t>
       </w:r>
     </w:p>
     <w:p>
       <w:pPr>
-        <w:spacing w:after="80" w:line="206" w:lineRule="auto"/>
+        <w:spacing w:after="80" w:line="360" w:lineRule="auto"/>
         <w:shd w:fill="F2F2F2"/>
       </w:pPr>
       <w:r>
         <w:rPr>
-          <w:rFonts w:ascii="Courier New" w:hAnsi="Courier New" w:eastAsia="Courier New"/>
+          <w:rFonts w:ascii="Arial" w:hAnsi="Arial" w:eastAsia="Arial" w:cs="Arial"/>
           <w:b w:val="0"/>
           <w:i w:val="0"/>
-          <w:color w:val="222222"/>
-          <w:sz w:val="13"/>
+          <w:color w:val="000000"/>
+          <w:sz w:val="22"/>
         </w:rPr>
         <w:t>0001  package com.example.eventmanager.model</w:t>
         <w:br/>
@@ -1493,53 +1583,61 @@
       </w:r>
     </w:p>
     <w:p>
+      <w:pPr>
+        <w:spacing w:line="360" w:lineRule="auto"/>
+      </w:pPr>
       <w:r>
+        <w:rPr>
+          <w:rFonts w:ascii="Arial" w:hAnsi="Arial" w:eastAsia="Arial" w:cs="Arial"/>
+          <w:color w:val="000000"/>
+          <w:sz w:val="22"/>
+        </w:rPr>
         <w:br w:type="page"/>
       </w:r>
     </w:p>
     <w:p>
       <w:pPr>
         <w:keepNext/>
-        <w:spacing w:before="160" w:after="100"/>
+        <w:spacing w:before="160" w:after="100" w:line="360" w:lineRule="auto"/>
       </w:pPr>
       <w:r>
         <w:rPr>
-          <w:rFonts w:ascii="Arial" w:hAnsi="Arial" w:eastAsia="Arial"/>
+          <w:rFonts w:ascii="Arial" w:hAnsi="Arial" w:eastAsia="Arial" w:cs="Arial"/>
           <w:b/>
           <w:i w:val="0"/>
-          <w:color w:val="17365D"/>
-          <w:sz w:val="21"/>
+          <w:color w:val="000000"/>
+          <w:sz w:val="24"/>
         </w:rPr>
         <w:t>app/src/main/java/com/example/eventmanager/ui/DateTimePickerFields.kt</w:t>
       </w:r>
     </w:p>
     <w:p>
       <w:pPr>
-        <w:spacing w:after="120"/>
+        <w:spacing w:after="120" w:line="360" w:lineRule="auto"/>
       </w:pPr>
       <w:r>
         <w:rPr>
-          <w:rFonts w:ascii="Arial" w:hAnsi="Arial" w:eastAsia="Arial"/>
+          <w:rFonts w:ascii="Arial" w:hAnsi="Arial" w:eastAsia="Arial" w:cs="Arial"/>
           <w:b w:val="0"/>
           <w:i w:val="0"/>
-          <w:color w:val="222222"/>
-          <w:sz w:val="18"/>
+          <w:color w:val="000000"/>
+          <w:sz w:val="22"/>
         </w:rPr>
         <w:t>The Material date and time pickers return LocalDate and LocalTime, eliminating free-form date/time boxes.</w:t>
       </w:r>
     </w:p>
     <w:p>
       <w:pPr>
-        <w:spacing w:after="80" w:line="206" w:lineRule="auto"/>
+        <w:spacing w:after="80" w:line="360" w:lineRule="auto"/>
         <w:shd w:fill="F2F2F2"/>
       </w:pPr>
       <w:r>
         <w:rPr>
-          <w:rFonts w:ascii="Courier New" w:hAnsi="Courier New" w:eastAsia="Courier New"/>
+          <w:rFonts w:ascii="Arial" w:hAnsi="Arial" w:eastAsia="Arial" w:cs="Arial"/>
           <w:b w:val="0"/>
           <w:i w:val="0"/>
-          <w:color w:val="222222"/>
-          <w:sz w:val="13"/>
+          <w:color w:val="000000"/>
+          <w:sz w:val="22"/>
         </w:rPr>
         <w:t>0001  package com.example.eventmanager.ui</w:t>
         <w:br/>
@@ -1877,53 +1975,61 @@
       </w:r>
     </w:p>
     <w:p>
+      <w:pPr>
+        <w:spacing w:line="360" w:lineRule="auto"/>
+      </w:pPr>
       <w:r>
+        <w:rPr>
+          <w:rFonts w:ascii="Arial" w:hAnsi="Arial" w:eastAsia="Arial" w:cs="Arial"/>
+          <w:color w:val="000000"/>
+          <w:sz w:val="22"/>
+        </w:rPr>
         <w:br w:type="page"/>
       </w:r>
     </w:p>
     <w:p>
       <w:pPr>
         <w:keepNext/>
-        <w:spacing w:before="160" w:after="100"/>
+        <w:spacing w:before="160" w:after="100" w:line="360" w:lineRule="auto"/>
       </w:pPr>
       <w:r>
         <w:rPr>
-          <w:rFonts w:ascii="Arial" w:hAnsi="Arial" w:eastAsia="Arial"/>
+          <w:rFonts w:ascii="Arial" w:hAnsi="Arial" w:eastAsia="Arial" w:cs="Arial"/>
           <w:b/>
           <w:i w:val="0"/>
-          <w:color w:val="17365D"/>
-          <w:sz w:val="21"/>
+          <w:color w:val="000000"/>
+          <w:sz w:val="24"/>
         </w:rPr>
         <w:t>app/src/main/java/com/example/eventmanager/ui/EventFormScreen.kt</w:t>
       </w:r>
     </w:p>
     <w:p>
       <w:pPr>
-        <w:spacing w:after="120"/>
+        <w:spacing w:after="120" w:line="360" w:lineRule="auto"/>
       </w:pPr>
       <w:r>
         <w:rPr>
-          <w:rFonts w:ascii="Arial" w:hAnsi="Arial" w:eastAsia="Arial"/>
+          <w:rFonts w:ascii="Arial" w:hAnsi="Arial" w:eastAsia="Arial" w:cs="Arial"/>
           <w:b w:val="0"/>
           <w:i w:val="0"/>
-          <w:color w:val="222222"/>
-          <w:sz w:val="18"/>
+          <w:color w:val="000000"/>
+          <w:sz w:val="22"/>
         </w:rPr>
         <w:t>The Compose form uses the picker and enum menus, shows inline errors and presents a complete confirmation dialog before saving.</w:t>
       </w:r>
     </w:p>
     <w:p>
       <w:pPr>
-        <w:spacing w:after="80" w:line="206" w:lineRule="auto"/>
+        <w:spacing w:after="80" w:line="360" w:lineRule="auto"/>
         <w:shd w:fill="F2F2F2"/>
       </w:pPr>
       <w:r>
         <w:rPr>
-          <w:rFonts w:ascii="Courier New" w:hAnsi="Courier New" w:eastAsia="Courier New"/>
+          <w:rFonts w:ascii="Arial" w:hAnsi="Arial" w:eastAsia="Arial" w:cs="Arial"/>
           <w:b w:val="0"/>
           <w:i w:val="0"/>
-          <w:color w:val="222222"/>
-          <w:sz w:val="13"/>
+          <w:color w:val="000000"/>
+          <w:sz w:val="22"/>
         </w:rPr>
         <w:t>0001  package com.example.eventmanager.ui</w:t>
         <w:br/>
@@ -2563,53 +2669,61 @@
       </w:r>
     </w:p>
     <w:p>
+      <w:pPr>
+        <w:spacing w:line="360" w:lineRule="auto"/>
+      </w:pPr>
       <w:r>
+        <w:rPr>
+          <w:rFonts w:ascii="Arial" w:hAnsi="Arial" w:eastAsia="Arial" w:cs="Arial"/>
+          <w:color w:val="000000"/>
+          <w:sz w:val="22"/>
+        </w:rPr>
         <w:br w:type="page"/>
       </w:r>
     </w:p>
     <w:p>
       <w:pPr>
         <w:keepNext/>
-        <w:spacing w:before="160" w:after="100"/>
+        <w:spacing w:before="160" w:after="100" w:line="360" w:lineRule="auto"/>
       </w:pPr>
       <w:r>
         <w:rPr>
-          <w:rFonts w:ascii="Arial" w:hAnsi="Arial" w:eastAsia="Arial"/>
+          <w:rFonts w:ascii="Arial" w:hAnsi="Arial" w:eastAsia="Arial" w:cs="Arial"/>
           <w:b/>
           <w:i w:val="0"/>
-          <w:color w:val="17365D"/>
-          <w:sz w:val="21"/>
+          <w:color w:val="000000"/>
+          <w:sz w:val="24"/>
         </w:rPr>
         <w:t>app/src/main/java/com/example/eventmanager/ui/EventListScreen.kt</w:t>
       </w:r>
     </w:p>
     <w:p>
       <w:pPr>
-        <w:spacing w:after="120"/>
+        <w:spacing w:after="120" w:line="360" w:lineRule="auto"/>
       </w:pPr>
       <w:r>
         <w:rPr>
-          <w:rFonts w:ascii="Arial" w:hAnsi="Arial" w:eastAsia="Arial"/>
+          <w:rFonts w:ascii="Arial" w:hAnsi="Arial" w:eastAsia="Arial" w:cs="Arial"/>
           <w:b w:val="0"/>
           <w:i w:val="0"/>
-          <w:color w:val="222222"/>
-          <w:sz w:val="18"/>
+          <w:color w:val="000000"/>
+          <w:sz w:val="22"/>
         </w:rPr>
         <w:t>The observable event list formats dates, exposes search/filters and shows the stored type, status and session count.</w:t>
       </w:r>
     </w:p>
     <w:p>
       <w:pPr>
-        <w:spacing w:after="80" w:line="206" w:lineRule="auto"/>
+        <w:spacing w:after="80" w:line="360" w:lineRule="auto"/>
         <w:shd w:fill="F2F2F2"/>
       </w:pPr>
       <w:r>
         <w:rPr>
-          <w:rFonts w:ascii="Courier New" w:hAnsi="Courier New" w:eastAsia="Courier New"/>
+          <w:rFonts w:ascii="Arial" w:hAnsi="Arial" w:eastAsia="Arial" w:cs="Arial"/>
           <w:b w:val="0"/>
           <w:i w:val="0"/>
-          <w:color w:val="222222"/>
-          <w:sz w:val="13"/>
+          <w:color w:val="000000"/>
+          <w:sz w:val="22"/>
         </w:rPr>
         <w:t>0001  package com.example.eventmanager.ui</w:t>
         <w:br/>
@@ -3094,7 +3208,7 @@
       <w:headerReference w:type="default" r:id="rId11"/>
       <w:footerReference w:type="default" r:id="rId12"/>
       <w:pgSz w:w="11906" w:h="16838"/>
-      <w:pgMar w:top="720" w:right="720" w:bottom="720" w:left="720" w:header="709" w:footer="709" w:gutter="0"/>
+      <w:pgMar w:top="1134" w:right="992" w:bottom="567" w:left="992" w:header="709" w:footer="709" w:gutter="0"/>
       <w:cols w:space="708"/>
       <w:docGrid w:linePitch="360"/>
     </w:sectPr>
@@ -3107,19 +3221,25 @@
   <w:p>
     <w:pPr>
       <w:pStyle w:val="Footer"/>
+      <w:spacing w:line="360" w:lineRule="auto"/>
       <w:jc w:val="right"/>
     </w:pPr>
     <w:r>
       <w:rPr>
-        <w:rFonts w:ascii="Arial" w:hAnsi="Arial" w:eastAsia="Arial"/>
+        <w:rFonts w:ascii="Arial" w:hAnsi="Arial" w:eastAsia="Arial" w:cs="Arial"/>
         <w:b w:val="0"/>
         <w:i w:val="0"/>
-        <w:color w:val="555555"/>
-        <w:sz w:val="16"/>
+        <w:color w:val="000000"/>
+        <w:sz w:val="22"/>
       </w:rPr>
       <w:t xml:space="preserve">COMP1786 Exercise 2  |  Page </w:t>
     </w:r>
     <w:r>
+      <w:rPr>
+        <w:rFonts w:ascii="Arial" w:hAnsi="Arial" w:eastAsia="Arial" w:cs="Arial"/>
+        <w:color w:val="000000"/>
+        <w:sz w:val="22"/>
+      </w:rPr>
       <w:fldChar w:fldCharType="begin"/>
       <w:instrText xml:space="preserve">PAGE</w:instrText>
       <w:fldChar w:fldCharType="separate"/>
@@ -3128,15 +3248,20 @@
     </w:r>
     <w:r>
       <w:rPr>
-        <w:rFonts w:ascii="Arial" w:hAnsi="Arial" w:eastAsia="Arial"/>
+        <w:rFonts w:ascii="Arial" w:hAnsi="Arial" w:eastAsia="Arial" w:cs="Arial"/>
         <w:b w:val="0"/>
         <w:i w:val="0"/>
-        <w:color w:val="555555"/>
-        <w:sz w:val="16"/>
+        <w:color w:val="000000"/>
+        <w:sz w:val="22"/>
       </w:rPr>
       <w:t xml:space="preserve"> of </w:t>
     </w:r>
     <w:r>
+      <w:rPr>
+        <w:rFonts w:ascii="Arial" w:hAnsi="Arial" w:eastAsia="Arial" w:cs="Arial"/>
+        <w:color w:val="000000"/>
+        <w:sz w:val="22"/>
+      </w:rPr>
       <w:fldChar w:fldCharType="begin"/>
       <w:instrText xml:space="preserve">NUMPAGES</w:instrText>
       <w:fldChar w:fldCharType="separate"/>
@@ -3152,14 +3277,15 @@
   <w:p>
     <w:pPr>
       <w:pStyle w:val="Header"/>
+      <w:spacing w:line="360" w:lineRule="auto"/>
     </w:pPr>
     <w:r>
       <w:rPr>
-        <w:rFonts w:ascii="Arial" w:hAnsi="Arial" w:eastAsia="Arial"/>
+        <w:rFonts w:ascii="Arial" w:hAnsi="Arial" w:eastAsia="Arial" w:cs="Arial"/>
         <w:b w:val="0"/>
         <w:i w:val="0"/>
-        <w:color w:val="555555"/>
-        <w:sz w:val="16"/>
+        <w:color w:val="000000"/>
+        <w:sz w:val="22"/>
       </w:rPr>
       <w:t>Htun Khaing Lynn | [ADD STUDENT ID]</w:t>
     </w:r>
@@ -8775,11 +8901,12 @@
     <w:qFormat/>
     <w:rsid w:val="001D649D"/>
     <w:pPr>
-      <w:spacing w:after="200" w:line="276" w:lineRule="auto"/>
+      <w:spacing w:after="200" w:line="360" w:lineRule="auto"/>
     </w:pPr>
     <w:rPr>
       <w:rFonts w:ascii="Arial" w:hAnsi="Arial" w:eastAsia="Arial"/>
-      <w:sz w:val="20"/>
+      <w:color w:val="000000"/>
+      <w:sz w:val="22"/>
       <w:szCs w:val="22"/>
       <w:lang w:eastAsia="en-US"/>
     </w:rPr>

--- a/coursework-documents/COMP1786_CW2_Exercise_2_Logbook.docx
+++ b/coursework-documents/COMP1786_CW2_Exercise_2_Logbook.docx
@@ -1244,7 +1244,7 @@
           <w:color w:val="000000"/>
           <w:sz w:val="22"/>
         </w:rPr>
-        <w:t>The relevant source is copied below as text, not screenshots. Generated files and build output are excluded.</w:t>
+        <w:t>The relevant source is copied below as editable text, not screenshots. No generated line numbers are added. Generated files and build output are excluded.</w:t>
       </w:r>
     </w:p>
     <w:p>
@@ -1285,59 +1285,56 @@
       </w:pPr>
       <w:r>
         <w:rPr>
-          <w:rFonts w:ascii="Arial" w:hAnsi="Arial" w:eastAsia="Arial" w:cs="Arial"/>
+          <w:rFonts w:ascii="Consolas" w:hAnsi="Consolas" w:eastAsia="Consolas" w:cs="Consolas"/>
           <w:b w:val="0"/>
           <w:i w:val="0"/>
           <w:color w:val="000000"/>
           <w:sz w:val="22"/>
         </w:rPr>
-        <w:t>0001  package com.example.eventmanager.model</w:t>
-        <w:br/>
-        <w:t xml:space="preserve">0002  </w:t>
-        <w:br/>
-        <w:t>0003  enum class EventType(val label: String) {</w:t>
-        <w:br/>
-        <w:t>0004      Conference("Conference"),</w:t>
-        <w:br/>
-        <w:t>0005      Workshop("Workshop"),</w:t>
-        <w:br/>
-        <w:t>0006      Seminar("Seminar"),</w:t>
-        <w:br/>
-        <w:t>0007      Social("Social"),</w:t>
-        <w:br/>
-        <w:t>0008      Other("Other")</w:t>
-        <w:br/>
-        <w:t>0009  }</w:t>
-        <w:br/>
-        <w:t xml:space="preserve">0010  </w:t>
-        <w:br/>
-        <w:t>0011  enum class EventStatus(val label: String) {</w:t>
-        <w:br/>
-        <w:t>0012      Upcoming("Upcoming"),</w:t>
-        <w:br/>
-        <w:t>0013      Completed("Completed"),</w:t>
-        <w:br/>
-        <w:t>0014      Cancelled("Cancelled")</w:t>
-        <w:br/>
-        <w:t>0015  }</w:t>
-        <w:br/>
-        <w:t xml:space="preserve">0016  </w:t>
-        <w:br/>
-        <w:t>0017  enum class SessionType(val label: String) {</w:t>
-        <w:br/>
-        <w:t>0018      Workshop("Workshop"),</w:t>
-        <w:br/>
-        <w:t>0019      Presentation("Presentation"),</w:t>
-        <w:br/>
-        <w:t>0020      PanelDiscussion("Panel Discussion"),</w:t>
-        <w:br/>
-        <w:t>0021      Networking("Networking"),</w:t>
-        <w:br/>
-        <w:t>0022      Keynote("Keynote"),</w:t>
-        <w:br/>
-        <w:t>0023      Others("Others")</w:t>
-        <w:br/>
-        <w:t>0024  }</w:t>
+        <w:t>package com.example.eventmanager.model</w:t>
+        <w:br/>
+        <w:br/>
+        <w:t>enum class EventType(val label: String) {</w:t>
+        <w:br/>
+        <w:t xml:space="preserve">    Conference("Conference"),</w:t>
+        <w:br/>
+        <w:t xml:space="preserve">    Workshop("Workshop"),</w:t>
+        <w:br/>
+        <w:t xml:space="preserve">    Seminar("Seminar"),</w:t>
+        <w:br/>
+        <w:t xml:space="preserve">    Social("Social"),</w:t>
+        <w:br/>
+        <w:t xml:space="preserve">    Other("Other")</w:t>
+        <w:br/>
+        <w:t>}</w:t>
+        <w:br/>
+        <w:br/>
+        <w:t>enum class EventStatus(val label: String) {</w:t>
+        <w:br/>
+        <w:t xml:space="preserve">    Upcoming("Upcoming"),</w:t>
+        <w:br/>
+        <w:t xml:space="preserve">    Completed("Completed"),</w:t>
+        <w:br/>
+        <w:t xml:space="preserve">    Cancelled("Cancelled")</w:t>
+        <w:br/>
+        <w:t>}</w:t>
+        <w:br/>
+        <w:br/>
+        <w:t>enum class SessionType(val label: String) {</w:t>
+        <w:br/>
+        <w:t xml:space="preserve">    Workshop("Workshop"),</w:t>
+        <w:br/>
+        <w:t xml:space="preserve">    Presentation("Presentation"),</w:t>
+        <w:br/>
+        <w:t xml:space="preserve">    PanelDiscussion("Panel Discussion"),</w:t>
+        <w:br/>
+        <w:t xml:space="preserve">    Networking("Networking"),</w:t>
+        <w:br/>
+        <w:t xml:space="preserve">    Keynote("Keynote"),</w:t>
+        <w:br/>
+        <w:t xml:space="preserve">    Others("Others")</w:t>
+        <w:br/>
+        <w:t>}</w:t>
       </w:r>
     </w:p>
     <w:p>
@@ -1391,61 +1388,55 @@
       </w:pPr>
       <w:r>
         <w:rPr>
-          <w:rFonts w:ascii="Arial" w:hAnsi="Arial" w:eastAsia="Arial" w:cs="Arial"/>
+          <w:rFonts w:ascii="Consolas" w:hAnsi="Consolas" w:eastAsia="Consolas" w:cs="Consolas"/>
           <w:b w:val="0"/>
           <w:i w:val="0"/>
           <w:color w:val="000000"/>
           <w:sz w:val="22"/>
         </w:rPr>
-        <w:t>0001  package com.example.eventmanager.model</w:t>
-        <w:br/>
-        <w:t xml:space="preserve">0002  </w:t>
-        <w:br/>
-        <w:t>0003  import java.time.LocalDate</w:t>
-        <w:br/>
-        <w:t>0004  import java.time.LocalTime</w:t>
-        <w:br/>
-        <w:t>0005  import java.time.format.DateTimeFormatter</w:t>
-        <w:br/>
-        <w:t>0006  import java.time.format.ResolverStyle</w:t>
-        <w:br/>
-        <w:t xml:space="preserve">0007  </w:t>
-        <w:br/>
-        <w:t>0008  object EventDateTime {</w:t>
-        <w:br/>
-        <w:t>0009      private val displayDateFormatter = DateTimeFormatter.ofPattern("dd/MM/uuuu")</w:t>
-        <w:br/>
-        <w:t>0010          .withResolverStyle(ResolverStyle.STRICT)</w:t>
-        <w:br/>
-        <w:t>0011      private val displayTimeFormatter = DateTimeFormatter.ofPattern("HH:mm")</w:t>
-        <w:br/>
-        <w:t>0012          .withResolverStyle(ResolverStyle.STRICT)</w:t>
-        <w:br/>
-        <w:t xml:space="preserve">0013  </w:t>
-        <w:br/>
-        <w:t>0014      fun displayDate(value: LocalDate): String = value.format(displayDateFormatter)</w:t>
-        <w:br/>
-        <w:t xml:space="preserve">0015  </w:t>
-        <w:br/>
-        <w:t>0016      fun displayTime(value: LocalTime): String = value.format(displayTimeFormatter)</w:t>
-        <w:br/>
-        <w:t xml:space="preserve">0017  </w:t>
-        <w:br/>
-        <w:t>0018      fun parseDisplayDate(value: String): LocalDate? = runCatching {</w:t>
-        <w:br/>
-        <w:t>0019          LocalDate.parse(value.trim(), displayDateFormatter)</w:t>
-        <w:br/>
-        <w:t>0020      }.getOrNull()</w:t>
-        <w:br/>
-        <w:t xml:space="preserve">0021  </w:t>
-        <w:br/>
-        <w:t>0022      fun parseDisplayTime(value: String): LocalTime? = runCatching {</w:t>
-        <w:br/>
-        <w:t>0023          LocalTime.parse(value.trim(), displayTimeFormatter)</w:t>
-        <w:br/>
-        <w:t>0024      }.getOrNull()</w:t>
-        <w:br/>
-        <w:t>0025  }</w:t>
+        <w:t>package com.example.eventmanager.model</w:t>
+        <w:br/>
+        <w:br/>
+        <w:t>import java.time.LocalDate</w:t>
+        <w:br/>
+        <w:t>import java.time.LocalTime</w:t>
+        <w:br/>
+        <w:t>import java.time.format.DateTimeFormatter</w:t>
+        <w:br/>
+        <w:t>import java.time.format.ResolverStyle</w:t>
+        <w:br/>
+        <w:br/>
+        <w:t>object EventDateTime {</w:t>
+        <w:br/>
+        <w:t xml:space="preserve">    private val displayDateFormatter = DateTimeFormatter.ofPattern("dd/MM/uuuu")</w:t>
+        <w:br/>
+        <w:t xml:space="preserve">        .withResolverStyle(ResolverStyle.STRICT)</w:t>
+        <w:br/>
+        <w:t xml:space="preserve">    private val displayTimeFormatter = DateTimeFormatter.ofPattern("HH:mm")</w:t>
+        <w:br/>
+        <w:t xml:space="preserve">        .withResolverStyle(ResolverStyle.STRICT)</w:t>
+        <w:br/>
+        <w:br/>
+        <w:t xml:space="preserve">    fun displayDate(value: LocalDate): String = value.format(displayDateFormatter)</w:t>
+        <w:br/>
+        <w:br/>
+        <w:t xml:space="preserve">    fun displayTime(value: LocalTime): String = value.format(displayTimeFormatter)</w:t>
+        <w:br/>
+        <w:br/>
+        <w:t xml:space="preserve">    fun parseDisplayDate(value: String): LocalDate? = runCatching {</w:t>
+        <w:br/>
+        <w:t xml:space="preserve">        LocalDate.parse(value.trim(), displayDateFormatter)</w:t>
+        <w:br/>
+        <w:t xml:space="preserve">    }.getOrNull()</w:t>
+        <w:br/>
+        <w:br/>
+        <w:t xml:space="preserve">    fun parseDisplayTime(value: String): LocalTime? = runCatching {</w:t>
+        <w:br/>
+        <w:t xml:space="preserve">        LocalTime.parse(value.trim(), displayTimeFormatter)</w:t>
+        <w:br/>
+        <w:t xml:space="preserve">    }.getOrNull()</w:t>
+        <w:br/>
+        <w:t>}</w:t>
       </w:r>
     </w:p>
     <w:p>
@@ -1499,87 +1490,81 @@
       </w:pPr>
       <w:r>
         <w:rPr>
-          <w:rFonts w:ascii="Arial" w:hAnsi="Arial" w:eastAsia="Arial" w:cs="Arial"/>
+          <w:rFonts w:ascii="Consolas" w:hAnsi="Consolas" w:eastAsia="Consolas" w:cs="Consolas"/>
           <w:b w:val="0"/>
           <w:i w:val="0"/>
           <w:color w:val="000000"/>
           <w:sz w:val="22"/>
         </w:rPr>
-        <w:t>0001  package com.example.eventmanager.model</w:t>
-        <w:br/>
-        <w:t xml:space="preserve">0002  </w:t>
-        <w:br/>
-        <w:t>0003  import java.time.LocalTime</w:t>
-        <w:br/>
-        <w:t>0004  import java.time.LocalDate</w:t>
-        <w:br/>
-        <w:t xml:space="preserve">0005  </w:t>
-        <w:br/>
-        <w:t>0006  object Validation {</w:t>
-        <w:br/>
-        <w:t>0007      private val emailRegex = Regex("^[A-Z0-9._%+-]+@[A-Z0-9.-]+\\.[A-Z]{2,}$", RegexOption.IGNORE_CASE)</w:t>
-        <w:br/>
-        <w:t>0008      private val phoneRegex = Regex("^\\+?[0-9][0-9 ()-]{6,19}$")</w:t>
-        <w:br/>
-        <w:t xml:space="preserve">0009  </w:t>
-        <w:br/>
-        <w:t>0010      fun eventErrors(</w:t>
-        <w:br/>
-        <w:t>0011          name: String,</w:t>
-        <w:br/>
-        <w:t>0012          date: LocalDate?,</w:t>
-        <w:br/>
-        <w:t>0013          organiser: String,</w:t>
-        <w:br/>
-        <w:t>0014          location: String,</w:t>
-        <w:br/>
-        <w:t>0015          email: String,</w:t>
-        <w:br/>
-        <w:t>0016          phone: String</w:t>
-        <w:br/>
-        <w:t>0017      ): Map&lt;String, String&gt; = buildMap {</w:t>
-        <w:br/>
-        <w:t>0018          if (name.isBlank()) put("name", "Please enter the event name")</w:t>
-        <w:br/>
-        <w:t>0019          if (date == null) put("date", "Please select the event date")</w:t>
-        <w:br/>
-        <w:t>0020          if (organiser.isBlank()) put("organiser", "Please enter the organiser")</w:t>
-        <w:br/>
-        <w:t>0021          if (location.isBlank()) put("location", "Please enter the location")</w:t>
-        <w:br/>
-        <w:t>0022          if (email.isNotBlank() &amp;&amp; !emailRegex.matches(email.trim())) {</w:t>
-        <w:br/>
-        <w:t>0023              put("email", "Enter a valid email address")</w:t>
-        <w:br/>
-        <w:t>0024          }</w:t>
-        <w:br/>
-        <w:t>0025          if (phone.isNotBlank() &amp;&amp; !phoneRegex.matches(phone.trim())) {</w:t>
-        <w:br/>
-        <w:t>0026              put("phone", "Enter a valid phone number")</w:t>
-        <w:br/>
-        <w:t>0027          }</w:t>
-        <w:br/>
-        <w:t>0028      }</w:t>
-        <w:br/>
-        <w:t xml:space="preserve">0029  </w:t>
-        <w:br/>
-        <w:t>0030      fun sessionErrors(name: String, time: LocalTime?): Map&lt;String, String&gt; = buildMap {</w:t>
-        <w:br/>
-        <w:t>0031          if (name.isBlank()) put("name", "Please enter the session name")</w:t>
-        <w:br/>
-        <w:t>0032          if (time == null) put("time", "Please select the session time")</w:t>
-        <w:br/>
-        <w:t>0033      }</w:t>
-        <w:br/>
-        <w:t xml:space="preserve">0034  </w:t>
-        <w:br/>
-        <w:t>0035      fun isValidDate(value: String): Boolean = EventDateTime.parseDisplayDate(value) != null</w:t>
-        <w:br/>
-        <w:t xml:space="preserve">0036  </w:t>
-        <w:br/>
-        <w:t>0037      fun isValidTime(value: String): Boolean = EventDateTime.parseDisplayTime(value) != null</w:t>
-        <w:br/>
-        <w:t>0038  }</w:t>
+        <w:t>package com.example.eventmanager.model</w:t>
+        <w:br/>
+        <w:br/>
+        <w:t>import java.time.LocalTime</w:t>
+        <w:br/>
+        <w:t>import java.time.LocalDate</w:t>
+        <w:br/>
+        <w:br/>
+        <w:t>object Validation {</w:t>
+        <w:br/>
+        <w:t xml:space="preserve">    private val emailRegex = Regex("^[A-Z0-9._%+-]+@[A-Z0-9.-]+\\.[A-Z]{2,}$", RegexOption.IGNORE_CASE)</w:t>
+        <w:br/>
+        <w:t xml:space="preserve">    private val phoneRegex = Regex("^\\+?[0-9][0-9 ()-]{6,19}$")</w:t>
+        <w:br/>
+        <w:br/>
+        <w:t xml:space="preserve">    fun eventErrors(</w:t>
+        <w:br/>
+        <w:t xml:space="preserve">        name: String,</w:t>
+        <w:br/>
+        <w:t xml:space="preserve">        date: LocalDate?,</w:t>
+        <w:br/>
+        <w:t xml:space="preserve">        organiser: String,</w:t>
+        <w:br/>
+        <w:t xml:space="preserve">        location: String,</w:t>
+        <w:br/>
+        <w:t xml:space="preserve">        email: String,</w:t>
+        <w:br/>
+        <w:t xml:space="preserve">        phone: String</w:t>
+        <w:br/>
+        <w:t xml:space="preserve">    ): Map&lt;String, String&gt; = buildMap {</w:t>
+        <w:br/>
+        <w:t xml:space="preserve">        if (name.isBlank()) put("name", "Please enter the event name")</w:t>
+        <w:br/>
+        <w:t xml:space="preserve">        if (date == null) put("date", "Please select the event date")</w:t>
+        <w:br/>
+        <w:t xml:space="preserve">        if (organiser.isBlank()) put("organiser", "Please enter the organiser")</w:t>
+        <w:br/>
+        <w:t xml:space="preserve">        if (location.isBlank()) put("location", "Please enter the location")</w:t>
+        <w:br/>
+        <w:t xml:space="preserve">        if (email.isNotBlank() &amp;&amp; !emailRegex.matches(email.trim())) {</w:t>
+        <w:br/>
+        <w:t xml:space="preserve">            put("email", "Enter a valid email address")</w:t>
+        <w:br/>
+        <w:t xml:space="preserve">        }</w:t>
+        <w:br/>
+        <w:t xml:space="preserve">        if (phone.isNotBlank() &amp;&amp; !phoneRegex.matches(phone.trim())) {</w:t>
+        <w:br/>
+        <w:t xml:space="preserve">            put("phone", "Enter a valid phone number")</w:t>
+        <w:br/>
+        <w:t xml:space="preserve">        }</w:t>
+        <w:br/>
+        <w:t xml:space="preserve">    }</w:t>
+        <w:br/>
+        <w:br/>
+        <w:t xml:space="preserve">    fun sessionErrors(name: String, time: LocalTime?): Map&lt;String, String&gt; = buildMap {</w:t>
+        <w:br/>
+        <w:t xml:space="preserve">        if (name.isBlank()) put("name", "Please enter the session name")</w:t>
+        <w:br/>
+        <w:t xml:space="preserve">        if (time == null) put("time", "Please select the session time")</w:t>
+        <w:br/>
+        <w:t xml:space="preserve">    }</w:t>
+        <w:br/>
+        <w:br/>
+        <w:t xml:space="preserve">    fun isValidDate(value: String): Boolean = EventDateTime.parseDisplayDate(value) != null</w:t>
+        <w:br/>
+        <w:br/>
+        <w:t xml:space="preserve">    fun isValidTime(value: String): Boolean = EventDateTime.parseDisplayTime(value) != null</w:t>
+        <w:br/>
+        <w:t>}</w:t>
       </w:r>
     </w:p>
     <w:p>
@@ -1633,345 +1618,340 @@
       </w:pPr>
       <w:r>
         <w:rPr>
-          <w:rFonts w:ascii="Arial" w:hAnsi="Arial" w:eastAsia="Arial" w:cs="Arial"/>
+          <w:rFonts w:ascii="Consolas" w:hAnsi="Consolas" w:eastAsia="Consolas" w:cs="Consolas"/>
           <w:b w:val="0"/>
           <w:i w:val="0"/>
           <w:color w:val="000000"/>
           <w:sz w:val="22"/>
         </w:rPr>
-        <w:t>0001  package com.example.eventmanager.ui</w:t>
-        <w:br/>
-        <w:t xml:space="preserve">0002  </w:t>
-        <w:br/>
-        <w:t>0003  import androidx.compose.foundation.layout.Arrangement</w:t>
-        <w:br/>
-        <w:t>0004  import androidx.compose.foundation.layout.Column</w:t>
-        <w:br/>
-        <w:t>0005  import androidx.compose.foundation.layout.Row</w:t>
-        <w:br/>
-        <w:t>0006  import androidx.compose.foundation.layout.fillMaxWidth</w:t>
-        <w:br/>
-        <w:t>0007  import androidx.compose.foundation.layout.padding</w:t>
-        <w:br/>
-        <w:t>0008  import androidx.compose.material.icons.Icons</w:t>
-        <w:br/>
-        <w:t>0009  import androidx.compose.material.icons.filled.CalendarMonth</w:t>
-        <w:br/>
-        <w:t>0010  import androidx.compose.material.icons.filled.Schedule</w:t>
-        <w:br/>
-        <w:t>0011  import androidx.compose.material3.AlertDialog</w:t>
-        <w:br/>
-        <w:t>0012  import androidx.compose.material3.DatePicker</w:t>
-        <w:br/>
-        <w:t>0013  import androidx.compose.material3.DatePickerDialog</w:t>
-        <w:br/>
-        <w:t>0014  import androidx.compose.material3.ExperimentalMaterial3Api</w:t>
-        <w:br/>
-        <w:t>0015  import androidx.compose.material3.Icon</w:t>
-        <w:br/>
-        <w:t>0016  import androidx.compose.material3.MaterialTheme</w:t>
-        <w:br/>
-        <w:t>0017  import androidx.compose.material3.OutlinedButton</w:t>
-        <w:br/>
-        <w:t>0018  import androidx.compose.material3.Text</w:t>
-        <w:br/>
-        <w:t>0019  import androidx.compose.material3.TextButton</w:t>
-        <w:br/>
-        <w:t>0020  import androidx.compose.material3.TimePicker</w:t>
-        <w:br/>
-        <w:t>0021  import androidx.compose.material3.rememberDatePickerState</w:t>
-        <w:br/>
-        <w:t>0022  import androidx.compose.material3.rememberTimePickerState</w:t>
-        <w:br/>
-        <w:t>0023  import androidx.compose.runtime.Composable</w:t>
-        <w:br/>
-        <w:t>0024  import androidx.compose.runtime.getValue</w:t>
-        <w:br/>
-        <w:t>0025  import androidx.compose.runtime.mutableStateOf</w:t>
-        <w:br/>
-        <w:t>0026  import androidx.compose.runtime.remember</w:t>
-        <w:br/>
-        <w:t>0027  import androidx.compose.runtime.setValue</w:t>
-        <w:br/>
-        <w:t>0028  import androidx.compose.ui.Alignment</w:t>
-        <w:br/>
-        <w:t>0029  import androidx.compose.ui.Modifier</w:t>
-        <w:br/>
-        <w:t>0030  import androidx.compose.ui.unit.dp</w:t>
-        <w:br/>
-        <w:t>0031  import com.example.eventmanager.model.EventDateTime</w:t>
-        <w:br/>
-        <w:t>0032  import java.time.Instant</w:t>
-        <w:br/>
-        <w:t>0033  import java.time.LocalDate</w:t>
-        <w:br/>
-        <w:t>0034  import java.time.LocalTime</w:t>
-        <w:br/>
-        <w:t>0035  import java.time.ZoneOffset</w:t>
-        <w:br/>
-        <w:t xml:space="preserve">0036  </w:t>
-        <w:br/>
-        <w:t>0037  @OptIn(ExperimentalMaterial3Api::class)</w:t>
-        <w:br/>
-        <w:t>0038  @Composable</w:t>
-        <w:br/>
-        <w:t>0039  fun DatePickerField(</w:t>
-        <w:br/>
-        <w:t>0040      value: LocalDate?,</w:t>
-        <w:br/>
-        <w:t>0041      onValueChange: (LocalDate?) -&gt; Unit,</w:t>
-        <w:br/>
-        <w:t>0042      label: String,</w:t>
-        <w:br/>
-        <w:t>0043      modifier: Modifier = Modifier,</w:t>
-        <w:br/>
-        <w:t>0044      error: String? = null</w:t>
-        <w:br/>
-        <w:t>0045  ) {</w:t>
-        <w:br/>
-        <w:t>0046      var open by remember { mutableStateOf(false) }</w:t>
-        <w:br/>
-        <w:t>0047      Column(modifier) {</w:t>
-        <w:br/>
-        <w:t>0048          OutlinedButton(onClick = { open = true }, modifier = Modifier.fillMaxWidth()) {</w:t>
-        <w:br/>
-        <w:t>0049              Row(</w:t>
-        <w:br/>
-        <w:t>0050                  modifier = Modifier.fillMaxWidth().padding(vertical = 4.dp),</w:t>
-        <w:br/>
-        <w:t>0051                  verticalAlignment = Alignment.CenterVertically,</w:t>
-        <w:br/>
-        <w:t>0052                  horizontalArrangement = Arrangement.spacedBy(12.dp)</w:t>
-        <w:br/>
-        <w:t>0053              ) {</w:t>
-        <w:br/>
-        <w:t>0054                  Icon(Icons.Default.CalendarMonth, contentDescription = null)</w:t>
-        <w:br/>
-        <w:t>0055                  Column {</w:t>
-        <w:br/>
-        <w:t>0056                      Text(label, style = MaterialTheme.typography.labelMedium)</w:t>
-        <w:br/>
-        <w:t>0057                      Text(</w:t>
-        <w:br/>
-        <w:t>0058                          value?.let(EventDateTime::displayDate) ?: "Select date",</w:t>
-        <w:br/>
-        <w:t>0059                          style = MaterialTheme.typography.bodyLarge</w:t>
-        <w:br/>
-        <w:t>0060                      )</w:t>
-        <w:br/>
-        <w:t>0061                  }</w:t>
-        <w:br/>
-        <w:t>0062              }</w:t>
-        <w:br/>
-        <w:t>0063          }</w:t>
-        <w:br/>
-        <w:t>0064          if (error != null) {</w:t>
-        <w:br/>
-        <w:t>0065              Text(</w:t>
-        <w:br/>
-        <w:t>0066                  error,</w:t>
-        <w:br/>
-        <w:t>0067                  color = MaterialTheme.colorScheme.error,</w:t>
-        <w:br/>
-        <w:t>0068                  style = MaterialTheme.typography.bodySmall,</w:t>
-        <w:br/>
-        <w:t>0069                  modifier = Modifier.padding(start = 16.dp, top = 4.dp)</w:t>
-        <w:br/>
-        <w:t>0070              )</w:t>
-        <w:br/>
-        <w:t>0071          }</w:t>
-        <w:br/>
-        <w:t>0072      }</w:t>
-        <w:br/>
-        <w:t xml:space="preserve">0073  </w:t>
-        <w:br/>
-        <w:t>0074      if (open) {</w:t>
-        <w:br/>
-        <w:t>0075          val state = rememberDatePickerState(</w:t>
-        <w:br/>
-        <w:t>0076              initialSelectedDateMillis = value</w:t>
-        <w:br/>
-        <w:t>0077                  ?.atStartOfDay(ZoneOffset.UTC)</w:t>
-        <w:br/>
-        <w:t>0078                  ?.toInstant()</w:t>
-        <w:br/>
-        <w:t>0079                  ?.toEpochMilli()</w:t>
-        <w:br/>
-        <w:t>0080          )</w:t>
-        <w:br/>
-        <w:t>0081          DatePickerDialog(</w:t>
-        <w:br/>
-        <w:t>0082              onDismissRequest = { open = false },</w:t>
-        <w:br/>
-        <w:t>0083              confirmButton = {</w:t>
-        <w:br/>
-        <w:t>0084                  TextButton(</w:t>
-        <w:br/>
-        <w:t>0085                      enabled = state.selectedDateMillis != null,</w:t>
-        <w:br/>
-        <w:t>0086                      onClick = {</w:t>
-        <w:br/>
-        <w:t>0087                          state.selectedDateMillis?.let { millis -&gt;</w:t>
-        <w:br/>
-        <w:t>0088                              onValueChange(</w:t>
-        <w:br/>
-        <w:t>0089                                  Instant.ofEpochMilli(millis).atZone(ZoneOffset.UTC).toLocalDate()</w:t>
-        <w:br/>
-        <w:t>0090                              )</w:t>
-        <w:br/>
-        <w:t>0091                          }</w:t>
-        <w:br/>
-        <w:t>0092                          open = false</w:t>
-        <w:br/>
-        <w:t>0093                      }</w:t>
-        <w:br/>
-        <w:t>0094                  ) { Text("Use date") }</w:t>
-        <w:br/>
-        <w:t>0095              },</w:t>
-        <w:br/>
-        <w:t>0096              dismissButton = {</w:t>
-        <w:br/>
-        <w:t>0097                  TextButton(onClick = {</w:t>
-        <w:br/>
-        <w:t>0098                      if (value != null) onValueChange(null)</w:t>
-        <w:br/>
-        <w:t>0099                      open = false</w:t>
-        <w:br/>
-        <w:t>0100                  }) { Text(if (value == null) "Cancel" else "Clear") }</w:t>
-        <w:br/>
-        <w:t>0101              }</w:t>
-        <w:br/>
-        <w:t>0102          ) { DatePicker(state = state) }</w:t>
-        <w:br/>
-        <w:t>0103      }</w:t>
-        <w:br/>
-        <w:t>0104  }</w:t>
-        <w:br/>
-        <w:t xml:space="preserve">0105  </w:t>
-        <w:br/>
-        <w:t>0106  @OptIn(ExperimentalMaterial3Api::class)</w:t>
-        <w:br/>
-        <w:t>0107  @Composable</w:t>
-        <w:br/>
-        <w:t>0108  fun TimePickerField(</w:t>
-        <w:br/>
-        <w:t>0109      value: LocalTime?,</w:t>
-        <w:br/>
-        <w:t>0110      onValueChange: (LocalTime?) -&gt; Unit,</w:t>
-        <w:br/>
-        <w:t>0111      label: String,</w:t>
-        <w:br/>
-        <w:t>0112      modifier: Modifier = Modifier,</w:t>
-        <w:br/>
-        <w:t>0113      error: String? = null</w:t>
-        <w:br/>
-        <w:t>0114  ) {</w:t>
-        <w:br/>
-        <w:t>0115      var open by remember { mutableStateOf(false) }</w:t>
-        <w:br/>
-        <w:t>0116      Column(modifier) {</w:t>
-        <w:br/>
-        <w:t>0117          OutlinedButton(onClick = { open = true }, modifier = Modifier.fillMaxWidth()) {</w:t>
-        <w:br/>
-        <w:t>0118              Row(</w:t>
-        <w:br/>
-        <w:t>0119                  modifier = Modifier.fillMaxWidth().padding(vertical = 4.dp),</w:t>
-        <w:br/>
-        <w:t>0120                  verticalAlignment = Alignment.CenterVertically,</w:t>
-        <w:br/>
-        <w:t>0121                  horizontalArrangement = Arrangement.spacedBy(12.dp)</w:t>
-        <w:br/>
-        <w:t>0122              ) {</w:t>
-        <w:br/>
-        <w:t>0123                  Icon(Icons.Default.Schedule, contentDescription = null)</w:t>
-        <w:br/>
-        <w:t>0124                  Column {</w:t>
-        <w:br/>
-        <w:t>0125                      Text(label, style = MaterialTheme.typography.labelMedium)</w:t>
-        <w:br/>
-        <w:t>0126                      Text(</w:t>
-        <w:br/>
-        <w:t>0127                          value?.let(EventDateTime::displayTime) ?: "Select time",</w:t>
-        <w:br/>
-        <w:t>0128                          style = MaterialTheme.typography.bodyLarge</w:t>
-        <w:br/>
-        <w:t>0129                      )</w:t>
-        <w:br/>
-        <w:t>0130                  }</w:t>
-        <w:br/>
-        <w:t>0131              }</w:t>
-        <w:br/>
-        <w:t>0132          }</w:t>
-        <w:br/>
-        <w:t>0133          if (error != null) {</w:t>
-        <w:br/>
-        <w:t>0134              Text(</w:t>
-        <w:br/>
-        <w:t>0135                  error,</w:t>
-        <w:br/>
-        <w:t>0136                  color = MaterialTheme.colorScheme.error,</w:t>
-        <w:br/>
-        <w:t>0137                  style = MaterialTheme.typography.bodySmall,</w:t>
-        <w:br/>
-        <w:t>0138                  modifier = Modifier.padding(start = 16.dp, top = 4.dp)</w:t>
-        <w:br/>
-        <w:t>0139              )</w:t>
-        <w:br/>
-        <w:t>0140          }</w:t>
-        <w:br/>
-        <w:t>0141      }</w:t>
-        <w:br/>
-        <w:t xml:space="preserve">0142  </w:t>
-        <w:br/>
-        <w:t>0143      if (open) {</w:t>
-        <w:br/>
-        <w:t>0144          val state = rememberTimePickerState(</w:t>
-        <w:br/>
-        <w:t>0145              initialHour = value?.hour ?: 9,</w:t>
-        <w:br/>
-        <w:t>0146              initialMinute = value?.minute ?: 0,</w:t>
-        <w:br/>
-        <w:t>0147              is24Hour = true</w:t>
-        <w:br/>
-        <w:t>0148          )</w:t>
-        <w:br/>
-        <w:t>0149          AlertDialog(</w:t>
-        <w:br/>
-        <w:t>0150              onDismissRequest = { open = false },</w:t>
-        <w:br/>
-        <w:t>0151              title = { Text("Select session time") },</w:t>
-        <w:br/>
-        <w:t>0152              text = { TimePicker(state = state) },</w:t>
-        <w:br/>
-        <w:t>0153              confirmButton = {</w:t>
-        <w:br/>
-        <w:t>0154                  TextButton(onClick = {</w:t>
-        <w:br/>
-        <w:t>0155                      onValueChange(LocalTime.of(state.hour, state.minute))</w:t>
-        <w:br/>
-        <w:t>0156                      open = false</w:t>
-        <w:br/>
-        <w:t>0157                  }) { Text("Use time") }</w:t>
-        <w:br/>
-        <w:t>0158              },</w:t>
-        <w:br/>
-        <w:t>0159              dismissButton = {</w:t>
-        <w:br/>
-        <w:t>0160                  TextButton(onClick = {</w:t>
-        <w:br/>
-        <w:t>0161                      if (value != null) onValueChange(null)</w:t>
-        <w:br/>
-        <w:t>0162                      open = false</w:t>
-        <w:br/>
-        <w:t>0163                  }) { Text(if (value == null) "Cancel" else "Clear") }</w:t>
-        <w:br/>
-        <w:t>0164              }</w:t>
-        <w:br/>
-        <w:t>0165          )</w:t>
-        <w:br/>
-        <w:t>0166      }</w:t>
-        <w:br/>
-        <w:t>0167  }</w:t>
+        <w:t>package com.example.eventmanager.ui</w:t>
+        <w:br/>
+        <w:br/>
+        <w:t>import androidx.compose.foundation.layout.Arrangement</w:t>
+        <w:br/>
+        <w:t>import androidx.compose.foundation.layout.Column</w:t>
+        <w:br/>
+        <w:t>import androidx.compose.foundation.layout.Row</w:t>
+        <w:br/>
+        <w:t>import androidx.compose.foundation.layout.fillMaxWidth</w:t>
+        <w:br/>
+        <w:t>import androidx.compose.foundation.layout.padding</w:t>
+        <w:br/>
+        <w:t>import androidx.compose.material.icons.Icons</w:t>
+        <w:br/>
+        <w:t>import androidx.compose.material.icons.filled.CalendarMonth</w:t>
+        <w:br/>
+        <w:t>import androidx.compose.material.icons.filled.Schedule</w:t>
+        <w:br/>
+        <w:t>import androidx.compose.material3.AlertDialog</w:t>
+        <w:br/>
+        <w:t>import androidx.compose.material3.DatePicker</w:t>
+        <w:br/>
+        <w:t>import androidx.compose.material3.DatePickerDialog</w:t>
+        <w:br/>
+        <w:t>import androidx.compose.material3.ExperimentalMaterial3Api</w:t>
+        <w:br/>
+        <w:t>import androidx.compose.material3.Icon</w:t>
+        <w:br/>
+        <w:t>import androidx.compose.material3.MaterialTheme</w:t>
+        <w:br/>
+        <w:t>import androidx.compose.material3.OutlinedButton</w:t>
+        <w:br/>
+        <w:t>import androidx.compose.material3.Text</w:t>
+        <w:br/>
+        <w:t>import androidx.compose.material3.TextButton</w:t>
+        <w:br/>
+        <w:t>import androidx.compose.material3.TimePicker</w:t>
+        <w:br/>
+        <w:t>import androidx.compose.material3.rememberDatePickerState</w:t>
+        <w:br/>
+        <w:t>import androidx.compose.material3.rememberTimePickerState</w:t>
+        <w:br/>
+        <w:t>import androidx.compose.runtime.Composable</w:t>
+        <w:br/>
+        <w:t>import androidx.compose.runtime.getValue</w:t>
+        <w:br/>
+        <w:t>import androidx.compose.runtime.mutableStateOf</w:t>
+        <w:br/>
+        <w:t>import androidx.compose.runtime.remember</w:t>
+        <w:br/>
+        <w:t>import androidx.compose.runtime.setValue</w:t>
+        <w:br/>
+        <w:t>import androidx.compose.ui.Alignment</w:t>
+        <w:br/>
+        <w:t>import androidx.compose.ui.Modifier</w:t>
+        <w:br/>
+        <w:t>import androidx.compose.ui.unit.dp</w:t>
+        <w:br/>
+        <w:t>import com.example.eventmanager.model.EventDateTime</w:t>
+        <w:br/>
+        <w:t>import java.time.Instant</w:t>
+        <w:br/>
+        <w:t>import java.time.LocalDate</w:t>
+        <w:br/>
+        <w:t>import java.time.LocalTime</w:t>
+        <w:br/>
+        <w:t>import java.time.ZoneOffset</w:t>
+        <w:br/>
+        <w:br/>
+        <w:t>@OptIn(ExperimentalMaterial3Api::class)</w:t>
+        <w:br/>
+        <w:t>@Composable</w:t>
+        <w:br/>
+        <w:t>fun DatePickerField(</w:t>
+        <w:br/>
+        <w:t xml:space="preserve">    value: LocalDate?,</w:t>
+        <w:br/>
+        <w:t xml:space="preserve">    onValueChange: (LocalDate?) -&gt; Unit,</w:t>
+        <w:br/>
+        <w:t xml:space="preserve">    label: String,</w:t>
+        <w:br/>
+        <w:t xml:space="preserve">    modifier: Modifier = Modifier,</w:t>
+        <w:br/>
+        <w:t xml:space="preserve">    error: String? = null</w:t>
+        <w:br/>
+        <w:t>) {</w:t>
+        <w:br/>
+        <w:t xml:space="preserve">    var open by remember { mutableStateOf(false) }</w:t>
+        <w:br/>
+        <w:t xml:space="preserve">    Column(modifier) {</w:t>
+        <w:br/>
+        <w:t xml:space="preserve">        OutlinedButton(onClick = { open = true }, modifier = Modifier.fillMaxWidth()) {</w:t>
+        <w:br/>
+        <w:t xml:space="preserve">            Row(</w:t>
+        <w:br/>
+        <w:t xml:space="preserve">                modifier = Modifier.fillMaxWidth().padding(vertical = 4.dp),</w:t>
+        <w:br/>
+        <w:t xml:space="preserve">                verticalAlignment = Alignment.CenterVertically,</w:t>
+        <w:br/>
+        <w:t xml:space="preserve">                horizontalArrangement = Arrangement.spacedBy(12.dp)</w:t>
+        <w:br/>
+        <w:t xml:space="preserve">            ) {</w:t>
+        <w:br/>
+        <w:t xml:space="preserve">                Icon(Icons.Default.CalendarMonth, contentDescription = null)</w:t>
+        <w:br/>
+        <w:t xml:space="preserve">                Column {</w:t>
+        <w:br/>
+        <w:t xml:space="preserve">                    Text(label, style = MaterialTheme.typography.labelMedium)</w:t>
+        <w:br/>
+        <w:t xml:space="preserve">                    Text(</w:t>
+        <w:br/>
+        <w:t xml:space="preserve">                        value?.let(EventDateTime::displayDate) ?: "Select date",</w:t>
+        <w:br/>
+        <w:t xml:space="preserve">                        style = MaterialTheme.typography.bodyLarge</w:t>
+        <w:br/>
+        <w:t xml:space="preserve">                    )</w:t>
+        <w:br/>
+        <w:t xml:space="preserve">                }</w:t>
+        <w:br/>
+        <w:t xml:space="preserve">            }</w:t>
+        <w:br/>
+        <w:t xml:space="preserve">        }</w:t>
+        <w:br/>
+        <w:t xml:space="preserve">        if (error != null) {</w:t>
+        <w:br/>
+        <w:t xml:space="preserve">            Text(</w:t>
+        <w:br/>
+        <w:t xml:space="preserve">                error,</w:t>
+        <w:br/>
+        <w:t xml:space="preserve">                color = MaterialTheme.colorScheme.error,</w:t>
+        <w:br/>
+        <w:t xml:space="preserve">                style = MaterialTheme.typography.bodySmall,</w:t>
+        <w:br/>
+        <w:t xml:space="preserve">                modifier = Modifier.padding(start = 16.dp, top = 4.dp)</w:t>
+        <w:br/>
+        <w:t xml:space="preserve">            )</w:t>
+        <w:br/>
+        <w:t xml:space="preserve">        }</w:t>
+        <w:br/>
+        <w:t xml:space="preserve">    }</w:t>
+        <w:br/>
+        <w:br/>
+        <w:t xml:space="preserve">    if (open) {</w:t>
+        <w:br/>
+        <w:t xml:space="preserve">        val state = rememberDatePickerState(</w:t>
+        <w:br/>
+        <w:t xml:space="preserve">            initialSelectedDateMillis = value</w:t>
+        <w:br/>
+        <w:t xml:space="preserve">                ?.atStartOfDay(ZoneOffset.UTC)</w:t>
+        <w:br/>
+        <w:t xml:space="preserve">                ?.toInstant()</w:t>
+        <w:br/>
+        <w:t xml:space="preserve">                ?.toEpochMilli()</w:t>
+        <w:br/>
+        <w:t xml:space="preserve">        )</w:t>
+        <w:br/>
+        <w:t xml:space="preserve">        DatePickerDialog(</w:t>
+        <w:br/>
+        <w:t xml:space="preserve">            onDismissRequest = { open = false },</w:t>
+        <w:br/>
+        <w:t xml:space="preserve">            confirmButton = {</w:t>
+        <w:br/>
+        <w:t xml:space="preserve">                TextButton(</w:t>
+        <w:br/>
+        <w:t xml:space="preserve">                    enabled = state.selectedDateMillis != null,</w:t>
+        <w:br/>
+        <w:t xml:space="preserve">                    onClick = {</w:t>
+        <w:br/>
+        <w:t xml:space="preserve">                        state.selectedDateMillis?.let { millis -&gt;</w:t>
+        <w:br/>
+        <w:t xml:space="preserve">                            onValueChange(</w:t>
+        <w:br/>
+        <w:t xml:space="preserve">                                Instant.ofEpochMilli(millis).atZone(ZoneOffset.UTC).toLocalDate()</w:t>
+        <w:br/>
+        <w:t xml:space="preserve">                            )</w:t>
+        <w:br/>
+        <w:t xml:space="preserve">                        }</w:t>
+        <w:br/>
+        <w:t xml:space="preserve">                        open = false</w:t>
+        <w:br/>
+        <w:t xml:space="preserve">                    }</w:t>
+        <w:br/>
+        <w:t xml:space="preserve">                ) { Text("Use date") }</w:t>
+        <w:br/>
+        <w:t xml:space="preserve">            },</w:t>
+        <w:br/>
+        <w:t xml:space="preserve">            dismissButton = {</w:t>
+        <w:br/>
+        <w:t xml:space="preserve">                TextButton(onClick = {</w:t>
+        <w:br/>
+        <w:t xml:space="preserve">                    if (value != null) onValueChange(null)</w:t>
+        <w:br/>
+        <w:t xml:space="preserve">                    open = false</w:t>
+        <w:br/>
+        <w:t xml:space="preserve">                }) { Text(if (value == null) "Cancel" else "Clear") }</w:t>
+        <w:br/>
+        <w:t xml:space="preserve">            }</w:t>
+        <w:br/>
+        <w:t xml:space="preserve">        ) { DatePicker(state = state) }</w:t>
+        <w:br/>
+        <w:t xml:space="preserve">    }</w:t>
+        <w:br/>
+        <w:t>}</w:t>
+        <w:br/>
+        <w:br/>
+        <w:t>@OptIn(ExperimentalMaterial3Api::class)</w:t>
+        <w:br/>
+        <w:t>@Composable</w:t>
+        <w:br/>
+        <w:t>fun TimePickerField(</w:t>
+        <w:br/>
+        <w:t xml:space="preserve">    value: LocalTime?,</w:t>
+        <w:br/>
+        <w:t xml:space="preserve">    onValueChange: (LocalTime?) -&gt; Unit,</w:t>
+        <w:br/>
+        <w:t xml:space="preserve">    label: String,</w:t>
+        <w:br/>
+        <w:t xml:space="preserve">    modifier: Modifier = Modifier,</w:t>
+        <w:br/>
+        <w:t xml:space="preserve">    error: String? = null</w:t>
+        <w:br/>
+        <w:t>) {</w:t>
+        <w:br/>
+        <w:t xml:space="preserve">    var open by remember { mutableStateOf(false) }</w:t>
+        <w:br/>
+        <w:t xml:space="preserve">    Column(modifier) {</w:t>
+        <w:br/>
+        <w:t xml:space="preserve">        OutlinedButton(onClick = { open = true }, modifier = Modifier.fillMaxWidth()) {</w:t>
+        <w:br/>
+        <w:t xml:space="preserve">            Row(</w:t>
+        <w:br/>
+        <w:t xml:space="preserve">                modifier = Modifier.fillMaxWidth().padding(vertical = 4.dp),</w:t>
+        <w:br/>
+        <w:t xml:space="preserve">                verticalAlignment = Alignment.CenterVertically,</w:t>
+        <w:br/>
+        <w:t xml:space="preserve">                horizontalArrangement = Arrangement.spacedBy(12.dp)</w:t>
+        <w:br/>
+        <w:t xml:space="preserve">            ) {</w:t>
+        <w:br/>
+        <w:t xml:space="preserve">                Icon(Icons.Default.Schedule, contentDescription = null)</w:t>
+        <w:br/>
+        <w:t xml:space="preserve">                Column {</w:t>
+        <w:br/>
+        <w:t xml:space="preserve">                    Text(label, style = MaterialTheme.typography.labelMedium)</w:t>
+        <w:br/>
+        <w:t xml:space="preserve">                    Text(</w:t>
+        <w:br/>
+        <w:t xml:space="preserve">                        value?.let(EventDateTime::displayTime) ?: "Select time",</w:t>
+        <w:br/>
+        <w:t xml:space="preserve">                        style = MaterialTheme.typography.bodyLarge</w:t>
+        <w:br/>
+        <w:t xml:space="preserve">                    )</w:t>
+        <w:br/>
+        <w:t xml:space="preserve">                }</w:t>
+        <w:br/>
+        <w:t xml:space="preserve">            }</w:t>
+        <w:br/>
+        <w:t xml:space="preserve">        }</w:t>
+        <w:br/>
+        <w:t xml:space="preserve">        if (error != null) {</w:t>
+        <w:br/>
+        <w:t xml:space="preserve">            Text(</w:t>
+        <w:br/>
+        <w:t xml:space="preserve">                error,</w:t>
+        <w:br/>
+        <w:t xml:space="preserve">                color = MaterialTheme.colorScheme.error,</w:t>
+        <w:br/>
+        <w:t xml:space="preserve">                style = MaterialTheme.typography.bodySmall,</w:t>
+        <w:br/>
+        <w:t xml:space="preserve">                modifier = Modifier.padding(start = 16.dp, top = 4.dp)</w:t>
+        <w:br/>
+        <w:t xml:space="preserve">            )</w:t>
+        <w:br/>
+        <w:t xml:space="preserve">        }</w:t>
+        <w:br/>
+        <w:t xml:space="preserve">    }</w:t>
+        <w:br/>
+        <w:br/>
+        <w:t xml:space="preserve">    if (open) {</w:t>
+        <w:br/>
+        <w:t xml:space="preserve">        val state = rememberTimePickerState(</w:t>
+        <w:br/>
+        <w:t xml:space="preserve">            initialHour = value?.hour ?: 9,</w:t>
+        <w:br/>
+        <w:t xml:space="preserve">            initialMinute = value?.minute ?: 0,</w:t>
+        <w:br/>
+        <w:t xml:space="preserve">            is24Hour = true</w:t>
+        <w:br/>
+        <w:t xml:space="preserve">        )</w:t>
+        <w:br/>
+        <w:t xml:space="preserve">        AlertDialog(</w:t>
+        <w:br/>
+        <w:t xml:space="preserve">            onDismissRequest = { open = false },</w:t>
+        <w:br/>
+        <w:t xml:space="preserve">            title = { Text("Select session time") },</w:t>
+        <w:br/>
+        <w:t xml:space="preserve">            text = { TimePicker(state = state) },</w:t>
+        <w:br/>
+        <w:t xml:space="preserve">            confirmButton = {</w:t>
+        <w:br/>
+        <w:t xml:space="preserve">                TextButton(onClick = {</w:t>
+        <w:br/>
+        <w:t xml:space="preserve">                    onValueChange(LocalTime.of(state.hour, state.minute))</w:t>
+        <w:br/>
+        <w:t xml:space="preserve">                    open = false</w:t>
+        <w:br/>
+        <w:t xml:space="preserve">                }) { Text("Use time") }</w:t>
+        <w:br/>
+        <w:t xml:space="preserve">            },</w:t>
+        <w:br/>
+        <w:t xml:space="preserve">            dismissButton = {</w:t>
+        <w:br/>
+        <w:t xml:space="preserve">                TextButton(onClick = {</w:t>
+        <w:br/>
+        <w:t xml:space="preserve">                    if (value != null) onValueChange(null)</w:t>
+        <w:br/>
+        <w:t xml:space="preserve">                    open = false</w:t>
+        <w:br/>
+        <w:t xml:space="preserve">                }) { Text(if (value == null) "Cancel" else "Clear") }</w:t>
+        <w:br/>
+        <w:t xml:space="preserve">            }</w:t>
+        <w:br/>
+        <w:t xml:space="preserve">        )</w:t>
+        <w:br/>
+        <w:t xml:space="preserve">    }</w:t>
+        <w:br/>
+        <w:t>}</w:t>
       </w:r>
     </w:p>
     <w:p>
@@ -2025,647 +2005,639 @@
       </w:pPr>
       <w:r>
         <w:rPr>
-          <w:rFonts w:ascii="Arial" w:hAnsi="Arial" w:eastAsia="Arial" w:cs="Arial"/>
+          <w:rFonts w:ascii="Consolas" w:hAnsi="Consolas" w:eastAsia="Consolas" w:cs="Consolas"/>
           <w:b w:val="0"/>
           <w:i w:val="0"/>
           <w:color w:val="000000"/>
           <w:sz w:val="22"/>
         </w:rPr>
-        <w:t>0001  package com.example.eventmanager.ui</w:t>
-        <w:br/>
-        <w:t xml:space="preserve">0002  </w:t>
-        <w:br/>
-        <w:t>0003  import androidx.compose.foundation.layout.Arrangement</w:t>
-        <w:br/>
-        <w:t>0004  import androidx.compose.foundation.layout.Column</w:t>
-        <w:br/>
-        <w:t>0005  import androidx.compose.foundation.layout.Row</w:t>
-        <w:br/>
-        <w:t>0006  import androidx.compose.foundation.layout.Spacer</w:t>
-        <w:br/>
-        <w:t>0007  import androidx.compose.foundation.layout.fillMaxSize</w:t>
-        <w:br/>
-        <w:t>0008  import androidx.compose.foundation.layout.fillMaxWidth</w:t>
-        <w:br/>
-        <w:t>0009  import androidx.compose.foundation.layout.height</w:t>
-        <w:br/>
-        <w:t>0010  import androidx.compose.foundation.layout.padding</w:t>
-        <w:br/>
-        <w:t>0011  import androidx.compose.foundation.lazy.LazyColumn</w:t>
-        <w:br/>
-        <w:t>0012  import androidx.compose.material.icons.Icons</w:t>
-        <w:br/>
-        <w:t>0013  import androidx.compose.material.icons.automirrored.filled.ArrowBack</w:t>
-        <w:br/>
-        <w:t>0014  import androidx.compose.material3.AlertDialog</w:t>
-        <w:br/>
-        <w:t>0015  import androidx.compose.material3.Button</w:t>
-        <w:br/>
-        <w:t>0016  import androidx.compose.material3.DropdownMenuItem</w:t>
-        <w:br/>
-        <w:t>0017  import androidx.compose.material3.ExperimentalMaterial3Api</w:t>
-        <w:br/>
-        <w:t>0018  import androidx.compose.material3.ExposedDropdownMenuBox</w:t>
-        <w:br/>
-        <w:t>0019  import androidx.compose.material3.ExposedDropdownMenuDefaults</w:t>
-        <w:br/>
-        <w:t>0020  import androidx.compose.material3.Icon</w:t>
-        <w:br/>
-        <w:t>0021  import androidx.compose.material3.IconButton</w:t>
-        <w:br/>
-        <w:t>0022  import androidx.compose.material3.MaterialTheme</w:t>
-        <w:br/>
-        <w:t>0023  import androidx.compose.material3.MenuAnchorType</w:t>
-        <w:br/>
-        <w:t>0024  import androidx.compose.material3.OutlinedButton</w:t>
-        <w:br/>
-        <w:t>0025  import androidx.compose.material3.OutlinedTextField</w:t>
-        <w:br/>
-        <w:t>0026  import androidx.compose.material3.Scaffold</w:t>
-        <w:br/>
-        <w:t>0027  import androidx.compose.material3.Text</w:t>
-        <w:br/>
-        <w:t>0028  import androidx.compose.material3.TextButton</w:t>
-        <w:br/>
-        <w:t>0029  import androidx.compose.material3.TopAppBar</w:t>
-        <w:br/>
-        <w:t>0030  import androidx.compose.runtime.Composable</w:t>
-        <w:br/>
-        <w:t>0031  import androidx.compose.runtime.LaunchedEffect</w:t>
-        <w:br/>
-        <w:t>0032  import androidx.compose.runtime.getValue</w:t>
-        <w:br/>
-        <w:t>0033  import androidx.compose.runtime.mutableStateOf</w:t>
-        <w:br/>
-        <w:t>0034  import androidx.compose.runtime.remember</w:t>
-        <w:br/>
-        <w:t>0035  import androidx.compose.runtime.setValue</w:t>
-        <w:br/>
-        <w:t>0036  import androidx.compose.ui.Modifier</w:t>
-        <w:br/>
-        <w:t>0037  import androidx.compose.ui.text.font.FontWeight</w:t>
-        <w:br/>
-        <w:t>0038  import androidx.compose.ui.text.input.KeyboardType</w:t>
-        <w:br/>
-        <w:t>0039  import androidx.compose.foundation.text.KeyboardOptions</w:t>
-        <w:br/>
-        <w:t>0040  import androidx.compose.ui.unit.dp</w:t>
-        <w:br/>
-        <w:t>0041  import com.example.eventmanager.model.EventStatus</w:t>
-        <w:br/>
-        <w:t>0042  import com.example.eventmanager.model.EventType</w:t>
-        <w:br/>
-        <w:t>0043  import com.example.eventmanager.model.EventDateTime</w:t>
-        <w:br/>
-        <w:t>0044  import com.example.eventmanager.model.Validation</w:t>
-        <w:br/>
-        <w:t xml:space="preserve">0045  </w:t>
-        <w:br/>
-        <w:t>0046  @OptIn(ExperimentalMaterial3Api::class)</w:t>
-        <w:br/>
-        <w:t>0047  @Composable</w:t>
-        <w:br/>
-        <w:t>0048  fun EventFormScreen(</w:t>
-        <w:br/>
-        <w:t>0049      viewModel: EventManagerViewModel,</w:t>
-        <w:br/>
-        <w:t>0050      eventId: Long,</w:t>
-        <w:br/>
-        <w:t>0051      onBack: () -&gt; Unit,</w:t>
-        <w:br/>
-        <w:t>0052      onSaved: (Long) -&gt; Unit</w:t>
-        <w:br/>
-        <w:t>0053  ) {</w:t>
-        <w:br/>
-        <w:t>0054      var draft by remember { mutableStateOf(EventDraft(id = eventId)) }</w:t>
-        <w:br/>
-        <w:t>0055      var errors by remember { mutableStateOf(emptyMap&lt;String, String&gt;()) }</w:t>
-        <w:br/>
-        <w:t>0056      var showConfirmation by remember { mutableStateOf(false) }</w:t>
-        <w:br/>
-        <w:t>0057      var typeMenuOpen by remember { mutableStateOf(false) }</w:t>
-        <w:br/>
-        <w:t>0058      var statusMenuOpen by remember { mutableStateOf(false) }</w:t>
-        <w:br/>
-        <w:t xml:space="preserve">0059  </w:t>
-        <w:br/>
-        <w:t>0060      LaunchedEffect(eventId) {</w:t>
-        <w:br/>
-        <w:t>0061          if (eventId != 0L) {</w:t>
-        <w:br/>
-        <w:t>0062              viewModel.event(eventId)?.let { event -&gt;</w:t>
-        <w:br/>
-        <w:t>0063                  draft = EventDraft(</w:t>
-        <w:br/>
-        <w:t>0064                      id = event.id,</w:t>
-        <w:br/>
-        <w:t>0065                      name = event.name,</w:t>
-        <w:br/>
-        <w:t>0066                      date = event.date,</w:t>
-        <w:br/>
-        <w:t>0067                      organiser = event.organiser,</w:t>
-        <w:br/>
-        <w:t>0068                      location = event.location,</w:t>
-        <w:br/>
-        <w:t>0069                      eventType = event.eventType,</w:t>
-        <w:br/>
-        <w:t>0070                      status = event.status,</w:t>
-        <w:br/>
-        <w:t>0071                      description = event.description,</w:t>
-        <w:br/>
-        <w:t>0072                      contactEmail = event.contactEmail,</w:t>
-        <w:br/>
-        <w:t>0073                      contactPhone = event.contactPhone</w:t>
-        <w:br/>
-        <w:t>0074                  )</w:t>
-        <w:br/>
-        <w:t>0075              }</w:t>
-        <w:br/>
-        <w:t>0076          }</w:t>
-        <w:br/>
-        <w:t>0077      }</w:t>
-        <w:br/>
-        <w:t xml:space="preserve">0078  </w:t>
-        <w:br/>
-        <w:t>0079      fun validateAndReview() {</w:t>
-        <w:br/>
-        <w:t>0080          errors = Validation.eventErrors(</w:t>
-        <w:br/>
-        <w:t>0081              draft.name,</w:t>
-        <w:br/>
-        <w:t>0082              draft.date,</w:t>
-        <w:br/>
-        <w:t>0083              draft.organiser,</w:t>
-        <w:br/>
-        <w:t>0084              draft.location,</w:t>
-        <w:br/>
-        <w:t>0085              draft.contactEmail,</w:t>
-        <w:br/>
-        <w:t>0086              draft.contactPhone</w:t>
-        <w:br/>
-        <w:t>0087          )</w:t>
-        <w:br/>
-        <w:t>0088          if (errors.isEmpty()) {</w:t>
-        <w:br/>
-        <w:t>0089              viewModel.checkDuplicate(draft) { duplicate -&gt;</w:t>
-        <w:br/>
-        <w:t>0090                  if (duplicate) errors = mapOf("name" to "An event with this name and date already exists")</w:t>
-        <w:br/>
-        <w:t>0091                  else showConfirmation = true</w:t>
-        <w:br/>
-        <w:t>0092              }</w:t>
-        <w:br/>
-        <w:t>0093          }</w:t>
-        <w:br/>
-        <w:t>0094      }</w:t>
-        <w:br/>
-        <w:t xml:space="preserve">0095  </w:t>
-        <w:br/>
-        <w:t>0096      Scaffold(</w:t>
-        <w:br/>
-        <w:t>0097          topBar = {</w:t>
-        <w:br/>
-        <w:t>0098              TopAppBar(</w:t>
-        <w:br/>
-        <w:t>0099                  title = { Text(if (eventId == 0L) "Create event" else "Edit event") },</w:t>
-        <w:br/>
-        <w:t>0100                  navigationIcon = {</w:t>
-        <w:br/>
-        <w:t>0101                      IconButton(onClick = onBack) {</w:t>
-        <w:br/>
-        <w:t>0102                          Icon(Icons.AutoMirrored.Filled.ArrowBack, contentDescription = "Go back")</w:t>
-        <w:br/>
-        <w:t>0103                      }</w:t>
-        <w:br/>
-        <w:t>0104                  }</w:t>
-        <w:br/>
-        <w:t>0105              )</w:t>
-        <w:br/>
-        <w:t>0106          }</w:t>
-        <w:br/>
-        <w:t>0107      ) { padding -&gt;</w:t>
-        <w:br/>
-        <w:t>0108          LazyColumn(</w:t>
-        <w:br/>
-        <w:t>0109              modifier = Modifier.fillMaxSize().padding(padding).padding(horizontal = 16.dp),</w:t>
-        <w:br/>
-        <w:t>0110              verticalArrangement = Arrangement.spacedBy(12.dp)</w:t>
-        <w:br/>
-        <w:t>0111          ) {</w:t>
-        <w:br/>
-        <w:t>0112              item {</w:t>
-        <w:br/>
-        <w:t>0113                  Text(</w:t>
-        <w:br/>
-        <w:t>0114                      "Required details",</w:t>
-        <w:br/>
-        <w:t>0115                      style = MaterialTheme.typography.titleMedium,</w:t>
-        <w:br/>
-        <w:t>0116                      fontWeight = FontWeight.SemiBold</w:t>
-        <w:br/>
-        <w:t>0117                  )</w:t>
-        <w:br/>
-        <w:t>0118                  Text(</w:t>
-        <w:br/>
-        <w:t>0119                      "You will review these details before they are saved.",</w:t>
-        <w:br/>
-        <w:t>0120                      color = MaterialTheme.colorScheme.onSurfaceVariant</w:t>
-        <w:br/>
-        <w:t>0121                  )</w:t>
-        <w:br/>
-        <w:t>0122              }</w:t>
-        <w:br/>
-        <w:t>0123              item {</w:t>
-        <w:br/>
-        <w:t>0124                  FormField(</w:t>
-        <w:br/>
-        <w:t>0125                      value = draft.name,</w:t>
-        <w:br/>
-        <w:t>0126                      onValueChange = { draft = draft.copy(name = it); errors = errors - "name" },</w:t>
-        <w:br/>
-        <w:t>0127                      label = "Event name *",</w:t>
-        <w:br/>
-        <w:t>0128                      error = errors["name"]</w:t>
-        <w:br/>
-        <w:t>0129                  )</w:t>
-        <w:br/>
-        <w:t>0130              }</w:t>
-        <w:br/>
-        <w:t>0131              item {</w:t>
-        <w:br/>
-        <w:t>0132                  DatePickerField(</w:t>
-        <w:br/>
-        <w:t>0133                      value = draft.date,</w:t>
-        <w:br/>
-        <w:t>0134                      onValueChange = { draft = draft.copy(date = it); errors = errors - "date" },</w:t>
-        <w:br/>
-        <w:t>0135                      label = "Event date *",</w:t>
-        <w:br/>
-        <w:t>0136                      error = errors["date"]</w:t>
-        <w:br/>
-        <w:t>0137                  )</w:t>
-        <w:br/>
-        <w:t>0138              }</w:t>
-        <w:br/>
-        <w:t>0139              item {</w:t>
-        <w:br/>
-        <w:t>0140                  FormField(</w:t>
-        <w:br/>
-        <w:t>0141                      value = draft.organiser,</w:t>
-        <w:br/>
-        <w:t>0142                      onValueChange = { draft = draft.copy(organiser = it); errors = errors - "organiser" },</w:t>
-        <w:br/>
-        <w:t>0143                      label = "Organiser *",</w:t>
-        <w:br/>
-        <w:t>0144                      error = errors["organiser"]</w:t>
-        <w:br/>
-        <w:t>0145                  )</w:t>
-        <w:br/>
-        <w:t>0146              }</w:t>
-        <w:br/>
-        <w:t>0147              item {</w:t>
-        <w:br/>
-        <w:t>0148                  ExposedDropdownMenuBox(</w:t>
-        <w:br/>
-        <w:t>0149                      expanded = typeMenuOpen,</w:t>
-        <w:br/>
-        <w:t>0150                      onExpandedChange = { typeMenuOpen = !typeMenuOpen }</w:t>
-        <w:br/>
-        <w:t>0151                  ) {</w:t>
-        <w:br/>
-        <w:t>0152                      OutlinedTextField(</w:t>
-        <w:br/>
-        <w:t>0153                          value = draft.eventType.label,</w:t>
-        <w:br/>
-        <w:t>0154                          onValueChange = {},</w:t>
-        <w:br/>
-        <w:t>0155                          readOnly = true,</w:t>
-        <w:br/>
-        <w:t>0156                          label = { Text("Event type *") },</w:t>
-        <w:br/>
-        <w:t>0157                          trailingIcon = { ExposedDropdownMenuDefaults.TrailingIcon(typeMenuOpen) },</w:t>
-        <w:br/>
-        <w:t>0158                          modifier = Modifier.fillMaxWidth().menuAnchor(MenuAnchorType.PrimaryNotEditable, true)</w:t>
-        <w:br/>
-        <w:t>0159                      )</w:t>
-        <w:br/>
-        <w:t>0160                      ExposedDropdownMenu(</w:t>
-        <w:br/>
-        <w:t>0161                          expanded = typeMenuOpen,</w:t>
-        <w:br/>
-        <w:t>0162                          onDismissRequest = { typeMenuOpen = false }</w:t>
-        <w:br/>
-        <w:t>0163                      ) {</w:t>
-        <w:br/>
-        <w:t>0164                          EventType.entries.forEach { type -&gt;</w:t>
-        <w:br/>
-        <w:t>0165                              DropdownMenuItem(</w:t>
-        <w:br/>
-        <w:t>0166                                  text = { Text(type.label) },</w:t>
-        <w:br/>
-        <w:t>0167                                  onClick = {</w:t>
-        <w:br/>
-        <w:t>0168                                      draft = draft.copy(eventType = type)</w:t>
-        <w:br/>
-        <w:t>0169                                      typeMenuOpen = false</w:t>
-        <w:br/>
-        <w:t>0170                                  }</w:t>
-        <w:br/>
-        <w:t>0171                              )</w:t>
-        <w:br/>
-        <w:t>0172                          }</w:t>
-        <w:br/>
-        <w:t>0173                      }</w:t>
-        <w:br/>
-        <w:t>0174                  }</w:t>
-        <w:br/>
-        <w:t>0175              }</w:t>
-        <w:br/>
-        <w:t>0176              item {</w:t>
-        <w:br/>
-        <w:t>0177                  ExposedDropdownMenuBox(</w:t>
-        <w:br/>
-        <w:t>0178                      expanded = statusMenuOpen,</w:t>
-        <w:br/>
-        <w:t>0179                      onExpandedChange = { statusMenuOpen = !statusMenuOpen }</w:t>
-        <w:br/>
-        <w:t>0180                  ) {</w:t>
-        <w:br/>
-        <w:t>0181                      OutlinedTextField(</w:t>
-        <w:br/>
-        <w:t>0182                          value = draft.status.label,</w:t>
-        <w:br/>
-        <w:t>0183                          onValueChange = {},</w:t>
-        <w:br/>
-        <w:t>0184                          readOnly = true,</w:t>
-        <w:br/>
-        <w:t>0185                          label = { Text("Event status *") },</w:t>
-        <w:br/>
-        <w:t>0186                          trailingIcon = { ExposedDropdownMenuDefaults.TrailingIcon(statusMenuOpen) },</w:t>
-        <w:br/>
-        <w:t>0187                          modifier = Modifier.fillMaxWidth().menuAnchor(MenuAnchorType.PrimaryNotEditable, true)</w:t>
-        <w:br/>
-        <w:t>0188                      )</w:t>
-        <w:br/>
-        <w:t>0189                      ExposedDropdownMenu(</w:t>
-        <w:br/>
-        <w:t>0190                          expanded = statusMenuOpen,</w:t>
-        <w:br/>
-        <w:t>0191                          onDismissRequest = { statusMenuOpen = false }</w:t>
-        <w:br/>
-        <w:t>0192                      ) {</w:t>
-        <w:br/>
-        <w:t>0193                          EventStatus.entries.forEach { status -&gt;</w:t>
-        <w:br/>
-        <w:t>0194                              DropdownMenuItem(</w:t>
-        <w:br/>
-        <w:t>0195                                  text = { Text(status.label) },</w:t>
-        <w:br/>
-        <w:t>0196                                  onClick = {</w:t>
-        <w:br/>
-        <w:t>0197                                      draft = draft.copy(status = status)</w:t>
-        <w:br/>
-        <w:t>0198                                      statusMenuOpen = false</w:t>
-        <w:br/>
-        <w:t>0199                                  }</w:t>
-        <w:br/>
-        <w:t>0200                              )</w:t>
-        <w:br/>
-        <w:t>0201                          }</w:t>
-        <w:br/>
-        <w:t>0202                      }</w:t>
-        <w:br/>
-        <w:t>0203                  }</w:t>
-        <w:br/>
-        <w:t>0204              }</w:t>
-        <w:br/>
-        <w:t>0205              item {</w:t>
-        <w:br/>
-        <w:t>0206                  FormField(</w:t>
-        <w:br/>
-        <w:t>0207                      value = draft.location,</w:t>
-        <w:br/>
-        <w:t>0208                      onValueChange = { draft = draft.copy(location = it); errors = errors - "location" },</w:t>
-        <w:br/>
-        <w:t>0209                      label = "Location *",</w:t>
-        <w:br/>
-        <w:t>0210                      error = errors["location"]</w:t>
-        <w:br/>
-        <w:t>0211                  )</w:t>
-        <w:br/>
-        <w:t>0212              }</w:t>
-        <w:br/>
-        <w:t>0213              item {</w:t>
-        <w:br/>
-        <w:t>0214                  Text(</w:t>
-        <w:br/>
-        <w:t>0215                      "Optional details",</w:t>
-        <w:br/>
-        <w:t>0216                      style = MaterialTheme.typography.titleMedium,</w:t>
-        <w:br/>
-        <w:t>0217                      fontWeight = FontWeight.SemiBold,</w:t>
-        <w:br/>
-        <w:t>0218                      modifier = Modifier.padding(top = 8.dp)</w:t>
-        <w:br/>
-        <w:t>0219                  )</w:t>
-        <w:br/>
-        <w:t>0220              }</w:t>
-        <w:br/>
-        <w:t>0221              item {</w:t>
-        <w:br/>
-        <w:t>0222                  FormField(</w:t>
-        <w:br/>
-        <w:t>0223                      value = draft.description,</w:t>
-        <w:br/>
-        <w:t>0224                      onValueChange = { draft = draft.copy(description = it) },</w:t>
-        <w:br/>
-        <w:t>0225                      label = "Event description",</w:t>
-        <w:br/>
-        <w:t>0226                      singleLine = false,</w:t>
-        <w:br/>
-        <w:t>0227                      minLines = 3</w:t>
-        <w:br/>
-        <w:t>0228                  )</w:t>
-        <w:br/>
-        <w:t>0229              }</w:t>
-        <w:br/>
-        <w:t>0230              item {</w:t>
-        <w:br/>
-        <w:t>0231                  FormField(</w:t>
-        <w:br/>
-        <w:t>0232                      value = draft.contactEmail,</w:t>
-        <w:br/>
-        <w:t>0233                      onValueChange = { draft = draft.copy(contactEmail = it); errors = errors - "email" },</w:t>
-        <w:br/>
-        <w:t>0234                      label = "Contact email",</w:t>
-        <w:br/>
-        <w:t>0235                      error = errors["email"],</w:t>
-        <w:br/>
-        <w:t>0236                      keyboardType = KeyboardType.Email</w:t>
-        <w:br/>
-        <w:t>0237                  )</w:t>
-        <w:br/>
-        <w:t>0238              }</w:t>
-        <w:br/>
-        <w:t>0239              item {</w:t>
-        <w:br/>
-        <w:t>0240                  FormField(</w:t>
-        <w:br/>
-        <w:t>0241                      value = draft.contactPhone,</w:t>
-        <w:br/>
-        <w:t>0242                      onValueChange = { draft = draft.copy(contactPhone = it); errors = errors - "phone" },</w:t>
-        <w:br/>
-        <w:t>0243                      label = "Contact phone",</w:t>
-        <w:br/>
-        <w:t>0244                      error = errors["phone"],</w:t>
-        <w:br/>
-        <w:t>0245                      keyboardType = KeyboardType.Phone</w:t>
-        <w:br/>
-        <w:t>0246                  )</w:t>
-        <w:br/>
-        <w:t>0247              }</w:t>
-        <w:br/>
-        <w:t>0248              item {</w:t>
-        <w:br/>
-        <w:t>0249                  Button(onClick = ::validateAndReview, modifier = Modifier.fillMaxWidth()) {</w:t>
-        <w:br/>
-        <w:t>0250                      Text("Review event")</w:t>
-        <w:br/>
-        <w:t>0251                  }</w:t>
-        <w:br/>
-        <w:t>0252                  Spacer(Modifier.height(24.dp))</w:t>
-        <w:br/>
-        <w:t>0253              }</w:t>
-        <w:br/>
-        <w:t>0254          }</w:t>
-        <w:br/>
-        <w:t>0255      }</w:t>
-        <w:br/>
-        <w:t xml:space="preserve">0256  </w:t>
-        <w:br/>
-        <w:t>0257      if (showConfirmation) {</w:t>
-        <w:br/>
-        <w:t>0258          AlertDialog(</w:t>
-        <w:br/>
-        <w:t>0259              onDismissRequest = { showConfirmation = false },</w:t>
-        <w:br/>
-        <w:t>0260              title = { Text("Confirm event details") },</w:t>
-        <w:br/>
-        <w:t>0261              text = {</w:t>
-        <w:br/>
-        <w:t>0262                  Column(verticalArrangement = Arrangement.spacedBy(8.dp)) {</w:t>
-        <w:br/>
-        <w:t>0263                      ConfirmationRow("Name", draft.name)</w:t>
-        <w:br/>
-        <w:t>0264                      ConfirmationRow("Date", draft.date?.let(EventDateTime::displayDate).orEmpty())</w:t>
-        <w:br/>
-        <w:t>0265                      ConfirmationRow("Organiser", draft.organiser)</w:t>
-        <w:br/>
-        <w:t>0266                      ConfirmationRow("Location", draft.location)</w:t>
-        <w:br/>
-        <w:t>0267                      ConfirmationRow("Type", draft.eventType.label)</w:t>
-        <w:br/>
-        <w:t>0268                      ConfirmationRow("Status", draft.status.label)</w:t>
-        <w:br/>
-        <w:t>0269                      if (draft.description.isNotBlank()) ConfirmationRow("Description", draft.description)</w:t>
-        <w:br/>
-        <w:t>0270                      if (draft.contactEmail.isNotBlank()) ConfirmationRow("Email", draft.contactEmail)</w:t>
-        <w:br/>
-        <w:t>0271                      if (draft.contactPhone.isNotBlank()) ConfirmationRow("Phone", draft.contactPhone)</w:t>
-        <w:br/>
-        <w:t>0272                  }</w:t>
-        <w:br/>
-        <w:t>0273              },</w:t>
-        <w:br/>
-        <w:t>0274              confirmButton = {</w:t>
-        <w:br/>
-        <w:t>0275                  Button(onClick = {</w:t>
-        <w:br/>
-        <w:t>0276                      showConfirmation = false</w:t>
-        <w:br/>
-        <w:t>0277                      viewModel.saveEvent(draft, onSaved)</w:t>
-        <w:br/>
-        <w:t>0278                  }) { Text("Confirm and save") }</w:t>
-        <w:br/>
-        <w:t>0279              },</w:t>
-        <w:br/>
-        <w:t>0280              dismissButton = {</w:t>
-        <w:br/>
-        <w:t>0281                  OutlinedButton(onClick = { showConfirmation = false }) { Text("Go back and edit") }</w:t>
-        <w:br/>
-        <w:t>0282              }</w:t>
-        <w:br/>
-        <w:t>0283          )</w:t>
-        <w:br/>
-        <w:t>0284      }</w:t>
-        <w:br/>
-        <w:t>0285  }</w:t>
-        <w:br/>
-        <w:t xml:space="preserve">0286  </w:t>
-        <w:br/>
-        <w:t>0287  @Composable</w:t>
-        <w:br/>
-        <w:t>0288  fun FormField(</w:t>
-        <w:br/>
-        <w:t>0289      value: String,</w:t>
-        <w:br/>
-        <w:t>0290      onValueChange: (String) -&gt; Unit,</w:t>
-        <w:br/>
-        <w:t>0291      label: String,</w:t>
-        <w:br/>
-        <w:t>0292      error: String? = null,</w:t>
-        <w:br/>
-        <w:t>0293      placeholder: String? = null,</w:t>
-        <w:br/>
-        <w:t>0294      singleLine: Boolean = true,</w:t>
-        <w:br/>
-        <w:t>0295      minLines: Int = 1,</w:t>
-        <w:br/>
-        <w:t>0296      keyboardType: KeyboardType = KeyboardType.Text</w:t>
-        <w:br/>
-        <w:t>0297  ) {</w:t>
-        <w:br/>
-        <w:t>0298      OutlinedTextField(</w:t>
-        <w:br/>
-        <w:t>0299          value = value,</w:t>
-        <w:br/>
-        <w:t>0300          onValueChange = onValueChange,</w:t>
-        <w:br/>
-        <w:t>0301          modifier = Modifier.fillMaxWidth(),</w:t>
-        <w:br/>
-        <w:t>0302          label = { Text(label) },</w:t>
-        <w:br/>
-        <w:t>0303          placeholder = placeholder?.let { { Text(it) } },</w:t>
-        <w:br/>
-        <w:t>0304          singleLine = singleLine,</w:t>
-        <w:br/>
-        <w:t>0305          minLines = minLines,</w:t>
-        <w:br/>
-        <w:t>0306          isError = error != null,</w:t>
-        <w:br/>
-        <w:t>0307          supportingText = error?.let { { Text(it) } },</w:t>
-        <w:br/>
-        <w:t>0308          keyboardOptions = KeyboardOptions(keyboardType = keyboardType)</w:t>
-        <w:br/>
-        <w:t>0309      )</w:t>
-        <w:br/>
-        <w:t>0310  }</w:t>
-        <w:br/>
-        <w:t xml:space="preserve">0311  </w:t>
-        <w:br/>
-        <w:t>0312  @Composable</w:t>
-        <w:br/>
-        <w:t>0313  private fun ConfirmationRow(label: String, value: String) {</w:t>
-        <w:br/>
-        <w:t>0314      Row(Modifier.fillMaxWidth()) {</w:t>
-        <w:br/>
-        <w:t>0315          Text(label, fontWeight = FontWeight.SemiBold, modifier = Modifier.weight(0.35f))</w:t>
-        <w:br/>
-        <w:t>0316          Text(value, modifier = Modifier.weight(0.65f))</w:t>
-        <w:br/>
-        <w:t>0317      }</w:t>
-        <w:br/>
-        <w:t>0318  }</w:t>
+        <w:t>package com.example.eventmanager.ui</w:t>
+        <w:br/>
+        <w:br/>
+        <w:t>import androidx.compose.foundation.layout.Arrangement</w:t>
+        <w:br/>
+        <w:t>import androidx.compose.foundation.layout.Column</w:t>
+        <w:br/>
+        <w:t>import androidx.compose.foundation.layout.Row</w:t>
+        <w:br/>
+        <w:t>import androidx.compose.foundation.layout.Spacer</w:t>
+        <w:br/>
+        <w:t>import androidx.compose.foundation.layout.fillMaxSize</w:t>
+        <w:br/>
+        <w:t>import androidx.compose.foundation.layout.fillMaxWidth</w:t>
+        <w:br/>
+        <w:t>import androidx.compose.foundation.layout.height</w:t>
+        <w:br/>
+        <w:t>import androidx.compose.foundation.layout.padding</w:t>
+        <w:br/>
+        <w:t>import androidx.compose.foundation.lazy.LazyColumn</w:t>
+        <w:br/>
+        <w:t>import androidx.compose.material.icons.Icons</w:t>
+        <w:br/>
+        <w:t>import androidx.compose.material.icons.automirrored.filled.ArrowBack</w:t>
+        <w:br/>
+        <w:t>import androidx.compose.material3.AlertDialog</w:t>
+        <w:br/>
+        <w:t>import androidx.compose.material3.Button</w:t>
+        <w:br/>
+        <w:t>import androidx.compose.material3.DropdownMenuItem</w:t>
+        <w:br/>
+        <w:t>import androidx.compose.material3.ExperimentalMaterial3Api</w:t>
+        <w:br/>
+        <w:t>import androidx.compose.material3.ExposedDropdownMenuBox</w:t>
+        <w:br/>
+        <w:t>import androidx.compose.material3.ExposedDropdownMenuDefaults</w:t>
+        <w:br/>
+        <w:t>import androidx.compose.material3.Icon</w:t>
+        <w:br/>
+        <w:t>import androidx.compose.material3.IconButton</w:t>
+        <w:br/>
+        <w:t>import androidx.compose.material3.MaterialTheme</w:t>
+        <w:br/>
+        <w:t>import androidx.compose.material3.MenuAnchorType</w:t>
+        <w:br/>
+        <w:t>import androidx.compose.material3.OutlinedButton</w:t>
+        <w:br/>
+        <w:t>import androidx.compose.material3.OutlinedTextField</w:t>
+        <w:br/>
+        <w:t>import androidx.compose.material3.Scaffold</w:t>
+        <w:br/>
+        <w:t>import androidx.compose.material3.Text</w:t>
+        <w:br/>
+        <w:t>import androidx.compose.material3.TextButton</w:t>
+        <w:br/>
+        <w:t>import androidx.compose.material3.TopAppBar</w:t>
+        <w:br/>
+        <w:t>import androidx.compose.runtime.Composable</w:t>
+        <w:br/>
+        <w:t>import androidx.compose.runtime.LaunchedEffect</w:t>
+        <w:br/>
+        <w:t>import androidx.compose.runtime.getValue</w:t>
+        <w:br/>
+        <w:t>import androidx.compose.runtime.mutableStateOf</w:t>
+        <w:br/>
+        <w:t>import androidx.compose.runtime.remember</w:t>
+        <w:br/>
+        <w:t>import androidx.compose.runtime.setValue</w:t>
+        <w:br/>
+        <w:t>import androidx.compose.ui.Modifier</w:t>
+        <w:br/>
+        <w:t>import androidx.compose.ui.text.font.FontWeight</w:t>
+        <w:br/>
+        <w:t>import androidx.compose.ui.text.input.KeyboardType</w:t>
+        <w:br/>
+        <w:t>import androidx.compose.foundation.text.KeyboardOptions</w:t>
+        <w:br/>
+        <w:t>import androidx.compose.ui.unit.dp</w:t>
+        <w:br/>
+        <w:t>import com.example.eventmanager.model.EventStatus</w:t>
+        <w:br/>
+        <w:t>import com.example.eventmanager.model.EventType</w:t>
+        <w:br/>
+        <w:t>import com.example.eventmanager.model.EventDateTime</w:t>
+        <w:br/>
+        <w:t>import com.example.eventmanager.model.Validation</w:t>
+        <w:br/>
+        <w:br/>
+        <w:t>@OptIn(ExperimentalMaterial3Api::class)</w:t>
+        <w:br/>
+        <w:t>@Composable</w:t>
+        <w:br/>
+        <w:t>fun EventFormScreen(</w:t>
+        <w:br/>
+        <w:t xml:space="preserve">    viewModel: EventManagerViewModel,</w:t>
+        <w:br/>
+        <w:t xml:space="preserve">    eventId: Long,</w:t>
+        <w:br/>
+        <w:t xml:space="preserve">    onBack: () -&gt; Unit,</w:t>
+        <w:br/>
+        <w:t xml:space="preserve">    onSaved: (Long) -&gt; Unit</w:t>
+        <w:br/>
+        <w:t>) {</w:t>
+        <w:br/>
+        <w:t xml:space="preserve">    var draft by remember { mutableStateOf(EventDraft(id = eventId)) }</w:t>
+        <w:br/>
+        <w:t xml:space="preserve">    var errors by remember { mutableStateOf(emptyMap&lt;String, String&gt;()) }</w:t>
+        <w:br/>
+        <w:t xml:space="preserve">    var showConfirmation by remember { mutableStateOf(false) }</w:t>
+        <w:br/>
+        <w:t xml:space="preserve">    var typeMenuOpen by remember { mutableStateOf(false) }</w:t>
+        <w:br/>
+        <w:t xml:space="preserve">    var statusMenuOpen by remember { mutableStateOf(false) }</w:t>
+        <w:br/>
+        <w:br/>
+        <w:t xml:space="preserve">    LaunchedEffect(eventId) {</w:t>
+        <w:br/>
+        <w:t xml:space="preserve">        if (eventId != 0L) {</w:t>
+        <w:br/>
+        <w:t xml:space="preserve">            viewModel.event(eventId)?.let { event -&gt;</w:t>
+        <w:br/>
+        <w:t xml:space="preserve">                draft = EventDraft(</w:t>
+        <w:br/>
+        <w:t xml:space="preserve">                    id = event.id,</w:t>
+        <w:br/>
+        <w:t xml:space="preserve">                    name = event.name,</w:t>
+        <w:br/>
+        <w:t xml:space="preserve">                    date = event.date,</w:t>
+        <w:br/>
+        <w:t xml:space="preserve">                    organiser = event.organiser,</w:t>
+        <w:br/>
+        <w:t xml:space="preserve">                    location = event.location,</w:t>
+        <w:br/>
+        <w:t xml:space="preserve">                    eventType = event.eventType,</w:t>
+        <w:br/>
+        <w:t xml:space="preserve">                    status = event.status,</w:t>
+        <w:br/>
+        <w:t xml:space="preserve">                    description = event.description,</w:t>
+        <w:br/>
+        <w:t xml:space="preserve">                    contactEmail = event.contactEmail,</w:t>
+        <w:br/>
+        <w:t xml:space="preserve">                    contactPhone = event.contactPhone</w:t>
+        <w:br/>
+        <w:t xml:space="preserve">                )</w:t>
+        <w:br/>
+        <w:t xml:space="preserve">            }</w:t>
+        <w:br/>
+        <w:t xml:space="preserve">        }</w:t>
+        <w:br/>
+        <w:t xml:space="preserve">    }</w:t>
+        <w:br/>
+        <w:br/>
+        <w:t xml:space="preserve">    fun validateAndReview() {</w:t>
+        <w:br/>
+        <w:t xml:space="preserve">        errors = Validation.eventErrors(</w:t>
+        <w:br/>
+        <w:t xml:space="preserve">            draft.name,</w:t>
+        <w:br/>
+        <w:t xml:space="preserve">            draft.date,</w:t>
+        <w:br/>
+        <w:t xml:space="preserve">            draft.organiser,</w:t>
+        <w:br/>
+        <w:t xml:space="preserve">            draft.location,</w:t>
+        <w:br/>
+        <w:t xml:space="preserve">            draft.contactEmail,</w:t>
+        <w:br/>
+        <w:t xml:space="preserve">            draft.contactPhone</w:t>
+        <w:br/>
+        <w:t xml:space="preserve">        )</w:t>
+        <w:br/>
+        <w:t xml:space="preserve">        if (errors.isEmpty()) {</w:t>
+        <w:br/>
+        <w:t xml:space="preserve">            viewModel.checkDuplicate(draft) { duplicate -&gt;</w:t>
+        <w:br/>
+        <w:t xml:space="preserve">                if (duplicate) errors = mapOf("name" to "An event with this name and date already exists")</w:t>
+        <w:br/>
+        <w:t xml:space="preserve">                else showConfirmation = true</w:t>
+        <w:br/>
+        <w:t xml:space="preserve">            }</w:t>
+        <w:br/>
+        <w:t xml:space="preserve">        }</w:t>
+        <w:br/>
+        <w:t xml:space="preserve">    }</w:t>
+        <w:br/>
+        <w:br/>
+        <w:t xml:space="preserve">    Scaffold(</w:t>
+        <w:br/>
+        <w:t xml:space="preserve">        topBar = {</w:t>
+        <w:br/>
+        <w:t xml:space="preserve">            TopAppBar(</w:t>
+        <w:br/>
+        <w:t xml:space="preserve">                title = { Text(if (eventId == 0L) "Create event" else "Edit event") },</w:t>
+        <w:br/>
+        <w:t xml:space="preserve">                navigationIcon = {</w:t>
+        <w:br/>
+        <w:t xml:space="preserve">                    IconButton(onClick = onBack) {</w:t>
+        <w:br/>
+        <w:t xml:space="preserve">                        Icon(Icons.AutoMirrored.Filled.ArrowBack, contentDescription = "Go back")</w:t>
+        <w:br/>
+        <w:t xml:space="preserve">                    }</w:t>
+        <w:br/>
+        <w:t xml:space="preserve">                }</w:t>
+        <w:br/>
+        <w:t xml:space="preserve">            )</w:t>
+        <w:br/>
+        <w:t xml:space="preserve">        }</w:t>
+        <w:br/>
+        <w:t xml:space="preserve">    ) { padding -&gt;</w:t>
+        <w:br/>
+        <w:t xml:space="preserve">        LazyColumn(</w:t>
+        <w:br/>
+        <w:t xml:space="preserve">            modifier = Modifier.fillMaxSize().padding(padding).padding(horizontal = 16.dp),</w:t>
+        <w:br/>
+        <w:t xml:space="preserve">            verticalArrangement = Arrangement.spacedBy(12.dp)</w:t>
+        <w:br/>
+        <w:t xml:space="preserve">        ) {</w:t>
+        <w:br/>
+        <w:t xml:space="preserve">            item {</w:t>
+        <w:br/>
+        <w:t xml:space="preserve">                Text(</w:t>
+        <w:br/>
+        <w:t xml:space="preserve">                    "Required details",</w:t>
+        <w:br/>
+        <w:t xml:space="preserve">                    style = MaterialTheme.typography.titleMedium,</w:t>
+        <w:br/>
+        <w:t xml:space="preserve">                    fontWeight = FontWeight.SemiBold</w:t>
+        <w:br/>
+        <w:t xml:space="preserve">                )</w:t>
+        <w:br/>
+        <w:t xml:space="preserve">                Text(</w:t>
+        <w:br/>
+        <w:t xml:space="preserve">                    "You will review these details before they are saved.",</w:t>
+        <w:br/>
+        <w:t xml:space="preserve">                    color = MaterialTheme.colorScheme.onSurfaceVariant</w:t>
+        <w:br/>
+        <w:t xml:space="preserve">                )</w:t>
+        <w:br/>
+        <w:t xml:space="preserve">            }</w:t>
+        <w:br/>
+        <w:t xml:space="preserve">            item {</w:t>
+        <w:br/>
+        <w:t xml:space="preserve">                FormField(</w:t>
+        <w:br/>
+        <w:t xml:space="preserve">                    value = draft.name,</w:t>
+        <w:br/>
+        <w:t xml:space="preserve">                    onValueChange = { draft = draft.copy(name = it); errors = errors - "name" },</w:t>
+        <w:br/>
+        <w:t xml:space="preserve">                    label = "Event name *",</w:t>
+        <w:br/>
+        <w:t xml:space="preserve">                    error = errors["name"]</w:t>
+        <w:br/>
+        <w:t xml:space="preserve">                )</w:t>
+        <w:br/>
+        <w:t xml:space="preserve">            }</w:t>
+        <w:br/>
+        <w:t xml:space="preserve">            item {</w:t>
+        <w:br/>
+        <w:t xml:space="preserve">                DatePickerField(</w:t>
+        <w:br/>
+        <w:t xml:space="preserve">                    value = draft.date,</w:t>
+        <w:br/>
+        <w:t xml:space="preserve">                    onValueChange = { draft = draft.copy(date = it); errors = errors - "date" },</w:t>
+        <w:br/>
+        <w:t xml:space="preserve">                    label = "Event date *",</w:t>
+        <w:br/>
+        <w:t xml:space="preserve">                    error = errors["date"]</w:t>
+        <w:br/>
+        <w:t xml:space="preserve">                )</w:t>
+        <w:br/>
+        <w:t xml:space="preserve">            }</w:t>
+        <w:br/>
+        <w:t xml:space="preserve">            item {</w:t>
+        <w:br/>
+        <w:t xml:space="preserve">                FormField(</w:t>
+        <w:br/>
+        <w:t xml:space="preserve">                    value = draft.organiser,</w:t>
+        <w:br/>
+        <w:t xml:space="preserve">                    onValueChange = { draft = draft.copy(organiser = it); errors = errors - "organiser" },</w:t>
+        <w:br/>
+        <w:t xml:space="preserve">                    label = "Organiser *",</w:t>
+        <w:br/>
+        <w:t xml:space="preserve">                    error = errors["organiser"]</w:t>
+        <w:br/>
+        <w:t xml:space="preserve">                )</w:t>
+        <w:br/>
+        <w:t xml:space="preserve">            }</w:t>
+        <w:br/>
+        <w:t xml:space="preserve">            item {</w:t>
+        <w:br/>
+        <w:t xml:space="preserve">                ExposedDropdownMenuBox(</w:t>
+        <w:br/>
+        <w:t xml:space="preserve">                    expanded = typeMenuOpen,</w:t>
+        <w:br/>
+        <w:t xml:space="preserve">                    onExpandedChange = { typeMenuOpen = !typeMenuOpen }</w:t>
+        <w:br/>
+        <w:t xml:space="preserve">                ) {</w:t>
+        <w:br/>
+        <w:t xml:space="preserve">                    OutlinedTextField(</w:t>
+        <w:br/>
+        <w:t xml:space="preserve">                        value = draft.eventType.label,</w:t>
+        <w:br/>
+        <w:t xml:space="preserve">                        onValueChange = {},</w:t>
+        <w:br/>
+        <w:t xml:space="preserve">                        readOnly = true,</w:t>
+        <w:br/>
+        <w:t xml:space="preserve">                        label = { Text("Event type *") },</w:t>
+        <w:br/>
+        <w:t xml:space="preserve">                        trailingIcon = { ExposedDropdownMenuDefaults.TrailingIcon(typeMenuOpen) },</w:t>
+        <w:br/>
+        <w:t xml:space="preserve">                        modifier = Modifier.fillMaxWidth().menuAnchor(MenuAnchorType.PrimaryNotEditable, true)</w:t>
+        <w:br/>
+        <w:t xml:space="preserve">                    )</w:t>
+        <w:br/>
+        <w:t xml:space="preserve">                    ExposedDropdownMenu(</w:t>
+        <w:br/>
+        <w:t xml:space="preserve">                        expanded = typeMenuOpen,</w:t>
+        <w:br/>
+        <w:t xml:space="preserve">                        onDismissRequest = { typeMenuOpen = false }</w:t>
+        <w:br/>
+        <w:t xml:space="preserve">                    ) {</w:t>
+        <w:br/>
+        <w:t xml:space="preserve">                        EventType.entries.forEach { type -&gt;</w:t>
+        <w:br/>
+        <w:t xml:space="preserve">                            DropdownMenuItem(</w:t>
+        <w:br/>
+        <w:t xml:space="preserve">                                text = { Text(type.label) },</w:t>
+        <w:br/>
+        <w:t xml:space="preserve">                                onClick = {</w:t>
+        <w:br/>
+        <w:t xml:space="preserve">                                    draft = draft.copy(eventType = type)</w:t>
+        <w:br/>
+        <w:t xml:space="preserve">                                    typeMenuOpen = false</w:t>
+        <w:br/>
+        <w:t xml:space="preserve">                                }</w:t>
+        <w:br/>
+        <w:t xml:space="preserve">                            )</w:t>
+        <w:br/>
+        <w:t xml:space="preserve">                        }</w:t>
+        <w:br/>
+        <w:t xml:space="preserve">                    }</w:t>
+        <w:br/>
+        <w:t xml:space="preserve">                }</w:t>
+        <w:br/>
+        <w:t xml:space="preserve">            }</w:t>
+        <w:br/>
+        <w:t xml:space="preserve">            item {</w:t>
+        <w:br/>
+        <w:t xml:space="preserve">                ExposedDropdownMenuBox(</w:t>
+        <w:br/>
+        <w:t xml:space="preserve">                    expanded = statusMenuOpen,</w:t>
+        <w:br/>
+        <w:t xml:space="preserve">                    onExpandedChange = { statusMenuOpen = !statusMenuOpen }</w:t>
+        <w:br/>
+        <w:t xml:space="preserve">                ) {</w:t>
+        <w:br/>
+        <w:t xml:space="preserve">                    OutlinedTextField(</w:t>
+        <w:br/>
+        <w:t xml:space="preserve">                        value = draft.status.label,</w:t>
+        <w:br/>
+        <w:t xml:space="preserve">                        onValueChange = {},</w:t>
+        <w:br/>
+        <w:t xml:space="preserve">                        readOnly = true,</w:t>
+        <w:br/>
+        <w:t xml:space="preserve">                        label = { Text("Event status *") },</w:t>
+        <w:br/>
+        <w:t xml:space="preserve">                        trailingIcon = { ExposedDropdownMenuDefaults.TrailingIcon(statusMenuOpen) },</w:t>
+        <w:br/>
+        <w:t xml:space="preserve">                        modifier = Modifier.fillMaxWidth().menuAnchor(MenuAnchorType.PrimaryNotEditable, true)</w:t>
+        <w:br/>
+        <w:t xml:space="preserve">                    )</w:t>
+        <w:br/>
+        <w:t xml:space="preserve">                    ExposedDropdownMenu(</w:t>
+        <w:br/>
+        <w:t xml:space="preserve">                        expanded = statusMenuOpen,</w:t>
+        <w:br/>
+        <w:t xml:space="preserve">                        onDismissRequest = { statusMenuOpen = false }</w:t>
+        <w:br/>
+        <w:t xml:space="preserve">                    ) {</w:t>
+        <w:br/>
+        <w:t xml:space="preserve">                        EventStatus.entries.forEach { status -&gt;</w:t>
+        <w:br/>
+        <w:t xml:space="preserve">                            DropdownMenuItem(</w:t>
+        <w:br/>
+        <w:t xml:space="preserve">                                text = { Text(status.label) },</w:t>
+        <w:br/>
+        <w:t xml:space="preserve">                                onClick = {</w:t>
+        <w:br/>
+        <w:t xml:space="preserve">                                    draft = draft.copy(status = status)</w:t>
+        <w:br/>
+        <w:t xml:space="preserve">                                    statusMenuOpen = false</w:t>
+        <w:br/>
+        <w:t xml:space="preserve">                                }</w:t>
+        <w:br/>
+        <w:t xml:space="preserve">                            )</w:t>
+        <w:br/>
+        <w:t xml:space="preserve">                        }</w:t>
+        <w:br/>
+        <w:t xml:space="preserve">                    }</w:t>
+        <w:br/>
+        <w:t xml:space="preserve">                }</w:t>
+        <w:br/>
+        <w:t xml:space="preserve">            }</w:t>
+        <w:br/>
+        <w:t xml:space="preserve">            item {</w:t>
+        <w:br/>
+        <w:t xml:space="preserve">                FormField(</w:t>
+        <w:br/>
+        <w:t xml:space="preserve">                    value = draft.location,</w:t>
+        <w:br/>
+        <w:t xml:space="preserve">                    onValueChange = { draft = draft.copy(location = it); errors = errors - "location" },</w:t>
+        <w:br/>
+        <w:t xml:space="preserve">                    label = "Location *",</w:t>
+        <w:br/>
+        <w:t xml:space="preserve">                    error = errors["location"]</w:t>
+        <w:br/>
+        <w:t xml:space="preserve">                )</w:t>
+        <w:br/>
+        <w:t xml:space="preserve">            }</w:t>
+        <w:br/>
+        <w:t xml:space="preserve">            item {</w:t>
+        <w:br/>
+        <w:t xml:space="preserve">                Text(</w:t>
+        <w:br/>
+        <w:t xml:space="preserve">                    "Optional details",</w:t>
+        <w:br/>
+        <w:t xml:space="preserve">                    style = MaterialTheme.typography.titleMedium,</w:t>
+        <w:br/>
+        <w:t xml:space="preserve">                    fontWeight = FontWeight.SemiBold,</w:t>
+        <w:br/>
+        <w:t xml:space="preserve">                    modifier = Modifier.padding(top = 8.dp)</w:t>
+        <w:br/>
+        <w:t xml:space="preserve">                )</w:t>
+        <w:br/>
+        <w:t xml:space="preserve">            }</w:t>
+        <w:br/>
+        <w:t xml:space="preserve">            item {</w:t>
+        <w:br/>
+        <w:t xml:space="preserve">                FormField(</w:t>
+        <w:br/>
+        <w:t xml:space="preserve">                    value = draft.description,</w:t>
+        <w:br/>
+        <w:t xml:space="preserve">                    onValueChange = { draft = draft.copy(description = it) },</w:t>
+        <w:br/>
+        <w:t xml:space="preserve">                    label = "Event description",</w:t>
+        <w:br/>
+        <w:t xml:space="preserve">                    singleLine = false,</w:t>
+        <w:br/>
+        <w:t xml:space="preserve">                    minLines = 3</w:t>
+        <w:br/>
+        <w:t xml:space="preserve">                )</w:t>
+        <w:br/>
+        <w:t xml:space="preserve">            }</w:t>
+        <w:br/>
+        <w:t xml:space="preserve">            item {</w:t>
+        <w:br/>
+        <w:t xml:space="preserve">                FormField(</w:t>
+        <w:br/>
+        <w:t xml:space="preserve">                    value = draft.contactEmail,</w:t>
+        <w:br/>
+        <w:t xml:space="preserve">                    onValueChange = { draft = draft.copy(contactEmail = it); errors = errors - "email" },</w:t>
+        <w:br/>
+        <w:t xml:space="preserve">                    label = "Contact email",</w:t>
+        <w:br/>
+        <w:t xml:space="preserve">                    error = errors["email"],</w:t>
+        <w:br/>
+        <w:t xml:space="preserve">                    keyboardType = KeyboardType.Email</w:t>
+        <w:br/>
+        <w:t xml:space="preserve">                )</w:t>
+        <w:br/>
+        <w:t xml:space="preserve">            }</w:t>
+        <w:br/>
+        <w:t xml:space="preserve">            item {</w:t>
+        <w:br/>
+        <w:t xml:space="preserve">                FormField(</w:t>
+        <w:br/>
+        <w:t xml:space="preserve">                    value = draft.contactPhone,</w:t>
+        <w:br/>
+        <w:t xml:space="preserve">                    onValueChange = { draft = draft.copy(contactPhone = it); errors = errors - "phone" },</w:t>
+        <w:br/>
+        <w:t xml:space="preserve">                    label = "Contact phone",</w:t>
+        <w:br/>
+        <w:t xml:space="preserve">                    error = errors["phone"],</w:t>
+        <w:br/>
+        <w:t xml:space="preserve">                    keyboardType = KeyboardType.Phone</w:t>
+        <w:br/>
+        <w:t xml:space="preserve">                )</w:t>
+        <w:br/>
+        <w:t xml:space="preserve">            }</w:t>
+        <w:br/>
+        <w:t xml:space="preserve">            item {</w:t>
+        <w:br/>
+        <w:t xml:space="preserve">                Button(onClick = ::validateAndReview, modifier = Modifier.fillMaxWidth()) {</w:t>
+        <w:br/>
+        <w:t xml:space="preserve">                    Text("Review event")</w:t>
+        <w:br/>
+        <w:t xml:space="preserve">                }</w:t>
+        <w:br/>
+        <w:t xml:space="preserve">                Spacer(Modifier.height(24.dp))</w:t>
+        <w:br/>
+        <w:t xml:space="preserve">            }</w:t>
+        <w:br/>
+        <w:t xml:space="preserve">        }</w:t>
+        <w:br/>
+        <w:t xml:space="preserve">    }</w:t>
+        <w:br/>
+        <w:br/>
+        <w:t xml:space="preserve">    if (showConfirmation) {</w:t>
+        <w:br/>
+        <w:t xml:space="preserve">        AlertDialog(</w:t>
+        <w:br/>
+        <w:t xml:space="preserve">            onDismissRequest = { showConfirmation = false },</w:t>
+        <w:br/>
+        <w:t xml:space="preserve">            title = { Text("Confirm event details") },</w:t>
+        <w:br/>
+        <w:t xml:space="preserve">            text = {</w:t>
+        <w:br/>
+        <w:t xml:space="preserve">                Column(verticalArrangement = Arrangement.spacedBy(8.dp)) {</w:t>
+        <w:br/>
+        <w:t xml:space="preserve">                    ConfirmationRow("Name", draft.name)</w:t>
+        <w:br/>
+        <w:t xml:space="preserve">                    ConfirmationRow("Date", draft.date?.let(EventDateTime::displayDate).orEmpty())</w:t>
+        <w:br/>
+        <w:t xml:space="preserve">                    ConfirmationRow("Organiser", draft.organiser)</w:t>
+        <w:br/>
+        <w:t xml:space="preserve">                    ConfirmationRow("Location", draft.location)</w:t>
+        <w:br/>
+        <w:t xml:space="preserve">                    ConfirmationRow("Type", draft.eventType.label)</w:t>
+        <w:br/>
+        <w:t xml:space="preserve">                    ConfirmationRow("Status", draft.status.label)</w:t>
+        <w:br/>
+        <w:t xml:space="preserve">                    if (draft.description.isNotBlank()) ConfirmationRow("Description", draft.description)</w:t>
+        <w:br/>
+        <w:t xml:space="preserve">                    if (draft.contactEmail.isNotBlank()) ConfirmationRow("Email", draft.contactEmail)</w:t>
+        <w:br/>
+        <w:t xml:space="preserve">                    if (draft.contactPhone.isNotBlank()) ConfirmationRow("Phone", draft.contactPhone)</w:t>
+        <w:br/>
+        <w:t xml:space="preserve">                }</w:t>
+        <w:br/>
+        <w:t xml:space="preserve">            },</w:t>
+        <w:br/>
+        <w:t xml:space="preserve">            confirmButton = {</w:t>
+        <w:br/>
+        <w:t xml:space="preserve">                Button(onClick = {</w:t>
+        <w:br/>
+        <w:t xml:space="preserve">                    showConfirmation = false</w:t>
+        <w:br/>
+        <w:t xml:space="preserve">                    viewModel.saveEvent(draft, onSaved)</w:t>
+        <w:br/>
+        <w:t xml:space="preserve">                }) { Text("Confirm and save") }</w:t>
+        <w:br/>
+        <w:t xml:space="preserve">            },</w:t>
+        <w:br/>
+        <w:t xml:space="preserve">            dismissButton = {</w:t>
+        <w:br/>
+        <w:t xml:space="preserve">                OutlinedButton(onClick = { showConfirmation = false }) { Text("Go back and edit") }</w:t>
+        <w:br/>
+        <w:t xml:space="preserve">            }</w:t>
+        <w:br/>
+        <w:t xml:space="preserve">        )</w:t>
+        <w:br/>
+        <w:t xml:space="preserve">    }</w:t>
+        <w:br/>
+        <w:t>}</w:t>
+        <w:br/>
+        <w:br/>
+        <w:t>@Composable</w:t>
+        <w:br/>
+        <w:t>fun FormField(</w:t>
+        <w:br/>
+        <w:t xml:space="preserve">    value: String,</w:t>
+        <w:br/>
+        <w:t xml:space="preserve">    onValueChange: (String) -&gt; Unit,</w:t>
+        <w:br/>
+        <w:t xml:space="preserve">    label: String,</w:t>
+        <w:br/>
+        <w:t xml:space="preserve">    error: String? = null,</w:t>
+        <w:br/>
+        <w:t xml:space="preserve">    placeholder: String? = null,</w:t>
+        <w:br/>
+        <w:t xml:space="preserve">    singleLine: Boolean = true,</w:t>
+        <w:br/>
+        <w:t xml:space="preserve">    minLines: Int = 1,</w:t>
+        <w:br/>
+        <w:t xml:space="preserve">    keyboardType: KeyboardType = KeyboardType.Text</w:t>
+        <w:br/>
+        <w:t>) {</w:t>
+        <w:br/>
+        <w:t xml:space="preserve">    OutlinedTextField(</w:t>
+        <w:br/>
+        <w:t xml:space="preserve">        value = value,</w:t>
+        <w:br/>
+        <w:t xml:space="preserve">        onValueChange = onValueChange,</w:t>
+        <w:br/>
+        <w:t xml:space="preserve">        modifier = Modifier.fillMaxWidth(),</w:t>
+        <w:br/>
+        <w:t xml:space="preserve">        label = { Text(label) },</w:t>
+        <w:br/>
+        <w:t xml:space="preserve">        placeholder = placeholder?.let { { Text(it) } },</w:t>
+        <w:br/>
+        <w:t xml:space="preserve">        singleLine = singleLine,</w:t>
+        <w:br/>
+        <w:t xml:space="preserve">        minLines = minLines,</w:t>
+        <w:br/>
+        <w:t xml:space="preserve">        isError = error != null,</w:t>
+        <w:br/>
+        <w:t xml:space="preserve">        supportingText = error?.let { { Text(it) } },</w:t>
+        <w:br/>
+        <w:t xml:space="preserve">        keyboardOptions = KeyboardOptions(keyboardType = keyboardType)</w:t>
+        <w:br/>
+        <w:t xml:space="preserve">    )</w:t>
+        <w:br/>
+        <w:t>}</w:t>
+        <w:br/>
+        <w:br/>
+        <w:t>@Composable</w:t>
+        <w:br/>
+        <w:t>private fun ConfirmationRow(label: String, value: String) {</w:t>
+        <w:br/>
+        <w:t xml:space="preserve">    Row(Modifier.fillMaxWidth()) {</w:t>
+        <w:br/>
+        <w:t xml:space="preserve">        Text(label, fontWeight = FontWeight.SemiBold, modifier = Modifier.weight(0.35f))</w:t>
+        <w:br/>
+        <w:t xml:space="preserve">        Text(value, modifier = Modifier.weight(0.65f))</w:t>
+        <w:br/>
+        <w:t xml:space="preserve">    }</w:t>
+        <w:br/>
+        <w:t>}</w:t>
       </w:r>
     </w:p>
     <w:p>
@@ -2719,489 +2691,482 @@
       </w:pPr>
       <w:r>
         <w:rPr>
-          <w:rFonts w:ascii="Arial" w:hAnsi="Arial" w:eastAsia="Arial" w:cs="Arial"/>
+          <w:rFonts w:ascii="Consolas" w:hAnsi="Consolas" w:eastAsia="Consolas" w:cs="Consolas"/>
           <w:b w:val="0"/>
           <w:i w:val="0"/>
           <w:color w:val="000000"/>
           <w:sz w:val="22"/>
         </w:rPr>
-        <w:t>0001  package com.example.eventmanager.ui</w:t>
-        <w:br/>
-        <w:t xml:space="preserve">0002  </w:t>
-        <w:br/>
-        <w:t>0003  import androidx.compose.animation.AnimatedVisibility</w:t>
-        <w:br/>
-        <w:t>0004  import androidx.compose.foundation.clickable</w:t>
-        <w:br/>
-        <w:t>0005  import androidx.compose.foundation.layout.Arrangement</w:t>
-        <w:br/>
-        <w:t>0006  import androidx.compose.foundation.layout.Box</w:t>
-        <w:br/>
-        <w:t>0007  import androidx.compose.foundation.layout.Column</w:t>
-        <w:br/>
-        <w:t>0008  import androidx.compose.foundation.layout.Row</w:t>
-        <w:br/>
-        <w:t>0009  import androidx.compose.foundation.layout.Spacer</w:t>
-        <w:br/>
-        <w:t>0010  import androidx.compose.foundation.layout.fillMaxSize</w:t>
-        <w:br/>
-        <w:t>0011  import androidx.compose.foundation.layout.fillMaxWidth</w:t>
-        <w:br/>
-        <w:t>0012  import androidx.compose.foundation.layout.height</w:t>
-        <w:br/>
-        <w:t>0013  import androidx.compose.foundation.layout.padding</w:t>
-        <w:br/>
-        <w:t>0014  import androidx.compose.foundation.lazy.LazyColumn</w:t>
-        <w:br/>
-        <w:t>0015  import androidx.compose.foundation.lazy.items</w:t>
-        <w:br/>
-        <w:t>0016  import androidx.compose.material.icons.Icons</w:t>
-        <w:br/>
-        <w:t>0017  import androidx.compose.material.icons.filled.Add</w:t>
-        <w:br/>
-        <w:t>0018  import androidx.compose.material.icons.filled.CloudUpload</w:t>
-        <w:br/>
-        <w:t>0019  import androidx.compose.material.icons.filled.DateRange</w:t>
-        <w:br/>
-        <w:t>0020  import androidx.compose.material.icons.filled.FilterList</w:t>
-        <w:br/>
-        <w:t>0021  import androidx.compose.material.icons.filled.LocationOn</w:t>
-        <w:br/>
-        <w:t>0022  import androidx.compose.material.icons.filled.Person</w:t>
-        <w:br/>
-        <w:t>0023  import androidx.compose.material.icons.filled.Search</w:t>
-        <w:br/>
-        <w:t>0024  import androidx.compose.material3.Card</w:t>
-        <w:br/>
-        <w:t>0025  import androidx.compose.material3.CardDefaults</w:t>
-        <w:br/>
-        <w:t>0026  import androidx.compose.material3.ExtendedFloatingActionButton</w:t>
-        <w:br/>
-        <w:t>0027  import androidx.compose.material3.ExperimentalMaterial3Api</w:t>
-        <w:br/>
-        <w:t>0028  import androidx.compose.material3.HorizontalDivider</w:t>
-        <w:br/>
-        <w:t>0029  import androidx.compose.material3.Icon</w:t>
-        <w:br/>
-        <w:t>0030  import androidx.compose.material3.IconButton</w:t>
-        <w:br/>
-        <w:t>0031  import androidx.compose.material3.MaterialTheme</w:t>
-        <w:br/>
-        <w:t>0032  import androidx.compose.material3.OutlinedTextField</w:t>
-        <w:br/>
-        <w:t>0033  import androidx.compose.material3.Scaffold</w:t>
-        <w:br/>
-        <w:t>0034  import androidx.compose.material3.SnackbarHost</w:t>
-        <w:br/>
-        <w:t>0035  import androidx.compose.material3.SnackbarHostState</w:t>
-        <w:br/>
-        <w:t>0036  import androidx.compose.material3.Text</w:t>
-        <w:br/>
-        <w:t>0037  import androidx.compose.material3.TopAppBar</w:t>
-        <w:br/>
-        <w:t>0038  import androidx.compose.runtime.Composable</w:t>
-        <w:br/>
-        <w:t>0039  import androidx.compose.runtime.LaunchedEffect</w:t>
-        <w:br/>
-        <w:t>0040  import androidx.compose.runtime.getValue</w:t>
-        <w:br/>
-        <w:t>0041  import androidx.compose.runtime.mutableStateOf</w:t>
-        <w:br/>
-        <w:t>0042  import androidx.compose.runtime.remember</w:t>
-        <w:br/>
-        <w:t>0043  import androidx.compose.runtime.setValue</w:t>
-        <w:br/>
-        <w:t>0044  import androidx.compose.ui.Alignment</w:t>
-        <w:br/>
-        <w:t>0045  import androidx.compose.ui.Modifier</w:t>
-        <w:br/>
-        <w:t>0046  import androidx.compose.ui.text.font.FontWeight</w:t>
-        <w:br/>
-        <w:t>0047  import androidx.compose.ui.unit.dp</w:t>
-        <w:br/>
-        <w:t>0048  import androidx.lifecycle.compose.collectAsStateWithLifecycle</w:t>
-        <w:br/>
-        <w:t>0049  import androidx.work.WorkInfo</w:t>
-        <w:br/>
-        <w:t>0050  import com.example.eventmanager.data.EventWithSessionCount</w:t>
-        <w:br/>
-        <w:t>0051  import com.example.eventmanager.model.EventDateTime</w:t>
-        <w:br/>
-        <w:t xml:space="preserve">0052  </w:t>
-        <w:br/>
-        <w:t>0053  @OptIn(ExperimentalMaterial3Api::class)</w:t>
-        <w:br/>
-        <w:t>0054  @Composable</w:t>
-        <w:br/>
-        <w:t>0055  fun EventListScreen(</w:t>
-        <w:br/>
-        <w:t>0056      viewModel: EventManagerViewModel,</w:t>
-        <w:br/>
-        <w:t>0057      onAdd: () -&gt; Unit,</w:t>
-        <w:br/>
-        <w:t>0058      onEvent: (Long) -&gt; Unit</w:t>
-        <w:br/>
-        <w:t>0059  ) {</w:t>
-        <w:br/>
-        <w:t>0060      val events by viewModel.events.collectAsStateWithLifecycle()</w:t>
-        <w:br/>
-        <w:t>0061      val query by viewModel.searchQuery.collectAsStateWithLifecycle()</w:t>
-        <w:br/>
-        <w:t>0062      val date by viewModel.dateFilter.collectAsStateWithLifecycle()</w:t>
-        <w:br/>
-        <w:t>0063      val organiser by viewModel.organiserFilter.collectAsStateWithLifecycle()</w:t>
-        <w:br/>
-        <w:t>0064      val uploadInfo by viewModel.uploadInfo.collectAsStateWithLifecycle()</w:t>
-        <w:br/>
-        <w:t>0065      var filtersVisible by remember { mutableStateOf(false) }</w:t>
-        <w:br/>
-        <w:t>0066      val snackbar = remember { SnackbarHostState() }</w:t>
-        <w:br/>
-        <w:t xml:space="preserve">0067  </w:t>
-        <w:br/>
-        <w:t>0068      LaunchedEffect(uploadInfo?.state) {</w:t>
-        <w:br/>
-        <w:t>0069          val info = uploadInfo ?: return@LaunchedEffect</w:t>
-        <w:br/>
-        <w:t>0070          when (info.state) {</w:t>
-        <w:br/>
-        <w:t>0071              WorkInfo.State.SUCCEEDED -&gt; snackbar.showSnackbar(</w:t>
-        <w:br/>
-        <w:t>0072                  info.outputData.getString("message") ?: "Upload complete"</w:t>
-        <w:br/>
-        <w:t>0073              )</w:t>
-        <w:br/>
-        <w:t>0074              WorkInfo.State.FAILED -&gt; snackbar.showSnackbar(</w:t>
-        <w:br/>
-        <w:t>0075                  info.outputData.getString("message") ?: "Upload failed"</w:t>
-        <w:br/>
-        <w:t>0076              )</w:t>
-        <w:br/>
-        <w:t>0077              WorkInfo.State.ENQUEUED -&gt; snackbar.showSnackbar("Upload queued until a network is available")</w:t>
-        <w:br/>
-        <w:t>0078              else -&gt; Unit</w:t>
-        <w:br/>
-        <w:t>0079          }</w:t>
-        <w:br/>
-        <w:t>0080      }</w:t>
-        <w:br/>
-        <w:t xml:space="preserve">0081  </w:t>
-        <w:br/>
-        <w:t>0082      Scaffold(</w:t>
-        <w:br/>
-        <w:t>0083          topBar = {</w:t>
-        <w:br/>
-        <w:t>0084              TopAppBar(</w:t>
-        <w:br/>
-        <w:t>0085                  title = {</w:t>
-        <w:br/>
-        <w:t>0086                      Column {</w:t>
-        <w:br/>
-        <w:t>0087                          Text("Event Manager", fontWeight = FontWeight.Bold)</w:t>
-        <w:br/>
-        <w:t>0088                          Text(</w:t>
-        <w:br/>
-        <w:t>0089                              "Plan every session in one place",</w:t>
-        <w:br/>
-        <w:t>0090                              style = MaterialTheme.typography.labelMedium,</w:t>
-        <w:br/>
-        <w:t>0091                              color = MaterialTheme.colorScheme.onSurfaceVariant</w:t>
-        <w:br/>
-        <w:t>0092                          )</w:t>
-        <w:br/>
-        <w:t>0093                      }</w:t>
-        <w:br/>
-        <w:t>0094                  },</w:t>
-        <w:br/>
-        <w:t>0095                  actions = {</w:t>
-        <w:br/>
-        <w:t>0096                      IconButton(onClick = { filtersVisible = !filtersVisible }) {</w:t>
-        <w:br/>
-        <w:t>0097                          Icon(Icons.Default.FilterList, contentDescription = "Advanced filters")</w:t>
-        <w:br/>
-        <w:t>0098                      }</w:t>
-        <w:br/>
-        <w:t>0099                      IconButton(onClick = viewModel::uploadAll) {</w:t>
-        <w:br/>
-        <w:t>0100                          Icon(Icons.Default.CloudUpload, contentDescription = "Upload all events")</w:t>
-        <w:br/>
-        <w:t>0101                      }</w:t>
-        <w:br/>
-        <w:t>0102                  }</w:t>
-        <w:br/>
-        <w:t>0103              )</w:t>
-        <w:br/>
-        <w:t>0104          },</w:t>
-        <w:br/>
-        <w:t>0105          snackbarHost = { SnackbarHost(snackbar) },</w:t>
-        <w:br/>
-        <w:t>0106          floatingActionButton = {</w:t>
-        <w:br/>
-        <w:t>0107              ExtendedFloatingActionButton(</w:t>
-        <w:br/>
-        <w:t>0108                  onClick = onAdd,</w:t>
-        <w:br/>
-        <w:t>0109                  icon = { Icon(Icons.Default.Add, contentDescription = null) },</w:t>
-        <w:br/>
-        <w:t>0110                  text = { Text("New event") }</w:t>
-        <w:br/>
-        <w:t>0111              )</w:t>
-        <w:br/>
-        <w:t>0112          }</w:t>
-        <w:br/>
-        <w:t>0113      ) { padding -&gt;</w:t>
-        <w:br/>
-        <w:t>0114          Column(</w:t>
-        <w:br/>
-        <w:t>0115              modifier = Modifier</w:t>
-        <w:br/>
-        <w:t>0116                  .fillMaxSize()</w:t>
-        <w:br/>
-        <w:t>0117                  .padding(padding)</w:t>
-        <w:br/>
-        <w:t>0118                  .padding(horizontal = 16.dp)</w:t>
-        <w:br/>
-        <w:t>0119          ) {</w:t>
-        <w:br/>
-        <w:t>0120              OutlinedTextField(</w:t>
-        <w:br/>
-        <w:t>0121                  value = query,</w:t>
-        <w:br/>
-        <w:t>0122                  onValueChange = { viewModel.searchQuery.value = it },</w:t>
-        <w:br/>
-        <w:t>0123                  modifier = Modifier.fillMaxWidth(),</w:t>
-        <w:br/>
-        <w:t>0124                  label = { Text("Search events") },</w:t>
-        <w:br/>
-        <w:t>0125                  placeholder = { Text("Name or description") },</w:t>
-        <w:br/>
-        <w:t>0126                  leadingIcon = { Icon(Icons.Default.Search, contentDescription = null) },</w:t>
-        <w:br/>
-        <w:t>0127                  singleLine = true</w:t>
-        <w:br/>
-        <w:t>0128              )</w:t>
-        <w:br/>
-        <w:t>0129              AnimatedVisibility(filtersVisible) {</w:t>
-        <w:br/>
-        <w:t>0130                  Column {</w:t>
-        <w:br/>
-        <w:t>0131                      Spacer(Modifier.height(8.dp))</w:t>
-        <w:br/>
-        <w:t>0132                      Row(horizontalArrangement = Arrangement.spacedBy(8.dp)) {</w:t>
-        <w:br/>
-        <w:t>0133                          DatePickerField(</w:t>
-        <w:br/>
-        <w:t>0134                              value = date,</w:t>
-        <w:br/>
-        <w:t>0135                              onValueChange = { viewModel.dateFilter.value = it },</w:t>
-        <w:br/>
-        <w:t>0136                              modifier = Modifier.weight(1f),</w:t>
-        <w:br/>
-        <w:t>0137                              label = "Date"</w:t>
-        <w:br/>
-        <w:t>0138                          )</w:t>
-        <w:br/>
-        <w:t>0139                          OutlinedTextField(</w:t>
-        <w:br/>
-        <w:t>0140                              value = organiser,</w:t>
-        <w:br/>
-        <w:t>0141                              onValueChange = { viewModel.organiserFilter.value = it },</w:t>
-        <w:br/>
-        <w:t>0142                              modifier = Modifier.weight(1f),</w:t>
-        <w:br/>
-        <w:t>0143                              label = { Text("Organiser") },</w:t>
-        <w:br/>
-        <w:t>0144                              singleLine = true</w:t>
-        <w:br/>
-        <w:t>0145                          )</w:t>
-        <w:br/>
-        <w:t>0146                      }</w:t>
-        <w:br/>
-        <w:t>0147                  }</w:t>
-        <w:br/>
-        <w:t>0148              }</w:t>
-        <w:br/>
-        <w:t>0149              Spacer(Modifier.height(12.dp))</w:t>
-        <w:br/>
-        <w:t>0150              if (events.isEmpty()) {</w:t>
-        <w:br/>
-        <w:t>0151                  EmptyEvents(hasSearch = query.isNotBlank() || date != null || organiser.isNotBlank())</w:t>
-        <w:br/>
-        <w:t>0152              } else {</w:t>
-        <w:br/>
-        <w:t>0153                  LazyColumn(</w:t>
-        <w:br/>
-        <w:t>0154                      verticalArrangement = Arrangement.spacedBy(10.dp),</w:t>
-        <w:br/>
-        <w:t>0155                      modifier = Modifier.fillMaxSize()</w:t>
-        <w:br/>
-        <w:t>0156                  ) {</w:t>
-        <w:br/>
-        <w:t>0157                      items(events, key = { it.event.id }) { item -&gt;</w:t>
-        <w:br/>
-        <w:t>0158                          EventCard(item = item, onClick = { onEvent(item.event.id) })</w:t>
-        <w:br/>
-        <w:t>0159                      }</w:t>
-        <w:br/>
-        <w:t>0160                      item { Spacer(Modifier.height(88.dp)) }</w:t>
-        <w:br/>
-        <w:t>0161                  }</w:t>
-        <w:br/>
-        <w:t>0162              }</w:t>
-        <w:br/>
-        <w:t>0163          }</w:t>
-        <w:br/>
-        <w:t>0164      }</w:t>
-        <w:br/>
-        <w:t>0165  }</w:t>
-        <w:br/>
-        <w:t xml:space="preserve">0166  </w:t>
-        <w:br/>
-        <w:t>0167  @Composable</w:t>
-        <w:br/>
-        <w:t>0168  private fun EventCard(item: EventWithSessionCount, onClick: () -&gt; Unit) {</w:t>
-        <w:br/>
-        <w:t>0169      Card(</w:t>
-        <w:br/>
-        <w:t>0170          modifier = Modifier.fillMaxWidth().clickable(onClick = onClick),</w:t>
-        <w:br/>
-        <w:t>0171          colors = CardDefaults.cardColors(containerColor = MaterialTheme.colorScheme.surfaceContainerLow)</w:t>
-        <w:br/>
-        <w:t>0172      ) {</w:t>
-        <w:br/>
-        <w:t>0173          Column(Modifier.padding(16.dp), verticalArrangement = Arrangement.spacedBy(8.dp)) {</w:t>
-        <w:br/>
-        <w:t>0174              Row(verticalAlignment = Alignment.CenterVertically) {</w:t>
-        <w:br/>
-        <w:t>0175                  Text(</w:t>
-        <w:br/>
-        <w:t>0176                      item.event.name,</w:t>
-        <w:br/>
-        <w:t>0177                      style = MaterialTheme.typography.titleMedium,</w:t>
-        <w:br/>
-        <w:t>0178                      fontWeight = FontWeight.SemiBold,</w:t>
-        <w:br/>
-        <w:t>0179                      modifier = Modifier.weight(1f)</w:t>
-        <w:br/>
-        <w:t>0180                  )</w:t>
-        <w:br/>
-        <w:t>0181                  Text(</w:t>
-        <w:br/>
-        <w:t>0182                      if (item.event.syncedAt == null) "Not synced" else "Synced",</w:t>
-        <w:br/>
-        <w:t>0183                      style = MaterialTheme.typography.labelMedium,</w:t>
-        <w:br/>
-        <w:t>0184                      color = if (item.event.syncedAt == null) {</w:t>
-        <w:br/>
-        <w:t>0185                          MaterialTheme.colorScheme.primary</w:t>
-        <w:br/>
-        <w:t>0186                      } else MaterialTheme.colorScheme.tertiary</w:t>
-        <w:br/>
-        <w:t>0187                  )</w:t>
-        <w:br/>
-        <w:t>0188              }</w:t>
-        <w:br/>
-        <w:t>0189              HorizontalDivider(color = MaterialTheme.colorScheme.outlineVariant)</w:t>
-        <w:br/>
-        <w:t>0190              Text(</w:t>
-        <w:br/>
-        <w:t>0191                  "${item.event.eventType.label} • ${item.event.status.label}",</w:t>
-        <w:br/>
-        <w:t>0192                  style = MaterialTheme.typography.labelLarge,</w:t>
-        <w:br/>
-        <w:t>0193                  color = MaterialTheme.colorScheme.primary</w:t>
-        <w:br/>
-        <w:t>0194              )</w:t>
-        <w:br/>
-        <w:t>0195              Row(horizontalArrangement = Arrangement.spacedBy(16.dp)) {</w:t>
-        <w:br/>
-        <w:t>0196                  SmallFact(Icons.Default.DateRange, EventDateTime.displayDate(item.event.date))</w:t>
-        <w:br/>
-        <w:t>0197                  SmallFact(Icons.Default.LocationOn, item.event.location)</w:t>
-        <w:br/>
-        <w:t>0198              }</w:t>
-        <w:br/>
-        <w:t>0199              Row(horizontalArrangement = Arrangement.spacedBy(16.dp)) {</w:t>
-        <w:br/>
-        <w:t>0200                  SmallFact(Icons.Default.Person, item.event.organiser)</w:t>
-        <w:br/>
-        <w:t>0201                  Text(</w:t>
-        <w:br/>
-        <w:t>0202                      "${item.sessionCount} session${if (item.sessionCount == 1) "" else "s"}",</w:t>
-        <w:br/>
-        <w:t>0203                      style = MaterialTheme.typography.bodyMedium,</w:t>
-        <w:br/>
-        <w:t>0204                      color = MaterialTheme.colorScheme.onSurfaceVariant</w:t>
-        <w:br/>
-        <w:t>0205                  )</w:t>
-        <w:br/>
-        <w:t>0206              }</w:t>
-        <w:br/>
-        <w:t>0207          }</w:t>
-        <w:br/>
-        <w:t>0208      }</w:t>
-        <w:br/>
-        <w:t>0209  }</w:t>
-        <w:br/>
-        <w:t xml:space="preserve">0210  </w:t>
-        <w:br/>
-        <w:t>0211  @Composable</w:t>
-        <w:br/>
-        <w:t>0212  private fun SmallFact(icon: androidx.compose.ui.graphics.vector.ImageVector, value: String) {</w:t>
-        <w:br/>
-        <w:t>0213      Row(</w:t>
-        <w:br/>
-        <w:t>0214          modifier = Modifier,</w:t>
-        <w:br/>
-        <w:t>0215          verticalAlignment = Alignment.CenterVertically,</w:t>
-        <w:br/>
-        <w:t>0216          horizontalArrangement = Arrangement.spacedBy(5.dp)</w:t>
-        <w:br/>
-        <w:t>0217      ) {</w:t>
-        <w:br/>
-        <w:t>0218          Icon(icon, contentDescription = null, tint = MaterialTheme.colorScheme.primary)</w:t>
-        <w:br/>
-        <w:t>0219          Text(value, style = MaterialTheme.typography.bodyMedium, maxLines = 1)</w:t>
-        <w:br/>
-        <w:t>0220      }</w:t>
-        <w:br/>
-        <w:t>0221  }</w:t>
-        <w:br/>
-        <w:t xml:space="preserve">0222  </w:t>
-        <w:br/>
-        <w:t>0223  @Composable</w:t>
-        <w:br/>
-        <w:t>0224  private fun EmptyEvents(hasSearch: Boolean) {</w:t>
-        <w:br/>
-        <w:t>0225      Box(Modifier.fillMaxSize(), contentAlignment = Alignment.Center) {</w:t>
-        <w:br/>
-        <w:t>0226          Column(horizontalAlignment = Alignment.CenterHorizontally) {</w:t>
-        <w:br/>
-        <w:t>0227              Text(</w:t>
-        <w:br/>
-        <w:t>0228                  if (hasSearch) "No matching events" else "No events yet",</w:t>
-        <w:br/>
-        <w:t>0229                  style = MaterialTheme.typography.titleMedium,</w:t>
-        <w:br/>
-        <w:t>0230                  fontWeight = FontWeight.SemiBold</w:t>
-        <w:br/>
-        <w:t>0231              )</w:t>
-        <w:br/>
-        <w:t>0232              Text(</w:t>
-        <w:br/>
-        <w:t>0233                  if (hasSearch) "Try a different search or filter." else "Tap New event to add your first event.",</w:t>
-        <w:br/>
-        <w:t>0234                  style = MaterialTheme.typography.bodyMedium,</w:t>
-        <w:br/>
-        <w:t>0235                  color = MaterialTheme.colorScheme.onSurfaceVariant</w:t>
-        <w:br/>
-        <w:t>0236              )</w:t>
-        <w:br/>
-        <w:t>0237          }</w:t>
-        <w:br/>
-        <w:t>0238      }</w:t>
-        <w:br/>
-        <w:t>0239  }</w:t>
+        <w:t>package com.example.eventmanager.ui</w:t>
+        <w:br/>
+        <w:br/>
+        <w:t>import androidx.compose.animation.AnimatedVisibility</w:t>
+        <w:br/>
+        <w:t>import androidx.compose.foundation.clickable</w:t>
+        <w:br/>
+        <w:t>import androidx.compose.foundation.layout.Arrangement</w:t>
+        <w:br/>
+        <w:t>import androidx.compose.foundation.layout.Box</w:t>
+        <w:br/>
+        <w:t>import androidx.compose.foundation.layout.Column</w:t>
+        <w:br/>
+        <w:t>import androidx.compose.foundation.layout.Row</w:t>
+        <w:br/>
+        <w:t>import androidx.compose.foundation.layout.Spacer</w:t>
+        <w:br/>
+        <w:t>import androidx.compose.foundation.layout.fillMaxSize</w:t>
+        <w:br/>
+        <w:t>import androidx.compose.foundation.layout.fillMaxWidth</w:t>
+        <w:br/>
+        <w:t>import androidx.compose.foundation.layout.height</w:t>
+        <w:br/>
+        <w:t>import androidx.compose.foundation.layout.padding</w:t>
+        <w:br/>
+        <w:t>import androidx.compose.foundation.lazy.LazyColumn</w:t>
+        <w:br/>
+        <w:t>import androidx.compose.foundation.lazy.items</w:t>
+        <w:br/>
+        <w:t>import androidx.compose.material.icons.Icons</w:t>
+        <w:br/>
+        <w:t>import androidx.compose.material.icons.filled.Add</w:t>
+        <w:br/>
+        <w:t>import androidx.compose.material.icons.filled.CloudUpload</w:t>
+        <w:br/>
+        <w:t>import androidx.compose.material.icons.filled.DateRange</w:t>
+        <w:br/>
+        <w:t>import androidx.compose.material.icons.filled.FilterList</w:t>
+        <w:br/>
+        <w:t>import androidx.compose.material.icons.filled.LocationOn</w:t>
+        <w:br/>
+        <w:t>import androidx.compose.material.icons.filled.Person</w:t>
+        <w:br/>
+        <w:t>import androidx.compose.material.icons.filled.Search</w:t>
+        <w:br/>
+        <w:t>import androidx.compose.material3.Card</w:t>
+        <w:br/>
+        <w:t>import androidx.compose.material3.CardDefaults</w:t>
+        <w:br/>
+        <w:t>import androidx.compose.material3.ExtendedFloatingActionButton</w:t>
+        <w:br/>
+        <w:t>import androidx.compose.material3.ExperimentalMaterial3Api</w:t>
+        <w:br/>
+        <w:t>import androidx.compose.material3.HorizontalDivider</w:t>
+        <w:br/>
+        <w:t>import androidx.compose.material3.Icon</w:t>
+        <w:br/>
+        <w:t>import androidx.compose.material3.IconButton</w:t>
+        <w:br/>
+        <w:t>import androidx.compose.material3.MaterialTheme</w:t>
+        <w:br/>
+        <w:t>import androidx.compose.material3.OutlinedTextField</w:t>
+        <w:br/>
+        <w:t>import androidx.compose.material3.Scaffold</w:t>
+        <w:br/>
+        <w:t>import androidx.compose.material3.SnackbarHost</w:t>
+        <w:br/>
+        <w:t>import androidx.compose.material3.SnackbarHostState</w:t>
+        <w:br/>
+        <w:t>import androidx.compose.material3.Text</w:t>
+        <w:br/>
+        <w:t>import androidx.compose.material3.TopAppBar</w:t>
+        <w:br/>
+        <w:t>import androidx.compose.runtime.Composable</w:t>
+        <w:br/>
+        <w:t>import androidx.compose.runtime.LaunchedEffect</w:t>
+        <w:br/>
+        <w:t>import androidx.compose.runtime.getValue</w:t>
+        <w:br/>
+        <w:t>import androidx.compose.runtime.mutableStateOf</w:t>
+        <w:br/>
+        <w:t>import androidx.compose.runtime.remember</w:t>
+        <w:br/>
+        <w:t>import androidx.compose.runtime.setValue</w:t>
+        <w:br/>
+        <w:t>import androidx.compose.ui.Alignment</w:t>
+        <w:br/>
+        <w:t>import androidx.compose.ui.Modifier</w:t>
+        <w:br/>
+        <w:t>import androidx.compose.ui.text.font.FontWeight</w:t>
+        <w:br/>
+        <w:t>import androidx.compose.ui.unit.dp</w:t>
+        <w:br/>
+        <w:t>import androidx.lifecycle.compose.collectAsStateWithLifecycle</w:t>
+        <w:br/>
+        <w:t>import androidx.work.WorkInfo</w:t>
+        <w:br/>
+        <w:t>import com.example.eventmanager.data.EventWithSessionCount</w:t>
+        <w:br/>
+        <w:t>import com.example.eventmanager.model.EventDateTime</w:t>
+        <w:br/>
+        <w:br/>
+        <w:t>@OptIn(ExperimentalMaterial3Api::class)</w:t>
+        <w:br/>
+        <w:t>@Composable</w:t>
+        <w:br/>
+        <w:t>fun EventListScreen(</w:t>
+        <w:br/>
+        <w:t xml:space="preserve">    viewModel: EventManagerViewModel,</w:t>
+        <w:br/>
+        <w:t xml:space="preserve">    onAdd: () -&gt; Unit,</w:t>
+        <w:br/>
+        <w:t xml:space="preserve">    onEvent: (Long) -&gt; Unit</w:t>
+        <w:br/>
+        <w:t>) {</w:t>
+        <w:br/>
+        <w:t xml:space="preserve">    val events by viewModel.events.collectAsStateWithLifecycle()</w:t>
+        <w:br/>
+        <w:t xml:space="preserve">    val query by viewModel.searchQuery.collectAsStateWithLifecycle()</w:t>
+        <w:br/>
+        <w:t xml:space="preserve">    val date by viewModel.dateFilter.collectAsStateWithLifecycle()</w:t>
+        <w:br/>
+        <w:t xml:space="preserve">    val organiser by viewModel.organiserFilter.collectAsStateWithLifecycle()</w:t>
+        <w:br/>
+        <w:t xml:space="preserve">    val uploadInfo by viewModel.uploadInfo.collectAsStateWithLifecycle()</w:t>
+        <w:br/>
+        <w:t xml:space="preserve">    var filtersVisible by remember { mutableStateOf(false) }</w:t>
+        <w:br/>
+        <w:t xml:space="preserve">    val snackbar = remember { SnackbarHostState() }</w:t>
+        <w:br/>
+        <w:br/>
+        <w:t xml:space="preserve">    LaunchedEffect(uploadInfo?.state) {</w:t>
+        <w:br/>
+        <w:t xml:space="preserve">        val info = uploadInfo ?: return@LaunchedEffect</w:t>
+        <w:br/>
+        <w:t xml:space="preserve">        when (info.state) {</w:t>
+        <w:br/>
+        <w:t xml:space="preserve">            WorkInfo.State.SUCCEEDED -&gt; snackbar.showSnackbar(</w:t>
+        <w:br/>
+        <w:t xml:space="preserve">                info.outputData.getString("message") ?: "Upload complete"</w:t>
+        <w:br/>
+        <w:t xml:space="preserve">            )</w:t>
+        <w:br/>
+        <w:t xml:space="preserve">            WorkInfo.State.FAILED -&gt; snackbar.showSnackbar(</w:t>
+        <w:br/>
+        <w:t xml:space="preserve">                info.outputData.getString("message") ?: "Upload failed"</w:t>
+        <w:br/>
+        <w:t xml:space="preserve">            )</w:t>
+        <w:br/>
+        <w:t xml:space="preserve">            WorkInfo.State.ENQUEUED -&gt; snackbar.showSnackbar("Upload queued until a network is available")</w:t>
+        <w:br/>
+        <w:t xml:space="preserve">            else -&gt; Unit</w:t>
+        <w:br/>
+        <w:t xml:space="preserve">        }</w:t>
+        <w:br/>
+        <w:t xml:space="preserve">    }</w:t>
+        <w:br/>
+        <w:br/>
+        <w:t xml:space="preserve">    Scaffold(</w:t>
+        <w:br/>
+        <w:t xml:space="preserve">        topBar = {</w:t>
+        <w:br/>
+        <w:t xml:space="preserve">            TopAppBar(</w:t>
+        <w:br/>
+        <w:t xml:space="preserve">                title = {</w:t>
+        <w:br/>
+        <w:t xml:space="preserve">                    Column {</w:t>
+        <w:br/>
+        <w:t xml:space="preserve">                        Text("Event Manager", fontWeight = FontWeight.Bold)</w:t>
+        <w:br/>
+        <w:t xml:space="preserve">                        Text(</w:t>
+        <w:br/>
+        <w:t xml:space="preserve">                            "Plan every session in one place",</w:t>
+        <w:br/>
+        <w:t xml:space="preserve">                            style = MaterialTheme.typography.labelMedium,</w:t>
+        <w:br/>
+        <w:t xml:space="preserve">                            color = MaterialTheme.colorScheme.onSurfaceVariant</w:t>
+        <w:br/>
+        <w:t xml:space="preserve">                        )</w:t>
+        <w:br/>
+        <w:t xml:space="preserve">                    }</w:t>
+        <w:br/>
+        <w:t xml:space="preserve">                },</w:t>
+        <w:br/>
+        <w:t xml:space="preserve">                actions = {</w:t>
+        <w:br/>
+        <w:t xml:space="preserve">                    IconButton(onClick = { filtersVisible = !filtersVisible }) {</w:t>
+        <w:br/>
+        <w:t xml:space="preserve">                        Icon(Icons.Default.FilterList, contentDescription = "Advanced filters")</w:t>
+        <w:br/>
+        <w:t xml:space="preserve">                    }</w:t>
+        <w:br/>
+        <w:t xml:space="preserve">                    IconButton(onClick = viewModel::uploadAll) {</w:t>
+        <w:br/>
+        <w:t xml:space="preserve">                        Icon(Icons.Default.CloudUpload, contentDescription = "Upload all events")</w:t>
+        <w:br/>
+        <w:t xml:space="preserve">                    }</w:t>
+        <w:br/>
+        <w:t xml:space="preserve">                }</w:t>
+        <w:br/>
+        <w:t xml:space="preserve">            )</w:t>
+        <w:br/>
+        <w:t xml:space="preserve">        },</w:t>
+        <w:br/>
+        <w:t xml:space="preserve">        snackbarHost = { SnackbarHost(snackbar) },</w:t>
+        <w:br/>
+        <w:t xml:space="preserve">        floatingActionButton = {</w:t>
+        <w:br/>
+        <w:t xml:space="preserve">            ExtendedFloatingActionButton(</w:t>
+        <w:br/>
+        <w:t xml:space="preserve">                onClick = onAdd,</w:t>
+        <w:br/>
+        <w:t xml:space="preserve">                icon = { Icon(Icons.Default.Add, contentDescription = null) },</w:t>
+        <w:br/>
+        <w:t xml:space="preserve">                text = { Text("New event") }</w:t>
+        <w:br/>
+        <w:t xml:space="preserve">            )</w:t>
+        <w:br/>
+        <w:t xml:space="preserve">        }</w:t>
+        <w:br/>
+        <w:t xml:space="preserve">    ) { padding -&gt;</w:t>
+        <w:br/>
+        <w:t xml:space="preserve">        Column(</w:t>
+        <w:br/>
+        <w:t xml:space="preserve">            modifier = Modifier</w:t>
+        <w:br/>
+        <w:t xml:space="preserve">                .fillMaxSize()</w:t>
+        <w:br/>
+        <w:t xml:space="preserve">                .padding(padding)</w:t>
+        <w:br/>
+        <w:t xml:space="preserve">                .padding(horizontal = 16.dp)</w:t>
+        <w:br/>
+        <w:t xml:space="preserve">        ) {</w:t>
+        <w:br/>
+        <w:t xml:space="preserve">            OutlinedTextField(</w:t>
+        <w:br/>
+        <w:t xml:space="preserve">                value = query,</w:t>
+        <w:br/>
+        <w:t xml:space="preserve">                onValueChange = { viewModel.searchQuery.value = it },</w:t>
+        <w:br/>
+        <w:t xml:space="preserve">                modifier = Modifier.fillMaxWidth(),</w:t>
+        <w:br/>
+        <w:t xml:space="preserve">                label = { Text("Search events") },</w:t>
+        <w:br/>
+        <w:t xml:space="preserve">                placeholder = { Text("Name or description") },</w:t>
+        <w:br/>
+        <w:t xml:space="preserve">                leadingIcon = { Icon(Icons.Default.Search, contentDescription = null) },</w:t>
+        <w:br/>
+        <w:t xml:space="preserve">                singleLine = true</w:t>
+        <w:br/>
+        <w:t xml:space="preserve">            )</w:t>
+        <w:br/>
+        <w:t xml:space="preserve">            AnimatedVisibility(filtersVisible) {</w:t>
+        <w:br/>
+        <w:t xml:space="preserve">                Column {</w:t>
+        <w:br/>
+        <w:t xml:space="preserve">                    Spacer(Modifier.height(8.dp))</w:t>
+        <w:br/>
+        <w:t xml:space="preserve">                    Row(horizontalArrangement = Arrangement.spacedBy(8.dp)) {</w:t>
+        <w:br/>
+        <w:t xml:space="preserve">                        DatePickerField(</w:t>
+        <w:br/>
+        <w:t xml:space="preserve">                            value = date,</w:t>
+        <w:br/>
+        <w:t xml:space="preserve">                            onValueChange = { viewModel.dateFilter.value = it },</w:t>
+        <w:br/>
+        <w:t xml:space="preserve">                            modifier = Modifier.weight(1f),</w:t>
+        <w:br/>
+        <w:t xml:space="preserve">                            label = "Date"</w:t>
+        <w:br/>
+        <w:t xml:space="preserve">                        )</w:t>
+        <w:br/>
+        <w:t xml:space="preserve">                        OutlinedTextField(</w:t>
+        <w:br/>
+        <w:t xml:space="preserve">                            value = organiser,</w:t>
+        <w:br/>
+        <w:t xml:space="preserve">                            onValueChange = { viewModel.organiserFilter.value = it },</w:t>
+        <w:br/>
+        <w:t xml:space="preserve">                            modifier = Modifier.weight(1f),</w:t>
+        <w:br/>
+        <w:t xml:space="preserve">                            label = { Text("Organiser") },</w:t>
+        <w:br/>
+        <w:t xml:space="preserve">                            singleLine = true</w:t>
+        <w:br/>
+        <w:t xml:space="preserve">                        )</w:t>
+        <w:br/>
+        <w:t xml:space="preserve">                    }</w:t>
+        <w:br/>
+        <w:t xml:space="preserve">                }</w:t>
+        <w:br/>
+        <w:t xml:space="preserve">            }</w:t>
+        <w:br/>
+        <w:t xml:space="preserve">            Spacer(Modifier.height(12.dp))</w:t>
+        <w:br/>
+        <w:t xml:space="preserve">            if (events.isEmpty()) {</w:t>
+        <w:br/>
+        <w:t xml:space="preserve">                EmptyEvents(hasSearch = query.isNotBlank() || date != null || organiser.isNotBlank())</w:t>
+        <w:br/>
+        <w:t xml:space="preserve">            } else {</w:t>
+        <w:br/>
+        <w:t xml:space="preserve">                LazyColumn(</w:t>
+        <w:br/>
+        <w:t xml:space="preserve">                    verticalArrangement = Arrangement.spacedBy(10.dp),</w:t>
+        <w:br/>
+        <w:t xml:space="preserve">                    modifier = Modifier.fillMaxSize()</w:t>
+        <w:br/>
+        <w:t xml:space="preserve">                ) {</w:t>
+        <w:br/>
+        <w:t xml:space="preserve">                    items(events, key = { it.event.id }) { item -&gt;</w:t>
+        <w:br/>
+        <w:t xml:space="preserve">                        EventCard(item = item, onClick = { onEvent(item.event.id) })</w:t>
+        <w:br/>
+        <w:t xml:space="preserve">                    }</w:t>
+        <w:br/>
+        <w:t xml:space="preserve">                    item { Spacer(Modifier.height(88.dp)) }</w:t>
+        <w:br/>
+        <w:t xml:space="preserve">                }</w:t>
+        <w:br/>
+        <w:t xml:space="preserve">            }</w:t>
+        <w:br/>
+        <w:t xml:space="preserve">        }</w:t>
+        <w:br/>
+        <w:t xml:space="preserve">    }</w:t>
+        <w:br/>
+        <w:t>}</w:t>
+        <w:br/>
+        <w:br/>
+        <w:t>@Composable</w:t>
+        <w:br/>
+        <w:t>private fun EventCard(item: EventWithSessionCount, onClick: () -&gt; Unit) {</w:t>
+        <w:br/>
+        <w:t xml:space="preserve">    Card(</w:t>
+        <w:br/>
+        <w:t xml:space="preserve">        modifier = Modifier.fillMaxWidth().clickable(onClick = onClick),</w:t>
+        <w:br/>
+        <w:t xml:space="preserve">        colors = CardDefaults.cardColors(containerColor = MaterialTheme.colorScheme.surfaceContainerLow)</w:t>
+        <w:br/>
+        <w:t xml:space="preserve">    ) {</w:t>
+        <w:br/>
+        <w:t xml:space="preserve">        Column(Modifier.padding(16.dp), verticalArrangement = Arrangement.spacedBy(8.dp)) {</w:t>
+        <w:br/>
+        <w:t xml:space="preserve">            Row(verticalAlignment = Alignment.CenterVertically) {</w:t>
+        <w:br/>
+        <w:t xml:space="preserve">                Text(</w:t>
+        <w:br/>
+        <w:t xml:space="preserve">                    item.event.name,</w:t>
+        <w:br/>
+        <w:t xml:space="preserve">                    style = MaterialTheme.typography.titleMedium,</w:t>
+        <w:br/>
+        <w:t xml:space="preserve">                    fontWeight = FontWeight.SemiBold,</w:t>
+        <w:br/>
+        <w:t xml:space="preserve">                    modifier = Modifier.weight(1f)</w:t>
+        <w:br/>
+        <w:t xml:space="preserve">                )</w:t>
+        <w:br/>
+        <w:t xml:space="preserve">                Text(</w:t>
+        <w:br/>
+        <w:t xml:space="preserve">                    if (item.event.syncedAt == null) "Not synced" else "Synced",</w:t>
+        <w:br/>
+        <w:t xml:space="preserve">                    style = MaterialTheme.typography.labelMedium,</w:t>
+        <w:br/>
+        <w:t xml:space="preserve">                    color = if (item.event.syncedAt == null) {</w:t>
+        <w:br/>
+        <w:t xml:space="preserve">                        MaterialTheme.colorScheme.primary</w:t>
+        <w:br/>
+        <w:t xml:space="preserve">                    } else MaterialTheme.colorScheme.tertiary</w:t>
+        <w:br/>
+        <w:t xml:space="preserve">                )</w:t>
+        <w:br/>
+        <w:t xml:space="preserve">            }</w:t>
+        <w:br/>
+        <w:t xml:space="preserve">            HorizontalDivider(color = MaterialTheme.colorScheme.outlineVariant)</w:t>
+        <w:br/>
+        <w:t xml:space="preserve">            Text(</w:t>
+        <w:br/>
+        <w:t xml:space="preserve">                "${item.event.eventType.label} • ${item.event.status.label}",</w:t>
+        <w:br/>
+        <w:t xml:space="preserve">                style = MaterialTheme.typography.labelLarge,</w:t>
+        <w:br/>
+        <w:t xml:space="preserve">                color = MaterialTheme.colorScheme.primary</w:t>
+        <w:br/>
+        <w:t xml:space="preserve">            )</w:t>
+        <w:br/>
+        <w:t xml:space="preserve">            Row(horizontalArrangement = Arrangement.spacedBy(16.dp)) {</w:t>
+        <w:br/>
+        <w:t xml:space="preserve">                SmallFact(Icons.Default.DateRange, EventDateTime.displayDate(item.event.date))</w:t>
+        <w:br/>
+        <w:t xml:space="preserve">                SmallFact(Icons.Default.LocationOn, item.event.location)</w:t>
+        <w:br/>
+        <w:t xml:space="preserve">            }</w:t>
+        <w:br/>
+        <w:t xml:space="preserve">            Row(horizontalArrangement = Arrangement.spacedBy(16.dp)) {</w:t>
+        <w:br/>
+        <w:t xml:space="preserve">                SmallFact(Icons.Default.Person, item.event.organiser)</w:t>
+        <w:br/>
+        <w:t xml:space="preserve">                Text(</w:t>
+        <w:br/>
+        <w:t xml:space="preserve">                    "${item.sessionCount} session${if (item.sessionCount == 1) "" else "s"}",</w:t>
+        <w:br/>
+        <w:t xml:space="preserve">                    style = MaterialTheme.typography.bodyMedium,</w:t>
+        <w:br/>
+        <w:t xml:space="preserve">                    color = MaterialTheme.colorScheme.onSurfaceVariant</w:t>
+        <w:br/>
+        <w:t xml:space="preserve">                )</w:t>
+        <w:br/>
+        <w:t xml:space="preserve">            }</w:t>
+        <w:br/>
+        <w:t xml:space="preserve">        }</w:t>
+        <w:br/>
+        <w:t xml:space="preserve">    }</w:t>
+        <w:br/>
+        <w:t>}</w:t>
+        <w:br/>
+        <w:br/>
+        <w:t>@Composable</w:t>
+        <w:br/>
+        <w:t>private fun SmallFact(icon: androidx.compose.ui.graphics.vector.ImageVector, value: String) {</w:t>
+        <w:br/>
+        <w:t xml:space="preserve">    Row(</w:t>
+        <w:br/>
+        <w:t xml:space="preserve">        modifier = Modifier,</w:t>
+        <w:br/>
+        <w:t xml:space="preserve">        verticalAlignment = Alignment.CenterVertically,</w:t>
+        <w:br/>
+        <w:t xml:space="preserve">        horizontalArrangement = Arrangement.spacedBy(5.dp)</w:t>
+        <w:br/>
+        <w:t xml:space="preserve">    ) {</w:t>
+        <w:br/>
+        <w:t xml:space="preserve">        Icon(icon, contentDescription = null, tint = MaterialTheme.colorScheme.primary)</w:t>
+        <w:br/>
+        <w:t xml:space="preserve">        Text(value, style = MaterialTheme.typography.bodyMedium, maxLines = 1)</w:t>
+        <w:br/>
+        <w:t xml:space="preserve">    }</w:t>
+        <w:br/>
+        <w:t>}</w:t>
+        <w:br/>
+        <w:br/>
+        <w:t>@Composable</w:t>
+        <w:br/>
+        <w:t>private fun EmptyEvents(hasSearch: Boolean) {</w:t>
+        <w:br/>
+        <w:t xml:space="preserve">    Box(Modifier.fillMaxSize(), contentAlignment = Alignment.Center) {</w:t>
+        <w:br/>
+        <w:t xml:space="preserve">        Column(horizontalAlignment = Alignment.CenterHorizontally) {</w:t>
+        <w:br/>
+        <w:t xml:space="preserve">            Text(</w:t>
+        <w:br/>
+        <w:t xml:space="preserve">                if (hasSearch) "No matching events" else "No events yet",</w:t>
+        <w:br/>
+        <w:t xml:space="preserve">                style = MaterialTheme.typography.titleMedium,</w:t>
+        <w:br/>
+        <w:t xml:space="preserve">                fontWeight = FontWeight.SemiBold</w:t>
+        <w:br/>
+        <w:t xml:space="preserve">            )</w:t>
+        <w:br/>
+        <w:t xml:space="preserve">            Text(</w:t>
+        <w:br/>
+        <w:t xml:space="preserve">                if (hasSearch) "Try a different search or filter." else "Tap New event to add your first event.",</w:t>
+        <w:br/>
+        <w:t xml:space="preserve">                style = MaterialTheme.typography.bodyMedium,</w:t>
+        <w:br/>
+        <w:t xml:space="preserve">                color = MaterialTheme.colorScheme.onSurfaceVariant</w:t>
+        <w:br/>
+        <w:t xml:space="preserve">            )</w:t>
+        <w:br/>
+        <w:t xml:space="preserve">        }</w:t>
+        <w:br/>
+        <w:t xml:space="preserve">    }</w:t>
+        <w:br/>
+        <w:t>}</w:t>
       </w:r>
     </w:p>
     <w:sectPr>

--- a/coursework-documents/COMP1786_CW2_Exercise_2_Logbook.docx
+++ b/coursework-documents/COMP1786_CW2_Exercise_2_Logbook.docx
@@ -1302,10 +1302,10 @@
               <w:insideV w:val="nil"/>
             </w:tcBorders>
             <w:tcMar>
-              <w:top w:w="140" w:type="dxa"/>
-              <w:start w:w="180" w:type="dxa"/>
-              <w:bottom w:w="140" w:type="dxa"/>
-              <w:end w:w="180" w:type="dxa"/>
+              <w:top w:w="240" w:type="dxa"/>
+              <w:start w:w="280" w:type="dxa"/>
+              <w:bottom w:w="240" w:type="dxa"/>
+              <w:end w:w="280" w:type="dxa"/>
             </w:tcMar>
           </w:tcPr>
           <w:p>
@@ -1317,7 +1317,7 @@
             </w:pPr>
             <w:r>
               <w:rPr>
-                <w:rFonts w:ascii="Roboto Mono for Powerline" w:hAnsi="Roboto Mono for Powerline" w:eastAsia="Roboto Mono for Powerline" w:cs="Roboto Mono for Powerline"/>
+                <w:rFonts w:ascii="Courier New" w:hAnsi="Courier New" w:eastAsia="Courier New" w:cs="Courier New"/>
                 <w:b w:val="0"/>
                 <w:i w:val="0"/>
                 <w:color w:val="000000"/>
@@ -1335,24 +1335,24 @@
             </w:pPr>
             <w:r>
               <w:rPr>
-                <w:rFonts w:ascii="Roboto Mono for Powerline" w:hAnsi="Roboto Mono for Powerline" w:eastAsia="Roboto Mono for Powerline" w:cs="Roboto Mono for Powerline"/>
-                <w:b w:val="0"/>
-                <w:i w:val="0"/>
-                <w:color w:val="000000"/>
-                <w:sz w:val="22"/>
-              </w:rPr>
-            </w:r>
-          </w:p>
-          <w:p>
-            <w:pPr>
-              <w:keepNext w:val="0"/>
-              <w:keepLines w:val="0"/>
-              <w:spacing w:before="0" w:after="0" w:line="360" w:lineRule="auto"/>
-              <w:ind w:left="0" w:right="0" w:firstLine="0"/>
-            </w:pPr>
-            <w:r>
-              <w:rPr>
-                <w:rFonts w:ascii="Roboto Mono for Powerline" w:hAnsi="Roboto Mono for Powerline" w:eastAsia="Roboto Mono for Powerline" w:cs="Roboto Mono for Powerline"/>
+                <w:rFonts w:ascii="Courier New" w:hAnsi="Courier New" w:eastAsia="Courier New" w:cs="Courier New"/>
+                <w:b w:val="0"/>
+                <w:i w:val="0"/>
+                <w:color w:val="000000"/>
+                <w:sz w:val="22"/>
+              </w:rPr>
+            </w:r>
+          </w:p>
+          <w:p>
+            <w:pPr>
+              <w:keepNext w:val="0"/>
+              <w:keepLines w:val="0"/>
+              <w:spacing w:before="0" w:after="0" w:line="360" w:lineRule="auto"/>
+              <w:ind w:left="0" w:right="0" w:firstLine="0"/>
+            </w:pPr>
+            <w:r>
+              <w:rPr>
+                <w:rFonts w:ascii="Courier New" w:hAnsi="Courier New" w:eastAsia="Courier New" w:cs="Courier New"/>
                 <w:b w:val="0"/>
                 <w:i w:val="0"/>
                 <w:color w:val="000000"/>
@@ -1370,7 +1370,7 @@
             </w:pPr>
             <w:r>
               <w:rPr>
-                <w:rFonts w:ascii="Roboto Mono for Powerline" w:hAnsi="Roboto Mono for Powerline" w:eastAsia="Roboto Mono for Powerline" w:cs="Roboto Mono for Powerline"/>
+                <w:rFonts w:ascii="Courier New" w:hAnsi="Courier New" w:eastAsia="Courier New" w:cs="Courier New"/>
                 <w:b w:val="0"/>
                 <w:i w:val="0"/>
                 <w:color w:val="000000"/>
@@ -1388,7 +1388,7 @@
             </w:pPr>
             <w:r>
               <w:rPr>
-                <w:rFonts w:ascii="Roboto Mono for Powerline" w:hAnsi="Roboto Mono for Powerline" w:eastAsia="Roboto Mono for Powerline" w:cs="Roboto Mono for Powerline"/>
+                <w:rFonts w:ascii="Courier New" w:hAnsi="Courier New" w:eastAsia="Courier New" w:cs="Courier New"/>
                 <w:b w:val="0"/>
                 <w:i w:val="0"/>
                 <w:color w:val="000000"/>
@@ -1406,7 +1406,7 @@
             </w:pPr>
             <w:r>
               <w:rPr>
-                <w:rFonts w:ascii="Roboto Mono for Powerline" w:hAnsi="Roboto Mono for Powerline" w:eastAsia="Roboto Mono for Powerline" w:cs="Roboto Mono for Powerline"/>
+                <w:rFonts w:ascii="Courier New" w:hAnsi="Courier New" w:eastAsia="Courier New" w:cs="Courier New"/>
                 <w:b w:val="0"/>
                 <w:i w:val="0"/>
                 <w:color w:val="000000"/>
@@ -1424,7 +1424,7 @@
             </w:pPr>
             <w:r>
               <w:rPr>
-                <w:rFonts w:ascii="Roboto Mono for Powerline" w:hAnsi="Roboto Mono for Powerline" w:eastAsia="Roboto Mono for Powerline" w:cs="Roboto Mono for Powerline"/>
+                <w:rFonts w:ascii="Courier New" w:hAnsi="Courier New" w:eastAsia="Courier New" w:cs="Courier New"/>
                 <w:b w:val="0"/>
                 <w:i w:val="0"/>
                 <w:color w:val="000000"/>
@@ -1442,7 +1442,7 @@
             </w:pPr>
             <w:r>
               <w:rPr>
-                <w:rFonts w:ascii="Roboto Mono for Powerline" w:hAnsi="Roboto Mono for Powerline" w:eastAsia="Roboto Mono for Powerline" w:cs="Roboto Mono for Powerline"/>
+                <w:rFonts w:ascii="Courier New" w:hAnsi="Courier New" w:eastAsia="Courier New" w:cs="Courier New"/>
                 <w:b w:val="0"/>
                 <w:i w:val="0"/>
                 <w:color w:val="000000"/>
@@ -1460,7 +1460,7 @@
             </w:pPr>
             <w:r>
               <w:rPr>
-                <w:rFonts w:ascii="Roboto Mono for Powerline" w:hAnsi="Roboto Mono for Powerline" w:eastAsia="Roboto Mono for Powerline" w:cs="Roboto Mono for Powerline"/>
+                <w:rFonts w:ascii="Courier New" w:hAnsi="Courier New" w:eastAsia="Courier New" w:cs="Courier New"/>
                 <w:b w:val="0"/>
                 <w:i w:val="0"/>
                 <w:color w:val="000000"/>
@@ -1478,24 +1478,24 @@
             </w:pPr>
             <w:r>
               <w:rPr>
-                <w:rFonts w:ascii="Roboto Mono for Powerline" w:hAnsi="Roboto Mono for Powerline" w:eastAsia="Roboto Mono for Powerline" w:cs="Roboto Mono for Powerline"/>
-                <w:b w:val="0"/>
-                <w:i w:val="0"/>
-                <w:color w:val="000000"/>
-                <w:sz w:val="22"/>
-              </w:rPr>
-            </w:r>
-          </w:p>
-          <w:p>
-            <w:pPr>
-              <w:keepNext w:val="0"/>
-              <w:keepLines w:val="0"/>
-              <w:spacing w:before="0" w:after="0" w:line="360" w:lineRule="auto"/>
-              <w:ind w:left="0" w:right="0" w:firstLine="0"/>
-            </w:pPr>
-            <w:r>
-              <w:rPr>
-                <w:rFonts w:ascii="Roboto Mono for Powerline" w:hAnsi="Roboto Mono for Powerline" w:eastAsia="Roboto Mono for Powerline" w:cs="Roboto Mono for Powerline"/>
+                <w:rFonts w:ascii="Courier New" w:hAnsi="Courier New" w:eastAsia="Courier New" w:cs="Courier New"/>
+                <w:b w:val="0"/>
+                <w:i w:val="0"/>
+                <w:color w:val="000000"/>
+                <w:sz w:val="22"/>
+              </w:rPr>
+            </w:r>
+          </w:p>
+          <w:p>
+            <w:pPr>
+              <w:keepNext w:val="0"/>
+              <w:keepLines w:val="0"/>
+              <w:spacing w:before="0" w:after="0" w:line="360" w:lineRule="auto"/>
+              <w:ind w:left="0" w:right="0" w:firstLine="0"/>
+            </w:pPr>
+            <w:r>
+              <w:rPr>
+                <w:rFonts w:ascii="Courier New" w:hAnsi="Courier New" w:eastAsia="Courier New" w:cs="Courier New"/>
                 <w:b w:val="0"/>
                 <w:i w:val="0"/>
                 <w:color w:val="000000"/>
@@ -1513,7 +1513,7 @@
             </w:pPr>
             <w:r>
               <w:rPr>
-                <w:rFonts w:ascii="Roboto Mono for Powerline" w:hAnsi="Roboto Mono for Powerline" w:eastAsia="Roboto Mono for Powerline" w:cs="Roboto Mono for Powerline"/>
+                <w:rFonts w:ascii="Courier New" w:hAnsi="Courier New" w:eastAsia="Courier New" w:cs="Courier New"/>
                 <w:b w:val="0"/>
                 <w:i w:val="0"/>
                 <w:color w:val="000000"/>
@@ -1531,7 +1531,7 @@
             </w:pPr>
             <w:r>
               <w:rPr>
-                <w:rFonts w:ascii="Roboto Mono for Powerline" w:hAnsi="Roboto Mono for Powerline" w:eastAsia="Roboto Mono for Powerline" w:cs="Roboto Mono for Powerline"/>
+                <w:rFonts w:ascii="Courier New" w:hAnsi="Courier New" w:eastAsia="Courier New" w:cs="Courier New"/>
                 <w:b w:val="0"/>
                 <w:i w:val="0"/>
                 <w:color w:val="000000"/>
@@ -1549,7 +1549,7 @@
             </w:pPr>
             <w:r>
               <w:rPr>
-                <w:rFonts w:ascii="Roboto Mono for Powerline" w:hAnsi="Roboto Mono for Powerline" w:eastAsia="Roboto Mono for Powerline" w:cs="Roboto Mono for Powerline"/>
+                <w:rFonts w:ascii="Courier New" w:hAnsi="Courier New" w:eastAsia="Courier New" w:cs="Courier New"/>
                 <w:b w:val="0"/>
                 <w:i w:val="0"/>
                 <w:color w:val="000000"/>
@@ -1567,7 +1567,7 @@
             </w:pPr>
             <w:r>
               <w:rPr>
-                <w:rFonts w:ascii="Roboto Mono for Powerline" w:hAnsi="Roboto Mono for Powerline" w:eastAsia="Roboto Mono for Powerline" w:cs="Roboto Mono for Powerline"/>
+                <w:rFonts w:ascii="Courier New" w:hAnsi="Courier New" w:eastAsia="Courier New" w:cs="Courier New"/>
                 <w:b w:val="0"/>
                 <w:i w:val="0"/>
                 <w:color w:val="000000"/>
@@ -1585,24 +1585,24 @@
             </w:pPr>
             <w:r>
               <w:rPr>
-                <w:rFonts w:ascii="Roboto Mono for Powerline" w:hAnsi="Roboto Mono for Powerline" w:eastAsia="Roboto Mono for Powerline" w:cs="Roboto Mono for Powerline"/>
-                <w:b w:val="0"/>
-                <w:i w:val="0"/>
-                <w:color w:val="000000"/>
-                <w:sz w:val="22"/>
-              </w:rPr>
-            </w:r>
-          </w:p>
-          <w:p>
-            <w:pPr>
-              <w:keepNext w:val="0"/>
-              <w:keepLines w:val="0"/>
-              <w:spacing w:before="0" w:after="0" w:line="360" w:lineRule="auto"/>
-              <w:ind w:left="0" w:right="0" w:firstLine="0"/>
-            </w:pPr>
-            <w:r>
-              <w:rPr>
-                <w:rFonts w:ascii="Roboto Mono for Powerline" w:hAnsi="Roboto Mono for Powerline" w:eastAsia="Roboto Mono for Powerline" w:cs="Roboto Mono for Powerline"/>
+                <w:rFonts w:ascii="Courier New" w:hAnsi="Courier New" w:eastAsia="Courier New" w:cs="Courier New"/>
+                <w:b w:val="0"/>
+                <w:i w:val="0"/>
+                <w:color w:val="000000"/>
+                <w:sz w:val="22"/>
+              </w:rPr>
+            </w:r>
+          </w:p>
+          <w:p>
+            <w:pPr>
+              <w:keepNext w:val="0"/>
+              <w:keepLines w:val="0"/>
+              <w:spacing w:before="0" w:after="0" w:line="360" w:lineRule="auto"/>
+              <w:ind w:left="0" w:right="0" w:firstLine="0"/>
+            </w:pPr>
+            <w:r>
+              <w:rPr>
+                <w:rFonts w:ascii="Courier New" w:hAnsi="Courier New" w:eastAsia="Courier New" w:cs="Courier New"/>
                 <w:b w:val="0"/>
                 <w:i w:val="0"/>
                 <w:color w:val="000000"/>
@@ -1620,7 +1620,7 @@
             </w:pPr>
             <w:r>
               <w:rPr>
-                <w:rFonts w:ascii="Roboto Mono for Powerline" w:hAnsi="Roboto Mono for Powerline" w:eastAsia="Roboto Mono for Powerline" w:cs="Roboto Mono for Powerline"/>
+                <w:rFonts w:ascii="Courier New" w:hAnsi="Courier New" w:eastAsia="Courier New" w:cs="Courier New"/>
                 <w:b w:val="0"/>
                 <w:i w:val="0"/>
                 <w:color w:val="000000"/>
@@ -1638,7 +1638,7 @@
             </w:pPr>
             <w:r>
               <w:rPr>
-                <w:rFonts w:ascii="Roboto Mono for Powerline" w:hAnsi="Roboto Mono for Powerline" w:eastAsia="Roboto Mono for Powerline" w:cs="Roboto Mono for Powerline"/>
+                <w:rFonts w:ascii="Courier New" w:hAnsi="Courier New" w:eastAsia="Courier New" w:cs="Courier New"/>
                 <w:b w:val="0"/>
                 <w:i w:val="0"/>
                 <w:color w:val="000000"/>
@@ -1656,7 +1656,7 @@
             </w:pPr>
             <w:r>
               <w:rPr>
-                <w:rFonts w:ascii="Roboto Mono for Powerline" w:hAnsi="Roboto Mono for Powerline" w:eastAsia="Roboto Mono for Powerline" w:cs="Roboto Mono for Powerline"/>
+                <w:rFonts w:ascii="Courier New" w:hAnsi="Courier New" w:eastAsia="Courier New" w:cs="Courier New"/>
                 <w:b w:val="0"/>
                 <w:i w:val="0"/>
                 <w:color w:val="000000"/>
@@ -1674,7 +1674,7 @@
             </w:pPr>
             <w:r>
               <w:rPr>
-                <w:rFonts w:ascii="Roboto Mono for Powerline" w:hAnsi="Roboto Mono for Powerline" w:eastAsia="Roboto Mono for Powerline" w:cs="Roboto Mono for Powerline"/>
+                <w:rFonts w:ascii="Courier New" w:hAnsi="Courier New" w:eastAsia="Courier New" w:cs="Courier New"/>
                 <w:b w:val="0"/>
                 <w:i w:val="0"/>
                 <w:color w:val="000000"/>
@@ -1692,7 +1692,7 @@
             </w:pPr>
             <w:r>
               <w:rPr>
-                <w:rFonts w:ascii="Roboto Mono for Powerline" w:hAnsi="Roboto Mono for Powerline" w:eastAsia="Roboto Mono for Powerline" w:cs="Roboto Mono for Powerline"/>
+                <w:rFonts w:ascii="Courier New" w:hAnsi="Courier New" w:eastAsia="Courier New" w:cs="Courier New"/>
                 <w:b w:val="0"/>
                 <w:i w:val="0"/>
                 <w:color w:val="000000"/>
@@ -1710,7 +1710,7 @@
             </w:pPr>
             <w:r>
               <w:rPr>
-                <w:rFonts w:ascii="Roboto Mono for Powerline" w:hAnsi="Roboto Mono for Powerline" w:eastAsia="Roboto Mono for Powerline" w:cs="Roboto Mono for Powerline"/>
+                <w:rFonts w:ascii="Courier New" w:hAnsi="Courier New" w:eastAsia="Courier New" w:cs="Courier New"/>
                 <w:b w:val="0"/>
                 <w:i w:val="0"/>
                 <w:color w:val="000000"/>
@@ -1728,7 +1728,7 @@
             </w:pPr>
             <w:r>
               <w:rPr>
-                <w:rFonts w:ascii="Roboto Mono for Powerline" w:hAnsi="Roboto Mono for Powerline" w:eastAsia="Roboto Mono for Powerline" w:cs="Roboto Mono for Powerline"/>
+                <w:rFonts w:ascii="Courier New" w:hAnsi="Courier New" w:eastAsia="Courier New" w:cs="Courier New"/>
                 <w:b w:val="0"/>
                 <w:i w:val="0"/>
                 <w:color w:val="000000"/>
@@ -1808,10 +1808,10 @@
               <w:insideV w:val="nil"/>
             </w:tcBorders>
             <w:tcMar>
-              <w:top w:w="140" w:type="dxa"/>
-              <w:start w:w="180" w:type="dxa"/>
-              <w:bottom w:w="140" w:type="dxa"/>
-              <w:end w:w="180" w:type="dxa"/>
+              <w:top w:w="240" w:type="dxa"/>
+              <w:start w:w="280" w:type="dxa"/>
+              <w:bottom w:w="240" w:type="dxa"/>
+              <w:end w:w="280" w:type="dxa"/>
             </w:tcMar>
           </w:tcPr>
           <w:p>
@@ -1823,7 +1823,7 @@
             </w:pPr>
             <w:r>
               <w:rPr>
-                <w:rFonts w:ascii="Roboto Mono for Powerline" w:hAnsi="Roboto Mono for Powerline" w:eastAsia="Roboto Mono for Powerline" w:cs="Roboto Mono for Powerline"/>
+                <w:rFonts w:ascii="Courier New" w:hAnsi="Courier New" w:eastAsia="Courier New" w:cs="Courier New"/>
                 <w:b w:val="0"/>
                 <w:i w:val="0"/>
                 <w:color w:val="000000"/>
@@ -1841,24 +1841,24 @@
             </w:pPr>
             <w:r>
               <w:rPr>
-                <w:rFonts w:ascii="Roboto Mono for Powerline" w:hAnsi="Roboto Mono for Powerline" w:eastAsia="Roboto Mono for Powerline" w:cs="Roboto Mono for Powerline"/>
-                <w:b w:val="0"/>
-                <w:i w:val="0"/>
-                <w:color w:val="000000"/>
-                <w:sz w:val="22"/>
-              </w:rPr>
-            </w:r>
-          </w:p>
-          <w:p>
-            <w:pPr>
-              <w:keepNext w:val="0"/>
-              <w:keepLines w:val="0"/>
-              <w:spacing w:before="0" w:after="0" w:line="360" w:lineRule="auto"/>
-              <w:ind w:left="0" w:right="0" w:firstLine="0"/>
-            </w:pPr>
-            <w:r>
-              <w:rPr>
-                <w:rFonts w:ascii="Roboto Mono for Powerline" w:hAnsi="Roboto Mono for Powerline" w:eastAsia="Roboto Mono for Powerline" w:cs="Roboto Mono for Powerline"/>
+                <w:rFonts w:ascii="Courier New" w:hAnsi="Courier New" w:eastAsia="Courier New" w:cs="Courier New"/>
+                <w:b w:val="0"/>
+                <w:i w:val="0"/>
+                <w:color w:val="000000"/>
+                <w:sz w:val="22"/>
+              </w:rPr>
+            </w:r>
+          </w:p>
+          <w:p>
+            <w:pPr>
+              <w:keepNext w:val="0"/>
+              <w:keepLines w:val="0"/>
+              <w:spacing w:before="0" w:after="0" w:line="360" w:lineRule="auto"/>
+              <w:ind w:left="0" w:right="0" w:firstLine="0"/>
+            </w:pPr>
+            <w:r>
+              <w:rPr>
+                <w:rFonts w:ascii="Courier New" w:hAnsi="Courier New" w:eastAsia="Courier New" w:cs="Courier New"/>
                 <w:b w:val="0"/>
                 <w:i w:val="0"/>
                 <w:color w:val="000000"/>
@@ -1876,7 +1876,7 @@
             </w:pPr>
             <w:r>
               <w:rPr>
-                <w:rFonts w:ascii="Roboto Mono for Powerline" w:hAnsi="Roboto Mono for Powerline" w:eastAsia="Roboto Mono for Powerline" w:cs="Roboto Mono for Powerline"/>
+                <w:rFonts w:ascii="Courier New" w:hAnsi="Courier New" w:eastAsia="Courier New" w:cs="Courier New"/>
                 <w:b w:val="0"/>
                 <w:i w:val="0"/>
                 <w:color w:val="000000"/>
@@ -1894,7 +1894,7 @@
             </w:pPr>
             <w:r>
               <w:rPr>
-                <w:rFonts w:ascii="Roboto Mono for Powerline" w:hAnsi="Roboto Mono for Powerline" w:eastAsia="Roboto Mono for Powerline" w:cs="Roboto Mono for Powerline"/>
+                <w:rFonts w:ascii="Courier New" w:hAnsi="Courier New" w:eastAsia="Courier New" w:cs="Courier New"/>
                 <w:b w:val="0"/>
                 <w:i w:val="0"/>
                 <w:color w:val="000000"/>
@@ -1912,7 +1912,7 @@
             </w:pPr>
             <w:r>
               <w:rPr>
-                <w:rFonts w:ascii="Roboto Mono for Powerline" w:hAnsi="Roboto Mono for Powerline" w:eastAsia="Roboto Mono for Powerline" w:cs="Roboto Mono for Powerline"/>
+                <w:rFonts w:ascii="Courier New" w:hAnsi="Courier New" w:eastAsia="Courier New" w:cs="Courier New"/>
                 <w:b w:val="0"/>
                 <w:i w:val="0"/>
                 <w:color w:val="000000"/>
@@ -1930,24 +1930,24 @@
             </w:pPr>
             <w:r>
               <w:rPr>
-                <w:rFonts w:ascii="Roboto Mono for Powerline" w:hAnsi="Roboto Mono for Powerline" w:eastAsia="Roboto Mono for Powerline" w:cs="Roboto Mono for Powerline"/>
-                <w:b w:val="0"/>
-                <w:i w:val="0"/>
-                <w:color w:val="000000"/>
-                <w:sz w:val="22"/>
-              </w:rPr>
-            </w:r>
-          </w:p>
-          <w:p>
-            <w:pPr>
-              <w:keepNext w:val="0"/>
-              <w:keepLines w:val="0"/>
-              <w:spacing w:before="0" w:after="0" w:line="360" w:lineRule="auto"/>
-              <w:ind w:left="0" w:right="0" w:firstLine="0"/>
-            </w:pPr>
-            <w:r>
-              <w:rPr>
-                <w:rFonts w:ascii="Roboto Mono for Powerline" w:hAnsi="Roboto Mono for Powerline" w:eastAsia="Roboto Mono for Powerline" w:cs="Roboto Mono for Powerline"/>
+                <w:rFonts w:ascii="Courier New" w:hAnsi="Courier New" w:eastAsia="Courier New" w:cs="Courier New"/>
+                <w:b w:val="0"/>
+                <w:i w:val="0"/>
+                <w:color w:val="000000"/>
+                <w:sz w:val="22"/>
+              </w:rPr>
+            </w:r>
+          </w:p>
+          <w:p>
+            <w:pPr>
+              <w:keepNext w:val="0"/>
+              <w:keepLines w:val="0"/>
+              <w:spacing w:before="0" w:after="0" w:line="360" w:lineRule="auto"/>
+              <w:ind w:left="0" w:right="0" w:firstLine="0"/>
+            </w:pPr>
+            <w:r>
+              <w:rPr>
+                <w:rFonts w:ascii="Courier New" w:hAnsi="Courier New" w:eastAsia="Courier New" w:cs="Courier New"/>
                 <w:b w:val="0"/>
                 <w:i w:val="0"/>
                 <w:color w:val="000000"/>
@@ -1965,7 +1965,7 @@
             </w:pPr>
             <w:r>
               <w:rPr>
-                <w:rFonts w:ascii="Roboto Mono for Powerline" w:hAnsi="Roboto Mono for Powerline" w:eastAsia="Roboto Mono for Powerline" w:cs="Roboto Mono for Powerline"/>
+                <w:rFonts w:ascii="Courier New" w:hAnsi="Courier New" w:eastAsia="Courier New" w:cs="Courier New"/>
                 <w:b w:val="0"/>
                 <w:i w:val="0"/>
                 <w:color w:val="000000"/>
@@ -1983,7 +1983,7 @@
             </w:pPr>
             <w:r>
               <w:rPr>
-                <w:rFonts w:ascii="Roboto Mono for Powerline" w:hAnsi="Roboto Mono for Powerline" w:eastAsia="Roboto Mono for Powerline" w:cs="Roboto Mono for Powerline"/>
+                <w:rFonts w:ascii="Courier New" w:hAnsi="Courier New" w:eastAsia="Courier New" w:cs="Courier New"/>
                 <w:b w:val="0"/>
                 <w:i w:val="0"/>
                 <w:color w:val="000000"/>
@@ -2001,7 +2001,7 @@
             </w:pPr>
             <w:r>
               <w:rPr>
-                <w:rFonts w:ascii="Roboto Mono for Powerline" w:hAnsi="Roboto Mono for Powerline" w:eastAsia="Roboto Mono for Powerline" w:cs="Roboto Mono for Powerline"/>
+                <w:rFonts w:ascii="Courier New" w:hAnsi="Courier New" w:eastAsia="Courier New" w:cs="Courier New"/>
                 <w:b w:val="0"/>
                 <w:i w:val="0"/>
                 <w:color w:val="000000"/>
@@ -2019,7 +2019,7 @@
             </w:pPr>
             <w:r>
               <w:rPr>
-                <w:rFonts w:ascii="Roboto Mono for Powerline" w:hAnsi="Roboto Mono for Powerline" w:eastAsia="Roboto Mono for Powerline" w:cs="Roboto Mono for Powerline"/>
+                <w:rFonts w:ascii="Courier New" w:hAnsi="Courier New" w:eastAsia="Courier New" w:cs="Courier New"/>
                 <w:b w:val="0"/>
                 <w:i w:val="0"/>
                 <w:color w:val="000000"/>
@@ -2037,24 +2037,24 @@
             </w:pPr>
             <w:r>
               <w:rPr>
-                <w:rFonts w:ascii="Roboto Mono for Powerline" w:hAnsi="Roboto Mono for Powerline" w:eastAsia="Roboto Mono for Powerline" w:cs="Roboto Mono for Powerline"/>
-                <w:b w:val="0"/>
-                <w:i w:val="0"/>
-                <w:color w:val="000000"/>
-                <w:sz w:val="22"/>
-              </w:rPr>
-            </w:r>
-          </w:p>
-          <w:p>
-            <w:pPr>
-              <w:keepNext w:val="0"/>
-              <w:keepLines w:val="0"/>
-              <w:spacing w:before="0" w:after="0" w:line="360" w:lineRule="auto"/>
-              <w:ind w:left="0" w:right="0" w:firstLine="0"/>
-            </w:pPr>
-            <w:r>
-              <w:rPr>
-                <w:rFonts w:ascii="Roboto Mono for Powerline" w:hAnsi="Roboto Mono for Powerline" w:eastAsia="Roboto Mono for Powerline" w:cs="Roboto Mono for Powerline"/>
+                <w:rFonts w:ascii="Courier New" w:hAnsi="Courier New" w:eastAsia="Courier New" w:cs="Courier New"/>
+                <w:b w:val="0"/>
+                <w:i w:val="0"/>
+                <w:color w:val="000000"/>
+                <w:sz w:val="22"/>
+              </w:rPr>
+            </w:r>
+          </w:p>
+          <w:p>
+            <w:pPr>
+              <w:keepNext w:val="0"/>
+              <w:keepLines w:val="0"/>
+              <w:spacing w:before="0" w:after="0" w:line="360" w:lineRule="auto"/>
+              <w:ind w:left="0" w:right="0" w:firstLine="0"/>
+            </w:pPr>
+            <w:r>
+              <w:rPr>
+                <w:rFonts w:ascii="Courier New" w:hAnsi="Courier New" w:eastAsia="Courier New" w:cs="Courier New"/>
                 <w:b w:val="0"/>
                 <w:i w:val="0"/>
                 <w:color w:val="000000"/>
@@ -2072,24 +2072,24 @@
             </w:pPr>
             <w:r>
               <w:rPr>
-                <w:rFonts w:ascii="Roboto Mono for Powerline" w:hAnsi="Roboto Mono for Powerline" w:eastAsia="Roboto Mono for Powerline" w:cs="Roboto Mono for Powerline"/>
-                <w:b w:val="0"/>
-                <w:i w:val="0"/>
-                <w:color w:val="000000"/>
-                <w:sz w:val="22"/>
-              </w:rPr>
-            </w:r>
-          </w:p>
-          <w:p>
-            <w:pPr>
-              <w:keepNext w:val="0"/>
-              <w:keepLines w:val="0"/>
-              <w:spacing w:before="0" w:after="0" w:line="360" w:lineRule="auto"/>
-              <w:ind w:left="0" w:right="0" w:firstLine="0"/>
-            </w:pPr>
-            <w:r>
-              <w:rPr>
-                <w:rFonts w:ascii="Roboto Mono for Powerline" w:hAnsi="Roboto Mono for Powerline" w:eastAsia="Roboto Mono for Powerline" w:cs="Roboto Mono for Powerline"/>
+                <w:rFonts w:ascii="Courier New" w:hAnsi="Courier New" w:eastAsia="Courier New" w:cs="Courier New"/>
+                <w:b w:val="0"/>
+                <w:i w:val="0"/>
+                <w:color w:val="000000"/>
+                <w:sz w:val="22"/>
+              </w:rPr>
+            </w:r>
+          </w:p>
+          <w:p>
+            <w:pPr>
+              <w:keepNext w:val="0"/>
+              <w:keepLines w:val="0"/>
+              <w:spacing w:before="0" w:after="0" w:line="360" w:lineRule="auto"/>
+              <w:ind w:left="0" w:right="0" w:firstLine="0"/>
+            </w:pPr>
+            <w:r>
+              <w:rPr>
+                <w:rFonts w:ascii="Courier New" w:hAnsi="Courier New" w:eastAsia="Courier New" w:cs="Courier New"/>
                 <w:b w:val="0"/>
                 <w:i w:val="0"/>
                 <w:color w:val="000000"/>
@@ -2107,24 +2107,24 @@
             </w:pPr>
             <w:r>
               <w:rPr>
-                <w:rFonts w:ascii="Roboto Mono for Powerline" w:hAnsi="Roboto Mono for Powerline" w:eastAsia="Roboto Mono for Powerline" w:cs="Roboto Mono for Powerline"/>
-                <w:b w:val="0"/>
-                <w:i w:val="0"/>
-                <w:color w:val="000000"/>
-                <w:sz w:val="22"/>
-              </w:rPr>
-            </w:r>
-          </w:p>
-          <w:p>
-            <w:pPr>
-              <w:keepNext w:val="0"/>
-              <w:keepLines w:val="0"/>
-              <w:spacing w:before="0" w:after="0" w:line="360" w:lineRule="auto"/>
-              <w:ind w:left="0" w:right="0" w:firstLine="0"/>
-            </w:pPr>
-            <w:r>
-              <w:rPr>
-                <w:rFonts w:ascii="Roboto Mono for Powerline" w:hAnsi="Roboto Mono for Powerline" w:eastAsia="Roboto Mono for Powerline" w:cs="Roboto Mono for Powerline"/>
+                <w:rFonts w:ascii="Courier New" w:hAnsi="Courier New" w:eastAsia="Courier New" w:cs="Courier New"/>
+                <w:b w:val="0"/>
+                <w:i w:val="0"/>
+                <w:color w:val="000000"/>
+                <w:sz w:val="22"/>
+              </w:rPr>
+            </w:r>
+          </w:p>
+          <w:p>
+            <w:pPr>
+              <w:keepNext w:val="0"/>
+              <w:keepLines w:val="0"/>
+              <w:spacing w:before="0" w:after="0" w:line="360" w:lineRule="auto"/>
+              <w:ind w:left="0" w:right="0" w:firstLine="0"/>
+            </w:pPr>
+            <w:r>
+              <w:rPr>
+                <w:rFonts w:ascii="Courier New" w:hAnsi="Courier New" w:eastAsia="Courier New" w:cs="Courier New"/>
                 <w:b w:val="0"/>
                 <w:i w:val="0"/>
                 <w:color w:val="000000"/>
@@ -2142,7 +2142,7 @@
             </w:pPr>
             <w:r>
               <w:rPr>
-                <w:rFonts w:ascii="Roboto Mono for Powerline" w:hAnsi="Roboto Mono for Powerline" w:eastAsia="Roboto Mono for Powerline" w:cs="Roboto Mono for Powerline"/>
+                <w:rFonts w:ascii="Courier New" w:hAnsi="Courier New" w:eastAsia="Courier New" w:cs="Courier New"/>
                 <w:b w:val="0"/>
                 <w:i w:val="0"/>
                 <w:color w:val="000000"/>
@@ -2160,7 +2160,7 @@
             </w:pPr>
             <w:r>
               <w:rPr>
-                <w:rFonts w:ascii="Roboto Mono for Powerline" w:hAnsi="Roboto Mono for Powerline" w:eastAsia="Roboto Mono for Powerline" w:cs="Roboto Mono for Powerline"/>
+                <w:rFonts w:ascii="Courier New" w:hAnsi="Courier New" w:eastAsia="Courier New" w:cs="Courier New"/>
                 <w:b w:val="0"/>
                 <w:i w:val="0"/>
                 <w:color w:val="000000"/>
@@ -2178,24 +2178,24 @@
             </w:pPr>
             <w:r>
               <w:rPr>
-                <w:rFonts w:ascii="Roboto Mono for Powerline" w:hAnsi="Roboto Mono for Powerline" w:eastAsia="Roboto Mono for Powerline" w:cs="Roboto Mono for Powerline"/>
-                <w:b w:val="0"/>
-                <w:i w:val="0"/>
-                <w:color w:val="000000"/>
-                <w:sz w:val="22"/>
-              </w:rPr>
-            </w:r>
-          </w:p>
-          <w:p>
-            <w:pPr>
-              <w:keepNext w:val="0"/>
-              <w:keepLines w:val="0"/>
-              <w:spacing w:before="0" w:after="0" w:line="360" w:lineRule="auto"/>
-              <w:ind w:left="0" w:right="0" w:firstLine="0"/>
-            </w:pPr>
-            <w:r>
-              <w:rPr>
-                <w:rFonts w:ascii="Roboto Mono for Powerline" w:hAnsi="Roboto Mono for Powerline" w:eastAsia="Roboto Mono for Powerline" w:cs="Roboto Mono for Powerline"/>
+                <w:rFonts w:ascii="Courier New" w:hAnsi="Courier New" w:eastAsia="Courier New" w:cs="Courier New"/>
+                <w:b w:val="0"/>
+                <w:i w:val="0"/>
+                <w:color w:val="000000"/>
+                <w:sz w:val="22"/>
+              </w:rPr>
+            </w:r>
+          </w:p>
+          <w:p>
+            <w:pPr>
+              <w:keepNext w:val="0"/>
+              <w:keepLines w:val="0"/>
+              <w:spacing w:before="0" w:after="0" w:line="360" w:lineRule="auto"/>
+              <w:ind w:left="0" w:right="0" w:firstLine="0"/>
+            </w:pPr>
+            <w:r>
+              <w:rPr>
+                <w:rFonts w:ascii="Courier New" w:hAnsi="Courier New" w:eastAsia="Courier New" w:cs="Courier New"/>
                 <w:b w:val="0"/>
                 <w:i w:val="0"/>
                 <w:color w:val="000000"/>
@@ -2213,7 +2213,7 @@
             </w:pPr>
             <w:r>
               <w:rPr>
-                <w:rFonts w:ascii="Roboto Mono for Powerline" w:hAnsi="Roboto Mono for Powerline" w:eastAsia="Roboto Mono for Powerline" w:cs="Roboto Mono for Powerline"/>
+                <w:rFonts w:ascii="Courier New" w:hAnsi="Courier New" w:eastAsia="Courier New" w:cs="Courier New"/>
                 <w:b w:val="0"/>
                 <w:i w:val="0"/>
                 <w:color w:val="000000"/>
@@ -2231,7 +2231,7 @@
             </w:pPr>
             <w:r>
               <w:rPr>
-                <w:rFonts w:ascii="Roboto Mono for Powerline" w:hAnsi="Roboto Mono for Powerline" w:eastAsia="Roboto Mono for Powerline" w:cs="Roboto Mono for Powerline"/>
+                <w:rFonts w:ascii="Courier New" w:hAnsi="Courier New" w:eastAsia="Courier New" w:cs="Courier New"/>
                 <w:b w:val="0"/>
                 <w:i w:val="0"/>
                 <w:color w:val="000000"/>
@@ -2249,7 +2249,7 @@
             </w:pPr>
             <w:r>
               <w:rPr>
-                <w:rFonts w:ascii="Roboto Mono for Powerline" w:hAnsi="Roboto Mono for Powerline" w:eastAsia="Roboto Mono for Powerline" w:cs="Roboto Mono for Powerline"/>
+                <w:rFonts w:ascii="Courier New" w:hAnsi="Courier New" w:eastAsia="Courier New" w:cs="Courier New"/>
                 <w:b w:val="0"/>
                 <w:i w:val="0"/>
                 <w:color w:val="000000"/>
@@ -2329,10 +2329,10 @@
               <w:insideV w:val="nil"/>
             </w:tcBorders>
             <w:tcMar>
-              <w:top w:w="140" w:type="dxa"/>
-              <w:start w:w="180" w:type="dxa"/>
-              <w:bottom w:w="140" w:type="dxa"/>
-              <w:end w:w="180" w:type="dxa"/>
+              <w:top w:w="240" w:type="dxa"/>
+              <w:start w:w="280" w:type="dxa"/>
+              <w:bottom w:w="240" w:type="dxa"/>
+              <w:end w:w="280" w:type="dxa"/>
             </w:tcMar>
           </w:tcPr>
           <w:p>
@@ -2344,7 +2344,7 @@
             </w:pPr>
             <w:r>
               <w:rPr>
-                <w:rFonts w:ascii="Roboto Mono for Powerline" w:hAnsi="Roboto Mono for Powerline" w:eastAsia="Roboto Mono for Powerline" w:cs="Roboto Mono for Powerline"/>
+                <w:rFonts w:ascii="Courier New" w:hAnsi="Courier New" w:eastAsia="Courier New" w:cs="Courier New"/>
                 <w:b w:val="0"/>
                 <w:i w:val="0"/>
                 <w:color w:val="000000"/>
@@ -2362,24 +2362,24 @@
             </w:pPr>
             <w:r>
               <w:rPr>
-                <w:rFonts w:ascii="Roboto Mono for Powerline" w:hAnsi="Roboto Mono for Powerline" w:eastAsia="Roboto Mono for Powerline" w:cs="Roboto Mono for Powerline"/>
-                <w:b w:val="0"/>
-                <w:i w:val="0"/>
-                <w:color w:val="000000"/>
-                <w:sz w:val="22"/>
-              </w:rPr>
-            </w:r>
-          </w:p>
-          <w:p>
-            <w:pPr>
-              <w:keepNext w:val="0"/>
-              <w:keepLines w:val="0"/>
-              <w:spacing w:before="0" w:after="0" w:line="360" w:lineRule="auto"/>
-              <w:ind w:left="0" w:right="0" w:firstLine="0"/>
-            </w:pPr>
-            <w:r>
-              <w:rPr>
-                <w:rFonts w:ascii="Roboto Mono for Powerline" w:hAnsi="Roboto Mono for Powerline" w:eastAsia="Roboto Mono for Powerline" w:cs="Roboto Mono for Powerline"/>
+                <w:rFonts w:ascii="Courier New" w:hAnsi="Courier New" w:eastAsia="Courier New" w:cs="Courier New"/>
+                <w:b w:val="0"/>
+                <w:i w:val="0"/>
+                <w:color w:val="000000"/>
+                <w:sz w:val="22"/>
+              </w:rPr>
+            </w:r>
+          </w:p>
+          <w:p>
+            <w:pPr>
+              <w:keepNext w:val="0"/>
+              <w:keepLines w:val="0"/>
+              <w:spacing w:before="0" w:after="0" w:line="360" w:lineRule="auto"/>
+              <w:ind w:left="0" w:right="0" w:firstLine="0"/>
+            </w:pPr>
+            <w:r>
+              <w:rPr>
+                <w:rFonts w:ascii="Courier New" w:hAnsi="Courier New" w:eastAsia="Courier New" w:cs="Courier New"/>
                 <w:b w:val="0"/>
                 <w:i w:val="0"/>
                 <w:color w:val="000000"/>
@@ -2397,7 +2397,7 @@
             </w:pPr>
             <w:r>
               <w:rPr>
-                <w:rFonts w:ascii="Roboto Mono for Powerline" w:hAnsi="Roboto Mono for Powerline" w:eastAsia="Roboto Mono for Powerline" w:cs="Roboto Mono for Powerline"/>
+                <w:rFonts w:ascii="Courier New" w:hAnsi="Courier New" w:eastAsia="Courier New" w:cs="Courier New"/>
                 <w:b w:val="0"/>
                 <w:i w:val="0"/>
                 <w:color w:val="000000"/>
@@ -2415,24 +2415,24 @@
             </w:pPr>
             <w:r>
               <w:rPr>
-                <w:rFonts w:ascii="Roboto Mono for Powerline" w:hAnsi="Roboto Mono for Powerline" w:eastAsia="Roboto Mono for Powerline" w:cs="Roboto Mono for Powerline"/>
-                <w:b w:val="0"/>
-                <w:i w:val="0"/>
-                <w:color w:val="000000"/>
-                <w:sz w:val="22"/>
-              </w:rPr>
-            </w:r>
-          </w:p>
-          <w:p>
-            <w:pPr>
-              <w:keepNext w:val="0"/>
-              <w:keepLines w:val="0"/>
-              <w:spacing w:before="0" w:after="0" w:line="360" w:lineRule="auto"/>
-              <w:ind w:left="0" w:right="0" w:firstLine="0"/>
-            </w:pPr>
-            <w:r>
-              <w:rPr>
-                <w:rFonts w:ascii="Roboto Mono for Powerline" w:hAnsi="Roboto Mono for Powerline" w:eastAsia="Roboto Mono for Powerline" w:cs="Roboto Mono for Powerline"/>
+                <w:rFonts w:ascii="Courier New" w:hAnsi="Courier New" w:eastAsia="Courier New" w:cs="Courier New"/>
+                <w:b w:val="0"/>
+                <w:i w:val="0"/>
+                <w:color w:val="000000"/>
+                <w:sz w:val="22"/>
+              </w:rPr>
+            </w:r>
+          </w:p>
+          <w:p>
+            <w:pPr>
+              <w:keepNext w:val="0"/>
+              <w:keepLines w:val="0"/>
+              <w:spacing w:before="0" w:after="0" w:line="360" w:lineRule="auto"/>
+              <w:ind w:left="0" w:right="0" w:firstLine="0"/>
+            </w:pPr>
+            <w:r>
+              <w:rPr>
+                <w:rFonts w:ascii="Courier New" w:hAnsi="Courier New" w:eastAsia="Courier New" w:cs="Courier New"/>
                 <w:b w:val="0"/>
                 <w:i w:val="0"/>
                 <w:color w:val="000000"/>
@@ -2450,7 +2450,7 @@
             </w:pPr>
             <w:r>
               <w:rPr>
-                <w:rFonts w:ascii="Roboto Mono for Powerline" w:hAnsi="Roboto Mono for Powerline" w:eastAsia="Roboto Mono for Powerline" w:cs="Roboto Mono for Powerline"/>
+                <w:rFonts w:ascii="Courier New" w:hAnsi="Courier New" w:eastAsia="Courier New" w:cs="Courier New"/>
                 <w:b w:val="0"/>
                 <w:i w:val="0"/>
                 <w:color w:val="000000"/>
@@ -2468,7 +2468,7 @@
             </w:pPr>
             <w:r>
               <w:rPr>
-                <w:rFonts w:ascii="Roboto Mono for Powerline" w:hAnsi="Roboto Mono for Powerline" w:eastAsia="Roboto Mono for Powerline" w:cs="Roboto Mono for Powerline"/>
+                <w:rFonts w:ascii="Courier New" w:hAnsi="Courier New" w:eastAsia="Courier New" w:cs="Courier New"/>
                 <w:b w:val="0"/>
                 <w:i w:val="0"/>
                 <w:color w:val="000000"/>
@@ -2486,24 +2486,24 @@
             </w:pPr>
             <w:r>
               <w:rPr>
-                <w:rFonts w:ascii="Roboto Mono for Powerline" w:hAnsi="Roboto Mono for Powerline" w:eastAsia="Roboto Mono for Powerline" w:cs="Roboto Mono for Powerline"/>
-                <w:b w:val="0"/>
-                <w:i w:val="0"/>
-                <w:color w:val="000000"/>
-                <w:sz w:val="22"/>
-              </w:rPr>
-            </w:r>
-          </w:p>
-          <w:p>
-            <w:pPr>
-              <w:keepNext w:val="0"/>
-              <w:keepLines w:val="0"/>
-              <w:spacing w:before="0" w:after="0" w:line="360" w:lineRule="auto"/>
-              <w:ind w:left="0" w:right="0" w:firstLine="0"/>
-            </w:pPr>
-            <w:r>
-              <w:rPr>
-                <w:rFonts w:ascii="Roboto Mono for Powerline" w:hAnsi="Roboto Mono for Powerline" w:eastAsia="Roboto Mono for Powerline" w:cs="Roboto Mono for Powerline"/>
+                <w:rFonts w:ascii="Courier New" w:hAnsi="Courier New" w:eastAsia="Courier New" w:cs="Courier New"/>
+                <w:b w:val="0"/>
+                <w:i w:val="0"/>
+                <w:color w:val="000000"/>
+                <w:sz w:val="22"/>
+              </w:rPr>
+            </w:r>
+          </w:p>
+          <w:p>
+            <w:pPr>
+              <w:keepNext w:val="0"/>
+              <w:keepLines w:val="0"/>
+              <w:spacing w:before="0" w:after="0" w:line="360" w:lineRule="auto"/>
+              <w:ind w:left="0" w:right="0" w:firstLine="0"/>
+            </w:pPr>
+            <w:r>
+              <w:rPr>
+                <w:rFonts w:ascii="Courier New" w:hAnsi="Courier New" w:eastAsia="Courier New" w:cs="Courier New"/>
                 <w:b w:val="0"/>
                 <w:i w:val="0"/>
                 <w:color w:val="000000"/>
@@ -2521,7 +2521,7 @@
             </w:pPr>
             <w:r>
               <w:rPr>
-                <w:rFonts w:ascii="Roboto Mono for Powerline" w:hAnsi="Roboto Mono for Powerline" w:eastAsia="Roboto Mono for Powerline" w:cs="Roboto Mono for Powerline"/>
+                <w:rFonts w:ascii="Courier New" w:hAnsi="Courier New" w:eastAsia="Courier New" w:cs="Courier New"/>
                 <w:b w:val="0"/>
                 <w:i w:val="0"/>
                 <w:color w:val="000000"/>
@@ -2539,7 +2539,7 @@
             </w:pPr>
             <w:r>
               <w:rPr>
-                <w:rFonts w:ascii="Roboto Mono for Powerline" w:hAnsi="Roboto Mono for Powerline" w:eastAsia="Roboto Mono for Powerline" w:cs="Roboto Mono for Powerline"/>
+                <w:rFonts w:ascii="Courier New" w:hAnsi="Courier New" w:eastAsia="Courier New" w:cs="Courier New"/>
                 <w:b w:val="0"/>
                 <w:i w:val="0"/>
                 <w:color w:val="000000"/>
@@ -2557,7 +2557,7 @@
             </w:pPr>
             <w:r>
               <w:rPr>
-                <w:rFonts w:ascii="Roboto Mono for Powerline" w:hAnsi="Roboto Mono for Powerline" w:eastAsia="Roboto Mono for Powerline" w:cs="Roboto Mono for Powerline"/>
+                <w:rFonts w:ascii="Courier New" w:hAnsi="Courier New" w:eastAsia="Courier New" w:cs="Courier New"/>
                 <w:b w:val="0"/>
                 <w:i w:val="0"/>
                 <w:color w:val="000000"/>
@@ -2575,7 +2575,7 @@
             </w:pPr>
             <w:r>
               <w:rPr>
-                <w:rFonts w:ascii="Roboto Mono for Powerline" w:hAnsi="Roboto Mono for Powerline" w:eastAsia="Roboto Mono for Powerline" w:cs="Roboto Mono for Powerline"/>
+                <w:rFonts w:ascii="Courier New" w:hAnsi="Courier New" w:eastAsia="Courier New" w:cs="Courier New"/>
                 <w:b w:val="0"/>
                 <w:i w:val="0"/>
                 <w:color w:val="000000"/>
@@ -2593,7 +2593,7 @@
             </w:pPr>
             <w:r>
               <w:rPr>
-                <w:rFonts w:ascii="Roboto Mono for Powerline" w:hAnsi="Roboto Mono for Powerline" w:eastAsia="Roboto Mono for Powerline" w:cs="Roboto Mono for Powerline"/>
+                <w:rFonts w:ascii="Courier New" w:hAnsi="Courier New" w:eastAsia="Courier New" w:cs="Courier New"/>
                 <w:b w:val="0"/>
                 <w:i w:val="0"/>
                 <w:color w:val="000000"/>
@@ -2611,7 +2611,7 @@
             </w:pPr>
             <w:r>
               <w:rPr>
-                <w:rFonts w:ascii="Roboto Mono for Powerline" w:hAnsi="Roboto Mono for Powerline" w:eastAsia="Roboto Mono for Powerline" w:cs="Roboto Mono for Powerline"/>
+                <w:rFonts w:ascii="Courier New" w:hAnsi="Courier New" w:eastAsia="Courier New" w:cs="Courier New"/>
                 <w:b w:val="0"/>
                 <w:i w:val="0"/>
                 <w:color w:val="000000"/>
@@ -2629,7 +2629,7 @@
             </w:pPr>
             <w:r>
               <w:rPr>
-                <w:rFonts w:ascii="Roboto Mono for Powerline" w:hAnsi="Roboto Mono for Powerline" w:eastAsia="Roboto Mono for Powerline" w:cs="Roboto Mono for Powerline"/>
+                <w:rFonts w:ascii="Courier New" w:hAnsi="Courier New" w:eastAsia="Courier New" w:cs="Courier New"/>
                 <w:b w:val="0"/>
                 <w:i w:val="0"/>
                 <w:color w:val="000000"/>
@@ -2647,7 +2647,7 @@
             </w:pPr>
             <w:r>
               <w:rPr>
-                <w:rFonts w:ascii="Roboto Mono for Powerline" w:hAnsi="Roboto Mono for Powerline" w:eastAsia="Roboto Mono for Powerline" w:cs="Roboto Mono for Powerline"/>
+                <w:rFonts w:ascii="Courier New" w:hAnsi="Courier New" w:eastAsia="Courier New" w:cs="Courier New"/>
                 <w:b w:val="0"/>
                 <w:i w:val="0"/>
                 <w:color w:val="000000"/>
@@ -2665,7 +2665,7 @@
             </w:pPr>
             <w:r>
               <w:rPr>
-                <w:rFonts w:ascii="Roboto Mono for Powerline" w:hAnsi="Roboto Mono for Powerline" w:eastAsia="Roboto Mono for Powerline" w:cs="Roboto Mono for Powerline"/>
+                <w:rFonts w:ascii="Courier New" w:hAnsi="Courier New" w:eastAsia="Courier New" w:cs="Courier New"/>
                 <w:b w:val="0"/>
                 <w:i w:val="0"/>
                 <w:color w:val="000000"/>
@@ -2683,7 +2683,7 @@
             </w:pPr>
             <w:r>
               <w:rPr>
-                <w:rFonts w:ascii="Roboto Mono for Powerline" w:hAnsi="Roboto Mono for Powerline" w:eastAsia="Roboto Mono for Powerline" w:cs="Roboto Mono for Powerline"/>
+                <w:rFonts w:ascii="Courier New" w:hAnsi="Courier New" w:eastAsia="Courier New" w:cs="Courier New"/>
                 <w:b w:val="0"/>
                 <w:i w:val="0"/>
                 <w:color w:val="000000"/>
@@ -2701,7 +2701,7 @@
             </w:pPr>
             <w:r>
               <w:rPr>
-                <w:rFonts w:ascii="Roboto Mono for Powerline" w:hAnsi="Roboto Mono for Powerline" w:eastAsia="Roboto Mono for Powerline" w:cs="Roboto Mono for Powerline"/>
+                <w:rFonts w:ascii="Courier New" w:hAnsi="Courier New" w:eastAsia="Courier New" w:cs="Courier New"/>
                 <w:b w:val="0"/>
                 <w:i w:val="0"/>
                 <w:color w:val="000000"/>
@@ -2719,7 +2719,7 @@
             </w:pPr>
             <w:r>
               <w:rPr>
-                <w:rFonts w:ascii="Roboto Mono for Powerline" w:hAnsi="Roboto Mono for Powerline" w:eastAsia="Roboto Mono for Powerline" w:cs="Roboto Mono for Powerline"/>
+                <w:rFonts w:ascii="Courier New" w:hAnsi="Courier New" w:eastAsia="Courier New" w:cs="Courier New"/>
                 <w:b w:val="0"/>
                 <w:i w:val="0"/>
                 <w:color w:val="000000"/>
@@ -2737,7 +2737,7 @@
             </w:pPr>
             <w:r>
               <w:rPr>
-                <w:rFonts w:ascii="Roboto Mono for Powerline" w:hAnsi="Roboto Mono for Powerline" w:eastAsia="Roboto Mono for Powerline" w:cs="Roboto Mono for Powerline"/>
+                <w:rFonts w:ascii="Courier New" w:hAnsi="Courier New" w:eastAsia="Courier New" w:cs="Courier New"/>
                 <w:b w:val="0"/>
                 <w:i w:val="0"/>
                 <w:color w:val="000000"/>
@@ -2755,7 +2755,7 @@
             </w:pPr>
             <w:r>
               <w:rPr>
-                <w:rFonts w:ascii="Roboto Mono for Powerline" w:hAnsi="Roboto Mono for Powerline" w:eastAsia="Roboto Mono for Powerline" w:cs="Roboto Mono for Powerline"/>
+                <w:rFonts w:ascii="Courier New" w:hAnsi="Courier New" w:eastAsia="Courier New" w:cs="Courier New"/>
                 <w:b w:val="0"/>
                 <w:i w:val="0"/>
                 <w:color w:val="000000"/>
@@ -2773,7 +2773,7 @@
             </w:pPr>
             <w:r>
               <w:rPr>
-                <w:rFonts w:ascii="Roboto Mono for Powerline" w:hAnsi="Roboto Mono for Powerline" w:eastAsia="Roboto Mono for Powerline" w:cs="Roboto Mono for Powerline"/>
+                <w:rFonts w:ascii="Courier New" w:hAnsi="Courier New" w:eastAsia="Courier New" w:cs="Courier New"/>
                 <w:b w:val="0"/>
                 <w:i w:val="0"/>
                 <w:color w:val="000000"/>
@@ -2791,7 +2791,7 @@
             </w:pPr>
             <w:r>
               <w:rPr>
-                <w:rFonts w:ascii="Roboto Mono for Powerline" w:hAnsi="Roboto Mono for Powerline" w:eastAsia="Roboto Mono for Powerline" w:cs="Roboto Mono for Powerline"/>
+                <w:rFonts w:ascii="Courier New" w:hAnsi="Courier New" w:eastAsia="Courier New" w:cs="Courier New"/>
                 <w:b w:val="0"/>
                 <w:i w:val="0"/>
                 <w:color w:val="000000"/>
@@ -2809,7 +2809,7 @@
             </w:pPr>
             <w:r>
               <w:rPr>
-                <w:rFonts w:ascii="Roboto Mono for Powerline" w:hAnsi="Roboto Mono for Powerline" w:eastAsia="Roboto Mono for Powerline" w:cs="Roboto Mono for Powerline"/>
+                <w:rFonts w:ascii="Courier New" w:hAnsi="Courier New" w:eastAsia="Courier New" w:cs="Courier New"/>
                 <w:b w:val="0"/>
                 <w:i w:val="0"/>
                 <w:color w:val="000000"/>
@@ -2827,7 +2827,7 @@
             </w:pPr>
             <w:r>
               <w:rPr>
-                <w:rFonts w:ascii="Roboto Mono for Powerline" w:hAnsi="Roboto Mono for Powerline" w:eastAsia="Roboto Mono for Powerline" w:cs="Roboto Mono for Powerline"/>
+                <w:rFonts w:ascii="Courier New" w:hAnsi="Courier New" w:eastAsia="Courier New" w:cs="Courier New"/>
                 <w:b w:val="0"/>
                 <w:i w:val="0"/>
                 <w:color w:val="000000"/>
@@ -2845,24 +2845,24 @@
             </w:pPr>
             <w:r>
               <w:rPr>
-                <w:rFonts w:ascii="Roboto Mono for Powerline" w:hAnsi="Roboto Mono for Powerline" w:eastAsia="Roboto Mono for Powerline" w:cs="Roboto Mono for Powerline"/>
-                <w:b w:val="0"/>
-                <w:i w:val="0"/>
-                <w:color w:val="000000"/>
-                <w:sz w:val="22"/>
-              </w:rPr>
-            </w:r>
-          </w:p>
-          <w:p>
-            <w:pPr>
-              <w:keepNext w:val="0"/>
-              <w:keepLines w:val="0"/>
-              <w:spacing w:before="0" w:after="0" w:line="360" w:lineRule="auto"/>
-              <w:ind w:left="0" w:right="0" w:firstLine="0"/>
-            </w:pPr>
-            <w:r>
-              <w:rPr>
-                <w:rFonts w:ascii="Roboto Mono for Powerline" w:hAnsi="Roboto Mono for Powerline" w:eastAsia="Roboto Mono for Powerline" w:cs="Roboto Mono for Powerline"/>
+                <w:rFonts w:ascii="Courier New" w:hAnsi="Courier New" w:eastAsia="Courier New" w:cs="Courier New"/>
+                <w:b w:val="0"/>
+                <w:i w:val="0"/>
+                <w:color w:val="000000"/>
+                <w:sz w:val="22"/>
+              </w:rPr>
+            </w:r>
+          </w:p>
+          <w:p>
+            <w:pPr>
+              <w:keepNext w:val="0"/>
+              <w:keepLines w:val="0"/>
+              <w:spacing w:before="0" w:after="0" w:line="360" w:lineRule="auto"/>
+              <w:ind w:left="0" w:right="0" w:firstLine="0"/>
+            </w:pPr>
+            <w:r>
+              <w:rPr>
+                <w:rFonts w:ascii="Courier New" w:hAnsi="Courier New" w:eastAsia="Courier New" w:cs="Courier New"/>
                 <w:b w:val="0"/>
                 <w:i w:val="0"/>
                 <w:color w:val="000000"/>
@@ -2880,7 +2880,7 @@
             </w:pPr>
             <w:r>
               <w:rPr>
-                <w:rFonts w:ascii="Roboto Mono for Powerline" w:hAnsi="Roboto Mono for Powerline" w:eastAsia="Roboto Mono for Powerline" w:cs="Roboto Mono for Powerline"/>
+                <w:rFonts w:ascii="Courier New" w:hAnsi="Courier New" w:eastAsia="Courier New" w:cs="Courier New"/>
                 <w:b w:val="0"/>
                 <w:i w:val="0"/>
                 <w:color w:val="000000"/>
@@ -2898,7 +2898,7 @@
             </w:pPr>
             <w:r>
               <w:rPr>
-                <w:rFonts w:ascii="Roboto Mono for Powerline" w:hAnsi="Roboto Mono for Powerline" w:eastAsia="Roboto Mono for Powerline" w:cs="Roboto Mono for Powerline"/>
+                <w:rFonts w:ascii="Courier New" w:hAnsi="Courier New" w:eastAsia="Courier New" w:cs="Courier New"/>
                 <w:b w:val="0"/>
                 <w:i w:val="0"/>
                 <w:color w:val="000000"/>
@@ -2916,7 +2916,7 @@
             </w:pPr>
             <w:r>
               <w:rPr>
-                <w:rFonts w:ascii="Roboto Mono for Powerline" w:hAnsi="Roboto Mono for Powerline" w:eastAsia="Roboto Mono for Powerline" w:cs="Roboto Mono for Powerline"/>
+                <w:rFonts w:ascii="Courier New" w:hAnsi="Courier New" w:eastAsia="Courier New" w:cs="Courier New"/>
                 <w:b w:val="0"/>
                 <w:i w:val="0"/>
                 <w:color w:val="000000"/>
@@ -2934,24 +2934,24 @@
             </w:pPr>
             <w:r>
               <w:rPr>
-                <w:rFonts w:ascii="Roboto Mono for Powerline" w:hAnsi="Roboto Mono for Powerline" w:eastAsia="Roboto Mono for Powerline" w:cs="Roboto Mono for Powerline"/>
-                <w:b w:val="0"/>
-                <w:i w:val="0"/>
-                <w:color w:val="000000"/>
-                <w:sz w:val="22"/>
-              </w:rPr>
-            </w:r>
-          </w:p>
-          <w:p>
-            <w:pPr>
-              <w:keepNext w:val="0"/>
-              <w:keepLines w:val="0"/>
-              <w:spacing w:before="0" w:after="0" w:line="360" w:lineRule="auto"/>
-              <w:ind w:left="0" w:right="0" w:firstLine="0"/>
-            </w:pPr>
-            <w:r>
-              <w:rPr>
-                <w:rFonts w:ascii="Roboto Mono for Powerline" w:hAnsi="Roboto Mono for Powerline" w:eastAsia="Roboto Mono for Powerline" w:cs="Roboto Mono for Powerline"/>
+                <w:rFonts w:ascii="Courier New" w:hAnsi="Courier New" w:eastAsia="Courier New" w:cs="Courier New"/>
+                <w:b w:val="0"/>
+                <w:i w:val="0"/>
+                <w:color w:val="000000"/>
+                <w:sz w:val="22"/>
+              </w:rPr>
+            </w:r>
+          </w:p>
+          <w:p>
+            <w:pPr>
+              <w:keepNext w:val="0"/>
+              <w:keepLines w:val="0"/>
+              <w:spacing w:before="0" w:after="0" w:line="360" w:lineRule="auto"/>
+              <w:ind w:left="0" w:right="0" w:firstLine="0"/>
+            </w:pPr>
+            <w:r>
+              <w:rPr>
+                <w:rFonts w:ascii="Courier New" w:hAnsi="Courier New" w:eastAsia="Courier New" w:cs="Courier New"/>
                 <w:b w:val="0"/>
                 <w:i w:val="0"/>
                 <w:color w:val="000000"/>
@@ -2969,24 +2969,24 @@
             </w:pPr>
             <w:r>
               <w:rPr>
-                <w:rFonts w:ascii="Roboto Mono for Powerline" w:hAnsi="Roboto Mono for Powerline" w:eastAsia="Roboto Mono for Powerline" w:cs="Roboto Mono for Powerline"/>
-                <w:b w:val="0"/>
-                <w:i w:val="0"/>
-                <w:color w:val="000000"/>
-                <w:sz w:val="22"/>
-              </w:rPr>
-            </w:r>
-          </w:p>
-          <w:p>
-            <w:pPr>
-              <w:keepNext w:val="0"/>
-              <w:keepLines w:val="0"/>
-              <w:spacing w:before="0" w:after="0" w:line="360" w:lineRule="auto"/>
-              <w:ind w:left="0" w:right="0" w:firstLine="0"/>
-            </w:pPr>
-            <w:r>
-              <w:rPr>
-                <w:rFonts w:ascii="Roboto Mono for Powerline" w:hAnsi="Roboto Mono for Powerline" w:eastAsia="Roboto Mono for Powerline" w:cs="Roboto Mono for Powerline"/>
+                <w:rFonts w:ascii="Courier New" w:hAnsi="Courier New" w:eastAsia="Courier New" w:cs="Courier New"/>
+                <w:b w:val="0"/>
+                <w:i w:val="0"/>
+                <w:color w:val="000000"/>
+                <w:sz w:val="22"/>
+              </w:rPr>
+            </w:r>
+          </w:p>
+          <w:p>
+            <w:pPr>
+              <w:keepNext w:val="0"/>
+              <w:keepLines w:val="0"/>
+              <w:spacing w:before="0" w:after="0" w:line="360" w:lineRule="auto"/>
+              <w:ind w:left="0" w:right="0" w:firstLine="0"/>
+            </w:pPr>
+            <w:r>
+              <w:rPr>
+                <w:rFonts w:ascii="Courier New" w:hAnsi="Courier New" w:eastAsia="Courier New" w:cs="Courier New"/>
                 <w:b w:val="0"/>
                 <w:i w:val="0"/>
                 <w:color w:val="000000"/>
@@ -3004,7 +3004,7 @@
             </w:pPr>
             <w:r>
               <w:rPr>
-                <w:rFonts w:ascii="Roboto Mono for Powerline" w:hAnsi="Roboto Mono for Powerline" w:eastAsia="Roboto Mono for Powerline" w:cs="Roboto Mono for Powerline"/>
+                <w:rFonts w:ascii="Courier New" w:hAnsi="Courier New" w:eastAsia="Courier New" w:cs="Courier New"/>
                 <w:b w:val="0"/>
                 <w:i w:val="0"/>
                 <w:color w:val="000000"/>
@@ -3084,10 +3084,10 @@
               <w:insideV w:val="nil"/>
             </w:tcBorders>
             <w:tcMar>
-              <w:top w:w="140" w:type="dxa"/>
-              <w:start w:w="180" w:type="dxa"/>
-              <w:bottom w:w="140" w:type="dxa"/>
-              <w:end w:w="180" w:type="dxa"/>
+              <w:top w:w="240" w:type="dxa"/>
+              <w:start w:w="280" w:type="dxa"/>
+              <w:bottom w:w="240" w:type="dxa"/>
+              <w:end w:w="280" w:type="dxa"/>
             </w:tcMar>
           </w:tcPr>
           <w:p>
@@ -3099,7 +3099,7 @@
             </w:pPr>
             <w:r>
               <w:rPr>
-                <w:rFonts w:ascii="Roboto Mono for Powerline" w:hAnsi="Roboto Mono for Powerline" w:eastAsia="Roboto Mono for Powerline" w:cs="Roboto Mono for Powerline"/>
+                <w:rFonts w:ascii="Courier New" w:hAnsi="Courier New" w:eastAsia="Courier New" w:cs="Courier New"/>
                 <w:b w:val="0"/>
                 <w:i w:val="0"/>
                 <w:color w:val="000000"/>
@@ -3117,24 +3117,24 @@
             </w:pPr>
             <w:r>
               <w:rPr>
-                <w:rFonts w:ascii="Roboto Mono for Powerline" w:hAnsi="Roboto Mono for Powerline" w:eastAsia="Roboto Mono for Powerline" w:cs="Roboto Mono for Powerline"/>
-                <w:b w:val="0"/>
-                <w:i w:val="0"/>
-                <w:color w:val="000000"/>
-                <w:sz w:val="22"/>
-              </w:rPr>
-            </w:r>
-          </w:p>
-          <w:p>
-            <w:pPr>
-              <w:keepNext w:val="0"/>
-              <w:keepLines w:val="0"/>
-              <w:spacing w:before="0" w:after="0" w:line="360" w:lineRule="auto"/>
-              <w:ind w:left="0" w:right="0" w:firstLine="0"/>
-            </w:pPr>
-            <w:r>
-              <w:rPr>
-                <w:rFonts w:ascii="Roboto Mono for Powerline" w:hAnsi="Roboto Mono for Powerline" w:eastAsia="Roboto Mono for Powerline" w:cs="Roboto Mono for Powerline"/>
+                <w:rFonts w:ascii="Courier New" w:hAnsi="Courier New" w:eastAsia="Courier New" w:cs="Courier New"/>
+                <w:b w:val="0"/>
+                <w:i w:val="0"/>
+                <w:color w:val="000000"/>
+                <w:sz w:val="22"/>
+              </w:rPr>
+            </w:r>
+          </w:p>
+          <w:p>
+            <w:pPr>
+              <w:keepNext w:val="0"/>
+              <w:keepLines w:val="0"/>
+              <w:spacing w:before="0" w:after="0" w:line="360" w:lineRule="auto"/>
+              <w:ind w:left="0" w:right="0" w:firstLine="0"/>
+            </w:pPr>
+            <w:r>
+              <w:rPr>
+                <w:rFonts w:ascii="Courier New" w:hAnsi="Courier New" w:eastAsia="Courier New" w:cs="Courier New"/>
                 <w:b w:val="0"/>
                 <w:i w:val="0"/>
                 <w:color w:val="000000"/>
@@ -3152,7 +3152,7 @@
             </w:pPr>
             <w:r>
               <w:rPr>
-                <w:rFonts w:ascii="Roboto Mono for Powerline" w:hAnsi="Roboto Mono for Powerline" w:eastAsia="Roboto Mono for Powerline" w:cs="Roboto Mono for Powerline"/>
+                <w:rFonts w:ascii="Courier New" w:hAnsi="Courier New" w:eastAsia="Courier New" w:cs="Courier New"/>
                 <w:b w:val="0"/>
                 <w:i w:val="0"/>
                 <w:color w:val="000000"/>
@@ -3170,7 +3170,7 @@
             </w:pPr>
             <w:r>
               <w:rPr>
-                <w:rFonts w:ascii="Roboto Mono for Powerline" w:hAnsi="Roboto Mono for Powerline" w:eastAsia="Roboto Mono for Powerline" w:cs="Roboto Mono for Powerline"/>
+                <w:rFonts w:ascii="Courier New" w:hAnsi="Courier New" w:eastAsia="Courier New" w:cs="Courier New"/>
                 <w:b w:val="0"/>
                 <w:i w:val="0"/>
                 <w:color w:val="000000"/>
@@ -3188,7 +3188,7 @@
             </w:pPr>
             <w:r>
               <w:rPr>
-                <w:rFonts w:ascii="Roboto Mono for Powerline" w:hAnsi="Roboto Mono for Powerline" w:eastAsia="Roboto Mono for Powerline" w:cs="Roboto Mono for Powerline"/>
+                <w:rFonts w:ascii="Courier New" w:hAnsi="Courier New" w:eastAsia="Courier New" w:cs="Courier New"/>
                 <w:b w:val="0"/>
                 <w:i w:val="0"/>
                 <w:color w:val="000000"/>
@@ -3206,7 +3206,7 @@
             </w:pPr>
             <w:r>
               <w:rPr>
-                <w:rFonts w:ascii="Roboto Mono for Powerline" w:hAnsi="Roboto Mono for Powerline" w:eastAsia="Roboto Mono for Powerline" w:cs="Roboto Mono for Powerline"/>
+                <w:rFonts w:ascii="Courier New" w:hAnsi="Courier New" w:eastAsia="Courier New" w:cs="Courier New"/>
                 <w:b w:val="0"/>
                 <w:i w:val="0"/>
                 <w:color w:val="000000"/>
@@ -3224,7 +3224,7 @@
             </w:pPr>
             <w:r>
               <w:rPr>
-                <w:rFonts w:ascii="Roboto Mono for Powerline" w:hAnsi="Roboto Mono for Powerline" w:eastAsia="Roboto Mono for Powerline" w:cs="Roboto Mono for Powerline"/>
+                <w:rFonts w:ascii="Courier New" w:hAnsi="Courier New" w:eastAsia="Courier New" w:cs="Courier New"/>
                 <w:b w:val="0"/>
                 <w:i w:val="0"/>
                 <w:color w:val="000000"/>
@@ -3242,7 +3242,7 @@
             </w:pPr>
             <w:r>
               <w:rPr>
-                <w:rFonts w:ascii="Roboto Mono for Powerline" w:hAnsi="Roboto Mono for Powerline" w:eastAsia="Roboto Mono for Powerline" w:cs="Roboto Mono for Powerline"/>
+                <w:rFonts w:ascii="Courier New" w:hAnsi="Courier New" w:eastAsia="Courier New" w:cs="Courier New"/>
                 <w:b w:val="0"/>
                 <w:i w:val="0"/>
                 <w:color w:val="000000"/>
@@ -3260,7 +3260,7 @@
             </w:pPr>
             <w:r>
               <w:rPr>
-                <w:rFonts w:ascii="Roboto Mono for Powerline" w:hAnsi="Roboto Mono for Powerline" w:eastAsia="Roboto Mono for Powerline" w:cs="Roboto Mono for Powerline"/>
+                <w:rFonts w:ascii="Courier New" w:hAnsi="Courier New" w:eastAsia="Courier New" w:cs="Courier New"/>
                 <w:b w:val="0"/>
                 <w:i w:val="0"/>
                 <w:color w:val="000000"/>
@@ -3278,7 +3278,7 @@
             </w:pPr>
             <w:r>
               <w:rPr>
-                <w:rFonts w:ascii="Roboto Mono for Powerline" w:hAnsi="Roboto Mono for Powerline" w:eastAsia="Roboto Mono for Powerline" w:cs="Roboto Mono for Powerline"/>
+                <w:rFonts w:ascii="Courier New" w:hAnsi="Courier New" w:eastAsia="Courier New" w:cs="Courier New"/>
                 <w:b w:val="0"/>
                 <w:i w:val="0"/>
                 <w:color w:val="000000"/>
@@ -3296,7 +3296,7 @@
             </w:pPr>
             <w:r>
               <w:rPr>
-                <w:rFonts w:ascii="Roboto Mono for Powerline" w:hAnsi="Roboto Mono for Powerline" w:eastAsia="Roboto Mono for Powerline" w:cs="Roboto Mono for Powerline"/>
+                <w:rFonts w:ascii="Courier New" w:hAnsi="Courier New" w:eastAsia="Courier New" w:cs="Courier New"/>
                 <w:b w:val="0"/>
                 <w:i w:val="0"/>
                 <w:color w:val="000000"/>
@@ -3314,7 +3314,7 @@
             </w:pPr>
             <w:r>
               <w:rPr>
-                <w:rFonts w:ascii="Roboto Mono for Powerline" w:hAnsi="Roboto Mono for Powerline" w:eastAsia="Roboto Mono for Powerline" w:cs="Roboto Mono for Powerline"/>
+                <w:rFonts w:ascii="Courier New" w:hAnsi="Courier New" w:eastAsia="Courier New" w:cs="Courier New"/>
                 <w:b w:val="0"/>
                 <w:i w:val="0"/>
                 <w:color w:val="000000"/>
@@ -3332,7 +3332,7 @@
             </w:pPr>
             <w:r>
               <w:rPr>
-                <w:rFonts w:ascii="Roboto Mono for Powerline" w:hAnsi="Roboto Mono for Powerline" w:eastAsia="Roboto Mono for Powerline" w:cs="Roboto Mono for Powerline"/>
+                <w:rFonts w:ascii="Courier New" w:hAnsi="Courier New" w:eastAsia="Courier New" w:cs="Courier New"/>
                 <w:b w:val="0"/>
                 <w:i w:val="0"/>
                 <w:color w:val="000000"/>
@@ -3350,7 +3350,7 @@
             </w:pPr>
             <w:r>
               <w:rPr>
-                <w:rFonts w:ascii="Roboto Mono for Powerline" w:hAnsi="Roboto Mono for Powerline" w:eastAsia="Roboto Mono for Powerline" w:cs="Roboto Mono for Powerline"/>
+                <w:rFonts w:ascii="Courier New" w:hAnsi="Courier New" w:eastAsia="Courier New" w:cs="Courier New"/>
                 <w:b w:val="0"/>
                 <w:i w:val="0"/>
                 <w:color w:val="000000"/>
@@ -3368,7 +3368,7 @@
             </w:pPr>
             <w:r>
               <w:rPr>
-                <w:rFonts w:ascii="Roboto Mono for Powerline" w:hAnsi="Roboto Mono for Powerline" w:eastAsia="Roboto Mono for Powerline" w:cs="Roboto Mono for Powerline"/>
+                <w:rFonts w:ascii="Courier New" w:hAnsi="Courier New" w:eastAsia="Courier New" w:cs="Courier New"/>
                 <w:b w:val="0"/>
                 <w:i w:val="0"/>
                 <w:color w:val="000000"/>
@@ -3386,7 +3386,7 @@
             </w:pPr>
             <w:r>
               <w:rPr>
-                <w:rFonts w:ascii="Roboto Mono for Powerline" w:hAnsi="Roboto Mono for Powerline" w:eastAsia="Roboto Mono for Powerline" w:cs="Roboto Mono for Powerline"/>
+                <w:rFonts w:ascii="Courier New" w:hAnsi="Courier New" w:eastAsia="Courier New" w:cs="Courier New"/>
                 <w:b w:val="0"/>
                 <w:i w:val="0"/>
                 <w:color w:val="000000"/>
@@ -3404,7 +3404,7 @@
             </w:pPr>
             <w:r>
               <w:rPr>
-                <w:rFonts w:ascii="Roboto Mono for Powerline" w:hAnsi="Roboto Mono for Powerline" w:eastAsia="Roboto Mono for Powerline" w:cs="Roboto Mono for Powerline"/>
+                <w:rFonts w:ascii="Courier New" w:hAnsi="Courier New" w:eastAsia="Courier New" w:cs="Courier New"/>
                 <w:b w:val="0"/>
                 <w:i w:val="0"/>
                 <w:color w:val="000000"/>
@@ -3422,7 +3422,7 @@
             </w:pPr>
             <w:r>
               <w:rPr>
-                <w:rFonts w:ascii="Roboto Mono for Powerline" w:hAnsi="Roboto Mono for Powerline" w:eastAsia="Roboto Mono for Powerline" w:cs="Roboto Mono for Powerline"/>
+                <w:rFonts w:ascii="Courier New" w:hAnsi="Courier New" w:eastAsia="Courier New" w:cs="Courier New"/>
                 <w:b w:val="0"/>
                 <w:i w:val="0"/>
                 <w:color w:val="000000"/>
@@ -3440,7 +3440,7 @@
             </w:pPr>
             <w:r>
               <w:rPr>
-                <w:rFonts w:ascii="Roboto Mono for Powerline" w:hAnsi="Roboto Mono for Powerline" w:eastAsia="Roboto Mono for Powerline" w:cs="Roboto Mono for Powerline"/>
+                <w:rFonts w:ascii="Courier New" w:hAnsi="Courier New" w:eastAsia="Courier New" w:cs="Courier New"/>
                 <w:b w:val="0"/>
                 <w:i w:val="0"/>
                 <w:color w:val="000000"/>
@@ -3458,7 +3458,7 @@
             </w:pPr>
             <w:r>
               <w:rPr>
-                <w:rFonts w:ascii="Roboto Mono for Powerline" w:hAnsi="Roboto Mono for Powerline" w:eastAsia="Roboto Mono for Powerline" w:cs="Roboto Mono for Powerline"/>
+                <w:rFonts w:ascii="Courier New" w:hAnsi="Courier New" w:eastAsia="Courier New" w:cs="Courier New"/>
                 <w:b w:val="0"/>
                 <w:i w:val="0"/>
                 <w:color w:val="000000"/>
@@ -3476,7 +3476,7 @@
             </w:pPr>
             <w:r>
               <w:rPr>
-                <w:rFonts w:ascii="Roboto Mono for Powerline" w:hAnsi="Roboto Mono for Powerline" w:eastAsia="Roboto Mono for Powerline" w:cs="Roboto Mono for Powerline"/>
+                <w:rFonts w:ascii="Courier New" w:hAnsi="Courier New" w:eastAsia="Courier New" w:cs="Courier New"/>
                 <w:b w:val="0"/>
                 <w:i w:val="0"/>
                 <w:color w:val="000000"/>
@@ -3494,7 +3494,7 @@
             </w:pPr>
             <w:r>
               <w:rPr>
-                <w:rFonts w:ascii="Roboto Mono for Powerline" w:hAnsi="Roboto Mono for Powerline" w:eastAsia="Roboto Mono for Powerline" w:cs="Roboto Mono for Powerline"/>
+                <w:rFonts w:ascii="Courier New" w:hAnsi="Courier New" w:eastAsia="Courier New" w:cs="Courier New"/>
                 <w:b w:val="0"/>
                 <w:i w:val="0"/>
                 <w:color w:val="000000"/>
@@ -3512,7 +3512,7 @@
             </w:pPr>
             <w:r>
               <w:rPr>
-                <w:rFonts w:ascii="Roboto Mono for Powerline" w:hAnsi="Roboto Mono for Powerline" w:eastAsia="Roboto Mono for Powerline" w:cs="Roboto Mono for Powerline"/>
+                <w:rFonts w:ascii="Courier New" w:hAnsi="Courier New" w:eastAsia="Courier New" w:cs="Courier New"/>
                 <w:b w:val="0"/>
                 <w:i w:val="0"/>
                 <w:color w:val="000000"/>
@@ -3530,7 +3530,7 @@
             </w:pPr>
             <w:r>
               <w:rPr>
-                <w:rFonts w:ascii="Roboto Mono for Powerline" w:hAnsi="Roboto Mono for Powerline" w:eastAsia="Roboto Mono for Powerline" w:cs="Roboto Mono for Powerline"/>
+                <w:rFonts w:ascii="Courier New" w:hAnsi="Courier New" w:eastAsia="Courier New" w:cs="Courier New"/>
                 <w:b w:val="0"/>
                 <w:i w:val="0"/>
                 <w:color w:val="000000"/>
@@ -3548,7 +3548,7 @@
             </w:pPr>
             <w:r>
               <w:rPr>
-                <w:rFonts w:ascii="Roboto Mono for Powerline" w:hAnsi="Roboto Mono for Powerline" w:eastAsia="Roboto Mono for Powerline" w:cs="Roboto Mono for Powerline"/>
+                <w:rFonts w:ascii="Courier New" w:hAnsi="Courier New" w:eastAsia="Courier New" w:cs="Courier New"/>
                 <w:b w:val="0"/>
                 <w:i w:val="0"/>
                 <w:color w:val="000000"/>
@@ -3566,7 +3566,7 @@
             </w:pPr>
             <w:r>
               <w:rPr>
-                <w:rFonts w:ascii="Roboto Mono for Powerline" w:hAnsi="Roboto Mono for Powerline" w:eastAsia="Roboto Mono for Powerline" w:cs="Roboto Mono for Powerline"/>
+                <w:rFonts w:ascii="Courier New" w:hAnsi="Courier New" w:eastAsia="Courier New" w:cs="Courier New"/>
                 <w:b w:val="0"/>
                 <w:i w:val="0"/>
                 <w:color w:val="000000"/>
@@ -3584,7 +3584,7 @@
             </w:pPr>
             <w:r>
               <w:rPr>
-                <w:rFonts w:ascii="Roboto Mono for Powerline" w:hAnsi="Roboto Mono for Powerline" w:eastAsia="Roboto Mono for Powerline" w:cs="Roboto Mono for Powerline"/>
+                <w:rFonts w:ascii="Courier New" w:hAnsi="Courier New" w:eastAsia="Courier New" w:cs="Courier New"/>
                 <w:b w:val="0"/>
                 <w:i w:val="0"/>
                 <w:color w:val="000000"/>
@@ -3602,7 +3602,7 @@
             </w:pPr>
             <w:r>
               <w:rPr>
-                <w:rFonts w:ascii="Roboto Mono for Powerline" w:hAnsi="Roboto Mono for Powerline" w:eastAsia="Roboto Mono for Powerline" w:cs="Roboto Mono for Powerline"/>
+                <w:rFonts w:ascii="Courier New" w:hAnsi="Courier New" w:eastAsia="Courier New" w:cs="Courier New"/>
                 <w:b w:val="0"/>
                 <w:i w:val="0"/>
                 <w:color w:val="000000"/>
@@ -3620,7 +3620,7 @@
             </w:pPr>
             <w:r>
               <w:rPr>
-                <w:rFonts w:ascii="Roboto Mono for Powerline" w:hAnsi="Roboto Mono for Powerline" w:eastAsia="Roboto Mono for Powerline" w:cs="Roboto Mono for Powerline"/>
+                <w:rFonts w:ascii="Courier New" w:hAnsi="Courier New" w:eastAsia="Courier New" w:cs="Courier New"/>
                 <w:b w:val="0"/>
                 <w:i w:val="0"/>
                 <w:color w:val="000000"/>
@@ -3638,7 +3638,7 @@
             </w:pPr>
             <w:r>
               <w:rPr>
-                <w:rFonts w:ascii="Roboto Mono for Powerline" w:hAnsi="Roboto Mono for Powerline" w:eastAsia="Roboto Mono for Powerline" w:cs="Roboto Mono for Powerline"/>
+                <w:rFonts w:ascii="Courier New" w:hAnsi="Courier New" w:eastAsia="Courier New" w:cs="Courier New"/>
                 <w:b w:val="0"/>
                 <w:i w:val="0"/>
                 <w:color w:val="000000"/>
@@ -3656,7 +3656,7 @@
             </w:pPr>
             <w:r>
               <w:rPr>
-                <w:rFonts w:ascii="Roboto Mono for Powerline" w:hAnsi="Roboto Mono for Powerline" w:eastAsia="Roboto Mono for Powerline" w:cs="Roboto Mono for Powerline"/>
+                <w:rFonts w:ascii="Courier New" w:hAnsi="Courier New" w:eastAsia="Courier New" w:cs="Courier New"/>
                 <w:b w:val="0"/>
                 <w:i w:val="0"/>
                 <w:color w:val="000000"/>
@@ -3674,7 +3674,7 @@
             </w:pPr>
             <w:r>
               <w:rPr>
-                <w:rFonts w:ascii="Roboto Mono for Powerline" w:hAnsi="Roboto Mono for Powerline" w:eastAsia="Roboto Mono for Powerline" w:cs="Roboto Mono for Powerline"/>
+                <w:rFonts w:ascii="Courier New" w:hAnsi="Courier New" w:eastAsia="Courier New" w:cs="Courier New"/>
                 <w:b w:val="0"/>
                 <w:i w:val="0"/>
                 <w:color w:val="000000"/>
@@ -3692,7 +3692,7 @@
             </w:pPr>
             <w:r>
               <w:rPr>
-                <w:rFonts w:ascii="Roboto Mono for Powerline" w:hAnsi="Roboto Mono for Powerline" w:eastAsia="Roboto Mono for Powerline" w:cs="Roboto Mono for Powerline"/>
+                <w:rFonts w:ascii="Courier New" w:hAnsi="Courier New" w:eastAsia="Courier New" w:cs="Courier New"/>
                 <w:b w:val="0"/>
                 <w:i w:val="0"/>
                 <w:color w:val="000000"/>
@@ -3710,7 +3710,7 @@
             </w:pPr>
             <w:r>
               <w:rPr>
-                <w:rFonts w:ascii="Roboto Mono for Powerline" w:hAnsi="Roboto Mono for Powerline" w:eastAsia="Roboto Mono for Powerline" w:cs="Roboto Mono for Powerline"/>
+                <w:rFonts w:ascii="Courier New" w:hAnsi="Courier New" w:eastAsia="Courier New" w:cs="Courier New"/>
                 <w:b w:val="0"/>
                 <w:i w:val="0"/>
                 <w:color w:val="000000"/>
@@ -3728,24 +3728,24 @@
             </w:pPr>
             <w:r>
               <w:rPr>
-                <w:rFonts w:ascii="Roboto Mono for Powerline" w:hAnsi="Roboto Mono for Powerline" w:eastAsia="Roboto Mono for Powerline" w:cs="Roboto Mono for Powerline"/>
-                <w:b w:val="0"/>
-                <w:i w:val="0"/>
-                <w:color w:val="000000"/>
-                <w:sz w:val="22"/>
-              </w:rPr>
-            </w:r>
-          </w:p>
-          <w:p>
-            <w:pPr>
-              <w:keepNext w:val="0"/>
-              <w:keepLines w:val="0"/>
-              <w:spacing w:before="0" w:after="0" w:line="360" w:lineRule="auto"/>
-              <w:ind w:left="0" w:right="0" w:firstLine="0"/>
-            </w:pPr>
-            <w:r>
-              <w:rPr>
-                <w:rFonts w:ascii="Roboto Mono for Powerline" w:hAnsi="Roboto Mono for Powerline" w:eastAsia="Roboto Mono for Powerline" w:cs="Roboto Mono for Powerline"/>
+                <w:rFonts w:ascii="Courier New" w:hAnsi="Courier New" w:eastAsia="Courier New" w:cs="Courier New"/>
+                <w:b w:val="0"/>
+                <w:i w:val="0"/>
+                <w:color w:val="000000"/>
+                <w:sz w:val="22"/>
+              </w:rPr>
+            </w:r>
+          </w:p>
+          <w:p>
+            <w:pPr>
+              <w:keepNext w:val="0"/>
+              <w:keepLines w:val="0"/>
+              <w:spacing w:before="0" w:after="0" w:line="360" w:lineRule="auto"/>
+              <w:ind w:left="0" w:right="0" w:firstLine="0"/>
+            </w:pPr>
+            <w:r>
+              <w:rPr>
+                <w:rFonts w:ascii="Courier New" w:hAnsi="Courier New" w:eastAsia="Courier New" w:cs="Courier New"/>
                 <w:b w:val="0"/>
                 <w:i w:val="0"/>
                 <w:color w:val="000000"/>
@@ -3763,7 +3763,7 @@
             </w:pPr>
             <w:r>
               <w:rPr>
-                <w:rFonts w:ascii="Roboto Mono for Powerline" w:hAnsi="Roboto Mono for Powerline" w:eastAsia="Roboto Mono for Powerline" w:cs="Roboto Mono for Powerline"/>
+                <w:rFonts w:ascii="Courier New" w:hAnsi="Courier New" w:eastAsia="Courier New" w:cs="Courier New"/>
                 <w:b w:val="0"/>
                 <w:i w:val="0"/>
                 <w:color w:val="000000"/>
@@ -3781,7 +3781,7 @@
             </w:pPr>
             <w:r>
               <w:rPr>
-                <w:rFonts w:ascii="Roboto Mono for Powerline" w:hAnsi="Roboto Mono for Powerline" w:eastAsia="Roboto Mono for Powerline" w:cs="Roboto Mono for Powerline"/>
+                <w:rFonts w:ascii="Courier New" w:hAnsi="Courier New" w:eastAsia="Courier New" w:cs="Courier New"/>
                 <w:b w:val="0"/>
                 <w:i w:val="0"/>
                 <w:color w:val="000000"/>
@@ -3799,7 +3799,7 @@
             </w:pPr>
             <w:r>
               <w:rPr>
-                <w:rFonts w:ascii="Roboto Mono for Powerline" w:hAnsi="Roboto Mono for Powerline" w:eastAsia="Roboto Mono for Powerline" w:cs="Roboto Mono for Powerline"/>
+                <w:rFonts w:ascii="Courier New" w:hAnsi="Courier New" w:eastAsia="Courier New" w:cs="Courier New"/>
                 <w:b w:val="0"/>
                 <w:i w:val="0"/>
                 <w:color w:val="000000"/>
@@ -3817,7 +3817,7 @@
             </w:pPr>
             <w:r>
               <w:rPr>
-                <w:rFonts w:ascii="Roboto Mono for Powerline" w:hAnsi="Roboto Mono for Powerline" w:eastAsia="Roboto Mono for Powerline" w:cs="Roboto Mono for Powerline"/>
+                <w:rFonts w:ascii="Courier New" w:hAnsi="Courier New" w:eastAsia="Courier New" w:cs="Courier New"/>
                 <w:b w:val="0"/>
                 <w:i w:val="0"/>
                 <w:color w:val="000000"/>
@@ -3835,7 +3835,7 @@
             </w:pPr>
             <w:r>
               <w:rPr>
-                <w:rFonts w:ascii="Roboto Mono for Powerline" w:hAnsi="Roboto Mono for Powerline" w:eastAsia="Roboto Mono for Powerline" w:cs="Roboto Mono for Powerline"/>
+                <w:rFonts w:ascii="Courier New" w:hAnsi="Courier New" w:eastAsia="Courier New" w:cs="Courier New"/>
                 <w:b w:val="0"/>
                 <w:i w:val="0"/>
                 <w:color w:val="000000"/>
@@ -3853,7 +3853,7 @@
             </w:pPr>
             <w:r>
               <w:rPr>
-                <w:rFonts w:ascii="Roboto Mono for Powerline" w:hAnsi="Roboto Mono for Powerline" w:eastAsia="Roboto Mono for Powerline" w:cs="Roboto Mono for Powerline"/>
+                <w:rFonts w:ascii="Courier New" w:hAnsi="Courier New" w:eastAsia="Courier New" w:cs="Courier New"/>
                 <w:b w:val="0"/>
                 <w:i w:val="0"/>
                 <w:color w:val="000000"/>
@@ -3871,7 +3871,7 @@
             </w:pPr>
             <w:r>
               <w:rPr>
-                <w:rFonts w:ascii="Roboto Mono for Powerline" w:hAnsi="Roboto Mono for Powerline" w:eastAsia="Roboto Mono for Powerline" w:cs="Roboto Mono for Powerline"/>
+                <w:rFonts w:ascii="Courier New" w:hAnsi="Courier New" w:eastAsia="Courier New" w:cs="Courier New"/>
                 <w:b w:val="0"/>
                 <w:i w:val="0"/>
                 <w:color w:val="000000"/>
@@ -3889,7 +3889,7 @@
             </w:pPr>
             <w:r>
               <w:rPr>
-                <w:rFonts w:ascii="Roboto Mono for Powerline" w:hAnsi="Roboto Mono for Powerline" w:eastAsia="Roboto Mono for Powerline" w:cs="Roboto Mono for Powerline"/>
+                <w:rFonts w:ascii="Courier New" w:hAnsi="Courier New" w:eastAsia="Courier New" w:cs="Courier New"/>
                 <w:b w:val="0"/>
                 <w:i w:val="0"/>
                 <w:color w:val="000000"/>
@@ -3907,7 +3907,7 @@
             </w:pPr>
             <w:r>
               <w:rPr>
-                <w:rFonts w:ascii="Roboto Mono for Powerline" w:hAnsi="Roboto Mono for Powerline" w:eastAsia="Roboto Mono for Powerline" w:cs="Roboto Mono for Powerline"/>
+                <w:rFonts w:ascii="Courier New" w:hAnsi="Courier New" w:eastAsia="Courier New" w:cs="Courier New"/>
                 <w:b w:val="0"/>
                 <w:i w:val="0"/>
                 <w:color w:val="000000"/>
@@ -3925,7 +3925,7 @@
             </w:pPr>
             <w:r>
               <w:rPr>
-                <w:rFonts w:ascii="Roboto Mono for Powerline" w:hAnsi="Roboto Mono for Powerline" w:eastAsia="Roboto Mono for Powerline" w:cs="Roboto Mono for Powerline"/>
+                <w:rFonts w:ascii="Courier New" w:hAnsi="Courier New" w:eastAsia="Courier New" w:cs="Courier New"/>
                 <w:b w:val="0"/>
                 <w:i w:val="0"/>
                 <w:color w:val="000000"/>
@@ -3943,7 +3943,7 @@
             </w:pPr>
             <w:r>
               <w:rPr>
-                <w:rFonts w:ascii="Roboto Mono for Powerline" w:hAnsi="Roboto Mono for Powerline" w:eastAsia="Roboto Mono for Powerline" w:cs="Roboto Mono for Powerline"/>
+                <w:rFonts w:ascii="Courier New" w:hAnsi="Courier New" w:eastAsia="Courier New" w:cs="Courier New"/>
                 <w:b w:val="0"/>
                 <w:i w:val="0"/>
                 <w:color w:val="000000"/>
@@ -3961,7 +3961,7 @@
             </w:pPr>
             <w:r>
               <w:rPr>
-                <w:rFonts w:ascii="Roboto Mono for Powerline" w:hAnsi="Roboto Mono for Powerline" w:eastAsia="Roboto Mono for Powerline" w:cs="Roboto Mono for Powerline"/>
+                <w:rFonts w:ascii="Courier New" w:hAnsi="Courier New" w:eastAsia="Courier New" w:cs="Courier New"/>
                 <w:b w:val="0"/>
                 <w:i w:val="0"/>
                 <w:color w:val="000000"/>
@@ -3979,7 +3979,7 @@
             </w:pPr>
             <w:r>
               <w:rPr>
-                <w:rFonts w:ascii="Roboto Mono for Powerline" w:hAnsi="Roboto Mono for Powerline" w:eastAsia="Roboto Mono for Powerline" w:cs="Roboto Mono for Powerline"/>
+                <w:rFonts w:ascii="Courier New" w:hAnsi="Courier New" w:eastAsia="Courier New" w:cs="Courier New"/>
                 <w:b w:val="0"/>
                 <w:i w:val="0"/>
                 <w:color w:val="000000"/>
@@ -3997,7 +3997,7 @@
             </w:pPr>
             <w:r>
               <w:rPr>
-                <w:rFonts w:ascii="Roboto Mono for Powerline" w:hAnsi="Roboto Mono for Powerline" w:eastAsia="Roboto Mono for Powerline" w:cs="Roboto Mono for Powerline"/>
+                <w:rFonts w:ascii="Courier New" w:hAnsi="Courier New" w:eastAsia="Courier New" w:cs="Courier New"/>
                 <w:b w:val="0"/>
                 <w:i w:val="0"/>
                 <w:color w:val="000000"/>
@@ -4015,7 +4015,7 @@
             </w:pPr>
             <w:r>
               <w:rPr>
-                <w:rFonts w:ascii="Roboto Mono for Powerline" w:hAnsi="Roboto Mono for Powerline" w:eastAsia="Roboto Mono for Powerline" w:cs="Roboto Mono for Powerline"/>
+                <w:rFonts w:ascii="Courier New" w:hAnsi="Courier New" w:eastAsia="Courier New" w:cs="Courier New"/>
                 <w:b w:val="0"/>
                 <w:i w:val="0"/>
                 <w:color w:val="000000"/>
@@ -4033,7 +4033,7 @@
             </w:pPr>
             <w:r>
               <w:rPr>
-                <w:rFonts w:ascii="Roboto Mono for Powerline" w:hAnsi="Roboto Mono for Powerline" w:eastAsia="Roboto Mono for Powerline" w:cs="Roboto Mono for Powerline"/>
+                <w:rFonts w:ascii="Courier New" w:hAnsi="Courier New" w:eastAsia="Courier New" w:cs="Courier New"/>
                 <w:b w:val="0"/>
                 <w:i w:val="0"/>
                 <w:color w:val="000000"/>
@@ -4051,7 +4051,7 @@
             </w:pPr>
             <w:r>
               <w:rPr>
-                <w:rFonts w:ascii="Roboto Mono for Powerline" w:hAnsi="Roboto Mono for Powerline" w:eastAsia="Roboto Mono for Powerline" w:cs="Roboto Mono for Powerline"/>
+                <w:rFonts w:ascii="Courier New" w:hAnsi="Courier New" w:eastAsia="Courier New" w:cs="Courier New"/>
                 <w:b w:val="0"/>
                 <w:i w:val="0"/>
                 <w:color w:val="000000"/>
@@ -4069,7 +4069,7 @@
             </w:pPr>
             <w:r>
               <w:rPr>
-                <w:rFonts w:ascii="Roboto Mono for Powerline" w:hAnsi="Roboto Mono for Powerline" w:eastAsia="Roboto Mono for Powerline" w:cs="Roboto Mono for Powerline"/>
+                <w:rFonts w:ascii="Courier New" w:hAnsi="Courier New" w:eastAsia="Courier New" w:cs="Courier New"/>
                 <w:b w:val="0"/>
                 <w:i w:val="0"/>
                 <w:color w:val="000000"/>
@@ -4087,7 +4087,7 @@
             </w:pPr>
             <w:r>
               <w:rPr>
-                <w:rFonts w:ascii="Roboto Mono for Powerline" w:hAnsi="Roboto Mono for Powerline" w:eastAsia="Roboto Mono for Powerline" w:cs="Roboto Mono for Powerline"/>
+                <w:rFonts w:ascii="Courier New" w:hAnsi="Courier New" w:eastAsia="Courier New" w:cs="Courier New"/>
                 <w:b w:val="0"/>
                 <w:i w:val="0"/>
                 <w:color w:val="000000"/>
@@ -4105,7 +4105,7 @@
             </w:pPr>
             <w:r>
               <w:rPr>
-                <w:rFonts w:ascii="Roboto Mono for Powerline" w:hAnsi="Roboto Mono for Powerline" w:eastAsia="Roboto Mono for Powerline" w:cs="Roboto Mono for Powerline"/>
+                <w:rFonts w:ascii="Courier New" w:hAnsi="Courier New" w:eastAsia="Courier New" w:cs="Courier New"/>
                 <w:b w:val="0"/>
                 <w:i w:val="0"/>
                 <w:color w:val="000000"/>
@@ -4123,7 +4123,7 @@
             </w:pPr>
             <w:r>
               <w:rPr>
-                <w:rFonts w:ascii="Roboto Mono for Powerline" w:hAnsi="Roboto Mono for Powerline" w:eastAsia="Roboto Mono for Powerline" w:cs="Roboto Mono for Powerline"/>
+                <w:rFonts w:ascii="Courier New" w:hAnsi="Courier New" w:eastAsia="Courier New" w:cs="Courier New"/>
                 <w:b w:val="0"/>
                 <w:i w:val="0"/>
                 <w:color w:val="000000"/>
@@ -4141,7 +4141,7 @@
             </w:pPr>
             <w:r>
               <w:rPr>
-                <w:rFonts w:ascii="Roboto Mono for Powerline" w:hAnsi="Roboto Mono for Powerline" w:eastAsia="Roboto Mono for Powerline" w:cs="Roboto Mono for Powerline"/>
+                <w:rFonts w:ascii="Courier New" w:hAnsi="Courier New" w:eastAsia="Courier New" w:cs="Courier New"/>
                 <w:b w:val="0"/>
                 <w:i w:val="0"/>
                 <w:color w:val="000000"/>
@@ -4159,7 +4159,7 @@
             </w:pPr>
             <w:r>
               <w:rPr>
-                <w:rFonts w:ascii="Roboto Mono for Powerline" w:hAnsi="Roboto Mono for Powerline" w:eastAsia="Roboto Mono for Powerline" w:cs="Roboto Mono for Powerline"/>
+                <w:rFonts w:ascii="Courier New" w:hAnsi="Courier New" w:eastAsia="Courier New" w:cs="Courier New"/>
                 <w:b w:val="0"/>
                 <w:i w:val="0"/>
                 <w:color w:val="000000"/>
@@ -4177,7 +4177,7 @@
             </w:pPr>
             <w:r>
               <w:rPr>
-                <w:rFonts w:ascii="Roboto Mono for Powerline" w:hAnsi="Roboto Mono for Powerline" w:eastAsia="Roboto Mono for Powerline" w:cs="Roboto Mono for Powerline"/>
+                <w:rFonts w:ascii="Courier New" w:hAnsi="Courier New" w:eastAsia="Courier New" w:cs="Courier New"/>
                 <w:b w:val="0"/>
                 <w:i w:val="0"/>
                 <w:color w:val="000000"/>
@@ -4195,7 +4195,7 @@
             </w:pPr>
             <w:r>
               <w:rPr>
-                <w:rFonts w:ascii="Roboto Mono for Powerline" w:hAnsi="Roboto Mono for Powerline" w:eastAsia="Roboto Mono for Powerline" w:cs="Roboto Mono for Powerline"/>
+                <w:rFonts w:ascii="Courier New" w:hAnsi="Courier New" w:eastAsia="Courier New" w:cs="Courier New"/>
                 <w:b w:val="0"/>
                 <w:i w:val="0"/>
                 <w:color w:val="000000"/>
@@ -4213,7 +4213,7 @@
             </w:pPr>
             <w:r>
               <w:rPr>
-                <w:rFonts w:ascii="Roboto Mono for Powerline" w:hAnsi="Roboto Mono for Powerline" w:eastAsia="Roboto Mono for Powerline" w:cs="Roboto Mono for Powerline"/>
+                <w:rFonts w:ascii="Courier New" w:hAnsi="Courier New" w:eastAsia="Courier New" w:cs="Courier New"/>
                 <w:b w:val="0"/>
                 <w:i w:val="0"/>
                 <w:color w:val="000000"/>
@@ -4231,7 +4231,7 @@
             </w:pPr>
             <w:r>
               <w:rPr>
-                <w:rFonts w:ascii="Roboto Mono for Powerline" w:hAnsi="Roboto Mono for Powerline" w:eastAsia="Roboto Mono for Powerline" w:cs="Roboto Mono for Powerline"/>
+                <w:rFonts w:ascii="Courier New" w:hAnsi="Courier New" w:eastAsia="Courier New" w:cs="Courier New"/>
                 <w:b w:val="0"/>
                 <w:i w:val="0"/>
                 <w:color w:val="000000"/>
@@ -4249,7 +4249,7 @@
             </w:pPr>
             <w:r>
               <w:rPr>
-                <w:rFonts w:ascii="Roboto Mono for Powerline" w:hAnsi="Roboto Mono for Powerline" w:eastAsia="Roboto Mono for Powerline" w:cs="Roboto Mono for Powerline"/>
+                <w:rFonts w:ascii="Courier New" w:hAnsi="Courier New" w:eastAsia="Courier New" w:cs="Courier New"/>
                 <w:b w:val="0"/>
                 <w:i w:val="0"/>
                 <w:color w:val="000000"/>
@@ -4267,7 +4267,7 @@
             </w:pPr>
             <w:r>
               <w:rPr>
-                <w:rFonts w:ascii="Roboto Mono for Powerline" w:hAnsi="Roboto Mono for Powerline" w:eastAsia="Roboto Mono for Powerline" w:cs="Roboto Mono for Powerline"/>
+                <w:rFonts w:ascii="Courier New" w:hAnsi="Courier New" w:eastAsia="Courier New" w:cs="Courier New"/>
                 <w:b w:val="0"/>
                 <w:i w:val="0"/>
                 <w:color w:val="000000"/>
@@ -4285,7 +4285,7 @@
             </w:pPr>
             <w:r>
               <w:rPr>
-                <w:rFonts w:ascii="Roboto Mono for Powerline" w:hAnsi="Roboto Mono for Powerline" w:eastAsia="Roboto Mono for Powerline" w:cs="Roboto Mono for Powerline"/>
+                <w:rFonts w:ascii="Courier New" w:hAnsi="Courier New" w:eastAsia="Courier New" w:cs="Courier New"/>
                 <w:b w:val="0"/>
                 <w:i w:val="0"/>
                 <w:color w:val="000000"/>
@@ -4303,7 +4303,7 @@
             </w:pPr>
             <w:r>
               <w:rPr>
-                <w:rFonts w:ascii="Roboto Mono for Powerline" w:hAnsi="Roboto Mono for Powerline" w:eastAsia="Roboto Mono for Powerline" w:cs="Roboto Mono for Powerline"/>
+                <w:rFonts w:ascii="Courier New" w:hAnsi="Courier New" w:eastAsia="Courier New" w:cs="Courier New"/>
                 <w:b w:val="0"/>
                 <w:i w:val="0"/>
                 <w:color w:val="000000"/>
@@ -4321,7 +4321,7 @@
             </w:pPr>
             <w:r>
               <w:rPr>
-                <w:rFonts w:ascii="Roboto Mono for Powerline" w:hAnsi="Roboto Mono for Powerline" w:eastAsia="Roboto Mono for Powerline" w:cs="Roboto Mono for Powerline"/>
+                <w:rFonts w:ascii="Courier New" w:hAnsi="Courier New" w:eastAsia="Courier New" w:cs="Courier New"/>
                 <w:b w:val="0"/>
                 <w:i w:val="0"/>
                 <w:color w:val="000000"/>
@@ -4339,7 +4339,7 @@
             </w:pPr>
             <w:r>
               <w:rPr>
-                <w:rFonts w:ascii="Roboto Mono for Powerline" w:hAnsi="Roboto Mono for Powerline" w:eastAsia="Roboto Mono for Powerline" w:cs="Roboto Mono for Powerline"/>
+                <w:rFonts w:ascii="Courier New" w:hAnsi="Courier New" w:eastAsia="Courier New" w:cs="Courier New"/>
                 <w:b w:val="0"/>
                 <w:i w:val="0"/>
                 <w:color w:val="000000"/>
@@ -4357,7 +4357,7 @@
             </w:pPr>
             <w:r>
               <w:rPr>
-                <w:rFonts w:ascii="Roboto Mono for Powerline" w:hAnsi="Roboto Mono for Powerline" w:eastAsia="Roboto Mono for Powerline" w:cs="Roboto Mono for Powerline"/>
+                <w:rFonts w:ascii="Courier New" w:hAnsi="Courier New" w:eastAsia="Courier New" w:cs="Courier New"/>
                 <w:b w:val="0"/>
                 <w:i w:val="0"/>
                 <w:color w:val="000000"/>
@@ -4375,7 +4375,7 @@
             </w:pPr>
             <w:r>
               <w:rPr>
-                <w:rFonts w:ascii="Roboto Mono for Powerline" w:hAnsi="Roboto Mono for Powerline" w:eastAsia="Roboto Mono for Powerline" w:cs="Roboto Mono for Powerline"/>
+                <w:rFonts w:ascii="Courier New" w:hAnsi="Courier New" w:eastAsia="Courier New" w:cs="Courier New"/>
                 <w:b w:val="0"/>
                 <w:i w:val="0"/>
                 <w:color w:val="000000"/>
@@ -4393,24 +4393,24 @@
             </w:pPr>
             <w:r>
               <w:rPr>
-                <w:rFonts w:ascii="Roboto Mono for Powerline" w:hAnsi="Roboto Mono for Powerline" w:eastAsia="Roboto Mono for Powerline" w:cs="Roboto Mono for Powerline"/>
-                <w:b w:val="0"/>
-                <w:i w:val="0"/>
-                <w:color w:val="000000"/>
-                <w:sz w:val="22"/>
-              </w:rPr>
-            </w:r>
-          </w:p>
-          <w:p>
-            <w:pPr>
-              <w:keepNext w:val="0"/>
-              <w:keepLines w:val="0"/>
-              <w:spacing w:before="0" w:after="0" w:line="360" w:lineRule="auto"/>
-              <w:ind w:left="0" w:right="0" w:firstLine="0"/>
-            </w:pPr>
-            <w:r>
-              <w:rPr>
-                <w:rFonts w:ascii="Roboto Mono for Powerline" w:hAnsi="Roboto Mono for Powerline" w:eastAsia="Roboto Mono for Powerline" w:cs="Roboto Mono for Powerline"/>
+                <w:rFonts w:ascii="Courier New" w:hAnsi="Courier New" w:eastAsia="Courier New" w:cs="Courier New"/>
+                <w:b w:val="0"/>
+                <w:i w:val="0"/>
+                <w:color w:val="000000"/>
+                <w:sz w:val="22"/>
+              </w:rPr>
+            </w:r>
+          </w:p>
+          <w:p>
+            <w:pPr>
+              <w:keepNext w:val="0"/>
+              <w:keepLines w:val="0"/>
+              <w:spacing w:before="0" w:after="0" w:line="360" w:lineRule="auto"/>
+              <w:ind w:left="0" w:right="0" w:firstLine="0"/>
+            </w:pPr>
+            <w:r>
+              <w:rPr>
+                <w:rFonts w:ascii="Courier New" w:hAnsi="Courier New" w:eastAsia="Courier New" w:cs="Courier New"/>
                 <w:b w:val="0"/>
                 <w:i w:val="0"/>
                 <w:color w:val="000000"/>
@@ -4428,7 +4428,7 @@
             </w:pPr>
             <w:r>
               <w:rPr>
-                <w:rFonts w:ascii="Roboto Mono for Powerline" w:hAnsi="Roboto Mono for Powerline" w:eastAsia="Roboto Mono for Powerline" w:cs="Roboto Mono for Powerline"/>
+                <w:rFonts w:ascii="Courier New" w:hAnsi="Courier New" w:eastAsia="Courier New" w:cs="Courier New"/>
                 <w:b w:val="0"/>
                 <w:i w:val="0"/>
                 <w:color w:val="000000"/>
@@ -4446,7 +4446,7 @@
             </w:pPr>
             <w:r>
               <w:rPr>
-                <w:rFonts w:ascii="Roboto Mono for Powerline" w:hAnsi="Roboto Mono for Powerline" w:eastAsia="Roboto Mono for Powerline" w:cs="Roboto Mono for Powerline"/>
+                <w:rFonts w:ascii="Courier New" w:hAnsi="Courier New" w:eastAsia="Courier New" w:cs="Courier New"/>
                 <w:b w:val="0"/>
                 <w:i w:val="0"/>
                 <w:color w:val="000000"/>
@@ -4464,7 +4464,7 @@
             </w:pPr>
             <w:r>
               <w:rPr>
-                <w:rFonts w:ascii="Roboto Mono for Powerline" w:hAnsi="Roboto Mono for Powerline" w:eastAsia="Roboto Mono for Powerline" w:cs="Roboto Mono for Powerline"/>
+                <w:rFonts w:ascii="Courier New" w:hAnsi="Courier New" w:eastAsia="Courier New" w:cs="Courier New"/>
                 <w:b w:val="0"/>
                 <w:i w:val="0"/>
                 <w:color w:val="000000"/>
@@ -4482,7 +4482,7 @@
             </w:pPr>
             <w:r>
               <w:rPr>
-                <w:rFonts w:ascii="Roboto Mono for Powerline" w:hAnsi="Roboto Mono for Powerline" w:eastAsia="Roboto Mono for Powerline" w:cs="Roboto Mono for Powerline"/>
+                <w:rFonts w:ascii="Courier New" w:hAnsi="Courier New" w:eastAsia="Courier New" w:cs="Courier New"/>
                 <w:b w:val="0"/>
                 <w:i w:val="0"/>
                 <w:color w:val="000000"/>
@@ -4500,7 +4500,7 @@
             </w:pPr>
             <w:r>
               <w:rPr>
-                <w:rFonts w:ascii="Roboto Mono for Powerline" w:hAnsi="Roboto Mono for Powerline" w:eastAsia="Roboto Mono for Powerline" w:cs="Roboto Mono for Powerline"/>
+                <w:rFonts w:ascii="Courier New" w:hAnsi="Courier New" w:eastAsia="Courier New" w:cs="Courier New"/>
                 <w:b w:val="0"/>
                 <w:i w:val="0"/>
                 <w:color w:val="000000"/>
@@ -4518,7 +4518,7 @@
             </w:pPr>
             <w:r>
               <w:rPr>
-                <w:rFonts w:ascii="Roboto Mono for Powerline" w:hAnsi="Roboto Mono for Powerline" w:eastAsia="Roboto Mono for Powerline" w:cs="Roboto Mono for Powerline"/>
+                <w:rFonts w:ascii="Courier New" w:hAnsi="Courier New" w:eastAsia="Courier New" w:cs="Courier New"/>
                 <w:b w:val="0"/>
                 <w:i w:val="0"/>
                 <w:color w:val="000000"/>
@@ -4536,7 +4536,7 @@
             </w:pPr>
             <w:r>
               <w:rPr>
-                <w:rFonts w:ascii="Roboto Mono for Powerline" w:hAnsi="Roboto Mono for Powerline" w:eastAsia="Roboto Mono for Powerline" w:cs="Roboto Mono for Powerline"/>
+                <w:rFonts w:ascii="Courier New" w:hAnsi="Courier New" w:eastAsia="Courier New" w:cs="Courier New"/>
                 <w:b w:val="0"/>
                 <w:i w:val="0"/>
                 <w:color w:val="000000"/>
@@ -4554,7 +4554,7 @@
             </w:pPr>
             <w:r>
               <w:rPr>
-                <w:rFonts w:ascii="Roboto Mono for Powerline" w:hAnsi="Roboto Mono for Powerline" w:eastAsia="Roboto Mono for Powerline" w:cs="Roboto Mono for Powerline"/>
+                <w:rFonts w:ascii="Courier New" w:hAnsi="Courier New" w:eastAsia="Courier New" w:cs="Courier New"/>
                 <w:b w:val="0"/>
                 <w:i w:val="0"/>
                 <w:color w:val="000000"/>
@@ -4572,7 +4572,7 @@
             </w:pPr>
             <w:r>
               <w:rPr>
-                <w:rFonts w:ascii="Roboto Mono for Powerline" w:hAnsi="Roboto Mono for Powerline" w:eastAsia="Roboto Mono for Powerline" w:cs="Roboto Mono for Powerline"/>
+                <w:rFonts w:ascii="Courier New" w:hAnsi="Courier New" w:eastAsia="Courier New" w:cs="Courier New"/>
                 <w:b w:val="0"/>
                 <w:i w:val="0"/>
                 <w:color w:val="000000"/>
@@ -4590,7 +4590,7 @@
             </w:pPr>
             <w:r>
               <w:rPr>
-                <w:rFonts w:ascii="Roboto Mono for Powerline" w:hAnsi="Roboto Mono for Powerline" w:eastAsia="Roboto Mono for Powerline" w:cs="Roboto Mono for Powerline"/>
+                <w:rFonts w:ascii="Courier New" w:hAnsi="Courier New" w:eastAsia="Courier New" w:cs="Courier New"/>
                 <w:b w:val="0"/>
                 <w:i w:val="0"/>
                 <w:color w:val="000000"/>
@@ -4608,7 +4608,7 @@
             </w:pPr>
             <w:r>
               <w:rPr>
-                <w:rFonts w:ascii="Roboto Mono for Powerline" w:hAnsi="Roboto Mono for Powerline" w:eastAsia="Roboto Mono for Powerline" w:cs="Roboto Mono for Powerline"/>
+                <w:rFonts w:ascii="Courier New" w:hAnsi="Courier New" w:eastAsia="Courier New" w:cs="Courier New"/>
                 <w:b w:val="0"/>
                 <w:i w:val="0"/>
                 <w:color w:val="000000"/>
@@ -4626,7 +4626,7 @@
             </w:pPr>
             <w:r>
               <w:rPr>
-                <w:rFonts w:ascii="Roboto Mono for Powerline" w:hAnsi="Roboto Mono for Powerline" w:eastAsia="Roboto Mono for Powerline" w:cs="Roboto Mono for Powerline"/>
+                <w:rFonts w:ascii="Courier New" w:hAnsi="Courier New" w:eastAsia="Courier New" w:cs="Courier New"/>
                 <w:b w:val="0"/>
                 <w:i w:val="0"/>
                 <w:color w:val="000000"/>
@@ -4644,7 +4644,7 @@
             </w:pPr>
             <w:r>
               <w:rPr>
-                <w:rFonts w:ascii="Roboto Mono for Powerline" w:hAnsi="Roboto Mono for Powerline" w:eastAsia="Roboto Mono for Powerline" w:cs="Roboto Mono for Powerline"/>
+                <w:rFonts w:ascii="Courier New" w:hAnsi="Courier New" w:eastAsia="Courier New" w:cs="Courier New"/>
                 <w:b w:val="0"/>
                 <w:i w:val="0"/>
                 <w:color w:val="000000"/>
@@ -4662,7 +4662,7 @@
             </w:pPr>
             <w:r>
               <w:rPr>
-                <w:rFonts w:ascii="Roboto Mono for Powerline" w:hAnsi="Roboto Mono for Powerline" w:eastAsia="Roboto Mono for Powerline" w:cs="Roboto Mono for Powerline"/>
+                <w:rFonts w:ascii="Courier New" w:hAnsi="Courier New" w:eastAsia="Courier New" w:cs="Courier New"/>
                 <w:b w:val="0"/>
                 <w:i w:val="0"/>
                 <w:color w:val="000000"/>
@@ -4680,7 +4680,7 @@
             </w:pPr>
             <w:r>
               <w:rPr>
-                <w:rFonts w:ascii="Roboto Mono for Powerline" w:hAnsi="Roboto Mono for Powerline" w:eastAsia="Roboto Mono for Powerline" w:cs="Roboto Mono for Powerline"/>
+                <w:rFonts w:ascii="Courier New" w:hAnsi="Courier New" w:eastAsia="Courier New" w:cs="Courier New"/>
                 <w:b w:val="0"/>
                 <w:i w:val="0"/>
                 <w:color w:val="000000"/>
@@ -4698,7 +4698,7 @@
             </w:pPr>
             <w:r>
               <w:rPr>
-                <w:rFonts w:ascii="Roboto Mono for Powerline" w:hAnsi="Roboto Mono for Powerline" w:eastAsia="Roboto Mono for Powerline" w:cs="Roboto Mono for Powerline"/>
+                <w:rFonts w:ascii="Courier New" w:hAnsi="Courier New" w:eastAsia="Courier New" w:cs="Courier New"/>
                 <w:b w:val="0"/>
                 <w:i w:val="0"/>
                 <w:color w:val="000000"/>
@@ -4716,7 +4716,7 @@
             </w:pPr>
             <w:r>
               <w:rPr>
-                <w:rFonts w:ascii="Roboto Mono for Powerline" w:hAnsi="Roboto Mono for Powerline" w:eastAsia="Roboto Mono for Powerline" w:cs="Roboto Mono for Powerline"/>
+                <w:rFonts w:ascii="Courier New" w:hAnsi="Courier New" w:eastAsia="Courier New" w:cs="Courier New"/>
                 <w:b w:val="0"/>
                 <w:i w:val="0"/>
                 <w:color w:val="000000"/>
@@ -4734,7 +4734,7 @@
             </w:pPr>
             <w:r>
               <w:rPr>
-                <w:rFonts w:ascii="Roboto Mono for Powerline" w:hAnsi="Roboto Mono for Powerline" w:eastAsia="Roboto Mono for Powerline" w:cs="Roboto Mono for Powerline"/>
+                <w:rFonts w:ascii="Courier New" w:hAnsi="Courier New" w:eastAsia="Courier New" w:cs="Courier New"/>
                 <w:b w:val="0"/>
                 <w:i w:val="0"/>
                 <w:color w:val="000000"/>
@@ -4752,7 +4752,7 @@
             </w:pPr>
             <w:r>
               <w:rPr>
-                <w:rFonts w:ascii="Roboto Mono for Powerline" w:hAnsi="Roboto Mono for Powerline" w:eastAsia="Roboto Mono for Powerline" w:cs="Roboto Mono for Powerline"/>
+                <w:rFonts w:ascii="Courier New" w:hAnsi="Courier New" w:eastAsia="Courier New" w:cs="Courier New"/>
                 <w:b w:val="0"/>
                 <w:i w:val="0"/>
                 <w:color w:val="000000"/>
@@ -4770,7 +4770,7 @@
             </w:pPr>
             <w:r>
               <w:rPr>
-                <w:rFonts w:ascii="Roboto Mono for Powerline" w:hAnsi="Roboto Mono for Powerline" w:eastAsia="Roboto Mono for Powerline" w:cs="Roboto Mono for Powerline"/>
+                <w:rFonts w:ascii="Courier New" w:hAnsi="Courier New" w:eastAsia="Courier New" w:cs="Courier New"/>
                 <w:b w:val="0"/>
                 <w:i w:val="0"/>
                 <w:color w:val="000000"/>
@@ -4788,7 +4788,7 @@
             </w:pPr>
             <w:r>
               <w:rPr>
-                <w:rFonts w:ascii="Roboto Mono for Powerline" w:hAnsi="Roboto Mono for Powerline" w:eastAsia="Roboto Mono for Powerline" w:cs="Roboto Mono for Powerline"/>
+                <w:rFonts w:ascii="Courier New" w:hAnsi="Courier New" w:eastAsia="Courier New" w:cs="Courier New"/>
                 <w:b w:val="0"/>
                 <w:i w:val="0"/>
                 <w:color w:val="000000"/>
@@ -4806,7 +4806,7 @@
             </w:pPr>
             <w:r>
               <w:rPr>
-                <w:rFonts w:ascii="Roboto Mono for Powerline" w:hAnsi="Roboto Mono for Powerline" w:eastAsia="Roboto Mono for Powerline" w:cs="Roboto Mono for Powerline"/>
+                <w:rFonts w:ascii="Courier New" w:hAnsi="Courier New" w:eastAsia="Courier New" w:cs="Courier New"/>
                 <w:b w:val="0"/>
                 <w:i w:val="0"/>
                 <w:color w:val="000000"/>
@@ -4824,7 +4824,7 @@
             </w:pPr>
             <w:r>
               <w:rPr>
-                <w:rFonts w:ascii="Roboto Mono for Powerline" w:hAnsi="Roboto Mono for Powerline" w:eastAsia="Roboto Mono for Powerline" w:cs="Roboto Mono for Powerline"/>
+                <w:rFonts w:ascii="Courier New" w:hAnsi="Courier New" w:eastAsia="Courier New" w:cs="Courier New"/>
                 <w:b w:val="0"/>
                 <w:i w:val="0"/>
                 <w:color w:val="000000"/>
@@ -4842,7 +4842,7 @@
             </w:pPr>
             <w:r>
               <w:rPr>
-                <w:rFonts w:ascii="Roboto Mono for Powerline" w:hAnsi="Roboto Mono for Powerline" w:eastAsia="Roboto Mono for Powerline" w:cs="Roboto Mono for Powerline"/>
+                <w:rFonts w:ascii="Courier New" w:hAnsi="Courier New" w:eastAsia="Courier New" w:cs="Courier New"/>
                 <w:b w:val="0"/>
                 <w:i w:val="0"/>
                 <w:color w:val="000000"/>
@@ -4860,7 +4860,7 @@
             </w:pPr>
             <w:r>
               <w:rPr>
-                <w:rFonts w:ascii="Roboto Mono for Powerline" w:hAnsi="Roboto Mono for Powerline" w:eastAsia="Roboto Mono for Powerline" w:cs="Roboto Mono for Powerline"/>
+                <w:rFonts w:ascii="Courier New" w:hAnsi="Courier New" w:eastAsia="Courier New" w:cs="Courier New"/>
                 <w:b w:val="0"/>
                 <w:i w:val="0"/>
                 <w:color w:val="000000"/>
@@ -4878,7 +4878,7 @@
             </w:pPr>
             <w:r>
               <w:rPr>
-                <w:rFonts w:ascii="Roboto Mono for Powerline" w:hAnsi="Roboto Mono for Powerline" w:eastAsia="Roboto Mono for Powerline" w:cs="Roboto Mono for Powerline"/>
+                <w:rFonts w:ascii="Courier New" w:hAnsi="Courier New" w:eastAsia="Courier New" w:cs="Courier New"/>
                 <w:b w:val="0"/>
                 <w:i w:val="0"/>
                 <w:color w:val="000000"/>
@@ -4896,7 +4896,7 @@
             </w:pPr>
             <w:r>
               <w:rPr>
-                <w:rFonts w:ascii="Roboto Mono for Powerline" w:hAnsi="Roboto Mono for Powerline" w:eastAsia="Roboto Mono for Powerline" w:cs="Roboto Mono for Powerline"/>
+                <w:rFonts w:ascii="Courier New" w:hAnsi="Courier New" w:eastAsia="Courier New" w:cs="Courier New"/>
                 <w:b w:val="0"/>
                 <w:i w:val="0"/>
                 <w:color w:val="000000"/>
@@ -4914,7 +4914,7 @@
             </w:pPr>
             <w:r>
               <w:rPr>
-                <w:rFonts w:ascii="Roboto Mono for Powerline" w:hAnsi="Roboto Mono for Powerline" w:eastAsia="Roboto Mono for Powerline" w:cs="Roboto Mono for Powerline"/>
+                <w:rFonts w:ascii="Courier New" w:hAnsi="Courier New" w:eastAsia="Courier New" w:cs="Courier New"/>
                 <w:b w:val="0"/>
                 <w:i w:val="0"/>
                 <w:color w:val="000000"/>
@@ -4932,7 +4932,7 @@
             </w:pPr>
             <w:r>
               <w:rPr>
-                <w:rFonts w:ascii="Roboto Mono for Powerline" w:hAnsi="Roboto Mono for Powerline" w:eastAsia="Roboto Mono for Powerline" w:cs="Roboto Mono for Powerline"/>
+                <w:rFonts w:ascii="Courier New" w:hAnsi="Courier New" w:eastAsia="Courier New" w:cs="Courier New"/>
                 <w:b w:val="0"/>
                 <w:i w:val="0"/>
                 <w:color w:val="000000"/>
@@ -4950,7 +4950,7 @@
             </w:pPr>
             <w:r>
               <w:rPr>
-                <w:rFonts w:ascii="Roboto Mono for Powerline" w:hAnsi="Roboto Mono for Powerline" w:eastAsia="Roboto Mono for Powerline" w:cs="Roboto Mono for Powerline"/>
+                <w:rFonts w:ascii="Courier New" w:hAnsi="Courier New" w:eastAsia="Courier New" w:cs="Courier New"/>
                 <w:b w:val="0"/>
                 <w:i w:val="0"/>
                 <w:color w:val="000000"/>
@@ -4968,24 +4968,24 @@
             </w:pPr>
             <w:r>
               <w:rPr>
-                <w:rFonts w:ascii="Roboto Mono for Powerline" w:hAnsi="Roboto Mono for Powerline" w:eastAsia="Roboto Mono for Powerline" w:cs="Roboto Mono for Powerline"/>
-                <w:b w:val="0"/>
-                <w:i w:val="0"/>
-                <w:color w:val="000000"/>
-                <w:sz w:val="22"/>
-              </w:rPr>
-            </w:r>
-          </w:p>
-          <w:p>
-            <w:pPr>
-              <w:keepNext w:val="0"/>
-              <w:keepLines w:val="0"/>
-              <w:spacing w:before="0" w:after="0" w:line="360" w:lineRule="auto"/>
-              <w:ind w:left="0" w:right="0" w:firstLine="0"/>
-            </w:pPr>
-            <w:r>
-              <w:rPr>
-                <w:rFonts w:ascii="Roboto Mono for Powerline" w:hAnsi="Roboto Mono for Powerline" w:eastAsia="Roboto Mono for Powerline" w:cs="Roboto Mono for Powerline"/>
+                <w:rFonts w:ascii="Courier New" w:hAnsi="Courier New" w:eastAsia="Courier New" w:cs="Courier New"/>
+                <w:b w:val="0"/>
+                <w:i w:val="0"/>
+                <w:color w:val="000000"/>
+                <w:sz w:val="22"/>
+              </w:rPr>
+            </w:r>
+          </w:p>
+          <w:p>
+            <w:pPr>
+              <w:keepNext w:val="0"/>
+              <w:keepLines w:val="0"/>
+              <w:spacing w:before="0" w:after="0" w:line="360" w:lineRule="auto"/>
+              <w:ind w:left="0" w:right="0" w:firstLine="0"/>
+            </w:pPr>
+            <w:r>
+              <w:rPr>
+                <w:rFonts w:ascii="Courier New" w:hAnsi="Courier New" w:eastAsia="Courier New" w:cs="Courier New"/>
                 <w:b w:val="0"/>
                 <w:i w:val="0"/>
                 <w:color w:val="000000"/>
@@ -5003,7 +5003,7 @@
             </w:pPr>
             <w:r>
               <w:rPr>
-                <w:rFonts w:ascii="Roboto Mono for Powerline" w:hAnsi="Roboto Mono for Powerline" w:eastAsia="Roboto Mono for Powerline" w:cs="Roboto Mono for Powerline"/>
+                <w:rFonts w:ascii="Courier New" w:hAnsi="Courier New" w:eastAsia="Courier New" w:cs="Courier New"/>
                 <w:b w:val="0"/>
                 <w:i w:val="0"/>
                 <w:color w:val="000000"/>
@@ -5021,7 +5021,7 @@
             </w:pPr>
             <w:r>
               <w:rPr>
-                <w:rFonts w:ascii="Roboto Mono for Powerline" w:hAnsi="Roboto Mono for Powerline" w:eastAsia="Roboto Mono for Powerline" w:cs="Roboto Mono for Powerline"/>
+                <w:rFonts w:ascii="Courier New" w:hAnsi="Courier New" w:eastAsia="Courier New" w:cs="Courier New"/>
                 <w:b w:val="0"/>
                 <w:i w:val="0"/>
                 <w:color w:val="000000"/>
@@ -5039,7 +5039,7 @@
             </w:pPr>
             <w:r>
               <w:rPr>
-                <w:rFonts w:ascii="Roboto Mono for Powerline" w:hAnsi="Roboto Mono for Powerline" w:eastAsia="Roboto Mono for Powerline" w:cs="Roboto Mono for Powerline"/>
+                <w:rFonts w:ascii="Courier New" w:hAnsi="Courier New" w:eastAsia="Courier New" w:cs="Courier New"/>
                 <w:b w:val="0"/>
                 <w:i w:val="0"/>
                 <w:color w:val="000000"/>
@@ -5057,7 +5057,7 @@
             </w:pPr>
             <w:r>
               <w:rPr>
-                <w:rFonts w:ascii="Roboto Mono for Powerline" w:hAnsi="Roboto Mono for Powerline" w:eastAsia="Roboto Mono for Powerline" w:cs="Roboto Mono for Powerline"/>
+                <w:rFonts w:ascii="Courier New" w:hAnsi="Courier New" w:eastAsia="Courier New" w:cs="Courier New"/>
                 <w:b w:val="0"/>
                 <w:i w:val="0"/>
                 <w:color w:val="000000"/>
@@ -5075,7 +5075,7 @@
             </w:pPr>
             <w:r>
               <w:rPr>
-                <w:rFonts w:ascii="Roboto Mono for Powerline" w:hAnsi="Roboto Mono for Powerline" w:eastAsia="Roboto Mono for Powerline" w:cs="Roboto Mono for Powerline"/>
+                <w:rFonts w:ascii="Courier New" w:hAnsi="Courier New" w:eastAsia="Courier New" w:cs="Courier New"/>
                 <w:b w:val="0"/>
                 <w:i w:val="0"/>
                 <w:color w:val="000000"/>
@@ -5093,7 +5093,7 @@
             </w:pPr>
             <w:r>
               <w:rPr>
-                <w:rFonts w:ascii="Roboto Mono for Powerline" w:hAnsi="Roboto Mono for Powerline" w:eastAsia="Roboto Mono for Powerline" w:cs="Roboto Mono for Powerline"/>
+                <w:rFonts w:ascii="Courier New" w:hAnsi="Courier New" w:eastAsia="Courier New" w:cs="Courier New"/>
                 <w:b w:val="0"/>
                 <w:i w:val="0"/>
                 <w:color w:val="000000"/>
@@ -5111,7 +5111,7 @@
             </w:pPr>
             <w:r>
               <w:rPr>
-                <w:rFonts w:ascii="Roboto Mono for Powerline" w:hAnsi="Roboto Mono for Powerline" w:eastAsia="Roboto Mono for Powerline" w:cs="Roboto Mono for Powerline"/>
+                <w:rFonts w:ascii="Courier New" w:hAnsi="Courier New" w:eastAsia="Courier New" w:cs="Courier New"/>
                 <w:b w:val="0"/>
                 <w:i w:val="0"/>
                 <w:color w:val="000000"/>
@@ -5129,7 +5129,7 @@
             </w:pPr>
             <w:r>
               <w:rPr>
-                <w:rFonts w:ascii="Roboto Mono for Powerline" w:hAnsi="Roboto Mono for Powerline" w:eastAsia="Roboto Mono for Powerline" w:cs="Roboto Mono for Powerline"/>
+                <w:rFonts w:ascii="Courier New" w:hAnsi="Courier New" w:eastAsia="Courier New" w:cs="Courier New"/>
                 <w:b w:val="0"/>
                 <w:i w:val="0"/>
                 <w:color w:val="000000"/>
@@ -5147,7 +5147,7 @@
             </w:pPr>
             <w:r>
               <w:rPr>
-                <w:rFonts w:ascii="Roboto Mono for Powerline" w:hAnsi="Roboto Mono for Powerline" w:eastAsia="Roboto Mono for Powerline" w:cs="Roboto Mono for Powerline"/>
+                <w:rFonts w:ascii="Courier New" w:hAnsi="Courier New" w:eastAsia="Courier New" w:cs="Courier New"/>
                 <w:b w:val="0"/>
                 <w:i w:val="0"/>
                 <w:color w:val="000000"/>
@@ -5165,7 +5165,7 @@
             </w:pPr>
             <w:r>
               <w:rPr>
-                <w:rFonts w:ascii="Roboto Mono for Powerline" w:hAnsi="Roboto Mono for Powerline" w:eastAsia="Roboto Mono for Powerline" w:cs="Roboto Mono for Powerline"/>
+                <w:rFonts w:ascii="Courier New" w:hAnsi="Courier New" w:eastAsia="Courier New" w:cs="Courier New"/>
                 <w:b w:val="0"/>
                 <w:i w:val="0"/>
                 <w:color w:val="000000"/>
@@ -5183,7 +5183,7 @@
             </w:pPr>
             <w:r>
               <w:rPr>
-                <w:rFonts w:ascii="Roboto Mono for Powerline" w:hAnsi="Roboto Mono for Powerline" w:eastAsia="Roboto Mono for Powerline" w:cs="Roboto Mono for Powerline"/>
+                <w:rFonts w:ascii="Courier New" w:hAnsi="Courier New" w:eastAsia="Courier New" w:cs="Courier New"/>
                 <w:b w:val="0"/>
                 <w:i w:val="0"/>
                 <w:color w:val="000000"/>
@@ -5201,7 +5201,7 @@
             </w:pPr>
             <w:r>
               <w:rPr>
-                <w:rFonts w:ascii="Roboto Mono for Powerline" w:hAnsi="Roboto Mono for Powerline" w:eastAsia="Roboto Mono for Powerline" w:cs="Roboto Mono for Powerline"/>
+                <w:rFonts w:ascii="Courier New" w:hAnsi="Courier New" w:eastAsia="Courier New" w:cs="Courier New"/>
                 <w:b w:val="0"/>
                 <w:i w:val="0"/>
                 <w:color w:val="000000"/>
@@ -5219,7 +5219,7 @@
             </w:pPr>
             <w:r>
               <w:rPr>
-                <w:rFonts w:ascii="Roboto Mono for Powerline" w:hAnsi="Roboto Mono for Powerline" w:eastAsia="Roboto Mono for Powerline" w:cs="Roboto Mono for Powerline"/>
+                <w:rFonts w:ascii="Courier New" w:hAnsi="Courier New" w:eastAsia="Courier New" w:cs="Courier New"/>
                 <w:b w:val="0"/>
                 <w:i w:val="0"/>
                 <w:color w:val="000000"/>
@@ -5237,7 +5237,7 @@
             </w:pPr>
             <w:r>
               <w:rPr>
-                <w:rFonts w:ascii="Roboto Mono for Powerline" w:hAnsi="Roboto Mono for Powerline" w:eastAsia="Roboto Mono for Powerline" w:cs="Roboto Mono for Powerline"/>
+                <w:rFonts w:ascii="Courier New" w:hAnsi="Courier New" w:eastAsia="Courier New" w:cs="Courier New"/>
                 <w:b w:val="0"/>
                 <w:i w:val="0"/>
                 <w:color w:val="000000"/>
@@ -5255,7 +5255,7 @@
             </w:pPr>
             <w:r>
               <w:rPr>
-                <w:rFonts w:ascii="Roboto Mono for Powerline" w:hAnsi="Roboto Mono for Powerline" w:eastAsia="Roboto Mono for Powerline" w:cs="Roboto Mono for Powerline"/>
+                <w:rFonts w:ascii="Courier New" w:hAnsi="Courier New" w:eastAsia="Courier New" w:cs="Courier New"/>
                 <w:b w:val="0"/>
                 <w:i w:val="0"/>
                 <w:color w:val="000000"/>
@@ -5273,7 +5273,7 @@
             </w:pPr>
             <w:r>
               <w:rPr>
-                <w:rFonts w:ascii="Roboto Mono for Powerline" w:hAnsi="Roboto Mono for Powerline" w:eastAsia="Roboto Mono for Powerline" w:cs="Roboto Mono for Powerline"/>
+                <w:rFonts w:ascii="Courier New" w:hAnsi="Courier New" w:eastAsia="Courier New" w:cs="Courier New"/>
                 <w:b w:val="0"/>
                 <w:i w:val="0"/>
                 <w:color w:val="000000"/>
@@ -5291,7 +5291,7 @@
             </w:pPr>
             <w:r>
               <w:rPr>
-                <w:rFonts w:ascii="Roboto Mono for Powerline" w:hAnsi="Roboto Mono for Powerline" w:eastAsia="Roboto Mono for Powerline" w:cs="Roboto Mono for Powerline"/>
+                <w:rFonts w:ascii="Courier New" w:hAnsi="Courier New" w:eastAsia="Courier New" w:cs="Courier New"/>
                 <w:b w:val="0"/>
                 <w:i w:val="0"/>
                 <w:color w:val="000000"/>
@@ -5309,7 +5309,7 @@
             </w:pPr>
             <w:r>
               <w:rPr>
-                <w:rFonts w:ascii="Roboto Mono for Powerline" w:hAnsi="Roboto Mono for Powerline" w:eastAsia="Roboto Mono for Powerline" w:cs="Roboto Mono for Powerline"/>
+                <w:rFonts w:ascii="Courier New" w:hAnsi="Courier New" w:eastAsia="Courier New" w:cs="Courier New"/>
                 <w:b w:val="0"/>
                 <w:i w:val="0"/>
                 <w:color w:val="000000"/>
@@ -5327,7 +5327,7 @@
             </w:pPr>
             <w:r>
               <w:rPr>
-                <w:rFonts w:ascii="Roboto Mono for Powerline" w:hAnsi="Roboto Mono for Powerline" w:eastAsia="Roboto Mono for Powerline" w:cs="Roboto Mono for Powerline"/>
+                <w:rFonts w:ascii="Courier New" w:hAnsi="Courier New" w:eastAsia="Courier New" w:cs="Courier New"/>
                 <w:b w:val="0"/>
                 <w:i w:val="0"/>
                 <w:color w:val="000000"/>
@@ -5345,7 +5345,7 @@
             </w:pPr>
             <w:r>
               <w:rPr>
-                <w:rFonts w:ascii="Roboto Mono for Powerline" w:hAnsi="Roboto Mono for Powerline" w:eastAsia="Roboto Mono for Powerline" w:cs="Roboto Mono for Powerline"/>
+                <w:rFonts w:ascii="Courier New" w:hAnsi="Courier New" w:eastAsia="Courier New" w:cs="Courier New"/>
                 <w:b w:val="0"/>
                 <w:i w:val="0"/>
                 <w:color w:val="000000"/>
@@ -5363,7 +5363,7 @@
             </w:pPr>
             <w:r>
               <w:rPr>
-                <w:rFonts w:ascii="Roboto Mono for Powerline" w:hAnsi="Roboto Mono for Powerline" w:eastAsia="Roboto Mono for Powerline" w:cs="Roboto Mono for Powerline"/>
+                <w:rFonts w:ascii="Courier New" w:hAnsi="Courier New" w:eastAsia="Courier New" w:cs="Courier New"/>
                 <w:b w:val="0"/>
                 <w:i w:val="0"/>
                 <w:color w:val="000000"/>
@@ -5381,7 +5381,7 @@
             </w:pPr>
             <w:r>
               <w:rPr>
-                <w:rFonts w:ascii="Roboto Mono for Powerline" w:hAnsi="Roboto Mono for Powerline" w:eastAsia="Roboto Mono for Powerline" w:cs="Roboto Mono for Powerline"/>
+                <w:rFonts w:ascii="Courier New" w:hAnsi="Courier New" w:eastAsia="Courier New" w:cs="Courier New"/>
                 <w:b w:val="0"/>
                 <w:i w:val="0"/>
                 <w:color w:val="000000"/>
@@ -5399,7 +5399,7 @@
             </w:pPr>
             <w:r>
               <w:rPr>
-                <w:rFonts w:ascii="Roboto Mono for Powerline" w:hAnsi="Roboto Mono for Powerline" w:eastAsia="Roboto Mono for Powerline" w:cs="Roboto Mono for Powerline"/>
+                <w:rFonts w:ascii="Courier New" w:hAnsi="Courier New" w:eastAsia="Courier New" w:cs="Courier New"/>
                 <w:b w:val="0"/>
                 <w:i w:val="0"/>
                 <w:color w:val="000000"/>
@@ -5417,7 +5417,7 @@
             </w:pPr>
             <w:r>
               <w:rPr>
-                <w:rFonts w:ascii="Roboto Mono for Powerline" w:hAnsi="Roboto Mono for Powerline" w:eastAsia="Roboto Mono for Powerline" w:cs="Roboto Mono for Powerline"/>
+                <w:rFonts w:ascii="Courier New" w:hAnsi="Courier New" w:eastAsia="Courier New" w:cs="Courier New"/>
                 <w:b w:val="0"/>
                 <w:i w:val="0"/>
                 <w:color w:val="000000"/>
@@ -5435,7 +5435,7 @@
             </w:pPr>
             <w:r>
               <w:rPr>
-                <w:rFonts w:ascii="Roboto Mono for Powerline" w:hAnsi="Roboto Mono for Powerline" w:eastAsia="Roboto Mono for Powerline" w:cs="Roboto Mono for Powerline"/>
+                <w:rFonts w:ascii="Courier New" w:hAnsi="Courier New" w:eastAsia="Courier New" w:cs="Courier New"/>
                 <w:b w:val="0"/>
                 <w:i w:val="0"/>
                 <w:color w:val="000000"/>
@@ -5453,7 +5453,7 @@
             </w:pPr>
             <w:r>
               <w:rPr>
-                <w:rFonts w:ascii="Roboto Mono for Powerline" w:hAnsi="Roboto Mono for Powerline" w:eastAsia="Roboto Mono for Powerline" w:cs="Roboto Mono for Powerline"/>
+                <w:rFonts w:ascii="Courier New" w:hAnsi="Courier New" w:eastAsia="Courier New" w:cs="Courier New"/>
                 <w:b w:val="0"/>
                 <w:i w:val="0"/>
                 <w:color w:val="000000"/>
@@ -5471,7 +5471,7 @@
             </w:pPr>
             <w:r>
               <w:rPr>
-                <w:rFonts w:ascii="Roboto Mono for Powerline" w:hAnsi="Roboto Mono for Powerline" w:eastAsia="Roboto Mono for Powerline" w:cs="Roboto Mono for Powerline"/>
+                <w:rFonts w:ascii="Courier New" w:hAnsi="Courier New" w:eastAsia="Courier New" w:cs="Courier New"/>
                 <w:b w:val="0"/>
                 <w:i w:val="0"/>
                 <w:color w:val="000000"/>
@@ -5489,7 +5489,7 @@
             </w:pPr>
             <w:r>
               <w:rPr>
-                <w:rFonts w:ascii="Roboto Mono for Powerline" w:hAnsi="Roboto Mono for Powerline" w:eastAsia="Roboto Mono for Powerline" w:cs="Roboto Mono for Powerline"/>
+                <w:rFonts w:ascii="Courier New" w:hAnsi="Courier New" w:eastAsia="Courier New" w:cs="Courier New"/>
                 <w:b w:val="0"/>
                 <w:i w:val="0"/>
                 <w:color w:val="000000"/>
@@ -5507,7 +5507,7 @@
             </w:pPr>
             <w:r>
               <w:rPr>
-                <w:rFonts w:ascii="Roboto Mono for Powerline" w:hAnsi="Roboto Mono for Powerline" w:eastAsia="Roboto Mono for Powerline" w:cs="Roboto Mono for Powerline"/>
+                <w:rFonts w:ascii="Courier New" w:hAnsi="Courier New" w:eastAsia="Courier New" w:cs="Courier New"/>
                 <w:b w:val="0"/>
                 <w:i w:val="0"/>
                 <w:color w:val="000000"/>
@@ -5525,7 +5525,7 @@
             </w:pPr>
             <w:r>
               <w:rPr>
-                <w:rFonts w:ascii="Roboto Mono for Powerline" w:hAnsi="Roboto Mono for Powerline" w:eastAsia="Roboto Mono for Powerline" w:cs="Roboto Mono for Powerline"/>
+                <w:rFonts w:ascii="Courier New" w:hAnsi="Courier New" w:eastAsia="Courier New" w:cs="Courier New"/>
                 <w:b w:val="0"/>
                 <w:i w:val="0"/>
                 <w:color w:val="000000"/>
@@ -5543,7 +5543,7 @@
             </w:pPr>
             <w:r>
               <w:rPr>
-                <w:rFonts w:ascii="Roboto Mono for Powerline" w:hAnsi="Roboto Mono for Powerline" w:eastAsia="Roboto Mono for Powerline" w:cs="Roboto Mono for Powerline"/>
+                <w:rFonts w:ascii="Courier New" w:hAnsi="Courier New" w:eastAsia="Courier New" w:cs="Courier New"/>
                 <w:b w:val="0"/>
                 <w:i w:val="0"/>
                 <w:color w:val="000000"/>
@@ -5561,7 +5561,7 @@
             </w:pPr>
             <w:r>
               <w:rPr>
-                <w:rFonts w:ascii="Roboto Mono for Powerline" w:hAnsi="Roboto Mono for Powerline" w:eastAsia="Roboto Mono for Powerline" w:cs="Roboto Mono for Powerline"/>
+                <w:rFonts w:ascii="Courier New" w:hAnsi="Courier New" w:eastAsia="Courier New" w:cs="Courier New"/>
                 <w:b w:val="0"/>
                 <w:i w:val="0"/>
                 <w:color w:val="000000"/>
@@ -5579,7 +5579,7 @@
             </w:pPr>
             <w:r>
               <w:rPr>
-                <w:rFonts w:ascii="Roboto Mono for Powerline" w:hAnsi="Roboto Mono for Powerline" w:eastAsia="Roboto Mono for Powerline" w:cs="Roboto Mono for Powerline"/>
+                <w:rFonts w:ascii="Courier New" w:hAnsi="Courier New" w:eastAsia="Courier New" w:cs="Courier New"/>
                 <w:b w:val="0"/>
                 <w:i w:val="0"/>
                 <w:color w:val="000000"/>
@@ -5597,7 +5597,7 @@
             </w:pPr>
             <w:r>
               <w:rPr>
-                <w:rFonts w:ascii="Roboto Mono for Powerline" w:hAnsi="Roboto Mono for Powerline" w:eastAsia="Roboto Mono for Powerline" w:cs="Roboto Mono for Powerline"/>
+                <w:rFonts w:ascii="Courier New" w:hAnsi="Courier New" w:eastAsia="Courier New" w:cs="Courier New"/>
                 <w:b w:val="0"/>
                 <w:i w:val="0"/>
                 <w:color w:val="000000"/>
@@ -5615,7 +5615,7 @@
             </w:pPr>
             <w:r>
               <w:rPr>
-                <w:rFonts w:ascii="Roboto Mono for Powerline" w:hAnsi="Roboto Mono for Powerline" w:eastAsia="Roboto Mono for Powerline" w:cs="Roboto Mono for Powerline"/>
+                <w:rFonts w:ascii="Courier New" w:hAnsi="Courier New" w:eastAsia="Courier New" w:cs="Courier New"/>
                 <w:b w:val="0"/>
                 <w:i w:val="0"/>
                 <w:color w:val="000000"/>
@@ -5633,24 +5633,24 @@
             </w:pPr>
             <w:r>
               <w:rPr>
-                <w:rFonts w:ascii="Roboto Mono for Powerline" w:hAnsi="Roboto Mono for Powerline" w:eastAsia="Roboto Mono for Powerline" w:cs="Roboto Mono for Powerline"/>
-                <w:b w:val="0"/>
-                <w:i w:val="0"/>
-                <w:color w:val="000000"/>
-                <w:sz w:val="22"/>
-              </w:rPr>
-            </w:r>
-          </w:p>
-          <w:p>
-            <w:pPr>
-              <w:keepNext w:val="0"/>
-              <w:keepLines w:val="0"/>
-              <w:spacing w:before="0" w:after="0" w:line="360" w:lineRule="auto"/>
-              <w:ind w:left="0" w:right="0" w:firstLine="0"/>
-            </w:pPr>
-            <w:r>
-              <w:rPr>
-                <w:rFonts w:ascii="Roboto Mono for Powerline" w:hAnsi="Roboto Mono for Powerline" w:eastAsia="Roboto Mono for Powerline" w:cs="Roboto Mono for Powerline"/>
+                <w:rFonts w:ascii="Courier New" w:hAnsi="Courier New" w:eastAsia="Courier New" w:cs="Courier New"/>
+                <w:b w:val="0"/>
+                <w:i w:val="0"/>
+                <w:color w:val="000000"/>
+                <w:sz w:val="22"/>
+              </w:rPr>
+            </w:r>
+          </w:p>
+          <w:p>
+            <w:pPr>
+              <w:keepNext w:val="0"/>
+              <w:keepLines w:val="0"/>
+              <w:spacing w:before="0" w:after="0" w:line="360" w:lineRule="auto"/>
+              <w:ind w:left="0" w:right="0" w:firstLine="0"/>
+            </w:pPr>
+            <w:r>
+              <w:rPr>
+                <w:rFonts w:ascii="Courier New" w:hAnsi="Courier New" w:eastAsia="Courier New" w:cs="Courier New"/>
                 <w:b w:val="0"/>
                 <w:i w:val="0"/>
                 <w:color w:val="000000"/>
@@ -5668,7 +5668,7 @@
             </w:pPr>
             <w:r>
               <w:rPr>
-                <w:rFonts w:ascii="Roboto Mono for Powerline" w:hAnsi="Roboto Mono for Powerline" w:eastAsia="Roboto Mono for Powerline" w:cs="Roboto Mono for Powerline"/>
+                <w:rFonts w:ascii="Courier New" w:hAnsi="Courier New" w:eastAsia="Courier New" w:cs="Courier New"/>
                 <w:b w:val="0"/>
                 <w:i w:val="0"/>
                 <w:color w:val="000000"/>
@@ -5686,7 +5686,7 @@
             </w:pPr>
             <w:r>
               <w:rPr>
-                <w:rFonts w:ascii="Roboto Mono for Powerline" w:hAnsi="Roboto Mono for Powerline" w:eastAsia="Roboto Mono for Powerline" w:cs="Roboto Mono for Powerline"/>
+                <w:rFonts w:ascii="Courier New" w:hAnsi="Courier New" w:eastAsia="Courier New" w:cs="Courier New"/>
                 <w:b w:val="0"/>
                 <w:i w:val="0"/>
                 <w:color w:val="000000"/>
@@ -5704,7 +5704,7 @@
             </w:pPr>
             <w:r>
               <w:rPr>
-                <w:rFonts w:ascii="Roboto Mono for Powerline" w:hAnsi="Roboto Mono for Powerline" w:eastAsia="Roboto Mono for Powerline" w:cs="Roboto Mono for Powerline"/>
+                <w:rFonts w:ascii="Courier New" w:hAnsi="Courier New" w:eastAsia="Courier New" w:cs="Courier New"/>
                 <w:b w:val="0"/>
                 <w:i w:val="0"/>
                 <w:color w:val="000000"/>
@@ -5722,7 +5722,7 @@
             </w:pPr>
             <w:r>
               <w:rPr>
-                <w:rFonts w:ascii="Roboto Mono for Powerline" w:hAnsi="Roboto Mono for Powerline" w:eastAsia="Roboto Mono for Powerline" w:cs="Roboto Mono for Powerline"/>
+                <w:rFonts w:ascii="Courier New" w:hAnsi="Courier New" w:eastAsia="Courier New" w:cs="Courier New"/>
                 <w:b w:val="0"/>
                 <w:i w:val="0"/>
                 <w:color w:val="000000"/>
@@ -5740,7 +5740,7 @@
             </w:pPr>
             <w:r>
               <w:rPr>
-                <w:rFonts w:ascii="Roboto Mono for Powerline" w:hAnsi="Roboto Mono for Powerline" w:eastAsia="Roboto Mono for Powerline" w:cs="Roboto Mono for Powerline"/>
+                <w:rFonts w:ascii="Courier New" w:hAnsi="Courier New" w:eastAsia="Courier New" w:cs="Courier New"/>
                 <w:b w:val="0"/>
                 <w:i w:val="0"/>
                 <w:color w:val="000000"/>
@@ -5758,7 +5758,7 @@
             </w:pPr>
             <w:r>
               <w:rPr>
-                <w:rFonts w:ascii="Roboto Mono for Powerline" w:hAnsi="Roboto Mono for Powerline" w:eastAsia="Roboto Mono for Powerline" w:cs="Roboto Mono for Powerline"/>
+                <w:rFonts w:ascii="Courier New" w:hAnsi="Courier New" w:eastAsia="Courier New" w:cs="Courier New"/>
                 <w:b w:val="0"/>
                 <w:i w:val="0"/>
                 <w:color w:val="000000"/>
@@ -5776,7 +5776,7 @@
             </w:pPr>
             <w:r>
               <w:rPr>
-                <w:rFonts w:ascii="Roboto Mono for Powerline" w:hAnsi="Roboto Mono for Powerline" w:eastAsia="Roboto Mono for Powerline" w:cs="Roboto Mono for Powerline"/>
+                <w:rFonts w:ascii="Courier New" w:hAnsi="Courier New" w:eastAsia="Courier New" w:cs="Courier New"/>
                 <w:b w:val="0"/>
                 <w:i w:val="0"/>
                 <w:color w:val="000000"/>
@@ -5794,7 +5794,7 @@
             </w:pPr>
             <w:r>
               <w:rPr>
-                <w:rFonts w:ascii="Roboto Mono for Powerline" w:hAnsi="Roboto Mono for Powerline" w:eastAsia="Roboto Mono for Powerline" w:cs="Roboto Mono for Powerline"/>
+                <w:rFonts w:ascii="Courier New" w:hAnsi="Courier New" w:eastAsia="Courier New" w:cs="Courier New"/>
                 <w:b w:val="0"/>
                 <w:i w:val="0"/>
                 <w:color w:val="000000"/>
@@ -5812,7 +5812,7 @@
             </w:pPr>
             <w:r>
               <w:rPr>
-                <w:rFonts w:ascii="Roboto Mono for Powerline" w:hAnsi="Roboto Mono for Powerline" w:eastAsia="Roboto Mono for Powerline" w:cs="Roboto Mono for Powerline"/>
+                <w:rFonts w:ascii="Courier New" w:hAnsi="Courier New" w:eastAsia="Courier New" w:cs="Courier New"/>
                 <w:b w:val="0"/>
                 <w:i w:val="0"/>
                 <w:color w:val="000000"/>
@@ -5830,7 +5830,7 @@
             </w:pPr>
             <w:r>
               <w:rPr>
-                <w:rFonts w:ascii="Roboto Mono for Powerline" w:hAnsi="Roboto Mono for Powerline" w:eastAsia="Roboto Mono for Powerline" w:cs="Roboto Mono for Powerline"/>
+                <w:rFonts w:ascii="Courier New" w:hAnsi="Courier New" w:eastAsia="Courier New" w:cs="Courier New"/>
                 <w:b w:val="0"/>
                 <w:i w:val="0"/>
                 <w:color w:val="000000"/>
@@ -5848,7 +5848,7 @@
             </w:pPr>
             <w:r>
               <w:rPr>
-                <w:rFonts w:ascii="Roboto Mono for Powerline" w:hAnsi="Roboto Mono for Powerline" w:eastAsia="Roboto Mono for Powerline" w:cs="Roboto Mono for Powerline"/>
+                <w:rFonts w:ascii="Courier New" w:hAnsi="Courier New" w:eastAsia="Courier New" w:cs="Courier New"/>
                 <w:b w:val="0"/>
                 <w:i w:val="0"/>
                 <w:color w:val="000000"/>
@@ -5866,7 +5866,7 @@
             </w:pPr>
             <w:r>
               <w:rPr>
-                <w:rFonts w:ascii="Roboto Mono for Powerline" w:hAnsi="Roboto Mono for Powerline" w:eastAsia="Roboto Mono for Powerline" w:cs="Roboto Mono for Powerline"/>
+                <w:rFonts w:ascii="Courier New" w:hAnsi="Courier New" w:eastAsia="Courier New" w:cs="Courier New"/>
                 <w:b w:val="0"/>
                 <w:i w:val="0"/>
                 <w:color w:val="000000"/>
@@ -5884,7 +5884,7 @@
             </w:pPr>
             <w:r>
               <w:rPr>
-                <w:rFonts w:ascii="Roboto Mono for Powerline" w:hAnsi="Roboto Mono for Powerline" w:eastAsia="Roboto Mono for Powerline" w:cs="Roboto Mono for Powerline"/>
+                <w:rFonts w:ascii="Courier New" w:hAnsi="Courier New" w:eastAsia="Courier New" w:cs="Courier New"/>
                 <w:b w:val="0"/>
                 <w:i w:val="0"/>
                 <w:color w:val="000000"/>
@@ -5902,7 +5902,7 @@
             </w:pPr>
             <w:r>
               <w:rPr>
-                <w:rFonts w:ascii="Roboto Mono for Powerline" w:hAnsi="Roboto Mono for Powerline" w:eastAsia="Roboto Mono for Powerline" w:cs="Roboto Mono for Powerline"/>
+                <w:rFonts w:ascii="Courier New" w:hAnsi="Courier New" w:eastAsia="Courier New" w:cs="Courier New"/>
                 <w:b w:val="0"/>
                 <w:i w:val="0"/>
                 <w:color w:val="000000"/>
@@ -5920,7 +5920,7 @@
             </w:pPr>
             <w:r>
               <w:rPr>
-                <w:rFonts w:ascii="Roboto Mono for Powerline" w:hAnsi="Roboto Mono for Powerline" w:eastAsia="Roboto Mono for Powerline" w:cs="Roboto Mono for Powerline"/>
+                <w:rFonts w:ascii="Courier New" w:hAnsi="Courier New" w:eastAsia="Courier New" w:cs="Courier New"/>
                 <w:b w:val="0"/>
                 <w:i w:val="0"/>
                 <w:color w:val="000000"/>
@@ -5938,7 +5938,7 @@
             </w:pPr>
             <w:r>
               <w:rPr>
-                <w:rFonts w:ascii="Roboto Mono for Powerline" w:hAnsi="Roboto Mono for Powerline" w:eastAsia="Roboto Mono for Powerline" w:cs="Roboto Mono for Powerline"/>
+                <w:rFonts w:ascii="Courier New" w:hAnsi="Courier New" w:eastAsia="Courier New" w:cs="Courier New"/>
                 <w:b w:val="0"/>
                 <w:i w:val="0"/>
                 <w:color w:val="000000"/>
@@ -5956,7 +5956,7 @@
             </w:pPr>
             <w:r>
               <w:rPr>
-                <w:rFonts w:ascii="Roboto Mono for Powerline" w:hAnsi="Roboto Mono for Powerline" w:eastAsia="Roboto Mono for Powerline" w:cs="Roboto Mono for Powerline"/>
+                <w:rFonts w:ascii="Courier New" w:hAnsi="Courier New" w:eastAsia="Courier New" w:cs="Courier New"/>
                 <w:b w:val="0"/>
                 <w:i w:val="0"/>
                 <w:color w:val="000000"/>
@@ -5974,7 +5974,7 @@
             </w:pPr>
             <w:r>
               <w:rPr>
-                <w:rFonts w:ascii="Roboto Mono for Powerline" w:hAnsi="Roboto Mono for Powerline" w:eastAsia="Roboto Mono for Powerline" w:cs="Roboto Mono for Powerline"/>
+                <w:rFonts w:ascii="Courier New" w:hAnsi="Courier New" w:eastAsia="Courier New" w:cs="Courier New"/>
                 <w:b w:val="0"/>
                 <w:i w:val="0"/>
                 <w:color w:val="000000"/>
@@ -5992,7 +5992,7 @@
             </w:pPr>
             <w:r>
               <w:rPr>
-                <w:rFonts w:ascii="Roboto Mono for Powerline" w:hAnsi="Roboto Mono for Powerline" w:eastAsia="Roboto Mono for Powerline" w:cs="Roboto Mono for Powerline"/>
+                <w:rFonts w:ascii="Courier New" w:hAnsi="Courier New" w:eastAsia="Courier New" w:cs="Courier New"/>
                 <w:b w:val="0"/>
                 <w:i w:val="0"/>
                 <w:color w:val="000000"/>
@@ -6010,7 +6010,7 @@
             </w:pPr>
             <w:r>
               <w:rPr>
-                <w:rFonts w:ascii="Roboto Mono for Powerline" w:hAnsi="Roboto Mono for Powerline" w:eastAsia="Roboto Mono for Powerline" w:cs="Roboto Mono for Powerline"/>
+                <w:rFonts w:ascii="Courier New" w:hAnsi="Courier New" w:eastAsia="Courier New" w:cs="Courier New"/>
                 <w:b w:val="0"/>
                 <w:i w:val="0"/>
                 <w:color w:val="000000"/>
@@ -6028,7 +6028,7 @@
             </w:pPr>
             <w:r>
               <w:rPr>
-                <w:rFonts w:ascii="Roboto Mono for Powerline" w:hAnsi="Roboto Mono for Powerline" w:eastAsia="Roboto Mono for Powerline" w:cs="Roboto Mono for Powerline"/>
+                <w:rFonts w:ascii="Courier New" w:hAnsi="Courier New" w:eastAsia="Courier New" w:cs="Courier New"/>
                 <w:b w:val="0"/>
                 <w:i w:val="0"/>
                 <w:color w:val="000000"/>
@@ -6046,7 +6046,7 @@
             </w:pPr>
             <w:r>
               <w:rPr>
-                <w:rFonts w:ascii="Roboto Mono for Powerline" w:hAnsi="Roboto Mono for Powerline" w:eastAsia="Roboto Mono for Powerline" w:cs="Roboto Mono for Powerline"/>
+                <w:rFonts w:ascii="Courier New" w:hAnsi="Courier New" w:eastAsia="Courier New" w:cs="Courier New"/>
                 <w:b w:val="0"/>
                 <w:i w:val="0"/>
                 <w:color w:val="000000"/>
@@ -6064,7 +6064,7 @@
             </w:pPr>
             <w:r>
               <w:rPr>
-                <w:rFonts w:ascii="Roboto Mono for Powerline" w:hAnsi="Roboto Mono for Powerline" w:eastAsia="Roboto Mono for Powerline" w:cs="Roboto Mono for Powerline"/>
+                <w:rFonts w:ascii="Courier New" w:hAnsi="Courier New" w:eastAsia="Courier New" w:cs="Courier New"/>
                 <w:b w:val="0"/>
                 <w:i w:val="0"/>
                 <w:color w:val="000000"/>
@@ -6082,7 +6082,7 @@
             </w:pPr>
             <w:r>
               <w:rPr>
-                <w:rFonts w:ascii="Roboto Mono for Powerline" w:hAnsi="Roboto Mono for Powerline" w:eastAsia="Roboto Mono for Powerline" w:cs="Roboto Mono for Powerline"/>
+                <w:rFonts w:ascii="Courier New" w:hAnsi="Courier New" w:eastAsia="Courier New" w:cs="Courier New"/>
                 <w:b w:val="0"/>
                 <w:i w:val="0"/>
                 <w:color w:val="000000"/>
@@ -6162,10 +6162,10 @@
               <w:insideV w:val="nil"/>
             </w:tcBorders>
             <w:tcMar>
-              <w:top w:w="140" w:type="dxa"/>
-              <w:start w:w="180" w:type="dxa"/>
-              <w:bottom w:w="140" w:type="dxa"/>
-              <w:end w:w="180" w:type="dxa"/>
+              <w:top w:w="240" w:type="dxa"/>
+              <w:start w:w="280" w:type="dxa"/>
+              <w:bottom w:w="240" w:type="dxa"/>
+              <w:end w:w="280" w:type="dxa"/>
             </w:tcMar>
           </w:tcPr>
           <w:p>
@@ -6177,7 +6177,7 @@
             </w:pPr>
             <w:r>
               <w:rPr>
-                <w:rFonts w:ascii="Roboto Mono for Powerline" w:hAnsi="Roboto Mono for Powerline" w:eastAsia="Roboto Mono for Powerline" w:cs="Roboto Mono for Powerline"/>
+                <w:rFonts w:ascii="Courier New" w:hAnsi="Courier New" w:eastAsia="Courier New" w:cs="Courier New"/>
                 <w:b w:val="0"/>
                 <w:i w:val="0"/>
                 <w:color w:val="000000"/>
@@ -6195,24 +6195,24 @@
             </w:pPr>
             <w:r>
               <w:rPr>
-                <w:rFonts w:ascii="Roboto Mono for Powerline" w:hAnsi="Roboto Mono for Powerline" w:eastAsia="Roboto Mono for Powerline" w:cs="Roboto Mono for Powerline"/>
-                <w:b w:val="0"/>
-                <w:i w:val="0"/>
-                <w:color w:val="000000"/>
-                <w:sz w:val="22"/>
-              </w:rPr>
-            </w:r>
-          </w:p>
-          <w:p>
-            <w:pPr>
-              <w:keepNext w:val="0"/>
-              <w:keepLines w:val="0"/>
-              <w:spacing w:before="0" w:after="0" w:line="360" w:lineRule="auto"/>
-              <w:ind w:left="0" w:right="0" w:firstLine="0"/>
-            </w:pPr>
-            <w:r>
-              <w:rPr>
-                <w:rFonts w:ascii="Roboto Mono for Powerline" w:hAnsi="Roboto Mono for Powerline" w:eastAsia="Roboto Mono for Powerline" w:cs="Roboto Mono for Powerline"/>
+                <w:rFonts w:ascii="Courier New" w:hAnsi="Courier New" w:eastAsia="Courier New" w:cs="Courier New"/>
+                <w:b w:val="0"/>
+                <w:i w:val="0"/>
+                <w:color w:val="000000"/>
+                <w:sz w:val="22"/>
+              </w:rPr>
+            </w:r>
+          </w:p>
+          <w:p>
+            <w:pPr>
+              <w:keepNext w:val="0"/>
+              <w:keepLines w:val="0"/>
+              <w:spacing w:before="0" w:after="0" w:line="360" w:lineRule="auto"/>
+              <w:ind w:left="0" w:right="0" w:firstLine="0"/>
+            </w:pPr>
+            <w:r>
+              <w:rPr>
+                <w:rFonts w:ascii="Courier New" w:hAnsi="Courier New" w:eastAsia="Courier New" w:cs="Courier New"/>
                 <w:b w:val="0"/>
                 <w:i w:val="0"/>
                 <w:color w:val="000000"/>
@@ -6230,7 +6230,7 @@
             </w:pPr>
             <w:r>
               <w:rPr>
-                <w:rFonts w:ascii="Roboto Mono for Powerline" w:hAnsi="Roboto Mono for Powerline" w:eastAsia="Roboto Mono for Powerline" w:cs="Roboto Mono for Powerline"/>
+                <w:rFonts w:ascii="Courier New" w:hAnsi="Courier New" w:eastAsia="Courier New" w:cs="Courier New"/>
                 <w:b w:val="0"/>
                 <w:i w:val="0"/>
                 <w:color w:val="000000"/>
@@ -6248,7 +6248,7 @@
             </w:pPr>
             <w:r>
               <w:rPr>
-                <w:rFonts w:ascii="Roboto Mono for Powerline" w:hAnsi="Roboto Mono for Powerline" w:eastAsia="Roboto Mono for Powerline" w:cs="Roboto Mono for Powerline"/>
+                <w:rFonts w:ascii="Courier New" w:hAnsi="Courier New" w:eastAsia="Courier New" w:cs="Courier New"/>
                 <w:b w:val="0"/>
                 <w:i w:val="0"/>
                 <w:color w:val="000000"/>
@@ -6266,7 +6266,7 @@
             </w:pPr>
             <w:r>
               <w:rPr>
-                <w:rFonts w:ascii="Roboto Mono for Powerline" w:hAnsi="Roboto Mono for Powerline" w:eastAsia="Roboto Mono for Powerline" w:cs="Roboto Mono for Powerline"/>
+                <w:rFonts w:ascii="Courier New" w:hAnsi="Courier New" w:eastAsia="Courier New" w:cs="Courier New"/>
                 <w:b w:val="0"/>
                 <w:i w:val="0"/>
                 <w:color w:val="000000"/>
@@ -6284,7 +6284,7 @@
             </w:pPr>
             <w:r>
               <w:rPr>
-                <w:rFonts w:ascii="Roboto Mono for Powerline" w:hAnsi="Roboto Mono for Powerline" w:eastAsia="Roboto Mono for Powerline" w:cs="Roboto Mono for Powerline"/>
+                <w:rFonts w:ascii="Courier New" w:hAnsi="Courier New" w:eastAsia="Courier New" w:cs="Courier New"/>
                 <w:b w:val="0"/>
                 <w:i w:val="0"/>
                 <w:color w:val="000000"/>
@@ -6302,7 +6302,7 @@
             </w:pPr>
             <w:r>
               <w:rPr>
-                <w:rFonts w:ascii="Roboto Mono for Powerline" w:hAnsi="Roboto Mono for Powerline" w:eastAsia="Roboto Mono for Powerline" w:cs="Roboto Mono for Powerline"/>
+                <w:rFonts w:ascii="Courier New" w:hAnsi="Courier New" w:eastAsia="Courier New" w:cs="Courier New"/>
                 <w:b w:val="0"/>
                 <w:i w:val="0"/>
                 <w:color w:val="000000"/>
@@ -6320,7 +6320,7 @@
             </w:pPr>
             <w:r>
               <w:rPr>
-                <w:rFonts w:ascii="Roboto Mono for Powerline" w:hAnsi="Roboto Mono for Powerline" w:eastAsia="Roboto Mono for Powerline" w:cs="Roboto Mono for Powerline"/>
+                <w:rFonts w:ascii="Courier New" w:hAnsi="Courier New" w:eastAsia="Courier New" w:cs="Courier New"/>
                 <w:b w:val="0"/>
                 <w:i w:val="0"/>
                 <w:color w:val="000000"/>
@@ -6338,7 +6338,7 @@
             </w:pPr>
             <w:r>
               <w:rPr>
-                <w:rFonts w:ascii="Roboto Mono for Powerline" w:hAnsi="Roboto Mono for Powerline" w:eastAsia="Roboto Mono for Powerline" w:cs="Roboto Mono for Powerline"/>
+                <w:rFonts w:ascii="Courier New" w:hAnsi="Courier New" w:eastAsia="Courier New" w:cs="Courier New"/>
                 <w:b w:val="0"/>
                 <w:i w:val="0"/>
                 <w:color w:val="000000"/>
@@ -6356,7 +6356,7 @@
             </w:pPr>
             <w:r>
               <w:rPr>
-                <w:rFonts w:ascii="Roboto Mono for Powerline" w:hAnsi="Roboto Mono for Powerline" w:eastAsia="Roboto Mono for Powerline" w:cs="Roboto Mono for Powerline"/>
+                <w:rFonts w:ascii="Courier New" w:hAnsi="Courier New" w:eastAsia="Courier New" w:cs="Courier New"/>
                 <w:b w:val="0"/>
                 <w:i w:val="0"/>
                 <w:color w:val="000000"/>
@@ -6374,7 +6374,7 @@
             </w:pPr>
             <w:r>
               <w:rPr>
-                <w:rFonts w:ascii="Roboto Mono for Powerline" w:hAnsi="Roboto Mono for Powerline" w:eastAsia="Roboto Mono for Powerline" w:cs="Roboto Mono for Powerline"/>
+                <w:rFonts w:ascii="Courier New" w:hAnsi="Courier New" w:eastAsia="Courier New" w:cs="Courier New"/>
                 <w:b w:val="0"/>
                 <w:i w:val="0"/>
                 <w:color w:val="000000"/>
@@ -6392,7 +6392,7 @@
             </w:pPr>
             <w:r>
               <w:rPr>
-                <w:rFonts w:ascii="Roboto Mono for Powerline" w:hAnsi="Roboto Mono for Powerline" w:eastAsia="Roboto Mono for Powerline" w:cs="Roboto Mono for Powerline"/>
+                <w:rFonts w:ascii="Courier New" w:hAnsi="Courier New" w:eastAsia="Courier New" w:cs="Courier New"/>
                 <w:b w:val="0"/>
                 <w:i w:val="0"/>
                 <w:color w:val="000000"/>
@@ -6410,7 +6410,7 @@
             </w:pPr>
             <w:r>
               <w:rPr>
-                <w:rFonts w:ascii="Roboto Mono for Powerline" w:hAnsi="Roboto Mono for Powerline" w:eastAsia="Roboto Mono for Powerline" w:cs="Roboto Mono for Powerline"/>
+                <w:rFonts w:ascii="Courier New" w:hAnsi="Courier New" w:eastAsia="Courier New" w:cs="Courier New"/>
                 <w:b w:val="0"/>
                 <w:i w:val="0"/>
                 <w:color w:val="000000"/>
@@ -6428,7 +6428,7 @@
             </w:pPr>
             <w:r>
               <w:rPr>
-                <w:rFonts w:ascii="Roboto Mono for Powerline" w:hAnsi="Roboto Mono for Powerline" w:eastAsia="Roboto Mono for Powerline" w:cs="Roboto Mono for Powerline"/>
+                <w:rFonts w:ascii="Courier New" w:hAnsi="Courier New" w:eastAsia="Courier New" w:cs="Courier New"/>
                 <w:b w:val="0"/>
                 <w:i w:val="0"/>
                 <w:color w:val="000000"/>
@@ -6446,7 +6446,7 @@
             </w:pPr>
             <w:r>
               <w:rPr>
-                <w:rFonts w:ascii="Roboto Mono for Powerline" w:hAnsi="Roboto Mono for Powerline" w:eastAsia="Roboto Mono for Powerline" w:cs="Roboto Mono for Powerline"/>
+                <w:rFonts w:ascii="Courier New" w:hAnsi="Courier New" w:eastAsia="Courier New" w:cs="Courier New"/>
                 <w:b w:val="0"/>
                 <w:i w:val="0"/>
                 <w:color w:val="000000"/>
@@ -6464,7 +6464,7 @@
             </w:pPr>
             <w:r>
               <w:rPr>
-                <w:rFonts w:ascii="Roboto Mono for Powerline" w:hAnsi="Roboto Mono for Powerline" w:eastAsia="Roboto Mono for Powerline" w:cs="Roboto Mono for Powerline"/>
+                <w:rFonts w:ascii="Courier New" w:hAnsi="Courier New" w:eastAsia="Courier New" w:cs="Courier New"/>
                 <w:b w:val="0"/>
                 <w:i w:val="0"/>
                 <w:color w:val="000000"/>
@@ -6482,7 +6482,7 @@
             </w:pPr>
             <w:r>
               <w:rPr>
-                <w:rFonts w:ascii="Roboto Mono for Powerline" w:hAnsi="Roboto Mono for Powerline" w:eastAsia="Roboto Mono for Powerline" w:cs="Roboto Mono for Powerline"/>
+                <w:rFonts w:ascii="Courier New" w:hAnsi="Courier New" w:eastAsia="Courier New" w:cs="Courier New"/>
                 <w:b w:val="0"/>
                 <w:i w:val="0"/>
                 <w:color w:val="000000"/>
@@ -6500,7 +6500,7 @@
             </w:pPr>
             <w:r>
               <w:rPr>
-                <w:rFonts w:ascii="Roboto Mono for Powerline" w:hAnsi="Roboto Mono for Powerline" w:eastAsia="Roboto Mono for Powerline" w:cs="Roboto Mono for Powerline"/>
+                <w:rFonts w:ascii="Courier New" w:hAnsi="Courier New" w:eastAsia="Courier New" w:cs="Courier New"/>
                 <w:b w:val="0"/>
                 <w:i w:val="0"/>
                 <w:color w:val="000000"/>
@@ -6518,7 +6518,7 @@
             </w:pPr>
             <w:r>
               <w:rPr>
-                <w:rFonts w:ascii="Roboto Mono for Powerline" w:hAnsi="Roboto Mono for Powerline" w:eastAsia="Roboto Mono for Powerline" w:cs="Roboto Mono for Powerline"/>
+                <w:rFonts w:ascii="Courier New" w:hAnsi="Courier New" w:eastAsia="Courier New" w:cs="Courier New"/>
                 <w:b w:val="0"/>
                 <w:i w:val="0"/>
                 <w:color w:val="000000"/>
@@ -6536,7 +6536,7 @@
             </w:pPr>
             <w:r>
               <w:rPr>
-                <w:rFonts w:ascii="Roboto Mono for Powerline" w:hAnsi="Roboto Mono for Powerline" w:eastAsia="Roboto Mono for Powerline" w:cs="Roboto Mono for Powerline"/>
+                <w:rFonts w:ascii="Courier New" w:hAnsi="Courier New" w:eastAsia="Courier New" w:cs="Courier New"/>
                 <w:b w:val="0"/>
                 <w:i w:val="0"/>
                 <w:color w:val="000000"/>
@@ -6554,7 +6554,7 @@
             </w:pPr>
             <w:r>
               <w:rPr>
-                <w:rFonts w:ascii="Roboto Mono for Powerline" w:hAnsi="Roboto Mono for Powerline" w:eastAsia="Roboto Mono for Powerline" w:cs="Roboto Mono for Powerline"/>
+                <w:rFonts w:ascii="Courier New" w:hAnsi="Courier New" w:eastAsia="Courier New" w:cs="Courier New"/>
                 <w:b w:val="0"/>
                 <w:i w:val="0"/>
                 <w:color w:val="000000"/>
@@ -6572,7 +6572,7 @@
             </w:pPr>
             <w:r>
               <w:rPr>
-                <w:rFonts w:ascii="Roboto Mono for Powerline" w:hAnsi="Roboto Mono for Powerline" w:eastAsia="Roboto Mono for Powerline" w:cs="Roboto Mono for Powerline"/>
+                <w:rFonts w:ascii="Courier New" w:hAnsi="Courier New" w:eastAsia="Courier New" w:cs="Courier New"/>
                 <w:b w:val="0"/>
                 <w:i w:val="0"/>
                 <w:color w:val="000000"/>
@@ -6590,7 +6590,7 @@
             </w:pPr>
             <w:r>
               <w:rPr>
-                <w:rFonts w:ascii="Roboto Mono for Powerline" w:hAnsi="Roboto Mono for Powerline" w:eastAsia="Roboto Mono for Powerline" w:cs="Roboto Mono for Powerline"/>
+                <w:rFonts w:ascii="Courier New" w:hAnsi="Courier New" w:eastAsia="Courier New" w:cs="Courier New"/>
                 <w:b w:val="0"/>
                 <w:i w:val="0"/>
                 <w:color w:val="000000"/>
@@ -6608,7 +6608,7 @@
             </w:pPr>
             <w:r>
               <w:rPr>
-                <w:rFonts w:ascii="Roboto Mono for Powerline" w:hAnsi="Roboto Mono for Powerline" w:eastAsia="Roboto Mono for Powerline" w:cs="Roboto Mono for Powerline"/>
+                <w:rFonts w:ascii="Courier New" w:hAnsi="Courier New" w:eastAsia="Courier New" w:cs="Courier New"/>
                 <w:b w:val="0"/>
                 <w:i w:val="0"/>
                 <w:color w:val="000000"/>
@@ -6626,7 +6626,7 @@
             </w:pPr>
             <w:r>
               <w:rPr>
-                <w:rFonts w:ascii="Roboto Mono for Powerline" w:hAnsi="Roboto Mono for Powerline" w:eastAsia="Roboto Mono for Powerline" w:cs="Roboto Mono for Powerline"/>
+                <w:rFonts w:ascii="Courier New" w:hAnsi="Courier New" w:eastAsia="Courier New" w:cs="Courier New"/>
                 <w:b w:val="0"/>
                 <w:i w:val="0"/>
                 <w:color w:val="000000"/>
@@ -6644,7 +6644,7 @@
             </w:pPr>
             <w:r>
               <w:rPr>
-                <w:rFonts w:ascii="Roboto Mono for Powerline" w:hAnsi="Roboto Mono for Powerline" w:eastAsia="Roboto Mono for Powerline" w:cs="Roboto Mono for Powerline"/>
+                <w:rFonts w:ascii="Courier New" w:hAnsi="Courier New" w:eastAsia="Courier New" w:cs="Courier New"/>
                 <w:b w:val="0"/>
                 <w:i w:val="0"/>
                 <w:color w:val="000000"/>
@@ -6662,7 +6662,7 @@
             </w:pPr>
             <w:r>
               <w:rPr>
-                <w:rFonts w:ascii="Roboto Mono for Powerline" w:hAnsi="Roboto Mono for Powerline" w:eastAsia="Roboto Mono for Powerline" w:cs="Roboto Mono for Powerline"/>
+                <w:rFonts w:ascii="Courier New" w:hAnsi="Courier New" w:eastAsia="Courier New" w:cs="Courier New"/>
                 <w:b w:val="0"/>
                 <w:i w:val="0"/>
                 <w:color w:val="000000"/>
@@ -6680,7 +6680,7 @@
             </w:pPr>
             <w:r>
               <w:rPr>
-                <w:rFonts w:ascii="Roboto Mono for Powerline" w:hAnsi="Roboto Mono for Powerline" w:eastAsia="Roboto Mono for Powerline" w:cs="Roboto Mono for Powerline"/>
+                <w:rFonts w:ascii="Courier New" w:hAnsi="Courier New" w:eastAsia="Courier New" w:cs="Courier New"/>
                 <w:b w:val="0"/>
                 <w:i w:val="0"/>
                 <w:color w:val="000000"/>
@@ -6698,7 +6698,7 @@
             </w:pPr>
             <w:r>
               <w:rPr>
-                <w:rFonts w:ascii="Roboto Mono for Powerline" w:hAnsi="Roboto Mono for Powerline" w:eastAsia="Roboto Mono for Powerline" w:cs="Roboto Mono for Powerline"/>
+                <w:rFonts w:ascii="Courier New" w:hAnsi="Courier New" w:eastAsia="Courier New" w:cs="Courier New"/>
                 <w:b w:val="0"/>
                 <w:i w:val="0"/>
                 <w:color w:val="000000"/>
@@ -6716,7 +6716,7 @@
             </w:pPr>
             <w:r>
               <w:rPr>
-                <w:rFonts w:ascii="Roboto Mono for Powerline" w:hAnsi="Roboto Mono for Powerline" w:eastAsia="Roboto Mono for Powerline" w:cs="Roboto Mono for Powerline"/>
+                <w:rFonts w:ascii="Courier New" w:hAnsi="Courier New" w:eastAsia="Courier New" w:cs="Courier New"/>
                 <w:b w:val="0"/>
                 <w:i w:val="0"/>
                 <w:color w:val="000000"/>
@@ -6734,7 +6734,7 @@
             </w:pPr>
             <w:r>
               <w:rPr>
-                <w:rFonts w:ascii="Roboto Mono for Powerline" w:hAnsi="Roboto Mono for Powerline" w:eastAsia="Roboto Mono for Powerline" w:cs="Roboto Mono for Powerline"/>
+                <w:rFonts w:ascii="Courier New" w:hAnsi="Courier New" w:eastAsia="Courier New" w:cs="Courier New"/>
                 <w:b w:val="0"/>
                 <w:i w:val="0"/>
                 <w:color w:val="000000"/>
@@ -6752,7 +6752,7 @@
             </w:pPr>
             <w:r>
               <w:rPr>
-                <w:rFonts w:ascii="Roboto Mono for Powerline" w:hAnsi="Roboto Mono for Powerline" w:eastAsia="Roboto Mono for Powerline" w:cs="Roboto Mono for Powerline"/>
+                <w:rFonts w:ascii="Courier New" w:hAnsi="Courier New" w:eastAsia="Courier New" w:cs="Courier New"/>
                 <w:b w:val="0"/>
                 <w:i w:val="0"/>
                 <w:color w:val="000000"/>
@@ -6770,7 +6770,7 @@
             </w:pPr>
             <w:r>
               <w:rPr>
-                <w:rFonts w:ascii="Roboto Mono for Powerline" w:hAnsi="Roboto Mono for Powerline" w:eastAsia="Roboto Mono for Powerline" w:cs="Roboto Mono for Powerline"/>
+                <w:rFonts w:ascii="Courier New" w:hAnsi="Courier New" w:eastAsia="Courier New" w:cs="Courier New"/>
                 <w:b w:val="0"/>
                 <w:i w:val="0"/>
                 <w:color w:val="000000"/>
@@ -6788,7 +6788,7 @@
             </w:pPr>
             <w:r>
               <w:rPr>
-                <w:rFonts w:ascii="Roboto Mono for Powerline" w:hAnsi="Roboto Mono for Powerline" w:eastAsia="Roboto Mono for Powerline" w:cs="Roboto Mono for Powerline"/>
+                <w:rFonts w:ascii="Courier New" w:hAnsi="Courier New" w:eastAsia="Courier New" w:cs="Courier New"/>
                 <w:b w:val="0"/>
                 <w:i w:val="0"/>
                 <w:color w:val="000000"/>
@@ -6806,7 +6806,7 @@
             </w:pPr>
             <w:r>
               <w:rPr>
-                <w:rFonts w:ascii="Roboto Mono for Powerline" w:hAnsi="Roboto Mono for Powerline" w:eastAsia="Roboto Mono for Powerline" w:cs="Roboto Mono for Powerline"/>
+                <w:rFonts w:ascii="Courier New" w:hAnsi="Courier New" w:eastAsia="Courier New" w:cs="Courier New"/>
                 <w:b w:val="0"/>
                 <w:i w:val="0"/>
                 <w:color w:val="000000"/>
@@ -6824,7 +6824,7 @@
             </w:pPr>
             <w:r>
               <w:rPr>
-                <w:rFonts w:ascii="Roboto Mono for Powerline" w:hAnsi="Roboto Mono for Powerline" w:eastAsia="Roboto Mono for Powerline" w:cs="Roboto Mono for Powerline"/>
+                <w:rFonts w:ascii="Courier New" w:hAnsi="Courier New" w:eastAsia="Courier New" w:cs="Courier New"/>
                 <w:b w:val="0"/>
                 <w:i w:val="0"/>
                 <w:color w:val="000000"/>
@@ -6842,7 +6842,7 @@
             </w:pPr>
             <w:r>
               <w:rPr>
-                <w:rFonts w:ascii="Roboto Mono for Powerline" w:hAnsi="Roboto Mono for Powerline" w:eastAsia="Roboto Mono for Powerline" w:cs="Roboto Mono for Powerline"/>
+                <w:rFonts w:ascii="Courier New" w:hAnsi="Courier New" w:eastAsia="Courier New" w:cs="Courier New"/>
                 <w:b w:val="0"/>
                 <w:i w:val="0"/>
                 <w:color w:val="000000"/>
@@ -6860,7 +6860,7 @@
             </w:pPr>
             <w:r>
               <w:rPr>
-                <w:rFonts w:ascii="Roboto Mono for Powerline" w:hAnsi="Roboto Mono for Powerline" w:eastAsia="Roboto Mono for Powerline" w:cs="Roboto Mono for Powerline"/>
+                <w:rFonts w:ascii="Courier New" w:hAnsi="Courier New" w:eastAsia="Courier New" w:cs="Courier New"/>
                 <w:b w:val="0"/>
                 <w:i w:val="0"/>
                 <w:color w:val="000000"/>
@@ -6878,7 +6878,7 @@
             </w:pPr>
             <w:r>
               <w:rPr>
-                <w:rFonts w:ascii="Roboto Mono for Powerline" w:hAnsi="Roboto Mono for Powerline" w:eastAsia="Roboto Mono for Powerline" w:cs="Roboto Mono for Powerline"/>
+                <w:rFonts w:ascii="Courier New" w:hAnsi="Courier New" w:eastAsia="Courier New" w:cs="Courier New"/>
                 <w:b w:val="0"/>
                 <w:i w:val="0"/>
                 <w:color w:val="000000"/>
@@ -6896,7 +6896,7 @@
             </w:pPr>
             <w:r>
               <w:rPr>
-                <w:rFonts w:ascii="Roboto Mono for Powerline" w:hAnsi="Roboto Mono for Powerline" w:eastAsia="Roboto Mono for Powerline" w:cs="Roboto Mono for Powerline"/>
+                <w:rFonts w:ascii="Courier New" w:hAnsi="Courier New" w:eastAsia="Courier New" w:cs="Courier New"/>
                 <w:b w:val="0"/>
                 <w:i w:val="0"/>
                 <w:color w:val="000000"/>
@@ -6914,7 +6914,7 @@
             </w:pPr>
             <w:r>
               <w:rPr>
-                <w:rFonts w:ascii="Roboto Mono for Powerline" w:hAnsi="Roboto Mono for Powerline" w:eastAsia="Roboto Mono for Powerline" w:cs="Roboto Mono for Powerline"/>
+                <w:rFonts w:ascii="Courier New" w:hAnsi="Courier New" w:eastAsia="Courier New" w:cs="Courier New"/>
                 <w:b w:val="0"/>
                 <w:i w:val="0"/>
                 <w:color w:val="000000"/>
@@ -6932,7 +6932,7 @@
             </w:pPr>
             <w:r>
               <w:rPr>
-                <w:rFonts w:ascii="Roboto Mono for Powerline" w:hAnsi="Roboto Mono for Powerline" w:eastAsia="Roboto Mono for Powerline" w:cs="Roboto Mono for Powerline"/>
+                <w:rFonts w:ascii="Courier New" w:hAnsi="Courier New" w:eastAsia="Courier New" w:cs="Courier New"/>
                 <w:b w:val="0"/>
                 <w:i w:val="0"/>
                 <w:color w:val="000000"/>
@@ -6950,7 +6950,7 @@
             </w:pPr>
             <w:r>
               <w:rPr>
-                <w:rFonts w:ascii="Roboto Mono for Powerline" w:hAnsi="Roboto Mono for Powerline" w:eastAsia="Roboto Mono for Powerline" w:cs="Roboto Mono for Powerline"/>
+                <w:rFonts w:ascii="Courier New" w:hAnsi="Courier New" w:eastAsia="Courier New" w:cs="Courier New"/>
                 <w:b w:val="0"/>
                 <w:i w:val="0"/>
                 <w:color w:val="000000"/>
@@ -6968,24 +6968,24 @@
             </w:pPr>
             <w:r>
               <w:rPr>
-                <w:rFonts w:ascii="Roboto Mono for Powerline" w:hAnsi="Roboto Mono for Powerline" w:eastAsia="Roboto Mono for Powerline" w:cs="Roboto Mono for Powerline"/>
-                <w:b w:val="0"/>
-                <w:i w:val="0"/>
-                <w:color w:val="000000"/>
-                <w:sz w:val="22"/>
-              </w:rPr>
-            </w:r>
-          </w:p>
-          <w:p>
-            <w:pPr>
-              <w:keepNext w:val="0"/>
-              <w:keepLines w:val="0"/>
-              <w:spacing w:before="0" w:after="0" w:line="360" w:lineRule="auto"/>
-              <w:ind w:left="0" w:right="0" w:firstLine="0"/>
-            </w:pPr>
-            <w:r>
-              <w:rPr>
-                <w:rFonts w:ascii="Roboto Mono for Powerline" w:hAnsi="Roboto Mono for Powerline" w:eastAsia="Roboto Mono for Powerline" w:cs="Roboto Mono for Powerline"/>
+                <w:rFonts w:ascii="Courier New" w:hAnsi="Courier New" w:eastAsia="Courier New" w:cs="Courier New"/>
+                <w:b w:val="0"/>
+                <w:i w:val="0"/>
+                <w:color w:val="000000"/>
+                <w:sz w:val="22"/>
+              </w:rPr>
+            </w:r>
+          </w:p>
+          <w:p>
+            <w:pPr>
+              <w:keepNext w:val="0"/>
+              <w:keepLines w:val="0"/>
+              <w:spacing w:before="0" w:after="0" w:line="360" w:lineRule="auto"/>
+              <w:ind w:left="0" w:right="0" w:firstLine="0"/>
+            </w:pPr>
+            <w:r>
+              <w:rPr>
+                <w:rFonts w:ascii="Courier New" w:hAnsi="Courier New" w:eastAsia="Courier New" w:cs="Courier New"/>
                 <w:b w:val="0"/>
                 <w:i w:val="0"/>
                 <w:color w:val="000000"/>
@@ -7003,7 +7003,7 @@
             </w:pPr>
             <w:r>
               <w:rPr>
-                <w:rFonts w:ascii="Roboto Mono for Powerline" w:hAnsi="Roboto Mono for Powerline" w:eastAsia="Roboto Mono for Powerline" w:cs="Roboto Mono for Powerline"/>
+                <w:rFonts w:ascii="Courier New" w:hAnsi="Courier New" w:eastAsia="Courier New" w:cs="Courier New"/>
                 <w:b w:val="0"/>
                 <w:i w:val="0"/>
                 <w:color w:val="000000"/>
@@ -7021,7 +7021,7 @@
             </w:pPr>
             <w:r>
               <w:rPr>
-                <w:rFonts w:ascii="Roboto Mono for Powerline" w:hAnsi="Roboto Mono for Powerline" w:eastAsia="Roboto Mono for Powerline" w:cs="Roboto Mono for Powerline"/>
+                <w:rFonts w:ascii="Courier New" w:hAnsi="Courier New" w:eastAsia="Courier New" w:cs="Courier New"/>
                 <w:b w:val="0"/>
                 <w:i w:val="0"/>
                 <w:color w:val="000000"/>
@@ -7039,7 +7039,7 @@
             </w:pPr>
             <w:r>
               <w:rPr>
-                <w:rFonts w:ascii="Roboto Mono for Powerline" w:hAnsi="Roboto Mono for Powerline" w:eastAsia="Roboto Mono for Powerline" w:cs="Roboto Mono for Powerline"/>
+                <w:rFonts w:ascii="Courier New" w:hAnsi="Courier New" w:eastAsia="Courier New" w:cs="Courier New"/>
                 <w:b w:val="0"/>
                 <w:i w:val="0"/>
                 <w:color w:val="000000"/>
@@ -7057,7 +7057,7 @@
             </w:pPr>
             <w:r>
               <w:rPr>
-                <w:rFonts w:ascii="Roboto Mono for Powerline" w:hAnsi="Roboto Mono for Powerline" w:eastAsia="Roboto Mono for Powerline" w:cs="Roboto Mono for Powerline"/>
+                <w:rFonts w:ascii="Courier New" w:hAnsi="Courier New" w:eastAsia="Courier New" w:cs="Courier New"/>
                 <w:b w:val="0"/>
                 <w:i w:val="0"/>
                 <w:color w:val="000000"/>
@@ -7075,7 +7075,7 @@
             </w:pPr>
             <w:r>
               <w:rPr>
-                <w:rFonts w:ascii="Roboto Mono for Powerline" w:hAnsi="Roboto Mono for Powerline" w:eastAsia="Roboto Mono for Powerline" w:cs="Roboto Mono for Powerline"/>
+                <w:rFonts w:ascii="Courier New" w:hAnsi="Courier New" w:eastAsia="Courier New" w:cs="Courier New"/>
                 <w:b w:val="0"/>
                 <w:i w:val="0"/>
                 <w:color w:val="000000"/>
@@ -7093,7 +7093,7 @@
             </w:pPr>
             <w:r>
               <w:rPr>
-                <w:rFonts w:ascii="Roboto Mono for Powerline" w:hAnsi="Roboto Mono for Powerline" w:eastAsia="Roboto Mono for Powerline" w:cs="Roboto Mono for Powerline"/>
+                <w:rFonts w:ascii="Courier New" w:hAnsi="Courier New" w:eastAsia="Courier New" w:cs="Courier New"/>
                 <w:b w:val="0"/>
                 <w:i w:val="0"/>
                 <w:color w:val="000000"/>
@@ -7111,7 +7111,7 @@
             </w:pPr>
             <w:r>
               <w:rPr>
-                <w:rFonts w:ascii="Roboto Mono for Powerline" w:hAnsi="Roboto Mono for Powerline" w:eastAsia="Roboto Mono for Powerline" w:cs="Roboto Mono for Powerline"/>
+                <w:rFonts w:ascii="Courier New" w:hAnsi="Courier New" w:eastAsia="Courier New" w:cs="Courier New"/>
                 <w:b w:val="0"/>
                 <w:i w:val="0"/>
                 <w:color w:val="000000"/>
@@ -7129,7 +7129,7 @@
             </w:pPr>
             <w:r>
               <w:rPr>
-                <w:rFonts w:ascii="Roboto Mono for Powerline" w:hAnsi="Roboto Mono for Powerline" w:eastAsia="Roboto Mono for Powerline" w:cs="Roboto Mono for Powerline"/>
+                <w:rFonts w:ascii="Courier New" w:hAnsi="Courier New" w:eastAsia="Courier New" w:cs="Courier New"/>
                 <w:b w:val="0"/>
                 <w:i w:val="0"/>
                 <w:color w:val="000000"/>
@@ -7147,7 +7147,7 @@
             </w:pPr>
             <w:r>
               <w:rPr>
-                <w:rFonts w:ascii="Roboto Mono for Powerline" w:hAnsi="Roboto Mono for Powerline" w:eastAsia="Roboto Mono for Powerline" w:cs="Roboto Mono for Powerline"/>
+                <w:rFonts w:ascii="Courier New" w:hAnsi="Courier New" w:eastAsia="Courier New" w:cs="Courier New"/>
                 <w:b w:val="0"/>
                 <w:i w:val="0"/>
                 <w:color w:val="000000"/>
@@ -7165,7 +7165,7 @@
             </w:pPr>
             <w:r>
               <w:rPr>
-                <w:rFonts w:ascii="Roboto Mono for Powerline" w:hAnsi="Roboto Mono for Powerline" w:eastAsia="Roboto Mono for Powerline" w:cs="Roboto Mono for Powerline"/>
+                <w:rFonts w:ascii="Courier New" w:hAnsi="Courier New" w:eastAsia="Courier New" w:cs="Courier New"/>
                 <w:b w:val="0"/>
                 <w:i w:val="0"/>
                 <w:color w:val="000000"/>
@@ -7183,7 +7183,7 @@
             </w:pPr>
             <w:r>
               <w:rPr>
-                <w:rFonts w:ascii="Roboto Mono for Powerline" w:hAnsi="Roboto Mono for Powerline" w:eastAsia="Roboto Mono for Powerline" w:cs="Roboto Mono for Powerline"/>
+                <w:rFonts w:ascii="Courier New" w:hAnsi="Courier New" w:eastAsia="Courier New" w:cs="Courier New"/>
                 <w:b w:val="0"/>
                 <w:i w:val="0"/>
                 <w:color w:val="000000"/>
@@ -7201,7 +7201,7 @@
             </w:pPr>
             <w:r>
               <w:rPr>
-                <w:rFonts w:ascii="Roboto Mono for Powerline" w:hAnsi="Roboto Mono for Powerline" w:eastAsia="Roboto Mono for Powerline" w:cs="Roboto Mono for Powerline"/>
+                <w:rFonts w:ascii="Courier New" w:hAnsi="Courier New" w:eastAsia="Courier New" w:cs="Courier New"/>
                 <w:b w:val="0"/>
                 <w:i w:val="0"/>
                 <w:color w:val="000000"/>
@@ -7219,24 +7219,24 @@
             </w:pPr>
             <w:r>
               <w:rPr>
-                <w:rFonts w:ascii="Roboto Mono for Powerline" w:hAnsi="Roboto Mono for Powerline" w:eastAsia="Roboto Mono for Powerline" w:cs="Roboto Mono for Powerline"/>
-                <w:b w:val="0"/>
-                <w:i w:val="0"/>
-                <w:color w:val="000000"/>
-                <w:sz w:val="22"/>
-              </w:rPr>
-            </w:r>
-          </w:p>
-          <w:p>
-            <w:pPr>
-              <w:keepNext w:val="0"/>
-              <w:keepLines w:val="0"/>
-              <w:spacing w:before="0" w:after="0" w:line="360" w:lineRule="auto"/>
-              <w:ind w:left="0" w:right="0" w:firstLine="0"/>
-            </w:pPr>
-            <w:r>
-              <w:rPr>
-                <w:rFonts w:ascii="Roboto Mono for Powerline" w:hAnsi="Roboto Mono for Powerline" w:eastAsia="Roboto Mono for Powerline" w:cs="Roboto Mono for Powerline"/>
+                <w:rFonts w:ascii="Courier New" w:hAnsi="Courier New" w:eastAsia="Courier New" w:cs="Courier New"/>
+                <w:b w:val="0"/>
+                <w:i w:val="0"/>
+                <w:color w:val="000000"/>
+                <w:sz w:val="22"/>
+              </w:rPr>
+            </w:r>
+          </w:p>
+          <w:p>
+            <w:pPr>
+              <w:keepNext w:val="0"/>
+              <w:keepLines w:val="0"/>
+              <w:spacing w:before="0" w:after="0" w:line="360" w:lineRule="auto"/>
+              <w:ind w:left="0" w:right="0" w:firstLine="0"/>
+            </w:pPr>
+            <w:r>
+              <w:rPr>
+                <w:rFonts w:ascii="Courier New" w:hAnsi="Courier New" w:eastAsia="Courier New" w:cs="Courier New"/>
                 <w:b w:val="0"/>
                 <w:i w:val="0"/>
                 <w:color w:val="000000"/>
@@ -7254,7 +7254,7 @@
             </w:pPr>
             <w:r>
               <w:rPr>
-                <w:rFonts w:ascii="Roboto Mono for Powerline" w:hAnsi="Roboto Mono for Powerline" w:eastAsia="Roboto Mono for Powerline" w:cs="Roboto Mono for Powerline"/>
+                <w:rFonts w:ascii="Courier New" w:hAnsi="Courier New" w:eastAsia="Courier New" w:cs="Courier New"/>
                 <w:b w:val="0"/>
                 <w:i w:val="0"/>
                 <w:color w:val="000000"/>
@@ -7272,7 +7272,7 @@
             </w:pPr>
             <w:r>
               <w:rPr>
-                <w:rFonts w:ascii="Roboto Mono for Powerline" w:hAnsi="Roboto Mono for Powerline" w:eastAsia="Roboto Mono for Powerline" w:cs="Roboto Mono for Powerline"/>
+                <w:rFonts w:ascii="Courier New" w:hAnsi="Courier New" w:eastAsia="Courier New" w:cs="Courier New"/>
                 <w:b w:val="0"/>
                 <w:i w:val="0"/>
                 <w:color w:val="000000"/>
@@ -7290,7 +7290,7 @@
             </w:pPr>
             <w:r>
               <w:rPr>
-                <w:rFonts w:ascii="Roboto Mono for Powerline" w:hAnsi="Roboto Mono for Powerline" w:eastAsia="Roboto Mono for Powerline" w:cs="Roboto Mono for Powerline"/>
+                <w:rFonts w:ascii="Courier New" w:hAnsi="Courier New" w:eastAsia="Courier New" w:cs="Courier New"/>
                 <w:b w:val="0"/>
                 <w:i w:val="0"/>
                 <w:color w:val="000000"/>
@@ -7308,7 +7308,7 @@
             </w:pPr>
             <w:r>
               <w:rPr>
-                <w:rFonts w:ascii="Roboto Mono for Powerline" w:hAnsi="Roboto Mono for Powerline" w:eastAsia="Roboto Mono for Powerline" w:cs="Roboto Mono for Powerline"/>
+                <w:rFonts w:ascii="Courier New" w:hAnsi="Courier New" w:eastAsia="Courier New" w:cs="Courier New"/>
                 <w:b w:val="0"/>
                 <w:i w:val="0"/>
                 <w:color w:val="000000"/>
@@ -7326,7 +7326,7 @@
             </w:pPr>
             <w:r>
               <w:rPr>
-                <w:rFonts w:ascii="Roboto Mono for Powerline" w:hAnsi="Roboto Mono for Powerline" w:eastAsia="Roboto Mono for Powerline" w:cs="Roboto Mono for Powerline"/>
+                <w:rFonts w:ascii="Courier New" w:hAnsi="Courier New" w:eastAsia="Courier New" w:cs="Courier New"/>
                 <w:b w:val="0"/>
                 <w:i w:val="0"/>
                 <w:color w:val="000000"/>
@@ -7344,7 +7344,7 @@
             </w:pPr>
             <w:r>
               <w:rPr>
-                <w:rFonts w:ascii="Roboto Mono for Powerline" w:hAnsi="Roboto Mono for Powerline" w:eastAsia="Roboto Mono for Powerline" w:cs="Roboto Mono for Powerline"/>
+                <w:rFonts w:ascii="Courier New" w:hAnsi="Courier New" w:eastAsia="Courier New" w:cs="Courier New"/>
                 <w:b w:val="0"/>
                 <w:i w:val="0"/>
                 <w:color w:val="000000"/>
@@ -7362,7 +7362,7 @@
             </w:pPr>
             <w:r>
               <w:rPr>
-                <w:rFonts w:ascii="Roboto Mono for Powerline" w:hAnsi="Roboto Mono for Powerline" w:eastAsia="Roboto Mono for Powerline" w:cs="Roboto Mono for Powerline"/>
+                <w:rFonts w:ascii="Courier New" w:hAnsi="Courier New" w:eastAsia="Courier New" w:cs="Courier New"/>
                 <w:b w:val="0"/>
                 <w:i w:val="0"/>
                 <w:color w:val="000000"/>
@@ -7380,7 +7380,7 @@
             </w:pPr>
             <w:r>
               <w:rPr>
-                <w:rFonts w:ascii="Roboto Mono for Powerline" w:hAnsi="Roboto Mono for Powerline" w:eastAsia="Roboto Mono for Powerline" w:cs="Roboto Mono for Powerline"/>
+                <w:rFonts w:ascii="Courier New" w:hAnsi="Courier New" w:eastAsia="Courier New" w:cs="Courier New"/>
                 <w:b w:val="0"/>
                 <w:i w:val="0"/>
                 <w:color w:val="000000"/>
@@ -7398,7 +7398,7 @@
             </w:pPr>
             <w:r>
               <w:rPr>
-                <w:rFonts w:ascii="Roboto Mono for Powerline" w:hAnsi="Roboto Mono for Powerline" w:eastAsia="Roboto Mono for Powerline" w:cs="Roboto Mono for Powerline"/>
+                <w:rFonts w:ascii="Courier New" w:hAnsi="Courier New" w:eastAsia="Courier New" w:cs="Courier New"/>
                 <w:b w:val="0"/>
                 <w:i w:val="0"/>
                 <w:color w:val="000000"/>
@@ -7416,7 +7416,7 @@
             </w:pPr>
             <w:r>
               <w:rPr>
-                <w:rFonts w:ascii="Roboto Mono for Powerline" w:hAnsi="Roboto Mono for Powerline" w:eastAsia="Roboto Mono for Powerline" w:cs="Roboto Mono for Powerline"/>
+                <w:rFonts w:ascii="Courier New" w:hAnsi="Courier New" w:eastAsia="Courier New" w:cs="Courier New"/>
                 <w:b w:val="0"/>
                 <w:i w:val="0"/>
                 <w:color w:val="000000"/>
@@ -7434,7 +7434,7 @@
             </w:pPr>
             <w:r>
               <w:rPr>
-                <w:rFonts w:ascii="Roboto Mono for Powerline" w:hAnsi="Roboto Mono for Powerline" w:eastAsia="Roboto Mono for Powerline" w:cs="Roboto Mono for Powerline"/>
+                <w:rFonts w:ascii="Courier New" w:hAnsi="Courier New" w:eastAsia="Courier New" w:cs="Courier New"/>
                 <w:b w:val="0"/>
                 <w:i w:val="0"/>
                 <w:color w:val="000000"/>
@@ -7452,7 +7452,7 @@
             </w:pPr>
             <w:r>
               <w:rPr>
-                <w:rFonts w:ascii="Roboto Mono for Powerline" w:hAnsi="Roboto Mono for Powerline" w:eastAsia="Roboto Mono for Powerline" w:cs="Roboto Mono for Powerline"/>
+                <w:rFonts w:ascii="Courier New" w:hAnsi="Courier New" w:eastAsia="Courier New" w:cs="Courier New"/>
                 <w:b w:val="0"/>
                 <w:i w:val="0"/>
                 <w:color w:val="000000"/>
@@ -7470,7 +7470,7 @@
             </w:pPr>
             <w:r>
               <w:rPr>
-                <w:rFonts w:ascii="Roboto Mono for Powerline" w:hAnsi="Roboto Mono for Powerline" w:eastAsia="Roboto Mono for Powerline" w:cs="Roboto Mono for Powerline"/>
+                <w:rFonts w:ascii="Courier New" w:hAnsi="Courier New" w:eastAsia="Courier New" w:cs="Courier New"/>
                 <w:b w:val="0"/>
                 <w:i w:val="0"/>
                 <w:color w:val="000000"/>
@@ -7488,7 +7488,7 @@
             </w:pPr>
             <w:r>
               <w:rPr>
-                <w:rFonts w:ascii="Roboto Mono for Powerline" w:hAnsi="Roboto Mono for Powerline" w:eastAsia="Roboto Mono for Powerline" w:cs="Roboto Mono for Powerline"/>
+                <w:rFonts w:ascii="Courier New" w:hAnsi="Courier New" w:eastAsia="Courier New" w:cs="Courier New"/>
                 <w:b w:val="0"/>
                 <w:i w:val="0"/>
                 <w:color w:val="000000"/>
@@ -7506,7 +7506,7 @@
             </w:pPr>
             <w:r>
               <w:rPr>
-                <w:rFonts w:ascii="Roboto Mono for Powerline" w:hAnsi="Roboto Mono for Powerline" w:eastAsia="Roboto Mono for Powerline" w:cs="Roboto Mono for Powerline"/>
+                <w:rFonts w:ascii="Courier New" w:hAnsi="Courier New" w:eastAsia="Courier New" w:cs="Courier New"/>
                 <w:b w:val="0"/>
                 <w:i w:val="0"/>
                 <w:color w:val="000000"/>
@@ -7524,7 +7524,7 @@
             </w:pPr>
             <w:r>
               <w:rPr>
-                <w:rFonts w:ascii="Roboto Mono for Powerline" w:hAnsi="Roboto Mono for Powerline" w:eastAsia="Roboto Mono for Powerline" w:cs="Roboto Mono for Powerline"/>
+                <w:rFonts w:ascii="Courier New" w:hAnsi="Courier New" w:eastAsia="Courier New" w:cs="Courier New"/>
                 <w:b w:val="0"/>
                 <w:i w:val="0"/>
                 <w:color w:val="000000"/>
@@ -7542,7 +7542,7 @@
             </w:pPr>
             <w:r>
               <w:rPr>
-                <w:rFonts w:ascii="Roboto Mono for Powerline" w:hAnsi="Roboto Mono for Powerline" w:eastAsia="Roboto Mono for Powerline" w:cs="Roboto Mono for Powerline"/>
+                <w:rFonts w:ascii="Courier New" w:hAnsi="Courier New" w:eastAsia="Courier New" w:cs="Courier New"/>
                 <w:b w:val="0"/>
                 <w:i w:val="0"/>
                 <w:color w:val="000000"/>
@@ -7560,24 +7560,24 @@
             </w:pPr>
             <w:r>
               <w:rPr>
-                <w:rFonts w:ascii="Roboto Mono for Powerline" w:hAnsi="Roboto Mono for Powerline" w:eastAsia="Roboto Mono for Powerline" w:cs="Roboto Mono for Powerline"/>
-                <w:b w:val="0"/>
-                <w:i w:val="0"/>
-                <w:color w:val="000000"/>
-                <w:sz w:val="22"/>
-              </w:rPr>
-            </w:r>
-          </w:p>
-          <w:p>
-            <w:pPr>
-              <w:keepNext w:val="0"/>
-              <w:keepLines w:val="0"/>
-              <w:spacing w:before="0" w:after="0" w:line="360" w:lineRule="auto"/>
-              <w:ind w:left="0" w:right="0" w:firstLine="0"/>
-            </w:pPr>
-            <w:r>
-              <w:rPr>
-                <w:rFonts w:ascii="Roboto Mono for Powerline" w:hAnsi="Roboto Mono for Powerline" w:eastAsia="Roboto Mono for Powerline" w:cs="Roboto Mono for Powerline"/>
+                <w:rFonts w:ascii="Courier New" w:hAnsi="Courier New" w:eastAsia="Courier New" w:cs="Courier New"/>
+                <w:b w:val="0"/>
+                <w:i w:val="0"/>
+                <w:color w:val="000000"/>
+                <w:sz w:val="22"/>
+              </w:rPr>
+            </w:r>
+          </w:p>
+          <w:p>
+            <w:pPr>
+              <w:keepNext w:val="0"/>
+              <w:keepLines w:val="0"/>
+              <w:spacing w:before="0" w:after="0" w:line="360" w:lineRule="auto"/>
+              <w:ind w:left="0" w:right="0" w:firstLine="0"/>
+            </w:pPr>
+            <w:r>
+              <w:rPr>
+                <w:rFonts w:ascii="Courier New" w:hAnsi="Courier New" w:eastAsia="Courier New" w:cs="Courier New"/>
                 <w:b w:val="0"/>
                 <w:i w:val="0"/>
                 <w:color w:val="000000"/>
@@ -7595,7 +7595,7 @@
             </w:pPr>
             <w:r>
               <w:rPr>
-                <w:rFonts w:ascii="Roboto Mono for Powerline" w:hAnsi="Roboto Mono for Powerline" w:eastAsia="Roboto Mono for Powerline" w:cs="Roboto Mono for Powerline"/>
+                <w:rFonts w:ascii="Courier New" w:hAnsi="Courier New" w:eastAsia="Courier New" w:cs="Courier New"/>
                 <w:b w:val="0"/>
                 <w:i w:val="0"/>
                 <w:color w:val="000000"/>
@@ -7613,7 +7613,7 @@
             </w:pPr>
             <w:r>
               <w:rPr>
-                <w:rFonts w:ascii="Roboto Mono for Powerline" w:hAnsi="Roboto Mono for Powerline" w:eastAsia="Roboto Mono for Powerline" w:cs="Roboto Mono for Powerline"/>
+                <w:rFonts w:ascii="Courier New" w:hAnsi="Courier New" w:eastAsia="Courier New" w:cs="Courier New"/>
                 <w:b w:val="0"/>
                 <w:i w:val="0"/>
                 <w:color w:val="000000"/>
@@ -7631,7 +7631,7 @@
             </w:pPr>
             <w:r>
               <w:rPr>
-                <w:rFonts w:ascii="Roboto Mono for Powerline" w:hAnsi="Roboto Mono for Powerline" w:eastAsia="Roboto Mono for Powerline" w:cs="Roboto Mono for Powerline"/>
+                <w:rFonts w:ascii="Courier New" w:hAnsi="Courier New" w:eastAsia="Courier New" w:cs="Courier New"/>
                 <w:b w:val="0"/>
                 <w:i w:val="0"/>
                 <w:color w:val="000000"/>
@@ -7649,7 +7649,7 @@
             </w:pPr>
             <w:r>
               <w:rPr>
-                <w:rFonts w:ascii="Roboto Mono for Powerline" w:hAnsi="Roboto Mono for Powerline" w:eastAsia="Roboto Mono for Powerline" w:cs="Roboto Mono for Powerline"/>
+                <w:rFonts w:ascii="Courier New" w:hAnsi="Courier New" w:eastAsia="Courier New" w:cs="Courier New"/>
                 <w:b w:val="0"/>
                 <w:i w:val="0"/>
                 <w:color w:val="000000"/>
@@ -7667,7 +7667,7 @@
             </w:pPr>
             <w:r>
               <w:rPr>
-                <w:rFonts w:ascii="Roboto Mono for Powerline" w:hAnsi="Roboto Mono for Powerline" w:eastAsia="Roboto Mono for Powerline" w:cs="Roboto Mono for Powerline"/>
+                <w:rFonts w:ascii="Courier New" w:hAnsi="Courier New" w:eastAsia="Courier New" w:cs="Courier New"/>
                 <w:b w:val="0"/>
                 <w:i w:val="0"/>
                 <w:color w:val="000000"/>
@@ -7685,7 +7685,7 @@
             </w:pPr>
             <w:r>
               <w:rPr>
-                <w:rFonts w:ascii="Roboto Mono for Powerline" w:hAnsi="Roboto Mono for Powerline" w:eastAsia="Roboto Mono for Powerline" w:cs="Roboto Mono for Powerline"/>
+                <w:rFonts w:ascii="Courier New" w:hAnsi="Courier New" w:eastAsia="Courier New" w:cs="Courier New"/>
                 <w:b w:val="0"/>
                 <w:i w:val="0"/>
                 <w:color w:val="000000"/>
@@ -7703,7 +7703,7 @@
             </w:pPr>
             <w:r>
               <w:rPr>
-                <w:rFonts w:ascii="Roboto Mono for Powerline" w:hAnsi="Roboto Mono for Powerline" w:eastAsia="Roboto Mono for Powerline" w:cs="Roboto Mono for Powerline"/>
+                <w:rFonts w:ascii="Courier New" w:hAnsi="Courier New" w:eastAsia="Courier New" w:cs="Courier New"/>
                 <w:b w:val="0"/>
                 <w:i w:val="0"/>
                 <w:color w:val="000000"/>
@@ -7721,7 +7721,7 @@
             </w:pPr>
             <w:r>
               <w:rPr>
-                <w:rFonts w:ascii="Roboto Mono for Powerline" w:hAnsi="Roboto Mono for Powerline" w:eastAsia="Roboto Mono for Powerline" w:cs="Roboto Mono for Powerline"/>
+                <w:rFonts w:ascii="Courier New" w:hAnsi="Courier New" w:eastAsia="Courier New" w:cs="Courier New"/>
                 <w:b w:val="0"/>
                 <w:i w:val="0"/>
                 <w:color w:val="000000"/>
@@ -7739,7 +7739,7 @@
             </w:pPr>
             <w:r>
               <w:rPr>
-                <w:rFonts w:ascii="Roboto Mono for Powerline" w:hAnsi="Roboto Mono for Powerline" w:eastAsia="Roboto Mono for Powerline" w:cs="Roboto Mono for Powerline"/>
+                <w:rFonts w:ascii="Courier New" w:hAnsi="Courier New" w:eastAsia="Courier New" w:cs="Courier New"/>
                 <w:b w:val="0"/>
                 <w:i w:val="0"/>
                 <w:color w:val="000000"/>
@@ -7757,7 +7757,7 @@
             </w:pPr>
             <w:r>
               <w:rPr>
-                <w:rFonts w:ascii="Roboto Mono for Powerline" w:hAnsi="Roboto Mono for Powerline" w:eastAsia="Roboto Mono for Powerline" w:cs="Roboto Mono for Powerline"/>
+                <w:rFonts w:ascii="Courier New" w:hAnsi="Courier New" w:eastAsia="Courier New" w:cs="Courier New"/>
                 <w:b w:val="0"/>
                 <w:i w:val="0"/>
                 <w:color w:val="000000"/>
@@ -7775,7 +7775,7 @@
             </w:pPr>
             <w:r>
               <w:rPr>
-                <w:rFonts w:ascii="Roboto Mono for Powerline" w:hAnsi="Roboto Mono for Powerline" w:eastAsia="Roboto Mono for Powerline" w:cs="Roboto Mono for Powerline"/>
+                <w:rFonts w:ascii="Courier New" w:hAnsi="Courier New" w:eastAsia="Courier New" w:cs="Courier New"/>
                 <w:b w:val="0"/>
                 <w:i w:val="0"/>
                 <w:color w:val="000000"/>
@@ -7793,7 +7793,7 @@
             </w:pPr>
             <w:r>
               <w:rPr>
-                <w:rFonts w:ascii="Roboto Mono for Powerline" w:hAnsi="Roboto Mono for Powerline" w:eastAsia="Roboto Mono for Powerline" w:cs="Roboto Mono for Powerline"/>
+                <w:rFonts w:ascii="Courier New" w:hAnsi="Courier New" w:eastAsia="Courier New" w:cs="Courier New"/>
                 <w:b w:val="0"/>
                 <w:i w:val="0"/>
                 <w:color w:val="000000"/>
@@ -7811,7 +7811,7 @@
             </w:pPr>
             <w:r>
               <w:rPr>
-                <w:rFonts w:ascii="Roboto Mono for Powerline" w:hAnsi="Roboto Mono for Powerline" w:eastAsia="Roboto Mono for Powerline" w:cs="Roboto Mono for Powerline"/>
+                <w:rFonts w:ascii="Courier New" w:hAnsi="Courier New" w:eastAsia="Courier New" w:cs="Courier New"/>
                 <w:b w:val="0"/>
                 <w:i w:val="0"/>
                 <w:color w:val="000000"/>
@@ -7829,7 +7829,7 @@
             </w:pPr>
             <w:r>
               <w:rPr>
-                <w:rFonts w:ascii="Roboto Mono for Powerline" w:hAnsi="Roboto Mono for Powerline" w:eastAsia="Roboto Mono for Powerline" w:cs="Roboto Mono for Powerline"/>
+                <w:rFonts w:ascii="Courier New" w:hAnsi="Courier New" w:eastAsia="Courier New" w:cs="Courier New"/>
                 <w:b w:val="0"/>
                 <w:i w:val="0"/>
                 <w:color w:val="000000"/>
@@ -7847,7 +7847,7 @@
             </w:pPr>
             <w:r>
               <w:rPr>
-                <w:rFonts w:ascii="Roboto Mono for Powerline" w:hAnsi="Roboto Mono for Powerline" w:eastAsia="Roboto Mono for Powerline" w:cs="Roboto Mono for Powerline"/>
+                <w:rFonts w:ascii="Courier New" w:hAnsi="Courier New" w:eastAsia="Courier New" w:cs="Courier New"/>
                 <w:b w:val="0"/>
                 <w:i w:val="0"/>
                 <w:color w:val="000000"/>
@@ -7865,24 +7865,24 @@
             </w:pPr>
             <w:r>
               <w:rPr>
-                <w:rFonts w:ascii="Roboto Mono for Powerline" w:hAnsi="Roboto Mono for Powerline" w:eastAsia="Roboto Mono for Powerline" w:cs="Roboto Mono for Powerline"/>
-                <w:b w:val="0"/>
-                <w:i w:val="0"/>
-                <w:color w:val="000000"/>
-                <w:sz w:val="22"/>
-              </w:rPr>
-            </w:r>
-          </w:p>
-          <w:p>
-            <w:pPr>
-              <w:keepNext w:val="0"/>
-              <w:keepLines w:val="0"/>
-              <w:spacing w:before="0" w:after="0" w:line="360" w:lineRule="auto"/>
-              <w:ind w:left="0" w:right="0" w:firstLine="0"/>
-            </w:pPr>
-            <w:r>
-              <w:rPr>
-                <w:rFonts w:ascii="Roboto Mono for Powerline" w:hAnsi="Roboto Mono for Powerline" w:eastAsia="Roboto Mono for Powerline" w:cs="Roboto Mono for Powerline"/>
+                <w:rFonts w:ascii="Courier New" w:hAnsi="Courier New" w:eastAsia="Courier New" w:cs="Courier New"/>
+                <w:b w:val="0"/>
+                <w:i w:val="0"/>
+                <w:color w:val="000000"/>
+                <w:sz w:val="22"/>
+              </w:rPr>
+            </w:r>
+          </w:p>
+          <w:p>
+            <w:pPr>
+              <w:keepNext w:val="0"/>
+              <w:keepLines w:val="0"/>
+              <w:spacing w:before="0" w:after="0" w:line="360" w:lineRule="auto"/>
+              <w:ind w:left="0" w:right="0" w:firstLine="0"/>
+            </w:pPr>
+            <w:r>
+              <w:rPr>
+                <w:rFonts w:ascii="Courier New" w:hAnsi="Courier New" w:eastAsia="Courier New" w:cs="Courier New"/>
                 <w:b w:val="0"/>
                 <w:i w:val="0"/>
                 <w:color w:val="000000"/>
@@ -7900,7 +7900,7 @@
             </w:pPr>
             <w:r>
               <w:rPr>
-                <w:rFonts w:ascii="Roboto Mono for Powerline" w:hAnsi="Roboto Mono for Powerline" w:eastAsia="Roboto Mono for Powerline" w:cs="Roboto Mono for Powerline"/>
+                <w:rFonts w:ascii="Courier New" w:hAnsi="Courier New" w:eastAsia="Courier New" w:cs="Courier New"/>
                 <w:b w:val="0"/>
                 <w:i w:val="0"/>
                 <w:color w:val="000000"/>
@@ -7918,7 +7918,7 @@
             </w:pPr>
             <w:r>
               <w:rPr>
-                <w:rFonts w:ascii="Roboto Mono for Powerline" w:hAnsi="Roboto Mono for Powerline" w:eastAsia="Roboto Mono for Powerline" w:cs="Roboto Mono for Powerline"/>
+                <w:rFonts w:ascii="Courier New" w:hAnsi="Courier New" w:eastAsia="Courier New" w:cs="Courier New"/>
                 <w:b w:val="0"/>
                 <w:i w:val="0"/>
                 <w:color w:val="000000"/>
@@ -7936,7 +7936,7 @@
             </w:pPr>
             <w:r>
               <w:rPr>
-                <w:rFonts w:ascii="Roboto Mono for Powerline" w:hAnsi="Roboto Mono for Powerline" w:eastAsia="Roboto Mono for Powerline" w:cs="Roboto Mono for Powerline"/>
+                <w:rFonts w:ascii="Courier New" w:hAnsi="Courier New" w:eastAsia="Courier New" w:cs="Courier New"/>
                 <w:b w:val="0"/>
                 <w:i w:val="0"/>
                 <w:color w:val="000000"/>
@@ -7954,7 +7954,7 @@
             </w:pPr>
             <w:r>
               <w:rPr>
-                <w:rFonts w:ascii="Roboto Mono for Powerline" w:hAnsi="Roboto Mono for Powerline" w:eastAsia="Roboto Mono for Powerline" w:cs="Roboto Mono for Powerline"/>
+                <w:rFonts w:ascii="Courier New" w:hAnsi="Courier New" w:eastAsia="Courier New" w:cs="Courier New"/>
                 <w:b w:val="0"/>
                 <w:i w:val="0"/>
                 <w:color w:val="000000"/>
@@ -7972,7 +7972,7 @@
             </w:pPr>
             <w:r>
               <w:rPr>
-                <w:rFonts w:ascii="Roboto Mono for Powerline" w:hAnsi="Roboto Mono for Powerline" w:eastAsia="Roboto Mono for Powerline" w:cs="Roboto Mono for Powerline"/>
+                <w:rFonts w:ascii="Courier New" w:hAnsi="Courier New" w:eastAsia="Courier New" w:cs="Courier New"/>
                 <w:b w:val="0"/>
                 <w:i w:val="0"/>
                 <w:color w:val="000000"/>
@@ -7990,7 +7990,7 @@
             </w:pPr>
             <w:r>
               <w:rPr>
-                <w:rFonts w:ascii="Roboto Mono for Powerline" w:hAnsi="Roboto Mono for Powerline" w:eastAsia="Roboto Mono for Powerline" w:cs="Roboto Mono for Powerline"/>
+                <w:rFonts w:ascii="Courier New" w:hAnsi="Courier New" w:eastAsia="Courier New" w:cs="Courier New"/>
                 <w:b w:val="0"/>
                 <w:i w:val="0"/>
                 <w:color w:val="000000"/>
@@ -8008,7 +8008,7 @@
             </w:pPr>
             <w:r>
               <w:rPr>
-                <w:rFonts w:ascii="Roboto Mono for Powerline" w:hAnsi="Roboto Mono for Powerline" w:eastAsia="Roboto Mono for Powerline" w:cs="Roboto Mono for Powerline"/>
+                <w:rFonts w:ascii="Courier New" w:hAnsi="Courier New" w:eastAsia="Courier New" w:cs="Courier New"/>
                 <w:b w:val="0"/>
                 <w:i w:val="0"/>
                 <w:color w:val="000000"/>
@@ -8026,7 +8026,7 @@
             </w:pPr>
             <w:r>
               <w:rPr>
-                <w:rFonts w:ascii="Roboto Mono for Powerline" w:hAnsi="Roboto Mono for Powerline" w:eastAsia="Roboto Mono for Powerline" w:cs="Roboto Mono for Powerline"/>
+                <w:rFonts w:ascii="Courier New" w:hAnsi="Courier New" w:eastAsia="Courier New" w:cs="Courier New"/>
                 <w:b w:val="0"/>
                 <w:i w:val="0"/>
                 <w:color w:val="000000"/>
@@ -8044,7 +8044,7 @@
             </w:pPr>
             <w:r>
               <w:rPr>
-                <w:rFonts w:ascii="Roboto Mono for Powerline" w:hAnsi="Roboto Mono for Powerline" w:eastAsia="Roboto Mono for Powerline" w:cs="Roboto Mono for Powerline"/>
+                <w:rFonts w:ascii="Courier New" w:hAnsi="Courier New" w:eastAsia="Courier New" w:cs="Courier New"/>
                 <w:b w:val="0"/>
                 <w:i w:val="0"/>
                 <w:color w:val="000000"/>
@@ -8062,7 +8062,7 @@
             </w:pPr>
             <w:r>
               <w:rPr>
-                <w:rFonts w:ascii="Roboto Mono for Powerline" w:hAnsi="Roboto Mono for Powerline" w:eastAsia="Roboto Mono for Powerline" w:cs="Roboto Mono for Powerline"/>
+                <w:rFonts w:ascii="Courier New" w:hAnsi="Courier New" w:eastAsia="Courier New" w:cs="Courier New"/>
                 <w:b w:val="0"/>
                 <w:i w:val="0"/>
                 <w:color w:val="000000"/>
@@ -8080,7 +8080,7 @@
             </w:pPr>
             <w:r>
               <w:rPr>
-                <w:rFonts w:ascii="Roboto Mono for Powerline" w:hAnsi="Roboto Mono for Powerline" w:eastAsia="Roboto Mono for Powerline" w:cs="Roboto Mono for Powerline"/>
+                <w:rFonts w:ascii="Courier New" w:hAnsi="Courier New" w:eastAsia="Courier New" w:cs="Courier New"/>
                 <w:b w:val="0"/>
                 <w:i w:val="0"/>
                 <w:color w:val="000000"/>
@@ -8098,7 +8098,7 @@
             </w:pPr>
             <w:r>
               <w:rPr>
-                <w:rFonts w:ascii="Roboto Mono for Powerline" w:hAnsi="Roboto Mono for Powerline" w:eastAsia="Roboto Mono for Powerline" w:cs="Roboto Mono for Powerline"/>
+                <w:rFonts w:ascii="Courier New" w:hAnsi="Courier New" w:eastAsia="Courier New" w:cs="Courier New"/>
                 <w:b w:val="0"/>
                 <w:i w:val="0"/>
                 <w:color w:val="000000"/>
@@ -8116,7 +8116,7 @@
             </w:pPr>
             <w:r>
               <w:rPr>
-                <w:rFonts w:ascii="Roboto Mono for Powerline" w:hAnsi="Roboto Mono for Powerline" w:eastAsia="Roboto Mono for Powerline" w:cs="Roboto Mono for Powerline"/>
+                <w:rFonts w:ascii="Courier New" w:hAnsi="Courier New" w:eastAsia="Courier New" w:cs="Courier New"/>
                 <w:b w:val="0"/>
                 <w:i w:val="0"/>
                 <w:color w:val="000000"/>
@@ -8134,7 +8134,7 @@
             </w:pPr>
             <w:r>
               <w:rPr>
-                <w:rFonts w:ascii="Roboto Mono for Powerline" w:hAnsi="Roboto Mono for Powerline" w:eastAsia="Roboto Mono for Powerline" w:cs="Roboto Mono for Powerline"/>
+                <w:rFonts w:ascii="Courier New" w:hAnsi="Courier New" w:eastAsia="Courier New" w:cs="Courier New"/>
                 <w:b w:val="0"/>
                 <w:i w:val="0"/>
                 <w:color w:val="000000"/>
@@ -8152,7 +8152,7 @@
             </w:pPr>
             <w:r>
               <w:rPr>
-                <w:rFonts w:ascii="Roboto Mono for Powerline" w:hAnsi="Roboto Mono for Powerline" w:eastAsia="Roboto Mono for Powerline" w:cs="Roboto Mono for Powerline"/>
+                <w:rFonts w:ascii="Courier New" w:hAnsi="Courier New" w:eastAsia="Courier New" w:cs="Courier New"/>
                 <w:b w:val="0"/>
                 <w:i w:val="0"/>
                 <w:color w:val="000000"/>
@@ -8170,7 +8170,7 @@
             </w:pPr>
             <w:r>
               <w:rPr>
-                <w:rFonts w:ascii="Roboto Mono for Powerline" w:hAnsi="Roboto Mono for Powerline" w:eastAsia="Roboto Mono for Powerline" w:cs="Roboto Mono for Powerline"/>
+                <w:rFonts w:ascii="Courier New" w:hAnsi="Courier New" w:eastAsia="Courier New" w:cs="Courier New"/>
                 <w:b w:val="0"/>
                 <w:i w:val="0"/>
                 <w:color w:val="000000"/>
@@ -8188,7 +8188,7 @@
             </w:pPr>
             <w:r>
               <w:rPr>
-                <w:rFonts w:ascii="Roboto Mono for Powerline" w:hAnsi="Roboto Mono for Powerline" w:eastAsia="Roboto Mono for Powerline" w:cs="Roboto Mono for Powerline"/>
+                <w:rFonts w:ascii="Courier New" w:hAnsi="Courier New" w:eastAsia="Courier New" w:cs="Courier New"/>
                 <w:b w:val="0"/>
                 <w:i w:val="0"/>
                 <w:color w:val="000000"/>
@@ -8206,7 +8206,7 @@
             </w:pPr>
             <w:r>
               <w:rPr>
-                <w:rFonts w:ascii="Roboto Mono for Powerline" w:hAnsi="Roboto Mono for Powerline" w:eastAsia="Roboto Mono for Powerline" w:cs="Roboto Mono for Powerline"/>
+                <w:rFonts w:ascii="Courier New" w:hAnsi="Courier New" w:eastAsia="Courier New" w:cs="Courier New"/>
                 <w:b w:val="0"/>
                 <w:i w:val="0"/>
                 <w:color w:val="000000"/>
@@ -8224,7 +8224,7 @@
             </w:pPr>
             <w:r>
               <w:rPr>
-                <w:rFonts w:ascii="Roboto Mono for Powerline" w:hAnsi="Roboto Mono for Powerline" w:eastAsia="Roboto Mono for Powerline" w:cs="Roboto Mono for Powerline"/>
+                <w:rFonts w:ascii="Courier New" w:hAnsi="Courier New" w:eastAsia="Courier New" w:cs="Courier New"/>
                 <w:b w:val="0"/>
                 <w:i w:val="0"/>
                 <w:color w:val="000000"/>
@@ -8242,7 +8242,7 @@
             </w:pPr>
             <w:r>
               <w:rPr>
-                <w:rFonts w:ascii="Roboto Mono for Powerline" w:hAnsi="Roboto Mono for Powerline" w:eastAsia="Roboto Mono for Powerline" w:cs="Roboto Mono for Powerline"/>
+                <w:rFonts w:ascii="Courier New" w:hAnsi="Courier New" w:eastAsia="Courier New" w:cs="Courier New"/>
                 <w:b w:val="0"/>
                 <w:i w:val="0"/>
                 <w:color w:val="000000"/>
@@ -8260,7 +8260,7 @@
             </w:pPr>
             <w:r>
               <w:rPr>
-                <w:rFonts w:ascii="Roboto Mono for Powerline" w:hAnsi="Roboto Mono for Powerline" w:eastAsia="Roboto Mono for Powerline" w:cs="Roboto Mono for Powerline"/>
+                <w:rFonts w:ascii="Courier New" w:hAnsi="Courier New" w:eastAsia="Courier New" w:cs="Courier New"/>
                 <w:b w:val="0"/>
                 <w:i w:val="0"/>
                 <w:color w:val="000000"/>
@@ -8278,7 +8278,7 @@
             </w:pPr>
             <w:r>
               <w:rPr>
-                <w:rFonts w:ascii="Roboto Mono for Powerline" w:hAnsi="Roboto Mono for Powerline" w:eastAsia="Roboto Mono for Powerline" w:cs="Roboto Mono for Powerline"/>
+                <w:rFonts w:ascii="Courier New" w:hAnsi="Courier New" w:eastAsia="Courier New" w:cs="Courier New"/>
                 <w:b w:val="0"/>
                 <w:i w:val="0"/>
                 <w:color w:val="000000"/>
@@ -8296,7 +8296,7 @@
             </w:pPr>
             <w:r>
               <w:rPr>
-                <w:rFonts w:ascii="Roboto Mono for Powerline" w:hAnsi="Roboto Mono for Powerline" w:eastAsia="Roboto Mono for Powerline" w:cs="Roboto Mono for Powerline"/>
+                <w:rFonts w:ascii="Courier New" w:hAnsi="Courier New" w:eastAsia="Courier New" w:cs="Courier New"/>
                 <w:b w:val="0"/>
                 <w:i w:val="0"/>
                 <w:color w:val="000000"/>
@@ -8314,7 +8314,7 @@
             </w:pPr>
             <w:r>
               <w:rPr>
-                <w:rFonts w:ascii="Roboto Mono for Powerline" w:hAnsi="Roboto Mono for Powerline" w:eastAsia="Roboto Mono for Powerline" w:cs="Roboto Mono for Powerline"/>
+                <w:rFonts w:ascii="Courier New" w:hAnsi="Courier New" w:eastAsia="Courier New" w:cs="Courier New"/>
                 <w:b w:val="0"/>
                 <w:i w:val="0"/>
                 <w:color w:val="000000"/>
@@ -8332,7 +8332,7 @@
             </w:pPr>
             <w:r>
               <w:rPr>
-                <w:rFonts w:ascii="Roboto Mono for Powerline" w:hAnsi="Roboto Mono for Powerline" w:eastAsia="Roboto Mono for Powerline" w:cs="Roboto Mono for Powerline"/>
+                <w:rFonts w:ascii="Courier New" w:hAnsi="Courier New" w:eastAsia="Courier New" w:cs="Courier New"/>
                 <w:b w:val="0"/>
                 <w:i w:val="0"/>
                 <w:color w:val="000000"/>
@@ -8350,7 +8350,7 @@
             </w:pPr>
             <w:r>
               <w:rPr>
-                <w:rFonts w:ascii="Roboto Mono for Powerline" w:hAnsi="Roboto Mono for Powerline" w:eastAsia="Roboto Mono for Powerline" w:cs="Roboto Mono for Powerline"/>
+                <w:rFonts w:ascii="Courier New" w:hAnsi="Courier New" w:eastAsia="Courier New" w:cs="Courier New"/>
                 <w:b w:val="0"/>
                 <w:i w:val="0"/>
                 <w:color w:val="000000"/>
@@ -8368,7 +8368,7 @@
             </w:pPr>
             <w:r>
               <w:rPr>
-                <w:rFonts w:ascii="Roboto Mono for Powerline" w:hAnsi="Roboto Mono for Powerline" w:eastAsia="Roboto Mono for Powerline" w:cs="Roboto Mono for Powerline"/>
+                <w:rFonts w:ascii="Courier New" w:hAnsi="Courier New" w:eastAsia="Courier New" w:cs="Courier New"/>
                 <w:b w:val="0"/>
                 <w:i w:val="0"/>
                 <w:color w:val="000000"/>
@@ -8386,7 +8386,7 @@
             </w:pPr>
             <w:r>
               <w:rPr>
-                <w:rFonts w:ascii="Roboto Mono for Powerline" w:hAnsi="Roboto Mono for Powerline" w:eastAsia="Roboto Mono for Powerline" w:cs="Roboto Mono for Powerline"/>
+                <w:rFonts w:ascii="Courier New" w:hAnsi="Courier New" w:eastAsia="Courier New" w:cs="Courier New"/>
                 <w:b w:val="0"/>
                 <w:i w:val="0"/>
                 <w:color w:val="000000"/>
@@ -8404,7 +8404,7 @@
             </w:pPr>
             <w:r>
               <w:rPr>
-                <w:rFonts w:ascii="Roboto Mono for Powerline" w:hAnsi="Roboto Mono for Powerline" w:eastAsia="Roboto Mono for Powerline" w:cs="Roboto Mono for Powerline"/>
+                <w:rFonts w:ascii="Courier New" w:hAnsi="Courier New" w:eastAsia="Courier New" w:cs="Courier New"/>
                 <w:b w:val="0"/>
                 <w:i w:val="0"/>
                 <w:color w:val="000000"/>
@@ -8422,7 +8422,7 @@
             </w:pPr>
             <w:r>
               <w:rPr>
-                <w:rFonts w:ascii="Roboto Mono for Powerline" w:hAnsi="Roboto Mono for Powerline" w:eastAsia="Roboto Mono for Powerline" w:cs="Roboto Mono for Powerline"/>
+                <w:rFonts w:ascii="Courier New" w:hAnsi="Courier New" w:eastAsia="Courier New" w:cs="Courier New"/>
                 <w:b w:val="0"/>
                 <w:i w:val="0"/>
                 <w:color w:val="000000"/>
@@ -8440,7 +8440,7 @@
             </w:pPr>
             <w:r>
               <w:rPr>
-                <w:rFonts w:ascii="Roboto Mono for Powerline" w:hAnsi="Roboto Mono for Powerline" w:eastAsia="Roboto Mono for Powerline" w:cs="Roboto Mono for Powerline"/>
+                <w:rFonts w:ascii="Courier New" w:hAnsi="Courier New" w:eastAsia="Courier New" w:cs="Courier New"/>
                 <w:b w:val="0"/>
                 <w:i w:val="0"/>
                 <w:color w:val="000000"/>
@@ -8458,7 +8458,7 @@
             </w:pPr>
             <w:r>
               <w:rPr>
-                <w:rFonts w:ascii="Roboto Mono for Powerline" w:hAnsi="Roboto Mono for Powerline" w:eastAsia="Roboto Mono for Powerline" w:cs="Roboto Mono for Powerline"/>
+                <w:rFonts w:ascii="Courier New" w:hAnsi="Courier New" w:eastAsia="Courier New" w:cs="Courier New"/>
                 <w:b w:val="0"/>
                 <w:i w:val="0"/>
                 <w:color w:val="000000"/>
@@ -8476,7 +8476,7 @@
             </w:pPr>
             <w:r>
               <w:rPr>
-                <w:rFonts w:ascii="Roboto Mono for Powerline" w:hAnsi="Roboto Mono for Powerline" w:eastAsia="Roboto Mono for Powerline" w:cs="Roboto Mono for Powerline"/>
+                <w:rFonts w:ascii="Courier New" w:hAnsi="Courier New" w:eastAsia="Courier New" w:cs="Courier New"/>
                 <w:b w:val="0"/>
                 <w:i w:val="0"/>
                 <w:color w:val="000000"/>
@@ -8494,7 +8494,7 @@
             </w:pPr>
             <w:r>
               <w:rPr>
-                <w:rFonts w:ascii="Roboto Mono for Powerline" w:hAnsi="Roboto Mono for Powerline" w:eastAsia="Roboto Mono for Powerline" w:cs="Roboto Mono for Powerline"/>
+                <w:rFonts w:ascii="Courier New" w:hAnsi="Courier New" w:eastAsia="Courier New" w:cs="Courier New"/>
                 <w:b w:val="0"/>
                 <w:i w:val="0"/>
                 <w:color w:val="000000"/>
@@ -8512,7 +8512,7 @@
             </w:pPr>
             <w:r>
               <w:rPr>
-                <w:rFonts w:ascii="Roboto Mono for Powerline" w:hAnsi="Roboto Mono for Powerline" w:eastAsia="Roboto Mono for Powerline" w:cs="Roboto Mono for Powerline"/>
+                <w:rFonts w:ascii="Courier New" w:hAnsi="Courier New" w:eastAsia="Courier New" w:cs="Courier New"/>
                 <w:b w:val="0"/>
                 <w:i w:val="0"/>
                 <w:color w:val="000000"/>
@@ -8530,7 +8530,7 @@
             </w:pPr>
             <w:r>
               <w:rPr>
-                <w:rFonts w:ascii="Roboto Mono for Powerline" w:hAnsi="Roboto Mono for Powerline" w:eastAsia="Roboto Mono for Powerline" w:cs="Roboto Mono for Powerline"/>
+                <w:rFonts w:ascii="Courier New" w:hAnsi="Courier New" w:eastAsia="Courier New" w:cs="Courier New"/>
                 <w:b w:val="0"/>
                 <w:i w:val="0"/>
                 <w:color w:val="000000"/>
@@ -8548,7 +8548,7 @@
             </w:pPr>
             <w:r>
               <w:rPr>
-                <w:rFonts w:ascii="Roboto Mono for Powerline" w:hAnsi="Roboto Mono for Powerline" w:eastAsia="Roboto Mono for Powerline" w:cs="Roboto Mono for Powerline"/>
+                <w:rFonts w:ascii="Courier New" w:hAnsi="Courier New" w:eastAsia="Courier New" w:cs="Courier New"/>
                 <w:b w:val="0"/>
                 <w:i w:val="0"/>
                 <w:color w:val="000000"/>
@@ -8566,7 +8566,7 @@
             </w:pPr>
             <w:r>
               <w:rPr>
-                <w:rFonts w:ascii="Roboto Mono for Powerline" w:hAnsi="Roboto Mono for Powerline" w:eastAsia="Roboto Mono for Powerline" w:cs="Roboto Mono for Powerline"/>
+                <w:rFonts w:ascii="Courier New" w:hAnsi="Courier New" w:eastAsia="Courier New" w:cs="Courier New"/>
                 <w:b w:val="0"/>
                 <w:i w:val="0"/>
                 <w:color w:val="000000"/>
@@ -8584,7 +8584,7 @@
             </w:pPr>
             <w:r>
               <w:rPr>
-                <w:rFonts w:ascii="Roboto Mono for Powerline" w:hAnsi="Roboto Mono for Powerline" w:eastAsia="Roboto Mono for Powerline" w:cs="Roboto Mono for Powerline"/>
+                <w:rFonts w:ascii="Courier New" w:hAnsi="Courier New" w:eastAsia="Courier New" w:cs="Courier New"/>
                 <w:b w:val="0"/>
                 <w:i w:val="0"/>
                 <w:color w:val="000000"/>
@@ -8602,7 +8602,7 @@
             </w:pPr>
             <w:r>
               <w:rPr>
-                <w:rFonts w:ascii="Roboto Mono for Powerline" w:hAnsi="Roboto Mono for Powerline" w:eastAsia="Roboto Mono for Powerline" w:cs="Roboto Mono for Powerline"/>
+                <w:rFonts w:ascii="Courier New" w:hAnsi="Courier New" w:eastAsia="Courier New" w:cs="Courier New"/>
                 <w:b w:val="0"/>
                 <w:i w:val="0"/>
                 <w:color w:val="000000"/>
@@ -8620,7 +8620,7 @@
             </w:pPr>
             <w:r>
               <w:rPr>
-                <w:rFonts w:ascii="Roboto Mono for Powerline" w:hAnsi="Roboto Mono for Powerline" w:eastAsia="Roboto Mono for Powerline" w:cs="Roboto Mono for Powerline"/>
+                <w:rFonts w:ascii="Courier New" w:hAnsi="Courier New" w:eastAsia="Courier New" w:cs="Courier New"/>
                 <w:b w:val="0"/>
                 <w:i w:val="0"/>
                 <w:color w:val="000000"/>
@@ -8638,7 +8638,7 @@
             </w:pPr>
             <w:r>
               <w:rPr>
-                <w:rFonts w:ascii="Roboto Mono for Powerline" w:hAnsi="Roboto Mono for Powerline" w:eastAsia="Roboto Mono for Powerline" w:cs="Roboto Mono for Powerline"/>
+                <w:rFonts w:ascii="Courier New" w:hAnsi="Courier New" w:eastAsia="Courier New" w:cs="Courier New"/>
                 <w:b w:val="0"/>
                 <w:i w:val="0"/>
                 <w:color w:val="000000"/>
@@ -8656,7 +8656,7 @@
             </w:pPr>
             <w:r>
               <w:rPr>
-                <w:rFonts w:ascii="Roboto Mono for Powerline" w:hAnsi="Roboto Mono for Powerline" w:eastAsia="Roboto Mono for Powerline" w:cs="Roboto Mono for Powerline"/>
+                <w:rFonts w:ascii="Courier New" w:hAnsi="Courier New" w:eastAsia="Courier New" w:cs="Courier New"/>
                 <w:b w:val="0"/>
                 <w:i w:val="0"/>
                 <w:color w:val="000000"/>
@@ -8674,7 +8674,7 @@
             </w:pPr>
             <w:r>
               <w:rPr>
-                <w:rFonts w:ascii="Roboto Mono for Powerline" w:hAnsi="Roboto Mono for Powerline" w:eastAsia="Roboto Mono for Powerline" w:cs="Roboto Mono for Powerline"/>
+                <w:rFonts w:ascii="Courier New" w:hAnsi="Courier New" w:eastAsia="Courier New" w:cs="Courier New"/>
                 <w:b w:val="0"/>
                 <w:i w:val="0"/>
                 <w:color w:val="000000"/>
@@ -8692,7 +8692,7 @@
             </w:pPr>
             <w:r>
               <w:rPr>
-                <w:rFonts w:ascii="Roboto Mono for Powerline" w:hAnsi="Roboto Mono for Powerline" w:eastAsia="Roboto Mono for Powerline" w:cs="Roboto Mono for Powerline"/>
+                <w:rFonts w:ascii="Courier New" w:hAnsi="Courier New" w:eastAsia="Courier New" w:cs="Courier New"/>
                 <w:b w:val="0"/>
                 <w:i w:val="0"/>
                 <w:color w:val="000000"/>
@@ -8710,7 +8710,7 @@
             </w:pPr>
             <w:r>
               <w:rPr>
-                <w:rFonts w:ascii="Roboto Mono for Powerline" w:hAnsi="Roboto Mono for Powerline" w:eastAsia="Roboto Mono for Powerline" w:cs="Roboto Mono for Powerline"/>
+                <w:rFonts w:ascii="Courier New" w:hAnsi="Courier New" w:eastAsia="Courier New" w:cs="Courier New"/>
                 <w:b w:val="0"/>
                 <w:i w:val="0"/>
                 <w:color w:val="000000"/>
@@ -8728,7 +8728,7 @@
             </w:pPr>
             <w:r>
               <w:rPr>
-                <w:rFonts w:ascii="Roboto Mono for Powerline" w:hAnsi="Roboto Mono for Powerline" w:eastAsia="Roboto Mono for Powerline" w:cs="Roboto Mono for Powerline"/>
+                <w:rFonts w:ascii="Courier New" w:hAnsi="Courier New" w:eastAsia="Courier New" w:cs="Courier New"/>
                 <w:b w:val="0"/>
                 <w:i w:val="0"/>
                 <w:color w:val="000000"/>
@@ -8746,7 +8746,7 @@
             </w:pPr>
             <w:r>
               <w:rPr>
-                <w:rFonts w:ascii="Roboto Mono for Powerline" w:hAnsi="Roboto Mono for Powerline" w:eastAsia="Roboto Mono for Powerline" w:cs="Roboto Mono for Powerline"/>
+                <w:rFonts w:ascii="Courier New" w:hAnsi="Courier New" w:eastAsia="Courier New" w:cs="Courier New"/>
                 <w:b w:val="0"/>
                 <w:i w:val="0"/>
                 <w:color w:val="000000"/>
@@ -8764,7 +8764,7 @@
             </w:pPr>
             <w:r>
               <w:rPr>
-                <w:rFonts w:ascii="Roboto Mono for Powerline" w:hAnsi="Roboto Mono for Powerline" w:eastAsia="Roboto Mono for Powerline" w:cs="Roboto Mono for Powerline"/>
+                <w:rFonts w:ascii="Courier New" w:hAnsi="Courier New" w:eastAsia="Courier New" w:cs="Courier New"/>
                 <w:b w:val="0"/>
                 <w:i w:val="0"/>
                 <w:color w:val="000000"/>
@@ -8782,7 +8782,7 @@
             </w:pPr>
             <w:r>
               <w:rPr>
-                <w:rFonts w:ascii="Roboto Mono for Powerline" w:hAnsi="Roboto Mono for Powerline" w:eastAsia="Roboto Mono for Powerline" w:cs="Roboto Mono for Powerline"/>
+                <w:rFonts w:ascii="Courier New" w:hAnsi="Courier New" w:eastAsia="Courier New" w:cs="Courier New"/>
                 <w:b w:val="0"/>
                 <w:i w:val="0"/>
                 <w:color w:val="000000"/>
@@ -8800,7 +8800,7 @@
             </w:pPr>
             <w:r>
               <w:rPr>
-                <w:rFonts w:ascii="Roboto Mono for Powerline" w:hAnsi="Roboto Mono for Powerline" w:eastAsia="Roboto Mono for Powerline" w:cs="Roboto Mono for Powerline"/>
+                <w:rFonts w:ascii="Courier New" w:hAnsi="Courier New" w:eastAsia="Courier New" w:cs="Courier New"/>
                 <w:b w:val="0"/>
                 <w:i w:val="0"/>
                 <w:color w:val="000000"/>
@@ -8818,7 +8818,7 @@
             </w:pPr>
             <w:r>
               <w:rPr>
-                <w:rFonts w:ascii="Roboto Mono for Powerline" w:hAnsi="Roboto Mono for Powerline" w:eastAsia="Roboto Mono for Powerline" w:cs="Roboto Mono for Powerline"/>
+                <w:rFonts w:ascii="Courier New" w:hAnsi="Courier New" w:eastAsia="Courier New" w:cs="Courier New"/>
                 <w:b w:val="0"/>
                 <w:i w:val="0"/>
                 <w:color w:val="000000"/>
@@ -8836,7 +8836,7 @@
             </w:pPr>
             <w:r>
               <w:rPr>
-                <w:rFonts w:ascii="Roboto Mono for Powerline" w:hAnsi="Roboto Mono for Powerline" w:eastAsia="Roboto Mono for Powerline" w:cs="Roboto Mono for Powerline"/>
+                <w:rFonts w:ascii="Courier New" w:hAnsi="Courier New" w:eastAsia="Courier New" w:cs="Courier New"/>
                 <w:b w:val="0"/>
                 <w:i w:val="0"/>
                 <w:color w:val="000000"/>
@@ -8854,7 +8854,7 @@
             </w:pPr>
             <w:r>
               <w:rPr>
-                <w:rFonts w:ascii="Roboto Mono for Powerline" w:hAnsi="Roboto Mono for Powerline" w:eastAsia="Roboto Mono for Powerline" w:cs="Roboto Mono for Powerline"/>
+                <w:rFonts w:ascii="Courier New" w:hAnsi="Courier New" w:eastAsia="Courier New" w:cs="Courier New"/>
                 <w:b w:val="0"/>
                 <w:i w:val="0"/>
                 <w:color w:val="000000"/>
@@ -8872,7 +8872,7 @@
             </w:pPr>
             <w:r>
               <w:rPr>
-                <w:rFonts w:ascii="Roboto Mono for Powerline" w:hAnsi="Roboto Mono for Powerline" w:eastAsia="Roboto Mono for Powerline" w:cs="Roboto Mono for Powerline"/>
+                <w:rFonts w:ascii="Courier New" w:hAnsi="Courier New" w:eastAsia="Courier New" w:cs="Courier New"/>
                 <w:b w:val="0"/>
                 <w:i w:val="0"/>
                 <w:color w:val="000000"/>
@@ -8890,7 +8890,7 @@
             </w:pPr>
             <w:r>
               <w:rPr>
-                <w:rFonts w:ascii="Roboto Mono for Powerline" w:hAnsi="Roboto Mono for Powerline" w:eastAsia="Roboto Mono for Powerline" w:cs="Roboto Mono for Powerline"/>
+                <w:rFonts w:ascii="Courier New" w:hAnsi="Courier New" w:eastAsia="Courier New" w:cs="Courier New"/>
                 <w:b w:val="0"/>
                 <w:i w:val="0"/>
                 <w:color w:val="000000"/>
@@ -8908,7 +8908,7 @@
             </w:pPr>
             <w:r>
               <w:rPr>
-                <w:rFonts w:ascii="Roboto Mono for Powerline" w:hAnsi="Roboto Mono for Powerline" w:eastAsia="Roboto Mono for Powerline" w:cs="Roboto Mono for Powerline"/>
+                <w:rFonts w:ascii="Courier New" w:hAnsi="Courier New" w:eastAsia="Courier New" w:cs="Courier New"/>
                 <w:b w:val="0"/>
                 <w:i w:val="0"/>
                 <w:color w:val="000000"/>
@@ -8926,7 +8926,7 @@
             </w:pPr>
             <w:r>
               <w:rPr>
-                <w:rFonts w:ascii="Roboto Mono for Powerline" w:hAnsi="Roboto Mono for Powerline" w:eastAsia="Roboto Mono for Powerline" w:cs="Roboto Mono for Powerline"/>
+                <w:rFonts w:ascii="Courier New" w:hAnsi="Courier New" w:eastAsia="Courier New" w:cs="Courier New"/>
                 <w:b w:val="0"/>
                 <w:i w:val="0"/>
                 <w:color w:val="000000"/>
@@ -8944,7 +8944,7 @@
             </w:pPr>
             <w:r>
               <w:rPr>
-                <w:rFonts w:ascii="Roboto Mono for Powerline" w:hAnsi="Roboto Mono for Powerline" w:eastAsia="Roboto Mono for Powerline" w:cs="Roboto Mono for Powerline"/>
+                <w:rFonts w:ascii="Courier New" w:hAnsi="Courier New" w:eastAsia="Courier New" w:cs="Courier New"/>
                 <w:b w:val="0"/>
                 <w:i w:val="0"/>
                 <w:color w:val="000000"/>
@@ -8962,7 +8962,7 @@
             </w:pPr>
             <w:r>
               <w:rPr>
-                <w:rFonts w:ascii="Roboto Mono for Powerline" w:hAnsi="Roboto Mono for Powerline" w:eastAsia="Roboto Mono for Powerline" w:cs="Roboto Mono for Powerline"/>
+                <w:rFonts w:ascii="Courier New" w:hAnsi="Courier New" w:eastAsia="Courier New" w:cs="Courier New"/>
                 <w:b w:val="0"/>
                 <w:i w:val="0"/>
                 <w:color w:val="000000"/>
@@ -8980,7 +8980,7 @@
             </w:pPr>
             <w:r>
               <w:rPr>
-                <w:rFonts w:ascii="Roboto Mono for Powerline" w:hAnsi="Roboto Mono for Powerline" w:eastAsia="Roboto Mono for Powerline" w:cs="Roboto Mono for Powerline"/>
+                <w:rFonts w:ascii="Courier New" w:hAnsi="Courier New" w:eastAsia="Courier New" w:cs="Courier New"/>
                 <w:b w:val="0"/>
                 <w:i w:val="0"/>
                 <w:color w:val="000000"/>
@@ -8998,7 +8998,7 @@
             </w:pPr>
             <w:r>
               <w:rPr>
-                <w:rFonts w:ascii="Roboto Mono for Powerline" w:hAnsi="Roboto Mono for Powerline" w:eastAsia="Roboto Mono for Powerline" w:cs="Roboto Mono for Powerline"/>
+                <w:rFonts w:ascii="Courier New" w:hAnsi="Courier New" w:eastAsia="Courier New" w:cs="Courier New"/>
                 <w:b w:val="0"/>
                 <w:i w:val="0"/>
                 <w:color w:val="000000"/>
@@ -9016,7 +9016,7 @@
             </w:pPr>
             <w:r>
               <w:rPr>
-                <w:rFonts w:ascii="Roboto Mono for Powerline" w:hAnsi="Roboto Mono for Powerline" w:eastAsia="Roboto Mono for Powerline" w:cs="Roboto Mono for Powerline"/>
+                <w:rFonts w:ascii="Courier New" w:hAnsi="Courier New" w:eastAsia="Courier New" w:cs="Courier New"/>
                 <w:b w:val="0"/>
                 <w:i w:val="0"/>
                 <w:color w:val="000000"/>
@@ -9034,7 +9034,7 @@
             </w:pPr>
             <w:r>
               <w:rPr>
-                <w:rFonts w:ascii="Roboto Mono for Powerline" w:hAnsi="Roboto Mono for Powerline" w:eastAsia="Roboto Mono for Powerline" w:cs="Roboto Mono for Powerline"/>
+                <w:rFonts w:ascii="Courier New" w:hAnsi="Courier New" w:eastAsia="Courier New" w:cs="Courier New"/>
                 <w:b w:val="0"/>
                 <w:i w:val="0"/>
                 <w:color w:val="000000"/>
@@ -9052,7 +9052,7 @@
             </w:pPr>
             <w:r>
               <w:rPr>
-                <w:rFonts w:ascii="Roboto Mono for Powerline" w:hAnsi="Roboto Mono for Powerline" w:eastAsia="Roboto Mono for Powerline" w:cs="Roboto Mono for Powerline"/>
+                <w:rFonts w:ascii="Courier New" w:hAnsi="Courier New" w:eastAsia="Courier New" w:cs="Courier New"/>
                 <w:b w:val="0"/>
                 <w:i w:val="0"/>
                 <w:color w:val="000000"/>
@@ -9070,7 +9070,7 @@
             </w:pPr>
             <w:r>
               <w:rPr>
-                <w:rFonts w:ascii="Roboto Mono for Powerline" w:hAnsi="Roboto Mono for Powerline" w:eastAsia="Roboto Mono for Powerline" w:cs="Roboto Mono for Powerline"/>
+                <w:rFonts w:ascii="Courier New" w:hAnsi="Courier New" w:eastAsia="Courier New" w:cs="Courier New"/>
                 <w:b w:val="0"/>
                 <w:i w:val="0"/>
                 <w:color w:val="000000"/>
@@ -9088,7 +9088,7 @@
             </w:pPr>
             <w:r>
               <w:rPr>
-                <w:rFonts w:ascii="Roboto Mono for Powerline" w:hAnsi="Roboto Mono for Powerline" w:eastAsia="Roboto Mono for Powerline" w:cs="Roboto Mono for Powerline"/>
+                <w:rFonts w:ascii="Courier New" w:hAnsi="Courier New" w:eastAsia="Courier New" w:cs="Courier New"/>
                 <w:b w:val="0"/>
                 <w:i w:val="0"/>
                 <w:color w:val="000000"/>
@@ -9106,7 +9106,7 @@
             </w:pPr>
             <w:r>
               <w:rPr>
-                <w:rFonts w:ascii="Roboto Mono for Powerline" w:hAnsi="Roboto Mono for Powerline" w:eastAsia="Roboto Mono for Powerline" w:cs="Roboto Mono for Powerline"/>
+                <w:rFonts w:ascii="Courier New" w:hAnsi="Courier New" w:eastAsia="Courier New" w:cs="Courier New"/>
                 <w:b w:val="0"/>
                 <w:i w:val="0"/>
                 <w:color w:val="000000"/>
@@ -9124,7 +9124,7 @@
             </w:pPr>
             <w:r>
               <w:rPr>
-                <w:rFonts w:ascii="Roboto Mono for Powerline" w:hAnsi="Roboto Mono for Powerline" w:eastAsia="Roboto Mono for Powerline" w:cs="Roboto Mono for Powerline"/>
+                <w:rFonts w:ascii="Courier New" w:hAnsi="Courier New" w:eastAsia="Courier New" w:cs="Courier New"/>
                 <w:b w:val="0"/>
                 <w:i w:val="0"/>
                 <w:color w:val="000000"/>
@@ -9142,7 +9142,7 @@
             </w:pPr>
             <w:r>
               <w:rPr>
-                <w:rFonts w:ascii="Roboto Mono for Powerline" w:hAnsi="Roboto Mono for Powerline" w:eastAsia="Roboto Mono for Powerline" w:cs="Roboto Mono for Powerline"/>
+                <w:rFonts w:ascii="Courier New" w:hAnsi="Courier New" w:eastAsia="Courier New" w:cs="Courier New"/>
                 <w:b w:val="0"/>
                 <w:i w:val="0"/>
                 <w:color w:val="000000"/>
@@ -9160,7 +9160,7 @@
             </w:pPr>
             <w:r>
               <w:rPr>
-                <w:rFonts w:ascii="Roboto Mono for Powerline" w:hAnsi="Roboto Mono for Powerline" w:eastAsia="Roboto Mono for Powerline" w:cs="Roboto Mono for Powerline"/>
+                <w:rFonts w:ascii="Courier New" w:hAnsi="Courier New" w:eastAsia="Courier New" w:cs="Courier New"/>
                 <w:b w:val="0"/>
                 <w:i w:val="0"/>
                 <w:color w:val="000000"/>
@@ -9178,7 +9178,7 @@
             </w:pPr>
             <w:r>
               <w:rPr>
-                <w:rFonts w:ascii="Roboto Mono for Powerline" w:hAnsi="Roboto Mono for Powerline" w:eastAsia="Roboto Mono for Powerline" w:cs="Roboto Mono for Powerline"/>
+                <w:rFonts w:ascii="Courier New" w:hAnsi="Courier New" w:eastAsia="Courier New" w:cs="Courier New"/>
                 <w:b w:val="0"/>
                 <w:i w:val="0"/>
                 <w:color w:val="000000"/>
@@ -9196,7 +9196,7 @@
             </w:pPr>
             <w:r>
               <w:rPr>
-                <w:rFonts w:ascii="Roboto Mono for Powerline" w:hAnsi="Roboto Mono for Powerline" w:eastAsia="Roboto Mono for Powerline" w:cs="Roboto Mono for Powerline"/>
+                <w:rFonts w:ascii="Courier New" w:hAnsi="Courier New" w:eastAsia="Courier New" w:cs="Courier New"/>
                 <w:b w:val="0"/>
                 <w:i w:val="0"/>
                 <w:color w:val="000000"/>
@@ -9214,7 +9214,7 @@
             </w:pPr>
             <w:r>
               <w:rPr>
-                <w:rFonts w:ascii="Roboto Mono for Powerline" w:hAnsi="Roboto Mono for Powerline" w:eastAsia="Roboto Mono for Powerline" w:cs="Roboto Mono for Powerline"/>
+                <w:rFonts w:ascii="Courier New" w:hAnsi="Courier New" w:eastAsia="Courier New" w:cs="Courier New"/>
                 <w:b w:val="0"/>
                 <w:i w:val="0"/>
                 <w:color w:val="000000"/>
@@ -9232,7 +9232,7 @@
             </w:pPr>
             <w:r>
               <w:rPr>
-                <w:rFonts w:ascii="Roboto Mono for Powerline" w:hAnsi="Roboto Mono for Powerline" w:eastAsia="Roboto Mono for Powerline" w:cs="Roboto Mono for Powerline"/>
+                <w:rFonts w:ascii="Courier New" w:hAnsi="Courier New" w:eastAsia="Courier New" w:cs="Courier New"/>
                 <w:b w:val="0"/>
                 <w:i w:val="0"/>
                 <w:color w:val="000000"/>
@@ -9250,7 +9250,7 @@
             </w:pPr>
             <w:r>
               <w:rPr>
-                <w:rFonts w:ascii="Roboto Mono for Powerline" w:hAnsi="Roboto Mono for Powerline" w:eastAsia="Roboto Mono for Powerline" w:cs="Roboto Mono for Powerline"/>
+                <w:rFonts w:ascii="Courier New" w:hAnsi="Courier New" w:eastAsia="Courier New" w:cs="Courier New"/>
                 <w:b w:val="0"/>
                 <w:i w:val="0"/>
                 <w:color w:val="000000"/>
@@ -9268,7 +9268,7 @@
             </w:pPr>
             <w:r>
               <w:rPr>
-                <w:rFonts w:ascii="Roboto Mono for Powerline" w:hAnsi="Roboto Mono for Powerline" w:eastAsia="Roboto Mono for Powerline" w:cs="Roboto Mono for Powerline"/>
+                <w:rFonts w:ascii="Courier New" w:hAnsi="Courier New" w:eastAsia="Courier New" w:cs="Courier New"/>
                 <w:b w:val="0"/>
                 <w:i w:val="0"/>
                 <w:color w:val="000000"/>
@@ -9286,7 +9286,7 @@
             </w:pPr>
             <w:r>
               <w:rPr>
-                <w:rFonts w:ascii="Roboto Mono for Powerline" w:hAnsi="Roboto Mono for Powerline" w:eastAsia="Roboto Mono for Powerline" w:cs="Roboto Mono for Powerline"/>
+                <w:rFonts w:ascii="Courier New" w:hAnsi="Courier New" w:eastAsia="Courier New" w:cs="Courier New"/>
                 <w:b w:val="0"/>
                 <w:i w:val="0"/>
                 <w:color w:val="000000"/>
@@ -9304,7 +9304,7 @@
             </w:pPr>
             <w:r>
               <w:rPr>
-                <w:rFonts w:ascii="Roboto Mono for Powerline" w:hAnsi="Roboto Mono for Powerline" w:eastAsia="Roboto Mono for Powerline" w:cs="Roboto Mono for Powerline"/>
+                <w:rFonts w:ascii="Courier New" w:hAnsi="Courier New" w:eastAsia="Courier New" w:cs="Courier New"/>
                 <w:b w:val="0"/>
                 <w:i w:val="0"/>
                 <w:color w:val="000000"/>
@@ -9322,7 +9322,7 @@
             </w:pPr>
             <w:r>
               <w:rPr>
-                <w:rFonts w:ascii="Roboto Mono for Powerline" w:hAnsi="Roboto Mono for Powerline" w:eastAsia="Roboto Mono for Powerline" w:cs="Roboto Mono for Powerline"/>
+                <w:rFonts w:ascii="Courier New" w:hAnsi="Courier New" w:eastAsia="Courier New" w:cs="Courier New"/>
                 <w:b w:val="0"/>
                 <w:i w:val="0"/>
                 <w:color w:val="000000"/>
@@ -9340,7 +9340,7 @@
             </w:pPr>
             <w:r>
               <w:rPr>
-                <w:rFonts w:ascii="Roboto Mono for Powerline" w:hAnsi="Roboto Mono for Powerline" w:eastAsia="Roboto Mono for Powerline" w:cs="Roboto Mono for Powerline"/>
+                <w:rFonts w:ascii="Courier New" w:hAnsi="Courier New" w:eastAsia="Courier New" w:cs="Courier New"/>
                 <w:b w:val="0"/>
                 <w:i w:val="0"/>
                 <w:color w:val="000000"/>
@@ -9358,7 +9358,7 @@
             </w:pPr>
             <w:r>
               <w:rPr>
-                <w:rFonts w:ascii="Roboto Mono for Powerline" w:hAnsi="Roboto Mono for Powerline" w:eastAsia="Roboto Mono for Powerline" w:cs="Roboto Mono for Powerline"/>
+                <w:rFonts w:ascii="Courier New" w:hAnsi="Courier New" w:eastAsia="Courier New" w:cs="Courier New"/>
                 <w:b w:val="0"/>
                 <w:i w:val="0"/>
                 <w:color w:val="000000"/>
@@ -9376,7 +9376,7 @@
             </w:pPr>
             <w:r>
               <w:rPr>
-                <w:rFonts w:ascii="Roboto Mono for Powerline" w:hAnsi="Roboto Mono for Powerline" w:eastAsia="Roboto Mono for Powerline" w:cs="Roboto Mono for Powerline"/>
+                <w:rFonts w:ascii="Courier New" w:hAnsi="Courier New" w:eastAsia="Courier New" w:cs="Courier New"/>
                 <w:b w:val="0"/>
                 <w:i w:val="0"/>
                 <w:color w:val="000000"/>
@@ -9394,7 +9394,7 @@
             </w:pPr>
             <w:r>
               <w:rPr>
-                <w:rFonts w:ascii="Roboto Mono for Powerline" w:hAnsi="Roboto Mono for Powerline" w:eastAsia="Roboto Mono for Powerline" w:cs="Roboto Mono for Powerline"/>
+                <w:rFonts w:ascii="Courier New" w:hAnsi="Courier New" w:eastAsia="Courier New" w:cs="Courier New"/>
                 <w:b w:val="0"/>
                 <w:i w:val="0"/>
                 <w:color w:val="000000"/>
@@ -9412,7 +9412,7 @@
             </w:pPr>
             <w:r>
               <w:rPr>
-                <w:rFonts w:ascii="Roboto Mono for Powerline" w:hAnsi="Roboto Mono for Powerline" w:eastAsia="Roboto Mono for Powerline" w:cs="Roboto Mono for Powerline"/>
+                <w:rFonts w:ascii="Courier New" w:hAnsi="Courier New" w:eastAsia="Courier New" w:cs="Courier New"/>
                 <w:b w:val="0"/>
                 <w:i w:val="0"/>
                 <w:color w:val="000000"/>
@@ -9430,7 +9430,7 @@
             </w:pPr>
             <w:r>
               <w:rPr>
-                <w:rFonts w:ascii="Roboto Mono for Powerline" w:hAnsi="Roboto Mono for Powerline" w:eastAsia="Roboto Mono for Powerline" w:cs="Roboto Mono for Powerline"/>
+                <w:rFonts w:ascii="Courier New" w:hAnsi="Courier New" w:eastAsia="Courier New" w:cs="Courier New"/>
                 <w:b w:val="0"/>
                 <w:i w:val="0"/>
                 <w:color w:val="000000"/>
@@ -9448,7 +9448,7 @@
             </w:pPr>
             <w:r>
               <w:rPr>
-                <w:rFonts w:ascii="Roboto Mono for Powerline" w:hAnsi="Roboto Mono for Powerline" w:eastAsia="Roboto Mono for Powerline" w:cs="Roboto Mono for Powerline"/>
+                <w:rFonts w:ascii="Courier New" w:hAnsi="Courier New" w:eastAsia="Courier New" w:cs="Courier New"/>
                 <w:b w:val="0"/>
                 <w:i w:val="0"/>
                 <w:color w:val="000000"/>
@@ -9466,7 +9466,7 @@
             </w:pPr>
             <w:r>
               <w:rPr>
-                <w:rFonts w:ascii="Roboto Mono for Powerline" w:hAnsi="Roboto Mono for Powerline" w:eastAsia="Roboto Mono for Powerline" w:cs="Roboto Mono for Powerline"/>
+                <w:rFonts w:ascii="Courier New" w:hAnsi="Courier New" w:eastAsia="Courier New" w:cs="Courier New"/>
                 <w:b w:val="0"/>
                 <w:i w:val="0"/>
                 <w:color w:val="000000"/>
@@ -9484,7 +9484,7 @@
             </w:pPr>
             <w:r>
               <w:rPr>
-                <w:rFonts w:ascii="Roboto Mono for Powerline" w:hAnsi="Roboto Mono for Powerline" w:eastAsia="Roboto Mono for Powerline" w:cs="Roboto Mono for Powerline"/>
+                <w:rFonts w:ascii="Courier New" w:hAnsi="Courier New" w:eastAsia="Courier New" w:cs="Courier New"/>
                 <w:b w:val="0"/>
                 <w:i w:val="0"/>
                 <w:color w:val="000000"/>
@@ -9502,7 +9502,7 @@
             </w:pPr>
             <w:r>
               <w:rPr>
-                <w:rFonts w:ascii="Roboto Mono for Powerline" w:hAnsi="Roboto Mono for Powerline" w:eastAsia="Roboto Mono for Powerline" w:cs="Roboto Mono for Powerline"/>
+                <w:rFonts w:ascii="Courier New" w:hAnsi="Courier New" w:eastAsia="Courier New" w:cs="Courier New"/>
                 <w:b w:val="0"/>
                 <w:i w:val="0"/>
                 <w:color w:val="000000"/>
@@ -9520,7 +9520,7 @@
             </w:pPr>
             <w:r>
               <w:rPr>
-                <w:rFonts w:ascii="Roboto Mono for Powerline" w:hAnsi="Roboto Mono for Powerline" w:eastAsia="Roboto Mono for Powerline" w:cs="Roboto Mono for Powerline"/>
+                <w:rFonts w:ascii="Courier New" w:hAnsi="Courier New" w:eastAsia="Courier New" w:cs="Courier New"/>
                 <w:b w:val="0"/>
                 <w:i w:val="0"/>
                 <w:color w:val="000000"/>
@@ -9538,7 +9538,7 @@
             </w:pPr>
             <w:r>
               <w:rPr>
-                <w:rFonts w:ascii="Roboto Mono for Powerline" w:hAnsi="Roboto Mono for Powerline" w:eastAsia="Roboto Mono for Powerline" w:cs="Roboto Mono for Powerline"/>
+                <w:rFonts w:ascii="Courier New" w:hAnsi="Courier New" w:eastAsia="Courier New" w:cs="Courier New"/>
                 <w:b w:val="0"/>
                 <w:i w:val="0"/>
                 <w:color w:val="000000"/>
@@ -9556,7 +9556,7 @@
             </w:pPr>
             <w:r>
               <w:rPr>
-                <w:rFonts w:ascii="Roboto Mono for Powerline" w:hAnsi="Roboto Mono for Powerline" w:eastAsia="Roboto Mono for Powerline" w:cs="Roboto Mono for Powerline"/>
+                <w:rFonts w:ascii="Courier New" w:hAnsi="Courier New" w:eastAsia="Courier New" w:cs="Courier New"/>
                 <w:b w:val="0"/>
                 <w:i w:val="0"/>
                 <w:color w:val="000000"/>
@@ -9574,7 +9574,7 @@
             </w:pPr>
             <w:r>
               <w:rPr>
-                <w:rFonts w:ascii="Roboto Mono for Powerline" w:hAnsi="Roboto Mono for Powerline" w:eastAsia="Roboto Mono for Powerline" w:cs="Roboto Mono for Powerline"/>
+                <w:rFonts w:ascii="Courier New" w:hAnsi="Courier New" w:eastAsia="Courier New" w:cs="Courier New"/>
                 <w:b w:val="0"/>
                 <w:i w:val="0"/>
                 <w:color w:val="000000"/>
@@ -9592,7 +9592,7 @@
             </w:pPr>
             <w:r>
               <w:rPr>
-                <w:rFonts w:ascii="Roboto Mono for Powerline" w:hAnsi="Roboto Mono for Powerline" w:eastAsia="Roboto Mono for Powerline" w:cs="Roboto Mono for Powerline"/>
+                <w:rFonts w:ascii="Courier New" w:hAnsi="Courier New" w:eastAsia="Courier New" w:cs="Courier New"/>
                 <w:b w:val="0"/>
                 <w:i w:val="0"/>
                 <w:color w:val="000000"/>
@@ -9610,7 +9610,7 @@
             </w:pPr>
             <w:r>
               <w:rPr>
-                <w:rFonts w:ascii="Roboto Mono for Powerline" w:hAnsi="Roboto Mono for Powerline" w:eastAsia="Roboto Mono for Powerline" w:cs="Roboto Mono for Powerline"/>
+                <w:rFonts w:ascii="Courier New" w:hAnsi="Courier New" w:eastAsia="Courier New" w:cs="Courier New"/>
                 <w:b w:val="0"/>
                 <w:i w:val="0"/>
                 <w:color w:val="000000"/>
@@ -9628,7 +9628,7 @@
             </w:pPr>
             <w:r>
               <w:rPr>
-                <w:rFonts w:ascii="Roboto Mono for Powerline" w:hAnsi="Roboto Mono for Powerline" w:eastAsia="Roboto Mono for Powerline" w:cs="Roboto Mono for Powerline"/>
+                <w:rFonts w:ascii="Courier New" w:hAnsi="Courier New" w:eastAsia="Courier New" w:cs="Courier New"/>
                 <w:b w:val="0"/>
                 <w:i w:val="0"/>
                 <w:color w:val="000000"/>
@@ -9646,7 +9646,7 @@
             </w:pPr>
             <w:r>
               <w:rPr>
-                <w:rFonts w:ascii="Roboto Mono for Powerline" w:hAnsi="Roboto Mono for Powerline" w:eastAsia="Roboto Mono for Powerline" w:cs="Roboto Mono for Powerline"/>
+                <w:rFonts w:ascii="Courier New" w:hAnsi="Courier New" w:eastAsia="Courier New" w:cs="Courier New"/>
                 <w:b w:val="0"/>
                 <w:i w:val="0"/>
                 <w:color w:val="000000"/>
@@ -9664,7 +9664,7 @@
             </w:pPr>
             <w:r>
               <w:rPr>
-                <w:rFonts w:ascii="Roboto Mono for Powerline" w:hAnsi="Roboto Mono for Powerline" w:eastAsia="Roboto Mono for Powerline" w:cs="Roboto Mono for Powerline"/>
+                <w:rFonts w:ascii="Courier New" w:hAnsi="Courier New" w:eastAsia="Courier New" w:cs="Courier New"/>
                 <w:b w:val="0"/>
                 <w:i w:val="0"/>
                 <w:color w:val="000000"/>
@@ -9682,7 +9682,7 @@
             </w:pPr>
             <w:r>
               <w:rPr>
-                <w:rFonts w:ascii="Roboto Mono for Powerline" w:hAnsi="Roboto Mono for Powerline" w:eastAsia="Roboto Mono for Powerline" w:cs="Roboto Mono for Powerline"/>
+                <w:rFonts w:ascii="Courier New" w:hAnsi="Courier New" w:eastAsia="Courier New" w:cs="Courier New"/>
                 <w:b w:val="0"/>
                 <w:i w:val="0"/>
                 <w:color w:val="000000"/>
@@ -9700,7 +9700,7 @@
             </w:pPr>
             <w:r>
               <w:rPr>
-                <w:rFonts w:ascii="Roboto Mono for Powerline" w:hAnsi="Roboto Mono for Powerline" w:eastAsia="Roboto Mono for Powerline" w:cs="Roboto Mono for Powerline"/>
+                <w:rFonts w:ascii="Courier New" w:hAnsi="Courier New" w:eastAsia="Courier New" w:cs="Courier New"/>
                 <w:b w:val="0"/>
                 <w:i w:val="0"/>
                 <w:color w:val="000000"/>
@@ -9718,7 +9718,7 @@
             </w:pPr>
             <w:r>
               <w:rPr>
-                <w:rFonts w:ascii="Roboto Mono for Powerline" w:hAnsi="Roboto Mono for Powerline" w:eastAsia="Roboto Mono for Powerline" w:cs="Roboto Mono for Powerline"/>
+                <w:rFonts w:ascii="Courier New" w:hAnsi="Courier New" w:eastAsia="Courier New" w:cs="Courier New"/>
                 <w:b w:val="0"/>
                 <w:i w:val="0"/>
                 <w:color w:val="000000"/>
@@ -9736,7 +9736,7 @@
             </w:pPr>
             <w:r>
               <w:rPr>
-                <w:rFonts w:ascii="Roboto Mono for Powerline" w:hAnsi="Roboto Mono for Powerline" w:eastAsia="Roboto Mono for Powerline" w:cs="Roboto Mono for Powerline"/>
+                <w:rFonts w:ascii="Courier New" w:hAnsi="Courier New" w:eastAsia="Courier New" w:cs="Courier New"/>
                 <w:b w:val="0"/>
                 <w:i w:val="0"/>
                 <w:color w:val="000000"/>
@@ -9754,7 +9754,7 @@
             </w:pPr>
             <w:r>
               <w:rPr>
-                <w:rFonts w:ascii="Roboto Mono for Powerline" w:hAnsi="Roboto Mono for Powerline" w:eastAsia="Roboto Mono for Powerline" w:cs="Roboto Mono for Powerline"/>
+                <w:rFonts w:ascii="Courier New" w:hAnsi="Courier New" w:eastAsia="Courier New" w:cs="Courier New"/>
                 <w:b w:val="0"/>
                 <w:i w:val="0"/>
                 <w:color w:val="000000"/>
@@ -9772,7 +9772,7 @@
             </w:pPr>
             <w:r>
               <w:rPr>
-                <w:rFonts w:ascii="Roboto Mono for Powerline" w:hAnsi="Roboto Mono for Powerline" w:eastAsia="Roboto Mono for Powerline" w:cs="Roboto Mono for Powerline"/>
+                <w:rFonts w:ascii="Courier New" w:hAnsi="Courier New" w:eastAsia="Courier New" w:cs="Courier New"/>
                 <w:b w:val="0"/>
                 <w:i w:val="0"/>
                 <w:color w:val="000000"/>
@@ -9790,7 +9790,7 @@
             </w:pPr>
             <w:r>
               <w:rPr>
-                <w:rFonts w:ascii="Roboto Mono for Powerline" w:hAnsi="Roboto Mono for Powerline" w:eastAsia="Roboto Mono for Powerline" w:cs="Roboto Mono for Powerline"/>
+                <w:rFonts w:ascii="Courier New" w:hAnsi="Courier New" w:eastAsia="Courier New" w:cs="Courier New"/>
                 <w:b w:val="0"/>
                 <w:i w:val="0"/>
                 <w:color w:val="000000"/>
@@ -9808,7 +9808,7 @@
             </w:pPr>
             <w:r>
               <w:rPr>
-                <w:rFonts w:ascii="Roboto Mono for Powerline" w:hAnsi="Roboto Mono for Powerline" w:eastAsia="Roboto Mono for Powerline" w:cs="Roboto Mono for Powerline"/>
+                <w:rFonts w:ascii="Courier New" w:hAnsi="Courier New" w:eastAsia="Courier New" w:cs="Courier New"/>
                 <w:b w:val="0"/>
                 <w:i w:val="0"/>
                 <w:color w:val="000000"/>
@@ -9826,7 +9826,7 @@
             </w:pPr>
             <w:r>
               <w:rPr>
-                <w:rFonts w:ascii="Roboto Mono for Powerline" w:hAnsi="Roboto Mono for Powerline" w:eastAsia="Roboto Mono for Powerline" w:cs="Roboto Mono for Powerline"/>
+                <w:rFonts w:ascii="Courier New" w:hAnsi="Courier New" w:eastAsia="Courier New" w:cs="Courier New"/>
                 <w:b w:val="0"/>
                 <w:i w:val="0"/>
                 <w:color w:val="000000"/>
@@ -9844,7 +9844,7 @@
             </w:pPr>
             <w:r>
               <w:rPr>
-                <w:rFonts w:ascii="Roboto Mono for Powerline" w:hAnsi="Roboto Mono for Powerline" w:eastAsia="Roboto Mono for Powerline" w:cs="Roboto Mono for Powerline"/>
+                <w:rFonts w:ascii="Courier New" w:hAnsi="Courier New" w:eastAsia="Courier New" w:cs="Courier New"/>
                 <w:b w:val="0"/>
                 <w:i w:val="0"/>
                 <w:color w:val="000000"/>
@@ -9862,7 +9862,7 @@
             </w:pPr>
             <w:r>
               <w:rPr>
-                <w:rFonts w:ascii="Roboto Mono for Powerline" w:hAnsi="Roboto Mono for Powerline" w:eastAsia="Roboto Mono for Powerline" w:cs="Roboto Mono for Powerline"/>
+                <w:rFonts w:ascii="Courier New" w:hAnsi="Courier New" w:eastAsia="Courier New" w:cs="Courier New"/>
                 <w:b w:val="0"/>
                 <w:i w:val="0"/>
                 <w:color w:val="000000"/>
@@ -9880,7 +9880,7 @@
             </w:pPr>
             <w:r>
               <w:rPr>
-                <w:rFonts w:ascii="Roboto Mono for Powerline" w:hAnsi="Roboto Mono for Powerline" w:eastAsia="Roboto Mono for Powerline" w:cs="Roboto Mono for Powerline"/>
+                <w:rFonts w:ascii="Courier New" w:hAnsi="Courier New" w:eastAsia="Courier New" w:cs="Courier New"/>
                 <w:b w:val="0"/>
                 <w:i w:val="0"/>
                 <w:color w:val="000000"/>
@@ -9898,7 +9898,7 @@
             </w:pPr>
             <w:r>
               <w:rPr>
-                <w:rFonts w:ascii="Roboto Mono for Powerline" w:hAnsi="Roboto Mono for Powerline" w:eastAsia="Roboto Mono for Powerline" w:cs="Roboto Mono for Powerline"/>
+                <w:rFonts w:ascii="Courier New" w:hAnsi="Courier New" w:eastAsia="Courier New" w:cs="Courier New"/>
                 <w:b w:val="0"/>
                 <w:i w:val="0"/>
                 <w:color w:val="000000"/>
@@ -9916,7 +9916,7 @@
             </w:pPr>
             <w:r>
               <w:rPr>
-                <w:rFonts w:ascii="Roboto Mono for Powerline" w:hAnsi="Roboto Mono for Powerline" w:eastAsia="Roboto Mono for Powerline" w:cs="Roboto Mono for Powerline"/>
+                <w:rFonts w:ascii="Courier New" w:hAnsi="Courier New" w:eastAsia="Courier New" w:cs="Courier New"/>
                 <w:b w:val="0"/>
                 <w:i w:val="0"/>
                 <w:color w:val="000000"/>
@@ -9934,7 +9934,7 @@
             </w:pPr>
             <w:r>
               <w:rPr>
-                <w:rFonts w:ascii="Roboto Mono for Powerline" w:hAnsi="Roboto Mono for Powerline" w:eastAsia="Roboto Mono for Powerline" w:cs="Roboto Mono for Powerline"/>
+                <w:rFonts w:ascii="Courier New" w:hAnsi="Courier New" w:eastAsia="Courier New" w:cs="Courier New"/>
                 <w:b w:val="0"/>
                 <w:i w:val="0"/>
                 <w:color w:val="000000"/>
@@ -9952,7 +9952,7 @@
             </w:pPr>
             <w:r>
               <w:rPr>
-                <w:rFonts w:ascii="Roboto Mono for Powerline" w:hAnsi="Roboto Mono for Powerline" w:eastAsia="Roboto Mono for Powerline" w:cs="Roboto Mono for Powerline"/>
+                <w:rFonts w:ascii="Courier New" w:hAnsi="Courier New" w:eastAsia="Courier New" w:cs="Courier New"/>
                 <w:b w:val="0"/>
                 <w:i w:val="0"/>
                 <w:color w:val="000000"/>
@@ -9970,7 +9970,7 @@
             </w:pPr>
             <w:r>
               <w:rPr>
-                <w:rFonts w:ascii="Roboto Mono for Powerline" w:hAnsi="Roboto Mono for Powerline" w:eastAsia="Roboto Mono for Powerline" w:cs="Roboto Mono for Powerline"/>
+                <w:rFonts w:ascii="Courier New" w:hAnsi="Courier New" w:eastAsia="Courier New" w:cs="Courier New"/>
                 <w:b w:val="0"/>
                 <w:i w:val="0"/>
                 <w:color w:val="000000"/>
@@ -9988,7 +9988,7 @@
             </w:pPr>
             <w:r>
               <w:rPr>
-                <w:rFonts w:ascii="Roboto Mono for Powerline" w:hAnsi="Roboto Mono for Powerline" w:eastAsia="Roboto Mono for Powerline" w:cs="Roboto Mono for Powerline"/>
+                <w:rFonts w:ascii="Courier New" w:hAnsi="Courier New" w:eastAsia="Courier New" w:cs="Courier New"/>
                 <w:b w:val="0"/>
                 <w:i w:val="0"/>
                 <w:color w:val="000000"/>
@@ -10006,7 +10006,7 @@
             </w:pPr>
             <w:r>
               <w:rPr>
-                <w:rFonts w:ascii="Roboto Mono for Powerline" w:hAnsi="Roboto Mono for Powerline" w:eastAsia="Roboto Mono for Powerline" w:cs="Roboto Mono for Powerline"/>
+                <w:rFonts w:ascii="Courier New" w:hAnsi="Courier New" w:eastAsia="Courier New" w:cs="Courier New"/>
                 <w:b w:val="0"/>
                 <w:i w:val="0"/>
                 <w:color w:val="000000"/>
@@ -10024,7 +10024,7 @@
             </w:pPr>
             <w:r>
               <w:rPr>
-                <w:rFonts w:ascii="Roboto Mono for Powerline" w:hAnsi="Roboto Mono for Powerline" w:eastAsia="Roboto Mono for Powerline" w:cs="Roboto Mono for Powerline"/>
+                <w:rFonts w:ascii="Courier New" w:hAnsi="Courier New" w:eastAsia="Courier New" w:cs="Courier New"/>
                 <w:b w:val="0"/>
                 <w:i w:val="0"/>
                 <w:color w:val="000000"/>
@@ -10042,7 +10042,7 @@
             </w:pPr>
             <w:r>
               <w:rPr>
-                <w:rFonts w:ascii="Roboto Mono for Powerline" w:hAnsi="Roboto Mono for Powerline" w:eastAsia="Roboto Mono for Powerline" w:cs="Roboto Mono for Powerline"/>
+                <w:rFonts w:ascii="Courier New" w:hAnsi="Courier New" w:eastAsia="Courier New" w:cs="Courier New"/>
                 <w:b w:val="0"/>
                 <w:i w:val="0"/>
                 <w:color w:val="000000"/>
@@ -10060,7 +10060,7 @@
             </w:pPr>
             <w:r>
               <w:rPr>
-                <w:rFonts w:ascii="Roboto Mono for Powerline" w:hAnsi="Roboto Mono for Powerline" w:eastAsia="Roboto Mono for Powerline" w:cs="Roboto Mono for Powerline"/>
+                <w:rFonts w:ascii="Courier New" w:hAnsi="Courier New" w:eastAsia="Courier New" w:cs="Courier New"/>
                 <w:b w:val="0"/>
                 <w:i w:val="0"/>
                 <w:color w:val="000000"/>
@@ -10078,7 +10078,7 @@
             </w:pPr>
             <w:r>
               <w:rPr>
-                <w:rFonts w:ascii="Roboto Mono for Powerline" w:hAnsi="Roboto Mono for Powerline" w:eastAsia="Roboto Mono for Powerline" w:cs="Roboto Mono for Powerline"/>
+                <w:rFonts w:ascii="Courier New" w:hAnsi="Courier New" w:eastAsia="Courier New" w:cs="Courier New"/>
                 <w:b w:val="0"/>
                 <w:i w:val="0"/>
                 <w:color w:val="000000"/>
@@ -10096,7 +10096,7 @@
             </w:pPr>
             <w:r>
               <w:rPr>
-                <w:rFonts w:ascii="Roboto Mono for Powerline" w:hAnsi="Roboto Mono for Powerline" w:eastAsia="Roboto Mono for Powerline" w:cs="Roboto Mono for Powerline"/>
+                <w:rFonts w:ascii="Courier New" w:hAnsi="Courier New" w:eastAsia="Courier New" w:cs="Courier New"/>
                 <w:b w:val="0"/>
                 <w:i w:val="0"/>
                 <w:color w:val="000000"/>
@@ -10114,7 +10114,7 @@
             </w:pPr>
             <w:r>
               <w:rPr>
-                <w:rFonts w:ascii="Roboto Mono for Powerline" w:hAnsi="Roboto Mono for Powerline" w:eastAsia="Roboto Mono for Powerline" w:cs="Roboto Mono for Powerline"/>
+                <w:rFonts w:ascii="Courier New" w:hAnsi="Courier New" w:eastAsia="Courier New" w:cs="Courier New"/>
                 <w:b w:val="0"/>
                 <w:i w:val="0"/>
                 <w:color w:val="000000"/>
@@ -10132,7 +10132,7 @@
             </w:pPr>
             <w:r>
               <w:rPr>
-                <w:rFonts w:ascii="Roboto Mono for Powerline" w:hAnsi="Roboto Mono for Powerline" w:eastAsia="Roboto Mono for Powerline" w:cs="Roboto Mono for Powerline"/>
+                <w:rFonts w:ascii="Courier New" w:hAnsi="Courier New" w:eastAsia="Courier New" w:cs="Courier New"/>
                 <w:b w:val="0"/>
                 <w:i w:val="0"/>
                 <w:color w:val="000000"/>
@@ -10150,7 +10150,7 @@
             </w:pPr>
             <w:r>
               <w:rPr>
-                <w:rFonts w:ascii="Roboto Mono for Powerline" w:hAnsi="Roboto Mono for Powerline" w:eastAsia="Roboto Mono for Powerline" w:cs="Roboto Mono for Powerline"/>
+                <w:rFonts w:ascii="Courier New" w:hAnsi="Courier New" w:eastAsia="Courier New" w:cs="Courier New"/>
                 <w:b w:val="0"/>
                 <w:i w:val="0"/>
                 <w:color w:val="000000"/>
@@ -10168,7 +10168,7 @@
             </w:pPr>
             <w:r>
               <w:rPr>
-                <w:rFonts w:ascii="Roboto Mono for Powerline" w:hAnsi="Roboto Mono for Powerline" w:eastAsia="Roboto Mono for Powerline" w:cs="Roboto Mono for Powerline"/>
+                <w:rFonts w:ascii="Courier New" w:hAnsi="Courier New" w:eastAsia="Courier New" w:cs="Courier New"/>
                 <w:b w:val="0"/>
                 <w:i w:val="0"/>
                 <w:color w:val="000000"/>
@@ -10186,7 +10186,7 @@
             </w:pPr>
             <w:r>
               <w:rPr>
-                <w:rFonts w:ascii="Roboto Mono for Powerline" w:hAnsi="Roboto Mono for Powerline" w:eastAsia="Roboto Mono for Powerline" w:cs="Roboto Mono for Powerline"/>
+                <w:rFonts w:ascii="Courier New" w:hAnsi="Courier New" w:eastAsia="Courier New" w:cs="Courier New"/>
                 <w:b w:val="0"/>
                 <w:i w:val="0"/>
                 <w:color w:val="000000"/>
@@ -10204,7 +10204,7 @@
             </w:pPr>
             <w:r>
               <w:rPr>
-                <w:rFonts w:ascii="Roboto Mono for Powerline" w:hAnsi="Roboto Mono for Powerline" w:eastAsia="Roboto Mono for Powerline" w:cs="Roboto Mono for Powerline"/>
+                <w:rFonts w:ascii="Courier New" w:hAnsi="Courier New" w:eastAsia="Courier New" w:cs="Courier New"/>
                 <w:b w:val="0"/>
                 <w:i w:val="0"/>
                 <w:color w:val="000000"/>
@@ -10222,7 +10222,7 @@
             </w:pPr>
             <w:r>
               <w:rPr>
-                <w:rFonts w:ascii="Roboto Mono for Powerline" w:hAnsi="Roboto Mono for Powerline" w:eastAsia="Roboto Mono for Powerline" w:cs="Roboto Mono for Powerline"/>
+                <w:rFonts w:ascii="Courier New" w:hAnsi="Courier New" w:eastAsia="Courier New" w:cs="Courier New"/>
                 <w:b w:val="0"/>
                 <w:i w:val="0"/>
                 <w:color w:val="000000"/>
@@ -10240,7 +10240,7 @@
             </w:pPr>
             <w:r>
               <w:rPr>
-                <w:rFonts w:ascii="Roboto Mono for Powerline" w:hAnsi="Roboto Mono for Powerline" w:eastAsia="Roboto Mono for Powerline" w:cs="Roboto Mono for Powerline"/>
+                <w:rFonts w:ascii="Courier New" w:hAnsi="Courier New" w:eastAsia="Courier New" w:cs="Courier New"/>
                 <w:b w:val="0"/>
                 <w:i w:val="0"/>
                 <w:color w:val="000000"/>
@@ -10258,7 +10258,7 @@
             </w:pPr>
             <w:r>
               <w:rPr>
-                <w:rFonts w:ascii="Roboto Mono for Powerline" w:hAnsi="Roboto Mono for Powerline" w:eastAsia="Roboto Mono for Powerline" w:cs="Roboto Mono for Powerline"/>
+                <w:rFonts w:ascii="Courier New" w:hAnsi="Courier New" w:eastAsia="Courier New" w:cs="Courier New"/>
                 <w:b w:val="0"/>
                 <w:i w:val="0"/>
                 <w:color w:val="000000"/>
@@ -10276,7 +10276,7 @@
             </w:pPr>
             <w:r>
               <w:rPr>
-                <w:rFonts w:ascii="Roboto Mono for Powerline" w:hAnsi="Roboto Mono for Powerline" w:eastAsia="Roboto Mono for Powerline" w:cs="Roboto Mono for Powerline"/>
+                <w:rFonts w:ascii="Courier New" w:hAnsi="Courier New" w:eastAsia="Courier New" w:cs="Courier New"/>
                 <w:b w:val="0"/>
                 <w:i w:val="0"/>
                 <w:color w:val="000000"/>
@@ -10294,7 +10294,7 @@
             </w:pPr>
             <w:r>
               <w:rPr>
-                <w:rFonts w:ascii="Roboto Mono for Powerline" w:hAnsi="Roboto Mono for Powerline" w:eastAsia="Roboto Mono for Powerline" w:cs="Roboto Mono for Powerline"/>
+                <w:rFonts w:ascii="Courier New" w:hAnsi="Courier New" w:eastAsia="Courier New" w:cs="Courier New"/>
                 <w:b w:val="0"/>
                 <w:i w:val="0"/>
                 <w:color w:val="000000"/>
@@ -10312,7 +10312,7 @@
             </w:pPr>
             <w:r>
               <w:rPr>
-                <w:rFonts w:ascii="Roboto Mono for Powerline" w:hAnsi="Roboto Mono for Powerline" w:eastAsia="Roboto Mono for Powerline" w:cs="Roboto Mono for Powerline"/>
+                <w:rFonts w:ascii="Courier New" w:hAnsi="Courier New" w:eastAsia="Courier New" w:cs="Courier New"/>
                 <w:b w:val="0"/>
                 <w:i w:val="0"/>
                 <w:color w:val="000000"/>
@@ -10330,7 +10330,7 @@
             </w:pPr>
             <w:r>
               <w:rPr>
-                <w:rFonts w:ascii="Roboto Mono for Powerline" w:hAnsi="Roboto Mono for Powerline" w:eastAsia="Roboto Mono for Powerline" w:cs="Roboto Mono for Powerline"/>
+                <w:rFonts w:ascii="Courier New" w:hAnsi="Courier New" w:eastAsia="Courier New" w:cs="Courier New"/>
                 <w:b w:val="0"/>
                 <w:i w:val="0"/>
                 <w:color w:val="000000"/>
@@ -10348,7 +10348,7 @@
             </w:pPr>
             <w:r>
               <w:rPr>
-                <w:rFonts w:ascii="Roboto Mono for Powerline" w:hAnsi="Roboto Mono for Powerline" w:eastAsia="Roboto Mono for Powerline" w:cs="Roboto Mono for Powerline"/>
+                <w:rFonts w:ascii="Courier New" w:hAnsi="Courier New" w:eastAsia="Courier New" w:cs="Courier New"/>
                 <w:b w:val="0"/>
                 <w:i w:val="0"/>
                 <w:color w:val="000000"/>
@@ -10366,7 +10366,7 @@
             </w:pPr>
             <w:r>
               <w:rPr>
-                <w:rFonts w:ascii="Roboto Mono for Powerline" w:hAnsi="Roboto Mono for Powerline" w:eastAsia="Roboto Mono for Powerline" w:cs="Roboto Mono for Powerline"/>
+                <w:rFonts w:ascii="Courier New" w:hAnsi="Courier New" w:eastAsia="Courier New" w:cs="Courier New"/>
                 <w:b w:val="0"/>
                 <w:i w:val="0"/>
                 <w:color w:val="000000"/>
@@ -10384,7 +10384,7 @@
             </w:pPr>
             <w:r>
               <w:rPr>
-                <w:rFonts w:ascii="Roboto Mono for Powerline" w:hAnsi="Roboto Mono for Powerline" w:eastAsia="Roboto Mono for Powerline" w:cs="Roboto Mono for Powerline"/>
+                <w:rFonts w:ascii="Courier New" w:hAnsi="Courier New" w:eastAsia="Courier New" w:cs="Courier New"/>
                 <w:b w:val="0"/>
                 <w:i w:val="0"/>
                 <w:color w:val="000000"/>
@@ -10402,7 +10402,7 @@
             </w:pPr>
             <w:r>
               <w:rPr>
-                <w:rFonts w:ascii="Roboto Mono for Powerline" w:hAnsi="Roboto Mono for Powerline" w:eastAsia="Roboto Mono for Powerline" w:cs="Roboto Mono for Powerline"/>
+                <w:rFonts w:ascii="Courier New" w:hAnsi="Courier New" w:eastAsia="Courier New" w:cs="Courier New"/>
                 <w:b w:val="0"/>
                 <w:i w:val="0"/>
                 <w:color w:val="000000"/>
@@ -10420,7 +10420,7 @@
             </w:pPr>
             <w:r>
               <w:rPr>
-                <w:rFonts w:ascii="Roboto Mono for Powerline" w:hAnsi="Roboto Mono for Powerline" w:eastAsia="Roboto Mono for Powerline" w:cs="Roboto Mono for Powerline"/>
+                <w:rFonts w:ascii="Courier New" w:hAnsi="Courier New" w:eastAsia="Courier New" w:cs="Courier New"/>
                 <w:b w:val="0"/>
                 <w:i w:val="0"/>
                 <w:color w:val="000000"/>
@@ -10438,7 +10438,7 @@
             </w:pPr>
             <w:r>
               <w:rPr>
-                <w:rFonts w:ascii="Roboto Mono for Powerline" w:hAnsi="Roboto Mono for Powerline" w:eastAsia="Roboto Mono for Powerline" w:cs="Roboto Mono for Powerline"/>
+                <w:rFonts w:ascii="Courier New" w:hAnsi="Courier New" w:eastAsia="Courier New" w:cs="Courier New"/>
                 <w:b w:val="0"/>
                 <w:i w:val="0"/>
                 <w:color w:val="000000"/>
@@ -10456,7 +10456,7 @@
             </w:pPr>
             <w:r>
               <w:rPr>
-                <w:rFonts w:ascii="Roboto Mono for Powerline" w:hAnsi="Roboto Mono for Powerline" w:eastAsia="Roboto Mono for Powerline" w:cs="Roboto Mono for Powerline"/>
+                <w:rFonts w:ascii="Courier New" w:hAnsi="Courier New" w:eastAsia="Courier New" w:cs="Courier New"/>
                 <w:b w:val="0"/>
                 <w:i w:val="0"/>
                 <w:color w:val="000000"/>
@@ -10474,7 +10474,7 @@
             </w:pPr>
             <w:r>
               <w:rPr>
-                <w:rFonts w:ascii="Roboto Mono for Powerline" w:hAnsi="Roboto Mono for Powerline" w:eastAsia="Roboto Mono for Powerline" w:cs="Roboto Mono for Powerline"/>
+                <w:rFonts w:ascii="Courier New" w:hAnsi="Courier New" w:eastAsia="Courier New" w:cs="Courier New"/>
                 <w:b w:val="0"/>
                 <w:i w:val="0"/>
                 <w:color w:val="000000"/>
@@ -10492,7 +10492,7 @@
             </w:pPr>
             <w:r>
               <w:rPr>
-                <w:rFonts w:ascii="Roboto Mono for Powerline" w:hAnsi="Roboto Mono for Powerline" w:eastAsia="Roboto Mono for Powerline" w:cs="Roboto Mono for Powerline"/>
+                <w:rFonts w:ascii="Courier New" w:hAnsi="Courier New" w:eastAsia="Courier New" w:cs="Courier New"/>
                 <w:b w:val="0"/>
                 <w:i w:val="0"/>
                 <w:color w:val="000000"/>
@@ -10510,7 +10510,7 @@
             </w:pPr>
             <w:r>
               <w:rPr>
-                <w:rFonts w:ascii="Roboto Mono for Powerline" w:hAnsi="Roboto Mono for Powerline" w:eastAsia="Roboto Mono for Powerline" w:cs="Roboto Mono for Powerline"/>
+                <w:rFonts w:ascii="Courier New" w:hAnsi="Courier New" w:eastAsia="Courier New" w:cs="Courier New"/>
                 <w:b w:val="0"/>
                 <w:i w:val="0"/>
                 <w:color w:val="000000"/>
@@ -10528,7 +10528,7 @@
             </w:pPr>
             <w:r>
               <w:rPr>
-                <w:rFonts w:ascii="Roboto Mono for Powerline" w:hAnsi="Roboto Mono for Powerline" w:eastAsia="Roboto Mono for Powerline" w:cs="Roboto Mono for Powerline"/>
+                <w:rFonts w:ascii="Courier New" w:hAnsi="Courier New" w:eastAsia="Courier New" w:cs="Courier New"/>
                 <w:b w:val="0"/>
                 <w:i w:val="0"/>
                 <w:color w:val="000000"/>
@@ -10546,7 +10546,7 @@
             </w:pPr>
             <w:r>
               <w:rPr>
-                <w:rFonts w:ascii="Roboto Mono for Powerline" w:hAnsi="Roboto Mono for Powerline" w:eastAsia="Roboto Mono for Powerline" w:cs="Roboto Mono for Powerline"/>
+                <w:rFonts w:ascii="Courier New" w:hAnsi="Courier New" w:eastAsia="Courier New" w:cs="Courier New"/>
                 <w:b w:val="0"/>
                 <w:i w:val="0"/>
                 <w:color w:val="000000"/>
@@ -10564,7 +10564,7 @@
             </w:pPr>
             <w:r>
               <w:rPr>
-                <w:rFonts w:ascii="Roboto Mono for Powerline" w:hAnsi="Roboto Mono for Powerline" w:eastAsia="Roboto Mono for Powerline" w:cs="Roboto Mono for Powerline"/>
+                <w:rFonts w:ascii="Courier New" w:hAnsi="Courier New" w:eastAsia="Courier New" w:cs="Courier New"/>
                 <w:b w:val="0"/>
                 <w:i w:val="0"/>
                 <w:color w:val="000000"/>
@@ -10582,7 +10582,7 @@
             </w:pPr>
             <w:r>
               <w:rPr>
-                <w:rFonts w:ascii="Roboto Mono for Powerline" w:hAnsi="Roboto Mono for Powerline" w:eastAsia="Roboto Mono for Powerline" w:cs="Roboto Mono for Powerline"/>
+                <w:rFonts w:ascii="Courier New" w:hAnsi="Courier New" w:eastAsia="Courier New" w:cs="Courier New"/>
                 <w:b w:val="0"/>
                 <w:i w:val="0"/>
                 <w:color w:val="000000"/>
@@ -10600,7 +10600,7 @@
             </w:pPr>
             <w:r>
               <w:rPr>
-                <w:rFonts w:ascii="Roboto Mono for Powerline" w:hAnsi="Roboto Mono for Powerline" w:eastAsia="Roboto Mono for Powerline" w:cs="Roboto Mono for Powerline"/>
+                <w:rFonts w:ascii="Courier New" w:hAnsi="Courier New" w:eastAsia="Courier New" w:cs="Courier New"/>
                 <w:b w:val="0"/>
                 <w:i w:val="0"/>
                 <w:color w:val="000000"/>
@@ -10618,7 +10618,7 @@
             </w:pPr>
             <w:r>
               <w:rPr>
-                <w:rFonts w:ascii="Roboto Mono for Powerline" w:hAnsi="Roboto Mono for Powerline" w:eastAsia="Roboto Mono for Powerline" w:cs="Roboto Mono for Powerline"/>
+                <w:rFonts w:ascii="Courier New" w:hAnsi="Courier New" w:eastAsia="Courier New" w:cs="Courier New"/>
                 <w:b w:val="0"/>
                 <w:i w:val="0"/>
                 <w:color w:val="000000"/>
@@ -10636,7 +10636,7 @@
             </w:pPr>
             <w:r>
               <w:rPr>
-                <w:rFonts w:ascii="Roboto Mono for Powerline" w:hAnsi="Roboto Mono for Powerline" w:eastAsia="Roboto Mono for Powerline" w:cs="Roboto Mono for Powerline"/>
+                <w:rFonts w:ascii="Courier New" w:hAnsi="Courier New" w:eastAsia="Courier New" w:cs="Courier New"/>
                 <w:b w:val="0"/>
                 <w:i w:val="0"/>
                 <w:color w:val="000000"/>
@@ -10654,7 +10654,7 @@
             </w:pPr>
             <w:r>
               <w:rPr>
-                <w:rFonts w:ascii="Roboto Mono for Powerline" w:hAnsi="Roboto Mono for Powerline" w:eastAsia="Roboto Mono for Powerline" w:cs="Roboto Mono for Powerline"/>
+                <w:rFonts w:ascii="Courier New" w:hAnsi="Courier New" w:eastAsia="Courier New" w:cs="Courier New"/>
                 <w:b w:val="0"/>
                 <w:i w:val="0"/>
                 <w:color w:val="000000"/>
@@ -10672,7 +10672,7 @@
             </w:pPr>
             <w:r>
               <w:rPr>
-                <w:rFonts w:ascii="Roboto Mono for Powerline" w:hAnsi="Roboto Mono for Powerline" w:eastAsia="Roboto Mono for Powerline" w:cs="Roboto Mono for Powerline"/>
+                <w:rFonts w:ascii="Courier New" w:hAnsi="Courier New" w:eastAsia="Courier New" w:cs="Courier New"/>
                 <w:b w:val="0"/>
                 <w:i w:val="0"/>
                 <w:color w:val="000000"/>
@@ -10690,7 +10690,7 @@
             </w:pPr>
             <w:r>
               <w:rPr>
-                <w:rFonts w:ascii="Roboto Mono for Powerline" w:hAnsi="Roboto Mono for Powerline" w:eastAsia="Roboto Mono for Powerline" w:cs="Roboto Mono for Powerline"/>
+                <w:rFonts w:ascii="Courier New" w:hAnsi="Courier New" w:eastAsia="Courier New" w:cs="Courier New"/>
                 <w:b w:val="0"/>
                 <w:i w:val="0"/>
                 <w:color w:val="000000"/>
@@ -10708,7 +10708,7 @@
             </w:pPr>
             <w:r>
               <w:rPr>
-                <w:rFonts w:ascii="Roboto Mono for Powerline" w:hAnsi="Roboto Mono for Powerline" w:eastAsia="Roboto Mono for Powerline" w:cs="Roboto Mono for Powerline"/>
+                <w:rFonts w:ascii="Courier New" w:hAnsi="Courier New" w:eastAsia="Courier New" w:cs="Courier New"/>
                 <w:b w:val="0"/>
                 <w:i w:val="0"/>
                 <w:color w:val="000000"/>
@@ -10726,7 +10726,7 @@
             </w:pPr>
             <w:r>
               <w:rPr>
-                <w:rFonts w:ascii="Roboto Mono for Powerline" w:hAnsi="Roboto Mono for Powerline" w:eastAsia="Roboto Mono for Powerline" w:cs="Roboto Mono for Powerline"/>
+                <w:rFonts w:ascii="Courier New" w:hAnsi="Courier New" w:eastAsia="Courier New" w:cs="Courier New"/>
                 <w:b w:val="0"/>
                 <w:i w:val="0"/>
                 <w:color w:val="000000"/>
@@ -10744,7 +10744,7 @@
             </w:pPr>
             <w:r>
               <w:rPr>
-                <w:rFonts w:ascii="Roboto Mono for Powerline" w:hAnsi="Roboto Mono for Powerline" w:eastAsia="Roboto Mono for Powerline" w:cs="Roboto Mono for Powerline"/>
+                <w:rFonts w:ascii="Courier New" w:hAnsi="Courier New" w:eastAsia="Courier New" w:cs="Courier New"/>
                 <w:b w:val="0"/>
                 <w:i w:val="0"/>
                 <w:color w:val="000000"/>
@@ -10762,24 +10762,24 @@
             </w:pPr>
             <w:r>
               <w:rPr>
-                <w:rFonts w:ascii="Roboto Mono for Powerline" w:hAnsi="Roboto Mono for Powerline" w:eastAsia="Roboto Mono for Powerline" w:cs="Roboto Mono for Powerline"/>
-                <w:b w:val="0"/>
-                <w:i w:val="0"/>
-                <w:color w:val="000000"/>
-                <w:sz w:val="22"/>
-              </w:rPr>
-            </w:r>
-          </w:p>
-          <w:p>
-            <w:pPr>
-              <w:keepNext w:val="0"/>
-              <w:keepLines w:val="0"/>
-              <w:spacing w:before="0" w:after="0" w:line="360" w:lineRule="auto"/>
-              <w:ind w:left="0" w:right="0" w:firstLine="0"/>
-            </w:pPr>
-            <w:r>
-              <w:rPr>
-                <w:rFonts w:ascii="Roboto Mono for Powerline" w:hAnsi="Roboto Mono for Powerline" w:eastAsia="Roboto Mono for Powerline" w:cs="Roboto Mono for Powerline"/>
+                <w:rFonts w:ascii="Courier New" w:hAnsi="Courier New" w:eastAsia="Courier New" w:cs="Courier New"/>
+                <w:b w:val="0"/>
+                <w:i w:val="0"/>
+                <w:color w:val="000000"/>
+                <w:sz w:val="22"/>
+              </w:rPr>
+            </w:r>
+          </w:p>
+          <w:p>
+            <w:pPr>
+              <w:keepNext w:val="0"/>
+              <w:keepLines w:val="0"/>
+              <w:spacing w:before="0" w:after="0" w:line="360" w:lineRule="auto"/>
+              <w:ind w:left="0" w:right="0" w:firstLine="0"/>
+            </w:pPr>
+            <w:r>
+              <w:rPr>
+                <w:rFonts w:ascii="Courier New" w:hAnsi="Courier New" w:eastAsia="Courier New" w:cs="Courier New"/>
                 <w:b w:val="0"/>
                 <w:i w:val="0"/>
                 <w:color w:val="000000"/>
@@ -10797,7 +10797,7 @@
             </w:pPr>
             <w:r>
               <w:rPr>
-                <w:rFonts w:ascii="Roboto Mono for Powerline" w:hAnsi="Roboto Mono for Powerline" w:eastAsia="Roboto Mono for Powerline" w:cs="Roboto Mono for Powerline"/>
+                <w:rFonts w:ascii="Courier New" w:hAnsi="Courier New" w:eastAsia="Courier New" w:cs="Courier New"/>
                 <w:b w:val="0"/>
                 <w:i w:val="0"/>
                 <w:color w:val="000000"/>
@@ -10815,7 +10815,7 @@
             </w:pPr>
             <w:r>
               <w:rPr>
-                <w:rFonts w:ascii="Roboto Mono for Powerline" w:hAnsi="Roboto Mono for Powerline" w:eastAsia="Roboto Mono for Powerline" w:cs="Roboto Mono for Powerline"/>
+                <w:rFonts w:ascii="Courier New" w:hAnsi="Courier New" w:eastAsia="Courier New" w:cs="Courier New"/>
                 <w:b w:val="0"/>
                 <w:i w:val="0"/>
                 <w:color w:val="000000"/>
@@ -10833,7 +10833,7 @@
             </w:pPr>
             <w:r>
               <w:rPr>
-                <w:rFonts w:ascii="Roboto Mono for Powerline" w:hAnsi="Roboto Mono for Powerline" w:eastAsia="Roboto Mono for Powerline" w:cs="Roboto Mono for Powerline"/>
+                <w:rFonts w:ascii="Courier New" w:hAnsi="Courier New" w:eastAsia="Courier New" w:cs="Courier New"/>
                 <w:b w:val="0"/>
                 <w:i w:val="0"/>
                 <w:color w:val="000000"/>
@@ -10851,7 +10851,7 @@
             </w:pPr>
             <w:r>
               <w:rPr>
-                <w:rFonts w:ascii="Roboto Mono for Powerline" w:hAnsi="Roboto Mono for Powerline" w:eastAsia="Roboto Mono for Powerline" w:cs="Roboto Mono for Powerline"/>
+                <w:rFonts w:ascii="Courier New" w:hAnsi="Courier New" w:eastAsia="Courier New" w:cs="Courier New"/>
                 <w:b w:val="0"/>
                 <w:i w:val="0"/>
                 <w:color w:val="000000"/>
@@ -10869,7 +10869,7 @@
             </w:pPr>
             <w:r>
               <w:rPr>
-                <w:rFonts w:ascii="Roboto Mono for Powerline" w:hAnsi="Roboto Mono for Powerline" w:eastAsia="Roboto Mono for Powerline" w:cs="Roboto Mono for Powerline"/>
+                <w:rFonts w:ascii="Courier New" w:hAnsi="Courier New" w:eastAsia="Courier New" w:cs="Courier New"/>
                 <w:b w:val="0"/>
                 <w:i w:val="0"/>
                 <w:color w:val="000000"/>
@@ -10887,7 +10887,7 @@
             </w:pPr>
             <w:r>
               <w:rPr>
-                <w:rFonts w:ascii="Roboto Mono for Powerline" w:hAnsi="Roboto Mono for Powerline" w:eastAsia="Roboto Mono for Powerline" w:cs="Roboto Mono for Powerline"/>
+                <w:rFonts w:ascii="Courier New" w:hAnsi="Courier New" w:eastAsia="Courier New" w:cs="Courier New"/>
                 <w:b w:val="0"/>
                 <w:i w:val="0"/>
                 <w:color w:val="000000"/>
@@ -10905,7 +10905,7 @@
             </w:pPr>
             <w:r>
               <w:rPr>
-                <w:rFonts w:ascii="Roboto Mono for Powerline" w:hAnsi="Roboto Mono for Powerline" w:eastAsia="Roboto Mono for Powerline" w:cs="Roboto Mono for Powerline"/>
+                <w:rFonts w:ascii="Courier New" w:hAnsi="Courier New" w:eastAsia="Courier New" w:cs="Courier New"/>
                 <w:b w:val="0"/>
                 <w:i w:val="0"/>
                 <w:color w:val="000000"/>
@@ -10923,7 +10923,7 @@
             </w:pPr>
             <w:r>
               <w:rPr>
-                <w:rFonts w:ascii="Roboto Mono for Powerline" w:hAnsi="Roboto Mono for Powerline" w:eastAsia="Roboto Mono for Powerline" w:cs="Roboto Mono for Powerline"/>
+                <w:rFonts w:ascii="Courier New" w:hAnsi="Courier New" w:eastAsia="Courier New" w:cs="Courier New"/>
                 <w:b w:val="0"/>
                 <w:i w:val="0"/>
                 <w:color w:val="000000"/>
@@ -10941,7 +10941,7 @@
             </w:pPr>
             <w:r>
               <w:rPr>
-                <w:rFonts w:ascii="Roboto Mono for Powerline" w:hAnsi="Roboto Mono for Powerline" w:eastAsia="Roboto Mono for Powerline" w:cs="Roboto Mono for Powerline"/>
+                <w:rFonts w:ascii="Courier New" w:hAnsi="Courier New" w:eastAsia="Courier New" w:cs="Courier New"/>
                 <w:b w:val="0"/>
                 <w:i w:val="0"/>
                 <w:color w:val="000000"/>
@@ -10959,7 +10959,7 @@
             </w:pPr>
             <w:r>
               <w:rPr>
-                <w:rFonts w:ascii="Roboto Mono for Powerline" w:hAnsi="Roboto Mono for Powerline" w:eastAsia="Roboto Mono for Powerline" w:cs="Roboto Mono for Powerline"/>
+                <w:rFonts w:ascii="Courier New" w:hAnsi="Courier New" w:eastAsia="Courier New" w:cs="Courier New"/>
                 <w:b w:val="0"/>
                 <w:i w:val="0"/>
                 <w:color w:val="000000"/>
@@ -10977,7 +10977,7 @@
             </w:pPr>
             <w:r>
               <w:rPr>
-                <w:rFonts w:ascii="Roboto Mono for Powerline" w:hAnsi="Roboto Mono for Powerline" w:eastAsia="Roboto Mono for Powerline" w:cs="Roboto Mono for Powerline"/>
+                <w:rFonts w:ascii="Courier New" w:hAnsi="Courier New" w:eastAsia="Courier New" w:cs="Courier New"/>
                 <w:b w:val="0"/>
                 <w:i w:val="0"/>
                 <w:color w:val="000000"/>
@@ -10995,7 +10995,7 @@
             </w:pPr>
             <w:r>
               <w:rPr>
-                <w:rFonts w:ascii="Roboto Mono for Powerline" w:hAnsi="Roboto Mono for Powerline" w:eastAsia="Roboto Mono for Powerline" w:cs="Roboto Mono for Powerline"/>
+                <w:rFonts w:ascii="Courier New" w:hAnsi="Courier New" w:eastAsia="Courier New" w:cs="Courier New"/>
                 <w:b w:val="0"/>
                 <w:i w:val="0"/>
                 <w:color w:val="000000"/>
@@ -11013,7 +11013,7 @@
             </w:pPr>
             <w:r>
               <w:rPr>
-                <w:rFonts w:ascii="Roboto Mono for Powerline" w:hAnsi="Roboto Mono for Powerline" w:eastAsia="Roboto Mono for Powerline" w:cs="Roboto Mono for Powerline"/>
+                <w:rFonts w:ascii="Courier New" w:hAnsi="Courier New" w:eastAsia="Courier New" w:cs="Courier New"/>
                 <w:b w:val="0"/>
                 <w:i w:val="0"/>
                 <w:color w:val="000000"/>
@@ -11031,7 +11031,7 @@
             </w:pPr>
             <w:r>
               <w:rPr>
-                <w:rFonts w:ascii="Roboto Mono for Powerline" w:hAnsi="Roboto Mono for Powerline" w:eastAsia="Roboto Mono for Powerline" w:cs="Roboto Mono for Powerline"/>
+                <w:rFonts w:ascii="Courier New" w:hAnsi="Courier New" w:eastAsia="Courier New" w:cs="Courier New"/>
                 <w:b w:val="0"/>
                 <w:i w:val="0"/>
                 <w:color w:val="000000"/>
@@ -11049,7 +11049,7 @@
             </w:pPr>
             <w:r>
               <w:rPr>
-                <w:rFonts w:ascii="Roboto Mono for Powerline" w:hAnsi="Roboto Mono for Powerline" w:eastAsia="Roboto Mono for Powerline" w:cs="Roboto Mono for Powerline"/>
+                <w:rFonts w:ascii="Courier New" w:hAnsi="Courier New" w:eastAsia="Courier New" w:cs="Courier New"/>
                 <w:b w:val="0"/>
                 <w:i w:val="0"/>
                 <w:color w:val="000000"/>
@@ -11067,7 +11067,7 @@
             </w:pPr>
             <w:r>
               <w:rPr>
-                <w:rFonts w:ascii="Roboto Mono for Powerline" w:hAnsi="Roboto Mono for Powerline" w:eastAsia="Roboto Mono for Powerline" w:cs="Roboto Mono for Powerline"/>
+                <w:rFonts w:ascii="Courier New" w:hAnsi="Courier New" w:eastAsia="Courier New" w:cs="Courier New"/>
                 <w:b w:val="0"/>
                 <w:i w:val="0"/>
                 <w:color w:val="000000"/>
@@ -11085,7 +11085,7 @@
             </w:pPr>
             <w:r>
               <w:rPr>
-                <w:rFonts w:ascii="Roboto Mono for Powerline" w:hAnsi="Roboto Mono for Powerline" w:eastAsia="Roboto Mono for Powerline" w:cs="Roboto Mono for Powerline"/>
+                <w:rFonts w:ascii="Courier New" w:hAnsi="Courier New" w:eastAsia="Courier New" w:cs="Courier New"/>
                 <w:b w:val="0"/>
                 <w:i w:val="0"/>
                 <w:color w:val="000000"/>
@@ -11103,7 +11103,7 @@
             </w:pPr>
             <w:r>
               <w:rPr>
-                <w:rFonts w:ascii="Roboto Mono for Powerline" w:hAnsi="Roboto Mono for Powerline" w:eastAsia="Roboto Mono for Powerline" w:cs="Roboto Mono for Powerline"/>
+                <w:rFonts w:ascii="Courier New" w:hAnsi="Courier New" w:eastAsia="Courier New" w:cs="Courier New"/>
                 <w:b w:val="0"/>
                 <w:i w:val="0"/>
                 <w:color w:val="000000"/>
@@ -11121,7 +11121,7 @@
             </w:pPr>
             <w:r>
               <w:rPr>
-                <w:rFonts w:ascii="Roboto Mono for Powerline" w:hAnsi="Roboto Mono for Powerline" w:eastAsia="Roboto Mono for Powerline" w:cs="Roboto Mono for Powerline"/>
+                <w:rFonts w:ascii="Courier New" w:hAnsi="Courier New" w:eastAsia="Courier New" w:cs="Courier New"/>
                 <w:b w:val="0"/>
                 <w:i w:val="0"/>
                 <w:color w:val="000000"/>
@@ -11139,7 +11139,7 @@
             </w:pPr>
             <w:r>
               <w:rPr>
-                <w:rFonts w:ascii="Roboto Mono for Powerline" w:hAnsi="Roboto Mono for Powerline" w:eastAsia="Roboto Mono for Powerline" w:cs="Roboto Mono for Powerline"/>
+                <w:rFonts w:ascii="Courier New" w:hAnsi="Courier New" w:eastAsia="Courier New" w:cs="Courier New"/>
                 <w:b w:val="0"/>
                 <w:i w:val="0"/>
                 <w:color w:val="000000"/>
@@ -11157,7 +11157,7 @@
             </w:pPr>
             <w:r>
               <w:rPr>
-                <w:rFonts w:ascii="Roboto Mono for Powerline" w:hAnsi="Roboto Mono for Powerline" w:eastAsia="Roboto Mono for Powerline" w:cs="Roboto Mono for Powerline"/>
+                <w:rFonts w:ascii="Courier New" w:hAnsi="Courier New" w:eastAsia="Courier New" w:cs="Courier New"/>
                 <w:b w:val="0"/>
                 <w:i w:val="0"/>
                 <w:color w:val="000000"/>
@@ -11175,7 +11175,7 @@
             </w:pPr>
             <w:r>
               <w:rPr>
-                <w:rFonts w:ascii="Roboto Mono for Powerline" w:hAnsi="Roboto Mono for Powerline" w:eastAsia="Roboto Mono for Powerline" w:cs="Roboto Mono for Powerline"/>
+                <w:rFonts w:ascii="Courier New" w:hAnsi="Courier New" w:eastAsia="Courier New" w:cs="Courier New"/>
                 <w:b w:val="0"/>
                 <w:i w:val="0"/>
                 <w:color w:val="000000"/>
@@ -11193,7 +11193,7 @@
             </w:pPr>
             <w:r>
               <w:rPr>
-                <w:rFonts w:ascii="Roboto Mono for Powerline" w:hAnsi="Roboto Mono for Powerline" w:eastAsia="Roboto Mono for Powerline" w:cs="Roboto Mono for Powerline"/>
+                <w:rFonts w:ascii="Courier New" w:hAnsi="Courier New" w:eastAsia="Courier New" w:cs="Courier New"/>
                 <w:b w:val="0"/>
                 <w:i w:val="0"/>
                 <w:color w:val="000000"/>
@@ -11211,7 +11211,7 @@
             </w:pPr>
             <w:r>
               <w:rPr>
-                <w:rFonts w:ascii="Roboto Mono for Powerline" w:hAnsi="Roboto Mono for Powerline" w:eastAsia="Roboto Mono for Powerline" w:cs="Roboto Mono for Powerline"/>
+                <w:rFonts w:ascii="Courier New" w:hAnsi="Courier New" w:eastAsia="Courier New" w:cs="Courier New"/>
                 <w:b w:val="0"/>
                 <w:i w:val="0"/>
                 <w:color w:val="000000"/>
@@ -11229,7 +11229,7 @@
             </w:pPr>
             <w:r>
               <w:rPr>
-                <w:rFonts w:ascii="Roboto Mono for Powerline" w:hAnsi="Roboto Mono for Powerline" w:eastAsia="Roboto Mono for Powerline" w:cs="Roboto Mono for Powerline"/>
+                <w:rFonts w:ascii="Courier New" w:hAnsi="Courier New" w:eastAsia="Courier New" w:cs="Courier New"/>
                 <w:b w:val="0"/>
                 <w:i w:val="0"/>
                 <w:color w:val="000000"/>
@@ -11247,7 +11247,7 @@
             </w:pPr>
             <w:r>
               <w:rPr>
-                <w:rFonts w:ascii="Roboto Mono for Powerline" w:hAnsi="Roboto Mono for Powerline" w:eastAsia="Roboto Mono for Powerline" w:cs="Roboto Mono for Powerline"/>
+                <w:rFonts w:ascii="Courier New" w:hAnsi="Courier New" w:eastAsia="Courier New" w:cs="Courier New"/>
                 <w:b w:val="0"/>
                 <w:i w:val="0"/>
                 <w:color w:val="000000"/>
@@ -11265,7 +11265,7 @@
             </w:pPr>
             <w:r>
               <w:rPr>
-                <w:rFonts w:ascii="Roboto Mono for Powerline" w:hAnsi="Roboto Mono for Powerline" w:eastAsia="Roboto Mono for Powerline" w:cs="Roboto Mono for Powerline"/>
+                <w:rFonts w:ascii="Courier New" w:hAnsi="Courier New" w:eastAsia="Courier New" w:cs="Courier New"/>
                 <w:b w:val="0"/>
                 <w:i w:val="0"/>
                 <w:color w:val="000000"/>
@@ -11283,7 +11283,7 @@
             </w:pPr>
             <w:r>
               <w:rPr>
-                <w:rFonts w:ascii="Roboto Mono for Powerline" w:hAnsi="Roboto Mono for Powerline" w:eastAsia="Roboto Mono for Powerline" w:cs="Roboto Mono for Powerline"/>
+                <w:rFonts w:ascii="Courier New" w:hAnsi="Courier New" w:eastAsia="Courier New" w:cs="Courier New"/>
                 <w:b w:val="0"/>
                 <w:i w:val="0"/>
                 <w:color w:val="000000"/>
@@ -11301,24 +11301,24 @@
             </w:pPr>
             <w:r>
               <w:rPr>
-                <w:rFonts w:ascii="Roboto Mono for Powerline" w:hAnsi="Roboto Mono for Powerline" w:eastAsia="Roboto Mono for Powerline" w:cs="Roboto Mono for Powerline"/>
-                <w:b w:val="0"/>
-                <w:i w:val="0"/>
-                <w:color w:val="000000"/>
-                <w:sz w:val="22"/>
-              </w:rPr>
-            </w:r>
-          </w:p>
-          <w:p>
-            <w:pPr>
-              <w:keepNext w:val="0"/>
-              <w:keepLines w:val="0"/>
-              <w:spacing w:before="0" w:after="0" w:line="360" w:lineRule="auto"/>
-              <w:ind w:left="0" w:right="0" w:firstLine="0"/>
-            </w:pPr>
-            <w:r>
-              <w:rPr>
-                <w:rFonts w:ascii="Roboto Mono for Powerline" w:hAnsi="Roboto Mono for Powerline" w:eastAsia="Roboto Mono for Powerline" w:cs="Roboto Mono for Powerline"/>
+                <w:rFonts w:ascii="Courier New" w:hAnsi="Courier New" w:eastAsia="Courier New" w:cs="Courier New"/>
+                <w:b w:val="0"/>
+                <w:i w:val="0"/>
+                <w:color w:val="000000"/>
+                <w:sz w:val="22"/>
+              </w:rPr>
+            </w:r>
+          </w:p>
+          <w:p>
+            <w:pPr>
+              <w:keepNext w:val="0"/>
+              <w:keepLines w:val="0"/>
+              <w:spacing w:before="0" w:after="0" w:line="360" w:lineRule="auto"/>
+              <w:ind w:left="0" w:right="0" w:firstLine="0"/>
+            </w:pPr>
+            <w:r>
+              <w:rPr>
+                <w:rFonts w:ascii="Courier New" w:hAnsi="Courier New" w:eastAsia="Courier New" w:cs="Courier New"/>
                 <w:b w:val="0"/>
                 <w:i w:val="0"/>
                 <w:color w:val="000000"/>
@@ -11336,7 +11336,7 @@
             </w:pPr>
             <w:r>
               <w:rPr>
-                <w:rFonts w:ascii="Roboto Mono for Powerline" w:hAnsi="Roboto Mono for Powerline" w:eastAsia="Roboto Mono for Powerline" w:cs="Roboto Mono for Powerline"/>
+                <w:rFonts w:ascii="Courier New" w:hAnsi="Courier New" w:eastAsia="Courier New" w:cs="Courier New"/>
                 <w:b w:val="0"/>
                 <w:i w:val="0"/>
                 <w:color w:val="000000"/>
@@ -11354,7 +11354,7 @@
             </w:pPr>
             <w:r>
               <w:rPr>
-                <w:rFonts w:ascii="Roboto Mono for Powerline" w:hAnsi="Roboto Mono for Powerline" w:eastAsia="Roboto Mono for Powerline" w:cs="Roboto Mono for Powerline"/>
+                <w:rFonts w:ascii="Courier New" w:hAnsi="Courier New" w:eastAsia="Courier New" w:cs="Courier New"/>
                 <w:b w:val="0"/>
                 <w:i w:val="0"/>
                 <w:color w:val="000000"/>
@@ -11372,7 +11372,7 @@
             </w:pPr>
             <w:r>
               <w:rPr>
-                <w:rFonts w:ascii="Roboto Mono for Powerline" w:hAnsi="Roboto Mono for Powerline" w:eastAsia="Roboto Mono for Powerline" w:cs="Roboto Mono for Powerline"/>
+                <w:rFonts w:ascii="Courier New" w:hAnsi="Courier New" w:eastAsia="Courier New" w:cs="Courier New"/>
                 <w:b w:val="0"/>
                 <w:i w:val="0"/>
                 <w:color w:val="000000"/>
@@ -11390,7 +11390,7 @@
             </w:pPr>
             <w:r>
               <w:rPr>
-                <w:rFonts w:ascii="Roboto Mono for Powerline" w:hAnsi="Roboto Mono for Powerline" w:eastAsia="Roboto Mono for Powerline" w:cs="Roboto Mono for Powerline"/>
+                <w:rFonts w:ascii="Courier New" w:hAnsi="Courier New" w:eastAsia="Courier New" w:cs="Courier New"/>
                 <w:b w:val="0"/>
                 <w:i w:val="0"/>
                 <w:color w:val="000000"/>
@@ -11408,7 +11408,7 @@
             </w:pPr>
             <w:r>
               <w:rPr>
-                <w:rFonts w:ascii="Roboto Mono for Powerline" w:hAnsi="Roboto Mono for Powerline" w:eastAsia="Roboto Mono for Powerline" w:cs="Roboto Mono for Powerline"/>
+                <w:rFonts w:ascii="Courier New" w:hAnsi="Courier New" w:eastAsia="Courier New" w:cs="Courier New"/>
                 <w:b w:val="0"/>
                 <w:i w:val="0"/>
                 <w:color w:val="000000"/>
@@ -11426,7 +11426,7 @@
             </w:pPr>
             <w:r>
               <w:rPr>
-                <w:rFonts w:ascii="Roboto Mono for Powerline" w:hAnsi="Roboto Mono for Powerline" w:eastAsia="Roboto Mono for Powerline" w:cs="Roboto Mono for Powerline"/>
+                <w:rFonts w:ascii="Courier New" w:hAnsi="Courier New" w:eastAsia="Courier New" w:cs="Courier New"/>
                 <w:b w:val="0"/>
                 <w:i w:val="0"/>
                 <w:color w:val="000000"/>
@@ -11444,7 +11444,7 @@
             </w:pPr>
             <w:r>
               <w:rPr>
-                <w:rFonts w:ascii="Roboto Mono for Powerline" w:hAnsi="Roboto Mono for Powerline" w:eastAsia="Roboto Mono for Powerline" w:cs="Roboto Mono for Powerline"/>
+                <w:rFonts w:ascii="Courier New" w:hAnsi="Courier New" w:eastAsia="Courier New" w:cs="Courier New"/>
                 <w:b w:val="0"/>
                 <w:i w:val="0"/>
                 <w:color w:val="000000"/>
@@ -11462,7 +11462,7 @@
             </w:pPr>
             <w:r>
               <w:rPr>
-                <w:rFonts w:ascii="Roboto Mono for Powerline" w:hAnsi="Roboto Mono for Powerline" w:eastAsia="Roboto Mono for Powerline" w:cs="Roboto Mono for Powerline"/>
+                <w:rFonts w:ascii="Courier New" w:hAnsi="Courier New" w:eastAsia="Courier New" w:cs="Courier New"/>
                 <w:b w:val="0"/>
                 <w:i w:val="0"/>
                 <w:color w:val="000000"/>
@@ -11480,7 +11480,7 @@
             </w:pPr>
             <w:r>
               <w:rPr>
-                <w:rFonts w:ascii="Roboto Mono for Powerline" w:hAnsi="Roboto Mono for Powerline" w:eastAsia="Roboto Mono for Powerline" w:cs="Roboto Mono for Powerline"/>
+                <w:rFonts w:ascii="Courier New" w:hAnsi="Courier New" w:eastAsia="Courier New" w:cs="Courier New"/>
                 <w:b w:val="0"/>
                 <w:i w:val="0"/>
                 <w:color w:val="000000"/>
@@ -11498,7 +11498,7 @@
             </w:pPr>
             <w:r>
               <w:rPr>
-                <w:rFonts w:ascii="Roboto Mono for Powerline" w:hAnsi="Roboto Mono for Powerline" w:eastAsia="Roboto Mono for Powerline" w:cs="Roboto Mono for Powerline"/>
+                <w:rFonts w:ascii="Courier New" w:hAnsi="Courier New" w:eastAsia="Courier New" w:cs="Courier New"/>
                 <w:b w:val="0"/>
                 <w:i w:val="0"/>
                 <w:color w:val="000000"/>
@@ -11516,7 +11516,7 @@
             </w:pPr>
             <w:r>
               <w:rPr>
-                <w:rFonts w:ascii="Roboto Mono for Powerline" w:hAnsi="Roboto Mono for Powerline" w:eastAsia="Roboto Mono for Powerline" w:cs="Roboto Mono for Powerline"/>
+                <w:rFonts w:ascii="Courier New" w:hAnsi="Courier New" w:eastAsia="Courier New" w:cs="Courier New"/>
                 <w:b w:val="0"/>
                 <w:i w:val="0"/>
                 <w:color w:val="000000"/>
@@ -11534,7 +11534,7 @@
             </w:pPr>
             <w:r>
               <w:rPr>
-                <w:rFonts w:ascii="Roboto Mono for Powerline" w:hAnsi="Roboto Mono for Powerline" w:eastAsia="Roboto Mono for Powerline" w:cs="Roboto Mono for Powerline"/>
+                <w:rFonts w:ascii="Courier New" w:hAnsi="Courier New" w:eastAsia="Courier New" w:cs="Courier New"/>
                 <w:b w:val="0"/>
                 <w:i w:val="0"/>
                 <w:color w:val="000000"/>
@@ -11552,7 +11552,7 @@
             </w:pPr>
             <w:r>
               <w:rPr>
-                <w:rFonts w:ascii="Roboto Mono for Powerline" w:hAnsi="Roboto Mono for Powerline" w:eastAsia="Roboto Mono for Powerline" w:cs="Roboto Mono for Powerline"/>
+                <w:rFonts w:ascii="Courier New" w:hAnsi="Courier New" w:eastAsia="Courier New" w:cs="Courier New"/>
                 <w:b w:val="0"/>
                 <w:i w:val="0"/>
                 <w:color w:val="000000"/>
@@ -11570,7 +11570,7 @@
             </w:pPr>
             <w:r>
               <w:rPr>
-                <w:rFonts w:ascii="Roboto Mono for Powerline" w:hAnsi="Roboto Mono for Powerline" w:eastAsia="Roboto Mono for Powerline" w:cs="Roboto Mono for Powerline"/>
+                <w:rFonts w:ascii="Courier New" w:hAnsi="Courier New" w:eastAsia="Courier New" w:cs="Courier New"/>
                 <w:b w:val="0"/>
                 <w:i w:val="0"/>
                 <w:color w:val="000000"/>
@@ -11588,7 +11588,7 @@
             </w:pPr>
             <w:r>
               <w:rPr>
-                <w:rFonts w:ascii="Roboto Mono for Powerline" w:hAnsi="Roboto Mono for Powerline" w:eastAsia="Roboto Mono for Powerline" w:cs="Roboto Mono for Powerline"/>
+                <w:rFonts w:ascii="Courier New" w:hAnsi="Courier New" w:eastAsia="Courier New" w:cs="Courier New"/>
                 <w:b w:val="0"/>
                 <w:i w:val="0"/>
                 <w:color w:val="000000"/>
@@ -11606,7 +11606,7 @@
             </w:pPr>
             <w:r>
               <w:rPr>
-                <w:rFonts w:ascii="Roboto Mono for Powerline" w:hAnsi="Roboto Mono for Powerline" w:eastAsia="Roboto Mono for Powerline" w:cs="Roboto Mono for Powerline"/>
+                <w:rFonts w:ascii="Courier New" w:hAnsi="Courier New" w:eastAsia="Courier New" w:cs="Courier New"/>
                 <w:b w:val="0"/>
                 <w:i w:val="0"/>
                 <w:color w:val="000000"/>
@@ -11624,7 +11624,7 @@
             </w:pPr>
             <w:r>
               <w:rPr>
-                <w:rFonts w:ascii="Roboto Mono for Powerline" w:hAnsi="Roboto Mono for Powerline" w:eastAsia="Roboto Mono for Powerline" w:cs="Roboto Mono for Powerline"/>
+                <w:rFonts w:ascii="Courier New" w:hAnsi="Courier New" w:eastAsia="Courier New" w:cs="Courier New"/>
                 <w:b w:val="0"/>
                 <w:i w:val="0"/>
                 <w:color w:val="000000"/>
@@ -11642,7 +11642,7 @@
             </w:pPr>
             <w:r>
               <w:rPr>
-                <w:rFonts w:ascii="Roboto Mono for Powerline" w:hAnsi="Roboto Mono for Powerline" w:eastAsia="Roboto Mono for Powerline" w:cs="Roboto Mono for Powerline"/>
+                <w:rFonts w:ascii="Courier New" w:hAnsi="Courier New" w:eastAsia="Courier New" w:cs="Courier New"/>
                 <w:b w:val="0"/>
                 <w:i w:val="0"/>
                 <w:color w:val="000000"/>
@@ -11660,7 +11660,7 @@
             </w:pPr>
             <w:r>
               <w:rPr>
-                <w:rFonts w:ascii="Roboto Mono for Powerline" w:hAnsi="Roboto Mono for Powerline" w:eastAsia="Roboto Mono for Powerline" w:cs="Roboto Mono for Powerline"/>
+                <w:rFonts w:ascii="Courier New" w:hAnsi="Courier New" w:eastAsia="Courier New" w:cs="Courier New"/>
                 <w:b w:val="0"/>
                 <w:i w:val="0"/>
                 <w:color w:val="000000"/>
@@ -11678,7 +11678,7 @@
             </w:pPr>
             <w:r>
               <w:rPr>
-                <w:rFonts w:ascii="Roboto Mono for Powerline" w:hAnsi="Roboto Mono for Powerline" w:eastAsia="Roboto Mono for Powerline" w:cs="Roboto Mono for Powerline"/>
+                <w:rFonts w:ascii="Courier New" w:hAnsi="Courier New" w:eastAsia="Courier New" w:cs="Courier New"/>
                 <w:b w:val="0"/>
                 <w:i w:val="0"/>
                 <w:color w:val="000000"/>
@@ -11696,7 +11696,7 @@
             </w:pPr>
             <w:r>
               <w:rPr>
-                <w:rFonts w:ascii="Roboto Mono for Powerline" w:hAnsi="Roboto Mono for Powerline" w:eastAsia="Roboto Mono for Powerline" w:cs="Roboto Mono for Powerline"/>
+                <w:rFonts w:ascii="Courier New" w:hAnsi="Courier New" w:eastAsia="Courier New" w:cs="Courier New"/>
                 <w:b w:val="0"/>
                 <w:i w:val="0"/>
                 <w:color w:val="000000"/>
@@ -11714,7 +11714,7 @@
             </w:pPr>
             <w:r>
               <w:rPr>
-                <w:rFonts w:ascii="Roboto Mono for Powerline" w:hAnsi="Roboto Mono for Powerline" w:eastAsia="Roboto Mono for Powerline" w:cs="Roboto Mono for Powerline"/>
+                <w:rFonts w:ascii="Courier New" w:hAnsi="Courier New" w:eastAsia="Courier New" w:cs="Courier New"/>
                 <w:b w:val="0"/>
                 <w:i w:val="0"/>
                 <w:color w:val="000000"/>
@@ -11732,7 +11732,7 @@
             </w:pPr>
             <w:r>
               <w:rPr>
-                <w:rFonts w:ascii="Roboto Mono for Powerline" w:hAnsi="Roboto Mono for Powerline" w:eastAsia="Roboto Mono for Powerline" w:cs="Roboto Mono for Powerline"/>
+                <w:rFonts w:ascii="Courier New" w:hAnsi="Courier New" w:eastAsia="Courier New" w:cs="Courier New"/>
                 <w:b w:val="0"/>
                 <w:i w:val="0"/>
                 <w:color w:val="000000"/>
@@ -11750,24 +11750,24 @@
             </w:pPr>
             <w:r>
               <w:rPr>
-                <w:rFonts w:ascii="Roboto Mono for Powerline" w:hAnsi="Roboto Mono for Powerline" w:eastAsia="Roboto Mono for Powerline" w:cs="Roboto Mono for Powerline"/>
-                <w:b w:val="0"/>
-                <w:i w:val="0"/>
-                <w:color w:val="000000"/>
-                <w:sz w:val="22"/>
-              </w:rPr>
-            </w:r>
-          </w:p>
-          <w:p>
-            <w:pPr>
-              <w:keepNext w:val="0"/>
-              <w:keepLines w:val="0"/>
-              <w:spacing w:before="0" w:after="0" w:line="360" w:lineRule="auto"/>
-              <w:ind w:left="0" w:right="0" w:firstLine="0"/>
-            </w:pPr>
-            <w:r>
-              <w:rPr>
-                <w:rFonts w:ascii="Roboto Mono for Powerline" w:hAnsi="Roboto Mono for Powerline" w:eastAsia="Roboto Mono for Powerline" w:cs="Roboto Mono for Powerline"/>
+                <w:rFonts w:ascii="Courier New" w:hAnsi="Courier New" w:eastAsia="Courier New" w:cs="Courier New"/>
+                <w:b w:val="0"/>
+                <w:i w:val="0"/>
+                <w:color w:val="000000"/>
+                <w:sz w:val="22"/>
+              </w:rPr>
+            </w:r>
+          </w:p>
+          <w:p>
+            <w:pPr>
+              <w:keepNext w:val="0"/>
+              <w:keepLines w:val="0"/>
+              <w:spacing w:before="0" w:after="0" w:line="360" w:lineRule="auto"/>
+              <w:ind w:left="0" w:right="0" w:firstLine="0"/>
+            </w:pPr>
+            <w:r>
+              <w:rPr>
+                <w:rFonts w:ascii="Courier New" w:hAnsi="Courier New" w:eastAsia="Courier New" w:cs="Courier New"/>
                 <w:b w:val="0"/>
                 <w:i w:val="0"/>
                 <w:color w:val="000000"/>
@@ -11785,7 +11785,7 @@
             </w:pPr>
             <w:r>
               <w:rPr>
-                <w:rFonts w:ascii="Roboto Mono for Powerline" w:hAnsi="Roboto Mono for Powerline" w:eastAsia="Roboto Mono for Powerline" w:cs="Roboto Mono for Powerline"/>
+                <w:rFonts w:ascii="Courier New" w:hAnsi="Courier New" w:eastAsia="Courier New" w:cs="Courier New"/>
                 <w:b w:val="0"/>
                 <w:i w:val="0"/>
                 <w:color w:val="000000"/>
@@ -11803,7 +11803,7 @@
             </w:pPr>
             <w:r>
               <w:rPr>
-                <w:rFonts w:ascii="Roboto Mono for Powerline" w:hAnsi="Roboto Mono for Powerline" w:eastAsia="Roboto Mono for Powerline" w:cs="Roboto Mono for Powerline"/>
+                <w:rFonts w:ascii="Courier New" w:hAnsi="Courier New" w:eastAsia="Courier New" w:cs="Courier New"/>
                 <w:b w:val="0"/>
                 <w:i w:val="0"/>
                 <w:color w:val="000000"/>
@@ -11821,7 +11821,7 @@
             </w:pPr>
             <w:r>
               <w:rPr>
-                <w:rFonts w:ascii="Roboto Mono for Powerline" w:hAnsi="Roboto Mono for Powerline" w:eastAsia="Roboto Mono for Powerline" w:cs="Roboto Mono for Powerline"/>
+                <w:rFonts w:ascii="Courier New" w:hAnsi="Courier New" w:eastAsia="Courier New" w:cs="Courier New"/>
                 <w:b w:val="0"/>
                 <w:i w:val="0"/>
                 <w:color w:val="000000"/>
@@ -11839,7 +11839,7 @@
             </w:pPr>
             <w:r>
               <w:rPr>
-                <w:rFonts w:ascii="Roboto Mono for Powerline" w:hAnsi="Roboto Mono for Powerline" w:eastAsia="Roboto Mono for Powerline" w:cs="Roboto Mono for Powerline"/>
+                <w:rFonts w:ascii="Courier New" w:hAnsi="Courier New" w:eastAsia="Courier New" w:cs="Courier New"/>
                 <w:b w:val="0"/>
                 <w:i w:val="0"/>
                 <w:color w:val="000000"/>
@@ -11857,7 +11857,7 @@
             </w:pPr>
             <w:r>
               <w:rPr>
-                <w:rFonts w:ascii="Roboto Mono for Powerline" w:hAnsi="Roboto Mono for Powerline" w:eastAsia="Roboto Mono for Powerline" w:cs="Roboto Mono for Powerline"/>
+                <w:rFonts w:ascii="Courier New" w:hAnsi="Courier New" w:eastAsia="Courier New" w:cs="Courier New"/>
                 <w:b w:val="0"/>
                 <w:i w:val="0"/>
                 <w:color w:val="000000"/>
@@ -11875,7 +11875,7 @@
             </w:pPr>
             <w:r>
               <w:rPr>
-                <w:rFonts w:ascii="Roboto Mono for Powerline" w:hAnsi="Roboto Mono for Powerline" w:eastAsia="Roboto Mono for Powerline" w:cs="Roboto Mono for Powerline"/>
+                <w:rFonts w:ascii="Courier New" w:hAnsi="Courier New" w:eastAsia="Courier New" w:cs="Courier New"/>
                 <w:b w:val="0"/>
                 <w:i w:val="0"/>
                 <w:color w:val="000000"/>
@@ -11955,10 +11955,10 @@
               <w:insideV w:val="nil"/>
             </w:tcBorders>
             <w:tcMar>
-              <w:top w:w="140" w:type="dxa"/>
-              <w:start w:w="180" w:type="dxa"/>
-              <w:bottom w:w="140" w:type="dxa"/>
-              <w:end w:w="180" w:type="dxa"/>
+              <w:top w:w="240" w:type="dxa"/>
+              <w:start w:w="280" w:type="dxa"/>
+              <w:bottom w:w="240" w:type="dxa"/>
+              <w:end w:w="280" w:type="dxa"/>
             </w:tcMar>
           </w:tcPr>
           <w:p>
@@ -11970,7 +11970,7 @@
             </w:pPr>
             <w:r>
               <w:rPr>
-                <w:rFonts w:ascii="Roboto Mono for Powerline" w:hAnsi="Roboto Mono for Powerline" w:eastAsia="Roboto Mono for Powerline" w:cs="Roboto Mono for Powerline"/>
+                <w:rFonts w:ascii="Courier New" w:hAnsi="Courier New" w:eastAsia="Courier New" w:cs="Courier New"/>
                 <w:b w:val="0"/>
                 <w:i w:val="0"/>
                 <w:color w:val="000000"/>
@@ -11988,24 +11988,24 @@
             </w:pPr>
             <w:r>
               <w:rPr>
-                <w:rFonts w:ascii="Roboto Mono for Powerline" w:hAnsi="Roboto Mono for Powerline" w:eastAsia="Roboto Mono for Powerline" w:cs="Roboto Mono for Powerline"/>
-                <w:b w:val="0"/>
-                <w:i w:val="0"/>
-                <w:color w:val="000000"/>
-                <w:sz w:val="22"/>
-              </w:rPr>
-            </w:r>
-          </w:p>
-          <w:p>
-            <w:pPr>
-              <w:keepNext w:val="0"/>
-              <w:keepLines w:val="0"/>
-              <w:spacing w:before="0" w:after="0" w:line="360" w:lineRule="auto"/>
-              <w:ind w:left="0" w:right="0" w:firstLine="0"/>
-            </w:pPr>
-            <w:r>
-              <w:rPr>
-                <w:rFonts w:ascii="Roboto Mono for Powerline" w:hAnsi="Roboto Mono for Powerline" w:eastAsia="Roboto Mono for Powerline" w:cs="Roboto Mono for Powerline"/>
+                <w:rFonts w:ascii="Courier New" w:hAnsi="Courier New" w:eastAsia="Courier New" w:cs="Courier New"/>
+                <w:b w:val="0"/>
+                <w:i w:val="0"/>
+                <w:color w:val="000000"/>
+                <w:sz w:val="22"/>
+              </w:rPr>
+            </w:r>
+          </w:p>
+          <w:p>
+            <w:pPr>
+              <w:keepNext w:val="0"/>
+              <w:keepLines w:val="0"/>
+              <w:spacing w:before="0" w:after="0" w:line="360" w:lineRule="auto"/>
+              <w:ind w:left="0" w:right="0" w:firstLine="0"/>
+            </w:pPr>
+            <w:r>
+              <w:rPr>
+                <w:rFonts w:ascii="Courier New" w:hAnsi="Courier New" w:eastAsia="Courier New" w:cs="Courier New"/>
                 <w:b w:val="0"/>
                 <w:i w:val="0"/>
                 <w:color w:val="000000"/>
@@ -12023,7 +12023,7 @@
             </w:pPr>
             <w:r>
               <w:rPr>
-                <w:rFonts w:ascii="Roboto Mono for Powerline" w:hAnsi="Roboto Mono for Powerline" w:eastAsia="Roboto Mono for Powerline" w:cs="Roboto Mono for Powerline"/>
+                <w:rFonts w:ascii="Courier New" w:hAnsi="Courier New" w:eastAsia="Courier New" w:cs="Courier New"/>
                 <w:b w:val="0"/>
                 <w:i w:val="0"/>
                 <w:color w:val="000000"/>
@@ -12041,7 +12041,7 @@
             </w:pPr>
             <w:r>
               <w:rPr>
-                <w:rFonts w:ascii="Roboto Mono for Powerline" w:hAnsi="Roboto Mono for Powerline" w:eastAsia="Roboto Mono for Powerline" w:cs="Roboto Mono for Powerline"/>
+                <w:rFonts w:ascii="Courier New" w:hAnsi="Courier New" w:eastAsia="Courier New" w:cs="Courier New"/>
                 <w:b w:val="0"/>
                 <w:i w:val="0"/>
                 <w:color w:val="000000"/>
@@ -12059,7 +12059,7 @@
             </w:pPr>
             <w:r>
               <w:rPr>
-                <w:rFonts w:ascii="Roboto Mono for Powerline" w:hAnsi="Roboto Mono for Powerline" w:eastAsia="Roboto Mono for Powerline" w:cs="Roboto Mono for Powerline"/>
+                <w:rFonts w:ascii="Courier New" w:hAnsi="Courier New" w:eastAsia="Courier New" w:cs="Courier New"/>
                 <w:b w:val="0"/>
                 <w:i w:val="0"/>
                 <w:color w:val="000000"/>
@@ -12077,7 +12077,7 @@
             </w:pPr>
             <w:r>
               <w:rPr>
-                <w:rFonts w:ascii="Roboto Mono for Powerline" w:hAnsi="Roboto Mono for Powerline" w:eastAsia="Roboto Mono for Powerline" w:cs="Roboto Mono for Powerline"/>
+                <w:rFonts w:ascii="Courier New" w:hAnsi="Courier New" w:eastAsia="Courier New" w:cs="Courier New"/>
                 <w:b w:val="0"/>
                 <w:i w:val="0"/>
                 <w:color w:val="000000"/>
@@ -12095,7 +12095,7 @@
             </w:pPr>
             <w:r>
               <w:rPr>
-                <w:rFonts w:ascii="Roboto Mono for Powerline" w:hAnsi="Roboto Mono for Powerline" w:eastAsia="Roboto Mono for Powerline" w:cs="Roboto Mono for Powerline"/>
+                <w:rFonts w:ascii="Courier New" w:hAnsi="Courier New" w:eastAsia="Courier New" w:cs="Courier New"/>
                 <w:b w:val="0"/>
                 <w:i w:val="0"/>
                 <w:color w:val="000000"/>
@@ -12113,7 +12113,7 @@
             </w:pPr>
             <w:r>
               <w:rPr>
-                <w:rFonts w:ascii="Roboto Mono for Powerline" w:hAnsi="Roboto Mono for Powerline" w:eastAsia="Roboto Mono for Powerline" w:cs="Roboto Mono for Powerline"/>
+                <w:rFonts w:ascii="Courier New" w:hAnsi="Courier New" w:eastAsia="Courier New" w:cs="Courier New"/>
                 <w:b w:val="0"/>
                 <w:i w:val="0"/>
                 <w:color w:val="000000"/>
@@ -12131,7 +12131,7 @@
             </w:pPr>
             <w:r>
               <w:rPr>
-                <w:rFonts w:ascii="Roboto Mono for Powerline" w:hAnsi="Roboto Mono for Powerline" w:eastAsia="Roboto Mono for Powerline" w:cs="Roboto Mono for Powerline"/>
+                <w:rFonts w:ascii="Courier New" w:hAnsi="Courier New" w:eastAsia="Courier New" w:cs="Courier New"/>
                 <w:b w:val="0"/>
                 <w:i w:val="0"/>
                 <w:color w:val="000000"/>
@@ -12149,7 +12149,7 @@
             </w:pPr>
             <w:r>
               <w:rPr>
-                <w:rFonts w:ascii="Roboto Mono for Powerline" w:hAnsi="Roboto Mono for Powerline" w:eastAsia="Roboto Mono for Powerline" w:cs="Roboto Mono for Powerline"/>
+                <w:rFonts w:ascii="Courier New" w:hAnsi="Courier New" w:eastAsia="Courier New" w:cs="Courier New"/>
                 <w:b w:val="0"/>
                 <w:i w:val="0"/>
                 <w:color w:val="000000"/>
@@ -12167,7 +12167,7 @@
             </w:pPr>
             <w:r>
               <w:rPr>
-                <w:rFonts w:ascii="Roboto Mono for Powerline" w:hAnsi="Roboto Mono for Powerline" w:eastAsia="Roboto Mono for Powerline" w:cs="Roboto Mono for Powerline"/>
+                <w:rFonts w:ascii="Courier New" w:hAnsi="Courier New" w:eastAsia="Courier New" w:cs="Courier New"/>
                 <w:b w:val="0"/>
                 <w:i w:val="0"/>
                 <w:color w:val="000000"/>
@@ -12185,7 +12185,7 @@
             </w:pPr>
             <w:r>
               <w:rPr>
-                <w:rFonts w:ascii="Roboto Mono for Powerline" w:hAnsi="Roboto Mono for Powerline" w:eastAsia="Roboto Mono for Powerline" w:cs="Roboto Mono for Powerline"/>
+                <w:rFonts w:ascii="Courier New" w:hAnsi="Courier New" w:eastAsia="Courier New" w:cs="Courier New"/>
                 <w:b w:val="0"/>
                 <w:i w:val="0"/>
                 <w:color w:val="000000"/>
@@ -12203,7 +12203,7 @@
             </w:pPr>
             <w:r>
               <w:rPr>
-                <w:rFonts w:ascii="Roboto Mono for Powerline" w:hAnsi="Roboto Mono for Powerline" w:eastAsia="Roboto Mono for Powerline" w:cs="Roboto Mono for Powerline"/>
+                <w:rFonts w:ascii="Courier New" w:hAnsi="Courier New" w:eastAsia="Courier New" w:cs="Courier New"/>
                 <w:b w:val="0"/>
                 <w:i w:val="0"/>
                 <w:color w:val="000000"/>
@@ -12221,7 +12221,7 @@
             </w:pPr>
             <w:r>
               <w:rPr>
-                <w:rFonts w:ascii="Roboto Mono for Powerline" w:hAnsi="Roboto Mono for Powerline" w:eastAsia="Roboto Mono for Powerline" w:cs="Roboto Mono for Powerline"/>
+                <w:rFonts w:ascii="Courier New" w:hAnsi="Courier New" w:eastAsia="Courier New" w:cs="Courier New"/>
                 <w:b w:val="0"/>
                 <w:i w:val="0"/>
                 <w:color w:val="000000"/>
@@ -12239,7 +12239,7 @@
             </w:pPr>
             <w:r>
               <w:rPr>
-                <w:rFonts w:ascii="Roboto Mono for Powerline" w:hAnsi="Roboto Mono for Powerline" w:eastAsia="Roboto Mono for Powerline" w:cs="Roboto Mono for Powerline"/>
+                <w:rFonts w:ascii="Courier New" w:hAnsi="Courier New" w:eastAsia="Courier New" w:cs="Courier New"/>
                 <w:b w:val="0"/>
                 <w:i w:val="0"/>
                 <w:color w:val="000000"/>
@@ -12257,7 +12257,7 @@
             </w:pPr>
             <w:r>
               <w:rPr>
-                <w:rFonts w:ascii="Roboto Mono for Powerline" w:hAnsi="Roboto Mono for Powerline" w:eastAsia="Roboto Mono for Powerline" w:cs="Roboto Mono for Powerline"/>
+                <w:rFonts w:ascii="Courier New" w:hAnsi="Courier New" w:eastAsia="Courier New" w:cs="Courier New"/>
                 <w:b w:val="0"/>
                 <w:i w:val="0"/>
                 <w:color w:val="000000"/>
@@ -12275,7 +12275,7 @@
             </w:pPr>
             <w:r>
               <w:rPr>
-                <w:rFonts w:ascii="Roboto Mono for Powerline" w:hAnsi="Roboto Mono for Powerline" w:eastAsia="Roboto Mono for Powerline" w:cs="Roboto Mono for Powerline"/>
+                <w:rFonts w:ascii="Courier New" w:hAnsi="Courier New" w:eastAsia="Courier New" w:cs="Courier New"/>
                 <w:b w:val="0"/>
                 <w:i w:val="0"/>
                 <w:color w:val="000000"/>
@@ -12293,7 +12293,7 @@
             </w:pPr>
             <w:r>
               <w:rPr>
-                <w:rFonts w:ascii="Roboto Mono for Powerline" w:hAnsi="Roboto Mono for Powerline" w:eastAsia="Roboto Mono for Powerline" w:cs="Roboto Mono for Powerline"/>
+                <w:rFonts w:ascii="Courier New" w:hAnsi="Courier New" w:eastAsia="Courier New" w:cs="Courier New"/>
                 <w:b w:val="0"/>
                 <w:i w:val="0"/>
                 <w:color w:val="000000"/>
@@ -12311,7 +12311,7 @@
             </w:pPr>
             <w:r>
               <w:rPr>
-                <w:rFonts w:ascii="Roboto Mono for Powerline" w:hAnsi="Roboto Mono for Powerline" w:eastAsia="Roboto Mono for Powerline" w:cs="Roboto Mono for Powerline"/>
+                <w:rFonts w:ascii="Courier New" w:hAnsi="Courier New" w:eastAsia="Courier New" w:cs="Courier New"/>
                 <w:b w:val="0"/>
                 <w:i w:val="0"/>
                 <w:color w:val="000000"/>
@@ -12329,7 +12329,7 @@
             </w:pPr>
             <w:r>
               <w:rPr>
-                <w:rFonts w:ascii="Roboto Mono for Powerline" w:hAnsi="Roboto Mono for Powerline" w:eastAsia="Roboto Mono for Powerline" w:cs="Roboto Mono for Powerline"/>
+                <w:rFonts w:ascii="Courier New" w:hAnsi="Courier New" w:eastAsia="Courier New" w:cs="Courier New"/>
                 <w:b w:val="0"/>
                 <w:i w:val="0"/>
                 <w:color w:val="000000"/>
@@ -12347,7 +12347,7 @@
             </w:pPr>
             <w:r>
               <w:rPr>
-                <w:rFonts w:ascii="Roboto Mono for Powerline" w:hAnsi="Roboto Mono for Powerline" w:eastAsia="Roboto Mono for Powerline" w:cs="Roboto Mono for Powerline"/>
+                <w:rFonts w:ascii="Courier New" w:hAnsi="Courier New" w:eastAsia="Courier New" w:cs="Courier New"/>
                 <w:b w:val="0"/>
                 <w:i w:val="0"/>
                 <w:color w:val="000000"/>
@@ -12365,7 +12365,7 @@
             </w:pPr>
             <w:r>
               <w:rPr>
-                <w:rFonts w:ascii="Roboto Mono for Powerline" w:hAnsi="Roboto Mono for Powerline" w:eastAsia="Roboto Mono for Powerline" w:cs="Roboto Mono for Powerline"/>
+                <w:rFonts w:ascii="Courier New" w:hAnsi="Courier New" w:eastAsia="Courier New" w:cs="Courier New"/>
                 <w:b w:val="0"/>
                 <w:i w:val="0"/>
                 <w:color w:val="000000"/>
@@ -12383,7 +12383,7 @@
             </w:pPr>
             <w:r>
               <w:rPr>
-                <w:rFonts w:ascii="Roboto Mono for Powerline" w:hAnsi="Roboto Mono for Powerline" w:eastAsia="Roboto Mono for Powerline" w:cs="Roboto Mono for Powerline"/>
+                <w:rFonts w:ascii="Courier New" w:hAnsi="Courier New" w:eastAsia="Courier New" w:cs="Courier New"/>
                 <w:b w:val="0"/>
                 <w:i w:val="0"/>
                 <w:color w:val="000000"/>
@@ -12401,7 +12401,7 @@
             </w:pPr>
             <w:r>
               <w:rPr>
-                <w:rFonts w:ascii="Roboto Mono for Powerline" w:hAnsi="Roboto Mono for Powerline" w:eastAsia="Roboto Mono for Powerline" w:cs="Roboto Mono for Powerline"/>
+                <w:rFonts w:ascii="Courier New" w:hAnsi="Courier New" w:eastAsia="Courier New" w:cs="Courier New"/>
                 <w:b w:val="0"/>
                 <w:i w:val="0"/>
                 <w:color w:val="000000"/>
@@ -12419,7 +12419,7 @@
             </w:pPr>
             <w:r>
               <w:rPr>
-                <w:rFonts w:ascii="Roboto Mono for Powerline" w:hAnsi="Roboto Mono for Powerline" w:eastAsia="Roboto Mono for Powerline" w:cs="Roboto Mono for Powerline"/>
+                <w:rFonts w:ascii="Courier New" w:hAnsi="Courier New" w:eastAsia="Courier New" w:cs="Courier New"/>
                 <w:b w:val="0"/>
                 <w:i w:val="0"/>
                 <w:color w:val="000000"/>
@@ -12437,7 +12437,7 @@
             </w:pPr>
             <w:r>
               <w:rPr>
-                <w:rFonts w:ascii="Roboto Mono for Powerline" w:hAnsi="Roboto Mono for Powerline" w:eastAsia="Roboto Mono for Powerline" w:cs="Roboto Mono for Powerline"/>
+                <w:rFonts w:ascii="Courier New" w:hAnsi="Courier New" w:eastAsia="Courier New" w:cs="Courier New"/>
                 <w:b w:val="0"/>
                 <w:i w:val="0"/>
                 <w:color w:val="000000"/>
@@ -12455,7 +12455,7 @@
             </w:pPr>
             <w:r>
               <w:rPr>
-                <w:rFonts w:ascii="Roboto Mono for Powerline" w:hAnsi="Roboto Mono for Powerline" w:eastAsia="Roboto Mono for Powerline" w:cs="Roboto Mono for Powerline"/>
+                <w:rFonts w:ascii="Courier New" w:hAnsi="Courier New" w:eastAsia="Courier New" w:cs="Courier New"/>
                 <w:b w:val="0"/>
                 <w:i w:val="0"/>
                 <w:color w:val="000000"/>
@@ -12473,7 +12473,7 @@
             </w:pPr>
             <w:r>
               <w:rPr>
-                <w:rFonts w:ascii="Roboto Mono for Powerline" w:hAnsi="Roboto Mono for Powerline" w:eastAsia="Roboto Mono for Powerline" w:cs="Roboto Mono for Powerline"/>
+                <w:rFonts w:ascii="Courier New" w:hAnsi="Courier New" w:eastAsia="Courier New" w:cs="Courier New"/>
                 <w:b w:val="0"/>
                 <w:i w:val="0"/>
                 <w:color w:val="000000"/>
@@ -12491,7 +12491,7 @@
             </w:pPr>
             <w:r>
               <w:rPr>
-                <w:rFonts w:ascii="Roboto Mono for Powerline" w:hAnsi="Roboto Mono for Powerline" w:eastAsia="Roboto Mono for Powerline" w:cs="Roboto Mono for Powerline"/>
+                <w:rFonts w:ascii="Courier New" w:hAnsi="Courier New" w:eastAsia="Courier New" w:cs="Courier New"/>
                 <w:b w:val="0"/>
                 <w:i w:val="0"/>
                 <w:color w:val="000000"/>
@@ -12509,7 +12509,7 @@
             </w:pPr>
             <w:r>
               <w:rPr>
-                <w:rFonts w:ascii="Roboto Mono for Powerline" w:hAnsi="Roboto Mono for Powerline" w:eastAsia="Roboto Mono for Powerline" w:cs="Roboto Mono for Powerline"/>
+                <w:rFonts w:ascii="Courier New" w:hAnsi="Courier New" w:eastAsia="Courier New" w:cs="Courier New"/>
                 <w:b w:val="0"/>
                 <w:i w:val="0"/>
                 <w:color w:val="000000"/>
@@ -12527,7 +12527,7 @@
             </w:pPr>
             <w:r>
               <w:rPr>
-                <w:rFonts w:ascii="Roboto Mono for Powerline" w:hAnsi="Roboto Mono for Powerline" w:eastAsia="Roboto Mono for Powerline" w:cs="Roboto Mono for Powerline"/>
+                <w:rFonts w:ascii="Courier New" w:hAnsi="Courier New" w:eastAsia="Courier New" w:cs="Courier New"/>
                 <w:b w:val="0"/>
                 <w:i w:val="0"/>
                 <w:color w:val="000000"/>
@@ -12545,7 +12545,7 @@
             </w:pPr>
             <w:r>
               <w:rPr>
-                <w:rFonts w:ascii="Roboto Mono for Powerline" w:hAnsi="Roboto Mono for Powerline" w:eastAsia="Roboto Mono for Powerline" w:cs="Roboto Mono for Powerline"/>
+                <w:rFonts w:ascii="Courier New" w:hAnsi="Courier New" w:eastAsia="Courier New" w:cs="Courier New"/>
                 <w:b w:val="0"/>
                 <w:i w:val="0"/>
                 <w:color w:val="000000"/>
@@ -12563,7 +12563,7 @@
             </w:pPr>
             <w:r>
               <w:rPr>
-                <w:rFonts w:ascii="Roboto Mono for Powerline" w:hAnsi="Roboto Mono for Powerline" w:eastAsia="Roboto Mono for Powerline" w:cs="Roboto Mono for Powerline"/>
+                <w:rFonts w:ascii="Courier New" w:hAnsi="Courier New" w:eastAsia="Courier New" w:cs="Courier New"/>
                 <w:b w:val="0"/>
                 <w:i w:val="0"/>
                 <w:color w:val="000000"/>
@@ -12581,7 +12581,7 @@
             </w:pPr>
             <w:r>
               <w:rPr>
-                <w:rFonts w:ascii="Roboto Mono for Powerline" w:hAnsi="Roboto Mono for Powerline" w:eastAsia="Roboto Mono for Powerline" w:cs="Roboto Mono for Powerline"/>
+                <w:rFonts w:ascii="Courier New" w:hAnsi="Courier New" w:eastAsia="Courier New" w:cs="Courier New"/>
                 <w:b w:val="0"/>
                 <w:i w:val="0"/>
                 <w:color w:val="000000"/>
@@ -12599,7 +12599,7 @@
             </w:pPr>
             <w:r>
               <w:rPr>
-                <w:rFonts w:ascii="Roboto Mono for Powerline" w:hAnsi="Roboto Mono for Powerline" w:eastAsia="Roboto Mono for Powerline" w:cs="Roboto Mono for Powerline"/>
+                <w:rFonts w:ascii="Courier New" w:hAnsi="Courier New" w:eastAsia="Courier New" w:cs="Courier New"/>
                 <w:b w:val="0"/>
                 <w:i w:val="0"/>
                 <w:color w:val="000000"/>
@@ -12617,7 +12617,7 @@
             </w:pPr>
             <w:r>
               <w:rPr>
-                <w:rFonts w:ascii="Roboto Mono for Powerline" w:hAnsi="Roboto Mono for Powerline" w:eastAsia="Roboto Mono for Powerline" w:cs="Roboto Mono for Powerline"/>
+                <w:rFonts w:ascii="Courier New" w:hAnsi="Courier New" w:eastAsia="Courier New" w:cs="Courier New"/>
                 <w:b w:val="0"/>
                 <w:i w:val="0"/>
                 <w:color w:val="000000"/>
@@ -12635,7 +12635,7 @@
             </w:pPr>
             <w:r>
               <w:rPr>
-                <w:rFonts w:ascii="Roboto Mono for Powerline" w:hAnsi="Roboto Mono for Powerline" w:eastAsia="Roboto Mono for Powerline" w:cs="Roboto Mono for Powerline"/>
+                <w:rFonts w:ascii="Courier New" w:hAnsi="Courier New" w:eastAsia="Courier New" w:cs="Courier New"/>
                 <w:b w:val="0"/>
                 <w:i w:val="0"/>
                 <w:color w:val="000000"/>
@@ -12653,7 +12653,7 @@
             </w:pPr>
             <w:r>
               <w:rPr>
-                <w:rFonts w:ascii="Roboto Mono for Powerline" w:hAnsi="Roboto Mono for Powerline" w:eastAsia="Roboto Mono for Powerline" w:cs="Roboto Mono for Powerline"/>
+                <w:rFonts w:ascii="Courier New" w:hAnsi="Courier New" w:eastAsia="Courier New" w:cs="Courier New"/>
                 <w:b w:val="0"/>
                 <w:i w:val="0"/>
                 <w:color w:val="000000"/>
@@ -12671,7 +12671,7 @@
             </w:pPr>
             <w:r>
               <w:rPr>
-                <w:rFonts w:ascii="Roboto Mono for Powerline" w:hAnsi="Roboto Mono for Powerline" w:eastAsia="Roboto Mono for Powerline" w:cs="Roboto Mono for Powerline"/>
+                <w:rFonts w:ascii="Courier New" w:hAnsi="Courier New" w:eastAsia="Courier New" w:cs="Courier New"/>
                 <w:b w:val="0"/>
                 <w:i w:val="0"/>
                 <w:color w:val="000000"/>
@@ -12689,7 +12689,7 @@
             </w:pPr>
             <w:r>
               <w:rPr>
-                <w:rFonts w:ascii="Roboto Mono for Powerline" w:hAnsi="Roboto Mono for Powerline" w:eastAsia="Roboto Mono for Powerline" w:cs="Roboto Mono for Powerline"/>
+                <w:rFonts w:ascii="Courier New" w:hAnsi="Courier New" w:eastAsia="Courier New" w:cs="Courier New"/>
                 <w:b w:val="0"/>
                 <w:i w:val="0"/>
                 <w:color w:val="000000"/>
@@ -12707,7 +12707,7 @@
             </w:pPr>
             <w:r>
               <w:rPr>
-                <w:rFonts w:ascii="Roboto Mono for Powerline" w:hAnsi="Roboto Mono for Powerline" w:eastAsia="Roboto Mono for Powerline" w:cs="Roboto Mono for Powerline"/>
+                <w:rFonts w:ascii="Courier New" w:hAnsi="Courier New" w:eastAsia="Courier New" w:cs="Courier New"/>
                 <w:b w:val="0"/>
                 <w:i w:val="0"/>
                 <w:color w:val="000000"/>
@@ -12725,7 +12725,7 @@
             </w:pPr>
             <w:r>
               <w:rPr>
-                <w:rFonts w:ascii="Roboto Mono for Powerline" w:hAnsi="Roboto Mono for Powerline" w:eastAsia="Roboto Mono for Powerline" w:cs="Roboto Mono for Powerline"/>
+                <w:rFonts w:ascii="Courier New" w:hAnsi="Courier New" w:eastAsia="Courier New" w:cs="Courier New"/>
                 <w:b w:val="0"/>
                 <w:i w:val="0"/>
                 <w:color w:val="000000"/>
@@ -12743,7 +12743,7 @@
             </w:pPr>
             <w:r>
               <w:rPr>
-                <w:rFonts w:ascii="Roboto Mono for Powerline" w:hAnsi="Roboto Mono for Powerline" w:eastAsia="Roboto Mono for Powerline" w:cs="Roboto Mono for Powerline"/>
+                <w:rFonts w:ascii="Courier New" w:hAnsi="Courier New" w:eastAsia="Courier New" w:cs="Courier New"/>
                 <w:b w:val="0"/>
                 <w:i w:val="0"/>
                 <w:color w:val="000000"/>
@@ -12761,7 +12761,7 @@
             </w:pPr>
             <w:r>
               <w:rPr>
-                <w:rFonts w:ascii="Roboto Mono for Powerline" w:hAnsi="Roboto Mono for Powerline" w:eastAsia="Roboto Mono for Powerline" w:cs="Roboto Mono for Powerline"/>
+                <w:rFonts w:ascii="Courier New" w:hAnsi="Courier New" w:eastAsia="Courier New" w:cs="Courier New"/>
                 <w:b w:val="0"/>
                 <w:i w:val="0"/>
                 <w:color w:val="000000"/>
@@ -12779,7 +12779,7 @@
             </w:pPr>
             <w:r>
               <w:rPr>
-                <w:rFonts w:ascii="Roboto Mono for Powerline" w:hAnsi="Roboto Mono for Powerline" w:eastAsia="Roboto Mono for Powerline" w:cs="Roboto Mono for Powerline"/>
+                <w:rFonts w:ascii="Courier New" w:hAnsi="Courier New" w:eastAsia="Courier New" w:cs="Courier New"/>
                 <w:b w:val="0"/>
                 <w:i w:val="0"/>
                 <w:color w:val="000000"/>
@@ -12797,7 +12797,7 @@
             </w:pPr>
             <w:r>
               <w:rPr>
-                <w:rFonts w:ascii="Roboto Mono for Powerline" w:hAnsi="Roboto Mono for Powerline" w:eastAsia="Roboto Mono for Powerline" w:cs="Roboto Mono for Powerline"/>
+                <w:rFonts w:ascii="Courier New" w:hAnsi="Courier New" w:eastAsia="Courier New" w:cs="Courier New"/>
                 <w:b w:val="0"/>
                 <w:i w:val="0"/>
                 <w:color w:val="000000"/>
@@ -12815,7 +12815,7 @@
             </w:pPr>
             <w:r>
               <w:rPr>
-                <w:rFonts w:ascii="Roboto Mono for Powerline" w:hAnsi="Roboto Mono for Powerline" w:eastAsia="Roboto Mono for Powerline" w:cs="Roboto Mono for Powerline"/>
+                <w:rFonts w:ascii="Courier New" w:hAnsi="Courier New" w:eastAsia="Courier New" w:cs="Courier New"/>
                 <w:b w:val="0"/>
                 <w:i w:val="0"/>
                 <w:color w:val="000000"/>
@@ -12833,7 +12833,7 @@
             </w:pPr>
             <w:r>
               <w:rPr>
-                <w:rFonts w:ascii="Roboto Mono for Powerline" w:hAnsi="Roboto Mono for Powerline" w:eastAsia="Roboto Mono for Powerline" w:cs="Roboto Mono for Powerline"/>
+                <w:rFonts w:ascii="Courier New" w:hAnsi="Courier New" w:eastAsia="Courier New" w:cs="Courier New"/>
                 <w:b w:val="0"/>
                 <w:i w:val="0"/>
                 <w:color w:val="000000"/>
@@ -12851,7 +12851,7 @@
             </w:pPr>
             <w:r>
               <w:rPr>
-                <w:rFonts w:ascii="Roboto Mono for Powerline" w:hAnsi="Roboto Mono for Powerline" w:eastAsia="Roboto Mono for Powerline" w:cs="Roboto Mono for Powerline"/>
+                <w:rFonts w:ascii="Courier New" w:hAnsi="Courier New" w:eastAsia="Courier New" w:cs="Courier New"/>
                 <w:b w:val="0"/>
                 <w:i w:val="0"/>
                 <w:color w:val="000000"/>
@@ -12869,7 +12869,7 @@
             </w:pPr>
             <w:r>
               <w:rPr>
-                <w:rFonts w:ascii="Roboto Mono for Powerline" w:hAnsi="Roboto Mono for Powerline" w:eastAsia="Roboto Mono for Powerline" w:cs="Roboto Mono for Powerline"/>
+                <w:rFonts w:ascii="Courier New" w:hAnsi="Courier New" w:eastAsia="Courier New" w:cs="Courier New"/>
                 <w:b w:val="0"/>
                 <w:i w:val="0"/>
                 <w:color w:val="000000"/>
@@ -12887,24 +12887,24 @@
             </w:pPr>
             <w:r>
               <w:rPr>
-                <w:rFonts w:ascii="Roboto Mono for Powerline" w:hAnsi="Roboto Mono for Powerline" w:eastAsia="Roboto Mono for Powerline" w:cs="Roboto Mono for Powerline"/>
-                <w:b w:val="0"/>
-                <w:i w:val="0"/>
-                <w:color w:val="000000"/>
-                <w:sz w:val="22"/>
-              </w:rPr>
-            </w:r>
-          </w:p>
-          <w:p>
-            <w:pPr>
-              <w:keepNext w:val="0"/>
-              <w:keepLines w:val="0"/>
-              <w:spacing w:before="0" w:after="0" w:line="360" w:lineRule="auto"/>
-              <w:ind w:left="0" w:right="0" w:firstLine="0"/>
-            </w:pPr>
-            <w:r>
-              <w:rPr>
-                <w:rFonts w:ascii="Roboto Mono for Powerline" w:hAnsi="Roboto Mono for Powerline" w:eastAsia="Roboto Mono for Powerline" w:cs="Roboto Mono for Powerline"/>
+                <w:rFonts w:ascii="Courier New" w:hAnsi="Courier New" w:eastAsia="Courier New" w:cs="Courier New"/>
+                <w:b w:val="0"/>
+                <w:i w:val="0"/>
+                <w:color w:val="000000"/>
+                <w:sz w:val="22"/>
+              </w:rPr>
+            </w:r>
+          </w:p>
+          <w:p>
+            <w:pPr>
+              <w:keepNext w:val="0"/>
+              <w:keepLines w:val="0"/>
+              <w:spacing w:before="0" w:after="0" w:line="360" w:lineRule="auto"/>
+              <w:ind w:left="0" w:right="0" w:firstLine="0"/>
+            </w:pPr>
+            <w:r>
+              <w:rPr>
+                <w:rFonts w:ascii="Courier New" w:hAnsi="Courier New" w:eastAsia="Courier New" w:cs="Courier New"/>
                 <w:b w:val="0"/>
                 <w:i w:val="0"/>
                 <w:color w:val="000000"/>
@@ -12922,7 +12922,7 @@
             </w:pPr>
             <w:r>
               <w:rPr>
-                <w:rFonts w:ascii="Roboto Mono for Powerline" w:hAnsi="Roboto Mono for Powerline" w:eastAsia="Roboto Mono for Powerline" w:cs="Roboto Mono for Powerline"/>
+                <w:rFonts w:ascii="Courier New" w:hAnsi="Courier New" w:eastAsia="Courier New" w:cs="Courier New"/>
                 <w:b w:val="0"/>
                 <w:i w:val="0"/>
                 <w:color w:val="000000"/>
@@ -12940,7 +12940,7 @@
             </w:pPr>
             <w:r>
               <w:rPr>
-                <w:rFonts w:ascii="Roboto Mono for Powerline" w:hAnsi="Roboto Mono for Powerline" w:eastAsia="Roboto Mono for Powerline" w:cs="Roboto Mono for Powerline"/>
+                <w:rFonts w:ascii="Courier New" w:hAnsi="Courier New" w:eastAsia="Courier New" w:cs="Courier New"/>
                 <w:b w:val="0"/>
                 <w:i w:val="0"/>
                 <w:color w:val="000000"/>
@@ -12958,7 +12958,7 @@
             </w:pPr>
             <w:r>
               <w:rPr>
-                <w:rFonts w:ascii="Roboto Mono for Powerline" w:hAnsi="Roboto Mono for Powerline" w:eastAsia="Roboto Mono for Powerline" w:cs="Roboto Mono for Powerline"/>
+                <w:rFonts w:ascii="Courier New" w:hAnsi="Courier New" w:eastAsia="Courier New" w:cs="Courier New"/>
                 <w:b w:val="0"/>
                 <w:i w:val="0"/>
                 <w:color w:val="000000"/>
@@ -12976,7 +12976,7 @@
             </w:pPr>
             <w:r>
               <w:rPr>
-                <w:rFonts w:ascii="Roboto Mono for Powerline" w:hAnsi="Roboto Mono for Powerline" w:eastAsia="Roboto Mono for Powerline" w:cs="Roboto Mono for Powerline"/>
+                <w:rFonts w:ascii="Courier New" w:hAnsi="Courier New" w:eastAsia="Courier New" w:cs="Courier New"/>
                 <w:b w:val="0"/>
                 <w:i w:val="0"/>
                 <w:color w:val="000000"/>
@@ -12994,7 +12994,7 @@
             </w:pPr>
             <w:r>
               <w:rPr>
-                <w:rFonts w:ascii="Roboto Mono for Powerline" w:hAnsi="Roboto Mono for Powerline" w:eastAsia="Roboto Mono for Powerline" w:cs="Roboto Mono for Powerline"/>
+                <w:rFonts w:ascii="Courier New" w:hAnsi="Courier New" w:eastAsia="Courier New" w:cs="Courier New"/>
                 <w:b w:val="0"/>
                 <w:i w:val="0"/>
                 <w:color w:val="000000"/>
@@ -13012,7 +13012,7 @@
             </w:pPr>
             <w:r>
               <w:rPr>
-                <w:rFonts w:ascii="Roboto Mono for Powerline" w:hAnsi="Roboto Mono for Powerline" w:eastAsia="Roboto Mono for Powerline" w:cs="Roboto Mono for Powerline"/>
+                <w:rFonts w:ascii="Courier New" w:hAnsi="Courier New" w:eastAsia="Courier New" w:cs="Courier New"/>
                 <w:b w:val="0"/>
                 <w:i w:val="0"/>
                 <w:color w:val="000000"/>
@@ -13030,7 +13030,7 @@
             </w:pPr>
             <w:r>
               <w:rPr>
-                <w:rFonts w:ascii="Roboto Mono for Powerline" w:hAnsi="Roboto Mono for Powerline" w:eastAsia="Roboto Mono for Powerline" w:cs="Roboto Mono for Powerline"/>
+                <w:rFonts w:ascii="Courier New" w:hAnsi="Courier New" w:eastAsia="Courier New" w:cs="Courier New"/>
                 <w:b w:val="0"/>
                 <w:i w:val="0"/>
                 <w:color w:val="000000"/>
@@ -13048,7 +13048,7 @@
             </w:pPr>
             <w:r>
               <w:rPr>
-                <w:rFonts w:ascii="Roboto Mono for Powerline" w:hAnsi="Roboto Mono for Powerline" w:eastAsia="Roboto Mono for Powerline" w:cs="Roboto Mono for Powerline"/>
+                <w:rFonts w:ascii="Courier New" w:hAnsi="Courier New" w:eastAsia="Courier New" w:cs="Courier New"/>
                 <w:b w:val="0"/>
                 <w:i w:val="0"/>
                 <w:color w:val="000000"/>
@@ -13066,7 +13066,7 @@
             </w:pPr>
             <w:r>
               <w:rPr>
-                <w:rFonts w:ascii="Roboto Mono for Powerline" w:hAnsi="Roboto Mono for Powerline" w:eastAsia="Roboto Mono for Powerline" w:cs="Roboto Mono for Powerline"/>
+                <w:rFonts w:ascii="Courier New" w:hAnsi="Courier New" w:eastAsia="Courier New" w:cs="Courier New"/>
                 <w:b w:val="0"/>
                 <w:i w:val="0"/>
                 <w:color w:val="000000"/>
@@ -13084,7 +13084,7 @@
             </w:pPr>
             <w:r>
               <w:rPr>
-                <w:rFonts w:ascii="Roboto Mono for Powerline" w:hAnsi="Roboto Mono for Powerline" w:eastAsia="Roboto Mono for Powerline" w:cs="Roboto Mono for Powerline"/>
+                <w:rFonts w:ascii="Courier New" w:hAnsi="Courier New" w:eastAsia="Courier New" w:cs="Courier New"/>
                 <w:b w:val="0"/>
                 <w:i w:val="0"/>
                 <w:color w:val="000000"/>
@@ -13102,7 +13102,7 @@
             </w:pPr>
             <w:r>
               <w:rPr>
-                <w:rFonts w:ascii="Roboto Mono for Powerline" w:hAnsi="Roboto Mono for Powerline" w:eastAsia="Roboto Mono for Powerline" w:cs="Roboto Mono for Powerline"/>
+                <w:rFonts w:ascii="Courier New" w:hAnsi="Courier New" w:eastAsia="Courier New" w:cs="Courier New"/>
                 <w:b w:val="0"/>
                 <w:i w:val="0"/>
                 <w:color w:val="000000"/>
@@ -13120,7 +13120,7 @@
             </w:pPr>
             <w:r>
               <w:rPr>
-                <w:rFonts w:ascii="Roboto Mono for Powerline" w:hAnsi="Roboto Mono for Powerline" w:eastAsia="Roboto Mono for Powerline" w:cs="Roboto Mono for Powerline"/>
+                <w:rFonts w:ascii="Courier New" w:hAnsi="Courier New" w:eastAsia="Courier New" w:cs="Courier New"/>
                 <w:b w:val="0"/>
                 <w:i w:val="0"/>
                 <w:color w:val="000000"/>
@@ -13138,7 +13138,7 @@
             </w:pPr>
             <w:r>
               <w:rPr>
-                <w:rFonts w:ascii="Roboto Mono for Powerline" w:hAnsi="Roboto Mono for Powerline" w:eastAsia="Roboto Mono for Powerline" w:cs="Roboto Mono for Powerline"/>
+                <w:rFonts w:ascii="Courier New" w:hAnsi="Courier New" w:eastAsia="Courier New" w:cs="Courier New"/>
                 <w:b w:val="0"/>
                 <w:i w:val="0"/>
                 <w:color w:val="000000"/>
@@ -13156,24 +13156,24 @@
             </w:pPr>
             <w:r>
               <w:rPr>
-                <w:rFonts w:ascii="Roboto Mono for Powerline" w:hAnsi="Roboto Mono for Powerline" w:eastAsia="Roboto Mono for Powerline" w:cs="Roboto Mono for Powerline"/>
-                <w:b w:val="0"/>
-                <w:i w:val="0"/>
-                <w:color w:val="000000"/>
-                <w:sz w:val="22"/>
-              </w:rPr>
-            </w:r>
-          </w:p>
-          <w:p>
-            <w:pPr>
-              <w:keepNext w:val="0"/>
-              <w:keepLines w:val="0"/>
-              <w:spacing w:before="0" w:after="0" w:line="360" w:lineRule="auto"/>
-              <w:ind w:left="0" w:right="0" w:firstLine="0"/>
-            </w:pPr>
-            <w:r>
-              <w:rPr>
-                <w:rFonts w:ascii="Roboto Mono for Powerline" w:hAnsi="Roboto Mono for Powerline" w:eastAsia="Roboto Mono for Powerline" w:cs="Roboto Mono for Powerline"/>
+                <w:rFonts w:ascii="Courier New" w:hAnsi="Courier New" w:eastAsia="Courier New" w:cs="Courier New"/>
+                <w:b w:val="0"/>
+                <w:i w:val="0"/>
+                <w:color w:val="000000"/>
+                <w:sz w:val="22"/>
+              </w:rPr>
+            </w:r>
+          </w:p>
+          <w:p>
+            <w:pPr>
+              <w:keepNext w:val="0"/>
+              <w:keepLines w:val="0"/>
+              <w:spacing w:before="0" w:after="0" w:line="360" w:lineRule="auto"/>
+              <w:ind w:left="0" w:right="0" w:firstLine="0"/>
+            </w:pPr>
+            <w:r>
+              <w:rPr>
+                <w:rFonts w:ascii="Courier New" w:hAnsi="Courier New" w:eastAsia="Courier New" w:cs="Courier New"/>
                 <w:b w:val="0"/>
                 <w:i w:val="0"/>
                 <w:color w:val="000000"/>
@@ -13191,7 +13191,7 @@
             </w:pPr>
             <w:r>
               <w:rPr>
-                <w:rFonts w:ascii="Roboto Mono for Powerline" w:hAnsi="Roboto Mono for Powerline" w:eastAsia="Roboto Mono for Powerline" w:cs="Roboto Mono for Powerline"/>
+                <w:rFonts w:ascii="Courier New" w:hAnsi="Courier New" w:eastAsia="Courier New" w:cs="Courier New"/>
                 <w:b w:val="0"/>
                 <w:i w:val="0"/>
                 <w:color w:val="000000"/>
@@ -13209,7 +13209,7 @@
             </w:pPr>
             <w:r>
               <w:rPr>
-                <w:rFonts w:ascii="Roboto Mono for Powerline" w:hAnsi="Roboto Mono for Powerline" w:eastAsia="Roboto Mono for Powerline" w:cs="Roboto Mono for Powerline"/>
+                <w:rFonts w:ascii="Courier New" w:hAnsi="Courier New" w:eastAsia="Courier New" w:cs="Courier New"/>
                 <w:b w:val="0"/>
                 <w:i w:val="0"/>
                 <w:color w:val="000000"/>
@@ -13227,7 +13227,7 @@
             </w:pPr>
             <w:r>
               <w:rPr>
-                <w:rFonts w:ascii="Roboto Mono for Powerline" w:hAnsi="Roboto Mono for Powerline" w:eastAsia="Roboto Mono for Powerline" w:cs="Roboto Mono for Powerline"/>
+                <w:rFonts w:ascii="Courier New" w:hAnsi="Courier New" w:eastAsia="Courier New" w:cs="Courier New"/>
                 <w:b w:val="0"/>
                 <w:i w:val="0"/>
                 <w:color w:val="000000"/>
@@ -13245,7 +13245,7 @@
             </w:pPr>
             <w:r>
               <w:rPr>
-                <w:rFonts w:ascii="Roboto Mono for Powerline" w:hAnsi="Roboto Mono for Powerline" w:eastAsia="Roboto Mono for Powerline" w:cs="Roboto Mono for Powerline"/>
+                <w:rFonts w:ascii="Courier New" w:hAnsi="Courier New" w:eastAsia="Courier New" w:cs="Courier New"/>
                 <w:b w:val="0"/>
                 <w:i w:val="0"/>
                 <w:color w:val="000000"/>
@@ -13263,7 +13263,7 @@
             </w:pPr>
             <w:r>
               <w:rPr>
-                <w:rFonts w:ascii="Roboto Mono for Powerline" w:hAnsi="Roboto Mono for Powerline" w:eastAsia="Roboto Mono for Powerline" w:cs="Roboto Mono for Powerline"/>
+                <w:rFonts w:ascii="Courier New" w:hAnsi="Courier New" w:eastAsia="Courier New" w:cs="Courier New"/>
                 <w:b w:val="0"/>
                 <w:i w:val="0"/>
                 <w:color w:val="000000"/>
@@ -13281,7 +13281,7 @@
             </w:pPr>
             <w:r>
               <w:rPr>
-                <w:rFonts w:ascii="Roboto Mono for Powerline" w:hAnsi="Roboto Mono for Powerline" w:eastAsia="Roboto Mono for Powerline" w:cs="Roboto Mono for Powerline"/>
+                <w:rFonts w:ascii="Courier New" w:hAnsi="Courier New" w:eastAsia="Courier New" w:cs="Courier New"/>
                 <w:b w:val="0"/>
                 <w:i w:val="0"/>
                 <w:color w:val="000000"/>
@@ -13299,7 +13299,7 @@
             </w:pPr>
             <w:r>
               <w:rPr>
-                <w:rFonts w:ascii="Roboto Mono for Powerline" w:hAnsi="Roboto Mono for Powerline" w:eastAsia="Roboto Mono for Powerline" w:cs="Roboto Mono for Powerline"/>
+                <w:rFonts w:ascii="Courier New" w:hAnsi="Courier New" w:eastAsia="Courier New" w:cs="Courier New"/>
                 <w:b w:val="0"/>
                 <w:i w:val="0"/>
                 <w:color w:val="000000"/>
@@ -13317,7 +13317,7 @@
             </w:pPr>
             <w:r>
               <w:rPr>
-                <w:rFonts w:ascii="Roboto Mono for Powerline" w:hAnsi="Roboto Mono for Powerline" w:eastAsia="Roboto Mono for Powerline" w:cs="Roboto Mono for Powerline"/>
+                <w:rFonts w:ascii="Courier New" w:hAnsi="Courier New" w:eastAsia="Courier New" w:cs="Courier New"/>
                 <w:b w:val="0"/>
                 <w:i w:val="0"/>
                 <w:color w:val="000000"/>
@@ -13335,7 +13335,7 @@
             </w:pPr>
             <w:r>
               <w:rPr>
-                <w:rFonts w:ascii="Roboto Mono for Powerline" w:hAnsi="Roboto Mono for Powerline" w:eastAsia="Roboto Mono for Powerline" w:cs="Roboto Mono for Powerline"/>
+                <w:rFonts w:ascii="Courier New" w:hAnsi="Courier New" w:eastAsia="Courier New" w:cs="Courier New"/>
                 <w:b w:val="0"/>
                 <w:i w:val="0"/>
                 <w:color w:val="000000"/>
@@ -13353,7 +13353,7 @@
             </w:pPr>
             <w:r>
               <w:rPr>
-                <w:rFonts w:ascii="Roboto Mono for Powerline" w:hAnsi="Roboto Mono for Powerline" w:eastAsia="Roboto Mono for Powerline" w:cs="Roboto Mono for Powerline"/>
+                <w:rFonts w:ascii="Courier New" w:hAnsi="Courier New" w:eastAsia="Courier New" w:cs="Courier New"/>
                 <w:b w:val="0"/>
                 <w:i w:val="0"/>
                 <w:color w:val="000000"/>
@@ -13371,7 +13371,7 @@
             </w:pPr>
             <w:r>
               <w:rPr>
-                <w:rFonts w:ascii="Roboto Mono for Powerline" w:hAnsi="Roboto Mono for Powerline" w:eastAsia="Roboto Mono for Powerline" w:cs="Roboto Mono for Powerline"/>
+                <w:rFonts w:ascii="Courier New" w:hAnsi="Courier New" w:eastAsia="Courier New" w:cs="Courier New"/>
                 <w:b w:val="0"/>
                 <w:i w:val="0"/>
                 <w:color w:val="000000"/>
@@ -13389,7 +13389,7 @@
             </w:pPr>
             <w:r>
               <w:rPr>
-                <w:rFonts w:ascii="Roboto Mono for Powerline" w:hAnsi="Roboto Mono for Powerline" w:eastAsia="Roboto Mono for Powerline" w:cs="Roboto Mono for Powerline"/>
+                <w:rFonts w:ascii="Courier New" w:hAnsi="Courier New" w:eastAsia="Courier New" w:cs="Courier New"/>
                 <w:b w:val="0"/>
                 <w:i w:val="0"/>
                 <w:color w:val="000000"/>
@@ -13407,24 +13407,24 @@
             </w:pPr>
             <w:r>
               <w:rPr>
-                <w:rFonts w:ascii="Roboto Mono for Powerline" w:hAnsi="Roboto Mono for Powerline" w:eastAsia="Roboto Mono for Powerline" w:cs="Roboto Mono for Powerline"/>
-                <w:b w:val="0"/>
-                <w:i w:val="0"/>
-                <w:color w:val="000000"/>
-                <w:sz w:val="22"/>
-              </w:rPr>
-            </w:r>
-          </w:p>
-          <w:p>
-            <w:pPr>
-              <w:keepNext w:val="0"/>
-              <w:keepLines w:val="0"/>
-              <w:spacing w:before="0" w:after="0" w:line="360" w:lineRule="auto"/>
-              <w:ind w:left="0" w:right="0" w:firstLine="0"/>
-            </w:pPr>
-            <w:r>
-              <w:rPr>
-                <w:rFonts w:ascii="Roboto Mono for Powerline" w:hAnsi="Roboto Mono for Powerline" w:eastAsia="Roboto Mono for Powerline" w:cs="Roboto Mono for Powerline"/>
+                <w:rFonts w:ascii="Courier New" w:hAnsi="Courier New" w:eastAsia="Courier New" w:cs="Courier New"/>
+                <w:b w:val="0"/>
+                <w:i w:val="0"/>
+                <w:color w:val="000000"/>
+                <w:sz w:val="22"/>
+              </w:rPr>
+            </w:r>
+          </w:p>
+          <w:p>
+            <w:pPr>
+              <w:keepNext w:val="0"/>
+              <w:keepLines w:val="0"/>
+              <w:spacing w:before="0" w:after="0" w:line="360" w:lineRule="auto"/>
+              <w:ind w:left="0" w:right="0" w:firstLine="0"/>
+            </w:pPr>
+            <w:r>
+              <w:rPr>
+                <w:rFonts w:ascii="Courier New" w:hAnsi="Courier New" w:eastAsia="Courier New" w:cs="Courier New"/>
                 <w:b w:val="0"/>
                 <w:i w:val="0"/>
                 <w:color w:val="000000"/>
@@ -13442,7 +13442,7 @@
             </w:pPr>
             <w:r>
               <w:rPr>
-                <w:rFonts w:ascii="Roboto Mono for Powerline" w:hAnsi="Roboto Mono for Powerline" w:eastAsia="Roboto Mono for Powerline" w:cs="Roboto Mono for Powerline"/>
+                <w:rFonts w:ascii="Courier New" w:hAnsi="Courier New" w:eastAsia="Courier New" w:cs="Courier New"/>
                 <w:b w:val="0"/>
                 <w:i w:val="0"/>
                 <w:color w:val="000000"/>
@@ -13460,7 +13460,7 @@
             </w:pPr>
             <w:r>
               <w:rPr>
-                <w:rFonts w:ascii="Roboto Mono for Powerline" w:hAnsi="Roboto Mono for Powerline" w:eastAsia="Roboto Mono for Powerline" w:cs="Roboto Mono for Powerline"/>
+                <w:rFonts w:ascii="Courier New" w:hAnsi="Courier New" w:eastAsia="Courier New" w:cs="Courier New"/>
                 <w:b w:val="0"/>
                 <w:i w:val="0"/>
                 <w:color w:val="000000"/>
@@ -13478,7 +13478,7 @@
             </w:pPr>
             <w:r>
               <w:rPr>
-                <w:rFonts w:ascii="Roboto Mono for Powerline" w:hAnsi="Roboto Mono for Powerline" w:eastAsia="Roboto Mono for Powerline" w:cs="Roboto Mono for Powerline"/>
+                <w:rFonts w:ascii="Courier New" w:hAnsi="Courier New" w:eastAsia="Courier New" w:cs="Courier New"/>
                 <w:b w:val="0"/>
                 <w:i w:val="0"/>
                 <w:color w:val="000000"/>
@@ -13496,7 +13496,7 @@
             </w:pPr>
             <w:r>
               <w:rPr>
-                <w:rFonts w:ascii="Roboto Mono for Powerline" w:hAnsi="Roboto Mono for Powerline" w:eastAsia="Roboto Mono for Powerline" w:cs="Roboto Mono for Powerline"/>
+                <w:rFonts w:ascii="Courier New" w:hAnsi="Courier New" w:eastAsia="Courier New" w:cs="Courier New"/>
                 <w:b w:val="0"/>
                 <w:i w:val="0"/>
                 <w:color w:val="000000"/>
@@ -13514,7 +13514,7 @@
             </w:pPr>
             <w:r>
               <w:rPr>
-                <w:rFonts w:ascii="Roboto Mono for Powerline" w:hAnsi="Roboto Mono for Powerline" w:eastAsia="Roboto Mono for Powerline" w:cs="Roboto Mono for Powerline"/>
+                <w:rFonts w:ascii="Courier New" w:hAnsi="Courier New" w:eastAsia="Courier New" w:cs="Courier New"/>
                 <w:b w:val="0"/>
                 <w:i w:val="0"/>
                 <w:color w:val="000000"/>
@@ -13532,7 +13532,7 @@
             </w:pPr>
             <w:r>
               <w:rPr>
-                <w:rFonts w:ascii="Roboto Mono for Powerline" w:hAnsi="Roboto Mono for Powerline" w:eastAsia="Roboto Mono for Powerline" w:cs="Roboto Mono for Powerline"/>
+                <w:rFonts w:ascii="Courier New" w:hAnsi="Courier New" w:eastAsia="Courier New" w:cs="Courier New"/>
                 <w:b w:val="0"/>
                 <w:i w:val="0"/>
                 <w:color w:val="000000"/>
@@ -13550,7 +13550,7 @@
             </w:pPr>
             <w:r>
               <w:rPr>
-                <w:rFonts w:ascii="Roboto Mono for Powerline" w:hAnsi="Roboto Mono for Powerline" w:eastAsia="Roboto Mono for Powerline" w:cs="Roboto Mono for Powerline"/>
+                <w:rFonts w:ascii="Courier New" w:hAnsi="Courier New" w:eastAsia="Courier New" w:cs="Courier New"/>
                 <w:b w:val="0"/>
                 <w:i w:val="0"/>
                 <w:color w:val="000000"/>
@@ -13568,7 +13568,7 @@
             </w:pPr>
             <w:r>
               <w:rPr>
-                <w:rFonts w:ascii="Roboto Mono for Powerline" w:hAnsi="Roboto Mono for Powerline" w:eastAsia="Roboto Mono for Powerline" w:cs="Roboto Mono for Powerline"/>
+                <w:rFonts w:ascii="Courier New" w:hAnsi="Courier New" w:eastAsia="Courier New" w:cs="Courier New"/>
                 <w:b w:val="0"/>
                 <w:i w:val="0"/>
                 <w:color w:val="000000"/>
@@ -13586,7 +13586,7 @@
             </w:pPr>
             <w:r>
               <w:rPr>
-                <w:rFonts w:ascii="Roboto Mono for Powerline" w:hAnsi="Roboto Mono for Powerline" w:eastAsia="Roboto Mono for Powerline" w:cs="Roboto Mono for Powerline"/>
+                <w:rFonts w:ascii="Courier New" w:hAnsi="Courier New" w:eastAsia="Courier New" w:cs="Courier New"/>
                 <w:b w:val="0"/>
                 <w:i w:val="0"/>
                 <w:color w:val="000000"/>
@@ -13604,7 +13604,7 @@
             </w:pPr>
             <w:r>
               <w:rPr>
-                <w:rFonts w:ascii="Roboto Mono for Powerline" w:hAnsi="Roboto Mono for Powerline" w:eastAsia="Roboto Mono for Powerline" w:cs="Roboto Mono for Powerline"/>
+                <w:rFonts w:ascii="Courier New" w:hAnsi="Courier New" w:eastAsia="Courier New" w:cs="Courier New"/>
                 <w:b w:val="0"/>
                 <w:i w:val="0"/>
                 <w:color w:val="000000"/>
@@ -13622,7 +13622,7 @@
             </w:pPr>
             <w:r>
               <w:rPr>
-                <w:rFonts w:ascii="Roboto Mono for Powerline" w:hAnsi="Roboto Mono for Powerline" w:eastAsia="Roboto Mono for Powerline" w:cs="Roboto Mono for Powerline"/>
+                <w:rFonts w:ascii="Courier New" w:hAnsi="Courier New" w:eastAsia="Courier New" w:cs="Courier New"/>
                 <w:b w:val="0"/>
                 <w:i w:val="0"/>
                 <w:color w:val="000000"/>
@@ -13640,7 +13640,7 @@
             </w:pPr>
             <w:r>
               <w:rPr>
-                <w:rFonts w:ascii="Roboto Mono for Powerline" w:hAnsi="Roboto Mono for Powerline" w:eastAsia="Roboto Mono for Powerline" w:cs="Roboto Mono for Powerline"/>
+                <w:rFonts w:ascii="Courier New" w:hAnsi="Courier New" w:eastAsia="Courier New" w:cs="Courier New"/>
                 <w:b w:val="0"/>
                 <w:i w:val="0"/>
                 <w:color w:val="000000"/>
@@ -13658,7 +13658,7 @@
             </w:pPr>
             <w:r>
               <w:rPr>
-                <w:rFonts w:ascii="Roboto Mono for Powerline" w:hAnsi="Roboto Mono for Powerline" w:eastAsia="Roboto Mono for Powerline" w:cs="Roboto Mono for Powerline"/>
+                <w:rFonts w:ascii="Courier New" w:hAnsi="Courier New" w:eastAsia="Courier New" w:cs="Courier New"/>
                 <w:b w:val="0"/>
                 <w:i w:val="0"/>
                 <w:color w:val="000000"/>
@@ -13676,7 +13676,7 @@
             </w:pPr>
             <w:r>
               <w:rPr>
-                <w:rFonts w:ascii="Roboto Mono for Powerline" w:hAnsi="Roboto Mono for Powerline" w:eastAsia="Roboto Mono for Powerline" w:cs="Roboto Mono for Powerline"/>
+                <w:rFonts w:ascii="Courier New" w:hAnsi="Courier New" w:eastAsia="Courier New" w:cs="Courier New"/>
                 <w:b w:val="0"/>
                 <w:i w:val="0"/>
                 <w:color w:val="000000"/>
@@ -13694,7 +13694,7 @@
             </w:pPr>
             <w:r>
               <w:rPr>
-                <w:rFonts w:ascii="Roboto Mono for Powerline" w:hAnsi="Roboto Mono for Powerline" w:eastAsia="Roboto Mono for Powerline" w:cs="Roboto Mono for Powerline"/>
+                <w:rFonts w:ascii="Courier New" w:hAnsi="Courier New" w:eastAsia="Courier New" w:cs="Courier New"/>
                 <w:b w:val="0"/>
                 <w:i w:val="0"/>
                 <w:color w:val="000000"/>
@@ -13712,7 +13712,7 @@
             </w:pPr>
             <w:r>
               <w:rPr>
-                <w:rFonts w:ascii="Roboto Mono for Powerline" w:hAnsi="Roboto Mono for Powerline" w:eastAsia="Roboto Mono for Powerline" w:cs="Roboto Mono for Powerline"/>
+                <w:rFonts w:ascii="Courier New" w:hAnsi="Courier New" w:eastAsia="Courier New" w:cs="Courier New"/>
                 <w:b w:val="0"/>
                 <w:i w:val="0"/>
                 <w:color w:val="000000"/>
@@ -13730,7 +13730,7 @@
             </w:pPr>
             <w:r>
               <w:rPr>
-                <w:rFonts w:ascii="Roboto Mono for Powerline" w:hAnsi="Roboto Mono for Powerline" w:eastAsia="Roboto Mono for Powerline" w:cs="Roboto Mono for Powerline"/>
+                <w:rFonts w:ascii="Courier New" w:hAnsi="Courier New" w:eastAsia="Courier New" w:cs="Courier New"/>
                 <w:b w:val="0"/>
                 <w:i w:val="0"/>
                 <w:color w:val="000000"/>
@@ -13748,7 +13748,7 @@
             </w:pPr>
             <w:r>
               <w:rPr>
-                <w:rFonts w:ascii="Roboto Mono for Powerline" w:hAnsi="Roboto Mono for Powerline" w:eastAsia="Roboto Mono for Powerline" w:cs="Roboto Mono for Powerline"/>
+                <w:rFonts w:ascii="Courier New" w:hAnsi="Courier New" w:eastAsia="Courier New" w:cs="Courier New"/>
                 <w:b w:val="0"/>
                 <w:i w:val="0"/>
                 <w:color w:val="000000"/>
@@ -13766,7 +13766,7 @@
             </w:pPr>
             <w:r>
               <w:rPr>
-                <w:rFonts w:ascii="Roboto Mono for Powerline" w:hAnsi="Roboto Mono for Powerline" w:eastAsia="Roboto Mono for Powerline" w:cs="Roboto Mono for Powerline"/>
+                <w:rFonts w:ascii="Courier New" w:hAnsi="Courier New" w:eastAsia="Courier New" w:cs="Courier New"/>
                 <w:b w:val="0"/>
                 <w:i w:val="0"/>
                 <w:color w:val="000000"/>
@@ -13784,7 +13784,7 @@
             </w:pPr>
             <w:r>
               <w:rPr>
-                <w:rFonts w:ascii="Roboto Mono for Powerline" w:hAnsi="Roboto Mono for Powerline" w:eastAsia="Roboto Mono for Powerline" w:cs="Roboto Mono for Powerline"/>
+                <w:rFonts w:ascii="Courier New" w:hAnsi="Courier New" w:eastAsia="Courier New" w:cs="Courier New"/>
                 <w:b w:val="0"/>
                 <w:i w:val="0"/>
                 <w:color w:val="000000"/>
@@ -13802,7 +13802,7 @@
             </w:pPr>
             <w:r>
               <w:rPr>
-                <w:rFonts w:ascii="Roboto Mono for Powerline" w:hAnsi="Roboto Mono for Powerline" w:eastAsia="Roboto Mono for Powerline" w:cs="Roboto Mono for Powerline"/>
+                <w:rFonts w:ascii="Courier New" w:hAnsi="Courier New" w:eastAsia="Courier New" w:cs="Courier New"/>
                 <w:b w:val="0"/>
                 <w:i w:val="0"/>
                 <w:color w:val="000000"/>
@@ -13820,7 +13820,7 @@
             </w:pPr>
             <w:r>
               <w:rPr>
-                <w:rFonts w:ascii="Roboto Mono for Powerline" w:hAnsi="Roboto Mono for Powerline" w:eastAsia="Roboto Mono for Powerline" w:cs="Roboto Mono for Powerline"/>
+                <w:rFonts w:ascii="Courier New" w:hAnsi="Courier New" w:eastAsia="Courier New" w:cs="Courier New"/>
                 <w:b w:val="0"/>
                 <w:i w:val="0"/>
                 <w:color w:val="000000"/>
@@ -13838,7 +13838,7 @@
             </w:pPr>
             <w:r>
               <w:rPr>
-                <w:rFonts w:ascii="Roboto Mono for Powerline" w:hAnsi="Roboto Mono for Powerline" w:eastAsia="Roboto Mono for Powerline" w:cs="Roboto Mono for Powerline"/>
+                <w:rFonts w:ascii="Courier New" w:hAnsi="Courier New" w:eastAsia="Courier New" w:cs="Courier New"/>
                 <w:b w:val="0"/>
                 <w:i w:val="0"/>
                 <w:color w:val="000000"/>
@@ -13856,7 +13856,7 @@
             </w:pPr>
             <w:r>
               <w:rPr>
-                <w:rFonts w:ascii="Roboto Mono for Powerline" w:hAnsi="Roboto Mono for Powerline" w:eastAsia="Roboto Mono for Powerline" w:cs="Roboto Mono for Powerline"/>
+                <w:rFonts w:ascii="Courier New" w:hAnsi="Courier New" w:eastAsia="Courier New" w:cs="Courier New"/>
                 <w:b w:val="0"/>
                 <w:i w:val="0"/>
                 <w:color w:val="000000"/>
@@ -13874,7 +13874,7 @@
             </w:pPr>
             <w:r>
               <w:rPr>
-                <w:rFonts w:ascii="Roboto Mono for Powerline" w:hAnsi="Roboto Mono for Powerline" w:eastAsia="Roboto Mono for Powerline" w:cs="Roboto Mono for Powerline"/>
+                <w:rFonts w:ascii="Courier New" w:hAnsi="Courier New" w:eastAsia="Courier New" w:cs="Courier New"/>
                 <w:b w:val="0"/>
                 <w:i w:val="0"/>
                 <w:color w:val="000000"/>
@@ -13892,7 +13892,7 @@
             </w:pPr>
             <w:r>
               <w:rPr>
-                <w:rFonts w:ascii="Roboto Mono for Powerline" w:hAnsi="Roboto Mono for Powerline" w:eastAsia="Roboto Mono for Powerline" w:cs="Roboto Mono for Powerline"/>
+                <w:rFonts w:ascii="Courier New" w:hAnsi="Courier New" w:eastAsia="Courier New" w:cs="Courier New"/>
                 <w:b w:val="0"/>
                 <w:i w:val="0"/>
                 <w:color w:val="000000"/>
@@ -13910,7 +13910,7 @@
             </w:pPr>
             <w:r>
               <w:rPr>
-                <w:rFonts w:ascii="Roboto Mono for Powerline" w:hAnsi="Roboto Mono for Powerline" w:eastAsia="Roboto Mono for Powerline" w:cs="Roboto Mono for Powerline"/>
+                <w:rFonts w:ascii="Courier New" w:hAnsi="Courier New" w:eastAsia="Courier New" w:cs="Courier New"/>
                 <w:b w:val="0"/>
                 <w:i w:val="0"/>
                 <w:color w:val="000000"/>
@@ -13928,7 +13928,7 @@
             </w:pPr>
             <w:r>
               <w:rPr>
-                <w:rFonts w:ascii="Roboto Mono for Powerline" w:hAnsi="Roboto Mono for Powerline" w:eastAsia="Roboto Mono for Powerline" w:cs="Roboto Mono for Powerline"/>
+                <w:rFonts w:ascii="Courier New" w:hAnsi="Courier New" w:eastAsia="Courier New" w:cs="Courier New"/>
                 <w:b w:val="0"/>
                 <w:i w:val="0"/>
                 <w:color w:val="000000"/>
@@ -13946,7 +13946,7 @@
             </w:pPr>
             <w:r>
               <w:rPr>
-                <w:rFonts w:ascii="Roboto Mono for Powerline" w:hAnsi="Roboto Mono for Powerline" w:eastAsia="Roboto Mono for Powerline" w:cs="Roboto Mono for Powerline"/>
+                <w:rFonts w:ascii="Courier New" w:hAnsi="Courier New" w:eastAsia="Courier New" w:cs="Courier New"/>
                 <w:b w:val="0"/>
                 <w:i w:val="0"/>
                 <w:color w:val="000000"/>
@@ -13964,7 +13964,7 @@
             </w:pPr>
             <w:r>
               <w:rPr>
-                <w:rFonts w:ascii="Roboto Mono for Powerline" w:hAnsi="Roboto Mono for Powerline" w:eastAsia="Roboto Mono for Powerline" w:cs="Roboto Mono for Powerline"/>
+                <w:rFonts w:ascii="Courier New" w:hAnsi="Courier New" w:eastAsia="Courier New" w:cs="Courier New"/>
                 <w:b w:val="0"/>
                 <w:i w:val="0"/>
                 <w:color w:val="000000"/>
@@ -13982,7 +13982,7 @@
             </w:pPr>
             <w:r>
               <w:rPr>
-                <w:rFonts w:ascii="Roboto Mono for Powerline" w:hAnsi="Roboto Mono for Powerline" w:eastAsia="Roboto Mono for Powerline" w:cs="Roboto Mono for Powerline"/>
+                <w:rFonts w:ascii="Courier New" w:hAnsi="Courier New" w:eastAsia="Courier New" w:cs="Courier New"/>
                 <w:b w:val="0"/>
                 <w:i w:val="0"/>
                 <w:color w:val="000000"/>
@@ -14000,7 +14000,7 @@
             </w:pPr>
             <w:r>
               <w:rPr>
-                <w:rFonts w:ascii="Roboto Mono for Powerline" w:hAnsi="Roboto Mono for Powerline" w:eastAsia="Roboto Mono for Powerline" w:cs="Roboto Mono for Powerline"/>
+                <w:rFonts w:ascii="Courier New" w:hAnsi="Courier New" w:eastAsia="Courier New" w:cs="Courier New"/>
                 <w:b w:val="0"/>
                 <w:i w:val="0"/>
                 <w:color w:val="000000"/>
@@ -14018,7 +14018,7 @@
             </w:pPr>
             <w:r>
               <w:rPr>
-                <w:rFonts w:ascii="Roboto Mono for Powerline" w:hAnsi="Roboto Mono for Powerline" w:eastAsia="Roboto Mono for Powerline" w:cs="Roboto Mono for Powerline"/>
+                <w:rFonts w:ascii="Courier New" w:hAnsi="Courier New" w:eastAsia="Courier New" w:cs="Courier New"/>
                 <w:b w:val="0"/>
                 <w:i w:val="0"/>
                 <w:color w:val="000000"/>
@@ -14036,7 +14036,7 @@
             </w:pPr>
             <w:r>
               <w:rPr>
-                <w:rFonts w:ascii="Roboto Mono for Powerline" w:hAnsi="Roboto Mono for Powerline" w:eastAsia="Roboto Mono for Powerline" w:cs="Roboto Mono for Powerline"/>
+                <w:rFonts w:ascii="Courier New" w:hAnsi="Courier New" w:eastAsia="Courier New" w:cs="Courier New"/>
                 <w:b w:val="0"/>
                 <w:i w:val="0"/>
                 <w:color w:val="000000"/>
@@ -14054,7 +14054,7 @@
             </w:pPr>
             <w:r>
               <w:rPr>
-                <w:rFonts w:ascii="Roboto Mono for Powerline" w:hAnsi="Roboto Mono for Powerline" w:eastAsia="Roboto Mono for Powerline" w:cs="Roboto Mono for Powerline"/>
+                <w:rFonts w:ascii="Courier New" w:hAnsi="Courier New" w:eastAsia="Courier New" w:cs="Courier New"/>
                 <w:b w:val="0"/>
                 <w:i w:val="0"/>
                 <w:color w:val="000000"/>
@@ -14072,7 +14072,7 @@
             </w:pPr>
             <w:r>
               <w:rPr>
-                <w:rFonts w:ascii="Roboto Mono for Powerline" w:hAnsi="Roboto Mono for Powerline" w:eastAsia="Roboto Mono for Powerline" w:cs="Roboto Mono for Powerline"/>
+                <w:rFonts w:ascii="Courier New" w:hAnsi="Courier New" w:eastAsia="Courier New" w:cs="Courier New"/>
                 <w:b w:val="0"/>
                 <w:i w:val="0"/>
                 <w:color w:val="000000"/>
@@ -14090,7 +14090,7 @@
             </w:pPr>
             <w:r>
               <w:rPr>
-                <w:rFonts w:ascii="Roboto Mono for Powerline" w:hAnsi="Roboto Mono for Powerline" w:eastAsia="Roboto Mono for Powerline" w:cs="Roboto Mono for Powerline"/>
+                <w:rFonts w:ascii="Courier New" w:hAnsi="Courier New" w:eastAsia="Courier New" w:cs="Courier New"/>
                 <w:b w:val="0"/>
                 <w:i w:val="0"/>
                 <w:color w:val="000000"/>
@@ -14108,7 +14108,7 @@
             </w:pPr>
             <w:r>
               <w:rPr>
-                <w:rFonts w:ascii="Roboto Mono for Powerline" w:hAnsi="Roboto Mono for Powerline" w:eastAsia="Roboto Mono for Powerline" w:cs="Roboto Mono for Powerline"/>
+                <w:rFonts w:ascii="Courier New" w:hAnsi="Courier New" w:eastAsia="Courier New" w:cs="Courier New"/>
                 <w:b w:val="0"/>
                 <w:i w:val="0"/>
                 <w:color w:val="000000"/>
@@ -14126,7 +14126,7 @@
             </w:pPr>
             <w:r>
               <w:rPr>
-                <w:rFonts w:ascii="Roboto Mono for Powerline" w:hAnsi="Roboto Mono for Powerline" w:eastAsia="Roboto Mono for Powerline" w:cs="Roboto Mono for Powerline"/>
+                <w:rFonts w:ascii="Courier New" w:hAnsi="Courier New" w:eastAsia="Courier New" w:cs="Courier New"/>
                 <w:b w:val="0"/>
                 <w:i w:val="0"/>
                 <w:color w:val="000000"/>
@@ -14144,7 +14144,7 @@
             </w:pPr>
             <w:r>
               <w:rPr>
-                <w:rFonts w:ascii="Roboto Mono for Powerline" w:hAnsi="Roboto Mono for Powerline" w:eastAsia="Roboto Mono for Powerline" w:cs="Roboto Mono for Powerline"/>
+                <w:rFonts w:ascii="Courier New" w:hAnsi="Courier New" w:eastAsia="Courier New" w:cs="Courier New"/>
                 <w:b w:val="0"/>
                 <w:i w:val="0"/>
                 <w:color w:val="000000"/>
@@ -14162,7 +14162,7 @@
             </w:pPr>
             <w:r>
               <w:rPr>
-                <w:rFonts w:ascii="Roboto Mono for Powerline" w:hAnsi="Roboto Mono for Powerline" w:eastAsia="Roboto Mono for Powerline" w:cs="Roboto Mono for Powerline"/>
+                <w:rFonts w:ascii="Courier New" w:hAnsi="Courier New" w:eastAsia="Courier New" w:cs="Courier New"/>
                 <w:b w:val="0"/>
                 <w:i w:val="0"/>
                 <w:color w:val="000000"/>
@@ -14180,7 +14180,7 @@
             </w:pPr>
             <w:r>
               <w:rPr>
-                <w:rFonts w:ascii="Roboto Mono for Powerline" w:hAnsi="Roboto Mono for Powerline" w:eastAsia="Roboto Mono for Powerline" w:cs="Roboto Mono for Powerline"/>
+                <w:rFonts w:ascii="Courier New" w:hAnsi="Courier New" w:eastAsia="Courier New" w:cs="Courier New"/>
                 <w:b w:val="0"/>
                 <w:i w:val="0"/>
                 <w:color w:val="000000"/>
@@ -14198,7 +14198,7 @@
             </w:pPr>
             <w:r>
               <w:rPr>
-                <w:rFonts w:ascii="Roboto Mono for Powerline" w:hAnsi="Roboto Mono for Powerline" w:eastAsia="Roboto Mono for Powerline" w:cs="Roboto Mono for Powerline"/>
+                <w:rFonts w:ascii="Courier New" w:hAnsi="Courier New" w:eastAsia="Courier New" w:cs="Courier New"/>
                 <w:b w:val="0"/>
                 <w:i w:val="0"/>
                 <w:color w:val="000000"/>
@@ -14216,7 +14216,7 @@
             </w:pPr>
             <w:r>
               <w:rPr>
-                <w:rFonts w:ascii="Roboto Mono for Powerline" w:hAnsi="Roboto Mono for Powerline" w:eastAsia="Roboto Mono for Powerline" w:cs="Roboto Mono for Powerline"/>
+                <w:rFonts w:ascii="Courier New" w:hAnsi="Courier New" w:eastAsia="Courier New" w:cs="Courier New"/>
                 <w:b w:val="0"/>
                 <w:i w:val="0"/>
                 <w:color w:val="000000"/>
@@ -14234,7 +14234,7 @@
             </w:pPr>
             <w:r>
               <w:rPr>
-                <w:rFonts w:ascii="Roboto Mono for Powerline" w:hAnsi="Roboto Mono for Powerline" w:eastAsia="Roboto Mono for Powerline" w:cs="Roboto Mono for Powerline"/>
+                <w:rFonts w:ascii="Courier New" w:hAnsi="Courier New" w:eastAsia="Courier New" w:cs="Courier New"/>
                 <w:b w:val="0"/>
                 <w:i w:val="0"/>
                 <w:color w:val="000000"/>
@@ -14252,7 +14252,7 @@
             </w:pPr>
             <w:r>
               <w:rPr>
-                <w:rFonts w:ascii="Roboto Mono for Powerline" w:hAnsi="Roboto Mono for Powerline" w:eastAsia="Roboto Mono for Powerline" w:cs="Roboto Mono for Powerline"/>
+                <w:rFonts w:ascii="Courier New" w:hAnsi="Courier New" w:eastAsia="Courier New" w:cs="Courier New"/>
                 <w:b w:val="0"/>
                 <w:i w:val="0"/>
                 <w:color w:val="000000"/>
@@ -14270,7 +14270,7 @@
             </w:pPr>
             <w:r>
               <w:rPr>
-                <w:rFonts w:ascii="Roboto Mono for Powerline" w:hAnsi="Roboto Mono for Powerline" w:eastAsia="Roboto Mono for Powerline" w:cs="Roboto Mono for Powerline"/>
+                <w:rFonts w:ascii="Courier New" w:hAnsi="Courier New" w:eastAsia="Courier New" w:cs="Courier New"/>
                 <w:b w:val="0"/>
                 <w:i w:val="0"/>
                 <w:color w:val="000000"/>
@@ -14288,7 +14288,7 @@
             </w:pPr>
             <w:r>
               <w:rPr>
-                <w:rFonts w:ascii="Roboto Mono for Powerline" w:hAnsi="Roboto Mono for Powerline" w:eastAsia="Roboto Mono for Powerline" w:cs="Roboto Mono for Powerline"/>
+                <w:rFonts w:ascii="Courier New" w:hAnsi="Courier New" w:eastAsia="Courier New" w:cs="Courier New"/>
                 <w:b w:val="0"/>
                 <w:i w:val="0"/>
                 <w:color w:val="000000"/>
@@ -14306,7 +14306,7 @@
             </w:pPr>
             <w:r>
               <w:rPr>
-                <w:rFonts w:ascii="Roboto Mono for Powerline" w:hAnsi="Roboto Mono for Powerline" w:eastAsia="Roboto Mono for Powerline" w:cs="Roboto Mono for Powerline"/>
+                <w:rFonts w:ascii="Courier New" w:hAnsi="Courier New" w:eastAsia="Courier New" w:cs="Courier New"/>
                 <w:b w:val="0"/>
                 <w:i w:val="0"/>
                 <w:color w:val="000000"/>
@@ -14324,7 +14324,7 @@
             </w:pPr>
             <w:r>
               <w:rPr>
-                <w:rFonts w:ascii="Roboto Mono for Powerline" w:hAnsi="Roboto Mono for Powerline" w:eastAsia="Roboto Mono for Powerline" w:cs="Roboto Mono for Powerline"/>
+                <w:rFonts w:ascii="Courier New" w:hAnsi="Courier New" w:eastAsia="Courier New" w:cs="Courier New"/>
                 <w:b w:val="0"/>
                 <w:i w:val="0"/>
                 <w:color w:val="000000"/>
@@ -14342,7 +14342,7 @@
             </w:pPr>
             <w:r>
               <w:rPr>
-                <w:rFonts w:ascii="Roboto Mono for Powerline" w:hAnsi="Roboto Mono for Powerline" w:eastAsia="Roboto Mono for Powerline" w:cs="Roboto Mono for Powerline"/>
+                <w:rFonts w:ascii="Courier New" w:hAnsi="Courier New" w:eastAsia="Courier New" w:cs="Courier New"/>
                 <w:b w:val="0"/>
                 <w:i w:val="0"/>
                 <w:color w:val="000000"/>
@@ -14360,7 +14360,7 @@
             </w:pPr>
             <w:r>
               <w:rPr>
-                <w:rFonts w:ascii="Roboto Mono for Powerline" w:hAnsi="Roboto Mono for Powerline" w:eastAsia="Roboto Mono for Powerline" w:cs="Roboto Mono for Powerline"/>
+                <w:rFonts w:ascii="Courier New" w:hAnsi="Courier New" w:eastAsia="Courier New" w:cs="Courier New"/>
                 <w:b w:val="0"/>
                 <w:i w:val="0"/>
                 <w:color w:val="000000"/>
@@ -14378,7 +14378,7 @@
             </w:pPr>
             <w:r>
               <w:rPr>
-                <w:rFonts w:ascii="Roboto Mono for Powerline" w:hAnsi="Roboto Mono for Powerline" w:eastAsia="Roboto Mono for Powerline" w:cs="Roboto Mono for Powerline"/>
+                <w:rFonts w:ascii="Courier New" w:hAnsi="Courier New" w:eastAsia="Courier New" w:cs="Courier New"/>
                 <w:b w:val="0"/>
                 <w:i w:val="0"/>
                 <w:color w:val="000000"/>
@@ -14396,7 +14396,7 @@
             </w:pPr>
             <w:r>
               <w:rPr>
-                <w:rFonts w:ascii="Roboto Mono for Powerline" w:hAnsi="Roboto Mono for Powerline" w:eastAsia="Roboto Mono for Powerline" w:cs="Roboto Mono for Powerline"/>
+                <w:rFonts w:ascii="Courier New" w:hAnsi="Courier New" w:eastAsia="Courier New" w:cs="Courier New"/>
                 <w:b w:val="0"/>
                 <w:i w:val="0"/>
                 <w:color w:val="000000"/>
@@ -14414,7 +14414,7 @@
             </w:pPr>
             <w:r>
               <w:rPr>
-                <w:rFonts w:ascii="Roboto Mono for Powerline" w:hAnsi="Roboto Mono for Powerline" w:eastAsia="Roboto Mono for Powerline" w:cs="Roboto Mono for Powerline"/>
+                <w:rFonts w:ascii="Courier New" w:hAnsi="Courier New" w:eastAsia="Courier New" w:cs="Courier New"/>
                 <w:b w:val="0"/>
                 <w:i w:val="0"/>
                 <w:color w:val="000000"/>
@@ -14432,7 +14432,7 @@
             </w:pPr>
             <w:r>
               <w:rPr>
-                <w:rFonts w:ascii="Roboto Mono for Powerline" w:hAnsi="Roboto Mono for Powerline" w:eastAsia="Roboto Mono for Powerline" w:cs="Roboto Mono for Powerline"/>
+                <w:rFonts w:ascii="Courier New" w:hAnsi="Courier New" w:eastAsia="Courier New" w:cs="Courier New"/>
                 <w:b w:val="0"/>
                 <w:i w:val="0"/>
                 <w:color w:val="000000"/>
@@ -14450,7 +14450,7 @@
             </w:pPr>
             <w:r>
               <w:rPr>
-                <w:rFonts w:ascii="Roboto Mono for Powerline" w:hAnsi="Roboto Mono for Powerline" w:eastAsia="Roboto Mono for Powerline" w:cs="Roboto Mono for Powerline"/>
+                <w:rFonts w:ascii="Courier New" w:hAnsi="Courier New" w:eastAsia="Courier New" w:cs="Courier New"/>
                 <w:b w:val="0"/>
                 <w:i w:val="0"/>
                 <w:color w:val="000000"/>
@@ -14468,7 +14468,7 @@
             </w:pPr>
             <w:r>
               <w:rPr>
-                <w:rFonts w:ascii="Roboto Mono for Powerline" w:hAnsi="Roboto Mono for Powerline" w:eastAsia="Roboto Mono for Powerline" w:cs="Roboto Mono for Powerline"/>
+                <w:rFonts w:ascii="Courier New" w:hAnsi="Courier New" w:eastAsia="Courier New" w:cs="Courier New"/>
                 <w:b w:val="0"/>
                 <w:i w:val="0"/>
                 <w:color w:val="000000"/>
@@ -14486,7 +14486,7 @@
             </w:pPr>
             <w:r>
               <w:rPr>
-                <w:rFonts w:ascii="Roboto Mono for Powerline" w:hAnsi="Roboto Mono for Powerline" w:eastAsia="Roboto Mono for Powerline" w:cs="Roboto Mono for Powerline"/>
+                <w:rFonts w:ascii="Courier New" w:hAnsi="Courier New" w:eastAsia="Courier New" w:cs="Courier New"/>
                 <w:b w:val="0"/>
                 <w:i w:val="0"/>
                 <w:color w:val="000000"/>
@@ -14504,7 +14504,7 @@
             </w:pPr>
             <w:r>
               <w:rPr>
-                <w:rFonts w:ascii="Roboto Mono for Powerline" w:hAnsi="Roboto Mono for Powerline" w:eastAsia="Roboto Mono for Powerline" w:cs="Roboto Mono for Powerline"/>
+                <w:rFonts w:ascii="Courier New" w:hAnsi="Courier New" w:eastAsia="Courier New" w:cs="Courier New"/>
                 <w:b w:val="0"/>
                 <w:i w:val="0"/>
                 <w:color w:val="000000"/>
@@ -14522,7 +14522,7 @@
             </w:pPr>
             <w:r>
               <w:rPr>
-                <w:rFonts w:ascii="Roboto Mono for Powerline" w:hAnsi="Roboto Mono for Powerline" w:eastAsia="Roboto Mono for Powerline" w:cs="Roboto Mono for Powerline"/>
+                <w:rFonts w:ascii="Courier New" w:hAnsi="Courier New" w:eastAsia="Courier New" w:cs="Courier New"/>
                 <w:b w:val="0"/>
                 <w:i w:val="0"/>
                 <w:color w:val="000000"/>
@@ -14540,7 +14540,7 @@
             </w:pPr>
             <w:r>
               <w:rPr>
-                <w:rFonts w:ascii="Roboto Mono for Powerline" w:hAnsi="Roboto Mono for Powerline" w:eastAsia="Roboto Mono for Powerline" w:cs="Roboto Mono for Powerline"/>
+                <w:rFonts w:ascii="Courier New" w:hAnsi="Courier New" w:eastAsia="Courier New" w:cs="Courier New"/>
                 <w:b w:val="0"/>
                 <w:i w:val="0"/>
                 <w:color w:val="000000"/>
@@ -14558,7 +14558,7 @@
             </w:pPr>
             <w:r>
               <w:rPr>
-                <w:rFonts w:ascii="Roboto Mono for Powerline" w:hAnsi="Roboto Mono for Powerline" w:eastAsia="Roboto Mono for Powerline" w:cs="Roboto Mono for Powerline"/>
+                <w:rFonts w:ascii="Courier New" w:hAnsi="Courier New" w:eastAsia="Courier New" w:cs="Courier New"/>
                 <w:b w:val="0"/>
                 <w:i w:val="0"/>
                 <w:color w:val="000000"/>
@@ -14576,7 +14576,7 @@
             </w:pPr>
             <w:r>
               <w:rPr>
-                <w:rFonts w:ascii="Roboto Mono for Powerline" w:hAnsi="Roboto Mono for Powerline" w:eastAsia="Roboto Mono for Powerline" w:cs="Roboto Mono for Powerline"/>
+                <w:rFonts w:ascii="Courier New" w:hAnsi="Courier New" w:eastAsia="Courier New" w:cs="Courier New"/>
                 <w:b w:val="0"/>
                 <w:i w:val="0"/>
                 <w:color w:val="000000"/>
@@ -14594,7 +14594,7 @@
             </w:pPr>
             <w:r>
               <w:rPr>
-                <w:rFonts w:ascii="Roboto Mono for Powerline" w:hAnsi="Roboto Mono for Powerline" w:eastAsia="Roboto Mono for Powerline" w:cs="Roboto Mono for Powerline"/>
+                <w:rFonts w:ascii="Courier New" w:hAnsi="Courier New" w:eastAsia="Courier New" w:cs="Courier New"/>
                 <w:b w:val="0"/>
                 <w:i w:val="0"/>
                 <w:color w:val="000000"/>
@@ -14612,7 +14612,7 @@
             </w:pPr>
             <w:r>
               <w:rPr>
-                <w:rFonts w:ascii="Roboto Mono for Powerline" w:hAnsi="Roboto Mono for Powerline" w:eastAsia="Roboto Mono for Powerline" w:cs="Roboto Mono for Powerline"/>
+                <w:rFonts w:ascii="Courier New" w:hAnsi="Courier New" w:eastAsia="Courier New" w:cs="Courier New"/>
                 <w:b w:val="0"/>
                 <w:i w:val="0"/>
                 <w:color w:val="000000"/>
@@ -14630,7 +14630,7 @@
             </w:pPr>
             <w:r>
               <w:rPr>
-                <w:rFonts w:ascii="Roboto Mono for Powerline" w:hAnsi="Roboto Mono for Powerline" w:eastAsia="Roboto Mono for Powerline" w:cs="Roboto Mono for Powerline"/>
+                <w:rFonts w:ascii="Courier New" w:hAnsi="Courier New" w:eastAsia="Courier New" w:cs="Courier New"/>
                 <w:b w:val="0"/>
                 <w:i w:val="0"/>
                 <w:color w:val="000000"/>
@@ -14648,7 +14648,7 @@
             </w:pPr>
             <w:r>
               <w:rPr>
-                <w:rFonts w:ascii="Roboto Mono for Powerline" w:hAnsi="Roboto Mono for Powerline" w:eastAsia="Roboto Mono for Powerline" w:cs="Roboto Mono for Powerline"/>
+                <w:rFonts w:ascii="Courier New" w:hAnsi="Courier New" w:eastAsia="Courier New" w:cs="Courier New"/>
                 <w:b w:val="0"/>
                 <w:i w:val="0"/>
                 <w:color w:val="000000"/>
@@ -14666,7 +14666,7 @@
             </w:pPr>
             <w:r>
               <w:rPr>
-                <w:rFonts w:ascii="Roboto Mono for Powerline" w:hAnsi="Roboto Mono for Powerline" w:eastAsia="Roboto Mono for Powerline" w:cs="Roboto Mono for Powerline"/>
+                <w:rFonts w:ascii="Courier New" w:hAnsi="Courier New" w:eastAsia="Courier New" w:cs="Courier New"/>
                 <w:b w:val="0"/>
                 <w:i w:val="0"/>
                 <w:color w:val="000000"/>
@@ -14684,7 +14684,7 @@
             </w:pPr>
             <w:r>
               <w:rPr>
-                <w:rFonts w:ascii="Roboto Mono for Powerline" w:hAnsi="Roboto Mono for Powerline" w:eastAsia="Roboto Mono for Powerline" w:cs="Roboto Mono for Powerline"/>
+                <w:rFonts w:ascii="Courier New" w:hAnsi="Courier New" w:eastAsia="Courier New" w:cs="Courier New"/>
                 <w:b w:val="0"/>
                 <w:i w:val="0"/>
                 <w:color w:val="000000"/>
@@ -14702,7 +14702,7 @@
             </w:pPr>
             <w:r>
               <w:rPr>
-                <w:rFonts w:ascii="Roboto Mono for Powerline" w:hAnsi="Roboto Mono for Powerline" w:eastAsia="Roboto Mono for Powerline" w:cs="Roboto Mono for Powerline"/>
+                <w:rFonts w:ascii="Courier New" w:hAnsi="Courier New" w:eastAsia="Courier New" w:cs="Courier New"/>
                 <w:b w:val="0"/>
                 <w:i w:val="0"/>
                 <w:color w:val="000000"/>
@@ -14720,7 +14720,7 @@
             </w:pPr>
             <w:r>
               <w:rPr>
-                <w:rFonts w:ascii="Roboto Mono for Powerline" w:hAnsi="Roboto Mono for Powerline" w:eastAsia="Roboto Mono for Powerline" w:cs="Roboto Mono for Powerline"/>
+                <w:rFonts w:ascii="Courier New" w:hAnsi="Courier New" w:eastAsia="Courier New" w:cs="Courier New"/>
                 <w:b w:val="0"/>
                 <w:i w:val="0"/>
                 <w:color w:val="000000"/>
@@ -14738,7 +14738,7 @@
             </w:pPr>
             <w:r>
               <w:rPr>
-                <w:rFonts w:ascii="Roboto Mono for Powerline" w:hAnsi="Roboto Mono for Powerline" w:eastAsia="Roboto Mono for Powerline" w:cs="Roboto Mono for Powerline"/>
+                <w:rFonts w:ascii="Courier New" w:hAnsi="Courier New" w:eastAsia="Courier New" w:cs="Courier New"/>
                 <w:b w:val="0"/>
                 <w:i w:val="0"/>
                 <w:color w:val="000000"/>
@@ -14756,7 +14756,7 @@
             </w:pPr>
             <w:r>
               <w:rPr>
-                <w:rFonts w:ascii="Roboto Mono for Powerline" w:hAnsi="Roboto Mono for Powerline" w:eastAsia="Roboto Mono for Powerline" w:cs="Roboto Mono for Powerline"/>
+                <w:rFonts w:ascii="Courier New" w:hAnsi="Courier New" w:eastAsia="Courier New" w:cs="Courier New"/>
                 <w:b w:val="0"/>
                 <w:i w:val="0"/>
                 <w:color w:val="000000"/>
@@ -14774,7 +14774,7 @@
             </w:pPr>
             <w:r>
               <w:rPr>
-                <w:rFonts w:ascii="Roboto Mono for Powerline" w:hAnsi="Roboto Mono for Powerline" w:eastAsia="Roboto Mono for Powerline" w:cs="Roboto Mono for Powerline"/>
+                <w:rFonts w:ascii="Courier New" w:hAnsi="Courier New" w:eastAsia="Courier New" w:cs="Courier New"/>
                 <w:b w:val="0"/>
                 <w:i w:val="0"/>
                 <w:color w:val="000000"/>
@@ -14792,7 +14792,7 @@
             </w:pPr>
             <w:r>
               <w:rPr>
-                <w:rFonts w:ascii="Roboto Mono for Powerline" w:hAnsi="Roboto Mono for Powerline" w:eastAsia="Roboto Mono for Powerline" w:cs="Roboto Mono for Powerline"/>
+                <w:rFonts w:ascii="Courier New" w:hAnsi="Courier New" w:eastAsia="Courier New" w:cs="Courier New"/>
                 <w:b w:val="0"/>
                 <w:i w:val="0"/>
                 <w:color w:val="000000"/>
@@ -14810,7 +14810,7 @@
             </w:pPr>
             <w:r>
               <w:rPr>
-                <w:rFonts w:ascii="Roboto Mono for Powerline" w:hAnsi="Roboto Mono for Powerline" w:eastAsia="Roboto Mono for Powerline" w:cs="Roboto Mono for Powerline"/>
+                <w:rFonts w:ascii="Courier New" w:hAnsi="Courier New" w:eastAsia="Courier New" w:cs="Courier New"/>
                 <w:b w:val="0"/>
                 <w:i w:val="0"/>
                 <w:color w:val="000000"/>
@@ -14828,7 +14828,7 @@
             </w:pPr>
             <w:r>
               <w:rPr>
-                <w:rFonts w:ascii="Roboto Mono for Powerline" w:hAnsi="Roboto Mono for Powerline" w:eastAsia="Roboto Mono for Powerline" w:cs="Roboto Mono for Powerline"/>
+                <w:rFonts w:ascii="Courier New" w:hAnsi="Courier New" w:eastAsia="Courier New" w:cs="Courier New"/>
                 <w:b w:val="0"/>
                 <w:i w:val="0"/>
                 <w:color w:val="000000"/>
@@ -14846,7 +14846,7 @@
             </w:pPr>
             <w:r>
               <w:rPr>
-                <w:rFonts w:ascii="Roboto Mono for Powerline" w:hAnsi="Roboto Mono for Powerline" w:eastAsia="Roboto Mono for Powerline" w:cs="Roboto Mono for Powerline"/>
+                <w:rFonts w:ascii="Courier New" w:hAnsi="Courier New" w:eastAsia="Courier New" w:cs="Courier New"/>
                 <w:b w:val="0"/>
                 <w:i w:val="0"/>
                 <w:color w:val="000000"/>
@@ -14864,7 +14864,7 @@
             </w:pPr>
             <w:r>
               <w:rPr>
-                <w:rFonts w:ascii="Roboto Mono for Powerline" w:hAnsi="Roboto Mono for Powerline" w:eastAsia="Roboto Mono for Powerline" w:cs="Roboto Mono for Powerline"/>
+                <w:rFonts w:ascii="Courier New" w:hAnsi="Courier New" w:eastAsia="Courier New" w:cs="Courier New"/>
                 <w:b w:val="0"/>
                 <w:i w:val="0"/>
                 <w:color w:val="000000"/>
@@ -14882,7 +14882,7 @@
             </w:pPr>
             <w:r>
               <w:rPr>
-                <w:rFonts w:ascii="Roboto Mono for Powerline" w:hAnsi="Roboto Mono for Powerline" w:eastAsia="Roboto Mono for Powerline" w:cs="Roboto Mono for Powerline"/>
+                <w:rFonts w:ascii="Courier New" w:hAnsi="Courier New" w:eastAsia="Courier New" w:cs="Courier New"/>
                 <w:b w:val="0"/>
                 <w:i w:val="0"/>
                 <w:color w:val="000000"/>
@@ -14900,7 +14900,7 @@
             </w:pPr>
             <w:r>
               <w:rPr>
-                <w:rFonts w:ascii="Roboto Mono for Powerline" w:hAnsi="Roboto Mono for Powerline" w:eastAsia="Roboto Mono for Powerline" w:cs="Roboto Mono for Powerline"/>
+                <w:rFonts w:ascii="Courier New" w:hAnsi="Courier New" w:eastAsia="Courier New" w:cs="Courier New"/>
                 <w:b w:val="0"/>
                 <w:i w:val="0"/>
                 <w:color w:val="000000"/>
@@ -14918,7 +14918,7 @@
             </w:pPr>
             <w:r>
               <w:rPr>
-                <w:rFonts w:ascii="Roboto Mono for Powerline" w:hAnsi="Roboto Mono for Powerline" w:eastAsia="Roboto Mono for Powerline" w:cs="Roboto Mono for Powerline"/>
+                <w:rFonts w:ascii="Courier New" w:hAnsi="Courier New" w:eastAsia="Courier New" w:cs="Courier New"/>
                 <w:b w:val="0"/>
                 <w:i w:val="0"/>
                 <w:color w:val="000000"/>
@@ -14936,24 +14936,24 @@
             </w:pPr>
             <w:r>
               <w:rPr>
-                <w:rFonts w:ascii="Roboto Mono for Powerline" w:hAnsi="Roboto Mono for Powerline" w:eastAsia="Roboto Mono for Powerline" w:cs="Roboto Mono for Powerline"/>
-                <w:b w:val="0"/>
-                <w:i w:val="0"/>
-                <w:color w:val="000000"/>
-                <w:sz w:val="22"/>
-              </w:rPr>
-            </w:r>
-          </w:p>
-          <w:p>
-            <w:pPr>
-              <w:keepNext w:val="0"/>
-              <w:keepLines w:val="0"/>
-              <w:spacing w:before="0" w:after="0" w:line="360" w:lineRule="auto"/>
-              <w:ind w:left="0" w:right="0" w:firstLine="0"/>
-            </w:pPr>
-            <w:r>
-              <w:rPr>
-                <w:rFonts w:ascii="Roboto Mono for Powerline" w:hAnsi="Roboto Mono for Powerline" w:eastAsia="Roboto Mono for Powerline" w:cs="Roboto Mono for Powerline"/>
+                <w:rFonts w:ascii="Courier New" w:hAnsi="Courier New" w:eastAsia="Courier New" w:cs="Courier New"/>
+                <w:b w:val="0"/>
+                <w:i w:val="0"/>
+                <w:color w:val="000000"/>
+                <w:sz w:val="22"/>
+              </w:rPr>
+            </w:r>
+          </w:p>
+          <w:p>
+            <w:pPr>
+              <w:keepNext w:val="0"/>
+              <w:keepLines w:val="0"/>
+              <w:spacing w:before="0" w:after="0" w:line="360" w:lineRule="auto"/>
+              <w:ind w:left="0" w:right="0" w:firstLine="0"/>
+            </w:pPr>
+            <w:r>
+              <w:rPr>
+                <w:rFonts w:ascii="Courier New" w:hAnsi="Courier New" w:eastAsia="Courier New" w:cs="Courier New"/>
                 <w:b w:val="0"/>
                 <w:i w:val="0"/>
                 <w:color w:val="000000"/>
@@ -14971,7 +14971,7 @@
             </w:pPr>
             <w:r>
               <w:rPr>
-                <w:rFonts w:ascii="Roboto Mono for Powerline" w:hAnsi="Roboto Mono for Powerline" w:eastAsia="Roboto Mono for Powerline" w:cs="Roboto Mono for Powerline"/>
+                <w:rFonts w:ascii="Courier New" w:hAnsi="Courier New" w:eastAsia="Courier New" w:cs="Courier New"/>
                 <w:b w:val="0"/>
                 <w:i w:val="0"/>
                 <w:color w:val="000000"/>
@@ -14989,7 +14989,7 @@
             </w:pPr>
             <w:r>
               <w:rPr>
-                <w:rFonts w:ascii="Roboto Mono for Powerline" w:hAnsi="Roboto Mono for Powerline" w:eastAsia="Roboto Mono for Powerline" w:cs="Roboto Mono for Powerline"/>
+                <w:rFonts w:ascii="Courier New" w:hAnsi="Courier New" w:eastAsia="Courier New" w:cs="Courier New"/>
                 <w:b w:val="0"/>
                 <w:i w:val="0"/>
                 <w:color w:val="000000"/>
@@ -15007,7 +15007,7 @@
             </w:pPr>
             <w:r>
               <w:rPr>
-                <w:rFonts w:ascii="Roboto Mono for Powerline" w:hAnsi="Roboto Mono for Powerline" w:eastAsia="Roboto Mono for Powerline" w:cs="Roboto Mono for Powerline"/>
+                <w:rFonts w:ascii="Courier New" w:hAnsi="Courier New" w:eastAsia="Courier New" w:cs="Courier New"/>
                 <w:b w:val="0"/>
                 <w:i w:val="0"/>
                 <w:color w:val="000000"/>
@@ -15025,7 +15025,7 @@
             </w:pPr>
             <w:r>
               <w:rPr>
-                <w:rFonts w:ascii="Roboto Mono for Powerline" w:hAnsi="Roboto Mono for Powerline" w:eastAsia="Roboto Mono for Powerline" w:cs="Roboto Mono for Powerline"/>
+                <w:rFonts w:ascii="Courier New" w:hAnsi="Courier New" w:eastAsia="Courier New" w:cs="Courier New"/>
                 <w:b w:val="0"/>
                 <w:i w:val="0"/>
                 <w:color w:val="000000"/>
@@ -15043,7 +15043,7 @@
             </w:pPr>
             <w:r>
               <w:rPr>
-                <w:rFonts w:ascii="Roboto Mono for Powerline" w:hAnsi="Roboto Mono for Powerline" w:eastAsia="Roboto Mono for Powerline" w:cs="Roboto Mono for Powerline"/>
+                <w:rFonts w:ascii="Courier New" w:hAnsi="Courier New" w:eastAsia="Courier New" w:cs="Courier New"/>
                 <w:b w:val="0"/>
                 <w:i w:val="0"/>
                 <w:color w:val="000000"/>
@@ -15061,7 +15061,7 @@
             </w:pPr>
             <w:r>
               <w:rPr>
-                <w:rFonts w:ascii="Roboto Mono for Powerline" w:hAnsi="Roboto Mono for Powerline" w:eastAsia="Roboto Mono for Powerline" w:cs="Roboto Mono for Powerline"/>
+                <w:rFonts w:ascii="Courier New" w:hAnsi="Courier New" w:eastAsia="Courier New" w:cs="Courier New"/>
                 <w:b w:val="0"/>
                 <w:i w:val="0"/>
                 <w:color w:val="000000"/>
@@ -15079,7 +15079,7 @@
             </w:pPr>
             <w:r>
               <w:rPr>
-                <w:rFonts w:ascii="Roboto Mono for Powerline" w:hAnsi="Roboto Mono for Powerline" w:eastAsia="Roboto Mono for Powerline" w:cs="Roboto Mono for Powerline"/>
+                <w:rFonts w:ascii="Courier New" w:hAnsi="Courier New" w:eastAsia="Courier New" w:cs="Courier New"/>
                 <w:b w:val="0"/>
                 <w:i w:val="0"/>
                 <w:color w:val="000000"/>
@@ -15097,7 +15097,7 @@
             </w:pPr>
             <w:r>
               <w:rPr>
-                <w:rFonts w:ascii="Roboto Mono for Powerline" w:hAnsi="Roboto Mono for Powerline" w:eastAsia="Roboto Mono for Powerline" w:cs="Roboto Mono for Powerline"/>
+                <w:rFonts w:ascii="Courier New" w:hAnsi="Courier New" w:eastAsia="Courier New" w:cs="Courier New"/>
                 <w:b w:val="0"/>
                 <w:i w:val="0"/>
                 <w:color w:val="000000"/>
@@ -15115,7 +15115,7 @@
             </w:pPr>
             <w:r>
               <w:rPr>
-                <w:rFonts w:ascii="Roboto Mono for Powerline" w:hAnsi="Roboto Mono for Powerline" w:eastAsia="Roboto Mono for Powerline" w:cs="Roboto Mono for Powerline"/>
+                <w:rFonts w:ascii="Courier New" w:hAnsi="Courier New" w:eastAsia="Courier New" w:cs="Courier New"/>
                 <w:b w:val="0"/>
                 <w:i w:val="0"/>
                 <w:color w:val="000000"/>
@@ -15133,7 +15133,7 @@
             </w:pPr>
             <w:r>
               <w:rPr>
-                <w:rFonts w:ascii="Roboto Mono for Powerline" w:hAnsi="Roboto Mono for Powerline" w:eastAsia="Roboto Mono for Powerline" w:cs="Roboto Mono for Powerline"/>
+                <w:rFonts w:ascii="Courier New" w:hAnsi="Courier New" w:eastAsia="Courier New" w:cs="Courier New"/>
                 <w:b w:val="0"/>
                 <w:i w:val="0"/>
                 <w:color w:val="000000"/>
@@ -15151,7 +15151,7 @@
             </w:pPr>
             <w:r>
               <w:rPr>
-                <w:rFonts w:ascii="Roboto Mono for Powerline" w:hAnsi="Roboto Mono for Powerline" w:eastAsia="Roboto Mono for Powerline" w:cs="Roboto Mono for Powerline"/>
+                <w:rFonts w:ascii="Courier New" w:hAnsi="Courier New" w:eastAsia="Courier New" w:cs="Courier New"/>
                 <w:b w:val="0"/>
                 <w:i w:val="0"/>
                 <w:color w:val="000000"/>
@@ -15169,7 +15169,7 @@
             </w:pPr>
             <w:r>
               <w:rPr>
-                <w:rFonts w:ascii="Roboto Mono for Powerline" w:hAnsi="Roboto Mono for Powerline" w:eastAsia="Roboto Mono for Powerline" w:cs="Roboto Mono for Powerline"/>
+                <w:rFonts w:ascii="Courier New" w:hAnsi="Courier New" w:eastAsia="Courier New" w:cs="Courier New"/>
                 <w:b w:val="0"/>
                 <w:i w:val="0"/>
                 <w:color w:val="000000"/>
@@ -15187,7 +15187,7 @@
             </w:pPr>
             <w:r>
               <w:rPr>
-                <w:rFonts w:ascii="Roboto Mono for Powerline" w:hAnsi="Roboto Mono for Powerline" w:eastAsia="Roboto Mono for Powerline" w:cs="Roboto Mono for Powerline"/>
+                <w:rFonts w:ascii="Courier New" w:hAnsi="Courier New" w:eastAsia="Courier New" w:cs="Courier New"/>
                 <w:b w:val="0"/>
                 <w:i w:val="0"/>
                 <w:color w:val="000000"/>
@@ -15205,7 +15205,7 @@
             </w:pPr>
             <w:r>
               <w:rPr>
-                <w:rFonts w:ascii="Roboto Mono for Powerline" w:hAnsi="Roboto Mono for Powerline" w:eastAsia="Roboto Mono for Powerline" w:cs="Roboto Mono for Powerline"/>
+                <w:rFonts w:ascii="Courier New" w:hAnsi="Courier New" w:eastAsia="Courier New" w:cs="Courier New"/>
                 <w:b w:val="0"/>
                 <w:i w:val="0"/>
                 <w:color w:val="000000"/>
@@ -15223,7 +15223,7 @@
             </w:pPr>
             <w:r>
               <w:rPr>
-                <w:rFonts w:ascii="Roboto Mono for Powerline" w:hAnsi="Roboto Mono for Powerline" w:eastAsia="Roboto Mono for Powerline" w:cs="Roboto Mono for Powerline"/>
+                <w:rFonts w:ascii="Courier New" w:hAnsi="Courier New" w:eastAsia="Courier New" w:cs="Courier New"/>
                 <w:b w:val="0"/>
                 <w:i w:val="0"/>
                 <w:color w:val="000000"/>
@@ -15241,7 +15241,7 @@
             </w:pPr>
             <w:r>
               <w:rPr>
-                <w:rFonts w:ascii="Roboto Mono for Powerline" w:hAnsi="Roboto Mono for Powerline" w:eastAsia="Roboto Mono for Powerline" w:cs="Roboto Mono for Powerline"/>
+                <w:rFonts w:ascii="Courier New" w:hAnsi="Courier New" w:eastAsia="Courier New" w:cs="Courier New"/>
                 <w:b w:val="0"/>
                 <w:i w:val="0"/>
                 <w:color w:val="000000"/>
@@ -15259,7 +15259,7 @@
             </w:pPr>
             <w:r>
               <w:rPr>
-                <w:rFonts w:ascii="Roboto Mono for Powerline" w:hAnsi="Roboto Mono for Powerline" w:eastAsia="Roboto Mono for Powerline" w:cs="Roboto Mono for Powerline"/>
+                <w:rFonts w:ascii="Courier New" w:hAnsi="Courier New" w:eastAsia="Courier New" w:cs="Courier New"/>
                 <w:b w:val="0"/>
                 <w:i w:val="0"/>
                 <w:color w:val="000000"/>
@@ -15277,7 +15277,7 @@
             </w:pPr>
             <w:r>
               <w:rPr>
-                <w:rFonts w:ascii="Roboto Mono for Powerline" w:hAnsi="Roboto Mono for Powerline" w:eastAsia="Roboto Mono for Powerline" w:cs="Roboto Mono for Powerline"/>
+                <w:rFonts w:ascii="Courier New" w:hAnsi="Courier New" w:eastAsia="Courier New" w:cs="Courier New"/>
                 <w:b w:val="0"/>
                 <w:i w:val="0"/>
                 <w:color w:val="000000"/>
@@ -15295,7 +15295,7 @@
             </w:pPr>
             <w:r>
               <w:rPr>
-                <w:rFonts w:ascii="Roboto Mono for Powerline" w:hAnsi="Roboto Mono for Powerline" w:eastAsia="Roboto Mono for Powerline" w:cs="Roboto Mono for Powerline"/>
+                <w:rFonts w:ascii="Courier New" w:hAnsi="Courier New" w:eastAsia="Courier New" w:cs="Courier New"/>
                 <w:b w:val="0"/>
                 <w:i w:val="0"/>
                 <w:color w:val="000000"/>
@@ -15313,7 +15313,7 @@
             </w:pPr>
             <w:r>
               <w:rPr>
-                <w:rFonts w:ascii="Roboto Mono for Powerline" w:hAnsi="Roboto Mono for Powerline" w:eastAsia="Roboto Mono for Powerline" w:cs="Roboto Mono for Powerline"/>
+                <w:rFonts w:ascii="Courier New" w:hAnsi="Courier New" w:eastAsia="Courier New" w:cs="Courier New"/>
                 <w:b w:val="0"/>
                 <w:i w:val="0"/>
                 <w:color w:val="000000"/>
@@ -15331,7 +15331,7 @@
             </w:pPr>
             <w:r>
               <w:rPr>
-                <w:rFonts w:ascii="Roboto Mono for Powerline" w:hAnsi="Roboto Mono for Powerline" w:eastAsia="Roboto Mono for Powerline" w:cs="Roboto Mono for Powerline"/>
+                <w:rFonts w:ascii="Courier New" w:hAnsi="Courier New" w:eastAsia="Courier New" w:cs="Courier New"/>
                 <w:b w:val="0"/>
                 <w:i w:val="0"/>
                 <w:color w:val="000000"/>
@@ -15349,7 +15349,7 @@
             </w:pPr>
             <w:r>
               <w:rPr>
-                <w:rFonts w:ascii="Roboto Mono for Powerline" w:hAnsi="Roboto Mono for Powerline" w:eastAsia="Roboto Mono for Powerline" w:cs="Roboto Mono for Powerline"/>
+                <w:rFonts w:ascii="Courier New" w:hAnsi="Courier New" w:eastAsia="Courier New" w:cs="Courier New"/>
                 <w:b w:val="0"/>
                 <w:i w:val="0"/>
                 <w:color w:val="000000"/>
@@ -15367,7 +15367,7 @@
             </w:pPr>
             <w:r>
               <w:rPr>
-                <w:rFonts w:ascii="Roboto Mono for Powerline" w:hAnsi="Roboto Mono for Powerline" w:eastAsia="Roboto Mono for Powerline" w:cs="Roboto Mono for Powerline"/>
+                <w:rFonts w:ascii="Courier New" w:hAnsi="Courier New" w:eastAsia="Courier New" w:cs="Courier New"/>
                 <w:b w:val="0"/>
                 <w:i w:val="0"/>
                 <w:color w:val="000000"/>
@@ -15385,7 +15385,7 @@
             </w:pPr>
             <w:r>
               <w:rPr>
-                <w:rFonts w:ascii="Roboto Mono for Powerline" w:hAnsi="Roboto Mono for Powerline" w:eastAsia="Roboto Mono for Powerline" w:cs="Roboto Mono for Powerline"/>
+                <w:rFonts w:ascii="Courier New" w:hAnsi="Courier New" w:eastAsia="Courier New" w:cs="Courier New"/>
                 <w:b w:val="0"/>
                 <w:i w:val="0"/>
                 <w:color w:val="000000"/>
@@ -15403,7 +15403,7 @@
             </w:pPr>
             <w:r>
               <w:rPr>
-                <w:rFonts w:ascii="Roboto Mono for Powerline" w:hAnsi="Roboto Mono for Powerline" w:eastAsia="Roboto Mono for Powerline" w:cs="Roboto Mono for Powerline"/>
+                <w:rFonts w:ascii="Courier New" w:hAnsi="Courier New" w:eastAsia="Courier New" w:cs="Courier New"/>
                 <w:b w:val="0"/>
                 <w:i w:val="0"/>
                 <w:color w:val="000000"/>
@@ -15421,7 +15421,7 @@
             </w:pPr>
             <w:r>
               <w:rPr>
-                <w:rFonts w:ascii="Roboto Mono for Powerline" w:hAnsi="Roboto Mono for Powerline" w:eastAsia="Roboto Mono for Powerline" w:cs="Roboto Mono for Powerline"/>
+                <w:rFonts w:ascii="Courier New" w:hAnsi="Courier New" w:eastAsia="Courier New" w:cs="Courier New"/>
                 <w:b w:val="0"/>
                 <w:i w:val="0"/>
                 <w:color w:val="000000"/>
@@ -15439,7 +15439,7 @@
             </w:pPr>
             <w:r>
               <w:rPr>
-                <w:rFonts w:ascii="Roboto Mono for Powerline" w:hAnsi="Roboto Mono for Powerline" w:eastAsia="Roboto Mono for Powerline" w:cs="Roboto Mono for Powerline"/>
+                <w:rFonts w:ascii="Courier New" w:hAnsi="Courier New" w:eastAsia="Courier New" w:cs="Courier New"/>
                 <w:b w:val="0"/>
                 <w:i w:val="0"/>
                 <w:color w:val="000000"/>
@@ -15457,7 +15457,7 @@
             </w:pPr>
             <w:r>
               <w:rPr>
-                <w:rFonts w:ascii="Roboto Mono for Powerline" w:hAnsi="Roboto Mono for Powerline" w:eastAsia="Roboto Mono for Powerline" w:cs="Roboto Mono for Powerline"/>
+                <w:rFonts w:ascii="Courier New" w:hAnsi="Courier New" w:eastAsia="Courier New" w:cs="Courier New"/>
                 <w:b w:val="0"/>
                 <w:i w:val="0"/>
                 <w:color w:val="000000"/>
@@ -15475,7 +15475,7 @@
             </w:pPr>
             <w:r>
               <w:rPr>
-                <w:rFonts w:ascii="Roboto Mono for Powerline" w:hAnsi="Roboto Mono for Powerline" w:eastAsia="Roboto Mono for Powerline" w:cs="Roboto Mono for Powerline"/>
+                <w:rFonts w:ascii="Courier New" w:hAnsi="Courier New" w:eastAsia="Courier New" w:cs="Courier New"/>
                 <w:b w:val="0"/>
                 <w:i w:val="0"/>
                 <w:color w:val="000000"/>
@@ -15493,7 +15493,7 @@
             </w:pPr>
             <w:r>
               <w:rPr>
-                <w:rFonts w:ascii="Roboto Mono for Powerline" w:hAnsi="Roboto Mono for Powerline" w:eastAsia="Roboto Mono for Powerline" w:cs="Roboto Mono for Powerline"/>
+                <w:rFonts w:ascii="Courier New" w:hAnsi="Courier New" w:eastAsia="Courier New" w:cs="Courier New"/>
                 <w:b w:val="0"/>
                 <w:i w:val="0"/>
                 <w:color w:val="000000"/>
@@ -15511,7 +15511,7 @@
             </w:pPr>
             <w:r>
               <w:rPr>
-                <w:rFonts w:ascii="Roboto Mono for Powerline" w:hAnsi="Roboto Mono for Powerline" w:eastAsia="Roboto Mono for Powerline" w:cs="Roboto Mono for Powerline"/>
+                <w:rFonts w:ascii="Courier New" w:hAnsi="Courier New" w:eastAsia="Courier New" w:cs="Courier New"/>
                 <w:b w:val="0"/>
                 <w:i w:val="0"/>
                 <w:color w:val="000000"/>
@@ -15529,7 +15529,7 @@
             </w:pPr>
             <w:r>
               <w:rPr>
-                <w:rFonts w:ascii="Roboto Mono for Powerline" w:hAnsi="Roboto Mono for Powerline" w:eastAsia="Roboto Mono for Powerline" w:cs="Roboto Mono for Powerline"/>
+                <w:rFonts w:ascii="Courier New" w:hAnsi="Courier New" w:eastAsia="Courier New" w:cs="Courier New"/>
                 <w:b w:val="0"/>
                 <w:i w:val="0"/>
                 <w:color w:val="000000"/>
@@ -15547,7 +15547,7 @@
             </w:pPr>
             <w:r>
               <w:rPr>
-                <w:rFonts w:ascii="Roboto Mono for Powerline" w:hAnsi="Roboto Mono for Powerline" w:eastAsia="Roboto Mono for Powerline" w:cs="Roboto Mono for Powerline"/>
+                <w:rFonts w:ascii="Courier New" w:hAnsi="Courier New" w:eastAsia="Courier New" w:cs="Courier New"/>
                 <w:b w:val="0"/>
                 <w:i w:val="0"/>
                 <w:color w:val="000000"/>
@@ -15565,7 +15565,7 @@
             </w:pPr>
             <w:r>
               <w:rPr>
-                <w:rFonts w:ascii="Roboto Mono for Powerline" w:hAnsi="Roboto Mono for Powerline" w:eastAsia="Roboto Mono for Powerline" w:cs="Roboto Mono for Powerline"/>
+                <w:rFonts w:ascii="Courier New" w:hAnsi="Courier New" w:eastAsia="Courier New" w:cs="Courier New"/>
                 <w:b w:val="0"/>
                 <w:i w:val="0"/>
                 <w:color w:val="000000"/>
@@ -15583,7 +15583,7 @@
             </w:pPr>
             <w:r>
               <w:rPr>
-                <w:rFonts w:ascii="Roboto Mono for Powerline" w:hAnsi="Roboto Mono for Powerline" w:eastAsia="Roboto Mono for Powerline" w:cs="Roboto Mono for Powerline"/>
+                <w:rFonts w:ascii="Courier New" w:hAnsi="Courier New" w:eastAsia="Courier New" w:cs="Courier New"/>
                 <w:b w:val="0"/>
                 <w:i w:val="0"/>
                 <w:color w:val="000000"/>
@@ -15601,7 +15601,7 @@
             </w:pPr>
             <w:r>
               <w:rPr>
-                <w:rFonts w:ascii="Roboto Mono for Powerline" w:hAnsi="Roboto Mono for Powerline" w:eastAsia="Roboto Mono for Powerline" w:cs="Roboto Mono for Powerline"/>
+                <w:rFonts w:ascii="Courier New" w:hAnsi="Courier New" w:eastAsia="Courier New" w:cs="Courier New"/>
                 <w:b w:val="0"/>
                 <w:i w:val="0"/>
                 <w:color w:val="000000"/>
@@ -15619,7 +15619,7 @@
             </w:pPr>
             <w:r>
               <w:rPr>
-                <w:rFonts w:ascii="Roboto Mono for Powerline" w:hAnsi="Roboto Mono for Powerline" w:eastAsia="Roboto Mono for Powerline" w:cs="Roboto Mono for Powerline"/>
+                <w:rFonts w:ascii="Courier New" w:hAnsi="Courier New" w:eastAsia="Courier New" w:cs="Courier New"/>
                 <w:b w:val="0"/>
                 <w:i w:val="0"/>
                 <w:color w:val="000000"/>
@@ -15637,7 +15637,7 @@
             </w:pPr>
             <w:r>
               <w:rPr>
-                <w:rFonts w:ascii="Roboto Mono for Powerline" w:hAnsi="Roboto Mono for Powerline" w:eastAsia="Roboto Mono for Powerline" w:cs="Roboto Mono for Powerline"/>
+                <w:rFonts w:ascii="Courier New" w:hAnsi="Courier New" w:eastAsia="Courier New" w:cs="Courier New"/>
                 <w:b w:val="0"/>
                 <w:i w:val="0"/>
                 <w:color w:val="000000"/>
@@ -15655,7 +15655,7 @@
             </w:pPr>
             <w:r>
               <w:rPr>
-                <w:rFonts w:ascii="Roboto Mono for Powerline" w:hAnsi="Roboto Mono for Powerline" w:eastAsia="Roboto Mono for Powerline" w:cs="Roboto Mono for Powerline"/>
+                <w:rFonts w:ascii="Courier New" w:hAnsi="Courier New" w:eastAsia="Courier New" w:cs="Courier New"/>
                 <w:b w:val="0"/>
                 <w:i w:val="0"/>
                 <w:color w:val="000000"/>
@@ -15673,7 +15673,7 @@
             </w:pPr>
             <w:r>
               <w:rPr>
-                <w:rFonts w:ascii="Roboto Mono for Powerline" w:hAnsi="Roboto Mono for Powerline" w:eastAsia="Roboto Mono for Powerline" w:cs="Roboto Mono for Powerline"/>
+                <w:rFonts w:ascii="Courier New" w:hAnsi="Courier New" w:eastAsia="Courier New" w:cs="Courier New"/>
                 <w:b w:val="0"/>
                 <w:i w:val="0"/>
                 <w:color w:val="000000"/>
@@ -15691,7 +15691,7 @@
             </w:pPr>
             <w:r>
               <w:rPr>
-                <w:rFonts w:ascii="Roboto Mono for Powerline" w:hAnsi="Roboto Mono for Powerline" w:eastAsia="Roboto Mono for Powerline" w:cs="Roboto Mono for Powerline"/>
+                <w:rFonts w:ascii="Courier New" w:hAnsi="Courier New" w:eastAsia="Courier New" w:cs="Courier New"/>
                 <w:b w:val="0"/>
                 <w:i w:val="0"/>
                 <w:color w:val="000000"/>
@@ -15709,7 +15709,7 @@
             </w:pPr>
             <w:r>
               <w:rPr>
-                <w:rFonts w:ascii="Roboto Mono for Powerline" w:hAnsi="Roboto Mono for Powerline" w:eastAsia="Roboto Mono for Powerline" w:cs="Roboto Mono for Powerline"/>
+                <w:rFonts w:ascii="Courier New" w:hAnsi="Courier New" w:eastAsia="Courier New" w:cs="Courier New"/>
                 <w:b w:val="0"/>
                 <w:i w:val="0"/>
                 <w:color w:val="000000"/>
@@ -15727,24 +15727,24 @@
             </w:pPr>
             <w:r>
               <w:rPr>
-                <w:rFonts w:ascii="Roboto Mono for Powerline" w:hAnsi="Roboto Mono for Powerline" w:eastAsia="Roboto Mono for Powerline" w:cs="Roboto Mono for Powerline"/>
-                <w:b w:val="0"/>
-                <w:i w:val="0"/>
-                <w:color w:val="000000"/>
-                <w:sz w:val="22"/>
-              </w:rPr>
-            </w:r>
-          </w:p>
-          <w:p>
-            <w:pPr>
-              <w:keepNext w:val="0"/>
-              <w:keepLines w:val="0"/>
-              <w:spacing w:before="0" w:after="0" w:line="360" w:lineRule="auto"/>
-              <w:ind w:left="0" w:right="0" w:firstLine="0"/>
-            </w:pPr>
-            <w:r>
-              <w:rPr>
-                <w:rFonts w:ascii="Roboto Mono for Powerline" w:hAnsi="Roboto Mono for Powerline" w:eastAsia="Roboto Mono for Powerline" w:cs="Roboto Mono for Powerline"/>
+                <w:rFonts w:ascii="Courier New" w:hAnsi="Courier New" w:eastAsia="Courier New" w:cs="Courier New"/>
+                <w:b w:val="0"/>
+                <w:i w:val="0"/>
+                <w:color w:val="000000"/>
+                <w:sz w:val="22"/>
+              </w:rPr>
+            </w:r>
+          </w:p>
+          <w:p>
+            <w:pPr>
+              <w:keepNext w:val="0"/>
+              <w:keepLines w:val="0"/>
+              <w:spacing w:before="0" w:after="0" w:line="360" w:lineRule="auto"/>
+              <w:ind w:left="0" w:right="0" w:firstLine="0"/>
+            </w:pPr>
+            <w:r>
+              <w:rPr>
+                <w:rFonts w:ascii="Courier New" w:hAnsi="Courier New" w:eastAsia="Courier New" w:cs="Courier New"/>
                 <w:b w:val="0"/>
                 <w:i w:val="0"/>
                 <w:color w:val="000000"/>
@@ -15762,7 +15762,7 @@
             </w:pPr>
             <w:r>
               <w:rPr>
-                <w:rFonts w:ascii="Roboto Mono for Powerline" w:hAnsi="Roboto Mono for Powerline" w:eastAsia="Roboto Mono for Powerline" w:cs="Roboto Mono for Powerline"/>
+                <w:rFonts w:ascii="Courier New" w:hAnsi="Courier New" w:eastAsia="Courier New" w:cs="Courier New"/>
                 <w:b w:val="0"/>
                 <w:i w:val="0"/>
                 <w:color w:val="000000"/>
@@ -15780,7 +15780,7 @@
             </w:pPr>
             <w:r>
               <w:rPr>
-                <w:rFonts w:ascii="Roboto Mono for Powerline" w:hAnsi="Roboto Mono for Powerline" w:eastAsia="Roboto Mono for Powerline" w:cs="Roboto Mono for Powerline"/>
+                <w:rFonts w:ascii="Courier New" w:hAnsi="Courier New" w:eastAsia="Courier New" w:cs="Courier New"/>
                 <w:b w:val="0"/>
                 <w:i w:val="0"/>
                 <w:color w:val="000000"/>
@@ -15798,7 +15798,7 @@
             </w:pPr>
             <w:r>
               <w:rPr>
-                <w:rFonts w:ascii="Roboto Mono for Powerline" w:hAnsi="Roboto Mono for Powerline" w:eastAsia="Roboto Mono for Powerline" w:cs="Roboto Mono for Powerline"/>
+                <w:rFonts w:ascii="Courier New" w:hAnsi="Courier New" w:eastAsia="Courier New" w:cs="Courier New"/>
                 <w:b w:val="0"/>
                 <w:i w:val="0"/>
                 <w:color w:val="000000"/>
@@ -15816,7 +15816,7 @@
             </w:pPr>
             <w:r>
               <w:rPr>
-                <w:rFonts w:ascii="Roboto Mono for Powerline" w:hAnsi="Roboto Mono for Powerline" w:eastAsia="Roboto Mono for Powerline" w:cs="Roboto Mono for Powerline"/>
+                <w:rFonts w:ascii="Courier New" w:hAnsi="Courier New" w:eastAsia="Courier New" w:cs="Courier New"/>
                 <w:b w:val="0"/>
                 <w:i w:val="0"/>
                 <w:color w:val="000000"/>
@@ -15834,7 +15834,7 @@
             </w:pPr>
             <w:r>
               <w:rPr>
-                <w:rFonts w:ascii="Roboto Mono for Powerline" w:hAnsi="Roboto Mono for Powerline" w:eastAsia="Roboto Mono for Powerline" w:cs="Roboto Mono for Powerline"/>
+                <w:rFonts w:ascii="Courier New" w:hAnsi="Courier New" w:eastAsia="Courier New" w:cs="Courier New"/>
                 <w:b w:val="0"/>
                 <w:i w:val="0"/>
                 <w:color w:val="000000"/>
@@ -15852,7 +15852,7 @@
             </w:pPr>
             <w:r>
               <w:rPr>
-                <w:rFonts w:ascii="Roboto Mono for Powerline" w:hAnsi="Roboto Mono for Powerline" w:eastAsia="Roboto Mono for Powerline" w:cs="Roboto Mono for Powerline"/>
+                <w:rFonts w:ascii="Courier New" w:hAnsi="Courier New" w:eastAsia="Courier New" w:cs="Courier New"/>
                 <w:b w:val="0"/>
                 <w:i w:val="0"/>
                 <w:color w:val="000000"/>
@@ -15870,7 +15870,7 @@
             </w:pPr>
             <w:r>
               <w:rPr>
-                <w:rFonts w:ascii="Roboto Mono for Powerline" w:hAnsi="Roboto Mono for Powerline" w:eastAsia="Roboto Mono for Powerline" w:cs="Roboto Mono for Powerline"/>
+                <w:rFonts w:ascii="Courier New" w:hAnsi="Courier New" w:eastAsia="Courier New" w:cs="Courier New"/>
                 <w:b w:val="0"/>
                 <w:i w:val="0"/>
                 <w:color w:val="000000"/>
@@ -15888,7 +15888,7 @@
             </w:pPr>
             <w:r>
               <w:rPr>
-                <w:rFonts w:ascii="Roboto Mono for Powerline" w:hAnsi="Roboto Mono for Powerline" w:eastAsia="Roboto Mono for Powerline" w:cs="Roboto Mono for Powerline"/>
+                <w:rFonts w:ascii="Courier New" w:hAnsi="Courier New" w:eastAsia="Courier New" w:cs="Courier New"/>
                 <w:b w:val="0"/>
                 <w:i w:val="0"/>
                 <w:color w:val="000000"/>
@@ -15906,7 +15906,7 @@
             </w:pPr>
             <w:r>
               <w:rPr>
-                <w:rFonts w:ascii="Roboto Mono for Powerline" w:hAnsi="Roboto Mono for Powerline" w:eastAsia="Roboto Mono for Powerline" w:cs="Roboto Mono for Powerline"/>
+                <w:rFonts w:ascii="Courier New" w:hAnsi="Courier New" w:eastAsia="Courier New" w:cs="Courier New"/>
                 <w:b w:val="0"/>
                 <w:i w:val="0"/>
                 <w:color w:val="000000"/>
@@ -15924,7 +15924,7 @@
             </w:pPr>
             <w:r>
               <w:rPr>
-                <w:rFonts w:ascii="Roboto Mono for Powerline" w:hAnsi="Roboto Mono for Powerline" w:eastAsia="Roboto Mono for Powerline" w:cs="Roboto Mono for Powerline"/>
+                <w:rFonts w:ascii="Courier New" w:hAnsi="Courier New" w:eastAsia="Courier New" w:cs="Courier New"/>
                 <w:b w:val="0"/>
                 <w:i w:val="0"/>
                 <w:color w:val="000000"/>
@@ -15942,24 +15942,24 @@
             </w:pPr>
             <w:r>
               <w:rPr>
-                <w:rFonts w:ascii="Roboto Mono for Powerline" w:hAnsi="Roboto Mono for Powerline" w:eastAsia="Roboto Mono for Powerline" w:cs="Roboto Mono for Powerline"/>
-                <w:b w:val="0"/>
-                <w:i w:val="0"/>
-                <w:color w:val="000000"/>
-                <w:sz w:val="22"/>
-              </w:rPr>
-            </w:r>
-          </w:p>
-          <w:p>
-            <w:pPr>
-              <w:keepNext w:val="0"/>
-              <w:keepLines w:val="0"/>
-              <w:spacing w:before="0" w:after="0" w:line="360" w:lineRule="auto"/>
-              <w:ind w:left="0" w:right="0" w:firstLine="0"/>
-            </w:pPr>
-            <w:r>
-              <w:rPr>
-                <w:rFonts w:ascii="Roboto Mono for Powerline" w:hAnsi="Roboto Mono for Powerline" w:eastAsia="Roboto Mono for Powerline" w:cs="Roboto Mono for Powerline"/>
+                <w:rFonts w:ascii="Courier New" w:hAnsi="Courier New" w:eastAsia="Courier New" w:cs="Courier New"/>
+                <w:b w:val="0"/>
+                <w:i w:val="0"/>
+                <w:color w:val="000000"/>
+                <w:sz w:val="22"/>
+              </w:rPr>
+            </w:r>
+          </w:p>
+          <w:p>
+            <w:pPr>
+              <w:keepNext w:val="0"/>
+              <w:keepLines w:val="0"/>
+              <w:spacing w:before="0" w:after="0" w:line="360" w:lineRule="auto"/>
+              <w:ind w:left="0" w:right="0" w:firstLine="0"/>
+            </w:pPr>
+            <w:r>
+              <w:rPr>
+                <w:rFonts w:ascii="Courier New" w:hAnsi="Courier New" w:eastAsia="Courier New" w:cs="Courier New"/>
                 <w:b w:val="0"/>
                 <w:i w:val="0"/>
                 <w:color w:val="000000"/>
@@ -15977,7 +15977,7 @@
             </w:pPr>
             <w:r>
               <w:rPr>
-                <w:rFonts w:ascii="Roboto Mono for Powerline" w:hAnsi="Roboto Mono for Powerline" w:eastAsia="Roboto Mono for Powerline" w:cs="Roboto Mono for Powerline"/>
+                <w:rFonts w:ascii="Courier New" w:hAnsi="Courier New" w:eastAsia="Courier New" w:cs="Courier New"/>
                 <w:b w:val="0"/>
                 <w:i w:val="0"/>
                 <w:color w:val="000000"/>
@@ -15995,7 +15995,7 @@
             </w:pPr>
             <w:r>
               <w:rPr>
-                <w:rFonts w:ascii="Roboto Mono for Powerline" w:hAnsi="Roboto Mono for Powerline" w:eastAsia="Roboto Mono for Powerline" w:cs="Roboto Mono for Powerline"/>
+                <w:rFonts w:ascii="Courier New" w:hAnsi="Courier New" w:eastAsia="Courier New" w:cs="Courier New"/>
                 <w:b w:val="0"/>
                 <w:i w:val="0"/>
                 <w:color w:val="000000"/>
@@ -16013,7 +16013,7 @@
             </w:pPr>
             <w:r>
               <w:rPr>
-                <w:rFonts w:ascii="Roboto Mono for Powerline" w:hAnsi="Roboto Mono for Powerline" w:eastAsia="Roboto Mono for Powerline" w:cs="Roboto Mono for Powerline"/>
+                <w:rFonts w:ascii="Courier New" w:hAnsi="Courier New" w:eastAsia="Courier New" w:cs="Courier New"/>
                 <w:b w:val="0"/>
                 <w:i w:val="0"/>
                 <w:color w:val="000000"/>
@@ -16031,7 +16031,7 @@
             </w:pPr>
             <w:r>
               <w:rPr>
-                <w:rFonts w:ascii="Roboto Mono for Powerline" w:hAnsi="Roboto Mono for Powerline" w:eastAsia="Roboto Mono for Powerline" w:cs="Roboto Mono for Powerline"/>
+                <w:rFonts w:ascii="Courier New" w:hAnsi="Courier New" w:eastAsia="Courier New" w:cs="Courier New"/>
                 <w:b w:val="0"/>
                 <w:i w:val="0"/>
                 <w:color w:val="000000"/>
@@ -16049,7 +16049,7 @@
             </w:pPr>
             <w:r>
               <w:rPr>
-                <w:rFonts w:ascii="Roboto Mono for Powerline" w:hAnsi="Roboto Mono for Powerline" w:eastAsia="Roboto Mono for Powerline" w:cs="Roboto Mono for Powerline"/>
+                <w:rFonts w:ascii="Courier New" w:hAnsi="Courier New" w:eastAsia="Courier New" w:cs="Courier New"/>
                 <w:b w:val="0"/>
                 <w:i w:val="0"/>
                 <w:color w:val="000000"/>
@@ -16067,7 +16067,7 @@
             </w:pPr>
             <w:r>
               <w:rPr>
-                <w:rFonts w:ascii="Roboto Mono for Powerline" w:hAnsi="Roboto Mono for Powerline" w:eastAsia="Roboto Mono for Powerline" w:cs="Roboto Mono for Powerline"/>
+                <w:rFonts w:ascii="Courier New" w:hAnsi="Courier New" w:eastAsia="Courier New" w:cs="Courier New"/>
                 <w:b w:val="0"/>
                 <w:i w:val="0"/>
                 <w:color w:val="000000"/>
@@ -16085,7 +16085,7 @@
             </w:pPr>
             <w:r>
               <w:rPr>
-                <w:rFonts w:ascii="Roboto Mono for Powerline" w:hAnsi="Roboto Mono for Powerline" w:eastAsia="Roboto Mono for Powerline" w:cs="Roboto Mono for Powerline"/>
+                <w:rFonts w:ascii="Courier New" w:hAnsi="Courier New" w:eastAsia="Courier New" w:cs="Courier New"/>
                 <w:b w:val="0"/>
                 <w:i w:val="0"/>
                 <w:color w:val="000000"/>
@@ -16103,7 +16103,7 @@
             </w:pPr>
             <w:r>
               <w:rPr>
-                <w:rFonts w:ascii="Roboto Mono for Powerline" w:hAnsi="Roboto Mono for Powerline" w:eastAsia="Roboto Mono for Powerline" w:cs="Roboto Mono for Powerline"/>
+                <w:rFonts w:ascii="Courier New" w:hAnsi="Courier New" w:eastAsia="Courier New" w:cs="Courier New"/>
                 <w:b w:val="0"/>
                 <w:i w:val="0"/>
                 <w:color w:val="000000"/>
@@ -16121,7 +16121,7 @@
             </w:pPr>
             <w:r>
               <w:rPr>
-                <w:rFonts w:ascii="Roboto Mono for Powerline" w:hAnsi="Roboto Mono for Powerline" w:eastAsia="Roboto Mono for Powerline" w:cs="Roboto Mono for Powerline"/>
+                <w:rFonts w:ascii="Courier New" w:hAnsi="Courier New" w:eastAsia="Courier New" w:cs="Courier New"/>
                 <w:b w:val="0"/>
                 <w:i w:val="0"/>
                 <w:color w:val="000000"/>
@@ -16139,7 +16139,7 @@
             </w:pPr>
             <w:r>
               <w:rPr>
-                <w:rFonts w:ascii="Roboto Mono for Powerline" w:hAnsi="Roboto Mono for Powerline" w:eastAsia="Roboto Mono for Powerline" w:cs="Roboto Mono for Powerline"/>
+                <w:rFonts w:ascii="Courier New" w:hAnsi="Courier New" w:eastAsia="Courier New" w:cs="Courier New"/>
                 <w:b w:val="0"/>
                 <w:i w:val="0"/>
                 <w:color w:val="000000"/>
@@ -16157,7 +16157,7 @@
             </w:pPr>
             <w:r>
               <w:rPr>
-                <w:rFonts w:ascii="Roboto Mono for Powerline" w:hAnsi="Roboto Mono for Powerline" w:eastAsia="Roboto Mono for Powerline" w:cs="Roboto Mono for Powerline"/>
+                <w:rFonts w:ascii="Courier New" w:hAnsi="Courier New" w:eastAsia="Courier New" w:cs="Courier New"/>
                 <w:b w:val="0"/>
                 <w:i w:val="0"/>
                 <w:color w:val="000000"/>
@@ -16175,7 +16175,7 @@
             </w:pPr>
             <w:r>
               <w:rPr>
-                <w:rFonts w:ascii="Roboto Mono for Powerline" w:hAnsi="Roboto Mono for Powerline" w:eastAsia="Roboto Mono for Powerline" w:cs="Roboto Mono for Powerline"/>
+                <w:rFonts w:ascii="Courier New" w:hAnsi="Courier New" w:eastAsia="Courier New" w:cs="Courier New"/>
                 <w:b w:val="0"/>
                 <w:i w:val="0"/>
                 <w:color w:val="000000"/>
@@ -16193,7 +16193,7 @@
             </w:pPr>
             <w:r>
               <w:rPr>
-                <w:rFonts w:ascii="Roboto Mono for Powerline" w:hAnsi="Roboto Mono for Powerline" w:eastAsia="Roboto Mono for Powerline" w:cs="Roboto Mono for Powerline"/>
+                <w:rFonts w:ascii="Courier New" w:hAnsi="Courier New" w:eastAsia="Courier New" w:cs="Courier New"/>
                 <w:b w:val="0"/>
                 <w:i w:val="0"/>
                 <w:color w:val="000000"/>
@@ -16211,7 +16211,7 @@
             </w:pPr>
             <w:r>
               <w:rPr>
-                <w:rFonts w:ascii="Roboto Mono for Powerline" w:hAnsi="Roboto Mono for Powerline" w:eastAsia="Roboto Mono for Powerline" w:cs="Roboto Mono for Powerline"/>
+                <w:rFonts w:ascii="Courier New" w:hAnsi="Courier New" w:eastAsia="Courier New" w:cs="Courier New"/>
                 <w:b w:val="0"/>
                 <w:i w:val="0"/>
                 <w:color w:val="000000"/>
@@ -16229,7 +16229,7 @@
             </w:pPr>
             <w:r>
               <w:rPr>
-                <w:rFonts w:ascii="Roboto Mono for Powerline" w:hAnsi="Roboto Mono for Powerline" w:eastAsia="Roboto Mono for Powerline" w:cs="Roboto Mono for Powerline"/>
+                <w:rFonts w:ascii="Courier New" w:hAnsi="Courier New" w:eastAsia="Courier New" w:cs="Courier New"/>
                 <w:b w:val="0"/>
                 <w:i w:val="0"/>
                 <w:color w:val="000000"/>
@@ -16247,7 +16247,7 @@
             </w:pPr>
             <w:r>
               <w:rPr>
-                <w:rFonts w:ascii="Roboto Mono for Powerline" w:hAnsi="Roboto Mono for Powerline" w:eastAsia="Roboto Mono for Powerline" w:cs="Roboto Mono for Powerline"/>
+                <w:rFonts w:ascii="Courier New" w:hAnsi="Courier New" w:eastAsia="Courier New" w:cs="Courier New"/>
                 <w:b w:val="0"/>
                 <w:i w:val="0"/>
                 <w:color w:val="000000"/>

--- a/coursework-documents/COMP1786_CW2_Exercise_2_Logbook.docx
+++ b/coursework-documents/COMP1786_CW2_Exercise_2_Logbook.docx
@@ -1292,7 +1292,6 @@
         <w:tc>
           <w:tcPr>
             <w:tcW w:type="dxa" w:w="9720"/>
-            <w:shd w:fill="F2F2F2"/>
             <w:tcBorders>
               <w:top w:val="nil"/>
               <w:left w:val="nil"/>
@@ -1312,7 +1311,7 @@
             <w:pPr>
               <w:keepNext w:val="0"/>
               <w:keepLines w:val="0"/>
-              <w:spacing w:before="0" w:after="0" w:line="360" w:lineRule="auto"/>
+              <w:spacing w:before="0" w:after="0" w:line="240" w:lineRule="auto"/>
               <w:ind w:left="0" w:right="0" w:firstLine="0"/>
             </w:pPr>
             <w:r>
@@ -1330,24 +1329,24 @@
             <w:pPr>
               <w:keepNext w:val="0"/>
               <w:keepLines w:val="0"/>
-              <w:spacing w:before="0" w:after="0" w:line="360" w:lineRule="auto"/>
-              <w:ind w:left="0" w:right="0" w:firstLine="0"/>
-            </w:pPr>
-            <w:r>
-              <w:rPr>
-                <w:rFonts w:ascii="Courier New" w:hAnsi="Courier New" w:eastAsia="Courier New" w:cs="Courier New"/>
-                <w:b w:val="0"/>
-                <w:i w:val="0"/>
-                <w:color w:val="000000"/>
-                <w:sz w:val="22"/>
-              </w:rPr>
-            </w:r>
-          </w:p>
-          <w:p>
-            <w:pPr>
-              <w:keepNext w:val="0"/>
-              <w:keepLines w:val="0"/>
-              <w:spacing w:before="0" w:after="0" w:line="360" w:lineRule="auto"/>
+              <w:spacing w:before="0" w:after="0" w:line="240" w:lineRule="auto"/>
+              <w:ind w:left="0" w:right="0" w:firstLine="0"/>
+            </w:pPr>
+            <w:r>
+              <w:rPr>
+                <w:rFonts w:ascii="Courier New" w:hAnsi="Courier New" w:eastAsia="Courier New" w:cs="Courier New"/>
+                <w:b w:val="0"/>
+                <w:i w:val="0"/>
+                <w:color w:val="000000"/>
+                <w:sz w:val="22"/>
+              </w:rPr>
+            </w:r>
+          </w:p>
+          <w:p>
+            <w:pPr>
+              <w:keepNext w:val="0"/>
+              <w:keepLines w:val="0"/>
+              <w:spacing w:before="0" w:after="0" w:line="240" w:lineRule="auto"/>
               <w:ind w:left="0" w:right="0" w:firstLine="0"/>
             </w:pPr>
             <w:r>
@@ -1365,7 +1364,7 @@
             <w:pPr>
               <w:keepNext w:val="0"/>
               <w:keepLines w:val="0"/>
-              <w:spacing w:before="0" w:after="0" w:line="360" w:lineRule="auto"/>
+              <w:spacing w:before="0" w:after="0" w:line="240" w:lineRule="auto"/>
               <w:ind w:left="0" w:right="0" w:firstLine="0"/>
             </w:pPr>
             <w:r>
@@ -1383,7 +1382,7 @@
             <w:pPr>
               <w:keepNext w:val="0"/>
               <w:keepLines w:val="0"/>
-              <w:spacing w:before="0" w:after="0" w:line="360" w:lineRule="auto"/>
+              <w:spacing w:before="0" w:after="0" w:line="240" w:lineRule="auto"/>
               <w:ind w:left="0" w:right="0" w:firstLine="0"/>
             </w:pPr>
             <w:r>
@@ -1401,7 +1400,7 @@
             <w:pPr>
               <w:keepNext w:val="0"/>
               <w:keepLines w:val="0"/>
-              <w:spacing w:before="0" w:after="0" w:line="360" w:lineRule="auto"/>
+              <w:spacing w:before="0" w:after="0" w:line="240" w:lineRule="auto"/>
               <w:ind w:left="0" w:right="0" w:firstLine="0"/>
             </w:pPr>
             <w:r>
@@ -1419,7 +1418,7 @@
             <w:pPr>
               <w:keepNext w:val="0"/>
               <w:keepLines w:val="0"/>
-              <w:spacing w:before="0" w:after="0" w:line="360" w:lineRule="auto"/>
+              <w:spacing w:before="0" w:after="0" w:line="240" w:lineRule="auto"/>
               <w:ind w:left="0" w:right="0" w:firstLine="0"/>
             </w:pPr>
             <w:r>
@@ -1437,7 +1436,7 @@
             <w:pPr>
               <w:keepNext w:val="0"/>
               <w:keepLines w:val="0"/>
-              <w:spacing w:before="0" w:after="0" w:line="360" w:lineRule="auto"/>
+              <w:spacing w:before="0" w:after="0" w:line="240" w:lineRule="auto"/>
               <w:ind w:left="0" w:right="0" w:firstLine="0"/>
             </w:pPr>
             <w:r>
@@ -1455,7 +1454,7 @@
             <w:pPr>
               <w:keepNext w:val="0"/>
               <w:keepLines w:val="0"/>
-              <w:spacing w:before="0" w:after="0" w:line="360" w:lineRule="auto"/>
+              <w:spacing w:before="0" w:after="0" w:line="240" w:lineRule="auto"/>
               <w:ind w:left="0" w:right="0" w:firstLine="0"/>
             </w:pPr>
             <w:r>
@@ -1473,24 +1472,24 @@
             <w:pPr>
               <w:keepNext w:val="0"/>
               <w:keepLines w:val="0"/>
-              <w:spacing w:before="0" w:after="0" w:line="360" w:lineRule="auto"/>
-              <w:ind w:left="0" w:right="0" w:firstLine="0"/>
-            </w:pPr>
-            <w:r>
-              <w:rPr>
-                <w:rFonts w:ascii="Courier New" w:hAnsi="Courier New" w:eastAsia="Courier New" w:cs="Courier New"/>
-                <w:b w:val="0"/>
-                <w:i w:val="0"/>
-                <w:color w:val="000000"/>
-                <w:sz w:val="22"/>
-              </w:rPr>
-            </w:r>
-          </w:p>
-          <w:p>
-            <w:pPr>
-              <w:keepNext w:val="0"/>
-              <w:keepLines w:val="0"/>
-              <w:spacing w:before="0" w:after="0" w:line="360" w:lineRule="auto"/>
+              <w:spacing w:before="0" w:after="0" w:line="240" w:lineRule="auto"/>
+              <w:ind w:left="0" w:right="0" w:firstLine="0"/>
+            </w:pPr>
+            <w:r>
+              <w:rPr>
+                <w:rFonts w:ascii="Courier New" w:hAnsi="Courier New" w:eastAsia="Courier New" w:cs="Courier New"/>
+                <w:b w:val="0"/>
+                <w:i w:val="0"/>
+                <w:color w:val="000000"/>
+                <w:sz w:val="22"/>
+              </w:rPr>
+            </w:r>
+          </w:p>
+          <w:p>
+            <w:pPr>
+              <w:keepNext w:val="0"/>
+              <w:keepLines w:val="0"/>
+              <w:spacing w:before="0" w:after="0" w:line="240" w:lineRule="auto"/>
               <w:ind w:left="0" w:right="0" w:firstLine="0"/>
             </w:pPr>
             <w:r>
@@ -1508,7 +1507,7 @@
             <w:pPr>
               <w:keepNext w:val="0"/>
               <w:keepLines w:val="0"/>
-              <w:spacing w:before="0" w:after="0" w:line="360" w:lineRule="auto"/>
+              <w:spacing w:before="0" w:after="0" w:line="240" w:lineRule="auto"/>
               <w:ind w:left="0" w:right="0" w:firstLine="0"/>
             </w:pPr>
             <w:r>
@@ -1526,7 +1525,7 @@
             <w:pPr>
               <w:keepNext w:val="0"/>
               <w:keepLines w:val="0"/>
-              <w:spacing w:before="0" w:after="0" w:line="360" w:lineRule="auto"/>
+              <w:spacing w:before="0" w:after="0" w:line="240" w:lineRule="auto"/>
               <w:ind w:left="0" w:right="0" w:firstLine="0"/>
             </w:pPr>
             <w:r>
@@ -1544,7 +1543,7 @@
             <w:pPr>
               <w:keepNext w:val="0"/>
               <w:keepLines w:val="0"/>
-              <w:spacing w:before="0" w:after="0" w:line="360" w:lineRule="auto"/>
+              <w:spacing w:before="0" w:after="0" w:line="240" w:lineRule="auto"/>
               <w:ind w:left="0" w:right="0" w:firstLine="0"/>
             </w:pPr>
             <w:r>
@@ -1562,7 +1561,7 @@
             <w:pPr>
               <w:keepNext w:val="0"/>
               <w:keepLines w:val="0"/>
-              <w:spacing w:before="0" w:after="0" w:line="360" w:lineRule="auto"/>
+              <w:spacing w:before="0" w:after="0" w:line="240" w:lineRule="auto"/>
               <w:ind w:left="0" w:right="0" w:firstLine="0"/>
             </w:pPr>
             <w:r>
@@ -1580,24 +1579,24 @@
             <w:pPr>
               <w:keepNext w:val="0"/>
               <w:keepLines w:val="0"/>
-              <w:spacing w:before="0" w:after="0" w:line="360" w:lineRule="auto"/>
-              <w:ind w:left="0" w:right="0" w:firstLine="0"/>
-            </w:pPr>
-            <w:r>
-              <w:rPr>
-                <w:rFonts w:ascii="Courier New" w:hAnsi="Courier New" w:eastAsia="Courier New" w:cs="Courier New"/>
-                <w:b w:val="0"/>
-                <w:i w:val="0"/>
-                <w:color w:val="000000"/>
-                <w:sz w:val="22"/>
-              </w:rPr>
-            </w:r>
-          </w:p>
-          <w:p>
-            <w:pPr>
-              <w:keepNext w:val="0"/>
-              <w:keepLines w:val="0"/>
-              <w:spacing w:before="0" w:after="0" w:line="360" w:lineRule="auto"/>
+              <w:spacing w:before="0" w:after="0" w:line="240" w:lineRule="auto"/>
+              <w:ind w:left="0" w:right="0" w:firstLine="0"/>
+            </w:pPr>
+            <w:r>
+              <w:rPr>
+                <w:rFonts w:ascii="Courier New" w:hAnsi="Courier New" w:eastAsia="Courier New" w:cs="Courier New"/>
+                <w:b w:val="0"/>
+                <w:i w:val="0"/>
+                <w:color w:val="000000"/>
+                <w:sz w:val="22"/>
+              </w:rPr>
+            </w:r>
+          </w:p>
+          <w:p>
+            <w:pPr>
+              <w:keepNext w:val="0"/>
+              <w:keepLines w:val="0"/>
+              <w:spacing w:before="0" w:after="0" w:line="240" w:lineRule="auto"/>
               <w:ind w:left="0" w:right="0" w:firstLine="0"/>
             </w:pPr>
             <w:r>
@@ -1615,7 +1614,7 @@
             <w:pPr>
               <w:keepNext w:val="0"/>
               <w:keepLines w:val="0"/>
-              <w:spacing w:before="0" w:after="0" w:line="360" w:lineRule="auto"/>
+              <w:spacing w:before="0" w:after="0" w:line="240" w:lineRule="auto"/>
               <w:ind w:left="0" w:right="0" w:firstLine="0"/>
             </w:pPr>
             <w:r>
@@ -1633,7 +1632,7 @@
             <w:pPr>
               <w:keepNext w:val="0"/>
               <w:keepLines w:val="0"/>
-              <w:spacing w:before="0" w:after="0" w:line="360" w:lineRule="auto"/>
+              <w:spacing w:before="0" w:after="0" w:line="240" w:lineRule="auto"/>
               <w:ind w:left="0" w:right="0" w:firstLine="0"/>
             </w:pPr>
             <w:r>
@@ -1651,7 +1650,7 @@
             <w:pPr>
               <w:keepNext w:val="0"/>
               <w:keepLines w:val="0"/>
-              <w:spacing w:before="0" w:after="0" w:line="360" w:lineRule="auto"/>
+              <w:spacing w:before="0" w:after="0" w:line="240" w:lineRule="auto"/>
               <w:ind w:left="0" w:right="0" w:firstLine="0"/>
             </w:pPr>
             <w:r>
@@ -1669,7 +1668,7 @@
             <w:pPr>
               <w:keepNext w:val="0"/>
               <w:keepLines w:val="0"/>
-              <w:spacing w:before="0" w:after="0" w:line="360" w:lineRule="auto"/>
+              <w:spacing w:before="0" w:after="0" w:line="240" w:lineRule="auto"/>
               <w:ind w:left="0" w:right="0" w:firstLine="0"/>
             </w:pPr>
             <w:r>
@@ -1687,7 +1686,7 @@
             <w:pPr>
               <w:keepNext w:val="0"/>
               <w:keepLines w:val="0"/>
-              <w:spacing w:before="0" w:after="0" w:line="360" w:lineRule="auto"/>
+              <w:spacing w:before="0" w:after="0" w:line="240" w:lineRule="auto"/>
               <w:ind w:left="0" w:right="0" w:firstLine="0"/>
             </w:pPr>
             <w:r>
@@ -1705,7 +1704,7 @@
             <w:pPr>
               <w:keepNext w:val="0"/>
               <w:keepLines w:val="0"/>
-              <w:spacing w:before="0" w:after="0" w:line="360" w:lineRule="auto"/>
+              <w:spacing w:before="0" w:after="0" w:line="240" w:lineRule="auto"/>
               <w:ind w:left="0" w:right="0" w:firstLine="0"/>
             </w:pPr>
             <w:r>
@@ -1723,7 +1722,7 @@
             <w:pPr>
               <w:keepNext w:val="0"/>
               <w:keepLines w:val="0"/>
-              <w:spacing w:before="0" w:after="0" w:line="360" w:lineRule="auto"/>
+              <w:spacing w:before="0" w:after="0" w:line="240" w:lineRule="auto"/>
               <w:ind w:left="0" w:right="0" w:firstLine="0"/>
             </w:pPr>
             <w:r>
@@ -1798,7 +1797,6 @@
         <w:tc>
           <w:tcPr>
             <w:tcW w:type="dxa" w:w="9720"/>
-            <w:shd w:fill="F2F2F2"/>
             <w:tcBorders>
               <w:top w:val="nil"/>
               <w:left w:val="nil"/>
@@ -1818,7 +1816,7 @@
             <w:pPr>
               <w:keepNext w:val="0"/>
               <w:keepLines w:val="0"/>
-              <w:spacing w:before="0" w:after="0" w:line="360" w:lineRule="auto"/>
+              <w:spacing w:before="0" w:after="0" w:line="240" w:lineRule="auto"/>
               <w:ind w:left="0" w:right="0" w:firstLine="0"/>
             </w:pPr>
             <w:r>
@@ -1836,24 +1834,24 @@
             <w:pPr>
               <w:keepNext w:val="0"/>
               <w:keepLines w:val="0"/>
-              <w:spacing w:before="0" w:after="0" w:line="360" w:lineRule="auto"/>
-              <w:ind w:left="0" w:right="0" w:firstLine="0"/>
-            </w:pPr>
-            <w:r>
-              <w:rPr>
-                <w:rFonts w:ascii="Courier New" w:hAnsi="Courier New" w:eastAsia="Courier New" w:cs="Courier New"/>
-                <w:b w:val="0"/>
-                <w:i w:val="0"/>
-                <w:color w:val="000000"/>
-                <w:sz w:val="22"/>
-              </w:rPr>
-            </w:r>
-          </w:p>
-          <w:p>
-            <w:pPr>
-              <w:keepNext w:val="0"/>
-              <w:keepLines w:val="0"/>
-              <w:spacing w:before="0" w:after="0" w:line="360" w:lineRule="auto"/>
+              <w:spacing w:before="0" w:after="0" w:line="240" w:lineRule="auto"/>
+              <w:ind w:left="0" w:right="0" w:firstLine="0"/>
+            </w:pPr>
+            <w:r>
+              <w:rPr>
+                <w:rFonts w:ascii="Courier New" w:hAnsi="Courier New" w:eastAsia="Courier New" w:cs="Courier New"/>
+                <w:b w:val="0"/>
+                <w:i w:val="0"/>
+                <w:color w:val="000000"/>
+                <w:sz w:val="22"/>
+              </w:rPr>
+            </w:r>
+          </w:p>
+          <w:p>
+            <w:pPr>
+              <w:keepNext w:val="0"/>
+              <w:keepLines w:val="0"/>
+              <w:spacing w:before="0" w:after="0" w:line="240" w:lineRule="auto"/>
               <w:ind w:left="0" w:right="0" w:firstLine="0"/>
             </w:pPr>
             <w:r>
@@ -1871,7 +1869,7 @@
             <w:pPr>
               <w:keepNext w:val="0"/>
               <w:keepLines w:val="0"/>
-              <w:spacing w:before="0" w:after="0" w:line="360" w:lineRule="auto"/>
+              <w:spacing w:before="0" w:after="0" w:line="240" w:lineRule="auto"/>
               <w:ind w:left="0" w:right="0" w:firstLine="0"/>
             </w:pPr>
             <w:r>
@@ -1889,7 +1887,7 @@
             <w:pPr>
               <w:keepNext w:val="0"/>
               <w:keepLines w:val="0"/>
-              <w:spacing w:before="0" w:after="0" w:line="360" w:lineRule="auto"/>
+              <w:spacing w:before="0" w:after="0" w:line="240" w:lineRule="auto"/>
               <w:ind w:left="0" w:right="0" w:firstLine="0"/>
             </w:pPr>
             <w:r>
@@ -1907,7 +1905,7 @@
             <w:pPr>
               <w:keepNext w:val="0"/>
               <w:keepLines w:val="0"/>
-              <w:spacing w:before="0" w:after="0" w:line="360" w:lineRule="auto"/>
+              <w:spacing w:before="0" w:after="0" w:line="240" w:lineRule="auto"/>
               <w:ind w:left="0" w:right="0" w:firstLine="0"/>
             </w:pPr>
             <w:r>
@@ -1925,24 +1923,24 @@
             <w:pPr>
               <w:keepNext w:val="0"/>
               <w:keepLines w:val="0"/>
-              <w:spacing w:before="0" w:after="0" w:line="360" w:lineRule="auto"/>
-              <w:ind w:left="0" w:right="0" w:firstLine="0"/>
-            </w:pPr>
-            <w:r>
-              <w:rPr>
-                <w:rFonts w:ascii="Courier New" w:hAnsi="Courier New" w:eastAsia="Courier New" w:cs="Courier New"/>
-                <w:b w:val="0"/>
-                <w:i w:val="0"/>
-                <w:color w:val="000000"/>
-                <w:sz w:val="22"/>
-              </w:rPr>
-            </w:r>
-          </w:p>
-          <w:p>
-            <w:pPr>
-              <w:keepNext w:val="0"/>
-              <w:keepLines w:val="0"/>
-              <w:spacing w:before="0" w:after="0" w:line="360" w:lineRule="auto"/>
+              <w:spacing w:before="0" w:after="0" w:line="240" w:lineRule="auto"/>
+              <w:ind w:left="0" w:right="0" w:firstLine="0"/>
+            </w:pPr>
+            <w:r>
+              <w:rPr>
+                <w:rFonts w:ascii="Courier New" w:hAnsi="Courier New" w:eastAsia="Courier New" w:cs="Courier New"/>
+                <w:b w:val="0"/>
+                <w:i w:val="0"/>
+                <w:color w:val="000000"/>
+                <w:sz w:val="22"/>
+              </w:rPr>
+            </w:r>
+          </w:p>
+          <w:p>
+            <w:pPr>
+              <w:keepNext w:val="0"/>
+              <w:keepLines w:val="0"/>
+              <w:spacing w:before="0" w:after="0" w:line="240" w:lineRule="auto"/>
               <w:ind w:left="0" w:right="0" w:firstLine="0"/>
             </w:pPr>
             <w:r>
@@ -1960,7 +1958,7 @@
             <w:pPr>
               <w:keepNext w:val="0"/>
               <w:keepLines w:val="0"/>
-              <w:spacing w:before="0" w:after="0" w:line="360" w:lineRule="auto"/>
+              <w:spacing w:before="0" w:after="0" w:line="240" w:lineRule="auto"/>
               <w:ind w:left="0" w:right="0" w:firstLine="0"/>
             </w:pPr>
             <w:r>
@@ -1978,7 +1976,7 @@
             <w:pPr>
               <w:keepNext w:val="0"/>
               <w:keepLines w:val="0"/>
-              <w:spacing w:before="0" w:after="0" w:line="360" w:lineRule="auto"/>
+              <w:spacing w:before="0" w:after="0" w:line="240" w:lineRule="auto"/>
               <w:ind w:left="0" w:right="0" w:firstLine="0"/>
             </w:pPr>
             <w:r>
@@ -1996,7 +1994,7 @@
             <w:pPr>
               <w:keepNext w:val="0"/>
               <w:keepLines w:val="0"/>
-              <w:spacing w:before="0" w:after="0" w:line="360" w:lineRule="auto"/>
+              <w:spacing w:before="0" w:after="0" w:line="240" w:lineRule="auto"/>
               <w:ind w:left="0" w:right="0" w:firstLine="0"/>
             </w:pPr>
             <w:r>
@@ -2014,7 +2012,7 @@
             <w:pPr>
               <w:keepNext w:val="0"/>
               <w:keepLines w:val="0"/>
-              <w:spacing w:before="0" w:after="0" w:line="360" w:lineRule="auto"/>
+              <w:spacing w:before="0" w:after="0" w:line="240" w:lineRule="auto"/>
               <w:ind w:left="0" w:right="0" w:firstLine="0"/>
             </w:pPr>
             <w:r>
@@ -2032,24 +2030,24 @@
             <w:pPr>
               <w:keepNext w:val="0"/>
               <w:keepLines w:val="0"/>
-              <w:spacing w:before="0" w:after="0" w:line="360" w:lineRule="auto"/>
-              <w:ind w:left="0" w:right="0" w:firstLine="0"/>
-            </w:pPr>
-            <w:r>
-              <w:rPr>
-                <w:rFonts w:ascii="Courier New" w:hAnsi="Courier New" w:eastAsia="Courier New" w:cs="Courier New"/>
-                <w:b w:val="0"/>
-                <w:i w:val="0"/>
-                <w:color w:val="000000"/>
-                <w:sz w:val="22"/>
-              </w:rPr>
-            </w:r>
-          </w:p>
-          <w:p>
-            <w:pPr>
-              <w:keepNext w:val="0"/>
-              <w:keepLines w:val="0"/>
-              <w:spacing w:before="0" w:after="0" w:line="360" w:lineRule="auto"/>
+              <w:spacing w:before="0" w:after="0" w:line="240" w:lineRule="auto"/>
+              <w:ind w:left="0" w:right="0" w:firstLine="0"/>
+            </w:pPr>
+            <w:r>
+              <w:rPr>
+                <w:rFonts w:ascii="Courier New" w:hAnsi="Courier New" w:eastAsia="Courier New" w:cs="Courier New"/>
+                <w:b w:val="0"/>
+                <w:i w:val="0"/>
+                <w:color w:val="000000"/>
+                <w:sz w:val="22"/>
+              </w:rPr>
+            </w:r>
+          </w:p>
+          <w:p>
+            <w:pPr>
+              <w:keepNext w:val="0"/>
+              <w:keepLines w:val="0"/>
+              <w:spacing w:before="0" w:after="0" w:line="240" w:lineRule="auto"/>
               <w:ind w:left="0" w:right="0" w:firstLine="0"/>
             </w:pPr>
             <w:r>
@@ -2067,24 +2065,24 @@
             <w:pPr>
               <w:keepNext w:val="0"/>
               <w:keepLines w:val="0"/>
-              <w:spacing w:before="0" w:after="0" w:line="360" w:lineRule="auto"/>
-              <w:ind w:left="0" w:right="0" w:firstLine="0"/>
-            </w:pPr>
-            <w:r>
-              <w:rPr>
-                <w:rFonts w:ascii="Courier New" w:hAnsi="Courier New" w:eastAsia="Courier New" w:cs="Courier New"/>
-                <w:b w:val="0"/>
-                <w:i w:val="0"/>
-                <w:color w:val="000000"/>
-                <w:sz w:val="22"/>
-              </w:rPr>
-            </w:r>
-          </w:p>
-          <w:p>
-            <w:pPr>
-              <w:keepNext w:val="0"/>
-              <w:keepLines w:val="0"/>
-              <w:spacing w:before="0" w:after="0" w:line="360" w:lineRule="auto"/>
+              <w:spacing w:before="0" w:after="0" w:line="240" w:lineRule="auto"/>
+              <w:ind w:left="0" w:right="0" w:firstLine="0"/>
+            </w:pPr>
+            <w:r>
+              <w:rPr>
+                <w:rFonts w:ascii="Courier New" w:hAnsi="Courier New" w:eastAsia="Courier New" w:cs="Courier New"/>
+                <w:b w:val="0"/>
+                <w:i w:val="0"/>
+                <w:color w:val="000000"/>
+                <w:sz w:val="22"/>
+              </w:rPr>
+            </w:r>
+          </w:p>
+          <w:p>
+            <w:pPr>
+              <w:keepNext w:val="0"/>
+              <w:keepLines w:val="0"/>
+              <w:spacing w:before="0" w:after="0" w:line="240" w:lineRule="auto"/>
               <w:ind w:left="0" w:right="0" w:firstLine="0"/>
             </w:pPr>
             <w:r>
@@ -2102,24 +2100,24 @@
             <w:pPr>
               <w:keepNext w:val="0"/>
               <w:keepLines w:val="0"/>
-              <w:spacing w:before="0" w:after="0" w:line="360" w:lineRule="auto"/>
-              <w:ind w:left="0" w:right="0" w:firstLine="0"/>
-            </w:pPr>
-            <w:r>
-              <w:rPr>
-                <w:rFonts w:ascii="Courier New" w:hAnsi="Courier New" w:eastAsia="Courier New" w:cs="Courier New"/>
-                <w:b w:val="0"/>
-                <w:i w:val="0"/>
-                <w:color w:val="000000"/>
-                <w:sz w:val="22"/>
-              </w:rPr>
-            </w:r>
-          </w:p>
-          <w:p>
-            <w:pPr>
-              <w:keepNext w:val="0"/>
-              <w:keepLines w:val="0"/>
-              <w:spacing w:before="0" w:after="0" w:line="360" w:lineRule="auto"/>
+              <w:spacing w:before="0" w:after="0" w:line="240" w:lineRule="auto"/>
+              <w:ind w:left="0" w:right="0" w:firstLine="0"/>
+            </w:pPr>
+            <w:r>
+              <w:rPr>
+                <w:rFonts w:ascii="Courier New" w:hAnsi="Courier New" w:eastAsia="Courier New" w:cs="Courier New"/>
+                <w:b w:val="0"/>
+                <w:i w:val="0"/>
+                <w:color w:val="000000"/>
+                <w:sz w:val="22"/>
+              </w:rPr>
+            </w:r>
+          </w:p>
+          <w:p>
+            <w:pPr>
+              <w:keepNext w:val="0"/>
+              <w:keepLines w:val="0"/>
+              <w:spacing w:before="0" w:after="0" w:line="240" w:lineRule="auto"/>
               <w:ind w:left="0" w:right="0" w:firstLine="0"/>
             </w:pPr>
             <w:r>
@@ -2137,7 +2135,7 @@
             <w:pPr>
               <w:keepNext w:val="0"/>
               <w:keepLines w:val="0"/>
-              <w:spacing w:before="0" w:after="0" w:line="360" w:lineRule="auto"/>
+              <w:spacing w:before="0" w:after="0" w:line="240" w:lineRule="auto"/>
               <w:ind w:left="0" w:right="0" w:firstLine="0"/>
             </w:pPr>
             <w:r>
@@ -2155,7 +2153,7 @@
             <w:pPr>
               <w:keepNext w:val="0"/>
               <w:keepLines w:val="0"/>
-              <w:spacing w:before="0" w:after="0" w:line="360" w:lineRule="auto"/>
+              <w:spacing w:before="0" w:after="0" w:line="240" w:lineRule="auto"/>
               <w:ind w:left="0" w:right="0" w:firstLine="0"/>
             </w:pPr>
             <w:r>
@@ -2173,24 +2171,24 @@
             <w:pPr>
               <w:keepNext w:val="0"/>
               <w:keepLines w:val="0"/>
-              <w:spacing w:before="0" w:after="0" w:line="360" w:lineRule="auto"/>
-              <w:ind w:left="0" w:right="0" w:firstLine="0"/>
-            </w:pPr>
-            <w:r>
-              <w:rPr>
-                <w:rFonts w:ascii="Courier New" w:hAnsi="Courier New" w:eastAsia="Courier New" w:cs="Courier New"/>
-                <w:b w:val="0"/>
-                <w:i w:val="0"/>
-                <w:color w:val="000000"/>
-                <w:sz w:val="22"/>
-              </w:rPr>
-            </w:r>
-          </w:p>
-          <w:p>
-            <w:pPr>
-              <w:keepNext w:val="0"/>
-              <w:keepLines w:val="0"/>
-              <w:spacing w:before="0" w:after="0" w:line="360" w:lineRule="auto"/>
+              <w:spacing w:before="0" w:after="0" w:line="240" w:lineRule="auto"/>
+              <w:ind w:left="0" w:right="0" w:firstLine="0"/>
+            </w:pPr>
+            <w:r>
+              <w:rPr>
+                <w:rFonts w:ascii="Courier New" w:hAnsi="Courier New" w:eastAsia="Courier New" w:cs="Courier New"/>
+                <w:b w:val="0"/>
+                <w:i w:val="0"/>
+                <w:color w:val="000000"/>
+                <w:sz w:val="22"/>
+              </w:rPr>
+            </w:r>
+          </w:p>
+          <w:p>
+            <w:pPr>
+              <w:keepNext w:val="0"/>
+              <w:keepLines w:val="0"/>
+              <w:spacing w:before="0" w:after="0" w:line="240" w:lineRule="auto"/>
               <w:ind w:left="0" w:right="0" w:firstLine="0"/>
             </w:pPr>
             <w:r>
@@ -2208,7 +2206,7 @@
             <w:pPr>
               <w:keepNext w:val="0"/>
               <w:keepLines w:val="0"/>
-              <w:spacing w:before="0" w:after="0" w:line="360" w:lineRule="auto"/>
+              <w:spacing w:before="0" w:after="0" w:line="240" w:lineRule="auto"/>
               <w:ind w:left="0" w:right="0" w:firstLine="0"/>
             </w:pPr>
             <w:r>
@@ -2226,7 +2224,7 @@
             <w:pPr>
               <w:keepNext w:val="0"/>
               <w:keepLines w:val="0"/>
-              <w:spacing w:before="0" w:after="0" w:line="360" w:lineRule="auto"/>
+              <w:spacing w:before="0" w:after="0" w:line="240" w:lineRule="auto"/>
               <w:ind w:left="0" w:right="0" w:firstLine="0"/>
             </w:pPr>
             <w:r>
@@ -2244,7 +2242,7 @@
             <w:pPr>
               <w:keepNext w:val="0"/>
               <w:keepLines w:val="0"/>
-              <w:spacing w:before="0" w:after="0" w:line="360" w:lineRule="auto"/>
+              <w:spacing w:before="0" w:after="0" w:line="240" w:lineRule="auto"/>
               <w:ind w:left="0" w:right="0" w:firstLine="0"/>
             </w:pPr>
             <w:r>
@@ -2319,7 +2317,6 @@
         <w:tc>
           <w:tcPr>
             <w:tcW w:type="dxa" w:w="9720"/>
-            <w:shd w:fill="F2F2F2"/>
             <w:tcBorders>
               <w:top w:val="nil"/>
               <w:left w:val="nil"/>
@@ -2339,7 +2336,7 @@
             <w:pPr>
               <w:keepNext w:val="0"/>
               <w:keepLines w:val="0"/>
-              <w:spacing w:before="0" w:after="0" w:line="360" w:lineRule="auto"/>
+              <w:spacing w:before="0" w:after="0" w:line="240" w:lineRule="auto"/>
               <w:ind w:left="0" w:right="0" w:firstLine="0"/>
             </w:pPr>
             <w:r>
@@ -2357,24 +2354,24 @@
             <w:pPr>
               <w:keepNext w:val="0"/>
               <w:keepLines w:val="0"/>
-              <w:spacing w:before="0" w:after="0" w:line="360" w:lineRule="auto"/>
-              <w:ind w:left="0" w:right="0" w:firstLine="0"/>
-            </w:pPr>
-            <w:r>
-              <w:rPr>
-                <w:rFonts w:ascii="Courier New" w:hAnsi="Courier New" w:eastAsia="Courier New" w:cs="Courier New"/>
-                <w:b w:val="0"/>
-                <w:i w:val="0"/>
-                <w:color w:val="000000"/>
-                <w:sz w:val="22"/>
-              </w:rPr>
-            </w:r>
-          </w:p>
-          <w:p>
-            <w:pPr>
-              <w:keepNext w:val="0"/>
-              <w:keepLines w:val="0"/>
-              <w:spacing w:before="0" w:after="0" w:line="360" w:lineRule="auto"/>
+              <w:spacing w:before="0" w:after="0" w:line="240" w:lineRule="auto"/>
+              <w:ind w:left="0" w:right="0" w:firstLine="0"/>
+            </w:pPr>
+            <w:r>
+              <w:rPr>
+                <w:rFonts w:ascii="Courier New" w:hAnsi="Courier New" w:eastAsia="Courier New" w:cs="Courier New"/>
+                <w:b w:val="0"/>
+                <w:i w:val="0"/>
+                <w:color w:val="000000"/>
+                <w:sz w:val="22"/>
+              </w:rPr>
+            </w:r>
+          </w:p>
+          <w:p>
+            <w:pPr>
+              <w:keepNext w:val="0"/>
+              <w:keepLines w:val="0"/>
+              <w:spacing w:before="0" w:after="0" w:line="240" w:lineRule="auto"/>
               <w:ind w:left="0" w:right="0" w:firstLine="0"/>
             </w:pPr>
             <w:r>
@@ -2392,7 +2389,7 @@
             <w:pPr>
               <w:keepNext w:val="0"/>
               <w:keepLines w:val="0"/>
-              <w:spacing w:before="0" w:after="0" w:line="360" w:lineRule="auto"/>
+              <w:spacing w:before="0" w:after="0" w:line="240" w:lineRule="auto"/>
               <w:ind w:left="0" w:right="0" w:firstLine="0"/>
             </w:pPr>
             <w:r>
@@ -2410,24 +2407,24 @@
             <w:pPr>
               <w:keepNext w:val="0"/>
               <w:keepLines w:val="0"/>
-              <w:spacing w:before="0" w:after="0" w:line="360" w:lineRule="auto"/>
-              <w:ind w:left="0" w:right="0" w:firstLine="0"/>
-            </w:pPr>
-            <w:r>
-              <w:rPr>
-                <w:rFonts w:ascii="Courier New" w:hAnsi="Courier New" w:eastAsia="Courier New" w:cs="Courier New"/>
-                <w:b w:val="0"/>
-                <w:i w:val="0"/>
-                <w:color w:val="000000"/>
-                <w:sz w:val="22"/>
-              </w:rPr>
-            </w:r>
-          </w:p>
-          <w:p>
-            <w:pPr>
-              <w:keepNext w:val="0"/>
-              <w:keepLines w:val="0"/>
-              <w:spacing w:before="0" w:after="0" w:line="360" w:lineRule="auto"/>
+              <w:spacing w:before="0" w:after="0" w:line="240" w:lineRule="auto"/>
+              <w:ind w:left="0" w:right="0" w:firstLine="0"/>
+            </w:pPr>
+            <w:r>
+              <w:rPr>
+                <w:rFonts w:ascii="Courier New" w:hAnsi="Courier New" w:eastAsia="Courier New" w:cs="Courier New"/>
+                <w:b w:val="0"/>
+                <w:i w:val="0"/>
+                <w:color w:val="000000"/>
+                <w:sz w:val="22"/>
+              </w:rPr>
+            </w:r>
+          </w:p>
+          <w:p>
+            <w:pPr>
+              <w:keepNext w:val="0"/>
+              <w:keepLines w:val="0"/>
+              <w:spacing w:before="0" w:after="0" w:line="240" w:lineRule="auto"/>
               <w:ind w:left="0" w:right="0" w:firstLine="0"/>
             </w:pPr>
             <w:r>
@@ -2445,7 +2442,7 @@
             <w:pPr>
               <w:keepNext w:val="0"/>
               <w:keepLines w:val="0"/>
-              <w:spacing w:before="0" w:after="0" w:line="360" w:lineRule="auto"/>
+              <w:spacing w:before="0" w:after="0" w:line="240" w:lineRule="auto"/>
               <w:ind w:left="0" w:right="0" w:firstLine="0"/>
             </w:pPr>
             <w:r>
@@ -2463,7 +2460,7 @@
             <w:pPr>
               <w:keepNext w:val="0"/>
               <w:keepLines w:val="0"/>
-              <w:spacing w:before="0" w:after="0" w:line="360" w:lineRule="auto"/>
+              <w:spacing w:before="0" w:after="0" w:line="240" w:lineRule="auto"/>
               <w:ind w:left="0" w:right="0" w:firstLine="0"/>
             </w:pPr>
             <w:r>
@@ -2481,24 +2478,24 @@
             <w:pPr>
               <w:keepNext w:val="0"/>
               <w:keepLines w:val="0"/>
-              <w:spacing w:before="0" w:after="0" w:line="360" w:lineRule="auto"/>
-              <w:ind w:left="0" w:right="0" w:firstLine="0"/>
-            </w:pPr>
-            <w:r>
-              <w:rPr>
-                <w:rFonts w:ascii="Courier New" w:hAnsi="Courier New" w:eastAsia="Courier New" w:cs="Courier New"/>
-                <w:b w:val="0"/>
-                <w:i w:val="0"/>
-                <w:color w:val="000000"/>
-                <w:sz w:val="22"/>
-              </w:rPr>
-            </w:r>
-          </w:p>
-          <w:p>
-            <w:pPr>
-              <w:keepNext w:val="0"/>
-              <w:keepLines w:val="0"/>
-              <w:spacing w:before="0" w:after="0" w:line="360" w:lineRule="auto"/>
+              <w:spacing w:before="0" w:after="0" w:line="240" w:lineRule="auto"/>
+              <w:ind w:left="0" w:right="0" w:firstLine="0"/>
+            </w:pPr>
+            <w:r>
+              <w:rPr>
+                <w:rFonts w:ascii="Courier New" w:hAnsi="Courier New" w:eastAsia="Courier New" w:cs="Courier New"/>
+                <w:b w:val="0"/>
+                <w:i w:val="0"/>
+                <w:color w:val="000000"/>
+                <w:sz w:val="22"/>
+              </w:rPr>
+            </w:r>
+          </w:p>
+          <w:p>
+            <w:pPr>
+              <w:keepNext w:val="0"/>
+              <w:keepLines w:val="0"/>
+              <w:spacing w:before="0" w:after="0" w:line="240" w:lineRule="auto"/>
               <w:ind w:left="0" w:right="0" w:firstLine="0"/>
             </w:pPr>
             <w:r>
@@ -2516,7 +2513,7 @@
             <w:pPr>
               <w:keepNext w:val="0"/>
               <w:keepLines w:val="0"/>
-              <w:spacing w:before="0" w:after="0" w:line="360" w:lineRule="auto"/>
+              <w:spacing w:before="0" w:after="0" w:line="240" w:lineRule="auto"/>
               <w:ind w:left="0" w:right="0" w:firstLine="0"/>
             </w:pPr>
             <w:r>
@@ -2534,7 +2531,7 @@
             <w:pPr>
               <w:keepNext w:val="0"/>
               <w:keepLines w:val="0"/>
-              <w:spacing w:before="0" w:after="0" w:line="360" w:lineRule="auto"/>
+              <w:spacing w:before="0" w:after="0" w:line="240" w:lineRule="auto"/>
               <w:ind w:left="0" w:right="0" w:firstLine="0"/>
             </w:pPr>
             <w:r>
@@ -2552,7 +2549,7 @@
             <w:pPr>
               <w:keepNext w:val="0"/>
               <w:keepLines w:val="0"/>
-              <w:spacing w:before="0" w:after="0" w:line="360" w:lineRule="auto"/>
+              <w:spacing w:before="0" w:after="0" w:line="240" w:lineRule="auto"/>
               <w:ind w:left="0" w:right="0" w:firstLine="0"/>
             </w:pPr>
             <w:r>
@@ -2570,7 +2567,7 @@
             <w:pPr>
               <w:keepNext w:val="0"/>
               <w:keepLines w:val="0"/>
-              <w:spacing w:before="0" w:after="0" w:line="360" w:lineRule="auto"/>
+              <w:spacing w:before="0" w:after="0" w:line="240" w:lineRule="auto"/>
               <w:ind w:left="0" w:right="0" w:firstLine="0"/>
             </w:pPr>
             <w:r>
@@ -2588,7 +2585,7 @@
             <w:pPr>
               <w:keepNext w:val="0"/>
               <w:keepLines w:val="0"/>
-              <w:spacing w:before="0" w:after="0" w:line="360" w:lineRule="auto"/>
+              <w:spacing w:before="0" w:after="0" w:line="240" w:lineRule="auto"/>
               <w:ind w:left="0" w:right="0" w:firstLine="0"/>
             </w:pPr>
             <w:r>
@@ -2606,7 +2603,7 @@
             <w:pPr>
               <w:keepNext w:val="0"/>
               <w:keepLines w:val="0"/>
-              <w:spacing w:before="0" w:after="0" w:line="360" w:lineRule="auto"/>
+              <w:spacing w:before="0" w:after="0" w:line="240" w:lineRule="auto"/>
               <w:ind w:left="0" w:right="0" w:firstLine="0"/>
             </w:pPr>
             <w:r>
@@ -2624,7 +2621,7 @@
             <w:pPr>
               <w:keepNext w:val="0"/>
               <w:keepLines w:val="0"/>
-              <w:spacing w:before="0" w:after="0" w:line="360" w:lineRule="auto"/>
+              <w:spacing w:before="0" w:after="0" w:line="240" w:lineRule="auto"/>
               <w:ind w:left="0" w:right="0" w:firstLine="0"/>
             </w:pPr>
             <w:r>
@@ -2642,7 +2639,7 @@
             <w:pPr>
               <w:keepNext w:val="0"/>
               <w:keepLines w:val="0"/>
-              <w:spacing w:before="0" w:after="0" w:line="360" w:lineRule="auto"/>
+              <w:spacing w:before="0" w:after="0" w:line="240" w:lineRule="auto"/>
               <w:ind w:left="0" w:right="0" w:firstLine="0"/>
             </w:pPr>
             <w:r>
@@ -2660,7 +2657,7 @@
             <w:pPr>
               <w:keepNext w:val="0"/>
               <w:keepLines w:val="0"/>
-              <w:spacing w:before="0" w:after="0" w:line="360" w:lineRule="auto"/>
+              <w:spacing w:before="0" w:after="0" w:line="240" w:lineRule="auto"/>
               <w:ind w:left="0" w:right="0" w:firstLine="0"/>
             </w:pPr>
             <w:r>
@@ -2678,7 +2675,7 @@
             <w:pPr>
               <w:keepNext w:val="0"/>
               <w:keepLines w:val="0"/>
-              <w:spacing w:before="0" w:after="0" w:line="360" w:lineRule="auto"/>
+              <w:spacing w:before="0" w:after="0" w:line="240" w:lineRule="auto"/>
               <w:ind w:left="0" w:right="0" w:firstLine="0"/>
             </w:pPr>
             <w:r>
@@ -2696,7 +2693,7 @@
             <w:pPr>
               <w:keepNext w:val="0"/>
               <w:keepLines w:val="0"/>
-              <w:spacing w:before="0" w:after="0" w:line="360" w:lineRule="auto"/>
+              <w:spacing w:before="0" w:after="0" w:line="240" w:lineRule="auto"/>
               <w:ind w:left="0" w:right="0" w:firstLine="0"/>
             </w:pPr>
             <w:r>
@@ -2714,7 +2711,7 @@
             <w:pPr>
               <w:keepNext w:val="0"/>
               <w:keepLines w:val="0"/>
-              <w:spacing w:before="0" w:after="0" w:line="360" w:lineRule="auto"/>
+              <w:spacing w:before="0" w:after="0" w:line="240" w:lineRule="auto"/>
               <w:ind w:left="0" w:right="0" w:firstLine="0"/>
             </w:pPr>
             <w:r>
@@ -2732,7 +2729,7 @@
             <w:pPr>
               <w:keepNext w:val="0"/>
               <w:keepLines w:val="0"/>
-              <w:spacing w:before="0" w:after="0" w:line="360" w:lineRule="auto"/>
+              <w:spacing w:before="0" w:after="0" w:line="240" w:lineRule="auto"/>
               <w:ind w:left="0" w:right="0" w:firstLine="0"/>
             </w:pPr>
             <w:r>
@@ -2750,7 +2747,7 @@
             <w:pPr>
               <w:keepNext w:val="0"/>
               <w:keepLines w:val="0"/>
-              <w:spacing w:before="0" w:after="0" w:line="360" w:lineRule="auto"/>
+              <w:spacing w:before="0" w:after="0" w:line="240" w:lineRule="auto"/>
               <w:ind w:left="0" w:right="0" w:firstLine="0"/>
             </w:pPr>
             <w:r>
@@ -2768,7 +2765,7 @@
             <w:pPr>
               <w:keepNext w:val="0"/>
               <w:keepLines w:val="0"/>
-              <w:spacing w:before="0" w:after="0" w:line="360" w:lineRule="auto"/>
+              <w:spacing w:before="0" w:after="0" w:line="240" w:lineRule="auto"/>
               <w:ind w:left="0" w:right="0" w:firstLine="0"/>
             </w:pPr>
             <w:r>
@@ -2786,7 +2783,7 @@
             <w:pPr>
               <w:keepNext w:val="0"/>
               <w:keepLines w:val="0"/>
-              <w:spacing w:before="0" w:after="0" w:line="360" w:lineRule="auto"/>
+              <w:spacing w:before="0" w:after="0" w:line="240" w:lineRule="auto"/>
               <w:ind w:left="0" w:right="0" w:firstLine="0"/>
             </w:pPr>
             <w:r>
@@ -2804,7 +2801,7 @@
             <w:pPr>
               <w:keepNext w:val="0"/>
               <w:keepLines w:val="0"/>
-              <w:spacing w:before="0" w:after="0" w:line="360" w:lineRule="auto"/>
+              <w:spacing w:before="0" w:after="0" w:line="240" w:lineRule="auto"/>
               <w:ind w:left="0" w:right="0" w:firstLine="0"/>
             </w:pPr>
             <w:r>
@@ -2822,7 +2819,7 @@
             <w:pPr>
               <w:keepNext w:val="0"/>
               <w:keepLines w:val="0"/>
-              <w:spacing w:before="0" w:after="0" w:line="360" w:lineRule="auto"/>
+              <w:spacing w:before="0" w:after="0" w:line="240" w:lineRule="auto"/>
               <w:ind w:left="0" w:right="0" w:firstLine="0"/>
             </w:pPr>
             <w:r>
@@ -2840,24 +2837,24 @@
             <w:pPr>
               <w:keepNext w:val="0"/>
               <w:keepLines w:val="0"/>
-              <w:spacing w:before="0" w:after="0" w:line="360" w:lineRule="auto"/>
-              <w:ind w:left="0" w:right="0" w:firstLine="0"/>
-            </w:pPr>
-            <w:r>
-              <w:rPr>
-                <w:rFonts w:ascii="Courier New" w:hAnsi="Courier New" w:eastAsia="Courier New" w:cs="Courier New"/>
-                <w:b w:val="0"/>
-                <w:i w:val="0"/>
-                <w:color w:val="000000"/>
-                <w:sz w:val="22"/>
-              </w:rPr>
-            </w:r>
-          </w:p>
-          <w:p>
-            <w:pPr>
-              <w:keepNext w:val="0"/>
-              <w:keepLines w:val="0"/>
-              <w:spacing w:before="0" w:after="0" w:line="360" w:lineRule="auto"/>
+              <w:spacing w:before="0" w:after="0" w:line="240" w:lineRule="auto"/>
+              <w:ind w:left="0" w:right="0" w:firstLine="0"/>
+            </w:pPr>
+            <w:r>
+              <w:rPr>
+                <w:rFonts w:ascii="Courier New" w:hAnsi="Courier New" w:eastAsia="Courier New" w:cs="Courier New"/>
+                <w:b w:val="0"/>
+                <w:i w:val="0"/>
+                <w:color w:val="000000"/>
+                <w:sz w:val="22"/>
+              </w:rPr>
+            </w:r>
+          </w:p>
+          <w:p>
+            <w:pPr>
+              <w:keepNext w:val="0"/>
+              <w:keepLines w:val="0"/>
+              <w:spacing w:before="0" w:after="0" w:line="240" w:lineRule="auto"/>
               <w:ind w:left="0" w:right="0" w:firstLine="0"/>
             </w:pPr>
             <w:r>
@@ -2875,7 +2872,7 @@
             <w:pPr>
               <w:keepNext w:val="0"/>
               <w:keepLines w:val="0"/>
-              <w:spacing w:before="0" w:after="0" w:line="360" w:lineRule="auto"/>
+              <w:spacing w:before="0" w:after="0" w:line="240" w:lineRule="auto"/>
               <w:ind w:left="0" w:right="0" w:firstLine="0"/>
             </w:pPr>
             <w:r>
@@ -2893,7 +2890,7 @@
             <w:pPr>
               <w:keepNext w:val="0"/>
               <w:keepLines w:val="0"/>
-              <w:spacing w:before="0" w:after="0" w:line="360" w:lineRule="auto"/>
+              <w:spacing w:before="0" w:after="0" w:line="240" w:lineRule="auto"/>
               <w:ind w:left="0" w:right="0" w:firstLine="0"/>
             </w:pPr>
             <w:r>
@@ -2911,7 +2908,7 @@
             <w:pPr>
               <w:keepNext w:val="0"/>
               <w:keepLines w:val="0"/>
-              <w:spacing w:before="0" w:after="0" w:line="360" w:lineRule="auto"/>
+              <w:spacing w:before="0" w:after="0" w:line="240" w:lineRule="auto"/>
               <w:ind w:left="0" w:right="0" w:firstLine="0"/>
             </w:pPr>
             <w:r>
@@ -2929,24 +2926,24 @@
             <w:pPr>
               <w:keepNext w:val="0"/>
               <w:keepLines w:val="0"/>
-              <w:spacing w:before="0" w:after="0" w:line="360" w:lineRule="auto"/>
-              <w:ind w:left="0" w:right="0" w:firstLine="0"/>
-            </w:pPr>
-            <w:r>
-              <w:rPr>
-                <w:rFonts w:ascii="Courier New" w:hAnsi="Courier New" w:eastAsia="Courier New" w:cs="Courier New"/>
-                <w:b w:val="0"/>
-                <w:i w:val="0"/>
-                <w:color w:val="000000"/>
-                <w:sz w:val="22"/>
-              </w:rPr>
-            </w:r>
-          </w:p>
-          <w:p>
-            <w:pPr>
-              <w:keepNext w:val="0"/>
-              <w:keepLines w:val="0"/>
-              <w:spacing w:before="0" w:after="0" w:line="360" w:lineRule="auto"/>
+              <w:spacing w:before="0" w:after="0" w:line="240" w:lineRule="auto"/>
+              <w:ind w:left="0" w:right="0" w:firstLine="0"/>
+            </w:pPr>
+            <w:r>
+              <w:rPr>
+                <w:rFonts w:ascii="Courier New" w:hAnsi="Courier New" w:eastAsia="Courier New" w:cs="Courier New"/>
+                <w:b w:val="0"/>
+                <w:i w:val="0"/>
+                <w:color w:val="000000"/>
+                <w:sz w:val="22"/>
+              </w:rPr>
+            </w:r>
+          </w:p>
+          <w:p>
+            <w:pPr>
+              <w:keepNext w:val="0"/>
+              <w:keepLines w:val="0"/>
+              <w:spacing w:before="0" w:after="0" w:line="240" w:lineRule="auto"/>
               <w:ind w:left="0" w:right="0" w:firstLine="0"/>
             </w:pPr>
             <w:r>
@@ -2964,24 +2961,24 @@
             <w:pPr>
               <w:keepNext w:val="0"/>
               <w:keepLines w:val="0"/>
-              <w:spacing w:before="0" w:after="0" w:line="360" w:lineRule="auto"/>
-              <w:ind w:left="0" w:right="0" w:firstLine="0"/>
-            </w:pPr>
-            <w:r>
-              <w:rPr>
-                <w:rFonts w:ascii="Courier New" w:hAnsi="Courier New" w:eastAsia="Courier New" w:cs="Courier New"/>
-                <w:b w:val="0"/>
-                <w:i w:val="0"/>
-                <w:color w:val="000000"/>
-                <w:sz w:val="22"/>
-              </w:rPr>
-            </w:r>
-          </w:p>
-          <w:p>
-            <w:pPr>
-              <w:keepNext w:val="0"/>
-              <w:keepLines w:val="0"/>
-              <w:spacing w:before="0" w:after="0" w:line="360" w:lineRule="auto"/>
+              <w:spacing w:before="0" w:after="0" w:line="240" w:lineRule="auto"/>
+              <w:ind w:left="0" w:right="0" w:firstLine="0"/>
+            </w:pPr>
+            <w:r>
+              <w:rPr>
+                <w:rFonts w:ascii="Courier New" w:hAnsi="Courier New" w:eastAsia="Courier New" w:cs="Courier New"/>
+                <w:b w:val="0"/>
+                <w:i w:val="0"/>
+                <w:color w:val="000000"/>
+                <w:sz w:val="22"/>
+              </w:rPr>
+            </w:r>
+          </w:p>
+          <w:p>
+            <w:pPr>
+              <w:keepNext w:val="0"/>
+              <w:keepLines w:val="0"/>
+              <w:spacing w:before="0" w:after="0" w:line="240" w:lineRule="auto"/>
               <w:ind w:left="0" w:right="0" w:firstLine="0"/>
             </w:pPr>
             <w:r>
@@ -2999,7 +2996,7 @@
             <w:pPr>
               <w:keepNext w:val="0"/>
               <w:keepLines w:val="0"/>
-              <w:spacing w:before="0" w:after="0" w:line="360" w:lineRule="auto"/>
+              <w:spacing w:before="0" w:after="0" w:line="240" w:lineRule="auto"/>
               <w:ind w:left="0" w:right="0" w:firstLine="0"/>
             </w:pPr>
             <w:r>
@@ -3074,7 +3071,6 @@
         <w:tc>
           <w:tcPr>
             <w:tcW w:type="dxa" w:w="9720"/>
-            <w:shd w:fill="F2F2F2"/>
             <w:tcBorders>
               <w:top w:val="nil"/>
               <w:left w:val="nil"/>
@@ -3094,7 +3090,7 @@
             <w:pPr>
               <w:keepNext w:val="0"/>
               <w:keepLines w:val="0"/>
-              <w:spacing w:before="0" w:after="0" w:line="360" w:lineRule="auto"/>
+              <w:spacing w:before="0" w:after="0" w:line="240" w:lineRule="auto"/>
               <w:ind w:left="0" w:right="0" w:firstLine="0"/>
             </w:pPr>
             <w:r>
@@ -3112,24 +3108,24 @@
             <w:pPr>
               <w:keepNext w:val="0"/>
               <w:keepLines w:val="0"/>
-              <w:spacing w:before="0" w:after="0" w:line="360" w:lineRule="auto"/>
-              <w:ind w:left="0" w:right="0" w:firstLine="0"/>
-            </w:pPr>
-            <w:r>
-              <w:rPr>
-                <w:rFonts w:ascii="Courier New" w:hAnsi="Courier New" w:eastAsia="Courier New" w:cs="Courier New"/>
-                <w:b w:val="0"/>
-                <w:i w:val="0"/>
-                <w:color w:val="000000"/>
-                <w:sz w:val="22"/>
-              </w:rPr>
-            </w:r>
-          </w:p>
-          <w:p>
-            <w:pPr>
-              <w:keepNext w:val="0"/>
-              <w:keepLines w:val="0"/>
-              <w:spacing w:before="0" w:after="0" w:line="360" w:lineRule="auto"/>
+              <w:spacing w:before="0" w:after="0" w:line="240" w:lineRule="auto"/>
+              <w:ind w:left="0" w:right="0" w:firstLine="0"/>
+            </w:pPr>
+            <w:r>
+              <w:rPr>
+                <w:rFonts w:ascii="Courier New" w:hAnsi="Courier New" w:eastAsia="Courier New" w:cs="Courier New"/>
+                <w:b w:val="0"/>
+                <w:i w:val="0"/>
+                <w:color w:val="000000"/>
+                <w:sz w:val="22"/>
+              </w:rPr>
+            </w:r>
+          </w:p>
+          <w:p>
+            <w:pPr>
+              <w:keepNext w:val="0"/>
+              <w:keepLines w:val="0"/>
+              <w:spacing w:before="0" w:after="0" w:line="240" w:lineRule="auto"/>
               <w:ind w:left="0" w:right="0" w:firstLine="0"/>
             </w:pPr>
             <w:r>
@@ -3147,7 +3143,7 @@
             <w:pPr>
               <w:keepNext w:val="0"/>
               <w:keepLines w:val="0"/>
-              <w:spacing w:before="0" w:after="0" w:line="360" w:lineRule="auto"/>
+              <w:spacing w:before="0" w:after="0" w:line="240" w:lineRule="auto"/>
               <w:ind w:left="0" w:right="0" w:firstLine="0"/>
             </w:pPr>
             <w:r>
@@ -3165,7 +3161,7 @@
             <w:pPr>
               <w:keepNext w:val="0"/>
               <w:keepLines w:val="0"/>
-              <w:spacing w:before="0" w:after="0" w:line="360" w:lineRule="auto"/>
+              <w:spacing w:before="0" w:after="0" w:line="240" w:lineRule="auto"/>
               <w:ind w:left="0" w:right="0" w:firstLine="0"/>
             </w:pPr>
             <w:r>
@@ -3183,7 +3179,7 @@
             <w:pPr>
               <w:keepNext w:val="0"/>
               <w:keepLines w:val="0"/>
-              <w:spacing w:before="0" w:after="0" w:line="360" w:lineRule="auto"/>
+              <w:spacing w:before="0" w:after="0" w:line="240" w:lineRule="auto"/>
               <w:ind w:left="0" w:right="0" w:firstLine="0"/>
             </w:pPr>
             <w:r>
@@ -3201,7 +3197,7 @@
             <w:pPr>
               <w:keepNext w:val="0"/>
               <w:keepLines w:val="0"/>
-              <w:spacing w:before="0" w:after="0" w:line="360" w:lineRule="auto"/>
+              <w:spacing w:before="0" w:after="0" w:line="240" w:lineRule="auto"/>
               <w:ind w:left="0" w:right="0" w:firstLine="0"/>
             </w:pPr>
             <w:r>
@@ -3219,7 +3215,7 @@
             <w:pPr>
               <w:keepNext w:val="0"/>
               <w:keepLines w:val="0"/>
-              <w:spacing w:before="0" w:after="0" w:line="360" w:lineRule="auto"/>
+              <w:spacing w:before="0" w:after="0" w:line="240" w:lineRule="auto"/>
               <w:ind w:left="0" w:right="0" w:firstLine="0"/>
             </w:pPr>
             <w:r>
@@ -3237,7 +3233,7 @@
             <w:pPr>
               <w:keepNext w:val="0"/>
               <w:keepLines w:val="0"/>
-              <w:spacing w:before="0" w:after="0" w:line="360" w:lineRule="auto"/>
+              <w:spacing w:before="0" w:after="0" w:line="240" w:lineRule="auto"/>
               <w:ind w:left="0" w:right="0" w:firstLine="0"/>
             </w:pPr>
             <w:r>
@@ -3255,7 +3251,7 @@
             <w:pPr>
               <w:keepNext w:val="0"/>
               <w:keepLines w:val="0"/>
-              <w:spacing w:before="0" w:after="0" w:line="360" w:lineRule="auto"/>
+              <w:spacing w:before="0" w:after="0" w:line="240" w:lineRule="auto"/>
               <w:ind w:left="0" w:right="0" w:firstLine="0"/>
             </w:pPr>
             <w:r>
@@ -3273,7 +3269,7 @@
             <w:pPr>
               <w:keepNext w:val="0"/>
               <w:keepLines w:val="0"/>
-              <w:spacing w:before="0" w:after="0" w:line="360" w:lineRule="auto"/>
+              <w:spacing w:before="0" w:after="0" w:line="240" w:lineRule="auto"/>
               <w:ind w:left="0" w:right="0" w:firstLine="0"/>
             </w:pPr>
             <w:r>
@@ -3291,7 +3287,7 @@
             <w:pPr>
               <w:keepNext w:val="0"/>
               <w:keepLines w:val="0"/>
-              <w:spacing w:before="0" w:after="0" w:line="360" w:lineRule="auto"/>
+              <w:spacing w:before="0" w:after="0" w:line="240" w:lineRule="auto"/>
               <w:ind w:left="0" w:right="0" w:firstLine="0"/>
             </w:pPr>
             <w:r>
@@ -3309,7 +3305,7 @@
             <w:pPr>
               <w:keepNext w:val="0"/>
               <w:keepLines w:val="0"/>
-              <w:spacing w:before="0" w:after="0" w:line="360" w:lineRule="auto"/>
+              <w:spacing w:before="0" w:after="0" w:line="240" w:lineRule="auto"/>
               <w:ind w:left="0" w:right="0" w:firstLine="0"/>
             </w:pPr>
             <w:r>
@@ -3327,7 +3323,7 @@
             <w:pPr>
               <w:keepNext w:val="0"/>
               <w:keepLines w:val="0"/>
-              <w:spacing w:before="0" w:after="0" w:line="360" w:lineRule="auto"/>
+              <w:spacing w:before="0" w:after="0" w:line="240" w:lineRule="auto"/>
               <w:ind w:left="0" w:right="0" w:firstLine="0"/>
             </w:pPr>
             <w:r>
@@ -3345,7 +3341,7 @@
             <w:pPr>
               <w:keepNext w:val="0"/>
               <w:keepLines w:val="0"/>
-              <w:spacing w:before="0" w:after="0" w:line="360" w:lineRule="auto"/>
+              <w:spacing w:before="0" w:after="0" w:line="240" w:lineRule="auto"/>
               <w:ind w:left="0" w:right="0" w:firstLine="0"/>
             </w:pPr>
             <w:r>
@@ -3363,7 +3359,7 @@
             <w:pPr>
               <w:keepNext w:val="0"/>
               <w:keepLines w:val="0"/>
-              <w:spacing w:before="0" w:after="0" w:line="360" w:lineRule="auto"/>
+              <w:spacing w:before="0" w:after="0" w:line="240" w:lineRule="auto"/>
               <w:ind w:left="0" w:right="0" w:firstLine="0"/>
             </w:pPr>
             <w:r>
@@ -3381,7 +3377,7 @@
             <w:pPr>
               <w:keepNext w:val="0"/>
               <w:keepLines w:val="0"/>
-              <w:spacing w:before="0" w:after="0" w:line="360" w:lineRule="auto"/>
+              <w:spacing w:before="0" w:after="0" w:line="240" w:lineRule="auto"/>
               <w:ind w:left="0" w:right="0" w:firstLine="0"/>
             </w:pPr>
             <w:r>
@@ -3399,7 +3395,7 @@
             <w:pPr>
               <w:keepNext w:val="0"/>
               <w:keepLines w:val="0"/>
-              <w:spacing w:before="0" w:after="0" w:line="360" w:lineRule="auto"/>
+              <w:spacing w:before="0" w:after="0" w:line="240" w:lineRule="auto"/>
               <w:ind w:left="0" w:right="0" w:firstLine="0"/>
             </w:pPr>
             <w:r>
@@ -3417,7 +3413,7 @@
             <w:pPr>
               <w:keepNext w:val="0"/>
               <w:keepLines w:val="0"/>
-              <w:spacing w:before="0" w:after="0" w:line="360" w:lineRule="auto"/>
+              <w:spacing w:before="0" w:after="0" w:line="240" w:lineRule="auto"/>
               <w:ind w:left="0" w:right="0" w:firstLine="0"/>
             </w:pPr>
             <w:r>
@@ -3435,7 +3431,7 @@
             <w:pPr>
               <w:keepNext w:val="0"/>
               <w:keepLines w:val="0"/>
-              <w:spacing w:before="0" w:after="0" w:line="360" w:lineRule="auto"/>
+              <w:spacing w:before="0" w:after="0" w:line="240" w:lineRule="auto"/>
               <w:ind w:left="0" w:right="0" w:firstLine="0"/>
             </w:pPr>
             <w:r>
@@ -3453,7 +3449,7 @@
             <w:pPr>
               <w:keepNext w:val="0"/>
               <w:keepLines w:val="0"/>
-              <w:spacing w:before="0" w:after="0" w:line="360" w:lineRule="auto"/>
+              <w:spacing w:before="0" w:after="0" w:line="240" w:lineRule="auto"/>
               <w:ind w:left="0" w:right="0" w:firstLine="0"/>
             </w:pPr>
             <w:r>
@@ -3471,7 +3467,7 @@
             <w:pPr>
               <w:keepNext w:val="0"/>
               <w:keepLines w:val="0"/>
-              <w:spacing w:before="0" w:after="0" w:line="360" w:lineRule="auto"/>
+              <w:spacing w:before="0" w:after="0" w:line="240" w:lineRule="auto"/>
               <w:ind w:left="0" w:right="0" w:firstLine="0"/>
             </w:pPr>
             <w:r>
@@ -3489,7 +3485,7 @@
             <w:pPr>
               <w:keepNext w:val="0"/>
               <w:keepLines w:val="0"/>
-              <w:spacing w:before="0" w:after="0" w:line="360" w:lineRule="auto"/>
+              <w:spacing w:before="0" w:after="0" w:line="240" w:lineRule="auto"/>
               <w:ind w:left="0" w:right="0" w:firstLine="0"/>
             </w:pPr>
             <w:r>
@@ -3507,7 +3503,7 @@
             <w:pPr>
               <w:keepNext w:val="0"/>
               <w:keepLines w:val="0"/>
-              <w:spacing w:before="0" w:after="0" w:line="360" w:lineRule="auto"/>
+              <w:spacing w:before="0" w:after="0" w:line="240" w:lineRule="auto"/>
               <w:ind w:left="0" w:right="0" w:firstLine="0"/>
             </w:pPr>
             <w:r>
@@ -3525,7 +3521,7 @@
             <w:pPr>
               <w:keepNext w:val="0"/>
               <w:keepLines w:val="0"/>
-              <w:spacing w:before="0" w:after="0" w:line="360" w:lineRule="auto"/>
+              <w:spacing w:before="0" w:after="0" w:line="240" w:lineRule="auto"/>
               <w:ind w:left="0" w:right="0" w:firstLine="0"/>
             </w:pPr>
             <w:r>
@@ -3543,7 +3539,7 @@
             <w:pPr>
               <w:keepNext w:val="0"/>
               <w:keepLines w:val="0"/>
-              <w:spacing w:before="0" w:after="0" w:line="360" w:lineRule="auto"/>
+              <w:spacing w:before="0" w:after="0" w:line="240" w:lineRule="auto"/>
               <w:ind w:left="0" w:right="0" w:firstLine="0"/>
             </w:pPr>
             <w:r>
@@ -3561,7 +3557,7 @@
             <w:pPr>
               <w:keepNext w:val="0"/>
               <w:keepLines w:val="0"/>
-              <w:spacing w:before="0" w:after="0" w:line="360" w:lineRule="auto"/>
+              <w:spacing w:before="0" w:after="0" w:line="240" w:lineRule="auto"/>
               <w:ind w:left="0" w:right="0" w:firstLine="0"/>
             </w:pPr>
             <w:r>
@@ -3579,7 +3575,7 @@
             <w:pPr>
               <w:keepNext w:val="0"/>
               <w:keepLines w:val="0"/>
-              <w:spacing w:before="0" w:after="0" w:line="360" w:lineRule="auto"/>
+              <w:spacing w:before="0" w:after="0" w:line="240" w:lineRule="auto"/>
               <w:ind w:left="0" w:right="0" w:firstLine="0"/>
             </w:pPr>
             <w:r>
@@ -3597,7 +3593,7 @@
             <w:pPr>
               <w:keepNext w:val="0"/>
               <w:keepLines w:val="0"/>
-              <w:spacing w:before="0" w:after="0" w:line="360" w:lineRule="auto"/>
+              <w:spacing w:before="0" w:after="0" w:line="240" w:lineRule="auto"/>
               <w:ind w:left="0" w:right="0" w:firstLine="0"/>
             </w:pPr>
             <w:r>
@@ -3615,7 +3611,7 @@
             <w:pPr>
               <w:keepNext w:val="0"/>
               <w:keepLines w:val="0"/>
-              <w:spacing w:before="0" w:after="0" w:line="360" w:lineRule="auto"/>
+              <w:spacing w:before="0" w:after="0" w:line="240" w:lineRule="auto"/>
               <w:ind w:left="0" w:right="0" w:firstLine="0"/>
             </w:pPr>
             <w:r>
@@ -3633,7 +3629,7 @@
             <w:pPr>
               <w:keepNext w:val="0"/>
               <w:keepLines w:val="0"/>
-              <w:spacing w:before="0" w:after="0" w:line="360" w:lineRule="auto"/>
+              <w:spacing w:before="0" w:after="0" w:line="240" w:lineRule="auto"/>
               <w:ind w:left="0" w:right="0" w:firstLine="0"/>
             </w:pPr>
             <w:r>
@@ -3651,7 +3647,7 @@
             <w:pPr>
               <w:keepNext w:val="0"/>
               <w:keepLines w:val="0"/>
-              <w:spacing w:before="0" w:after="0" w:line="360" w:lineRule="auto"/>
+              <w:spacing w:before="0" w:after="0" w:line="240" w:lineRule="auto"/>
               <w:ind w:left="0" w:right="0" w:firstLine="0"/>
             </w:pPr>
             <w:r>
@@ -3669,7 +3665,7 @@
             <w:pPr>
               <w:keepNext w:val="0"/>
               <w:keepLines w:val="0"/>
-              <w:spacing w:before="0" w:after="0" w:line="360" w:lineRule="auto"/>
+              <w:spacing w:before="0" w:after="0" w:line="240" w:lineRule="auto"/>
               <w:ind w:left="0" w:right="0" w:firstLine="0"/>
             </w:pPr>
             <w:r>
@@ -3687,7 +3683,7 @@
             <w:pPr>
               <w:keepNext w:val="0"/>
               <w:keepLines w:val="0"/>
-              <w:spacing w:before="0" w:after="0" w:line="360" w:lineRule="auto"/>
+              <w:spacing w:before="0" w:after="0" w:line="240" w:lineRule="auto"/>
               <w:ind w:left="0" w:right="0" w:firstLine="0"/>
             </w:pPr>
             <w:r>
@@ -3705,7 +3701,7 @@
             <w:pPr>
               <w:keepNext w:val="0"/>
               <w:keepLines w:val="0"/>
-              <w:spacing w:before="0" w:after="0" w:line="360" w:lineRule="auto"/>
+              <w:spacing w:before="0" w:after="0" w:line="240" w:lineRule="auto"/>
               <w:ind w:left="0" w:right="0" w:firstLine="0"/>
             </w:pPr>
             <w:r>
@@ -3723,24 +3719,24 @@
             <w:pPr>
               <w:keepNext w:val="0"/>
               <w:keepLines w:val="0"/>
-              <w:spacing w:before="0" w:after="0" w:line="360" w:lineRule="auto"/>
-              <w:ind w:left="0" w:right="0" w:firstLine="0"/>
-            </w:pPr>
-            <w:r>
-              <w:rPr>
-                <w:rFonts w:ascii="Courier New" w:hAnsi="Courier New" w:eastAsia="Courier New" w:cs="Courier New"/>
-                <w:b w:val="0"/>
-                <w:i w:val="0"/>
-                <w:color w:val="000000"/>
-                <w:sz w:val="22"/>
-              </w:rPr>
-            </w:r>
-          </w:p>
-          <w:p>
-            <w:pPr>
-              <w:keepNext w:val="0"/>
-              <w:keepLines w:val="0"/>
-              <w:spacing w:before="0" w:after="0" w:line="360" w:lineRule="auto"/>
+              <w:spacing w:before="0" w:after="0" w:line="240" w:lineRule="auto"/>
+              <w:ind w:left="0" w:right="0" w:firstLine="0"/>
+            </w:pPr>
+            <w:r>
+              <w:rPr>
+                <w:rFonts w:ascii="Courier New" w:hAnsi="Courier New" w:eastAsia="Courier New" w:cs="Courier New"/>
+                <w:b w:val="0"/>
+                <w:i w:val="0"/>
+                <w:color w:val="000000"/>
+                <w:sz w:val="22"/>
+              </w:rPr>
+            </w:r>
+          </w:p>
+          <w:p>
+            <w:pPr>
+              <w:keepNext w:val="0"/>
+              <w:keepLines w:val="0"/>
+              <w:spacing w:before="0" w:after="0" w:line="240" w:lineRule="auto"/>
               <w:ind w:left="0" w:right="0" w:firstLine="0"/>
             </w:pPr>
             <w:r>
@@ -3758,7 +3754,7 @@
             <w:pPr>
               <w:keepNext w:val="0"/>
               <w:keepLines w:val="0"/>
-              <w:spacing w:before="0" w:after="0" w:line="360" w:lineRule="auto"/>
+              <w:spacing w:before="0" w:after="0" w:line="240" w:lineRule="auto"/>
               <w:ind w:left="0" w:right="0" w:firstLine="0"/>
             </w:pPr>
             <w:r>
@@ -3776,7 +3772,7 @@
             <w:pPr>
               <w:keepNext w:val="0"/>
               <w:keepLines w:val="0"/>
-              <w:spacing w:before="0" w:after="0" w:line="360" w:lineRule="auto"/>
+              <w:spacing w:before="0" w:after="0" w:line="240" w:lineRule="auto"/>
               <w:ind w:left="0" w:right="0" w:firstLine="0"/>
             </w:pPr>
             <w:r>
@@ -3794,7 +3790,7 @@
             <w:pPr>
               <w:keepNext w:val="0"/>
               <w:keepLines w:val="0"/>
-              <w:spacing w:before="0" w:after="0" w:line="360" w:lineRule="auto"/>
+              <w:spacing w:before="0" w:after="0" w:line="240" w:lineRule="auto"/>
               <w:ind w:left="0" w:right="0" w:firstLine="0"/>
             </w:pPr>
             <w:r>
@@ -3812,7 +3808,7 @@
             <w:pPr>
               <w:keepNext w:val="0"/>
               <w:keepLines w:val="0"/>
-              <w:spacing w:before="0" w:after="0" w:line="360" w:lineRule="auto"/>
+              <w:spacing w:before="0" w:after="0" w:line="240" w:lineRule="auto"/>
               <w:ind w:left="0" w:right="0" w:firstLine="0"/>
             </w:pPr>
             <w:r>
@@ -3830,7 +3826,7 @@
             <w:pPr>
               <w:keepNext w:val="0"/>
               <w:keepLines w:val="0"/>
-              <w:spacing w:before="0" w:after="0" w:line="360" w:lineRule="auto"/>
+              <w:spacing w:before="0" w:after="0" w:line="240" w:lineRule="auto"/>
               <w:ind w:left="0" w:right="0" w:firstLine="0"/>
             </w:pPr>
             <w:r>
@@ -3848,7 +3844,7 @@
             <w:pPr>
               <w:keepNext w:val="0"/>
               <w:keepLines w:val="0"/>
-              <w:spacing w:before="0" w:after="0" w:line="360" w:lineRule="auto"/>
+              <w:spacing w:before="0" w:after="0" w:line="240" w:lineRule="auto"/>
               <w:ind w:left="0" w:right="0" w:firstLine="0"/>
             </w:pPr>
             <w:r>
@@ -3866,7 +3862,7 @@
             <w:pPr>
               <w:keepNext w:val="0"/>
               <w:keepLines w:val="0"/>
-              <w:spacing w:before="0" w:after="0" w:line="360" w:lineRule="auto"/>
+              <w:spacing w:before="0" w:after="0" w:line="240" w:lineRule="auto"/>
               <w:ind w:left="0" w:right="0" w:firstLine="0"/>
             </w:pPr>
             <w:r>
@@ -3884,7 +3880,7 @@
             <w:pPr>
               <w:keepNext w:val="0"/>
               <w:keepLines w:val="0"/>
-              <w:spacing w:before="0" w:after="0" w:line="360" w:lineRule="auto"/>
+              <w:spacing w:before="0" w:after="0" w:line="240" w:lineRule="auto"/>
               <w:ind w:left="0" w:right="0" w:firstLine="0"/>
             </w:pPr>
             <w:r>
@@ -3902,7 +3898,7 @@
             <w:pPr>
               <w:keepNext w:val="0"/>
               <w:keepLines w:val="0"/>
-              <w:spacing w:before="0" w:after="0" w:line="360" w:lineRule="auto"/>
+              <w:spacing w:before="0" w:after="0" w:line="240" w:lineRule="auto"/>
               <w:ind w:left="0" w:right="0" w:firstLine="0"/>
             </w:pPr>
             <w:r>
@@ -3920,7 +3916,7 @@
             <w:pPr>
               <w:keepNext w:val="0"/>
               <w:keepLines w:val="0"/>
-              <w:spacing w:before="0" w:after="0" w:line="360" w:lineRule="auto"/>
+              <w:spacing w:before="0" w:after="0" w:line="240" w:lineRule="auto"/>
               <w:ind w:left="0" w:right="0" w:firstLine="0"/>
             </w:pPr>
             <w:r>
@@ -3938,7 +3934,7 @@
             <w:pPr>
               <w:keepNext w:val="0"/>
               <w:keepLines w:val="0"/>
-              <w:spacing w:before="0" w:after="0" w:line="360" w:lineRule="auto"/>
+              <w:spacing w:before="0" w:after="0" w:line="240" w:lineRule="auto"/>
               <w:ind w:left="0" w:right="0" w:firstLine="0"/>
             </w:pPr>
             <w:r>
@@ -3956,7 +3952,7 @@
             <w:pPr>
               <w:keepNext w:val="0"/>
               <w:keepLines w:val="0"/>
-              <w:spacing w:before="0" w:after="0" w:line="360" w:lineRule="auto"/>
+              <w:spacing w:before="0" w:after="0" w:line="240" w:lineRule="auto"/>
               <w:ind w:left="0" w:right="0" w:firstLine="0"/>
             </w:pPr>
             <w:r>
@@ -3974,7 +3970,7 @@
             <w:pPr>
               <w:keepNext w:val="0"/>
               <w:keepLines w:val="0"/>
-              <w:spacing w:before="0" w:after="0" w:line="360" w:lineRule="auto"/>
+              <w:spacing w:before="0" w:after="0" w:line="240" w:lineRule="auto"/>
               <w:ind w:left="0" w:right="0" w:firstLine="0"/>
             </w:pPr>
             <w:r>
@@ -3992,7 +3988,7 @@
             <w:pPr>
               <w:keepNext w:val="0"/>
               <w:keepLines w:val="0"/>
-              <w:spacing w:before="0" w:after="0" w:line="360" w:lineRule="auto"/>
+              <w:spacing w:before="0" w:after="0" w:line="240" w:lineRule="auto"/>
               <w:ind w:left="0" w:right="0" w:firstLine="0"/>
             </w:pPr>
             <w:r>
@@ -4010,7 +4006,7 @@
             <w:pPr>
               <w:keepNext w:val="0"/>
               <w:keepLines w:val="0"/>
-              <w:spacing w:before="0" w:after="0" w:line="360" w:lineRule="auto"/>
+              <w:spacing w:before="0" w:after="0" w:line="240" w:lineRule="auto"/>
               <w:ind w:left="0" w:right="0" w:firstLine="0"/>
             </w:pPr>
             <w:r>
@@ -4028,7 +4024,7 @@
             <w:pPr>
               <w:keepNext w:val="0"/>
               <w:keepLines w:val="0"/>
-              <w:spacing w:before="0" w:after="0" w:line="360" w:lineRule="auto"/>
+              <w:spacing w:before="0" w:after="0" w:line="240" w:lineRule="auto"/>
               <w:ind w:left="0" w:right="0" w:firstLine="0"/>
             </w:pPr>
             <w:r>
@@ -4046,7 +4042,7 @@
             <w:pPr>
               <w:keepNext w:val="0"/>
               <w:keepLines w:val="0"/>
-              <w:spacing w:before="0" w:after="0" w:line="360" w:lineRule="auto"/>
+              <w:spacing w:before="0" w:after="0" w:line="240" w:lineRule="auto"/>
               <w:ind w:left="0" w:right="0" w:firstLine="0"/>
             </w:pPr>
             <w:r>
@@ -4064,7 +4060,7 @@
             <w:pPr>
               <w:keepNext w:val="0"/>
               <w:keepLines w:val="0"/>
-              <w:spacing w:before="0" w:after="0" w:line="360" w:lineRule="auto"/>
+              <w:spacing w:before="0" w:after="0" w:line="240" w:lineRule="auto"/>
               <w:ind w:left="0" w:right="0" w:firstLine="0"/>
             </w:pPr>
             <w:r>
@@ -4082,7 +4078,7 @@
             <w:pPr>
               <w:keepNext w:val="0"/>
               <w:keepLines w:val="0"/>
-              <w:spacing w:before="0" w:after="0" w:line="360" w:lineRule="auto"/>
+              <w:spacing w:before="0" w:after="0" w:line="240" w:lineRule="auto"/>
               <w:ind w:left="0" w:right="0" w:firstLine="0"/>
             </w:pPr>
             <w:r>
@@ -4100,7 +4096,7 @@
             <w:pPr>
               <w:keepNext w:val="0"/>
               <w:keepLines w:val="0"/>
-              <w:spacing w:before="0" w:after="0" w:line="360" w:lineRule="auto"/>
+              <w:spacing w:before="0" w:after="0" w:line="240" w:lineRule="auto"/>
               <w:ind w:left="0" w:right="0" w:firstLine="0"/>
             </w:pPr>
             <w:r>
@@ -4118,7 +4114,7 @@
             <w:pPr>
               <w:keepNext w:val="0"/>
               <w:keepLines w:val="0"/>
-              <w:spacing w:before="0" w:after="0" w:line="360" w:lineRule="auto"/>
+              <w:spacing w:before="0" w:after="0" w:line="240" w:lineRule="auto"/>
               <w:ind w:left="0" w:right="0" w:firstLine="0"/>
             </w:pPr>
             <w:r>
@@ -4136,7 +4132,7 @@
             <w:pPr>
               <w:keepNext w:val="0"/>
               <w:keepLines w:val="0"/>
-              <w:spacing w:before="0" w:after="0" w:line="360" w:lineRule="auto"/>
+              <w:spacing w:before="0" w:after="0" w:line="240" w:lineRule="auto"/>
               <w:ind w:left="0" w:right="0" w:firstLine="0"/>
             </w:pPr>
             <w:r>
@@ -4154,7 +4150,7 @@
             <w:pPr>
               <w:keepNext w:val="0"/>
               <w:keepLines w:val="0"/>
-              <w:spacing w:before="0" w:after="0" w:line="360" w:lineRule="auto"/>
+              <w:spacing w:before="0" w:after="0" w:line="240" w:lineRule="auto"/>
               <w:ind w:left="0" w:right="0" w:firstLine="0"/>
             </w:pPr>
             <w:r>
@@ -4172,7 +4168,7 @@
             <w:pPr>
               <w:keepNext w:val="0"/>
               <w:keepLines w:val="0"/>
-              <w:spacing w:before="0" w:after="0" w:line="360" w:lineRule="auto"/>
+              <w:spacing w:before="0" w:after="0" w:line="240" w:lineRule="auto"/>
               <w:ind w:left="0" w:right="0" w:firstLine="0"/>
             </w:pPr>
             <w:r>
@@ -4190,7 +4186,7 @@
             <w:pPr>
               <w:keepNext w:val="0"/>
               <w:keepLines w:val="0"/>
-              <w:spacing w:before="0" w:after="0" w:line="360" w:lineRule="auto"/>
+              <w:spacing w:before="0" w:after="0" w:line="240" w:lineRule="auto"/>
               <w:ind w:left="0" w:right="0" w:firstLine="0"/>
             </w:pPr>
             <w:r>
@@ -4208,7 +4204,7 @@
             <w:pPr>
               <w:keepNext w:val="0"/>
               <w:keepLines w:val="0"/>
-              <w:spacing w:before="0" w:after="0" w:line="360" w:lineRule="auto"/>
+              <w:spacing w:before="0" w:after="0" w:line="240" w:lineRule="auto"/>
               <w:ind w:left="0" w:right="0" w:firstLine="0"/>
             </w:pPr>
             <w:r>
@@ -4226,7 +4222,7 @@
             <w:pPr>
               <w:keepNext w:val="0"/>
               <w:keepLines w:val="0"/>
-              <w:spacing w:before="0" w:after="0" w:line="360" w:lineRule="auto"/>
+              <w:spacing w:before="0" w:after="0" w:line="240" w:lineRule="auto"/>
               <w:ind w:left="0" w:right="0" w:firstLine="0"/>
             </w:pPr>
             <w:r>
@@ -4244,7 +4240,7 @@
             <w:pPr>
               <w:keepNext w:val="0"/>
               <w:keepLines w:val="0"/>
-              <w:spacing w:before="0" w:after="0" w:line="360" w:lineRule="auto"/>
+              <w:spacing w:before="0" w:after="0" w:line="240" w:lineRule="auto"/>
               <w:ind w:left="0" w:right="0" w:firstLine="0"/>
             </w:pPr>
             <w:r>
@@ -4262,7 +4258,7 @@
             <w:pPr>
               <w:keepNext w:val="0"/>
               <w:keepLines w:val="0"/>
-              <w:spacing w:before="0" w:after="0" w:line="360" w:lineRule="auto"/>
+              <w:spacing w:before="0" w:after="0" w:line="240" w:lineRule="auto"/>
               <w:ind w:left="0" w:right="0" w:firstLine="0"/>
             </w:pPr>
             <w:r>
@@ -4280,7 +4276,7 @@
             <w:pPr>
               <w:keepNext w:val="0"/>
               <w:keepLines w:val="0"/>
-              <w:spacing w:before="0" w:after="0" w:line="360" w:lineRule="auto"/>
+              <w:spacing w:before="0" w:after="0" w:line="240" w:lineRule="auto"/>
               <w:ind w:left="0" w:right="0" w:firstLine="0"/>
             </w:pPr>
             <w:r>
@@ -4298,7 +4294,7 @@
             <w:pPr>
               <w:keepNext w:val="0"/>
               <w:keepLines w:val="0"/>
-              <w:spacing w:before="0" w:after="0" w:line="360" w:lineRule="auto"/>
+              <w:spacing w:before="0" w:after="0" w:line="240" w:lineRule="auto"/>
               <w:ind w:left="0" w:right="0" w:firstLine="0"/>
             </w:pPr>
             <w:r>
@@ -4316,7 +4312,7 @@
             <w:pPr>
               <w:keepNext w:val="0"/>
               <w:keepLines w:val="0"/>
-              <w:spacing w:before="0" w:after="0" w:line="360" w:lineRule="auto"/>
+              <w:spacing w:before="0" w:after="0" w:line="240" w:lineRule="auto"/>
               <w:ind w:left="0" w:right="0" w:firstLine="0"/>
             </w:pPr>
             <w:r>
@@ -4334,7 +4330,7 @@
             <w:pPr>
               <w:keepNext w:val="0"/>
               <w:keepLines w:val="0"/>
-              <w:spacing w:before="0" w:after="0" w:line="360" w:lineRule="auto"/>
+              <w:spacing w:before="0" w:after="0" w:line="240" w:lineRule="auto"/>
               <w:ind w:left="0" w:right="0" w:firstLine="0"/>
             </w:pPr>
             <w:r>
@@ -4352,7 +4348,7 @@
             <w:pPr>
               <w:keepNext w:val="0"/>
               <w:keepLines w:val="0"/>
-              <w:spacing w:before="0" w:after="0" w:line="360" w:lineRule="auto"/>
+              <w:spacing w:before="0" w:after="0" w:line="240" w:lineRule="auto"/>
               <w:ind w:left="0" w:right="0" w:firstLine="0"/>
             </w:pPr>
             <w:r>
@@ -4370,7 +4366,7 @@
             <w:pPr>
               <w:keepNext w:val="0"/>
               <w:keepLines w:val="0"/>
-              <w:spacing w:before="0" w:after="0" w:line="360" w:lineRule="auto"/>
+              <w:spacing w:before="0" w:after="0" w:line="240" w:lineRule="auto"/>
               <w:ind w:left="0" w:right="0" w:firstLine="0"/>
             </w:pPr>
             <w:r>
@@ -4388,24 +4384,24 @@
             <w:pPr>
               <w:keepNext w:val="0"/>
               <w:keepLines w:val="0"/>
-              <w:spacing w:before="0" w:after="0" w:line="360" w:lineRule="auto"/>
-              <w:ind w:left="0" w:right="0" w:firstLine="0"/>
-            </w:pPr>
-            <w:r>
-              <w:rPr>
-                <w:rFonts w:ascii="Courier New" w:hAnsi="Courier New" w:eastAsia="Courier New" w:cs="Courier New"/>
-                <w:b w:val="0"/>
-                <w:i w:val="0"/>
-                <w:color w:val="000000"/>
-                <w:sz w:val="22"/>
-              </w:rPr>
-            </w:r>
-          </w:p>
-          <w:p>
-            <w:pPr>
-              <w:keepNext w:val="0"/>
-              <w:keepLines w:val="0"/>
-              <w:spacing w:before="0" w:after="0" w:line="360" w:lineRule="auto"/>
+              <w:spacing w:before="0" w:after="0" w:line="240" w:lineRule="auto"/>
+              <w:ind w:left="0" w:right="0" w:firstLine="0"/>
+            </w:pPr>
+            <w:r>
+              <w:rPr>
+                <w:rFonts w:ascii="Courier New" w:hAnsi="Courier New" w:eastAsia="Courier New" w:cs="Courier New"/>
+                <w:b w:val="0"/>
+                <w:i w:val="0"/>
+                <w:color w:val="000000"/>
+                <w:sz w:val="22"/>
+              </w:rPr>
+            </w:r>
+          </w:p>
+          <w:p>
+            <w:pPr>
+              <w:keepNext w:val="0"/>
+              <w:keepLines w:val="0"/>
+              <w:spacing w:before="0" w:after="0" w:line="240" w:lineRule="auto"/>
               <w:ind w:left="0" w:right="0" w:firstLine="0"/>
             </w:pPr>
             <w:r>
@@ -4423,7 +4419,7 @@
             <w:pPr>
               <w:keepNext w:val="0"/>
               <w:keepLines w:val="0"/>
-              <w:spacing w:before="0" w:after="0" w:line="360" w:lineRule="auto"/>
+              <w:spacing w:before="0" w:after="0" w:line="240" w:lineRule="auto"/>
               <w:ind w:left="0" w:right="0" w:firstLine="0"/>
             </w:pPr>
             <w:r>
@@ -4441,7 +4437,7 @@
             <w:pPr>
               <w:keepNext w:val="0"/>
               <w:keepLines w:val="0"/>
-              <w:spacing w:before="0" w:after="0" w:line="360" w:lineRule="auto"/>
+              <w:spacing w:before="0" w:after="0" w:line="240" w:lineRule="auto"/>
               <w:ind w:left="0" w:right="0" w:firstLine="0"/>
             </w:pPr>
             <w:r>
@@ -4459,7 +4455,7 @@
             <w:pPr>
               <w:keepNext w:val="0"/>
               <w:keepLines w:val="0"/>
-              <w:spacing w:before="0" w:after="0" w:line="360" w:lineRule="auto"/>
+              <w:spacing w:before="0" w:after="0" w:line="240" w:lineRule="auto"/>
               <w:ind w:left="0" w:right="0" w:firstLine="0"/>
             </w:pPr>
             <w:r>
@@ -4477,7 +4473,7 @@
             <w:pPr>
               <w:keepNext w:val="0"/>
               <w:keepLines w:val="0"/>
-              <w:spacing w:before="0" w:after="0" w:line="360" w:lineRule="auto"/>
+              <w:spacing w:before="0" w:after="0" w:line="240" w:lineRule="auto"/>
               <w:ind w:left="0" w:right="0" w:firstLine="0"/>
             </w:pPr>
             <w:r>
@@ -4495,7 +4491,7 @@
             <w:pPr>
               <w:keepNext w:val="0"/>
               <w:keepLines w:val="0"/>
-              <w:spacing w:before="0" w:after="0" w:line="360" w:lineRule="auto"/>
+              <w:spacing w:before="0" w:after="0" w:line="240" w:lineRule="auto"/>
               <w:ind w:left="0" w:right="0" w:firstLine="0"/>
             </w:pPr>
             <w:r>
@@ -4513,7 +4509,7 @@
             <w:pPr>
               <w:keepNext w:val="0"/>
               <w:keepLines w:val="0"/>
-              <w:spacing w:before="0" w:after="0" w:line="360" w:lineRule="auto"/>
+              <w:spacing w:before="0" w:after="0" w:line="240" w:lineRule="auto"/>
               <w:ind w:left="0" w:right="0" w:firstLine="0"/>
             </w:pPr>
             <w:r>
@@ -4531,7 +4527,7 @@
             <w:pPr>
               <w:keepNext w:val="0"/>
               <w:keepLines w:val="0"/>
-              <w:spacing w:before="0" w:after="0" w:line="360" w:lineRule="auto"/>
+              <w:spacing w:before="0" w:after="0" w:line="240" w:lineRule="auto"/>
               <w:ind w:left="0" w:right="0" w:firstLine="0"/>
             </w:pPr>
             <w:r>
@@ -4549,7 +4545,7 @@
             <w:pPr>
               <w:keepNext w:val="0"/>
               <w:keepLines w:val="0"/>
-              <w:spacing w:before="0" w:after="0" w:line="360" w:lineRule="auto"/>
+              <w:spacing w:before="0" w:after="0" w:line="240" w:lineRule="auto"/>
               <w:ind w:left="0" w:right="0" w:firstLine="0"/>
             </w:pPr>
             <w:r>
@@ -4567,7 +4563,7 @@
             <w:pPr>
               <w:keepNext w:val="0"/>
               <w:keepLines w:val="0"/>
-              <w:spacing w:before="0" w:after="0" w:line="360" w:lineRule="auto"/>
+              <w:spacing w:before="0" w:after="0" w:line="240" w:lineRule="auto"/>
               <w:ind w:left="0" w:right="0" w:firstLine="0"/>
             </w:pPr>
             <w:r>
@@ -4585,7 +4581,7 @@
             <w:pPr>
               <w:keepNext w:val="0"/>
               <w:keepLines w:val="0"/>
-              <w:spacing w:before="0" w:after="0" w:line="360" w:lineRule="auto"/>
+              <w:spacing w:before="0" w:after="0" w:line="240" w:lineRule="auto"/>
               <w:ind w:left="0" w:right="0" w:firstLine="0"/>
             </w:pPr>
             <w:r>
@@ -4603,7 +4599,7 @@
             <w:pPr>
               <w:keepNext w:val="0"/>
               <w:keepLines w:val="0"/>
-              <w:spacing w:before="0" w:after="0" w:line="360" w:lineRule="auto"/>
+              <w:spacing w:before="0" w:after="0" w:line="240" w:lineRule="auto"/>
               <w:ind w:left="0" w:right="0" w:firstLine="0"/>
             </w:pPr>
             <w:r>
@@ -4621,7 +4617,7 @@
             <w:pPr>
               <w:keepNext w:val="0"/>
               <w:keepLines w:val="0"/>
-              <w:spacing w:before="0" w:after="0" w:line="360" w:lineRule="auto"/>
+              <w:spacing w:before="0" w:after="0" w:line="240" w:lineRule="auto"/>
               <w:ind w:left="0" w:right="0" w:firstLine="0"/>
             </w:pPr>
             <w:r>
@@ -4639,7 +4635,7 @@
             <w:pPr>
               <w:keepNext w:val="0"/>
               <w:keepLines w:val="0"/>
-              <w:spacing w:before="0" w:after="0" w:line="360" w:lineRule="auto"/>
+              <w:spacing w:before="0" w:after="0" w:line="240" w:lineRule="auto"/>
               <w:ind w:left="0" w:right="0" w:firstLine="0"/>
             </w:pPr>
             <w:r>
@@ -4657,7 +4653,7 @@
             <w:pPr>
               <w:keepNext w:val="0"/>
               <w:keepLines w:val="0"/>
-              <w:spacing w:before="0" w:after="0" w:line="360" w:lineRule="auto"/>
+              <w:spacing w:before="0" w:after="0" w:line="240" w:lineRule="auto"/>
               <w:ind w:left="0" w:right="0" w:firstLine="0"/>
             </w:pPr>
             <w:r>
@@ -4675,7 +4671,7 @@
             <w:pPr>
               <w:keepNext w:val="0"/>
               <w:keepLines w:val="0"/>
-              <w:spacing w:before="0" w:after="0" w:line="360" w:lineRule="auto"/>
+              <w:spacing w:before="0" w:after="0" w:line="240" w:lineRule="auto"/>
               <w:ind w:left="0" w:right="0" w:firstLine="0"/>
             </w:pPr>
             <w:r>
@@ -4693,7 +4689,7 @@
             <w:pPr>
               <w:keepNext w:val="0"/>
               <w:keepLines w:val="0"/>
-              <w:spacing w:before="0" w:after="0" w:line="360" w:lineRule="auto"/>
+              <w:spacing w:before="0" w:after="0" w:line="240" w:lineRule="auto"/>
               <w:ind w:left="0" w:right="0" w:firstLine="0"/>
             </w:pPr>
             <w:r>
@@ -4711,7 +4707,7 @@
             <w:pPr>
               <w:keepNext w:val="0"/>
               <w:keepLines w:val="0"/>
-              <w:spacing w:before="0" w:after="0" w:line="360" w:lineRule="auto"/>
+              <w:spacing w:before="0" w:after="0" w:line="240" w:lineRule="auto"/>
               <w:ind w:left="0" w:right="0" w:firstLine="0"/>
             </w:pPr>
             <w:r>
@@ -4729,7 +4725,7 @@
             <w:pPr>
               <w:keepNext w:val="0"/>
               <w:keepLines w:val="0"/>
-              <w:spacing w:before="0" w:after="0" w:line="360" w:lineRule="auto"/>
+              <w:spacing w:before="0" w:after="0" w:line="240" w:lineRule="auto"/>
               <w:ind w:left="0" w:right="0" w:firstLine="0"/>
             </w:pPr>
             <w:r>
@@ -4747,7 +4743,7 @@
             <w:pPr>
               <w:keepNext w:val="0"/>
               <w:keepLines w:val="0"/>
-              <w:spacing w:before="0" w:after="0" w:line="360" w:lineRule="auto"/>
+              <w:spacing w:before="0" w:after="0" w:line="240" w:lineRule="auto"/>
               <w:ind w:left="0" w:right="0" w:firstLine="0"/>
             </w:pPr>
             <w:r>
@@ -4765,7 +4761,7 @@
             <w:pPr>
               <w:keepNext w:val="0"/>
               <w:keepLines w:val="0"/>
-              <w:spacing w:before="0" w:after="0" w:line="360" w:lineRule="auto"/>
+              <w:spacing w:before="0" w:after="0" w:line="240" w:lineRule="auto"/>
               <w:ind w:left="0" w:right="0" w:firstLine="0"/>
             </w:pPr>
             <w:r>
@@ -4783,7 +4779,7 @@
             <w:pPr>
               <w:keepNext w:val="0"/>
               <w:keepLines w:val="0"/>
-              <w:spacing w:before="0" w:after="0" w:line="360" w:lineRule="auto"/>
+              <w:spacing w:before="0" w:after="0" w:line="240" w:lineRule="auto"/>
               <w:ind w:left="0" w:right="0" w:firstLine="0"/>
             </w:pPr>
             <w:r>
@@ -4801,7 +4797,7 @@
             <w:pPr>
               <w:keepNext w:val="0"/>
               <w:keepLines w:val="0"/>
-              <w:spacing w:before="0" w:after="0" w:line="360" w:lineRule="auto"/>
+              <w:spacing w:before="0" w:after="0" w:line="240" w:lineRule="auto"/>
               <w:ind w:left="0" w:right="0" w:firstLine="0"/>
             </w:pPr>
             <w:r>
@@ -4819,7 +4815,7 @@
             <w:pPr>
               <w:keepNext w:val="0"/>
               <w:keepLines w:val="0"/>
-              <w:spacing w:before="0" w:after="0" w:line="360" w:lineRule="auto"/>
+              <w:spacing w:before="0" w:after="0" w:line="240" w:lineRule="auto"/>
               <w:ind w:left="0" w:right="0" w:firstLine="0"/>
             </w:pPr>
             <w:r>
@@ -4837,7 +4833,7 @@
             <w:pPr>
               <w:keepNext w:val="0"/>
               <w:keepLines w:val="0"/>
-              <w:spacing w:before="0" w:after="0" w:line="360" w:lineRule="auto"/>
+              <w:spacing w:before="0" w:after="0" w:line="240" w:lineRule="auto"/>
               <w:ind w:left="0" w:right="0" w:firstLine="0"/>
             </w:pPr>
             <w:r>
@@ -4855,7 +4851,7 @@
             <w:pPr>
               <w:keepNext w:val="0"/>
               <w:keepLines w:val="0"/>
-              <w:spacing w:before="0" w:after="0" w:line="360" w:lineRule="auto"/>
+              <w:spacing w:before="0" w:after="0" w:line="240" w:lineRule="auto"/>
               <w:ind w:left="0" w:right="0" w:firstLine="0"/>
             </w:pPr>
             <w:r>
@@ -4873,7 +4869,7 @@
             <w:pPr>
               <w:keepNext w:val="0"/>
               <w:keepLines w:val="0"/>
-              <w:spacing w:before="0" w:after="0" w:line="360" w:lineRule="auto"/>
+              <w:spacing w:before="0" w:after="0" w:line="240" w:lineRule="auto"/>
               <w:ind w:left="0" w:right="0" w:firstLine="0"/>
             </w:pPr>
             <w:r>
@@ -4891,7 +4887,7 @@
             <w:pPr>
               <w:keepNext w:val="0"/>
               <w:keepLines w:val="0"/>
-              <w:spacing w:before="0" w:after="0" w:line="360" w:lineRule="auto"/>
+              <w:spacing w:before="0" w:after="0" w:line="240" w:lineRule="auto"/>
               <w:ind w:left="0" w:right="0" w:firstLine="0"/>
             </w:pPr>
             <w:r>
@@ -4909,7 +4905,7 @@
             <w:pPr>
               <w:keepNext w:val="0"/>
               <w:keepLines w:val="0"/>
-              <w:spacing w:before="0" w:after="0" w:line="360" w:lineRule="auto"/>
+              <w:spacing w:before="0" w:after="0" w:line="240" w:lineRule="auto"/>
               <w:ind w:left="0" w:right="0" w:firstLine="0"/>
             </w:pPr>
             <w:r>
@@ -4927,7 +4923,7 @@
             <w:pPr>
               <w:keepNext w:val="0"/>
               <w:keepLines w:val="0"/>
-              <w:spacing w:before="0" w:after="0" w:line="360" w:lineRule="auto"/>
+              <w:spacing w:before="0" w:after="0" w:line="240" w:lineRule="auto"/>
               <w:ind w:left="0" w:right="0" w:firstLine="0"/>
             </w:pPr>
             <w:r>
@@ -4945,7 +4941,7 @@
             <w:pPr>
               <w:keepNext w:val="0"/>
               <w:keepLines w:val="0"/>
-              <w:spacing w:before="0" w:after="0" w:line="360" w:lineRule="auto"/>
+              <w:spacing w:before="0" w:after="0" w:line="240" w:lineRule="auto"/>
               <w:ind w:left="0" w:right="0" w:firstLine="0"/>
             </w:pPr>
             <w:r>
@@ -4963,24 +4959,24 @@
             <w:pPr>
               <w:keepNext w:val="0"/>
               <w:keepLines w:val="0"/>
-              <w:spacing w:before="0" w:after="0" w:line="360" w:lineRule="auto"/>
-              <w:ind w:left="0" w:right="0" w:firstLine="0"/>
-            </w:pPr>
-            <w:r>
-              <w:rPr>
-                <w:rFonts w:ascii="Courier New" w:hAnsi="Courier New" w:eastAsia="Courier New" w:cs="Courier New"/>
-                <w:b w:val="0"/>
-                <w:i w:val="0"/>
-                <w:color w:val="000000"/>
-                <w:sz w:val="22"/>
-              </w:rPr>
-            </w:r>
-          </w:p>
-          <w:p>
-            <w:pPr>
-              <w:keepNext w:val="0"/>
-              <w:keepLines w:val="0"/>
-              <w:spacing w:before="0" w:after="0" w:line="360" w:lineRule="auto"/>
+              <w:spacing w:before="0" w:after="0" w:line="240" w:lineRule="auto"/>
+              <w:ind w:left="0" w:right="0" w:firstLine="0"/>
+            </w:pPr>
+            <w:r>
+              <w:rPr>
+                <w:rFonts w:ascii="Courier New" w:hAnsi="Courier New" w:eastAsia="Courier New" w:cs="Courier New"/>
+                <w:b w:val="0"/>
+                <w:i w:val="0"/>
+                <w:color w:val="000000"/>
+                <w:sz w:val="22"/>
+              </w:rPr>
+            </w:r>
+          </w:p>
+          <w:p>
+            <w:pPr>
+              <w:keepNext w:val="0"/>
+              <w:keepLines w:val="0"/>
+              <w:spacing w:before="0" w:after="0" w:line="240" w:lineRule="auto"/>
               <w:ind w:left="0" w:right="0" w:firstLine="0"/>
             </w:pPr>
             <w:r>
@@ -4998,7 +4994,7 @@
             <w:pPr>
               <w:keepNext w:val="0"/>
               <w:keepLines w:val="0"/>
-              <w:spacing w:before="0" w:after="0" w:line="360" w:lineRule="auto"/>
+              <w:spacing w:before="0" w:after="0" w:line="240" w:lineRule="auto"/>
               <w:ind w:left="0" w:right="0" w:firstLine="0"/>
             </w:pPr>
             <w:r>
@@ -5016,7 +5012,7 @@
             <w:pPr>
               <w:keepNext w:val="0"/>
               <w:keepLines w:val="0"/>
-              <w:spacing w:before="0" w:after="0" w:line="360" w:lineRule="auto"/>
+              <w:spacing w:before="0" w:after="0" w:line="240" w:lineRule="auto"/>
               <w:ind w:left="0" w:right="0" w:firstLine="0"/>
             </w:pPr>
             <w:r>
@@ -5034,7 +5030,7 @@
             <w:pPr>
               <w:keepNext w:val="0"/>
               <w:keepLines w:val="0"/>
-              <w:spacing w:before="0" w:after="0" w:line="360" w:lineRule="auto"/>
+              <w:spacing w:before="0" w:after="0" w:line="240" w:lineRule="auto"/>
               <w:ind w:left="0" w:right="0" w:firstLine="0"/>
             </w:pPr>
             <w:r>
@@ -5052,7 +5048,7 @@
             <w:pPr>
               <w:keepNext w:val="0"/>
               <w:keepLines w:val="0"/>
-              <w:spacing w:before="0" w:after="0" w:line="360" w:lineRule="auto"/>
+              <w:spacing w:before="0" w:after="0" w:line="240" w:lineRule="auto"/>
               <w:ind w:left="0" w:right="0" w:firstLine="0"/>
             </w:pPr>
             <w:r>
@@ -5070,7 +5066,7 @@
             <w:pPr>
               <w:keepNext w:val="0"/>
               <w:keepLines w:val="0"/>
-              <w:spacing w:before="0" w:after="0" w:line="360" w:lineRule="auto"/>
+              <w:spacing w:before="0" w:after="0" w:line="240" w:lineRule="auto"/>
               <w:ind w:left="0" w:right="0" w:firstLine="0"/>
             </w:pPr>
             <w:r>
@@ -5088,7 +5084,7 @@
             <w:pPr>
               <w:keepNext w:val="0"/>
               <w:keepLines w:val="0"/>
-              <w:spacing w:before="0" w:after="0" w:line="360" w:lineRule="auto"/>
+              <w:spacing w:before="0" w:after="0" w:line="240" w:lineRule="auto"/>
               <w:ind w:left="0" w:right="0" w:firstLine="0"/>
             </w:pPr>
             <w:r>
@@ -5106,7 +5102,7 @@
             <w:pPr>
               <w:keepNext w:val="0"/>
               <w:keepLines w:val="0"/>
-              <w:spacing w:before="0" w:after="0" w:line="360" w:lineRule="auto"/>
+              <w:spacing w:before="0" w:after="0" w:line="240" w:lineRule="auto"/>
               <w:ind w:left="0" w:right="0" w:firstLine="0"/>
             </w:pPr>
             <w:r>
@@ -5124,7 +5120,7 @@
             <w:pPr>
               <w:keepNext w:val="0"/>
               <w:keepLines w:val="0"/>
-              <w:spacing w:before="0" w:after="0" w:line="360" w:lineRule="auto"/>
+              <w:spacing w:before="0" w:after="0" w:line="240" w:lineRule="auto"/>
               <w:ind w:left="0" w:right="0" w:firstLine="0"/>
             </w:pPr>
             <w:r>
@@ -5142,7 +5138,7 @@
             <w:pPr>
               <w:keepNext w:val="0"/>
               <w:keepLines w:val="0"/>
-              <w:spacing w:before="0" w:after="0" w:line="360" w:lineRule="auto"/>
+              <w:spacing w:before="0" w:after="0" w:line="240" w:lineRule="auto"/>
               <w:ind w:left="0" w:right="0" w:firstLine="0"/>
             </w:pPr>
             <w:r>
@@ -5160,7 +5156,7 @@
             <w:pPr>
               <w:keepNext w:val="0"/>
               <w:keepLines w:val="0"/>
-              <w:spacing w:before="0" w:after="0" w:line="360" w:lineRule="auto"/>
+              <w:spacing w:before="0" w:after="0" w:line="240" w:lineRule="auto"/>
               <w:ind w:left="0" w:right="0" w:firstLine="0"/>
             </w:pPr>
             <w:r>
@@ -5178,7 +5174,7 @@
             <w:pPr>
               <w:keepNext w:val="0"/>
               <w:keepLines w:val="0"/>
-              <w:spacing w:before="0" w:after="0" w:line="360" w:lineRule="auto"/>
+              <w:spacing w:before="0" w:after="0" w:line="240" w:lineRule="auto"/>
               <w:ind w:left="0" w:right="0" w:firstLine="0"/>
             </w:pPr>
             <w:r>
@@ -5196,7 +5192,7 @@
             <w:pPr>
               <w:keepNext w:val="0"/>
               <w:keepLines w:val="0"/>
-              <w:spacing w:before="0" w:after="0" w:line="360" w:lineRule="auto"/>
+              <w:spacing w:before="0" w:after="0" w:line="240" w:lineRule="auto"/>
               <w:ind w:left="0" w:right="0" w:firstLine="0"/>
             </w:pPr>
             <w:r>
@@ -5214,7 +5210,7 @@
             <w:pPr>
               <w:keepNext w:val="0"/>
               <w:keepLines w:val="0"/>
-              <w:spacing w:before="0" w:after="0" w:line="360" w:lineRule="auto"/>
+              <w:spacing w:before="0" w:after="0" w:line="240" w:lineRule="auto"/>
               <w:ind w:left="0" w:right="0" w:firstLine="0"/>
             </w:pPr>
             <w:r>
@@ -5232,7 +5228,7 @@
             <w:pPr>
               <w:keepNext w:val="0"/>
               <w:keepLines w:val="0"/>
-              <w:spacing w:before="0" w:after="0" w:line="360" w:lineRule="auto"/>
+              <w:spacing w:before="0" w:after="0" w:line="240" w:lineRule="auto"/>
               <w:ind w:left="0" w:right="0" w:firstLine="0"/>
             </w:pPr>
             <w:r>
@@ -5250,7 +5246,7 @@
             <w:pPr>
               <w:keepNext w:val="0"/>
               <w:keepLines w:val="0"/>
-              <w:spacing w:before="0" w:after="0" w:line="360" w:lineRule="auto"/>
+              <w:spacing w:before="0" w:after="0" w:line="240" w:lineRule="auto"/>
               <w:ind w:left="0" w:right="0" w:firstLine="0"/>
             </w:pPr>
             <w:r>
@@ -5268,7 +5264,7 @@
             <w:pPr>
               <w:keepNext w:val="0"/>
               <w:keepLines w:val="0"/>
-              <w:spacing w:before="0" w:after="0" w:line="360" w:lineRule="auto"/>
+              <w:spacing w:before="0" w:after="0" w:line="240" w:lineRule="auto"/>
               <w:ind w:left="0" w:right="0" w:firstLine="0"/>
             </w:pPr>
             <w:r>
@@ -5286,7 +5282,7 @@
             <w:pPr>
               <w:keepNext w:val="0"/>
               <w:keepLines w:val="0"/>
-              <w:spacing w:before="0" w:after="0" w:line="360" w:lineRule="auto"/>
+              <w:spacing w:before="0" w:after="0" w:line="240" w:lineRule="auto"/>
               <w:ind w:left="0" w:right="0" w:firstLine="0"/>
             </w:pPr>
             <w:r>
@@ -5304,7 +5300,7 @@
             <w:pPr>
               <w:keepNext w:val="0"/>
               <w:keepLines w:val="0"/>
-              <w:spacing w:before="0" w:after="0" w:line="360" w:lineRule="auto"/>
+              <w:spacing w:before="0" w:after="0" w:line="240" w:lineRule="auto"/>
               <w:ind w:left="0" w:right="0" w:firstLine="0"/>
             </w:pPr>
             <w:r>
@@ -5322,7 +5318,7 @@
             <w:pPr>
               <w:keepNext w:val="0"/>
               <w:keepLines w:val="0"/>
-              <w:spacing w:before="0" w:after="0" w:line="360" w:lineRule="auto"/>
+              <w:spacing w:before="0" w:after="0" w:line="240" w:lineRule="auto"/>
               <w:ind w:left="0" w:right="0" w:firstLine="0"/>
             </w:pPr>
             <w:r>
@@ -5340,7 +5336,7 @@
             <w:pPr>
               <w:keepNext w:val="0"/>
               <w:keepLines w:val="0"/>
-              <w:spacing w:before="0" w:after="0" w:line="360" w:lineRule="auto"/>
+              <w:spacing w:before="0" w:after="0" w:line="240" w:lineRule="auto"/>
               <w:ind w:left="0" w:right="0" w:firstLine="0"/>
             </w:pPr>
             <w:r>
@@ -5358,7 +5354,7 @@
             <w:pPr>
               <w:keepNext w:val="0"/>
               <w:keepLines w:val="0"/>
-              <w:spacing w:before="0" w:after="0" w:line="360" w:lineRule="auto"/>
+              <w:spacing w:before="0" w:after="0" w:line="240" w:lineRule="auto"/>
               <w:ind w:left="0" w:right="0" w:firstLine="0"/>
             </w:pPr>
             <w:r>
@@ -5376,7 +5372,7 @@
             <w:pPr>
               <w:keepNext w:val="0"/>
               <w:keepLines w:val="0"/>
-              <w:spacing w:before="0" w:after="0" w:line="360" w:lineRule="auto"/>
+              <w:spacing w:before="0" w:after="0" w:line="240" w:lineRule="auto"/>
               <w:ind w:left="0" w:right="0" w:firstLine="0"/>
             </w:pPr>
             <w:r>
@@ -5394,7 +5390,7 @@
             <w:pPr>
               <w:keepNext w:val="0"/>
               <w:keepLines w:val="0"/>
-              <w:spacing w:before="0" w:after="0" w:line="360" w:lineRule="auto"/>
+              <w:spacing w:before="0" w:after="0" w:line="240" w:lineRule="auto"/>
               <w:ind w:left="0" w:right="0" w:firstLine="0"/>
             </w:pPr>
             <w:r>
@@ -5412,7 +5408,7 @@
             <w:pPr>
               <w:keepNext w:val="0"/>
               <w:keepLines w:val="0"/>
-              <w:spacing w:before="0" w:after="0" w:line="360" w:lineRule="auto"/>
+              <w:spacing w:before="0" w:after="0" w:line="240" w:lineRule="auto"/>
               <w:ind w:left="0" w:right="0" w:firstLine="0"/>
             </w:pPr>
             <w:r>
@@ -5430,7 +5426,7 @@
             <w:pPr>
               <w:keepNext w:val="0"/>
               <w:keepLines w:val="0"/>
-              <w:spacing w:before="0" w:after="0" w:line="360" w:lineRule="auto"/>
+              <w:spacing w:before="0" w:after="0" w:line="240" w:lineRule="auto"/>
               <w:ind w:left="0" w:right="0" w:firstLine="0"/>
             </w:pPr>
             <w:r>
@@ -5448,7 +5444,7 @@
             <w:pPr>
               <w:keepNext w:val="0"/>
               <w:keepLines w:val="0"/>
-              <w:spacing w:before="0" w:after="0" w:line="360" w:lineRule="auto"/>
+              <w:spacing w:before="0" w:after="0" w:line="240" w:lineRule="auto"/>
               <w:ind w:left="0" w:right="0" w:firstLine="0"/>
             </w:pPr>
             <w:r>
@@ -5466,7 +5462,7 @@
             <w:pPr>
               <w:keepNext w:val="0"/>
               <w:keepLines w:val="0"/>
-              <w:spacing w:before="0" w:after="0" w:line="360" w:lineRule="auto"/>
+              <w:spacing w:before="0" w:after="0" w:line="240" w:lineRule="auto"/>
               <w:ind w:left="0" w:right="0" w:firstLine="0"/>
             </w:pPr>
             <w:r>
@@ -5484,7 +5480,7 @@
             <w:pPr>
               <w:keepNext w:val="0"/>
               <w:keepLines w:val="0"/>
-              <w:spacing w:before="0" w:after="0" w:line="360" w:lineRule="auto"/>
+              <w:spacing w:before="0" w:after="0" w:line="240" w:lineRule="auto"/>
               <w:ind w:left="0" w:right="0" w:firstLine="0"/>
             </w:pPr>
             <w:r>
@@ -5502,7 +5498,7 @@
             <w:pPr>
               <w:keepNext w:val="0"/>
               <w:keepLines w:val="0"/>
-              <w:spacing w:before="0" w:after="0" w:line="360" w:lineRule="auto"/>
+              <w:spacing w:before="0" w:after="0" w:line="240" w:lineRule="auto"/>
               <w:ind w:left="0" w:right="0" w:firstLine="0"/>
             </w:pPr>
             <w:r>
@@ -5520,7 +5516,7 @@
             <w:pPr>
               <w:keepNext w:val="0"/>
               <w:keepLines w:val="0"/>
-              <w:spacing w:before="0" w:after="0" w:line="360" w:lineRule="auto"/>
+              <w:spacing w:before="0" w:after="0" w:line="240" w:lineRule="auto"/>
               <w:ind w:left="0" w:right="0" w:firstLine="0"/>
             </w:pPr>
             <w:r>
@@ -5538,7 +5534,7 @@
             <w:pPr>
               <w:keepNext w:val="0"/>
               <w:keepLines w:val="0"/>
-              <w:spacing w:before="0" w:after="0" w:line="360" w:lineRule="auto"/>
+              <w:spacing w:before="0" w:after="0" w:line="240" w:lineRule="auto"/>
               <w:ind w:left="0" w:right="0" w:firstLine="0"/>
             </w:pPr>
             <w:r>
@@ -5556,7 +5552,7 @@
             <w:pPr>
               <w:keepNext w:val="0"/>
               <w:keepLines w:val="0"/>
-              <w:spacing w:before="0" w:after="0" w:line="360" w:lineRule="auto"/>
+              <w:spacing w:before="0" w:after="0" w:line="240" w:lineRule="auto"/>
               <w:ind w:left="0" w:right="0" w:firstLine="0"/>
             </w:pPr>
             <w:r>
@@ -5574,7 +5570,7 @@
             <w:pPr>
               <w:keepNext w:val="0"/>
               <w:keepLines w:val="0"/>
-              <w:spacing w:before="0" w:after="0" w:line="360" w:lineRule="auto"/>
+              <w:spacing w:before="0" w:after="0" w:line="240" w:lineRule="auto"/>
               <w:ind w:left="0" w:right="0" w:firstLine="0"/>
             </w:pPr>
             <w:r>
@@ -5592,7 +5588,7 @@
             <w:pPr>
               <w:keepNext w:val="0"/>
               <w:keepLines w:val="0"/>
-              <w:spacing w:before="0" w:after="0" w:line="360" w:lineRule="auto"/>
+              <w:spacing w:before="0" w:after="0" w:line="240" w:lineRule="auto"/>
               <w:ind w:left="0" w:right="0" w:firstLine="0"/>
             </w:pPr>
             <w:r>
@@ -5610,7 +5606,7 @@
             <w:pPr>
               <w:keepNext w:val="0"/>
               <w:keepLines w:val="0"/>
-              <w:spacing w:before="0" w:after="0" w:line="360" w:lineRule="auto"/>
+              <w:spacing w:before="0" w:after="0" w:line="240" w:lineRule="auto"/>
               <w:ind w:left="0" w:right="0" w:firstLine="0"/>
             </w:pPr>
             <w:r>
@@ -5628,24 +5624,24 @@
             <w:pPr>
               <w:keepNext w:val="0"/>
               <w:keepLines w:val="0"/>
-              <w:spacing w:before="0" w:after="0" w:line="360" w:lineRule="auto"/>
-              <w:ind w:left="0" w:right="0" w:firstLine="0"/>
-            </w:pPr>
-            <w:r>
-              <w:rPr>
-                <w:rFonts w:ascii="Courier New" w:hAnsi="Courier New" w:eastAsia="Courier New" w:cs="Courier New"/>
-                <w:b w:val="0"/>
-                <w:i w:val="0"/>
-                <w:color w:val="000000"/>
-                <w:sz w:val="22"/>
-              </w:rPr>
-            </w:r>
-          </w:p>
-          <w:p>
-            <w:pPr>
-              <w:keepNext w:val="0"/>
-              <w:keepLines w:val="0"/>
-              <w:spacing w:before="0" w:after="0" w:line="360" w:lineRule="auto"/>
+              <w:spacing w:before="0" w:after="0" w:line="240" w:lineRule="auto"/>
+              <w:ind w:left="0" w:right="0" w:firstLine="0"/>
+            </w:pPr>
+            <w:r>
+              <w:rPr>
+                <w:rFonts w:ascii="Courier New" w:hAnsi="Courier New" w:eastAsia="Courier New" w:cs="Courier New"/>
+                <w:b w:val="0"/>
+                <w:i w:val="0"/>
+                <w:color w:val="000000"/>
+                <w:sz w:val="22"/>
+              </w:rPr>
+            </w:r>
+          </w:p>
+          <w:p>
+            <w:pPr>
+              <w:keepNext w:val="0"/>
+              <w:keepLines w:val="0"/>
+              <w:spacing w:before="0" w:after="0" w:line="240" w:lineRule="auto"/>
               <w:ind w:left="0" w:right="0" w:firstLine="0"/>
             </w:pPr>
             <w:r>
@@ -5663,7 +5659,7 @@
             <w:pPr>
               <w:keepNext w:val="0"/>
               <w:keepLines w:val="0"/>
-              <w:spacing w:before="0" w:after="0" w:line="360" w:lineRule="auto"/>
+              <w:spacing w:before="0" w:after="0" w:line="240" w:lineRule="auto"/>
               <w:ind w:left="0" w:right="0" w:firstLine="0"/>
             </w:pPr>
             <w:r>
@@ -5681,7 +5677,7 @@
             <w:pPr>
               <w:keepNext w:val="0"/>
               <w:keepLines w:val="0"/>
-              <w:spacing w:before="0" w:after="0" w:line="360" w:lineRule="auto"/>
+              <w:spacing w:before="0" w:after="0" w:line="240" w:lineRule="auto"/>
               <w:ind w:left="0" w:right="0" w:firstLine="0"/>
             </w:pPr>
             <w:r>
@@ -5699,7 +5695,7 @@
             <w:pPr>
               <w:keepNext w:val="0"/>
               <w:keepLines w:val="0"/>
-              <w:spacing w:before="0" w:after="0" w:line="360" w:lineRule="auto"/>
+              <w:spacing w:before="0" w:after="0" w:line="240" w:lineRule="auto"/>
               <w:ind w:left="0" w:right="0" w:firstLine="0"/>
             </w:pPr>
             <w:r>
@@ -5717,7 +5713,7 @@
             <w:pPr>
               <w:keepNext w:val="0"/>
               <w:keepLines w:val="0"/>
-              <w:spacing w:before="0" w:after="0" w:line="360" w:lineRule="auto"/>
+              <w:spacing w:before="0" w:after="0" w:line="240" w:lineRule="auto"/>
               <w:ind w:left="0" w:right="0" w:firstLine="0"/>
             </w:pPr>
             <w:r>
@@ -5735,7 +5731,7 @@
             <w:pPr>
               <w:keepNext w:val="0"/>
               <w:keepLines w:val="0"/>
-              <w:spacing w:before="0" w:after="0" w:line="360" w:lineRule="auto"/>
+              <w:spacing w:before="0" w:after="0" w:line="240" w:lineRule="auto"/>
               <w:ind w:left="0" w:right="0" w:firstLine="0"/>
             </w:pPr>
             <w:r>
@@ -5753,7 +5749,7 @@
             <w:pPr>
               <w:keepNext w:val="0"/>
               <w:keepLines w:val="0"/>
-              <w:spacing w:before="0" w:after="0" w:line="360" w:lineRule="auto"/>
+              <w:spacing w:before="0" w:after="0" w:line="240" w:lineRule="auto"/>
               <w:ind w:left="0" w:right="0" w:firstLine="0"/>
             </w:pPr>
             <w:r>
@@ -5771,7 +5767,7 @@
             <w:pPr>
               <w:keepNext w:val="0"/>
               <w:keepLines w:val="0"/>
-              <w:spacing w:before="0" w:after="0" w:line="360" w:lineRule="auto"/>
+              <w:spacing w:before="0" w:after="0" w:line="240" w:lineRule="auto"/>
               <w:ind w:left="0" w:right="0" w:firstLine="0"/>
             </w:pPr>
             <w:r>
@@ -5789,7 +5785,7 @@
             <w:pPr>
               <w:keepNext w:val="0"/>
               <w:keepLines w:val="0"/>
-              <w:spacing w:before="0" w:after="0" w:line="360" w:lineRule="auto"/>
+              <w:spacing w:before="0" w:after="0" w:line="240" w:lineRule="auto"/>
               <w:ind w:left="0" w:right="0" w:firstLine="0"/>
             </w:pPr>
             <w:r>
@@ -5807,7 +5803,7 @@
             <w:pPr>
               <w:keepNext w:val="0"/>
               <w:keepLines w:val="0"/>
-              <w:spacing w:before="0" w:after="0" w:line="360" w:lineRule="auto"/>
+              <w:spacing w:before="0" w:after="0" w:line="240" w:lineRule="auto"/>
               <w:ind w:left="0" w:right="0" w:firstLine="0"/>
             </w:pPr>
             <w:r>
@@ -5825,7 +5821,7 @@
             <w:pPr>
               <w:keepNext w:val="0"/>
               <w:keepLines w:val="0"/>
-              <w:spacing w:before="0" w:after="0" w:line="360" w:lineRule="auto"/>
+              <w:spacing w:before="0" w:after="0" w:line="240" w:lineRule="auto"/>
               <w:ind w:left="0" w:right="0" w:firstLine="0"/>
             </w:pPr>
             <w:r>
@@ -5843,7 +5839,7 @@
             <w:pPr>
               <w:keepNext w:val="0"/>
               <w:keepLines w:val="0"/>
-              <w:spacing w:before="0" w:after="0" w:line="360" w:lineRule="auto"/>
+              <w:spacing w:before="0" w:after="0" w:line="240" w:lineRule="auto"/>
               <w:ind w:left="0" w:right="0" w:firstLine="0"/>
             </w:pPr>
             <w:r>
@@ -5861,7 +5857,7 @@
             <w:pPr>
               <w:keepNext w:val="0"/>
               <w:keepLines w:val="0"/>
-              <w:spacing w:before="0" w:after="0" w:line="360" w:lineRule="auto"/>
+              <w:spacing w:before="0" w:after="0" w:line="240" w:lineRule="auto"/>
               <w:ind w:left="0" w:right="0" w:firstLine="0"/>
             </w:pPr>
             <w:r>
@@ -5879,7 +5875,7 @@
             <w:pPr>
               <w:keepNext w:val="0"/>
               <w:keepLines w:val="0"/>
-              <w:spacing w:before="0" w:after="0" w:line="360" w:lineRule="auto"/>
+              <w:spacing w:before="0" w:after="0" w:line="240" w:lineRule="auto"/>
               <w:ind w:left="0" w:right="0" w:firstLine="0"/>
             </w:pPr>
             <w:r>
@@ -5897,7 +5893,7 @@
             <w:pPr>
               <w:keepNext w:val="0"/>
               <w:keepLines w:val="0"/>
-              <w:spacing w:before="0" w:after="0" w:line="360" w:lineRule="auto"/>
+              <w:spacing w:before="0" w:after="0" w:line="240" w:lineRule="auto"/>
               <w:ind w:left="0" w:right="0" w:firstLine="0"/>
             </w:pPr>
             <w:r>
@@ -5915,7 +5911,7 @@
             <w:pPr>
               <w:keepNext w:val="0"/>
               <w:keepLines w:val="0"/>
-              <w:spacing w:before="0" w:after="0" w:line="360" w:lineRule="auto"/>
+              <w:spacing w:before="0" w:after="0" w:line="240" w:lineRule="auto"/>
               <w:ind w:left="0" w:right="0" w:firstLine="0"/>
             </w:pPr>
             <w:r>
@@ -5933,7 +5929,7 @@
             <w:pPr>
               <w:keepNext w:val="0"/>
               <w:keepLines w:val="0"/>
-              <w:spacing w:before="0" w:after="0" w:line="360" w:lineRule="auto"/>
+              <w:spacing w:before="0" w:after="0" w:line="240" w:lineRule="auto"/>
               <w:ind w:left="0" w:right="0" w:firstLine="0"/>
             </w:pPr>
             <w:r>
@@ -5951,7 +5947,7 @@
             <w:pPr>
               <w:keepNext w:val="0"/>
               <w:keepLines w:val="0"/>
-              <w:spacing w:before="0" w:after="0" w:line="360" w:lineRule="auto"/>
+              <w:spacing w:before="0" w:after="0" w:line="240" w:lineRule="auto"/>
               <w:ind w:left="0" w:right="0" w:firstLine="0"/>
             </w:pPr>
             <w:r>
@@ -5969,7 +5965,7 @@
             <w:pPr>
               <w:keepNext w:val="0"/>
               <w:keepLines w:val="0"/>
-              <w:spacing w:before="0" w:after="0" w:line="360" w:lineRule="auto"/>
+              <w:spacing w:before="0" w:after="0" w:line="240" w:lineRule="auto"/>
               <w:ind w:left="0" w:right="0" w:firstLine="0"/>
             </w:pPr>
             <w:r>
@@ -5987,7 +5983,7 @@
             <w:pPr>
               <w:keepNext w:val="0"/>
               <w:keepLines w:val="0"/>
-              <w:spacing w:before="0" w:after="0" w:line="360" w:lineRule="auto"/>
+              <w:spacing w:before="0" w:after="0" w:line="240" w:lineRule="auto"/>
               <w:ind w:left="0" w:right="0" w:firstLine="0"/>
             </w:pPr>
             <w:r>
@@ -6005,7 +6001,7 @@
             <w:pPr>
               <w:keepNext w:val="0"/>
               <w:keepLines w:val="0"/>
-              <w:spacing w:before="0" w:after="0" w:line="360" w:lineRule="auto"/>
+              <w:spacing w:before="0" w:after="0" w:line="240" w:lineRule="auto"/>
               <w:ind w:left="0" w:right="0" w:firstLine="0"/>
             </w:pPr>
             <w:r>
@@ -6023,7 +6019,7 @@
             <w:pPr>
               <w:keepNext w:val="0"/>
               <w:keepLines w:val="0"/>
-              <w:spacing w:before="0" w:after="0" w:line="360" w:lineRule="auto"/>
+              <w:spacing w:before="0" w:after="0" w:line="240" w:lineRule="auto"/>
               <w:ind w:left="0" w:right="0" w:firstLine="0"/>
             </w:pPr>
             <w:r>
@@ -6041,7 +6037,7 @@
             <w:pPr>
               <w:keepNext w:val="0"/>
               <w:keepLines w:val="0"/>
-              <w:spacing w:before="0" w:after="0" w:line="360" w:lineRule="auto"/>
+              <w:spacing w:before="0" w:after="0" w:line="240" w:lineRule="auto"/>
               <w:ind w:left="0" w:right="0" w:firstLine="0"/>
             </w:pPr>
             <w:r>
@@ -6059,7 +6055,7 @@
             <w:pPr>
               <w:keepNext w:val="0"/>
               <w:keepLines w:val="0"/>
-              <w:spacing w:before="0" w:after="0" w:line="360" w:lineRule="auto"/>
+              <w:spacing w:before="0" w:after="0" w:line="240" w:lineRule="auto"/>
               <w:ind w:left="0" w:right="0" w:firstLine="0"/>
             </w:pPr>
             <w:r>
@@ -6077,7 +6073,7 @@
             <w:pPr>
               <w:keepNext w:val="0"/>
               <w:keepLines w:val="0"/>
-              <w:spacing w:before="0" w:after="0" w:line="360" w:lineRule="auto"/>
+              <w:spacing w:before="0" w:after="0" w:line="240" w:lineRule="auto"/>
               <w:ind w:left="0" w:right="0" w:firstLine="0"/>
             </w:pPr>
             <w:r>
@@ -6152,7 +6148,6 @@
         <w:tc>
           <w:tcPr>
             <w:tcW w:type="dxa" w:w="9720"/>
-            <w:shd w:fill="F2F2F2"/>
             <w:tcBorders>
               <w:top w:val="nil"/>
               <w:left w:val="nil"/>
@@ -6172,7 +6167,7 @@
             <w:pPr>
               <w:keepNext w:val="0"/>
               <w:keepLines w:val="0"/>
-              <w:spacing w:before="0" w:after="0" w:line="360" w:lineRule="auto"/>
+              <w:spacing w:before="0" w:after="0" w:line="240" w:lineRule="auto"/>
               <w:ind w:left="0" w:right="0" w:firstLine="0"/>
             </w:pPr>
             <w:r>
@@ -6190,24 +6185,24 @@
             <w:pPr>
               <w:keepNext w:val="0"/>
               <w:keepLines w:val="0"/>
-              <w:spacing w:before="0" w:after="0" w:line="360" w:lineRule="auto"/>
-              <w:ind w:left="0" w:right="0" w:firstLine="0"/>
-            </w:pPr>
-            <w:r>
-              <w:rPr>
-                <w:rFonts w:ascii="Courier New" w:hAnsi="Courier New" w:eastAsia="Courier New" w:cs="Courier New"/>
-                <w:b w:val="0"/>
-                <w:i w:val="0"/>
-                <w:color w:val="000000"/>
-                <w:sz w:val="22"/>
-              </w:rPr>
-            </w:r>
-          </w:p>
-          <w:p>
-            <w:pPr>
-              <w:keepNext w:val="0"/>
-              <w:keepLines w:val="0"/>
-              <w:spacing w:before="0" w:after="0" w:line="360" w:lineRule="auto"/>
+              <w:spacing w:before="0" w:after="0" w:line="240" w:lineRule="auto"/>
+              <w:ind w:left="0" w:right="0" w:firstLine="0"/>
+            </w:pPr>
+            <w:r>
+              <w:rPr>
+                <w:rFonts w:ascii="Courier New" w:hAnsi="Courier New" w:eastAsia="Courier New" w:cs="Courier New"/>
+                <w:b w:val="0"/>
+                <w:i w:val="0"/>
+                <w:color w:val="000000"/>
+                <w:sz w:val="22"/>
+              </w:rPr>
+            </w:r>
+          </w:p>
+          <w:p>
+            <w:pPr>
+              <w:keepNext w:val="0"/>
+              <w:keepLines w:val="0"/>
+              <w:spacing w:before="0" w:after="0" w:line="240" w:lineRule="auto"/>
               <w:ind w:left="0" w:right="0" w:firstLine="0"/>
             </w:pPr>
             <w:r>
@@ -6225,7 +6220,7 @@
             <w:pPr>
               <w:keepNext w:val="0"/>
               <w:keepLines w:val="0"/>
-              <w:spacing w:before="0" w:after="0" w:line="360" w:lineRule="auto"/>
+              <w:spacing w:before="0" w:after="0" w:line="240" w:lineRule="auto"/>
               <w:ind w:left="0" w:right="0" w:firstLine="0"/>
             </w:pPr>
             <w:r>
@@ -6243,7 +6238,7 @@
             <w:pPr>
               <w:keepNext w:val="0"/>
               <w:keepLines w:val="0"/>
-              <w:spacing w:before="0" w:after="0" w:line="360" w:lineRule="auto"/>
+              <w:spacing w:before="0" w:after="0" w:line="240" w:lineRule="auto"/>
               <w:ind w:left="0" w:right="0" w:firstLine="0"/>
             </w:pPr>
             <w:r>
@@ -6261,7 +6256,7 @@
             <w:pPr>
               <w:keepNext w:val="0"/>
               <w:keepLines w:val="0"/>
-              <w:spacing w:before="0" w:after="0" w:line="360" w:lineRule="auto"/>
+              <w:spacing w:before="0" w:after="0" w:line="240" w:lineRule="auto"/>
               <w:ind w:left="0" w:right="0" w:firstLine="0"/>
             </w:pPr>
             <w:r>
@@ -6279,7 +6274,7 @@
             <w:pPr>
               <w:keepNext w:val="0"/>
               <w:keepLines w:val="0"/>
-              <w:spacing w:before="0" w:after="0" w:line="360" w:lineRule="auto"/>
+              <w:spacing w:before="0" w:after="0" w:line="240" w:lineRule="auto"/>
               <w:ind w:left="0" w:right="0" w:firstLine="0"/>
             </w:pPr>
             <w:r>
@@ -6297,7 +6292,7 @@
             <w:pPr>
               <w:keepNext w:val="0"/>
               <w:keepLines w:val="0"/>
-              <w:spacing w:before="0" w:after="0" w:line="360" w:lineRule="auto"/>
+              <w:spacing w:before="0" w:after="0" w:line="240" w:lineRule="auto"/>
               <w:ind w:left="0" w:right="0" w:firstLine="0"/>
             </w:pPr>
             <w:r>
@@ -6315,7 +6310,7 @@
             <w:pPr>
               <w:keepNext w:val="0"/>
               <w:keepLines w:val="0"/>
-              <w:spacing w:before="0" w:after="0" w:line="360" w:lineRule="auto"/>
+              <w:spacing w:before="0" w:after="0" w:line="240" w:lineRule="auto"/>
               <w:ind w:left="0" w:right="0" w:firstLine="0"/>
             </w:pPr>
             <w:r>
@@ -6333,7 +6328,7 @@
             <w:pPr>
               <w:keepNext w:val="0"/>
               <w:keepLines w:val="0"/>
-              <w:spacing w:before="0" w:after="0" w:line="360" w:lineRule="auto"/>
+              <w:spacing w:before="0" w:after="0" w:line="240" w:lineRule="auto"/>
               <w:ind w:left="0" w:right="0" w:firstLine="0"/>
             </w:pPr>
             <w:r>
@@ -6351,7 +6346,7 @@
             <w:pPr>
               <w:keepNext w:val="0"/>
               <w:keepLines w:val="0"/>
-              <w:spacing w:before="0" w:after="0" w:line="360" w:lineRule="auto"/>
+              <w:spacing w:before="0" w:after="0" w:line="240" w:lineRule="auto"/>
               <w:ind w:left="0" w:right="0" w:firstLine="0"/>
             </w:pPr>
             <w:r>
@@ -6369,7 +6364,7 @@
             <w:pPr>
               <w:keepNext w:val="0"/>
               <w:keepLines w:val="0"/>
-              <w:spacing w:before="0" w:after="0" w:line="360" w:lineRule="auto"/>
+              <w:spacing w:before="0" w:after="0" w:line="240" w:lineRule="auto"/>
               <w:ind w:left="0" w:right="0" w:firstLine="0"/>
             </w:pPr>
             <w:r>
@@ -6387,7 +6382,7 @@
             <w:pPr>
               <w:keepNext w:val="0"/>
               <w:keepLines w:val="0"/>
-              <w:spacing w:before="0" w:after="0" w:line="360" w:lineRule="auto"/>
+              <w:spacing w:before="0" w:after="0" w:line="240" w:lineRule="auto"/>
               <w:ind w:left="0" w:right="0" w:firstLine="0"/>
             </w:pPr>
             <w:r>
@@ -6405,7 +6400,7 @@
             <w:pPr>
               <w:keepNext w:val="0"/>
               <w:keepLines w:val="0"/>
-              <w:spacing w:before="0" w:after="0" w:line="360" w:lineRule="auto"/>
+              <w:spacing w:before="0" w:after="0" w:line="240" w:lineRule="auto"/>
               <w:ind w:left="0" w:right="0" w:firstLine="0"/>
             </w:pPr>
             <w:r>
@@ -6423,7 +6418,7 @@
             <w:pPr>
               <w:keepNext w:val="0"/>
               <w:keepLines w:val="0"/>
-              <w:spacing w:before="0" w:after="0" w:line="360" w:lineRule="auto"/>
+              <w:spacing w:before="0" w:after="0" w:line="240" w:lineRule="auto"/>
               <w:ind w:left="0" w:right="0" w:firstLine="0"/>
             </w:pPr>
             <w:r>
@@ -6441,7 +6436,7 @@
             <w:pPr>
               <w:keepNext w:val="0"/>
               <w:keepLines w:val="0"/>
-              <w:spacing w:before="0" w:after="0" w:line="360" w:lineRule="auto"/>
+              <w:spacing w:before="0" w:after="0" w:line="240" w:lineRule="auto"/>
               <w:ind w:left="0" w:right="0" w:firstLine="0"/>
             </w:pPr>
             <w:r>
@@ -6459,7 +6454,7 @@
             <w:pPr>
               <w:keepNext w:val="0"/>
               <w:keepLines w:val="0"/>
-              <w:spacing w:before="0" w:after="0" w:line="360" w:lineRule="auto"/>
+              <w:spacing w:before="0" w:after="0" w:line="240" w:lineRule="auto"/>
               <w:ind w:left="0" w:right="0" w:firstLine="0"/>
             </w:pPr>
             <w:r>
@@ -6477,7 +6472,7 @@
             <w:pPr>
               <w:keepNext w:val="0"/>
               <w:keepLines w:val="0"/>
-              <w:spacing w:before="0" w:after="0" w:line="360" w:lineRule="auto"/>
+              <w:spacing w:before="0" w:after="0" w:line="240" w:lineRule="auto"/>
               <w:ind w:left="0" w:right="0" w:firstLine="0"/>
             </w:pPr>
             <w:r>
@@ -6495,7 +6490,7 @@
             <w:pPr>
               <w:keepNext w:val="0"/>
               <w:keepLines w:val="0"/>
-              <w:spacing w:before="0" w:after="0" w:line="360" w:lineRule="auto"/>
+              <w:spacing w:before="0" w:after="0" w:line="240" w:lineRule="auto"/>
               <w:ind w:left="0" w:right="0" w:firstLine="0"/>
             </w:pPr>
             <w:r>
@@ -6513,7 +6508,7 @@
             <w:pPr>
               <w:keepNext w:val="0"/>
               <w:keepLines w:val="0"/>
-              <w:spacing w:before="0" w:after="0" w:line="360" w:lineRule="auto"/>
+              <w:spacing w:before="0" w:after="0" w:line="240" w:lineRule="auto"/>
               <w:ind w:left="0" w:right="0" w:firstLine="0"/>
             </w:pPr>
             <w:r>
@@ -6531,7 +6526,7 @@
             <w:pPr>
               <w:keepNext w:val="0"/>
               <w:keepLines w:val="0"/>
-              <w:spacing w:before="0" w:after="0" w:line="360" w:lineRule="auto"/>
+              <w:spacing w:before="0" w:after="0" w:line="240" w:lineRule="auto"/>
               <w:ind w:left="0" w:right="0" w:firstLine="0"/>
             </w:pPr>
             <w:r>
@@ -6549,7 +6544,7 @@
             <w:pPr>
               <w:keepNext w:val="0"/>
               <w:keepLines w:val="0"/>
-              <w:spacing w:before="0" w:after="0" w:line="360" w:lineRule="auto"/>
+              <w:spacing w:before="0" w:after="0" w:line="240" w:lineRule="auto"/>
               <w:ind w:left="0" w:right="0" w:firstLine="0"/>
             </w:pPr>
             <w:r>
@@ -6567,7 +6562,7 @@
             <w:pPr>
               <w:keepNext w:val="0"/>
               <w:keepLines w:val="0"/>
-              <w:spacing w:before="0" w:after="0" w:line="360" w:lineRule="auto"/>
+              <w:spacing w:before="0" w:after="0" w:line="240" w:lineRule="auto"/>
               <w:ind w:left="0" w:right="0" w:firstLine="0"/>
             </w:pPr>
             <w:r>
@@ -6585,7 +6580,7 @@
             <w:pPr>
               <w:keepNext w:val="0"/>
               <w:keepLines w:val="0"/>
-              <w:spacing w:before="0" w:after="0" w:line="360" w:lineRule="auto"/>
+              <w:spacing w:before="0" w:after="0" w:line="240" w:lineRule="auto"/>
               <w:ind w:left="0" w:right="0" w:firstLine="0"/>
             </w:pPr>
             <w:r>
@@ -6603,7 +6598,7 @@
             <w:pPr>
               <w:keepNext w:val="0"/>
               <w:keepLines w:val="0"/>
-              <w:spacing w:before="0" w:after="0" w:line="360" w:lineRule="auto"/>
+              <w:spacing w:before="0" w:after="0" w:line="240" w:lineRule="auto"/>
               <w:ind w:left="0" w:right="0" w:firstLine="0"/>
             </w:pPr>
             <w:r>
@@ -6621,7 +6616,7 @@
             <w:pPr>
               <w:keepNext w:val="0"/>
               <w:keepLines w:val="0"/>
-              <w:spacing w:before="0" w:after="0" w:line="360" w:lineRule="auto"/>
+              <w:spacing w:before="0" w:after="0" w:line="240" w:lineRule="auto"/>
               <w:ind w:left="0" w:right="0" w:firstLine="0"/>
             </w:pPr>
             <w:r>
@@ -6639,7 +6634,7 @@
             <w:pPr>
               <w:keepNext w:val="0"/>
               <w:keepLines w:val="0"/>
-              <w:spacing w:before="0" w:after="0" w:line="360" w:lineRule="auto"/>
+              <w:spacing w:before="0" w:after="0" w:line="240" w:lineRule="auto"/>
               <w:ind w:left="0" w:right="0" w:firstLine="0"/>
             </w:pPr>
             <w:r>
@@ -6657,7 +6652,7 @@
             <w:pPr>
               <w:keepNext w:val="0"/>
               <w:keepLines w:val="0"/>
-              <w:spacing w:before="0" w:after="0" w:line="360" w:lineRule="auto"/>
+              <w:spacing w:before="0" w:after="0" w:line="240" w:lineRule="auto"/>
               <w:ind w:left="0" w:right="0" w:firstLine="0"/>
             </w:pPr>
             <w:r>
@@ -6675,7 +6670,7 @@
             <w:pPr>
               <w:keepNext w:val="0"/>
               <w:keepLines w:val="0"/>
-              <w:spacing w:before="0" w:after="0" w:line="360" w:lineRule="auto"/>
+              <w:spacing w:before="0" w:after="0" w:line="240" w:lineRule="auto"/>
               <w:ind w:left="0" w:right="0" w:firstLine="0"/>
             </w:pPr>
             <w:r>
@@ -6693,7 +6688,7 @@
             <w:pPr>
               <w:keepNext w:val="0"/>
               <w:keepLines w:val="0"/>
-              <w:spacing w:before="0" w:after="0" w:line="360" w:lineRule="auto"/>
+              <w:spacing w:before="0" w:after="0" w:line="240" w:lineRule="auto"/>
               <w:ind w:left="0" w:right="0" w:firstLine="0"/>
             </w:pPr>
             <w:r>
@@ -6711,7 +6706,7 @@
             <w:pPr>
               <w:keepNext w:val="0"/>
               <w:keepLines w:val="0"/>
-              <w:spacing w:before="0" w:after="0" w:line="360" w:lineRule="auto"/>
+              <w:spacing w:before="0" w:after="0" w:line="240" w:lineRule="auto"/>
               <w:ind w:left="0" w:right="0" w:firstLine="0"/>
             </w:pPr>
             <w:r>
@@ -6729,7 +6724,7 @@
             <w:pPr>
               <w:keepNext w:val="0"/>
               <w:keepLines w:val="0"/>
-              <w:spacing w:before="0" w:after="0" w:line="360" w:lineRule="auto"/>
+              <w:spacing w:before="0" w:after="0" w:line="240" w:lineRule="auto"/>
               <w:ind w:left="0" w:right="0" w:firstLine="0"/>
             </w:pPr>
             <w:r>
@@ -6747,7 +6742,7 @@
             <w:pPr>
               <w:keepNext w:val="0"/>
               <w:keepLines w:val="0"/>
-              <w:spacing w:before="0" w:after="0" w:line="360" w:lineRule="auto"/>
+              <w:spacing w:before="0" w:after="0" w:line="240" w:lineRule="auto"/>
               <w:ind w:left="0" w:right="0" w:firstLine="0"/>
             </w:pPr>
             <w:r>
@@ -6765,7 +6760,7 @@
             <w:pPr>
               <w:keepNext w:val="0"/>
               <w:keepLines w:val="0"/>
-              <w:spacing w:before="0" w:after="0" w:line="360" w:lineRule="auto"/>
+              <w:spacing w:before="0" w:after="0" w:line="240" w:lineRule="auto"/>
               <w:ind w:left="0" w:right="0" w:firstLine="0"/>
             </w:pPr>
             <w:r>
@@ -6783,7 +6778,7 @@
             <w:pPr>
               <w:keepNext w:val="0"/>
               <w:keepLines w:val="0"/>
-              <w:spacing w:before="0" w:after="0" w:line="360" w:lineRule="auto"/>
+              <w:spacing w:before="0" w:after="0" w:line="240" w:lineRule="auto"/>
               <w:ind w:left="0" w:right="0" w:firstLine="0"/>
             </w:pPr>
             <w:r>
@@ -6801,7 +6796,7 @@
             <w:pPr>
               <w:keepNext w:val="0"/>
               <w:keepLines w:val="0"/>
-              <w:spacing w:before="0" w:after="0" w:line="360" w:lineRule="auto"/>
+              <w:spacing w:before="0" w:after="0" w:line="240" w:lineRule="auto"/>
               <w:ind w:left="0" w:right="0" w:firstLine="0"/>
             </w:pPr>
             <w:r>
@@ -6819,7 +6814,7 @@
             <w:pPr>
               <w:keepNext w:val="0"/>
               <w:keepLines w:val="0"/>
-              <w:spacing w:before="0" w:after="0" w:line="360" w:lineRule="auto"/>
+              <w:spacing w:before="0" w:after="0" w:line="240" w:lineRule="auto"/>
               <w:ind w:left="0" w:right="0" w:firstLine="0"/>
             </w:pPr>
             <w:r>
@@ -6837,7 +6832,7 @@
             <w:pPr>
               <w:keepNext w:val="0"/>
               <w:keepLines w:val="0"/>
-              <w:spacing w:before="0" w:after="0" w:line="360" w:lineRule="auto"/>
+              <w:spacing w:before="0" w:after="0" w:line="240" w:lineRule="auto"/>
               <w:ind w:left="0" w:right="0" w:firstLine="0"/>
             </w:pPr>
             <w:r>
@@ -6855,7 +6850,7 @@
             <w:pPr>
               <w:keepNext w:val="0"/>
               <w:keepLines w:val="0"/>
-              <w:spacing w:before="0" w:after="0" w:line="360" w:lineRule="auto"/>
+              <w:spacing w:before="0" w:after="0" w:line="240" w:lineRule="auto"/>
               <w:ind w:left="0" w:right="0" w:firstLine="0"/>
             </w:pPr>
             <w:r>
@@ -6873,7 +6868,7 @@
             <w:pPr>
               <w:keepNext w:val="0"/>
               <w:keepLines w:val="0"/>
-              <w:spacing w:before="0" w:after="0" w:line="360" w:lineRule="auto"/>
+              <w:spacing w:before="0" w:after="0" w:line="240" w:lineRule="auto"/>
               <w:ind w:left="0" w:right="0" w:firstLine="0"/>
             </w:pPr>
             <w:r>
@@ -6891,7 +6886,7 @@
             <w:pPr>
               <w:keepNext w:val="0"/>
               <w:keepLines w:val="0"/>
-              <w:spacing w:before="0" w:after="0" w:line="360" w:lineRule="auto"/>
+              <w:spacing w:before="0" w:after="0" w:line="240" w:lineRule="auto"/>
               <w:ind w:left="0" w:right="0" w:firstLine="0"/>
             </w:pPr>
             <w:r>
@@ -6909,7 +6904,7 @@
             <w:pPr>
               <w:keepNext w:val="0"/>
               <w:keepLines w:val="0"/>
-              <w:spacing w:before="0" w:after="0" w:line="360" w:lineRule="auto"/>
+              <w:spacing w:before="0" w:after="0" w:line="240" w:lineRule="auto"/>
               <w:ind w:left="0" w:right="0" w:firstLine="0"/>
             </w:pPr>
             <w:r>
@@ -6927,7 +6922,7 @@
             <w:pPr>
               <w:keepNext w:val="0"/>
               <w:keepLines w:val="0"/>
-              <w:spacing w:before="0" w:after="0" w:line="360" w:lineRule="auto"/>
+              <w:spacing w:before="0" w:after="0" w:line="240" w:lineRule="auto"/>
               <w:ind w:left="0" w:right="0" w:firstLine="0"/>
             </w:pPr>
             <w:r>
@@ -6945,7 +6940,7 @@
             <w:pPr>
               <w:keepNext w:val="0"/>
               <w:keepLines w:val="0"/>
-              <w:spacing w:before="0" w:after="0" w:line="360" w:lineRule="auto"/>
+              <w:spacing w:before="0" w:after="0" w:line="240" w:lineRule="auto"/>
               <w:ind w:left="0" w:right="0" w:firstLine="0"/>
             </w:pPr>
             <w:r>
@@ -6963,24 +6958,24 @@
             <w:pPr>
               <w:keepNext w:val="0"/>
               <w:keepLines w:val="0"/>
-              <w:spacing w:before="0" w:after="0" w:line="360" w:lineRule="auto"/>
-              <w:ind w:left="0" w:right="0" w:firstLine="0"/>
-            </w:pPr>
-            <w:r>
-              <w:rPr>
-                <w:rFonts w:ascii="Courier New" w:hAnsi="Courier New" w:eastAsia="Courier New" w:cs="Courier New"/>
-                <w:b w:val="0"/>
-                <w:i w:val="0"/>
-                <w:color w:val="000000"/>
-                <w:sz w:val="22"/>
-              </w:rPr>
-            </w:r>
-          </w:p>
-          <w:p>
-            <w:pPr>
-              <w:keepNext w:val="0"/>
-              <w:keepLines w:val="0"/>
-              <w:spacing w:before="0" w:after="0" w:line="360" w:lineRule="auto"/>
+              <w:spacing w:before="0" w:after="0" w:line="240" w:lineRule="auto"/>
+              <w:ind w:left="0" w:right="0" w:firstLine="0"/>
+            </w:pPr>
+            <w:r>
+              <w:rPr>
+                <w:rFonts w:ascii="Courier New" w:hAnsi="Courier New" w:eastAsia="Courier New" w:cs="Courier New"/>
+                <w:b w:val="0"/>
+                <w:i w:val="0"/>
+                <w:color w:val="000000"/>
+                <w:sz w:val="22"/>
+              </w:rPr>
+            </w:r>
+          </w:p>
+          <w:p>
+            <w:pPr>
+              <w:keepNext w:val="0"/>
+              <w:keepLines w:val="0"/>
+              <w:spacing w:before="0" w:after="0" w:line="240" w:lineRule="auto"/>
               <w:ind w:left="0" w:right="0" w:firstLine="0"/>
             </w:pPr>
             <w:r>
@@ -6998,7 +6993,7 @@
             <w:pPr>
               <w:keepNext w:val="0"/>
               <w:keepLines w:val="0"/>
-              <w:spacing w:before="0" w:after="0" w:line="360" w:lineRule="auto"/>
+              <w:spacing w:before="0" w:after="0" w:line="240" w:lineRule="auto"/>
               <w:ind w:left="0" w:right="0" w:firstLine="0"/>
             </w:pPr>
             <w:r>
@@ -7016,7 +7011,7 @@
             <w:pPr>
               <w:keepNext w:val="0"/>
               <w:keepLines w:val="0"/>
-              <w:spacing w:before="0" w:after="0" w:line="360" w:lineRule="auto"/>
+              <w:spacing w:before="0" w:after="0" w:line="240" w:lineRule="auto"/>
               <w:ind w:left="0" w:right="0" w:firstLine="0"/>
             </w:pPr>
             <w:r>
@@ -7034,7 +7029,7 @@
             <w:pPr>
               <w:keepNext w:val="0"/>
               <w:keepLines w:val="0"/>
-              <w:spacing w:before="0" w:after="0" w:line="360" w:lineRule="auto"/>
+              <w:spacing w:before="0" w:after="0" w:line="240" w:lineRule="auto"/>
               <w:ind w:left="0" w:right="0" w:firstLine="0"/>
             </w:pPr>
             <w:r>
@@ -7052,7 +7047,7 @@
             <w:pPr>
               <w:keepNext w:val="0"/>
               <w:keepLines w:val="0"/>
-              <w:spacing w:before="0" w:after="0" w:line="360" w:lineRule="auto"/>
+              <w:spacing w:before="0" w:after="0" w:line="240" w:lineRule="auto"/>
               <w:ind w:left="0" w:right="0" w:firstLine="0"/>
             </w:pPr>
             <w:r>
@@ -7070,7 +7065,7 @@
             <w:pPr>
               <w:keepNext w:val="0"/>
               <w:keepLines w:val="0"/>
-              <w:spacing w:before="0" w:after="0" w:line="360" w:lineRule="auto"/>
+              <w:spacing w:before="0" w:after="0" w:line="240" w:lineRule="auto"/>
               <w:ind w:left="0" w:right="0" w:firstLine="0"/>
             </w:pPr>
             <w:r>
@@ -7088,7 +7083,7 @@
             <w:pPr>
               <w:keepNext w:val="0"/>
               <w:keepLines w:val="0"/>
-              <w:spacing w:before="0" w:after="0" w:line="360" w:lineRule="auto"/>
+              <w:spacing w:before="0" w:after="0" w:line="240" w:lineRule="auto"/>
               <w:ind w:left="0" w:right="0" w:firstLine="0"/>
             </w:pPr>
             <w:r>
@@ -7106,7 +7101,7 @@
             <w:pPr>
               <w:keepNext w:val="0"/>
               <w:keepLines w:val="0"/>
-              <w:spacing w:before="0" w:after="0" w:line="360" w:lineRule="auto"/>
+              <w:spacing w:before="0" w:after="0" w:line="240" w:lineRule="auto"/>
               <w:ind w:left="0" w:right="0" w:firstLine="0"/>
             </w:pPr>
             <w:r>
@@ -7124,7 +7119,7 @@
             <w:pPr>
               <w:keepNext w:val="0"/>
               <w:keepLines w:val="0"/>
-              <w:spacing w:before="0" w:after="0" w:line="360" w:lineRule="auto"/>
+              <w:spacing w:before="0" w:after="0" w:line="240" w:lineRule="auto"/>
               <w:ind w:left="0" w:right="0" w:firstLine="0"/>
             </w:pPr>
             <w:r>
@@ -7142,7 +7137,7 @@
             <w:pPr>
               <w:keepNext w:val="0"/>
               <w:keepLines w:val="0"/>
-              <w:spacing w:before="0" w:after="0" w:line="360" w:lineRule="auto"/>
+              <w:spacing w:before="0" w:after="0" w:line="240" w:lineRule="auto"/>
               <w:ind w:left="0" w:right="0" w:firstLine="0"/>
             </w:pPr>
             <w:r>
@@ -7160,7 +7155,7 @@
             <w:pPr>
               <w:keepNext w:val="0"/>
               <w:keepLines w:val="0"/>
-              <w:spacing w:before="0" w:after="0" w:line="360" w:lineRule="auto"/>
+              <w:spacing w:before="0" w:after="0" w:line="240" w:lineRule="auto"/>
               <w:ind w:left="0" w:right="0" w:firstLine="0"/>
             </w:pPr>
             <w:r>
@@ -7178,7 +7173,7 @@
             <w:pPr>
               <w:keepNext w:val="0"/>
               <w:keepLines w:val="0"/>
-              <w:spacing w:before="0" w:after="0" w:line="360" w:lineRule="auto"/>
+              <w:spacing w:before="0" w:after="0" w:line="240" w:lineRule="auto"/>
               <w:ind w:left="0" w:right="0" w:firstLine="0"/>
             </w:pPr>
             <w:r>
@@ -7196,7 +7191,7 @@
             <w:pPr>
               <w:keepNext w:val="0"/>
               <w:keepLines w:val="0"/>
-              <w:spacing w:before="0" w:after="0" w:line="360" w:lineRule="auto"/>
+              <w:spacing w:before="0" w:after="0" w:line="240" w:lineRule="auto"/>
               <w:ind w:left="0" w:right="0" w:firstLine="0"/>
             </w:pPr>
             <w:r>
@@ -7214,24 +7209,24 @@
             <w:pPr>
               <w:keepNext w:val="0"/>
               <w:keepLines w:val="0"/>
-              <w:spacing w:before="0" w:after="0" w:line="360" w:lineRule="auto"/>
-              <w:ind w:left="0" w:right="0" w:firstLine="0"/>
-            </w:pPr>
-            <w:r>
-              <w:rPr>
-                <w:rFonts w:ascii="Courier New" w:hAnsi="Courier New" w:eastAsia="Courier New" w:cs="Courier New"/>
-                <w:b w:val="0"/>
-                <w:i w:val="0"/>
-                <w:color w:val="000000"/>
-                <w:sz w:val="22"/>
-              </w:rPr>
-            </w:r>
-          </w:p>
-          <w:p>
-            <w:pPr>
-              <w:keepNext w:val="0"/>
-              <w:keepLines w:val="0"/>
-              <w:spacing w:before="0" w:after="0" w:line="360" w:lineRule="auto"/>
+              <w:spacing w:before="0" w:after="0" w:line="240" w:lineRule="auto"/>
+              <w:ind w:left="0" w:right="0" w:firstLine="0"/>
+            </w:pPr>
+            <w:r>
+              <w:rPr>
+                <w:rFonts w:ascii="Courier New" w:hAnsi="Courier New" w:eastAsia="Courier New" w:cs="Courier New"/>
+                <w:b w:val="0"/>
+                <w:i w:val="0"/>
+                <w:color w:val="000000"/>
+                <w:sz w:val="22"/>
+              </w:rPr>
+            </w:r>
+          </w:p>
+          <w:p>
+            <w:pPr>
+              <w:keepNext w:val="0"/>
+              <w:keepLines w:val="0"/>
+              <w:spacing w:before="0" w:after="0" w:line="240" w:lineRule="auto"/>
               <w:ind w:left="0" w:right="0" w:firstLine="0"/>
             </w:pPr>
             <w:r>
@@ -7249,7 +7244,7 @@
             <w:pPr>
               <w:keepNext w:val="0"/>
               <w:keepLines w:val="0"/>
-              <w:spacing w:before="0" w:after="0" w:line="360" w:lineRule="auto"/>
+              <w:spacing w:before="0" w:after="0" w:line="240" w:lineRule="auto"/>
               <w:ind w:left="0" w:right="0" w:firstLine="0"/>
             </w:pPr>
             <w:r>
@@ -7267,7 +7262,7 @@
             <w:pPr>
               <w:keepNext w:val="0"/>
               <w:keepLines w:val="0"/>
-              <w:spacing w:before="0" w:after="0" w:line="360" w:lineRule="auto"/>
+              <w:spacing w:before="0" w:after="0" w:line="240" w:lineRule="auto"/>
               <w:ind w:left="0" w:right="0" w:firstLine="0"/>
             </w:pPr>
             <w:r>
@@ -7285,7 +7280,7 @@
             <w:pPr>
               <w:keepNext w:val="0"/>
               <w:keepLines w:val="0"/>
-              <w:spacing w:before="0" w:after="0" w:line="360" w:lineRule="auto"/>
+              <w:spacing w:before="0" w:after="0" w:line="240" w:lineRule="auto"/>
               <w:ind w:left="0" w:right="0" w:firstLine="0"/>
             </w:pPr>
             <w:r>
@@ -7303,7 +7298,7 @@
             <w:pPr>
               <w:keepNext w:val="0"/>
               <w:keepLines w:val="0"/>
-              <w:spacing w:before="0" w:after="0" w:line="360" w:lineRule="auto"/>
+              <w:spacing w:before="0" w:after="0" w:line="240" w:lineRule="auto"/>
               <w:ind w:left="0" w:right="0" w:firstLine="0"/>
             </w:pPr>
             <w:r>
@@ -7321,7 +7316,7 @@
             <w:pPr>
               <w:keepNext w:val="0"/>
               <w:keepLines w:val="0"/>
-              <w:spacing w:before="0" w:after="0" w:line="360" w:lineRule="auto"/>
+              <w:spacing w:before="0" w:after="0" w:line="240" w:lineRule="auto"/>
               <w:ind w:left="0" w:right="0" w:firstLine="0"/>
             </w:pPr>
             <w:r>
@@ -7339,7 +7334,7 @@
             <w:pPr>
               <w:keepNext w:val="0"/>
               <w:keepLines w:val="0"/>
-              <w:spacing w:before="0" w:after="0" w:line="360" w:lineRule="auto"/>
+              <w:spacing w:before="0" w:after="0" w:line="240" w:lineRule="auto"/>
               <w:ind w:left="0" w:right="0" w:firstLine="0"/>
             </w:pPr>
             <w:r>
@@ -7357,7 +7352,7 @@
             <w:pPr>
               <w:keepNext w:val="0"/>
               <w:keepLines w:val="0"/>
-              <w:spacing w:before="0" w:after="0" w:line="360" w:lineRule="auto"/>
+              <w:spacing w:before="0" w:after="0" w:line="240" w:lineRule="auto"/>
               <w:ind w:left="0" w:right="0" w:firstLine="0"/>
             </w:pPr>
             <w:r>
@@ -7375,7 +7370,7 @@
             <w:pPr>
               <w:keepNext w:val="0"/>
               <w:keepLines w:val="0"/>
-              <w:spacing w:before="0" w:after="0" w:line="360" w:lineRule="auto"/>
+              <w:spacing w:before="0" w:after="0" w:line="240" w:lineRule="auto"/>
               <w:ind w:left="0" w:right="0" w:firstLine="0"/>
             </w:pPr>
             <w:r>
@@ -7393,7 +7388,7 @@
             <w:pPr>
               <w:keepNext w:val="0"/>
               <w:keepLines w:val="0"/>
-              <w:spacing w:before="0" w:after="0" w:line="360" w:lineRule="auto"/>
+              <w:spacing w:before="0" w:after="0" w:line="240" w:lineRule="auto"/>
               <w:ind w:left="0" w:right="0" w:firstLine="0"/>
             </w:pPr>
             <w:r>
@@ -7411,7 +7406,7 @@
             <w:pPr>
               <w:keepNext w:val="0"/>
               <w:keepLines w:val="0"/>
-              <w:spacing w:before="0" w:after="0" w:line="360" w:lineRule="auto"/>
+              <w:spacing w:before="0" w:after="0" w:line="240" w:lineRule="auto"/>
               <w:ind w:left="0" w:right="0" w:firstLine="0"/>
             </w:pPr>
             <w:r>
@@ -7429,7 +7424,7 @@
             <w:pPr>
               <w:keepNext w:val="0"/>
               <w:keepLines w:val="0"/>
-              <w:spacing w:before="0" w:after="0" w:line="360" w:lineRule="auto"/>
+              <w:spacing w:before="0" w:after="0" w:line="240" w:lineRule="auto"/>
               <w:ind w:left="0" w:right="0" w:firstLine="0"/>
             </w:pPr>
             <w:r>
@@ -7447,7 +7442,7 @@
             <w:pPr>
               <w:keepNext w:val="0"/>
               <w:keepLines w:val="0"/>
-              <w:spacing w:before="0" w:after="0" w:line="360" w:lineRule="auto"/>
+              <w:spacing w:before="0" w:after="0" w:line="240" w:lineRule="auto"/>
               <w:ind w:left="0" w:right="0" w:firstLine="0"/>
             </w:pPr>
             <w:r>
@@ -7465,7 +7460,7 @@
             <w:pPr>
               <w:keepNext w:val="0"/>
               <w:keepLines w:val="0"/>
-              <w:spacing w:before="0" w:after="0" w:line="360" w:lineRule="auto"/>
+              <w:spacing w:before="0" w:after="0" w:line="240" w:lineRule="auto"/>
               <w:ind w:left="0" w:right="0" w:firstLine="0"/>
             </w:pPr>
             <w:r>
@@ -7483,7 +7478,7 @@
             <w:pPr>
               <w:keepNext w:val="0"/>
               <w:keepLines w:val="0"/>
-              <w:spacing w:before="0" w:after="0" w:line="360" w:lineRule="auto"/>
+              <w:spacing w:before="0" w:after="0" w:line="240" w:lineRule="auto"/>
               <w:ind w:left="0" w:right="0" w:firstLine="0"/>
             </w:pPr>
             <w:r>
@@ -7501,7 +7496,7 @@
             <w:pPr>
               <w:keepNext w:val="0"/>
               <w:keepLines w:val="0"/>
-              <w:spacing w:before="0" w:after="0" w:line="360" w:lineRule="auto"/>
+              <w:spacing w:before="0" w:after="0" w:line="240" w:lineRule="auto"/>
               <w:ind w:left="0" w:right="0" w:firstLine="0"/>
             </w:pPr>
             <w:r>
@@ -7519,7 +7514,7 @@
             <w:pPr>
               <w:keepNext w:val="0"/>
               <w:keepLines w:val="0"/>
-              <w:spacing w:before="0" w:after="0" w:line="360" w:lineRule="auto"/>
+              <w:spacing w:before="0" w:after="0" w:line="240" w:lineRule="auto"/>
               <w:ind w:left="0" w:right="0" w:firstLine="0"/>
             </w:pPr>
             <w:r>
@@ -7537,7 +7532,7 @@
             <w:pPr>
               <w:keepNext w:val="0"/>
               <w:keepLines w:val="0"/>
-              <w:spacing w:before="0" w:after="0" w:line="360" w:lineRule="auto"/>
+              <w:spacing w:before="0" w:after="0" w:line="240" w:lineRule="auto"/>
               <w:ind w:left="0" w:right="0" w:firstLine="0"/>
             </w:pPr>
             <w:r>
@@ -7555,24 +7550,24 @@
             <w:pPr>
               <w:keepNext w:val="0"/>
               <w:keepLines w:val="0"/>
-              <w:spacing w:before="0" w:after="0" w:line="360" w:lineRule="auto"/>
-              <w:ind w:left="0" w:right="0" w:firstLine="0"/>
-            </w:pPr>
-            <w:r>
-              <w:rPr>
-                <w:rFonts w:ascii="Courier New" w:hAnsi="Courier New" w:eastAsia="Courier New" w:cs="Courier New"/>
-                <w:b w:val="0"/>
-                <w:i w:val="0"/>
-                <w:color w:val="000000"/>
-                <w:sz w:val="22"/>
-              </w:rPr>
-            </w:r>
-          </w:p>
-          <w:p>
-            <w:pPr>
-              <w:keepNext w:val="0"/>
-              <w:keepLines w:val="0"/>
-              <w:spacing w:before="0" w:after="0" w:line="360" w:lineRule="auto"/>
+              <w:spacing w:before="0" w:after="0" w:line="240" w:lineRule="auto"/>
+              <w:ind w:left="0" w:right="0" w:firstLine="0"/>
+            </w:pPr>
+            <w:r>
+              <w:rPr>
+                <w:rFonts w:ascii="Courier New" w:hAnsi="Courier New" w:eastAsia="Courier New" w:cs="Courier New"/>
+                <w:b w:val="0"/>
+                <w:i w:val="0"/>
+                <w:color w:val="000000"/>
+                <w:sz w:val="22"/>
+              </w:rPr>
+            </w:r>
+          </w:p>
+          <w:p>
+            <w:pPr>
+              <w:keepNext w:val="0"/>
+              <w:keepLines w:val="0"/>
+              <w:spacing w:before="0" w:after="0" w:line="240" w:lineRule="auto"/>
               <w:ind w:left="0" w:right="0" w:firstLine="0"/>
             </w:pPr>
             <w:r>
@@ -7590,7 +7585,7 @@
             <w:pPr>
               <w:keepNext w:val="0"/>
               <w:keepLines w:val="0"/>
-              <w:spacing w:before="0" w:after="0" w:line="360" w:lineRule="auto"/>
+              <w:spacing w:before="0" w:after="0" w:line="240" w:lineRule="auto"/>
               <w:ind w:left="0" w:right="0" w:firstLine="0"/>
             </w:pPr>
             <w:r>
@@ -7608,7 +7603,7 @@
             <w:pPr>
               <w:keepNext w:val="0"/>
               <w:keepLines w:val="0"/>
-              <w:spacing w:before="0" w:after="0" w:line="360" w:lineRule="auto"/>
+              <w:spacing w:before="0" w:after="0" w:line="240" w:lineRule="auto"/>
               <w:ind w:left="0" w:right="0" w:firstLine="0"/>
             </w:pPr>
             <w:r>
@@ -7626,7 +7621,7 @@
             <w:pPr>
               <w:keepNext w:val="0"/>
               <w:keepLines w:val="0"/>
-              <w:spacing w:before="0" w:after="0" w:line="360" w:lineRule="auto"/>
+              <w:spacing w:before="0" w:after="0" w:line="240" w:lineRule="auto"/>
               <w:ind w:left="0" w:right="0" w:firstLine="0"/>
             </w:pPr>
             <w:r>
@@ -7644,7 +7639,7 @@
             <w:pPr>
               <w:keepNext w:val="0"/>
               <w:keepLines w:val="0"/>
-              <w:spacing w:before="0" w:after="0" w:line="360" w:lineRule="auto"/>
+              <w:spacing w:before="0" w:after="0" w:line="240" w:lineRule="auto"/>
               <w:ind w:left="0" w:right="0" w:firstLine="0"/>
             </w:pPr>
             <w:r>
@@ -7662,7 +7657,7 @@
             <w:pPr>
               <w:keepNext w:val="0"/>
               <w:keepLines w:val="0"/>
-              <w:spacing w:before="0" w:after="0" w:line="360" w:lineRule="auto"/>
+              <w:spacing w:before="0" w:after="0" w:line="240" w:lineRule="auto"/>
               <w:ind w:left="0" w:right="0" w:firstLine="0"/>
             </w:pPr>
             <w:r>
@@ -7680,7 +7675,7 @@
             <w:pPr>
               <w:keepNext w:val="0"/>
               <w:keepLines w:val="0"/>
-              <w:spacing w:before="0" w:after="0" w:line="360" w:lineRule="auto"/>
+              <w:spacing w:before="0" w:after="0" w:line="240" w:lineRule="auto"/>
               <w:ind w:left="0" w:right="0" w:firstLine="0"/>
             </w:pPr>
             <w:r>
@@ -7698,7 +7693,7 @@
             <w:pPr>
               <w:keepNext w:val="0"/>
               <w:keepLines w:val="0"/>
-              <w:spacing w:before="0" w:after="0" w:line="360" w:lineRule="auto"/>
+              <w:spacing w:before="0" w:after="0" w:line="240" w:lineRule="auto"/>
               <w:ind w:left="0" w:right="0" w:firstLine="0"/>
             </w:pPr>
             <w:r>
@@ -7716,7 +7711,7 @@
             <w:pPr>
               <w:keepNext w:val="0"/>
               <w:keepLines w:val="0"/>
-              <w:spacing w:before="0" w:after="0" w:line="360" w:lineRule="auto"/>
+              <w:spacing w:before="0" w:after="0" w:line="240" w:lineRule="auto"/>
               <w:ind w:left="0" w:right="0" w:firstLine="0"/>
             </w:pPr>
             <w:r>
@@ -7734,7 +7729,7 @@
             <w:pPr>
               <w:keepNext w:val="0"/>
               <w:keepLines w:val="0"/>
-              <w:spacing w:before="0" w:after="0" w:line="360" w:lineRule="auto"/>
+              <w:spacing w:before="0" w:after="0" w:line="240" w:lineRule="auto"/>
               <w:ind w:left="0" w:right="0" w:firstLine="0"/>
             </w:pPr>
             <w:r>
@@ -7752,7 +7747,7 @@
             <w:pPr>
               <w:keepNext w:val="0"/>
               <w:keepLines w:val="0"/>
-              <w:spacing w:before="0" w:after="0" w:line="360" w:lineRule="auto"/>
+              <w:spacing w:before="0" w:after="0" w:line="240" w:lineRule="auto"/>
               <w:ind w:left="0" w:right="0" w:firstLine="0"/>
             </w:pPr>
             <w:r>
@@ -7770,7 +7765,7 @@
             <w:pPr>
               <w:keepNext w:val="0"/>
               <w:keepLines w:val="0"/>
-              <w:spacing w:before="0" w:after="0" w:line="360" w:lineRule="auto"/>
+              <w:spacing w:before="0" w:after="0" w:line="240" w:lineRule="auto"/>
               <w:ind w:left="0" w:right="0" w:firstLine="0"/>
             </w:pPr>
             <w:r>
@@ -7788,7 +7783,7 @@
             <w:pPr>
               <w:keepNext w:val="0"/>
               <w:keepLines w:val="0"/>
-              <w:spacing w:before="0" w:after="0" w:line="360" w:lineRule="auto"/>
+              <w:spacing w:before="0" w:after="0" w:line="240" w:lineRule="auto"/>
               <w:ind w:left="0" w:right="0" w:firstLine="0"/>
             </w:pPr>
             <w:r>
@@ -7806,7 +7801,7 @@
             <w:pPr>
               <w:keepNext w:val="0"/>
               <w:keepLines w:val="0"/>
-              <w:spacing w:before="0" w:after="0" w:line="360" w:lineRule="auto"/>
+              <w:spacing w:before="0" w:after="0" w:line="240" w:lineRule="auto"/>
               <w:ind w:left="0" w:right="0" w:firstLine="0"/>
             </w:pPr>
             <w:r>
@@ -7824,7 +7819,7 @@
             <w:pPr>
               <w:keepNext w:val="0"/>
               <w:keepLines w:val="0"/>
-              <w:spacing w:before="0" w:after="0" w:line="360" w:lineRule="auto"/>
+              <w:spacing w:before="0" w:after="0" w:line="240" w:lineRule="auto"/>
               <w:ind w:left="0" w:right="0" w:firstLine="0"/>
             </w:pPr>
             <w:r>
@@ -7842,7 +7837,7 @@
             <w:pPr>
               <w:keepNext w:val="0"/>
               <w:keepLines w:val="0"/>
-              <w:spacing w:before="0" w:after="0" w:line="360" w:lineRule="auto"/>
+              <w:spacing w:before="0" w:after="0" w:line="240" w:lineRule="auto"/>
               <w:ind w:left="0" w:right="0" w:firstLine="0"/>
             </w:pPr>
             <w:r>
@@ -7860,24 +7855,24 @@
             <w:pPr>
               <w:keepNext w:val="0"/>
               <w:keepLines w:val="0"/>
-              <w:spacing w:before="0" w:after="0" w:line="360" w:lineRule="auto"/>
-              <w:ind w:left="0" w:right="0" w:firstLine="0"/>
-            </w:pPr>
-            <w:r>
-              <w:rPr>
-                <w:rFonts w:ascii="Courier New" w:hAnsi="Courier New" w:eastAsia="Courier New" w:cs="Courier New"/>
-                <w:b w:val="0"/>
-                <w:i w:val="0"/>
-                <w:color w:val="000000"/>
-                <w:sz w:val="22"/>
-              </w:rPr>
-            </w:r>
-          </w:p>
-          <w:p>
-            <w:pPr>
-              <w:keepNext w:val="0"/>
-              <w:keepLines w:val="0"/>
-              <w:spacing w:before="0" w:after="0" w:line="360" w:lineRule="auto"/>
+              <w:spacing w:before="0" w:after="0" w:line="240" w:lineRule="auto"/>
+              <w:ind w:left="0" w:right="0" w:firstLine="0"/>
+            </w:pPr>
+            <w:r>
+              <w:rPr>
+                <w:rFonts w:ascii="Courier New" w:hAnsi="Courier New" w:eastAsia="Courier New" w:cs="Courier New"/>
+                <w:b w:val="0"/>
+                <w:i w:val="0"/>
+                <w:color w:val="000000"/>
+                <w:sz w:val="22"/>
+              </w:rPr>
+            </w:r>
+          </w:p>
+          <w:p>
+            <w:pPr>
+              <w:keepNext w:val="0"/>
+              <w:keepLines w:val="0"/>
+              <w:spacing w:before="0" w:after="0" w:line="240" w:lineRule="auto"/>
               <w:ind w:left="0" w:right="0" w:firstLine="0"/>
             </w:pPr>
             <w:r>
@@ -7895,7 +7890,7 @@
             <w:pPr>
               <w:keepNext w:val="0"/>
               <w:keepLines w:val="0"/>
-              <w:spacing w:before="0" w:after="0" w:line="360" w:lineRule="auto"/>
+              <w:spacing w:before="0" w:after="0" w:line="240" w:lineRule="auto"/>
               <w:ind w:left="0" w:right="0" w:firstLine="0"/>
             </w:pPr>
             <w:r>
@@ -7913,7 +7908,7 @@
             <w:pPr>
               <w:keepNext w:val="0"/>
               <w:keepLines w:val="0"/>
-              <w:spacing w:before="0" w:after="0" w:line="360" w:lineRule="auto"/>
+              <w:spacing w:before="0" w:after="0" w:line="240" w:lineRule="auto"/>
               <w:ind w:left="0" w:right="0" w:firstLine="0"/>
             </w:pPr>
             <w:r>
@@ -7931,7 +7926,7 @@
             <w:pPr>
               <w:keepNext w:val="0"/>
               <w:keepLines w:val="0"/>
-              <w:spacing w:before="0" w:after="0" w:line="360" w:lineRule="auto"/>
+              <w:spacing w:before="0" w:after="0" w:line="240" w:lineRule="auto"/>
               <w:ind w:left="0" w:right="0" w:firstLine="0"/>
             </w:pPr>
             <w:r>
@@ -7949,7 +7944,7 @@
             <w:pPr>
               <w:keepNext w:val="0"/>
               <w:keepLines w:val="0"/>
-              <w:spacing w:before="0" w:after="0" w:line="360" w:lineRule="auto"/>
+              <w:spacing w:before="0" w:after="0" w:line="240" w:lineRule="auto"/>
               <w:ind w:left="0" w:right="0" w:firstLine="0"/>
             </w:pPr>
             <w:r>
@@ -7967,7 +7962,7 @@
             <w:pPr>
               <w:keepNext w:val="0"/>
               <w:keepLines w:val="0"/>
-              <w:spacing w:before="0" w:after="0" w:line="360" w:lineRule="auto"/>
+              <w:spacing w:before="0" w:after="0" w:line="240" w:lineRule="auto"/>
               <w:ind w:left="0" w:right="0" w:firstLine="0"/>
             </w:pPr>
             <w:r>
@@ -7985,7 +7980,7 @@
             <w:pPr>
               <w:keepNext w:val="0"/>
               <w:keepLines w:val="0"/>
-              <w:spacing w:before="0" w:after="0" w:line="360" w:lineRule="auto"/>
+              <w:spacing w:before="0" w:after="0" w:line="240" w:lineRule="auto"/>
               <w:ind w:left="0" w:right="0" w:firstLine="0"/>
             </w:pPr>
             <w:r>
@@ -8003,7 +7998,7 @@
             <w:pPr>
               <w:keepNext w:val="0"/>
               <w:keepLines w:val="0"/>
-              <w:spacing w:before="0" w:after="0" w:line="360" w:lineRule="auto"/>
+              <w:spacing w:before="0" w:after="0" w:line="240" w:lineRule="auto"/>
               <w:ind w:left="0" w:right="0" w:firstLine="0"/>
             </w:pPr>
             <w:r>
@@ -8021,7 +8016,7 @@
             <w:pPr>
               <w:keepNext w:val="0"/>
               <w:keepLines w:val="0"/>
-              <w:spacing w:before="0" w:after="0" w:line="360" w:lineRule="auto"/>
+              <w:spacing w:before="0" w:after="0" w:line="240" w:lineRule="auto"/>
               <w:ind w:left="0" w:right="0" w:firstLine="0"/>
             </w:pPr>
             <w:r>
@@ -8039,7 +8034,7 @@
             <w:pPr>
               <w:keepNext w:val="0"/>
               <w:keepLines w:val="0"/>
-              <w:spacing w:before="0" w:after="0" w:line="360" w:lineRule="auto"/>
+              <w:spacing w:before="0" w:after="0" w:line="240" w:lineRule="auto"/>
               <w:ind w:left="0" w:right="0" w:firstLine="0"/>
             </w:pPr>
             <w:r>
@@ -8057,7 +8052,7 @@
             <w:pPr>
               <w:keepNext w:val="0"/>
               <w:keepLines w:val="0"/>
-              <w:spacing w:before="0" w:after="0" w:line="360" w:lineRule="auto"/>
+              <w:spacing w:before="0" w:after="0" w:line="240" w:lineRule="auto"/>
               <w:ind w:left="0" w:right="0" w:firstLine="0"/>
             </w:pPr>
             <w:r>
@@ -8075,7 +8070,7 @@
             <w:pPr>
               <w:keepNext w:val="0"/>
               <w:keepLines w:val="0"/>
-              <w:spacing w:before="0" w:after="0" w:line="360" w:lineRule="auto"/>
+              <w:spacing w:before="0" w:after="0" w:line="240" w:lineRule="auto"/>
               <w:ind w:left="0" w:right="0" w:firstLine="0"/>
             </w:pPr>
             <w:r>
@@ -8093,7 +8088,7 @@
             <w:pPr>
               <w:keepNext w:val="0"/>
               <w:keepLines w:val="0"/>
-              <w:spacing w:before="0" w:after="0" w:line="360" w:lineRule="auto"/>
+              <w:spacing w:before="0" w:after="0" w:line="240" w:lineRule="auto"/>
               <w:ind w:left="0" w:right="0" w:firstLine="0"/>
             </w:pPr>
             <w:r>
@@ -8111,7 +8106,7 @@
             <w:pPr>
               <w:keepNext w:val="0"/>
               <w:keepLines w:val="0"/>
-              <w:spacing w:before="0" w:after="0" w:line="360" w:lineRule="auto"/>
+              <w:spacing w:before="0" w:after="0" w:line="240" w:lineRule="auto"/>
               <w:ind w:left="0" w:right="0" w:firstLine="0"/>
             </w:pPr>
             <w:r>
@@ -8129,7 +8124,7 @@
             <w:pPr>
               <w:keepNext w:val="0"/>
               <w:keepLines w:val="0"/>
-              <w:spacing w:before="0" w:after="0" w:line="360" w:lineRule="auto"/>
+              <w:spacing w:before="0" w:after="0" w:line="240" w:lineRule="auto"/>
               <w:ind w:left="0" w:right="0" w:firstLine="0"/>
             </w:pPr>
             <w:r>
@@ -8147,7 +8142,7 @@
             <w:pPr>
               <w:keepNext w:val="0"/>
               <w:keepLines w:val="0"/>
-              <w:spacing w:before="0" w:after="0" w:line="360" w:lineRule="auto"/>
+              <w:spacing w:before="0" w:after="0" w:line="240" w:lineRule="auto"/>
               <w:ind w:left="0" w:right="0" w:firstLine="0"/>
             </w:pPr>
             <w:r>
@@ -8165,7 +8160,7 @@
             <w:pPr>
               <w:keepNext w:val="0"/>
               <w:keepLines w:val="0"/>
-              <w:spacing w:before="0" w:after="0" w:line="360" w:lineRule="auto"/>
+              <w:spacing w:before="0" w:after="0" w:line="240" w:lineRule="auto"/>
               <w:ind w:left="0" w:right="0" w:firstLine="0"/>
             </w:pPr>
             <w:r>
@@ -8183,7 +8178,7 @@
             <w:pPr>
               <w:keepNext w:val="0"/>
               <w:keepLines w:val="0"/>
-              <w:spacing w:before="0" w:after="0" w:line="360" w:lineRule="auto"/>
+              <w:spacing w:before="0" w:after="0" w:line="240" w:lineRule="auto"/>
               <w:ind w:left="0" w:right="0" w:firstLine="0"/>
             </w:pPr>
             <w:r>
@@ -8201,7 +8196,7 @@
             <w:pPr>
               <w:keepNext w:val="0"/>
               <w:keepLines w:val="0"/>
-              <w:spacing w:before="0" w:after="0" w:line="360" w:lineRule="auto"/>
+              <w:spacing w:before="0" w:after="0" w:line="240" w:lineRule="auto"/>
               <w:ind w:left="0" w:right="0" w:firstLine="0"/>
             </w:pPr>
             <w:r>
@@ -8219,7 +8214,7 @@
             <w:pPr>
               <w:keepNext w:val="0"/>
               <w:keepLines w:val="0"/>
-              <w:spacing w:before="0" w:after="0" w:line="360" w:lineRule="auto"/>
+              <w:spacing w:before="0" w:after="0" w:line="240" w:lineRule="auto"/>
               <w:ind w:left="0" w:right="0" w:firstLine="0"/>
             </w:pPr>
             <w:r>
@@ -8237,7 +8232,7 @@
             <w:pPr>
               <w:keepNext w:val="0"/>
               <w:keepLines w:val="0"/>
-              <w:spacing w:before="0" w:after="0" w:line="360" w:lineRule="auto"/>
+              <w:spacing w:before="0" w:after="0" w:line="240" w:lineRule="auto"/>
               <w:ind w:left="0" w:right="0" w:firstLine="0"/>
             </w:pPr>
             <w:r>
@@ -8255,7 +8250,7 @@
             <w:pPr>
               <w:keepNext w:val="0"/>
               <w:keepLines w:val="0"/>
-              <w:spacing w:before="0" w:after="0" w:line="360" w:lineRule="auto"/>
+              <w:spacing w:before="0" w:after="0" w:line="240" w:lineRule="auto"/>
               <w:ind w:left="0" w:right="0" w:firstLine="0"/>
             </w:pPr>
             <w:r>
@@ -8273,7 +8268,7 @@
             <w:pPr>
               <w:keepNext w:val="0"/>
               <w:keepLines w:val="0"/>
-              <w:spacing w:before="0" w:after="0" w:line="360" w:lineRule="auto"/>
+              <w:spacing w:before="0" w:after="0" w:line="240" w:lineRule="auto"/>
               <w:ind w:left="0" w:right="0" w:firstLine="0"/>
             </w:pPr>
             <w:r>
@@ -8291,7 +8286,7 @@
             <w:pPr>
               <w:keepNext w:val="0"/>
               <w:keepLines w:val="0"/>
-              <w:spacing w:before="0" w:after="0" w:line="360" w:lineRule="auto"/>
+              <w:spacing w:before="0" w:after="0" w:line="240" w:lineRule="auto"/>
               <w:ind w:left="0" w:right="0" w:firstLine="0"/>
             </w:pPr>
             <w:r>
@@ -8309,7 +8304,7 @@
             <w:pPr>
               <w:keepNext w:val="0"/>
               <w:keepLines w:val="0"/>
-              <w:spacing w:before="0" w:after="0" w:line="360" w:lineRule="auto"/>
+              <w:spacing w:before="0" w:after="0" w:line="240" w:lineRule="auto"/>
               <w:ind w:left="0" w:right="0" w:firstLine="0"/>
             </w:pPr>
             <w:r>
@@ -8327,7 +8322,7 @@
             <w:pPr>
               <w:keepNext w:val="0"/>
               <w:keepLines w:val="0"/>
-              <w:spacing w:before="0" w:after="0" w:line="360" w:lineRule="auto"/>
+              <w:spacing w:before="0" w:after="0" w:line="240" w:lineRule="auto"/>
               <w:ind w:left="0" w:right="0" w:firstLine="0"/>
             </w:pPr>
             <w:r>
@@ -8345,7 +8340,7 @@
             <w:pPr>
               <w:keepNext w:val="0"/>
               <w:keepLines w:val="0"/>
-              <w:spacing w:before="0" w:after="0" w:line="360" w:lineRule="auto"/>
+              <w:spacing w:before="0" w:after="0" w:line="240" w:lineRule="auto"/>
               <w:ind w:left="0" w:right="0" w:firstLine="0"/>
             </w:pPr>
             <w:r>
@@ -8363,7 +8358,7 @@
             <w:pPr>
               <w:keepNext w:val="0"/>
               <w:keepLines w:val="0"/>
-              <w:spacing w:before="0" w:after="0" w:line="360" w:lineRule="auto"/>
+              <w:spacing w:before="0" w:after="0" w:line="240" w:lineRule="auto"/>
               <w:ind w:left="0" w:right="0" w:firstLine="0"/>
             </w:pPr>
             <w:r>
@@ -8381,7 +8376,7 @@
             <w:pPr>
               <w:keepNext w:val="0"/>
               <w:keepLines w:val="0"/>
-              <w:spacing w:before="0" w:after="0" w:line="360" w:lineRule="auto"/>
+              <w:spacing w:before="0" w:after="0" w:line="240" w:lineRule="auto"/>
               <w:ind w:left="0" w:right="0" w:firstLine="0"/>
             </w:pPr>
             <w:r>
@@ -8399,7 +8394,7 @@
             <w:pPr>
               <w:keepNext w:val="0"/>
               <w:keepLines w:val="0"/>
-              <w:spacing w:before="0" w:after="0" w:line="360" w:lineRule="auto"/>
+              <w:spacing w:before="0" w:after="0" w:line="240" w:lineRule="auto"/>
               <w:ind w:left="0" w:right="0" w:firstLine="0"/>
             </w:pPr>
             <w:r>
@@ -8417,7 +8412,7 @@
             <w:pPr>
               <w:keepNext w:val="0"/>
               <w:keepLines w:val="0"/>
-              <w:spacing w:before="0" w:after="0" w:line="360" w:lineRule="auto"/>
+              <w:spacing w:before="0" w:after="0" w:line="240" w:lineRule="auto"/>
               <w:ind w:left="0" w:right="0" w:firstLine="0"/>
             </w:pPr>
             <w:r>
@@ -8435,7 +8430,7 @@
             <w:pPr>
               <w:keepNext w:val="0"/>
               <w:keepLines w:val="0"/>
-              <w:spacing w:before="0" w:after="0" w:line="360" w:lineRule="auto"/>
+              <w:spacing w:before="0" w:after="0" w:line="240" w:lineRule="auto"/>
               <w:ind w:left="0" w:right="0" w:firstLine="0"/>
             </w:pPr>
             <w:r>
@@ -8453,7 +8448,7 @@
             <w:pPr>
               <w:keepNext w:val="0"/>
               <w:keepLines w:val="0"/>
-              <w:spacing w:before="0" w:after="0" w:line="360" w:lineRule="auto"/>
+              <w:spacing w:before="0" w:after="0" w:line="240" w:lineRule="auto"/>
               <w:ind w:left="0" w:right="0" w:firstLine="0"/>
             </w:pPr>
             <w:r>
@@ -8471,7 +8466,7 @@
             <w:pPr>
               <w:keepNext w:val="0"/>
               <w:keepLines w:val="0"/>
-              <w:spacing w:before="0" w:after="0" w:line="360" w:lineRule="auto"/>
+              <w:spacing w:before="0" w:after="0" w:line="240" w:lineRule="auto"/>
               <w:ind w:left="0" w:right="0" w:firstLine="0"/>
             </w:pPr>
             <w:r>
@@ -8489,7 +8484,7 @@
             <w:pPr>
               <w:keepNext w:val="0"/>
               <w:keepLines w:val="0"/>
-              <w:spacing w:before="0" w:after="0" w:line="360" w:lineRule="auto"/>
+              <w:spacing w:before="0" w:after="0" w:line="240" w:lineRule="auto"/>
               <w:ind w:left="0" w:right="0" w:firstLine="0"/>
             </w:pPr>
             <w:r>
@@ -8507,7 +8502,7 @@
             <w:pPr>
               <w:keepNext w:val="0"/>
               <w:keepLines w:val="0"/>
-              <w:spacing w:before="0" w:after="0" w:line="360" w:lineRule="auto"/>
+              <w:spacing w:before="0" w:after="0" w:line="240" w:lineRule="auto"/>
               <w:ind w:left="0" w:right="0" w:firstLine="0"/>
             </w:pPr>
             <w:r>
@@ -8525,7 +8520,7 @@
             <w:pPr>
               <w:keepNext w:val="0"/>
               <w:keepLines w:val="0"/>
-              <w:spacing w:before="0" w:after="0" w:line="360" w:lineRule="auto"/>
+              <w:spacing w:before="0" w:after="0" w:line="240" w:lineRule="auto"/>
               <w:ind w:left="0" w:right="0" w:firstLine="0"/>
             </w:pPr>
             <w:r>
@@ -8543,7 +8538,7 @@
             <w:pPr>
               <w:keepNext w:val="0"/>
               <w:keepLines w:val="0"/>
-              <w:spacing w:before="0" w:after="0" w:line="360" w:lineRule="auto"/>
+              <w:spacing w:before="0" w:after="0" w:line="240" w:lineRule="auto"/>
               <w:ind w:left="0" w:right="0" w:firstLine="0"/>
             </w:pPr>
             <w:r>
@@ -8561,7 +8556,7 @@
             <w:pPr>
               <w:keepNext w:val="0"/>
               <w:keepLines w:val="0"/>
-              <w:spacing w:before="0" w:after="0" w:line="360" w:lineRule="auto"/>
+              <w:spacing w:before="0" w:after="0" w:line="240" w:lineRule="auto"/>
               <w:ind w:left="0" w:right="0" w:firstLine="0"/>
             </w:pPr>
             <w:r>
@@ -8579,7 +8574,7 @@
             <w:pPr>
               <w:keepNext w:val="0"/>
               <w:keepLines w:val="0"/>
-              <w:spacing w:before="0" w:after="0" w:line="360" w:lineRule="auto"/>
+              <w:spacing w:before="0" w:after="0" w:line="240" w:lineRule="auto"/>
               <w:ind w:left="0" w:right="0" w:firstLine="0"/>
             </w:pPr>
             <w:r>
@@ -8597,7 +8592,7 @@
             <w:pPr>
               <w:keepNext w:val="0"/>
               <w:keepLines w:val="0"/>
-              <w:spacing w:before="0" w:after="0" w:line="360" w:lineRule="auto"/>
+              <w:spacing w:before="0" w:after="0" w:line="240" w:lineRule="auto"/>
               <w:ind w:left="0" w:right="0" w:firstLine="0"/>
             </w:pPr>
             <w:r>
@@ -8615,7 +8610,7 @@
             <w:pPr>
               <w:keepNext w:val="0"/>
               <w:keepLines w:val="0"/>
-              <w:spacing w:before="0" w:after="0" w:line="360" w:lineRule="auto"/>
+              <w:spacing w:before="0" w:after="0" w:line="240" w:lineRule="auto"/>
               <w:ind w:left="0" w:right="0" w:firstLine="0"/>
             </w:pPr>
             <w:r>
@@ -8633,7 +8628,7 @@
             <w:pPr>
               <w:keepNext w:val="0"/>
               <w:keepLines w:val="0"/>
-              <w:spacing w:before="0" w:after="0" w:line="360" w:lineRule="auto"/>
+              <w:spacing w:before="0" w:after="0" w:line="240" w:lineRule="auto"/>
               <w:ind w:left="0" w:right="0" w:firstLine="0"/>
             </w:pPr>
             <w:r>
@@ -8651,7 +8646,7 @@
             <w:pPr>
               <w:keepNext w:val="0"/>
               <w:keepLines w:val="0"/>
-              <w:spacing w:before="0" w:after="0" w:line="360" w:lineRule="auto"/>
+              <w:spacing w:before="0" w:after="0" w:line="240" w:lineRule="auto"/>
               <w:ind w:left="0" w:right="0" w:firstLine="0"/>
             </w:pPr>
             <w:r>
@@ -8669,7 +8664,7 @@
             <w:pPr>
               <w:keepNext w:val="0"/>
               <w:keepLines w:val="0"/>
-              <w:spacing w:before="0" w:after="0" w:line="360" w:lineRule="auto"/>
+              <w:spacing w:before="0" w:after="0" w:line="240" w:lineRule="auto"/>
               <w:ind w:left="0" w:right="0" w:firstLine="0"/>
             </w:pPr>
             <w:r>
@@ -8687,7 +8682,7 @@
             <w:pPr>
               <w:keepNext w:val="0"/>
               <w:keepLines w:val="0"/>
-              <w:spacing w:before="0" w:after="0" w:line="360" w:lineRule="auto"/>
+              <w:spacing w:before="0" w:after="0" w:line="240" w:lineRule="auto"/>
               <w:ind w:left="0" w:right="0" w:firstLine="0"/>
             </w:pPr>
             <w:r>
@@ -8705,7 +8700,7 @@
             <w:pPr>
               <w:keepNext w:val="0"/>
               <w:keepLines w:val="0"/>
-              <w:spacing w:before="0" w:after="0" w:line="360" w:lineRule="auto"/>
+              <w:spacing w:before="0" w:after="0" w:line="240" w:lineRule="auto"/>
               <w:ind w:left="0" w:right="0" w:firstLine="0"/>
             </w:pPr>
             <w:r>
@@ -8723,7 +8718,7 @@
             <w:pPr>
               <w:keepNext w:val="0"/>
               <w:keepLines w:val="0"/>
-              <w:spacing w:before="0" w:after="0" w:line="360" w:lineRule="auto"/>
+              <w:spacing w:before="0" w:after="0" w:line="240" w:lineRule="auto"/>
               <w:ind w:left="0" w:right="0" w:firstLine="0"/>
             </w:pPr>
             <w:r>
@@ -8741,7 +8736,7 @@
             <w:pPr>
               <w:keepNext w:val="0"/>
               <w:keepLines w:val="0"/>
-              <w:spacing w:before="0" w:after="0" w:line="360" w:lineRule="auto"/>
+              <w:spacing w:before="0" w:after="0" w:line="240" w:lineRule="auto"/>
               <w:ind w:left="0" w:right="0" w:firstLine="0"/>
             </w:pPr>
             <w:r>
@@ -8759,7 +8754,7 @@
             <w:pPr>
               <w:keepNext w:val="0"/>
               <w:keepLines w:val="0"/>
-              <w:spacing w:before="0" w:after="0" w:line="360" w:lineRule="auto"/>
+              <w:spacing w:before="0" w:after="0" w:line="240" w:lineRule="auto"/>
               <w:ind w:left="0" w:right="0" w:firstLine="0"/>
             </w:pPr>
             <w:r>
@@ -8777,7 +8772,7 @@
             <w:pPr>
               <w:keepNext w:val="0"/>
               <w:keepLines w:val="0"/>
-              <w:spacing w:before="0" w:after="0" w:line="360" w:lineRule="auto"/>
+              <w:spacing w:before="0" w:after="0" w:line="240" w:lineRule="auto"/>
               <w:ind w:left="0" w:right="0" w:firstLine="0"/>
             </w:pPr>
             <w:r>
@@ -8795,7 +8790,7 @@
             <w:pPr>
               <w:keepNext w:val="0"/>
               <w:keepLines w:val="0"/>
-              <w:spacing w:before="0" w:after="0" w:line="360" w:lineRule="auto"/>
+              <w:spacing w:before="0" w:after="0" w:line="240" w:lineRule="auto"/>
               <w:ind w:left="0" w:right="0" w:firstLine="0"/>
             </w:pPr>
             <w:r>
@@ -8813,7 +8808,7 @@
             <w:pPr>
               <w:keepNext w:val="0"/>
               <w:keepLines w:val="0"/>
-              <w:spacing w:before="0" w:after="0" w:line="360" w:lineRule="auto"/>
+              <w:spacing w:before="0" w:after="0" w:line="240" w:lineRule="auto"/>
               <w:ind w:left="0" w:right="0" w:firstLine="0"/>
             </w:pPr>
             <w:r>
@@ -8831,7 +8826,7 @@
             <w:pPr>
               <w:keepNext w:val="0"/>
               <w:keepLines w:val="0"/>
-              <w:spacing w:before="0" w:after="0" w:line="360" w:lineRule="auto"/>
+              <w:spacing w:before="0" w:after="0" w:line="240" w:lineRule="auto"/>
               <w:ind w:left="0" w:right="0" w:firstLine="0"/>
             </w:pPr>
             <w:r>
@@ -8849,7 +8844,7 @@
             <w:pPr>
               <w:keepNext w:val="0"/>
               <w:keepLines w:val="0"/>
-              <w:spacing w:before="0" w:after="0" w:line="360" w:lineRule="auto"/>
+              <w:spacing w:before="0" w:after="0" w:line="240" w:lineRule="auto"/>
               <w:ind w:left="0" w:right="0" w:firstLine="0"/>
             </w:pPr>
             <w:r>
@@ -8867,7 +8862,7 @@
             <w:pPr>
               <w:keepNext w:val="0"/>
               <w:keepLines w:val="0"/>
-              <w:spacing w:before="0" w:after="0" w:line="360" w:lineRule="auto"/>
+              <w:spacing w:before="0" w:after="0" w:line="240" w:lineRule="auto"/>
               <w:ind w:left="0" w:right="0" w:firstLine="0"/>
             </w:pPr>
             <w:r>
@@ -8885,7 +8880,7 @@
             <w:pPr>
               <w:keepNext w:val="0"/>
               <w:keepLines w:val="0"/>
-              <w:spacing w:before="0" w:after="0" w:line="360" w:lineRule="auto"/>
+              <w:spacing w:before="0" w:after="0" w:line="240" w:lineRule="auto"/>
               <w:ind w:left="0" w:right="0" w:firstLine="0"/>
             </w:pPr>
             <w:r>
@@ -8903,7 +8898,7 @@
             <w:pPr>
               <w:keepNext w:val="0"/>
               <w:keepLines w:val="0"/>
-              <w:spacing w:before="0" w:after="0" w:line="360" w:lineRule="auto"/>
+              <w:spacing w:before="0" w:after="0" w:line="240" w:lineRule="auto"/>
               <w:ind w:left="0" w:right="0" w:firstLine="0"/>
             </w:pPr>
             <w:r>
@@ -8921,7 +8916,7 @@
             <w:pPr>
               <w:keepNext w:val="0"/>
               <w:keepLines w:val="0"/>
-              <w:spacing w:before="0" w:after="0" w:line="360" w:lineRule="auto"/>
+              <w:spacing w:before="0" w:after="0" w:line="240" w:lineRule="auto"/>
               <w:ind w:left="0" w:right="0" w:firstLine="0"/>
             </w:pPr>
             <w:r>
@@ -8939,7 +8934,7 @@
             <w:pPr>
               <w:keepNext w:val="0"/>
               <w:keepLines w:val="0"/>
-              <w:spacing w:before="0" w:after="0" w:line="360" w:lineRule="auto"/>
+              <w:spacing w:before="0" w:after="0" w:line="240" w:lineRule="auto"/>
               <w:ind w:left="0" w:right="0" w:firstLine="0"/>
             </w:pPr>
             <w:r>
@@ -8957,7 +8952,7 @@
             <w:pPr>
               <w:keepNext w:val="0"/>
               <w:keepLines w:val="0"/>
-              <w:spacing w:before="0" w:after="0" w:line="360" w:lineRule="auto"/>
+              <w:spacing w:before="0" w:after="0" w:line="240" w:lineRule="auto"/>
               <w:ind w:left="0" w:right="0" w:firstLine="0"/>
             </w:pPr>
             <w:r>
@@ -8975,7 +8970,7 @@
             <w:pPr>
               <w:keepNext w:val="0"/>
               <w:keepLines w:val="0"/>
-              <w:spacing w:before="0" w:after="0" w:line="360" w:lineRule="auto"/>
+              <w:spacing w:before="0" w:after="0" w:line="240" w:lineRule="auto"/>
               <w:ind w:left="0" w:right="0" w:firstLine="0"/>
             </w:pPr>
             <w:r>
@@ -8993,7 +8988,7 @@
             <w:pPr>
               <w:keepNext w:val="0"/>
               <w:keepLines w:val="0"/>
-              <w:spacing w:before="0" w:after="0" w:line="360" w:lineRule="auto"/>
+              <w:spacing w:before="0" w:after="0" w:line="240" w:lineRule="auto"/>
               <w:ind w:left="0" w:right="0" w:firstLine="0"/>
             </w:pPr>
             <w:r>
@@ -9011,7 +9006,7 @@
             <w:pPr>
               <w:keepNext w:val="0"/>
               <w:keepLines w:val="0"/>
-              <w:spacing w:before="0" w:after="0" w:line="360" w:lineRule="auto"/>
+              <w:spacing w:before="0" w:after="0" w:line="240" w:lineRule="auto"/>
               <w:ind w:left="0" w:right="0" w:firstLine="0"/>
             </w:pPr>
             <w:r>
@@ -9029,7 +9024,7 @@
             <w:pPr>
               <w:keepNext w:val="0"/>
               <w:keepLines w:val="0"/>
-              <w:spacing w:before="0" w:after="0" w:line="360" w:lineRule="auto"/>
+              <w:spacing w:before="0" w:after="0" w:line="240" w:lineRule="auto"/>
               <w:ind w:left="0" w:right="0" w:firstLine="0"/>
             </w:pPr>
             <w:r>
@@ -9047,7 +9042,7 @@
             <w:pPr>
               <w:keepNext w:val="0"/>
               <w:keepLines w:val="0"/>
-              <w:spacing w:before="0" w:after="0" w:line="360" w:lineRule="auto"/>
+              <w:spacing w:before="0" w:after="0" w:line="240" w:lineRule="auto"/>
               <w:ind w:left="0" w:right="0" w:firstLine="0"/>
             </w:pPr>
             <w:r>
@@ -9065,7 +9060,7 @@
             <w:pPr>
               <w:keepNext w:val="0"/>
               <w:keepLines w:val="0"/>
-              <w:spacing w:before="0" w:after="0" w:line="360" w:lineRule="auto"/>
+              <w:spacing w:before="0" w:after="0" w:line="240" w:lineRule="auto"/>
               <w:ind w:left="0" w:right="0" w:firstLine="0"/>
             </w:pPr>
             <w:r>
@@ -9083,7 +9078,7 @@
             <w:pPr>
               <w:keepNext w:val="0"/>
               <w:keepLines w:val="0"/>
-              <w:spacing w:before="0" w:after="0" w:line="360" w:lineRule="auto"/>
+              <w:spacing w:before="0" w:after="0" w:line="240" w:lineRule="auto"/>
               <w:ind w:left="0" w:right="0" w:firstLine="0"/>
             </w:pPr>
             <w:r>
@@ -9101,7 +9096,7 @@
             <w:pPr>
               <w:keepNext w:val="0"/>
               <w:keepLines w:val="0"/>
-              <w:spacing w:before="0" w:after="0" w:line="360" w:lineRule="auto"/>
+              <w:spacing w:before="0" w:after="0" w:line="240" w:lineRule="auto"/>
               <w:ind w:left="0" w:right="0" w:firstLine="0"/>
             </w:pPr>
             <w:r>
@@ -9119,7 +9114,7 @@
             <w:pPr>
               <w:keepNext w:val="0"/>
               <w:keepLines w:val="0"/>
-              <w:spacing w:before="0" w:after="0" w:line="360" w:lineRule="auto"/>
+              <w:spacing w:before="0" w:after="0" w:line="240" w:lineRule="auto"/>
               <w:ind w:left="0" w:right="0" w:firstLine="0"/>
             </w:pPr>
             <w:r>
@@ -9137,7 +9132,7 @@
             <w:pPr>
               <w:keepNext w:val="0"/>
               <w:keepLines w:val="0"/>
-              <w:spacing w:before="0" w:after="0" w:line="360" w:lineRule="auto"/>
+              <w:spacing w:before="0" w:after="0" w:line="240" w:lineRule="auto"/>
               <w:ind w:left="0" w:right="0" w:firstLine="0"/>
             </w:pPr>
             <w:r>
@@ -9155,7 +9150,7 @@
             <w:pPr>
               <w:keepNext w:val="0"/>
               <w:keepLines w:val="0"/>
-              <w:spacing w:before="0" w:after="0" w:line="360" w:lineRule="auto"/>
+              <w:spacing w:before="0" w:after="0" w:line="240" w:lineRule="auto"/>
               <w:ind w:left="0" w:right="0" w:firstLine="0"/>
             </w:pPr>
             <w:r>
@@ -9173,7 +9168,7 @@
             <w:pPr>
               <w:keepNext w:val="0"/>
               <w:keepLines w:val="0"/>
-              <w:spacing w:before="0" w:after="0" w:line="360" w:lineRule="auto"/>
+              <w:spacing w:before="0" w:after="0" w:line="240" w:lineRule="auto"/>
               <w:ind w:left="0" w:right="0" w:firstLine="0"/>
             </w:pPr>
             <w:r>
@@ -9191,7 +9186,7 @@
             <w:pPr>
               <w:keepNext w:val="0"/>
               <w:keepLines w:val="0"/>
-              <w:spacing w:before="0" w:after="0" w:line="360" w:lineRule="auto"/>
+              <w:spacing w:before="0" w:after="0" w:line="240" w:lineRule="auto"/>
               <w:ind w:left="0" w:right="0" w:firstLine="0"/>
             </w:pPr>
             <w:r>
@@ -9209,7 +9204,7 @@
             <w:pPr>
               <w:keepNext w:val="0"/>
               <w:keepLines w:val="0"/>
-              <w:spacing w:before="0" w:after="0" w:line="360" w:lineRule="auto"/>
+              <w:spacing w:before="0" w:after="0" w:line="240" w:lineRule="auto"/>
               <w:ind w:left="0" w:right="0" w:firstLine="0"/>
             </w:pPr>
             <w:r>
@@ -9227,7 +9222,7 @@
             <w:pPr>
               <w:keepNext w:val="0"/>
               <w:keepLines w:val="0"/>
-              <w:spacing w:before="0" w:after="0" w:line="360" w:lineRule="auto"/>
+              <w:spacing w:before="0" w:after="0" w:line="240" w:lineRule="auto"/>
               <w:ind w:left="0" w:right="0" w:firstLine="0"/>
             </w:pPr>
             <w:r>
@@ -9245,7 +9240,7 @@
             <w:pPr>
               <w:keepNext w:val="0"/>
               <w:keepLines w:val="0"/>
-              <w:spacing w:before="0" w:after="0" w:line="360" w:lineRule="auto"/>
+              <w:spacing w:before="0" w:after="0" w:line="240" w:lineRule="auto"/>
               <w:ind w:left="0" w:right="0" w:firstLine="0"/>
             </w:pPr>
             <w:r>
@@ -9263,7 +9258,7 @@
             <w:pPr>
               <w:keepNext w:val="0"/>
               <w:keepLines w:val="0"/>
-              <w:spacing w:before="0" w:after="0" w:line="360" w:lineRule="auto"/>
+              <w:spacing w:before="0" w:after="0" w:line="240" w:lineRule="auto"/>
               <w:ind w:left="0" w:right="0" w:firstLine="0"/>
             </w:pPr>
             <w:r>
@@ -9281,7 +9276,7 @@
             <w:pPr>
               <w:keepNext w:val="0"/>
               <w:keepLines w:val="0"/>
-              <w:spacing w:before="0" w:after="0" w:line="360" w:lineRule="auto"/>
+              <w:spacing w:before="0" w:after="0" w:line="240" w:lineRule="auto"/>
               <w:ind w:left="0" w:right="0" w:firstLine="0"/>
             </w:pPr>
             <w:r>
@@ -9299,7 +9294,7 @@
             <w:pPr>
               <w:keepNext w:val="0"/>
               <w:keepLines w:val="0"/>
-              <w:spacing w:before="0" w:after="0" w:line="360" w:lineRule="auto"/>
+              <w:spacing w:before="0" w:after="0" w:line="240" w:lineRule="auto"/>
               <w:ind w:left="0" w:right="0" w:firstLine="0"/>
             </w:pPr>
             <w:r>
@@ -9317,7 +9312,7 @@
             <w:pPr>
               <w:keepNext w:val="0"/>
               <w:keepLines w:val="0"/>
-              <w:spacing w:before="0" w:after="0" w:line="360" w:lineRule="auto"/>
+              <w:spacing w:before="0" w:after="0" w:line="240" w:lineRule="auto"/>
               <w:ind w:left="0" w:right="0" w:firstLine="0"/>
             </w:pPr>
             <w:r>
@@ -9335,7 +9330,7 @@
             <w:pPr>
               <w:keepNext w:val="0"/>
               <w:keepLines w:val="0"/>
-              <w:spacing w:before="0" w:after="0" w:line="360" w:lineRule="auto"/>
+              <w:spacing w:before="0" w:after="0" w:line="240" w:lineRule="auto"/>
               <w:ind w:left="0" w:right="0" w:firstLine="0"/>
             </w:pPr>
             <w:r>
@@ -9353,7 +9348,7 @@
             <w:pPr>
               <w:keepNext w:val="0"/>
               <w:keepLines w:val="0"/>
-              <w:spacing w:before="0" w:after="0" w:line="360" w:lineRule="auto"/>
+              <w:spacing w:before="0" w:after="0" w:line="240" w:lineRule="auto"/>
               <w:ind w:left="0" w:right="0" w:firstLine="0"/>
             </w:pPr>
             <w:r>
@@ -9371,7 +9366,7 @@
             <w:pPr>
               <w:keepNext w:val="0"/>
               <w:keepLines w:val="0"/>
-              <w:spacing w:before="0" w:after="0" w:line="360" w:lineRule="auto"/>
+              <w:spacing w:before="0" w:after="0" w:line="240" w:lineRule="auto"/>
               <w:ind w:left="0" w:right="0" w:firstLine="0"/>
             </w:pPr>
             <w:r>
@@ -9389,7 +9384,7 @@
             <w:pPr>
               <w:keepNext w:val="0"/>
               <w:keepLines w:val="0"/>
-              <w:spacing w:before="0" w:after="0" w:line="360" w:lineRule="auto"/>
+              <w:spacing w:before="0" w:after="0" w:line="240" w:lineRule="auto"/>
               <w:ind w:left="0" w:right="0" w:firstLine="0"/>
             </w:pPr>
             <w:r>
@@ -9407,7 +9402,7 @@
             <w:pPr>
               <w:keepNext w:val="0"/>
               <w:keepLines w:val="0"/>
-              <w:spacing w:before="0" w:after="0" w:line="360" w:lineRule="auto"/>
+              <w:spacing w:before="0" w:after="0" w:line="240" w:lineRule="auto"/>
               <w:ind w:left="0" w:right="0" w:firstLine="0"/>
             </w:pPr>
             <w:r>
@@ -9425,7 +9420,7 @@
             <w:pPr>
               <w:keepNext w:val="0"/>
               <w:keepLines w:val="0"/>
-              <w:spacing w:before="0" w:after="0" w:line="360" w:lineRule="auto"/>
+              <w:spacing w:before="0" w:after="0" w:line="240" w:lineRule="auto"/>
               <w:ind w:left="0" w:right="0" w:firstLine="0"/>
             </w:pPr>
             <w:r>
@@ -9443,7 +9438,7 @@
             <w:pPr>
               <w:keepNext w:val="0"/>
               <w:keepLines w:val="0"/>
-              <w:spacing w:before="0" w:after="0" w:line="360" w:lineRule="auto"/>
+              <w:spacing w:before="0" w:after="0" w:line="240" w:lineRule="auto"/>
               <w:ind w:left="0" w:right="0" w:firstLine="0"/>
             </w:pPr>
             <w:r>
@@ -9461,7 +9456,7 @@
             <w:pPr>
               <w:keepNext w:val="0"/>
               <w:keepLines w:val="0"/>
-              <w:spacing w:before="0" w:after="0" w:line="360" w:lineRule="auto"/>
+              <w:spacing w:before="0" w:after="0" w:line="240" w:lineRule="auto"/>
               <w:ind w:left="0" w:right="0" w:firstLine="0"/>
             </w:pPr>
             <w:r>
@@ -9479,7 +9474,7 @@
             <w:pPr>
               <w:keepNext w:val="0"/>
               <w:keepLines w:val="0"/>
-              <w:spacing w:before="0" w:after="0" w:line="360" w:lineRule="auto"/>
+              <w:spacing w:before="0" w:after="0" w:line="240" w:lineRule="auto"/>
               <w:ind w:left="0" w:right="0" w:firstLine="0"/>
             </w:pPr>
             <w:r>
@@ -9497,7 +9492,7 @@
             <w:pPr>
               <w:keepNext w:val="0"/>
               <w:keepLines w:val="0"/>
-              <w:spacing w:before="0" w:after="0" w:line="360" w:lineRule="auto"/>
+              <w:spacing w:before="0" w:after="0" w:line="240" w:lineRule="auto"/>
               <w:ind w:left="0" w:right="0" w:firstLine="0"/>
             </w:pPr>
             <w:r>
@@ -9515,7 +9510,7 @@
             <w:pPr>
               <w:keepNext w:val="0"/>
               <w:keepLines w:val="0"/>
-              <w:spacing w:before="0" w:after="0" w:line="360" w:lineRule="auto"/>
+              <w:spacing w:before="0" w:after="0" w:line="240" w:lineRule="auto"/>
               <w:ind w:left="0" w:right="0" w:firstLine="0"/>
             </w:pPr>
             <w:r>
@@ -9533,7 +9528,7 @@
             <w:pPr>
               <w:keepNext w:val="0"/>
               <w:keepLines w:val="0"/>
-              <w:spacing w:before="0" w:after="0" w:line="360" w:lineRule="auto"/>
+              <w:spacing w:before="0" w:after="0" w:line="240" w:lineRule="auto"/>
               <w:ind w:left="0" w:right="0" w:firstLine="0"/>
             </w:pPr>
             <w:r>
@@ -9551,7 +9546,7 @@
             <w:pPr>
               <w:keepNext w:val="0"/>
               <w:keepLines w:val="0"/>
-              <w:spacing w:before="0" w:after="0" w:line="360" w:lineRule="auto"/>
+              <w:spacing w:before="0" w:after="0" w:line="240" w:lineRule="auto"/>
               <w:ind w:left="0" w:right="0" w:firstLine="0"/>
             </w:pPr>
             <w:r>
@@ -9569,7 +9564,7 @@
             <w:pPr>
               <w:keepNext w:val="0"/>
               <w:keepLines w:val="0"/>
-              <w:spacing w:before="0" w:after="0" w:line="360" w:lineRule="auto"/>
+              <w:spacing w:before="0" w:after="0" w:line="240" w:lineRule="auto"/>
               <w:ind w:left="0" w:right="0" w:firstLine="0"/>
             </w:pPr>
             <w:r>
@@ -9587,7 +9582,7 @@
             <w:pPr>
               <w:keepNext w:val="0"/>
               <w:keepLines w:val="0"/>
-              <w:spacing w:before="0" w:after="0" w:line="360" w:lineRule="auto"/>
+              <w:spacing w:before="0" w:after="0" w:line="240" w:lineRule="auto"/>
               <w:ind w:left="0" w:right="0" w:firstLine="0"/>
             </w:pPr>
             <w:r>
@@ -9605,7 +9600,7 @@
             <w:pPr>
               <w:keepNext w:val="0"/>
               <w:keepLines w:val="0"/>
-              <w:spacing w:before="0" w:after="0" w:line="360" w:lineRule="auto"/>
+              <w:spacing w:before="0" w:after="0" w:line="240" w:lineRule="auto"/>
               <w:ind w:left="0" w:right="0" w:firstLine="0"/>
             </w:pPr>
             <w:r>
@@ -9623,7 +9618,7 @@
             <w:pPr>
               <w:keepNext w:val="0"/>
               <w:keepLines w:val="0"/>
-              <w:spacing w:before="0" w:after="0" w:line="360" w:lineRule="auto"/>
+              <w:spacing w:before="0" w:after="0" w:line="240" w:lineRule="auto"/>
               <w:ind w:left="0" w:right="0" w:firstLine="0"/>
             </w:pPr>
             <w:r>
@@ -9641,7 +9636,7 @@
             <w:pPr>
               <w:keepNext w:val="0"/>
               <w:keepLines w:val="0"/>
-              <w:spacing w:before="0" w:after="0" w:line="360" w:lineRule="auto"/>
+              <w:spacing w:before="0" w:after="0" w:line="240" w:lineRule="auto"/>
               <w:ind w:left="0" w:right="0" w:firstLine="0"/>
             </w:pPr>
             <w:r>
@@ -9659,7 +9654,7 @@
             <w:pPr>
               <w:keepNext w:val="0"/>
               <w:keepLines w:val="0"/>
-              <w:spacing w:before="0" w:after="0" w:line="360" w:lineRule="auto"/>
+              <w:spacing w:before="0" w:after="0" w:line="240" w:lineRule="auto"/>
               <w:ind w:left="0" w:right="0" w:firstLine="0"/>
             </w:pPr>
             <w:r>
@@ -9677,7 +9672,7 @@
             <w:pPr>
               <w:keepNext w:val="0"/>
               <w:keepLines w:val="0"/>
-              <w:spacing w:before="0" w:after="0" w:line="360" w:lineRule="auto"/>
+              <w:spacing w:before="0" w:after="0" w:line="240" w:lineRule="auto"/>
               <w:ind w:left="0" w:right="0" w:firstLine="0"/>
             </w:pPr>
             <w:r>
@@ -9695,7 +9690,7 @@
             <w:pPr>
               <w:keepNext w:val="0"/>
               <w:keepLines w:val="0"/>
-              <w:spacing w:before="0" w:after="0" w:line="360" w:lineRule="auto"/>
+              <w:spacing w:before="0" w:after="0" w:line="240" w:lineRule="auto"/>
               <w:ind w:left="0" w:right="0" w:firstLine="0"/>
             </w:pPr>
             <w:r>
@@ -9713,7 +9708,7 @@
             <w:pPr>
               <w:keepNext w:val="0"/>
               <w:keepLines w:val="0"/>
-              <w:spacing w:before="0" w:after="0" w:line="360" w:lineRule="auto"/>
+              <w:spacing w:before="0" w:after="0" w:line="240" w:lineRule="auto"/>
               <w:ind w:left="0" w:right="0" w:firstLine="0"/>
             </w:pPr>
             <w:r>
@@ -9731,7 +9726,7 @@
             <w:pPr>
               <w:keepNext w:val="0"/>
               <w:keepLines w:val="0"/>
-              <w:spacing w:before="0" w:after="0" w:line="360" w:lineRule="auto"/>
+              <w:spacing w:before="0" w:after="0" w:line="240" w:lineRule="auto"/>
               <w:ind w:left="0" w:right="0" w:firstLine="0"/>
             </w:pPr>
             <w:r>
@@ -9749,7 +9744,7 @@
             <w:pPr>
               <w:keepNext w:val="0"/>
               <w:keepLines w:val="0"/>
-              <w:spacing w:before="0" w:after="0" w:line="360" w:lineRule="auto"/>
+              <w:spacing w:before="0" w:after="0" w:line="240" w:lineRule="auto"/>
               <w:ind w:left="0" w:right="0" w:firstLine="0"/>
             </w:pPr>
             <w:r>
@@ -9767,7 +9762,7 @@
             <w:pPr>
               <w:keepNext w:val="0"/>
               <w:keepLines w:val="0"/>
-              <w:spacing w:before="0" w:after="0" w:line="360" w:lineRule="auto"/>
+              <w:spacing w:before="0" w:after="0" w:line="240" w:lineRule="auto"/>
               <w:ind w:left="0" w:right="0" w:firstLine="0"/>
             </w:pPr>
             <w:r>
@@ -9785,7 +9780,7 @@
             <w:pPr>
               <w:keepNext w:val="0"/>
               <w:keepLines w:val="0"/>
-              <w:spacing w:before="0" w:after="0" w:line="360" w:lineRule="auto"/>
+              <w:spacing w:before="0" w:after="0" w:line="240" w:lineRule="auto"/>
               <w:ind w:left="0" w:right="0" w:firstLine="0"/>
             </w:pPr>
             <w:r>
@@ -9803,7 +9798,7 @@
             <w:pPr>
               <w:keepNext w:val="0"/>
               <w:keepLines w:val="0"/>
-              <w:spacing w:before="0" w:after="0" w:line="360" w:lineRule="auto"/>
+              <w:spacing w:before="0" w:after="0" w:line="240" w:lineRule="auto"/>
               <w:ind w:left="0" w:right="0" w:firstLine="0"/>
             </w:pPr>
             <w:r>
@@ -9821,7 +9816,7 @@
             <w:pPr>
               <w:keepNext w:val="0"/>
               <w:keepLines w:val="0"/>
-              <w:spacing w:before="0" w:after="0" w:line="360" w:lineRule="auto"/>
+              <w:spacing w:before="0" w:after="0" w:line="240" w:lineRule="auto"/>
               <w:ind w:left="0" w:right="0" w:firstLine="0"/>
             </w:pPr>
             <w:r>
@@ -9839,7 +9834,7 @@
             <w:pPr>
               <w:keepNext w:val="0"/>
               <w:keepLines w:val="0"/>
-              <w:spacing w:before="0" w:after="0" w:line="360" w:lineRule="auto"/>
+              <w:spacing w:before="0" w:after="0" w:line="240" w:lineRule="auto"/>
               <w:ind w:left="0" w:right="0" w:firstLine="0"/>
             </w:pPr>
             <w:r>
@@ -9857,7 +9852,7 @@
             <w:pPr>
               <w:keepNext w:val="0"/>
               <w:keepLines w:val="0"/>
-              <w:spacing w:before="0" w:after="0" w:line="360" w:lineRule="auto"/>
+              <w:spacing w:before="0" w:after="0" w:line="240" w:lineRule="auto"/>
               <w:ind w:left="0" w:right="0" w:firstLine="0"/>
             </w:pPr>
             <w:r>
@@ -9875,7 +9870,7 @@
             <w:pPr>
               <w:keepNext w:val="0"/>
               <w:keepLines w:val="0"/>
-              <w:spacing w:before="0" w:after="0" w:line="360" w:lineRule="auto"/>
+              <w:spacing w:before="0" w:after="0" w:line="240" w:lineRule="auto"/>
               <w:ind w:left="0" w:right="0" w:firstLine="0"/>
             </w:pPr>
             <w:r>
@@ -9893,7 +9888,7 @@
             <w:pPr>
               <w:keepNext w:val="0"/>
               <w:keepLines w:val="0"/>
-              <w:spacing w:before="0" w:after="0" w:line="360" w:lineRule="auto"/>
+              <w:spacing w:before="0" w:after="0" w:line="240" w:lineRule="auto"/>
               <w:ind w:left="0" w:right="0" w:firstLine="0"/>
             </w:pPr>
             <w:r>
@@ -9911,7 +9906,7 @@
             <w:pPr>
               <w:keepNext w:val="0"/>
               <w:keepLines w:val="0"/>
-              <w:spacing w:before="0" w:after="0" w:line="360" w:lineRule="auto"/>
+              <w:spacing w:before="0" w:after="0" w:line="240" w:lineRule="auto"/>
               <w:ind w:left="0" w:right="0" w:firstLine="0"/>
             </w:pPr>
             <w:r>
@@ -9929,7 +9924,7 @@
             <w:pPr>
               <w:keepNext w:val="0"/>
               <w:keepLines w:val="0"/>
-              <w:spacing w:before="0" w:after="0" w:line="360" w:lineRule="auto"/>
+              <w:spacing w:before="0" w:after="0" w:line="240" w:lineRule="auto"/>
               <w:ind w:left="0" w:right="0" w:firstLine="0"/>
             </w:pPr>
             <w:r>
@@ -9947,7 +9942,7 @@
             <w:pPr>
               <w:keepNext w:val="0"/>
               <w:keepLines w:val="0"/>
-              <w:spacing w:before="0" w:after="0" w:line="360" w:lineRule="auto"/>
+              <w:spacing w:before="0" w:after="0" w:line="240" w:lineRule="auto"/>
               <w:ind w:left="0" w:right="0" w:firstLine="0"/>
             </w:pPr>
             <w:r>
@@ -9965,7 +9960,7 @@
             <w:pPr>
               <w:keepNext w:val="0"/>
               <w:keepLines w:val="0"/>
-              <w:spacing w:before="0" w:after="0" w:line="360" w:lineRule="auto"/>
+              <w:spacing w:before="0" w:after="0" w:line="240" w:lineRule="auto"/>
               <w:ind w:left="0" w:right="0" w:firstLine="0"/>
             </w:pPr>
             <w:r>
@@ -9983,7 +9978,7 @@
             <w:pPr>
               <w:keepNext w:val="0"/>
               <w:keepLines w:val="0"/>
-              <w:spacing w:before="0" w:after="0" w:line="360" w:lineRule="auto"/>
+              <w:spacing w:before="0" w:after="0" w:line="240" w:lineRule="auto"/>
               <w:ind w:left="0" w:right="0" w:firstLine="0"/>
             </w:pPr>
             <w:r>
@@ -10001,7 +9996,7 @@
             <w:pPr>
               <w:keepNext w:val="0"/>
               <w:keepLines w:val="0"/>
-              <w:spacing w:before="0" w:after="0" w:line="360" w:lineRule="auto"/>
+              <w:spacing w:before="0" w:after="0" w:line="240" w:lineRule="auto"/>
               <w:ind w:left="0" w:right="0" w:firstLine="0"/>
             </w:pPr>
             <w:r>
@@ -10019,7 +10014,7 @@
             <w:pPr>
               <w:keepNext w:val="0"/>
               <w:keepLines w:val="0"/>
-              <w:spacing w:before="0" w:after="0" w:line="360" w:lineRule="auto"/>
+              <w:spacing w:before="0" w:after="0" w:line="240" w:lineRule="auto"/>
               <w:ind w:left="0" w:right="0" w:firstLine="0"/>
             </w:pPr>
             <w:r>
@@ -10037,7 +10032,7 @@
             <w:pPr>
               <w:keepNext w:val="0"/>
               <w:keepLines w:val="0"/>
-              <w:spacing w:before="0" w:after="0" w:line="360" w:lineRule="auto"/>
+              <w:spacing w:before="0" w:after="0" w:line="240" w:lineRule="auto"/>
               <w:ind w:left="0" w:right="0" w:firstLine="0"/>
             </w:pPr>
             <w:r>
@@ -10055,7 +10050,7 @@
             <w:pPr>
               <w:keepNext w:val="0"/>
               <w:keepLines w:val="0"/>
-              <w:spacing w:before="0" w:after="0" w:line="360" w:lineRule="auto"/>
+              <w:spacing w:before="0" w:after="0" w:line="240" w:lineRule="auto"/>
               <w:ind w:left="0" w:right="0" w:firstLine="0"/>
             </w:pPr>
             <w:r>
@@ -10073,7 +10068,7 @@
             <w:pPr>
               <w:keepNext w:val="0"/>
               <w:keepLines w:val="0"/>
-              <w:spacing w:before="0" w:after="0" w:line="360" w:lineRule="auto"/>
+              <w:spacing w:before="0" w:after="0" w:line="240" w:lineRule="auto"/>
               <w:ind w:left="0" w:right="0" w:firstLine="0"/>
             </w:pPr>
             <w:r>
@@ -10091,7 +10086,7 @@
             <w:pPr>
               <w:keepNext w:val="0"/>
               <w:keepLines w:val="0"/>
-              <w:spacing w:before="0" w:after="0" w:line="360" w:lineRule="auto"/>
+              <w:spacing w:before="0" w:after="0" w:line="240" w:lineRule="auto"/>
               <w:ind w:left="0" w:right="0" w:firstLine="0"/>
             </w:pPr>
             <w:r>
@@ -10109,7 +10104,7 @@
             <w:pPr>
               <w:keepNext w:val="0"/>
               <w:keepLines w:val="0"/>
-              <w:spacing w:before="0" w:after="0" w:line="360" w:lineRule="auto"/>
+              <w:spacing w:before="0" w:after="0" w:line="240" w:lineRule="auto"/>
               <w:ind w:left="0" w:right="0" w:firstLine="0"/>
             </w:pPr>
             <w:r>
@@ -10127,7 +10122,7 @@
             <w:pPr>
               <w:keepNext w:val="0"/>
               <w:keepLines w:val="0"/>
-              <w:spacing w:before="0" w:after="0" w:line="360" w:lineRule="auto"/>
+              <w:spacing w:before="0" w:after="0" w:line="240" w:lineRule="auto"/>
               <w:ind w:left="0" w:right="0" w:firstLine="0"/>
             </w:pPr>
             <w:r>
@@ -10145,7 +10140,7 @@
             <w:pPr>
               <w:keepNext w:val="0"/>
               <w:keepLines w:val="0"/>
-              <w:spacing w:before="0" w:after="0" w:line="360" w:lineRule="auto"/>
+              <w:spacing w:before="0" w:after="0" w:line="240" w:lineRule="auto"/>
               <w:ind w:left="0" w:right="0" w:firstLine="0"/>
             </w:pPr>
             <w:r>
@@ -10163,7 +10158,7 @@
             <w:pPr>
               <w:keepNext w:val="0"/>
               <w:keepLines w:val="0"/>
-              <w:spacing w:before="0" w:after="0" w:line="360" w:lineRule="auto"/>
+              <w:spacing w:before="0" w:after="0" w:line="240" w:lineRule="auto"/>
               <w:ind w:left="0" w:right="0" w:firstLine="0"/>
             </w:pPr>
             <w:r>
@@ -10181,7 +10176,7 @@
             <w:pPr>
               <w:keepNext w:val="0"/>
               <w:keepLines w:val="0"/>
-              <w:spacing w:before="0" w:after="0" w:line="360" w:lineRule="auto"/>
+              <w:spacing w:before="0" w:after="0" w:line="240" w:lineRule="auto"/>
               <w:ind w:left="0" w:right="0" w:firstLine="0"/>
             </w:pPr>
             <w:r>
@@ -10199,7 +10194,7 @@
             <w:pPr>
               <w:keepNext w:val="0"/>
               <w:keepLines w:val="0"/>
-              <w:spacing w:before="0" w:after="0" w:line="360" w:lineRule="auto"/>
+              <w:spacing w:before="0" w:after="0" w:line="240" w:lineRule="auto"/>
               <w:ind w:left="0" w:right="0" w:firstLine="0"/>
             </w:pPr>
             <w:r>
@@ -10217,7 +10212,7 @@
             <w:pPr>
               <w:keepNext w:val="0"/>
               <w:keepLines w:val="0"/>
-              <w:spacing w:before="0" w:after="0" w:line="360" w:lineRule="auto"/>
+              <w:spacing w:before="0" w:after="0" w:line="240" w:lineRule="auto"/>
               <w:ind w:left="0" w:right="0" w:firstLine="0"/>
             </w:pPr>
             <w:r>
@@ -10235,7 +10230,7 @@
             <w:pPr>
               <w:keepNext w:val="0"/>
               <w:keepLines w:val="0"/>
-              <w:spacing w:before="0" w:after="0" w:line="360" w:lineRule="auto"/>
+              <w:spacing w:before="0" w:after="0" w:line="240" w:lineRule="auto"/>
               <w:ind w:left="0" w:right="0" w:firstLine="0"/>
             </w:pPr>
             <w:r>
@@ -10253,7 +10248,7 @@
             <w:pPr>
               <w:keepNext w:val="0"/>
               <w:keepLines w:val="0"/>
-              <w:spacing w:before="0" w:after="0" w:line="360" w:lineRule="auto"/>
+              <w:spacing w:before="0" w:after="0" w:line="240" w:lineRule="auto"/>
               <w:ind w:left="0" w:right="0" w:firstLine="0"/>
             </w:pPr>
             <w:r>
@@ -10271,7 +10266,7 @@
             <w:pPr>
               <w:keepNext w:val="0"/>
               <w:keepLines w:val="0"/>
-              <w:spacing w:before="0" w:after="0" w:line="360" w:lineRule="auto"/>
+              <w:spacing w:before="0" w:after="0" w:line="240" w:lineRule="auto"/>
               <w:ind w:left="0" w:right="0" w:firstLine="0"/>
             </w:pPr>
             <w:r>
@@ -10289,7 +10284,7 @@
             <w:pPr>
               <w:keepNext w:val="0"/>
               <w:keepLines w:val="0"/>
-              <w:spacing w:before="0" w:after="0" w:line="360" w:lineRule="auto"/>
+              <w:spacing w:before="0" w:after="0" w:line="240" w:lineRule="auto"/>
               <w:ind w:left="0" w:right="0" w:firstLine="0"/>
             </w:pPr>
             <w:r>
@@ -10307,7 +10302,7 @@
             <w:pPr>
               <w:keepNext w:val="0"/>
               <w:keepLines w:val="0"/>
-              <w:spacing w:before="0" w:after="0" w:line="360" w:lineRule="auto"/>
+              <w:spacing w:before="0" w:after="0" w:line="240" w:lineRule="auto"/>
               <w:ind w:left="0" w:right="0" w:firstLine="0"/>
             </w:pPr>
             <w:r>
@@ -10325,7 +10320,7 @@
             <w:pPr>
               <w:keepNext w:val="0"/>
               <w:keepLines w:val="0"/>
-              <w:spacing w:before="0" w:after="0" w:line="360" w:lineRule="auto"/>
+              <w:spacing w:before="0" w:after="0" w:line="240" w:lineRule="auto"/>
               <w:ind w:left="0" w:right="0" w:firstLine="0"/>
             </w:pPr>
             <w:r>
@@ -10343,7 +10338,7 @@
             <w:pPr>
               <w:keepNext w:val="0"/>
               <w:keepLines w:val="0"/>
-              <w:spacing w:before="0" w:after="0" w:line="360" w:lineRule="auto"/>
+              <w:spacing w:before="0" w:after="0" w:line="240" w:lineRule="auto"/>
               <w:ind w:left="0" w:right="0" w:firstLine="0"/>
             </w:pPr>
             <w:r>
@@ -10361,7 +10356,7 @@
             <w:pPr>
               <w:keepNext w:val="0"/>
               <w:keepLines w:val="0"/>
-              <w:spacing w:before="0" w:after="0" w:line="360" w:lineRule="auto"/>
+              <w:spacing w:before="0" w:after="0" w:line="240" w:lineRule="auto"/>
               <w:ind w:left="0" w:right="0" w:firstLine="0"/>
             </w:pPr>
             <w:r>
@@ -10379,7 +10374,7 @@
             <w:pPr>
               <w:keepNext w:val="0"/>
               <w:keepLines w:val="0"/>
-              <w:spacing w:before="0" w:after="0" w:line="360" w:lineRule="auto"/>
+              <w:spacing w:before="0" w:after="0" w:line="240" w:lineRule="auto"/>
               <w:ind w:left="0" w:right="0" w:firstLine="0"/>
             </w:pPr>
             <w:r>
@@ -10397,7 +10392,7 @@
             <w:pPr>
               <w:keepNext w:val="0"/>
               <w:keepLines w:val="0"/>
-              <w:spacing w:before="0" w:after="0" w:line="360" w:lineRule="auto"/>
+              <w:spacing w:before="0" w:after="0" w:line="240" w:lineRule="auto"/>
               <w:ind w:left="0" w:right="0" w:firstLine="0"/>
             </w:pPr>
             <w:r>
@@ -10415,7 +10410,7 @@
             <w:pPr>
               <w:keepNext w:val="0"/>
               <w:keepLines w:val="0"/>
-              <w:spacing w:before="0" w:after="0" w:line="360" w:lineRule="auto"/>
+              <w:spacing w:before="0" w:after="0" w:line="240" w:lineRule="auto"/>
               <w:ind w:left="0" w:right="0" w:firstLine="0"/>
             </w:pPr>
             <w:r>
@@ -10433,7 +10428,7 @@
             <w:pPr>
               <w:keepNext w:val="0"/>
               <w:keepLines w:val="0"/>
-              <w:spacing w:before="0" w:after="0" w:line="360" w:lineRule="auto"/>
+              <w:spacing w:before="0" w:after="0" w:line="240" w:lineRule="auto"/>
               <w:ind w:left="0" w:right="0" w:firstLine="0"/>
             </w:pPr>
             <w:r>
@@ -10451,7 +10446,7 @@
             <w:pPr>
               <w:keepNext w:val="0"/>
               <w:keepLines w:val="0"/>
-              <w:spacing w:before="0" w:after="0" w:line="360" w:lineRule="auto"/>
+              <w:spacing w:before="0" w:after="0" w:line="240" w:lineRule="auto"/>
               <w:ind w:left="0" w:right="0" w:firstLine="0"/>
             </w:pPr>
             <w:r>
@@ -10469,7 +10464,7 @@
             <w:pPr>
               <w:keepNext w:val="0"/>
               <w:keepLines w:val="0"/>
-              <w:spacing w:before="0" w:after="0" w:line="360" w:lineRule="auto"/>
+              <w:spacing w:before="0" w:after="0" w:line="240" w:lineRule="auto"/>
               <w:ind w:left="0" w:right="0" w:firstLine="0"/>
             </w:pPr>
             <w:r>
@@ -10487,7 +10482,7 @@
             <w:pPr>
               <w:keepNext w:val="0"/>
               <w:keepLines w:val="0"/>
-              <w:spacing w:before="0" w:after="0" w:line="360" w:lineRule="auto"/>
+              <w:spacing w:before="0" w:after="0" w:line="240" w:lineRule="auto"/>
               <w:ind w:left="0" w:right="0" w:firstLine="0"/>
             </w:pPr>
             <w:r>
@@ -10505,7 +10500,7 @@
             <w:pPr>
               <w:keepNext w:val="0"/>
               <w:keepLines w:val="0"/>
-              <w:spacing w:before="0" w:after="0" w:line="360" w:lineRule="auto"/>
+              <w:spacing w:before="0" w:after="0" w:line="240" w:lineRule="auto"/>
               <w:ind w:left="0" w:right="0" w:firstLine="0"/>
             </w:pPr>
             <w:r>
@@ -10523,7 +10518,7 @@
             <w:pPr>
               <w:keepNext w:val="0"/>
               <w:keepLines w:val="0"/>
-              <w:spacing w:before="0" w:after="0" w:line="360" w:lineRule="auto"/>
+              <w:spacing w:before="0" w:after="0" w:line="240" w:lineRule="auto"/>
               <w:ind w:left="0" w:right="0" w:firstLine="0"/>
             </w:pPr>
             <w:r>
@@ -10541,7 +10536,7 @@
             <w:pPr>
               <w:keepNext w:val="0"/>
               <w:keepLines w:val="0"/>
-              <w:spacing w:before="0" w:after="0" w:line="360" w:lineRule="auto"/>
+              <w:spacing w:before="0" w:after="0" w:line="240" w:lineRule="auto"/>
               <w:ind w:left="0" w:right="0" w:firstLine="0"/>
             </w:pPr>
             <w:r>
@@ -10559,7 +10554,7 @@
             <w:pPr>
               <w:keepNext w:val="0"/>
               <w:keepLines w:val="0"/>
-              <w:spacing w:before="0" w:after="0" w:line="360" w:lineRule="auto"/>
+              <w:spacing w:before="0" w:after="0" w:line="240" w:lineRule="auto"/>
               <w:ind w:left="0" w:right="0" w:firstLine="0"/>
             </w:pPr>
             <w:r>
@@ -10577,7 +10572,7 @@
             <w:pPr>
               <w:keepNext w:val="0"/>
               <w:keepLines w:val="0"/>
-              <w:spacing w:before="0" w:after="0" w:line="360" w:lineRule="auto"/>
+              <w:spacing w:before="0" w:after="0" w:line="240" w:lineRule="auto"/>
               <w:ind w:left="0" w:right="0" w:firstLine="0"/>
             </w:pPr>
             <w:r>
@@ -10595,7 +10590,7 @@
             <w:pPr>
               <w:keepNext w:val="0"/>
               <w:keepLines w:val="0"/>
-              <w:spacing w:before="0" w:after="0" w:line="360" w:lineRule="auto"/>
+              <w:spacing w:before="0" w:after="0" w:line="240" w:lineRule="auto"/>
               <w:ind w:left="0" w:right="0" w:firstLine="0"/>
             </w:pPr>
             <w:r>
@@ -10613,7 +10608,7 @@
             <w:pPr>
               <w:keepNext w:val="0"/>
               <w:keepLines w:val="0"/>
-              <w:spacing w:before="0" w:after="0" w:line="360" w:lineRule="auto"/>
+              <w:spacing w:before="0" w:after="0" w:line="240" w:lineRule="auto"/>
               <w:ind w:left="0" w:right="0" w:firstLine="0"/>
             </w:pPr>
             <w:r>
@@ -10631,7 +10626,7 @@
             <w:pPr>
               <w:keepNext w:val="0"/>
               <w:keepLines w:val="0"/>
-              <w:spacing w:before="0" w:after="0" w:line="360" w:lineRule="auto"/>
+              <w:spacing w:before="0" w:after="0" w:line="240" w:lineRule="auto"/>
               <w:ind w:left="0" w:right="0" w:firstLine="0"/>
             </w:pPr>
             <w:r>
@@ -10649,7 +10644,7 @@
             <w:pPr>
               <w:keepNext w:val="0"/>
               <w:keepLines w:val="0"/>
-              <w:spacing w:before="0" w:after="0" w:line="360" w:lineRule="auto"/>
+              <w:spacing w:before="0" w:after="0" w:line="240" w:lineRule="auto"/>
               <w:ind w:left="0" w:right="0" w:firstLine="0"/>
             </w:pPr>
             <w:r>
@@ -10667,7 +10662,7 @@
             <w:pPr>
               <w:keepNext w:val="0"/>
               <w:keepLines w:val="0"/>
-              <w:spacing w:before="0" w:after="0" w:line="360" w:lineRule="auto"/>
+              <w:spacing w:before="0" w:after="0" w:line="240" w:lineRule="auto"/>
               <w:ind w:left="0" w:right="0" w:firstLine="0"/>
             </w:pPr>
             <w:r>
@@ -10685,7 +10680,7 @@
             <w:pPr>
               <w:keepNext w:val="0"/>
               <w:keepLines w:val="0"/>
-              <w:spacing w:before="0" w:after="0" w:line="360" w:lineRule="auto"/>
+              <w:spacing w:before="0" w:after="0" w:line="240" w:lineRule="auto"/>
               <w:ind w:left="0" w:right="0" w:firstLine="0"/>
             </w:pPr>
             <w:r>
@@ -10703,7 +10698,7 @@
             <w:pPr>
               <w:keepNext w:val="0"/>
               <w:keepLines w:val="0"/>
-              <w:spacing w:before="0" w:after="0" w:line="360" w:lineRule="auto"/>
+              <w:spacing w:before="0" w:after="0" w:line="240" w:lineRule="auto"/>
               <w:ind w:left="0" w:right="0" w:firstLine="0"/>
             </w:pPr>
             <w:r>
@@ -10721,7 +10716,7 @@
             <w:pPr>
               <w:keepNext w:val="0"/>
               <w:keepLines w:val="0"/>
-              <w:spacing w:before="0" w:after="0" w:line="360" w:lineRule="auto"/>
+              <w:spacing w:before="0" w:after="0" w:line="240" w:lineRule="auto"/>
               <w:ind w:left="0" w:right="0" w:firstLine="0"/>
             </w:pPr>
             <w:r>
@@ -10739,7 +10734,7 @@
             <w:pPr>
               <w:keepNext w:val="0"/>
               <w:keepLines w:val="0"/>
-              <w:spacing w:before="0" w:after="0" w:line="360" w:lineRule="auto"/>
+              <w:spacing w:before="0" w:after="0" w:line="240" w:lineRule="auto"/>
               <w:ind w:left="0" w:right="0" w:firstLine="0"/>
             </w:pPr>
             <w:r>
@@ -10757,24 +10752,24 @@
             <w:pPr>
               <w:keepNext w:val="0"/>
               <w:keepLines w:val="0"/>
-              <w:spacing w:before="0" w:after="0" w:line="360" w:lineRule="auto"/>
-              <w:ind w:left="0" w:right="0" w:firstLine="0"/>
-            </w:pPr>
-            <w:r>
-              <w:rPr>
-                <w:rFonts w:ascii="Courier New" w:hAnsi="Courier New" w:eastAsia="Courier New" w:cs="Courier New"/>
-                <w:b w:val="0"/>
-                <w:i w:val="0"/>
-                <w:color w:val="000000"/>
-                <w:sz w:val="22"/>
-              </w:rPr>
-            </w:r>
-          </w:p>
-          <w:p>
-            <w:pPr>
-              <w:keepNext w:val="0"/>
-              <w:keepLines w:val="0"/>
-              <w:spacing w:before="0" w:after="0" w:line="360" w:lineRule="auto"/>
+              <w:spacing w:before="0" w:after="0" w:line="240" w:lineRule="auto"/>
+              <w:ind w:left="0" w:right="0" w:firstLine="0"/>
+            </w:pPr>
+            <w:r>
+              <w:rPr>
+                <w:rFonts w:ascii="Courier New" w:hAnsi="Courier New" w:eastAsia="Courier New" w:cs="Courier New"/>
+                <w:b w:val="0"/>
+                <w:i w:val="0"/>
+                <w:color w:val="000000"/>
+                <w:sz w:val="22"/>
+              </w:rPr>
+            </w:r>
+          </w:p>
+          <w:p>
+            <w:pPr>
+              <w:keepNext w:val="0"/>
+              <w:keepLines w:val="0"/>
+              <w:spacing w:before="0" w:after="0" w:line="240" w:lineRule="auto"/>
               <w:ind w:left="0" w:right="0" w:firstLine="0"/>
             </w:pPr>
             <w:r>
@@ -10792,7 +10787,7 @@
             <w:pPr>
               <w:keepNext w:val="0"/>
               <w:keepLines w:val="0"/>
-              <w:spacing w:before="0" w:after="0" w:line="360" w:lineRule="auto"/>
+              <w:spacing w:before="0" w:after="0" w:line="240" w:lineRule="auto"/>
               <w:ind w:left="0" w:right="0" w:firstLine="0"/>
             </w:pPr>
             <w:r>
@@ -10810,7 +10805,7 @@
             <w:pPr>
               <w:keepNext w:val="0"/>
               <w:keepLines w:val="0"/>
-              <w:spacing w:before="0" w:after="0" w:line="360" w:lineRule="auto"/>
+              <w:spacing w:before="0" w:after="0" w:line="240" w:lineRule="auto"/>
               <w:ind w:left="0" w:right="0" w:firstLine="0"/>
             </w:pPr>
             <w:r>
@@ -10828,7 +10823,7 @@
             <w:pPr>
               <w:keepNext w:val="0"/>
               <w:keepLines w:val="0"/>
-              <w:spacing w:before="0" w:after="0" w:line="360" w:lineRule="auto"/>
+              <w:spacing w:before="0" w:after="0" w:line="240" w:lineRule="auto"/>
               <w:ind w:left="0" w:right="0" w:firstLine="0"/>
             </w:pPr>
             <w:r>
@@ -10846,7 +10841,7 @@
             <w:pPr>
               <w:keepNext w:val="0"/>
               <w:keepLines w:val="0"/>
-              <w:spacing w:before="0" w:after="0" w:line="360" w:lineRule="auto"/>
+              <w:spacing w:before="0" w:after="0" w:line="240" w:lineRule="auto"/>
               <w:ind w:left="0" w:right="0" w:firstLine="0"/>
             </w:pPr>
             <w:r>
@@ -10864,7 +10859,7 @@
             <w:pPr>
               <w:keepNext w:val="0"/>
               <w:keepLines w:val="0"/>
-              <w:spacing w:before="0" w:after="0" w:line="360" w:lineRule="auto"/>
+              <w:spacing w:before="0" w:after="0" w:line="240" w:lineRule="auto"/>
               <w:ind w:left="0" w:right="0" w:firstLine="0"/>
             </w:pPr>
             <w:r>
@@ -10882,7 +10877,7 @@
             <w:pPr>
               <w:keepNext w:val="0"/>
               <w:keepLines w:val="0"/>
-              <w:spacing w:before="0" w:after="0" w:line="360" w:lineRule="auto"/>
+              <w:spacing w:before="0" w:after="0" w:line="240" w:lineRule="auto"/>
               <w:ind w:left="0" w:right="0" w:firstLine="0"/>
             </w:pPr>
             <w:r>
@@ -10900,7 +10895,7 @@
             <w:pPr>
               <w:keepNext w:val="0"/>
               <w:keepLines w:val="0"/>
-              <w:spacing w:before="0" w:after="0" w:line="360" w:lineRule="auto"/>
+              <w:spacing w:before="0" w:after="0" w:line="240" w:lineRule="auto"/>
               <w:ind w:left="0" w:right="0" w:firstLine="0"/>
             </w:pPr>
             <w:r>
@@ -10918,7 +10913,7 @@
             <w:pPr>
               <w:keepNext w:val="0"/>
               <w:keepLines w:val="0"/>
-              <w:spacing w:before="0" w:after="0" w:line="360" w:lineRule="auto"/>
+              <w:spacing w:before="0" w:after="0" w:line="240" w:lineRule="auto"/>
               <w:ind w:left="0" w:right="0" w:firstLine="0"/>
             </w:pPr>
             <w:r>
@@ -10936,7 +10931,7 @@
             <w:pPr>
               <w:keepNext w:val="0"/>
               <w:keepLines w:val="0"/>
-              <w:spacing w:before="0" w:after="0" w:line="360" w:lineRule="auto"/>
+              <w:spacing w:before="0" w:after="0" w:line="240" w:lineRule="auto"/>
               <w:ind w:left="0" w:right="0" w:firstLine="0"/>
             </w:pPr>
             <w:r>
@@ -10954,7 +10949,7 @@
             <w:pPr>
               <w:keepNext w:val="0"/>
               <w:keepLines w:val="0"/>
-              <w:spacing w:before="0" w:after="0" w:line="360" w:lineRule="auto"/>
+              <w:spacing w:before="0" w:after="0" w:line="240" w:lineRule="auto"/>
               <w:ind w:left="0" w:right="0" w:firstLine="0"/>
             </w:pPr>
             <w:r>
@@ -10972,7 +10967,7 @@
             <w:pPr>
               <w:keepNext w:val="0"/>
               <w:keepLines w:val="0"/>
-              <w:spacing w:before="0" w:after="0" w:line="360" w:lineRule="auto"/>
+              <w:spacing w:before="0" w:after="0" w:line="240" w:lineRule="auto"/>
               <w:ind w:left="0" w:right="0" w:firstLine="0"/>
             </w:pPr>
             <w:r>
@@ -10990,7 +10985,7 @@
             <w:pPr>
               <w:keepNext w:val="0"/>
               <w:keepLines w:val="0"/>
-              <w:spacing w:before="0" w:after="0" w:line="360" w:lineRule="auto"/>
+              <w:spacing w:before="0" w:after="0" w:line="240" w:lineRule="auto"/>
               <w:ind w:left="0" w:right="0" w:firstLine="0"/>
             </w:pPr>
             <w:r>
@@ -11008,7 +11003,7 @@
             <w:pPr>
               <w:keepNext w:val="0"/>
               <w:keepLines w:val="0"/>
-              <w:spacing w:before="0" w:after="0" w:line="360" w:lineRule="auto"/>
+              <w:spacing w:before="0" w:after="0" w:line="240" w:lineRule="auto"/>
               <w:ind w:left="0" w:right="0" w:firstLine="0"/>
             </w:pPr>
             <w:r>
@@ -11026,7 +11021,7 @@
             <w:pPr>
               <w:keepNext w:val="0"/>
               <w:keepLines w:val="0"/>
-              <w:spacing w:before="0" w:after="0" w:line="360" w:lineRule="auto"/>
+              <w:spacing w:before="0" w:after="0" w:line="240" w:lineRule="auto"/>
               <w:ind w:left="0" w:right="0" w:firstLine="0"/>
             </w:pPr>
             <w:r>
@@ -11044,7 +11039,7 @@
             <w:pPr>
               <w:keepNext w:val="0"/>
               <w:keepLines w:val="0"/>
-              <w:spacing w:before="0" w:after="0" w:line="360" w:lineRule="auto"/>
+              <w:spacing w:before="0" w:after="0" w:line="240" w:lineRule="auto"/>
               <w:ind w:left="0" w:right="0" w:firstLine="0"/>
             </w:pPr>
             <w:r>
@@ -11062,7 +11057,7 @@
             <w:pPr>
               <w:keepNext w:val="0"/>
               <w:keepLines w:val="0"/>
-              <w:spacing w:before="0" w:after="0" w:line="360" w:lineRule="auto"/>
+              <w:spacing w:before="0" w:after="0" w:line="240" w:lineRule="auto"/>
               <w:ind w:left="0" w:right="0" w:firstLine="0"/>
             </w:pPr>
             <w:r>
@@ -11080,7 +11075,7 @@
             <w:pPr>
               <w:keepNext w:val="0"/>
               <w:keepLines w:val="0"/>
-              <w:spacing w:before="0" w:after="0" w:line="360" w:lineRule="auto"/>
+              <w:spacing w:before="0" w:after="0" w:line="240" w:lineRule="auto"/>
               <w:ind w:left="0" w:right="0" w:firstLine="0"/>
             </w:pPr>
             <w:r>
@@ -11098,7 +11093,7 @@
             <w:pPr>
               <w:keepNext w:val="0"/>
               <w:keepLines w:val="0"/>
-              <w:spacing w:before="0" w:after="0" w:line="360" w:lineRule="auto"/>
+              <w:spacing w:before="0" w:after="0" w:line="240" w:lineRule="auto"/>
               <w:ind w:left="0" w:right="0" w:firstLine="0"/>
             </w:pPr>
             <w:r>
@@ -11116,7 +11111,7 @@
             <w:pPr>
               <w:keepNext w:val="0"/>
               <w:keepLines w:val="0"/>
-              <w:spacing w:before="0" w:after="0" w:line="360" w:lineRule="auto"/>
+              <w:spacing w:before="0" w:after="0" w:line="240" w:lineRule="auto"/>
               <w:ind w:left="0" w:right="0" w:firstLine="0"/>
             </w:pPr>
             <w:r>
@@ -11134,7 +11129,7 @@
             <w:pPr>
               <w:keepNext w:val="0"/>
               <w:keepLines w:val="0"/>
-              <w:spacing w:before="0" w:after="0" w:line="360" w:lineRule="auto"/>
+              <w:spacing w:before="0" w:after="0" w:line="240" w:lineRule="auto"/>
               <w:ind w:left="0" w:right="0" w:firstLine="0"/>
             </w:pPr>
             <w:r>
@@ -11152,7 +11147,7 @@
             <w:pPr>
               <w:keepNext w:val="0"/>
               <w:keepLines w:val="0"/>
-              <w:spacing w:before="0" w:after="0" w:line="360" w:lineRule="auto"/>
+              <w:spacing w:before="0" w:after="0" w:line="240" w:lineRule="auto"/>
               <w:ind w:left="0" w:right="0" w:firstLine="0"/>
             </w:pPr>
             <w:r>
@@ -11170,7 +11165,7 @@
             <w:pPr>
               <w:keepNext w:val="0"/>
               <w:keepLines w:val="0"/>
-              <w:spacing w:before="0" w:after="0" w:line="360" w:lineRule="auto"/>
+              <w:spacing w:before="0" w:after="0" w:line="240" w:lineRule="auto"/>
               <w:ind w:left="0" w:right="0" w:firstLine="0"/>
             </w:pPr>
             <w:r>
@@ -11188,7 +11183,7 @@
             <w:pPr>
               <w:keepNext w:val="0"/>
               <w:keepLines w:val="0"/>
-              <w:spacing w:before="0" w:after="0" w:line="360" w:lineRule="auto"/>
+              <w:spacing w:before="0" w:after="0" w:line="240" w:lineRule="auto"/>
               <w:ind w:left="0" w:right="0" w:firstLine="0"/>
             </w:pPr>
             <w:r>
@@ -11206,7 +11201,7 @@
             <w:pPr>
               <w:keepNext w:val="0"/>
               <w:keepLines w:val="0"/>
-              <w:spacing w:before="0" w:after="0" w:line="360" w:lineRule="auto"/>
+              <w:spacing w:before="0" w:after="0" w:line="240" w:lineRule="auto"/>
               <w:ind w:left="0" w:right="0" w:firstLine="0"/>
             </w:pPr>
             <w:r>
@@ -11224,7 +11219,7 @@
             <w:pPr>
               <w:keepNext w:val="0"/>
               <w:keepLines w:val="0"/>
-              <w:spacing w:before="0" w:after="0" w:line="360" w:lineRule="auto"/>
+              <w:spacing w:before="0" w:after="0" w:line="240" w:lineRule="auto"/>
               <w:ind w:left="0" w:right="0" w:firstLine="0"/>
             </w:pPr>
             <w:r>
@@ -11242,7 +11237,7 @@
             <w:pPr>
               <w:keepNext w:val="0"/>
               <w:keepLines w:val="0"/>
-              <w:spacing w:before="0" w:after="0" w:line="360" w:lineRule="auto"/>
+              <w:spacing w:before="0" w:after="0" w:line="240" w:lineRule="auto"/>
               <w:ind w:left="0" w:right="0" w:firstLine="0"/>
             </w:pPr>
             <w:r>
@@ -11260,7 +11255,7 @@
             <w:pPr>
               <w:keepNext w:val="0"/>
               <w:keepLines w:val="0"/>
-              <w:spacing w:before="0" w:after="0" w:line="360" w:lineRule="auto"/>
+              <w:spacing w:before="0" w:after="0" w:line="240" w:lineRule="auto"/>
               <w:ind w:left="0" w:right="0" w:firstLine="0"/>
             </w:pPr>
             <w:r>
@@ -11278,7 +11273,7 @@
             <w:pPr>
               <w:keepNext w:val="0"/>
               <w:keepLines w:val="0"/>
-              <w:spacing w:before="0" w:after="0" w:line="360" w:lineRule="auto"/>
+              <w:spacing w:before="0" w:after="0" w:line="240" w:lineRule="auto"/>
               <w:ind w:left="0" w:right="0" w:firstLine="0"/>
             </w:pPr>
             <w:r>
@@ -11296,24 +11291,24 @@
             <w:pPr>
               <w:keepNext w:val="0"/>
               <w:keepLines w:val="0"/>
-              <w:spacing w:before="0" w:after="0" w:line="360" w:lineRule="auto"/>
-              <w:ind w:left="0" w:right="0" w:firstLine="0"/>
-            </w:pPr>
-            <w:r>
-              <w:rPr>
-                <w:rFonts w:ascii="Courier New" w:hAnsi="Courier New" w:eastAsia="Courier New" w:cs="Courier New"/>
-                <w:b w:val="0"/>
-                <w:i w:val="0"/>
-                <w:color w:val="000000"/>
-                <w:sz w:val="22"/>
-              </w:rPr>
-            </w:r>
-          </w:p>
-          <w:p>
-            <w:pPr>
-              <w:keepNext w:val="0"/>
-              <w:keepLines w:val="0"/>
-              <w:spacing w:before="0" w:after="0" w:line="360" w:lineRule="auto"/>
+              <w:spacing w:before="0" w:after="0" w:line="240" w:lineRule="auto"/>
+              <w:ind w:left="0" w:right="0" w:firstLine="0"/>
+            </w:pPr>
+            <w:r>
+              <w:rPr>
+                <w:rFonts w:ascii="Courier New" w:hAnsi="Courier New" w:eastAsia="Courier New" w:cs="Courier New"/>
+                <w:b w:val="0"/>
+                <w:i w:val="0"/>
+                <w:color w:val="000000"/>
+                <w:sz w:val="22"/>
+              </w:rPr>
+            </w:r>
+          </w:p>
+          <w:p>
+            <w:pPr>
+              <w:keepNext w:val="0"/>
+              <w:keepLines w:val="0"/>
+              <w:spacing w:before="0" w:after="0" w:line="240" w:lineRule="auto"/>
               <w:ind w:left="0" w:right="0" w:firstLine="0"/>
             </w:pPr>
             <w:r>
@@ -11331,7 +11326,7 @@
             <w:pPr>
               <w:keepNext w:val="0"/>
               <w:keepLines w:val="0"/>
-              <w:spacing w:before="0" w:after="0" w:line="360" w:lineRule="auto"/>
+              <w:spacing w:before="0" w:after="0" w:line="240" w:lineRule="auto"/>
               <w:ind w:left="0" w:right="0" w:firstLine="0"/>
             </w:pPr>
             <w:r>
@@ -11349,7 +11344,7 @@
             <w:pPr>
               <w:keepNext w:val="0"/>
               <w:keepLines w:val="0"/>
-              <w:spacing w:before="0" w:after="0" w:line="360" w:lineRule="auto"/>
+              <w:spacing w:before="0" w:after="0" w:line="240" w:lineRule="auto"/>
               <w:ind w:left="0" w:right="0" w:firstLine="0"/>
             </w:pPr>
             <w:r>
@@ -11367,7 +11362,7 @@
             <w:pPr>
               <w:keepNext w:val="0"/>
               <w:keepLines w:val="0"/>
-              <w:spacing w:before="0" w:after="0" w:line="360" w:lineRule="auto"/>
+              <w:spacing w:before="0" w:after="0" w:line="240" w:lineRule="auto"/>
               <w:ind w:left="0" w:right="0" w:firstLine="0"/>
             </w:pPr>
             <w:r>
@@ -11385,7 +11380,7 @@
             <w:pPr>
               <w:keepNext w:val="0"/>
               <w:keepLines w:val="0"/>
-              <w:spacing w:before="0" w:after="0" w:line="360" w:lineRule="auto"/>
+              <w:spacing w:before="0" w:after="0" w:line="240" w:lineRule="auto"/>
               <w:ind w:left="0" w:right="0" w:firstLine="0"/>
             </w:pPr>
             <w:r>
@@ -11403,7 +11398,7 @@
             <w:pPr>
               <w:keepNext w:val="0"/>
               <w:keepLines w:val="0"/>
-              <w:spacing w:before="0" w:after="0" w:line="360" w:lineRule="auto"/>
+              <w:spacing w:before="0" w:after="0" w:line="240" w:lineRule="auto"/>
               <w:ind w:left="0" w:right="0" w:firstLine="0"/>
             </w:pPr>
             <w:r>
@@ -11421,7 +11416,7 @@
             <w:pPr>
               <w:keepNext w:val="0"/>
               <w:keepLines w:val="0"/>
-              <w:spacing w:before="0" w:after="0" w:line="360" w:lineRule="auto"/>
+              <w:spacing w:before="0" w:after="0" w:line="240" w:lineRule="auto"/>
               <w:ind w:left="0" w:right="0" w:firstLine="0"/>
             </w:pPr>
             <w:r>
@@ -11439,7 +11434,7 @@
             <w:pPr>
               <w:keepNext w:val="0"/>
               <w:keepLines w:val="0"/>
-              <w:spacing w:before="0" w:after="0" w:line="360" w:lineRule="auto"/>
+              <w:spacing w:before="0" w:after="0" w:line="240" w:lineRule="auto"/>
               <w:ind w:left="0" w:right="0" w:firstLine="0"/>
             </w:pPr>
             <w:r>
@@ -11457,7 +11452,7 @@
             <w:pPr>
               <w:keepNext w:val="0"/>
               <w:keepLines w:val="0"/>
-              <w:spacing w:before="0" w:after="0" w:line="360" w:lineRule="auto"/>
+              <w:spacing w:before="0" w:after="0" w:line="240" w:lineRule="auto"/>
               <w:ind w:left="0" w:right="0" w:firstLine="0"/>
             </w:pPr>
             <w:r>
@@ -11475,7 +11470,7 @@
             <w:pPr>
               <w:keepNext w:val="0"/>
               <w:keepLines w:val="0"/>
-              <w:spacing w:before="0" w:after="0" w:line="360" w:lineRule="auto"/>
+              <w:spacing w:before="0" w:after="0" w:line="240" w:lineRule="auto"/>
               <w:ind w:left="0" w:right="0" w:firstLine="0"/>
             </w:pPr>
             <w:r>
@@ -11493,7 +11488,7 @@
             <w:pPr>
               <w:keepNext w:val="0"/>
               <w:keepLines w:val="0"/>
-              <w:spacing w:before="0" w:after="0" w:line="360" w:lineRule="auto"/>
+              <w:spacing w:before="0" w:after="0" w:line="240" w:lineRule="auto"/>
               <w:ind w:left="0" w:right="0" w:firstLine="0"/>
             </w:pPr>
             <w:r>
@@ -11511,7 +11506,7 @@
             <w:pPr>
               <w:keepNext w:val="0"/>
               <w:keepLines w:val="0"/>
-              <w:spacing w:before="0" w:after="0" w:line="360" w:lineRule="auto"/>
+              <w:spacing w:before="0" w:after="0" w:line="240" w:lineRule="auto"/>
               <w:ind w:left="0" w:right="0" w:firstLine="0"/>
             </w:pPr>
             <w:r>
@@ -11529,7 +11524,7 @@
             <w:pPr>
               <w:keepNext w:val="0"/>
               <w:keepLines w:val="0"/>
-              <w:spacing w:before="0" w:after="0" w:line="360" w:lineRule="auto"/>
+              <w:spacing w:before="0" w:after="0" w:line="240" w:lineRule="auto"/>
               <w:ind w:left="0" w:right="0" w:firstLine="0"/>
             </w:pPr>
             <w:r>
@@ -11547,7 +11542,7 @@
             <w:pPr>
               <w:keepNext w:val="0"/>
               <w:keepLines w:val="0"/>
-              <w:spacing w:before="0" w:after="0" w:line="360" w:lineRule="auto"/>
+              <w:spacing w:before="0" w:after="0" w:line="240" w:lineRule="auto"/>
               <w:ind w:left="0" w:right="0" w:firstLine="0"/>
             </w:pPr>
             <w:r>
@@ -11565,7 +11560,7 @@
             <w:pPr>
               <w:keepNext w:val="0"/>
               <w:keepLines w:val="0"/>
-              <w:spacing w:before="0" w:after="0" w:line="360" w:lineRule="auto"/>
+              <w:spacing w:before="0" w:after="0" w:line="240" w:lineRule="auto"/>
               <w:ind w:left="0" w:right="0" w:firstLine="0"/>
             </w:pPr>
             <w:r>
@@ -11583,7 +11578,7 @@
             <w:pPr>
               <w:keepNext w:val="0"/>
               <w:keepLines w:val="0"/>
-              <w:spacing w:before="0" w:after="0" w:line="360" w:lineRule="auto"/>
+              <w:spacing w:before="0" w:after="0" w:line="240" w:lineRule="auto"/>
               <w:ind w:left="0" w:right="0" w:firstLine="0"/>
             </w:pPr>
             <w:r>
@@ -11601,7 +11596,7 @@
             <w:pPr>
               <w:keepNext w:val="0"/>
               <w:keepLines w:val="0"/>
-              <w:spacing w:before="0" w:after="0" w:line="360" w:lineRule="auto"/>
+              <w:spacing w:before="0" w:after="0" w:line="240" w:lineRule="auto"/>
               <w:ind w:left="0" w:right="0" w:firstLine="0"/>
             </w:pPr>
             <w:r>
@@ -11619,7 +11614,7 @@
             <w:pPr>
               <w:keepNext w:val="0"/>
               <w:keepLines w:val="0"/>
-              <w:spacing w:before="0" w:after="0" w:line="360" w:lineRule="auto"/>
+              <w:spacing w:before="0" w:after="0" w:line="240" w:lineRule="auto"/>
               <w:ind w:left="0" w:right="0" w:firstLine="0"/>
             </w:pPr>
             <w:r>
@@ -11637,7 +11632,7 @@
             <w:pPr>
               <w:keepNext w:val="0"/>
               <w:keepLines w:val="0"/>
-              <w:spacing w:before="0" w:after="0" w:line="360" w:lineRule="auto"/>
+              <w:spacing w:before="0" w:after="0" w:line="240" w:lineRule="auto"/>
               <w:ind w:left="0" w:right="0" w:firstLine="0"/>
             </w:pPr>
             <w:r>
@@ -11655,7 +11650,7 @@
             <w:pPr>
               <w:keepNext w:val="0"/>
               <w:keepLines w:val="0"/>
-              <w:spacing w:before="0" w:after="0" w:line="360" w:lineRule="auto"/>
+              <w:spacing w:before="0" w:after="0" w:line="240" w:lineRule="auto"/>
               <w:ind w:left="0" w:right="0" w:firstLine="0"/>
             </w:pPr>
             <w:r>
@@ -11673,7 +11668,7 @@
             <w:pPr>
               <w:keepNext w:val="0"/>
               <w:keepLines w:val="0"/>
-              <w:spacing w:before="0" w:after="0" w:line="360" w:lineRule="auto"/>
+              <w:spacing w:before="0" w:after="0" w:line="240" w:lineRule="auto"/>
               <w:ind w:left="0" w:right="0" w:firstLine="0"/>
             </w:pPr>
             <w:r>
@@ -11691,7 +11686,7 @@
             <w:pPr>
               <w:keepNext w:val="0"/>
               <w:keepLines w:val="0"/>
-              <w:spacing w:before="0" w:after="0" w:line="360" w:lineRule="auto"/>
+              <w:spacing w:before="0" w:after="0" w:line="240" w:lineRule="auto"/>
               <w:ind w:left="0" w:right="0" w:firstLine="0"/>
             </w:pPr>
             <w:r>
@@ -11709,7 +11704,7 @@
             <w:pPr>
               <w:keepNext w:val="0"/>
               <w:keepLines w:val="0"/>
-              <w:spacing w:before="0" w:after="0" w:line="360" w:lineRule="auto"/>
+              <w:spacing w:before="0" w:after="0" w:line="240" w:lineRule="auto"/>
               <w:ind w:left="0" w:right="0" w:firstLine="0"/>
             </w:pPr>
             <w:r>
@@ -11727,7 +11722,7 @@
             <w:pPr>
               <w:keepNext w:val="0"/>
               <w:keepLines w:val="0"/>
-              <w:spacing w:before="0" w:after="0" w:line="360" w:lineRule="auto"/>
+              <w:spacing w:before="0" w:after="0" w:line="240" w:lineRule="auto"/>
               <w:ind w:left="0" w:right="0" w:firstLine="0"/>
             </w:pPr>
             <w:r>
@@ -11745,24 +11740,24 @@
             <w:pPr>
               <w:keepNext w:val="0"/>
               <w:keepLines w:val="0"/>
-              <w:spacing w:before="0" w:after="0" w:line="360" w:lineRule="auto"/>
-              <w:ind w:left="0" w:right="0" w:firstLine="0"/>
-            </w:pPr>
-            <w:r>
-              <w:rPr>
-                <w:rFonts w:ascii="Courier New" w:hAnsi="Courier New" w:eastAsia="Courier New" w:cs="Courier New"/>
-                <w:b w:val="0"/>
-                <w:i w:val="0"/>
-                <w:color w:val="000000"/>
-                <w:sz w:val="22"/>
-              </w:rPr>
-            </w:r>
-          </w:p>
-          <w:p>
-            <w:pPr>
-              <w:keepNext w:val="0"/>
-              <w:keepLines w:val="0"/>
-              <w:spacing w:before="0" w:after="0" w:line="360" w:lineRule="auto"/>
+              <w:spacing w:before="0" w:after="0" w:line="240" w:lineRule="auto"/>
+              <w:ind w:left="0" w:right="0" w:firstLine="0"/>
+            </w:pPr>
+            <w:r>
+              <w:rPr>
+                <w:rFonts w:ascii="Courier New" w:hAnsi="Courier New" w:eastAsia="Courier New" w:cs="Courier New"/>
+                <w:b w:val="0"/>
+                <w:i w:val="0"/>
+                <w:color w:val="000000"/>
+                <w:sz w:val="22"/>
+              </w:rPr>
+            </w:r>
+          </w:p>
+          <w:p>
+            <w:pPr>
+              <w:keepNext w:val="0"/>
+              <w:keepLines w:val="0"/>
+              <w:spacing w:before="0" w:after="0" w:line="240" w:lineRule="auto"/>
               <w:ind w:left="0" w:right="0" w:firstLine="0"/>
             </w:pPr>
             <w:r>
@@ -11780,7 +11775,7 @@
             <w:pPr>
               <w:keepNext w:val="0"/>
               <w:keepLines w:val="0"/>
-              <w:spacing w:before="0" w:after="0" w:line="360" w:lineRule="auto"/>
+              <w:spacing w:before="0" w:after="0" w:line="240" w:lineRule="auto"/>
               <w:ind w:left="0" w:right="0" w:firstLine="0"/>
             </w:pPr>
             <w:r>
@@ -11798,7 +11793,7 @@
             <w:pPr>
               <w:keepNext w:val="0"/>
               <w:keepLines w:val="0"/>
-              <w:spacing w:before="0" w:after="0" w:line="360" w:lineRule="auto"/>
+              <w:spacing w:before="0" w:after="0" w:line="240" w:lineRule="auto"/>
               <w:ind w:left="0" w:right="0" w:firstLine="0"/>
             </w:pPr>
             <w:r>
@@ -11816,7 +11811,7 @@
             <w:pPr>
               <w:keepNext w:val="0"/>
               <w:keepLines w:val="0"/>
-              <w:spacing w:before="0" w:after="0" w:line="360" w:lineRule="auto"/>
+              <w:spacing w:before="0" w:after="0" w:line="240" w:lineRule="auto"/>
               <w:ind w:left="0" w:right="0" w:firstLine="0"/>
             </w:pPr>
             <w:r>
@@ -11834,7 +11829,7 @@
             <w:pPr>
               <w:keepNext w:val="0"/>
               <w:keepLines w:val="0"/>
-              <w:spacing w:before="0" w:after="0" w:line="360" w:lineRule="auto"/>
+              <w:spacing w:before="0" w:after="0" w:line="240" w:lineRule="auto"/>
               <w:ind w:left="0" w:right="0" w:firstLine="0"/>
             </w:pPr>
             <w:r>
@@ -11852,7 +11847,7 @@
             <w:pPr>
               <w:keepNext w:val="0"/>
               <w:keepLines w:val="0"/>
-              <w:spacing w:before="0" w:after="0" w:line="360" w:lineRule="auto"/>
+              <w:spacing w:before="0" w:after="0" w:line="240" w:lineRule="auto"/>
               <w:ind w:left="0" w:right="0" w:firstLine="0"/>
             </w:pPr>
             <w:r>
@@ -11870,7 +11865,7 @@
             <w:pPr>
               <w:keepNext w:val="0"/>
               <w:keepLines w:val="0"/>
-              <w:spacing w:before="0" w:after="0" w:line="360" w:lineRule="auto"/>
+              <w:spacing w:before="0" w:after="0" w:line="240" w:lineRule="auto"/>
               <w:ind w:left="0" w:right="0" w:firstLine="0"/>
             </w:pPr>
             <w:r>
@@ -11945,7 +11940,6 @@
         <w:tc>
           <w:tcPr>
             <w:tcW w:type="dxa" w:w="9720"/>
-            <w:shd w:fill="F2F2F2"/>
             <w:tcBorders>
               <w:top w:val="nil"/>
               <w:left w:val="nil"/>
@@ -11965,7 +11959,7 @@
             <w:pPr>
               <w:keepNext w:val="0"/>
               <w:keepLines w:val="0"/>
-              <w:spacing w:before="0" w:after="0" w:line="360" w:lineRule="auto"/>
+              <w:spacing w:before="0" w:after="0" w:line="240" w:lineRule="auto"/>
               <w:ind w:left="0" w:right="0" w:firstLine="0"/>
             </w:pPr>
             <w:r>
@@ -11983,24 +11977,24 @@
             <w:pPr>
               <w:keepNext w:val="0"/>
               <w:keepLines w:val="0"/>
-              <w:spacing w:before="0" w:after="0" w:line="360" w:lineRule="auto"/>
-              <w:ind w:left="0" w:right="0" w:firstLine="0"/>
-            </w:pPr>
-            <w:r>
-              <w:rPr>
-                <w:rFonts w:ascii="Courier New" w:hAnsi="Courier New" w:eastAsia="Courier New" w:cs="Courier New"/>
-                <w:b w:val="0"/>
-                <w:i w:val="0"/>
-                <w:color w:val="000000"/>
-                <w:sz w:val="22"/>
-              </w:rPr>
-            </w:r>
-          </w:p>
-          <w:p>
-            <w:pPr>
-              <w:keepNext w:val="0"/>
-              <w:keepLines w:val="0"/>
-              <w:spacing w:before="0" w:after="0" w:line="360" w:lineRule="auto"/>
+              <w:spacing w:before="0" w:after="0" w:line="240" w:lineRule="auto"/>
+              <w:ind w:left="0" w:right="0" w:firstLine="0"/>
+            </w:pPr>
+            <w:r>
+              <w:rPr>
+                <w:rFonts w:ascii="Courier New" w:hAnsi="Courier New" w:eastAsia="Courier New" w:cs="Courier New"/>
+                <w:b w:val="0"/>
+                <w:i w:val="0"/>
+                <w:color w:val="000000"/>
+                <w:sz w:val="22"/>
+              </w:rPr>
+            </w:r>
+          </w:p>
+          <w:p>
+            <w:pPr>
+              <w:keepNext w:val="0"/>
+              <w:keepLines w:val="0"/>
+              <w:spacing w:before="0" w:after="0" w:line="240" w:lineRule="auto"/>
               <w:ind w:left="0" w:right="0" w:firstLine="0"/>
             </w:pPr>
             <w:r>
@@ -12018,7 +12012,7 @@
             <w:pPr>
               <w:keepNext w:val="0"/>
               <w:keepLines w:val="0"/>
-              <w:spacing w:before="0" w:after="0" w:line="360" w:lineRule="auto"/>
+              <w:spacing w:before="0" w:after="0" w:line="240" w:lineRule="auto"/>
               <w:ind w:left="0" w:right="0" w:firstLine="0"/>
             </w:pPr>
             <w:r>
@@ -12036,7 +12030,7 @@
             <w:pPr>
               <w:keepNext w:val="0"/>
               <w:keepLines w:val="0"/>
-              <w:spacing w:before="0" w:after="0" w:line="360" w:lineRule="auto"/>
+              <w:spacing w:before="0" w:after="0" w:line="240" w:lineRule="auto"/>
               <w:ind w:left="0" w:right="0" w:firstLine="0"/>
             </w:pPr>
             <w:r>
@@ -12054,7 +12048,7 @@
             <w:pPr>
               <w:keepNext w:val="0"/>
               <w:keepLines w:val="0"/>
-              <w:spacing w:before="0" w:after="0" w:line="360" w:lineRule="auto"/>
+              <w:spacing w:before="0" w:after="0" w:line="240" w:lineRule="auto"/>
               <w:ind w:left="0" w:right="0" w:firstLine="0"/>
             </w:pPr>
             <w:r>
@@ -12072,7 +12066,7 @@
             <w:pPr>
               <w:keepNext w:val="0"/>
               <w:keepLines w:val="0"/>
-              <w:spacing w:before="0" w:after="0" w:line="360" w:lineRule="auto"/>
+              <w:spacing w:before="0" w:after="0" w:line="240" w:lineRule="auto"/>
               <w:ind w:left="0" w:right="0" w:firstLine="0"/>
             </w:pPr>
             <w:r>
@@ -12090,7 +12084,7 @@
             <w:pPr>
               <w:keepNext w:val="0"/>
               <w:keepLines w:val="0"/>
-              <w:spacing w:before="0" w:after="0" w:line="360" w:lineRule="auto"/>
+              <w:spacing w:before="0" w:after="0" w:line="240" w:lineRule="auto"/>
               <w:ind w:left="0" w:right="0" w:firstLine="0"/>
             </w:pPr>
             <w:r>
@@ -12108,7 +12102,7 @@
             <w:pPr>
               <w:keepNext w:val="0"/>
               <w:keepLines w:val="0"/>
-              <w:spacing w:before="0" w:after="0" w:line="360" w:lineRule="auto"/>
+              <w:spacing w:before="0" w:after="0" w:line="240" w:lineRule="auto"/>
               <w:ind w:left="0" w:right="0" w:firstLine="0"/>
             </w:pPr>
             <w:r>
@@ -12126,7 +12120,7 @@
             <w:pPr>
               <w:keepNext w:val="0"/>
               <w:keepLines w:val="0"/>
-              <w:spacing w:before="0" w:after="0" w:line="360" w:lineRule="auto"/>
+              <w:spacing w:before="0" w:after="0" w:line="240" w:lineRule="auto"/>
               <w:ind w:left="0" w:right="0" w:firstLine="0"/>
             </w:pPr>
             <w:r>
@@ -12144,7 +12138,7 @@
             <w:pPr>
               <w:keepNext w:val="0"/>
               <w:keepLines w:val="0"/>
-              <w:spacing w:before="0" w:after="0" w:line="360" w:lineRule="auto"/>
+              <w:spacing w:before="0" w:after="0" w:line="240" w:lineRule="auto"/>
               <w:ind w:left="0" w:right="0" w:firstLine="0"/>
             </w:pPr>
             <w:r>
@@ -12162,7 +12156,7 @@
             <w:pPr>
               <w:keepNext w:val="0"/>
               <w:keepLines w:val="0"/>
-              <w:spacing w:before="0" w:after="0" w:line="360" w:lineRule="auto"/>
+              <w:spacing w:before="0" w:after="0" w:line="240" w:lineRule="auto"/>
               <w:ind w:left="0" w:right="0" w:firstLine="0"/>
             </w:pPr>
             <w:r>
@@ -12180,7 +12174,7 @@
             <w:pPr>
               <w:keepNext w:val="0"/>
               <w:keepLines w:val="0"/>
-              <w:spacing w:before="0" w:after="0" w:line="360" w:lineRule="auto"/>
+              <w:spacing w:before="0" w:after="0" w:line="240" w:lineRule="auto"/>
               <w:ind w:left="0" w:right="0" w:firstLine="0"/>
             </w:pPr>
             <w:r>
@@ -12198,7 +12192,7 @@
             <w:pPr>
               <w:keepNext w:val="0"/>
               <w:keepLines w:val="0"/>
-              <w:spacing w:before="0" w:after="0" w:line="360" w:lineRule="auto"/>
+              <w:spacing w:before="0" w:after="0" w:line="240" w:lineRule="auto"/>
               <w:ind w:left="0" w:right="0" w:firstLine="0"/>
             </w:pPr>
             <w:r>
@@ -12216,7 +12210,7 @@
             <w:pPr>
               <w:keepNext w:val="0"/>
               <w:keepLines w:val="0"/>
-              <w:spacing w:before="0" w:after="0" w:line="360" w:lineRule="auto"/>
+              <w:spacing w:before="0" w:after="0" w:line="240" w:lineRule="auto"/>
               <w:ind w:left="0" w:right="0" w:firstLine="0"/>
             </w:pPr>
             <w:r>
@@ -12234,7 +12228,7 @@
             <w:pPr>
               <w:keepNext w:val="0"/>
               <w:keepLines w:val="0"/>
-              <w:spacing w:before="0" w:after="0" w:line="360" w:lineRule="auto"/>
+              <w:spacing w:before="0" w:after="0" w:line="240" w:lineRule="auto"/>
               <w:ind w:left="0" w:right="0" w:firstLine="0"/>
             </w:pPr>
             <w:r>
@@ -12252,7 +12246,7 @@
             <w:pPr>
               <w:keepNext w:val="0"/>
               <w:keepLines w:val="0"/>
-              <w:spacing w:before="0" w:after="0" w:line="360" w:lineRule="auto"/>
+              <w:spacing w:before="0" w:after="0" w:line="240" w:lineRule="auto"/>
               <w:ind w:left="0" w:right="0" w:firstLine="0"/>
             </w:pPr>
             <w:r>
@@ -12270,7 +12264,7 @@
             <w:pPr>
               <w:keepNext w:val="0"/>
               <w:keepLines w:val="0"/>
-              <w:spacing w:before="0" w:after="0" w:line="360" w:lineRule="auto"/>
+              <w:spacing w:before="0" w:after="0" w:line="240" w:lineRule="auto"/>
               <w:ind w:left="0" w:right="0" w:firstLine="0"/>
             </w:pPr>
             <w:r>
@@ -12288,7 +12282,7 @@
             <w:pPr>
               <w:keepNext w:val="0"/>
               <w:keepLines w:val="0"/>
-              <w:spacing w:before="0" w:after="0" w:line="360" w:lineRule="auto"/>
+              <w:spacing w:before="0" w:after="0" w:line="240" w:lineRule="auto"/>
               <w:ind w:left="0" w:right="0" w:firstLine="0"/>
             </w:pPr>
             <w:r>
@@ -12306,7 +12300,7 @@
             <w:pPr>
               <w:keepNext w:val="0"/>
               <w:keepLines w:val="0"/>
-              <w:spacing w:before="0" w:after="0" w:line="360" w:lineRule="auto"/>
+              <w:spacing w:before="0" w:after="0" w:line="240" w:lineRule="auto"/>
               <w:ind w:left="0" w:right="0" w:firstLine="0"/>
             </w:pPr>
             <w:r>
@@ -12324,7 +12318,7 @@
             <w:pPr>
               <w:keepNext w:val="0"/>
               <w:keepLines w:val="0"/>
-              <w:spacing w:before="0" w:after="0" w:line="360" w:lineRule="auto"/>
+              <w:spacing w:before="0" w:after="0" w:line="240" w:lineRule="auto"/>
               <w:ind w:left="0" w:right="0" w:firstLine="0"/>
             </w:pPr>
             <w:r>
@@ -12342,7 +12336,7 @@
             <w:pPr>
               <w:keepNext w:val="0"/>
               <w:keepLines w:val="0"/>
-              <w:spacing w:before="0" w:after="0" w:line="360" w:lineRule="auto"/>
+              <w:spacing w:before="0" w:after="0" w:line="240" w:lineRule="auto"/>
               <w:ind w:left="0" w:right="0" w:firstLine="0"/>
             </w:pPr>
             <w:r>
@@ -12360,7 +12354,7 @@
             <w:pPr>
               <w:keepNext w:val="0"/>
               <w:keepLines w:val="0"/>
-              <w:spacing w:before="0" w:after="0" w:line="360" w:lineRule="auto"/>
+              <w:spacing w:before="0" w:after="0" w:line="240" w:lineRule="auto"/>
               <w:ind w:left="0" w:right="0" w:firstLine="0"/>
             </w:pPr>
             <w:r>
@@ -12378,7 +12372,7 @@
             <w:pPr>
               <w:keepNext w:val="0"/>
               <w:keepLines w:val="0"/>
-              <w:spacing w:before="0" w:after="0" w:line="360" w:lineRule="auto"/>
+              <w:spacing w:before="0" w:after="0" w:line="240" w:lineRule="auto"/>
               <w:ind w:left="0" w:right="0" w:firstLine="0"/>
             </w:pPr>
             <w:r>
@@ -12396,7 +12390,7 @@
             <w:pPr>
               <w:keepNext w:val="0"/>
               <w:keepLines w:val="0"/>
-              <w:spacing w:before="0" w:after="0" w:line="360" w:lineRule="auto"/>
+              <w:spacing w:before="0" w:after="0" w:line="240" w:lineRule="auto"/>
               <w:ind w:left="0" w:right="0" w:firstLine="0"/>
             </w:pPr>
             <w:r>
@@ -12414,7 +12408,7 @@
             <w:pPr>
               <w:keepNext w:val="0"/>
               <w:keepLines w:val="0"/>
-              <w:spacing w:before="0" w:after="0" w:line="360" w:lineRule="auto"/>
+              <w:spacing w:before="0" w:after="0" w:line="240" w:lineRule="auto"/>
               <w:ind w:left="0" w:right="0" w:firstLine="0"/>
             </w:pPr>
             <w:r>
@@ -12432,7 +12426,7 @@
             <w:pPr>
               <w:keepNext w:val="0"/>
               <w:keepLines w:val="0"/>
-              <w:spacing w:before="0" w:after="0" w:line="360" w:lineRule="auto"/>
+              <w:spacing w:before="0" w:after="0" w:line="240" w:lineRule="auto"/>
               <w:ind w:left="0" w:right="0" w:firstLine="0"/>
             </w:pPr>
             <w:r>
@@ -12450,7 +12444,7 @@
             <w:pPr>
               <w:keepNext w:val="0"/>
               <w:keepLines w:val="0"/>
-              <w:spacing w:before="0" w:after="0" w:line="360" w:lineRule="auto"/>
+              <w:spacing w:before="0" w:after="0" w:line="240" w:lineRule="auto"/>
               <w:ind w:left="0" w:right="0" w:firstLine="0"/>
             </w:pPr>
             <w:r>
@@ -12468,7 +12462,7 @@
             <w:pPr>
               <w:keepNext w:val="0"/>
               <w:keepLines w:val="0"/>
-              <w:spacing w:before="0" w:after="0" w:line="360" w:lineRule="auto"/>
+              <w:spacing w:before="0" w:after="0" w:line="240" w:lineRule="auto"/>
               <w:ind w:left="0" w:right="0" w:firstLine="0"/>
             </w:pPr>
             <w:r>
@@ -12486,7 +12480,7 @@
             <w:pPr>
               <w:keepNext w:val="0"/>
               <w:keepLines w:val="0"/>
-              <w:spacing w:before="0" w:after="0" w:line="360" w:lineRule="auto"/>
+              <w:spacing w:before="0" w:after="0" w:line="240" w:lineRule="auto"/>
               <w:ind w:left="0" w:right="0" w:firstLine="0"/>
             </w:pPr>
             <w:r>
@@ -12504,7 +12498,7 @@
             <w:pPr>
               <w:keepNext w:val="0"/>
               <w:keepLines w:val="0"/>
-              <w:spacing w:before="0" w:after="0" w:line="360" w:lineRule="auto"/>
+              <w:spacing w:before="0" w:after="0" w:line="240" w:lineRule="auto"/>
               <w:ind w:left="0" w:right="0" w:firstLine="0"/>
             </w:pPr>
             <w:r>
@@ -12522,7 +12516,7 @@
             <w:pPr>
               <w:keepNext w:val="0"/>
               <w:keepLines w:val="0"/>
-              <w:spacing w:before="0" w:after="0" w:line="360" w:lineRule="auto"/>
+              <w:spacing w:before="0" w:after="0" w:line="240" w:lineRule="auto"/>
               <w:ind w:left="0" w:right="0" w:firstLine="0"/>
             </w:pPr>
             <w:r>
@@ -12540,7 +12534,7 @@
             <w:pPr>
               <w:keepNext w:val="0"/>
               <w:keepLines w:val="0"/>
-              <w:spacing w:before="0" w:after="0" w:line="360" w:lineRule="auto"/>
+              <w:spacing w:before="0" w:after="0" w:line="240" w:lineRule="auto"/>
               <w:ind w:left="0" w:right="0" w:firstLine="0"/>
             </w:pPr>
             <w:r>
@@ -12558,7 +12552,7 @@
             <w:pPr>
               <w:keepNext w:val="0"/>
               <w:keepLines w:val="0"/>
-              <w:spacing w:before="0" w:after="0" w:line="360" w:lineRule="auto"/>
+              <w:spacing w:before="0" w:after="0" w:line="240" w:lineRule="auto"/>
               <w:ind w:left="0" w:right="0" w:firstLine="0"/>
             </w:pPr>
             <w:r>
@@ -12576,7 +12570,7 @@
             <w:pPr>
               <w:keepNext w:val="0"/>
               <w:keepLines w:val="0"/>
-              <w:spacing w:before="0" w:after="0" w:line="360" w:lineRule="auto"/>
+              <w:spacing w:before="0" w:after="0" w:line="240" w:lineRule="auto"/>
               <w:ind w:left="0" w:right="0" w:firstLine="0"/>
             </w:pPr>
             <w:r>
@@ -12594,7 +12588,7 @@
             <w:pPr>
               <w:keepNext w:val="0"/>
               <w:keepLines w:val="0"/>
-              <w:spacing w:before="0" w:after="0" w:line="360" w:lineRule="auto"/>
+              <w:spacing w:before="0" w:after="0" w:line="240" w:lineRule="auto"/>
               <w:ind w:left="0" w:right="0" w:firstLine="0"/>
             </w:pPr>
             <w:r>
@@ -12612,7 +12606,7 @@
             <w:pPr>
               <w:keepNext w:val="0"/>
               <w:keepLines w:val="0"/>
-              <w:spacing w:before="0" w:after="0" w:line="360" w:lineRule="auto"/>
+              <w:spacing w:before="0" w:after="0" w:line="240" w:lineRule="auto"/>
               <w:ind w:left="0" w:right="0" w:firstLine="0"/>
             </w:pPr>
             <w:r>
@@ -12630,7 +12624,7 @@
             <w:pPr>
               <w:keepNext w:val="0"/>
               <w:keepLines w:val="0"/>
-              <w:spacing w:before="0" w:after="0" w:line="360" w:lineRule="auto"/>
+              <w:spacing w:before="0" w:after="0" w:line="240" w:lineRule="auto"/>
               <w:ind w:left="0" w:right="0" w:firstLine="0"/>
             </w:pPr>
             <w:r>
@@ -12648,7 +12642,7 @@
             <w:pPr>
               <w:keepNext w:val="0"/>
               <w:keepLines w:val="0"/>
-              <w:spacing w:before="0" w:after="0" w:line="360" w:lineRule="auto"/>
+              <w:spacing w:before="0" w:after="0" w:line="240" w:lineRule="auto"/>
               <w:ind w:left="0" w:right="0" w:firstLine="0"/>
             </w:pPr>
             <w:r>
@@ -12666,7 +12660,7 @@
             <w:pPr>
               <w:keepNext w:val="0"/>
               <w:keepLines w:val="0"/>
-              <w:spacing w:before="0" w:after="0" w:line="360" w:lineRule="auto"/>
+              <w:spacing w:before="0" w:after="0" w:line="240" w:lineRule="auto"/>
               <w:ind w:left="0" w:right="0" w:firstLine="0"/>
             </w:pPr>
             <w:r>
@@ -12684,7 +12678,7 @@
             <w:pPr>
               <w:keepNext w:val="0"/>
               <w:keepLines w:val="0"/>
-              <w:spacing w:before="0" w:after="0" w:line="360" w:lineRule="auto"/>
+              <w:spacing w:before="0" w:after="0" w:line="240" w:lineRule="auto"/>
               <w:ind w:left="0" w:right="0" w:firstLine="0"/>
             </w:pPr>
             <w:r>
@@ -12702,7 +12696,7 @@
             <w:pPr>
               <w:keepNext w:val="0"/>
               <w:keepLines w:val="0"/>
-              <w:spacing w:before="0" w:after="0" w:line="360" w:lineRule="auto"/>
+              <w:spacing w:before="0" w:after="0" w:line="240" w:lineRule="auto"/>
               <w:ind w:left="0" w:right="0" w:firstLine="0"/>
             </w:pPr>
             <w:r>
@@ -12720,7 +12714,7 @@
             <w:pPr>
               <w:keepNext w:val="0"/>
               <w:keepLines w:val="0"/>
-              <w:spacing w:before="0" w:after="0" w:line="360" w:lineRule="auto"/>
+              <w:spacing w:before="0" w:after="0" w:line="240" w:lineRule="auto"/>
               <w:ind w:left="0" w:right="0" w:firstLine="0"/>
             </w:pPr>
             <w:r>
@@ -12738,7 +12732,7 @@
             <w:pPr>
               <w:keepNext w:val="0"/>
               <w:keepLines w:val="0"/>
-              <w:spacing w:before="0" w:after="0" w:line="360" w:lineRule="auto"/>
+              <w:spacing w:before="0" w:after="0" w:line="240" w:lineRule="auto"/>
               <w:ind w:left="0" w:right="0" w:firstLine="0"/>
             </w:pPr>
             <w:r>
@@ -12756,7 +12750,7 @@
             <w:pPr>
               <w:keepNext w:val="0"/>
               <w:keepLines w:val="0"/>
-              <w:spacing w:before="0" w:after="0" w:line="360" w:lineRule="auto"/>
+              <w:spacing w:before="0" w:after="0" w:line="240" w:lineRule="auto"/>
               <w:ind w:left="0" w:right="0" w:firstLine="0"/>
             </w:pPr>
             <w:r>
@@ -12774,7 +12768,7 @@
             <w:pPr>
               <w:keepNext w:val="0"/>
               <w:keepLines w:val="0"/>
-              <w:spacing w:before="0" w:after="0" w:line="360" w:lineRule="auto"/>
+              <w:spacing w:before="0" w:after="0" w:line="240" w:lineRule="auto"/>
               <w:ind w:left="0" w:right="0" w:firstLine="0"/>
             </w:pPr>
             <w:r>
@@ -12792,7 +12786,7 @@
             <w:pPr>
               <w:keepNext w:val="0"/>
               <w:keepLines w:val="0"/>
-              <w:spacing w:before="0" w:after="0" w:line="360" w:lineRule="auto"/>
+              <w:spacing w:before="0" w:after="0" w:line="240" w:lineRule="auto"/>
               <w:ind w:left="0" w:right="0" w:firstLine="0"/>
             </w:pPr>
             <w:r>
@@ -12810,7 +12804,7 @@
             <w:pPr>
               <w:keepNext w:val="0"/>
               <w:keepLines w:val="0"/>
-              <w:spacing w:before="0" w:after="0" w:line="360" w:lineRule="auto"/>
+              <w:spacing w:before="0" w:after="0" w:line="240" w:lineRule="auto"/>
               <w:ind w:left="0" w:right="0" w:firstLine="0"/>
             </w:pPr>
             <w:r>
@@ -12828,7 +12822,7 @@
             <w:pPr>
               <w:keepNext w:val="0"/>
               <w:keepLines w:val="0"/>
-              <w:spacing w:before="0" w:after="0" w:line="360" w:lineRule="auto"/>
+              <w:spacing w:before="0" w:after="0" w:line="240" w:lineRule="auto"/>
               <w:ind w:left="0" w:right="0" w:firstLine="0"/>
             </w:pPr>
             <w:r>
@@ -12846,7 +12840,7 @@
             <w:pPr>
               <w:keepNext w:val="0"/>
               <w:keepLines w:val="0"/>
-              <w:spacing w:before="0" w:after="0" w:line="360" w:lineRule="auto"/>
+              <w:spacing w:before="0" w:after="0" w:line="240" w:lineRule="auto"/>
               <w:ind w:left="0" w:right="0" w:firstLine="0"/>
             </w:pPr>
             <w:r>
@@ -12864,7 +12858,7 @@
             <w:pPr>
               <w:keepNext w:val="0"/>
               <w:keepLines w:val="0"/>
-              <w:spacing w:before="0" w:after="0" w:line="360" w:lineRule="auto"/>
+              <w:spacing w:before="0" w:after="0" w:line="240" w:lineRule="auto"/>
               <w:ind w:left="0" w:right="0" w:firstLine="0"/>
             </w:pPr>
             <w:r>
@@ -12882,24 +12876,24 @@
             <w:pPr>
               <w:keepNext w:val="0"/>
               <w:keepLines w:val="0"/>
-              <w:spacing w:before="0" w:after="0" w:line="360" w:lineRule="auto"/>
-              <w:ind w:left="0" w:right="0" w:firstLine="0"/>
-            </w:pPr>
-            <w:r>
-              <w:rPr>
-                <w:rFonts w:ascii="Courier New" w:hAnsi="Courier New" w:eastAsia="Courier New" w:cs="Courier New"/>
-                <w:b w:val="0"/>
-                <w:i w:val="0"/>
-                <w:color w:val="000000"/>
-                <w:sz w:val="22"/>
-              </w:rPr>
-            </w:r>
-          </w:p>
-          <w:p>
-            <w:pPr>
-              <w:keepNext w:val="0"/>
-              <w:keepLines w:val="0"/>
-              <w:spacing w:before="0" w:after="0" w:line="360" w:lineRule="auto"/>
+              <w:spacing w:before="0" w:after="0" w:line="240" w:lineRule="auto"/>
+              <w:ind w:left="0" w:right="0" w:firstLine="0"/>
+            </w:pPr>
+            <w:r>
+              <w:rPr>
+                <w:rFonts w:ascii="Courier New" w:hAnsi="Courier New" w:eastAsia="Courier New" w:cs="Courier New"/>
+                <w:b w:val="0"/>
+                <w:i w:val="0"/>
+                <w:color w:val="000000"/>
+                <w:sz w:val="22"/>
+              </w:rPr>
+            </w:r>
+          </w:p>
+          <w:p>
+            <w:pPr>
+              <w:keepNext w:val="0"/>
+              <w:keepLines w:val="0"/>
+              <w:spacing w:before="0" w:after="0" w:line="240" w:lineRule="auto"/>
               <w:ind w:left="0" w:right="0" w:firstLine="0"/>
             </w:pPr>
             <w:r>
@@ -12917,7 +12911,7 @@
             <w:pPr>
               <w:keepNext w:val="0"/>
               <w:keepLines w:val="0"/>
-              <w:spacing w:before="0" w:after="0" w:line="360" w:lineRule="auto"/>
+              <w:spacing w:before="0" w:after="0" w:line="240" w:lineRule="auto"/>
               <w:ind w:left="0" w:right="0" w:firstLine="0"/>
             </w:pPr>
             <w:r>
@@ -12935,7 +12929,7 @@
             <w:pPr>
               <w:keepNext w:val="0"/>
               <w:keepLines w:val="0"/>
-              <w:spacing w:before="0" w:after="0" w:line="360" w:lineRule="auto"/>
+              <w:spacing w:before="0" w:after="0" w:line="240" w:lineRule="auto"/>
               <w:ind w:left="0" w:right="0" w:firstLine="0"/>
             </w:pPr>
             <w:r>
@@ -12953,7 +12947,7 @@
             <w:pPr>
               <w:keepNext w:val="0"/>
               <w:keepLines w:val="0"/>
-              <w:spacing w:before="0" w:after="0" w:line="360" w:lineRule="auto"/>
+              <w:spacing w:before="0" w:after="0" w:line="240" w:lineRule="auto"/>
               <w:ind w:left="0" w:right="0" w:firstLine="0"/>
             </w:pPr>
             <w:r>
@@ -12971,7 +12965,7 @@
             <w:pPr>
               <w:keepNext w:val="0"/>
               <w:keepLines w:val="0"/>
-              <w:spacing w:before="0" w:after="0" w:line="360" w:lineRule="auto"/>
+              <w:spacing w:before="0" w:after="0" w:line="240" w:lineRule="auto"/>
               <w:ind w:left="0" w:right="0" w:firstLine="0"/>
             </w:pPr>
             <w:r>
@@ -12989,7 +12983,7 @@
             <w:pPr>
               <w:keepNext w:val="0"/>
               <w:keepLines w:val="0"/>
-              <w:spacing w:before="0" w:after="0" w:line="360" w:lineRule="auto"/>
+              <w:spacing w:before="0" w:after="0" w:line="240" w:lineRule="auto"/>
               <w:ind w:left="0" w:right="0" w:firstLine="0"/>
             </w:pPr>
             <w:r>
@@ -13007,7 +13001,7 @@
             <w:pPr>
               <w:keepNext w:val="0"/>
               <w:keepLines w:val="0"/>
-              <w:spacing w:before="0" w:after="0" w:line="360" w:lineRule="auto"/>
+              <w:spacing w:before="0" w:after="0" w:line="240" w:lineRule="auto"/>
               <w:ind w:left="0" w:right="0" w:firstLine="0"/>
             </w:pPr>
             <w:r>
@@ -13025,7 +13019,7 @@
             <w:pPr>
               <w:keepNext w:val="0"/>
               <w:keepLines w:val="0"/>
-              <w:spacing w:before="0" w:after="0" w:line="360" w:lineRule="auto"/>
+              <w:spacing w:before="0" w:after="0" w:line="240" w:lineRule="auto"/>
               <w:ind w:left="0" w:right="0" w:firstLine="0"/>
             </w:pPr>
             <w:r>
@@ -13043,7 +13037,7 @@
             <w:pPr>
               <w:keepNext w:val="0"/>
               <w:keepLines w:val="0"/>
-              <w:spacing w:before="0" w:after="0" w:line="360" w:lineRule="auto"/>
+              <w:spacing w:before="0" w:after="0" w:line="240" w:lineRule="auto"/>
               <w:ind w:left="0" w:right="0" w:firstLine="0"/>
             </w:pPr>
             <w:r>
@@ -13061,7 +13055,7 @@
             <w:pPr>
               <w:keepNext w:val="0"/>
               <w:keepLines w:val="0"/>
-              <w:spacing w:before="0" w:after="0" w:line="360" w:lineRule="auto"/>
+              <w:spacing w:before="0" w:after="0" w:line="240" w:lineRule="auto"/>
               <w:ind w:left="0" w:right="0" w:firstLine="0"/>
             </w:pPr>
             <w:r>
@@ -13079,7 +13073,7 @@
             <w:pPr>
               <w:keepNext w:val="0"/>
               <w:keepLines w:val="0"/>
-              <w:spacing w:before="0" w:after="0" w:line="360" w:lineRule="auto"/>
+              <w:spacing w:before="0" w:after="0" w:line="240" w:lineRule="auto"/>
               <w:ind w:left="0" w:right="0" w:firstLine="0"/>
             </w:pPr>
             <w:r>
@@ -13097,7 +13091,7 @@
             <w:pPr>
               <w:keepNext w:val="0"/>
               <w:keepLines w:val="0"/>
-              <w:spacing w:before="0" w:after="0" w:line="360" w:lineRule="auto"/>
+              <w:spacing w:before="0" w:after="0" w:line="240" w:lineRule="auto"/>
               <w:ind w:left="0" w:right="0" w:firstLine="0"/>
             </w:pPr>
             <w:r>
@@ -13115,7 +13109,7 @@
             <w:pPr>
               <w:keepNext w:val="0"/>
               <w:keepLines w:val="0"/>
-              <w:spacing w:before="0" w:after="0" w:line="360" w:lineRule="auto"/>
+              <w:spacing w:before="0" w:after="0" w:line="240" w:lineRule="auto"/>
               <w:ind w:left="0" w:right="0" w:firstLine="0"/>
             </w:pPr>
             <w:r>
@@ -13133,7 +13127,7 @@
             <w:pPr>
               <w:keepNext w:val="0"/>
               <w:keepLines w:val="0"/>
-              <w:spacing w:before="0" w:after="0" w:line="360" w:lineRule="auto"/>
+              <w:spacing w:before="0" w:after="0" w:line="240" w:lineRule="auto"/>
               <w:ind w:left="0" w:right="0" w:firstLine="0"/>
             </w:pPr>
             <w:r>
@@ -13151,24 +13145,24 @@
             <w:pPr>
               <w:keepNext w:val="0"/>
               <w:keepLines w:val="0"/>
-              <w:spacing w:before="0" w:after="0" w:line="360" w:lineRule="auto"/>
-              <w:ind w:left="0" w:right="0" w:firstLine="0"/>
-            </w:pPr>
-            <w:r>
-              <w:rPr>
-                <w:rFonts w:ascii="Courier New" w:hAnsi="Courier New" w:eastAsia="Courier New" w:cs="Courier New"/>
-                <w:b w:val="0"/>
-                <w:i w:val="0"/>
-                <w:color w:val="000000"/>
-                <w:sz w:val="22"/>
-              </w:rPr>
-            </w:r>
-          </w:p>
-          <w:p>
-            <w:pPr>
-              <w:keepNext w:val="0"/>
-              <w:keepLines w:val="0"/>
-              <w:spacing w:before="0" w:after="0" w:line="360" w:lineRule="auto"/>
+              <w:spacing w:before="0" w:after="0" w:line="240" w:lineRule="auto"/>
+              <w:ind w:left="0" w:right="0" w:firstLine="0"/>
+            </w:pPr>
+            <w:r>
+              <w:rPr>
+                <w:rFonts w:ascii="Courier New" w:hAnsi="Courier New" w:eastAsia="Courier New" w:cs="Courier New"/>
+                <w:b w:val="0"/>
+                <w:i w:val="0"/>
+                <w:color w:val="000000"/>
+                <w:sz w:val="22"/>
+              </w:rPr>
+            </w:r>
+          </w:p>
+          <w:p>
+            <w:pPr>
+              <w:keepNext w:val="0"/>
+              <w:keepLines w:val="0"/>
+              <w:spacing w:before="0" w:after="0" w:line="240" w:lineRule="auto"/>
               <w:ind w:left="0" w:right="0" w:firstLine="0"/>
             </w:pPr>
             <w:r>
@@ -13186,7 +13180,7 @@
             <w:pPr>
               <w:keepNext w:val="0"/>
               <w:keepLines w:val="0"/>
-              <w:spacing w:before="0" w:after="0" w:line="360" w:lineRule="auto"/>
+              <w:spacing w:before="0" w:after="0" w:line="240" w:lineRule="auto"/>
               <w:ind w:left="0" w:right="0" w:firstLine="0"/>
             </w:pPr>
             <w:r>
@@ -13204,7 +13198,7 @@
             <w:pPr>
               <w:keepNext w:val="0"/>
               <w:keepLines w:val="0"/>
-              <w:spacing w:before="0" w:after="0" w:line="360" w:lineRule="auto"/>
+              <w:spacing w:before="0" w:after="0" w:line="240" w:lineRule="auto"/>
               <w:ind w:left="0" w:right="0" w:firstLine="0"/>
             </w:pPr>
             <w:r>
@@ -13222,7 +13216,7 @@
             <w:pPr>
               <w:keepNext w:val="0"/>
               <w:keepLines w:val="0"/>
-              <w:spacing w:before="0" w:after="0" w:line="360" w:lineRule="auto"/>
+              <w:spacing w:before="0" w:after="0" w:line="240" w:lineRule="auto"/>
               <w:ind w:left="0" w:right="0" w:firstLine="0"/>
             </w:pPr>
             <w:r>
@@ -13240,7 +13234,7 @@
             <w:pPr>
               <w:keepNext w:val="0"/>
               <w:keepLines w:val="0"/>
-              <w:spacing w:before="0" w:after="0" w:line="360" w:lineRule="auto"/>
+              <w:spacing w:before="0" w:after="0" w:line="240" w:lineRule="auto"/>
               <w:ind w:left="0" w:right="0" w:firstLine="0"/>
             </w:pPr>
             <w:r>
@@ -13258,7 +13252,7 @@
             <w:pPr>
               <w:keepNext w:val="0"/>
               <w:keepLines w:val="0"/>
-              <w:spacing w:before="0" w:after="0" w:line="360" w:lineRule="auto"/>
+              <w:spacing w:before="0" w:after="0" w:line="240" w:lineRule="auto"/>
               <w:ind w:left="0" w:right="0" w:firstLine="0"/>
             </w:pPr>
             <w:r>
@@ -13276,7 +13270,7 @@
             <w:pPr>
               <w:keepNext w:val="0"/>
               <w:keepLines w:val="0"/>
-              <w:spacing w:before="0" w:after="0" w:line="360" w:lineRule="auto"/>
+              <w:spacing w:before="0" w:after="0" w:line="240" w:lineRule="auto"/>
               <w:ind w:left="0" w:right="0" w:firstLine="0"/>
             </w:pPr>
             <w:r>
@@ -13294,7 +13288,7 @@
             <w:pPr>
               <w:keepNext w:val="0"/>
               <w:keepLines w:val="0"/>
-              <w:spacing w:before="0" w:after="0" w:line="360" w:lineRule="auto"/>
+              <w:spacing w:before="0" w:after="0" w:line="240" w:lineRule="auto"/>
               <w:ind w:left="0" w:right="0" w:firstLine="0"/>
             </w:pPr>
             <w:r>
@@ -13312,7 +13306,7 @@
             <w:pPr>
               <w:keepNext w:val="0"/>
               <w:keepLines w:val="0"/>
-              <w:spacing w:before="0" w:after="0" w:line="360" w:lineRule="auto"/>
+              <w:spacing w:before="0" w:after="0" w:line="240" w:lineRule="auto"/>
               <w:ind w:left="0" w:right="0" w:firstLine="0"/>
             </w:pPr>
             <w:r>
@@ -13330,7 +13324,7 @@
             <w:pPr>
               <w:keepNext w:val="0"/>
               <w:keepLines w:val="0"/>
-              <w:spacing w:before="0" w:after="0" w:line="360" w:lineRule="auto"/>
+              <w:spacing w:before="0" w:after="0" w:line="240" w:lineRule="auto"/>
               <w:ind w:left="0" w:right="0" w:firstLine="0"/>
             </w:pPr>
             <w:r>
@@ -13348,7 +13342,7 @@
             <w:pPr>
               <w:keepNext w:val="0"/>
               <w:keepLines w:val="0"/>
-              <w:spacing w:before="0" w:after="0" w:line="360" w:lineRule="auto"/>
+              <w:spacing w:before="0" w:after="0" w:line="240" w:lineRule="auto"/>
               <w:ind w:left="0" w:right="0" w:firstLine="0"/>
             </w:pPr>
             <w:r>
@@ -13366,7 +13360,7 @@
             <w:pPr>
               <w:keepNext w:val="0"/>
               <w:keepLines w:val="0"/>
-              <w:spacing w:before="0" w:after="0" w:line="360" w:lineRule="auto"/>
+              <w:spacing w:before="0" w:after="0" w:line="240" w:lineRule="auto"/>
               <w:ind w:left="0" w:right="0" w:firstLine="0"/>
             </w:pPr>
             <w:r>
@@ -13384,7 +13378,7 @@
             <w:pPr>
               <w:keepNext w:val="0"/>
               <w:keepLines w:val="0"/>
-              <w:spacing w:before="0" w:after="0" w:line="360" w:lineRule="auto"/>
+              <w:spacing w:before="0" w:after="0" w:line="240" w:lineRule="auto"/>
               <w:ind w:left="0" w:right="0" w:firstLine="0"/>
             </w:pPr>
             <w:r>
@@ -13402,24 +13396,24 @@
             <w:pPr>
               <w:keepNext w:val="0"/>
               <w:keepLines w:val="0"/>
-              <w:spacing w:before="0" w:after="0" w:line="360" w:lineRule="auto"/>
-              <w:ind w:left="0" w:right="0" w:firstLine="0"/>
-            </w:pPr>
-            <w:r>
-              <w:rPr>
-                <w:rFonts w:ascii="Courier New" w:hAnsi="Courier New" w:eastAsia="Courier New" w:cs="Courier New"/>
-                <w:b w:val="0"/>
-                <w:i w:val="0"/>
-                <w:color w:val="000000"/>
-                <w:sz w:val="22"/>
-              </w:rPr>
-            </w:r>
-          </w:p>
-          <w:p>
-            <w:pPr>
-              <w:keepNext w:val="0"/>
-              <w:keepLines w:val="0"/>
-              <w:spacing w:before="0" w:after="0" w:line="360" w:lineRule="auto"/>
+              <w:spacing w:before="0" w:after="0" w:line="240" w:lineRule="auto"/>
+              <w:ind w:left="0" w:right="0" w:firstLine="0"/>
+            </w:pPr>
+            <w:r>
+              <w:rPr>
+                <w:rFonts w:ascii="Courier New" w:hAnsi="Courier New" w:eastAsia="Courier New" w:cs="Courier New"/>
+                <w:b w:val="0"/>
+                <w:i w:val="0"/>
+                <w:color w:val="000000"/>
+                <w:sz w:val="22"/>
+              </w:rPr>
+            </w:r>
+          </w:p>
+          <w:p>
+            <w:pPr>
+              <w:keepNext w:val="0"/>
+              <w:keepLines w:val="0"/>
+              <w:spacing w:before="0" w:after="0" w:line="240" w:lineRule="auto"/>
               <w:ind w:left="0" w:right="0" w:firstLine="0"/>
             </w:pPr>
             <w:r>
@@ -13437,7 +13431,7 @@
             <w:pPr>
               <w:keepNext w:val="0"/>
               <w:keepLines w:val="0"/>
-              <w:spacing w:before="0" w:after="0" w:line="360" w:lineRule="auto"/>
+              <w:spacing w:before="0" w:after="0" w:line="240" w:lineRule="auto"/>
               <w:ind w:left="0" w:right="0" w:firstLine="0"/>
             </w:pPr>
             <w:r>
@@ -13455,7 +13449,7 @@
             <w:pPr>
               <w:keepNext w:val="0"/>
               <w:keepLines w:val="0"/>
-              <w:spacing w:before="0" w:after="0" w:line="360" w:lineRule="auto"/>
+              <w:spacing w:before="0" w:after="0" w:line="240" w:lineRule="auto"/>
               <w:ind w:left="0" w:right="0" w:firstLine="0"/>
             </w:pPr>
             <w:r>
@@ -13473,7 +13467,7 @@
             <w:pPr>
               <w:keepNext w:val="0"/>
               <w:keepLines w:val="0"/>
-              <w:spacing w:before="0" w:after="0" w:line="360" w:lineRule="auto"/>
+              <w:spacing w:before="0" w:after="0" w:line="240" w:lineRule="auto"/>
               <w:ind w:left="0" w:right="0" w:firstLine="0"/>
             </w:pPr>
             <w:r>
@@ -13491,7 +13485,7 @@
             <w:pPr>
               <w:keepNext w:val="0"/>
               <w:keepLines w:val="0"/>
-              <w:spacing w:before="0" w:after="0" w:line="360" w:lineRule="auto"/>
+              <w:spacing w:before="0" w:after="0" w:line="240" w:lineRule="auto"/>
               <w:ind w:left="0" w:right="0" w:firstLine="0"/>
             </w:pPr>
             <w:r>
@@ -13509,7 +13503,7 @@
             <w:pPr>
               <w:keepNext w:val="0"/>
               <w:keepLines w:val="0"/>
-              <w:spacing w:before="0" w:after="0" w:line="360" w:lineRule="auto"/>
+              <w:spacing w:before="0" w:after="0" w:line="240" w:lineRule="auto"/>
               <w:ind w:left="0" w:right="0" w:firstLine="0"/>
             </w:pPr>
             <w:r>
@@ -13527,7 +13521,7 @@
             <w:pPr>
               <w:keepNext w:val="0"/>
               <w:keepLines w:val="0"/>
-              <w:spacing w:before="0" w:after="0" w:line="360" w:lineRule="auto"/>
+              <w:spacing w:before="0" w:after="0" w:line="240" w:lineRule="auto"/>
               <w:ind w:left="0" w:right="0" w:firstLine="0"/>
             </w:pPr>
             <w:r>
@@ -13545,7 +13539,7 @@
             <w:pPr>
               <w:keepNext w:val="0"/>
               <w:keepLines w:val="0"/>
-              <w:spacing w:before="0" w:after="0" w:line="360" w:lineRule="auto"/>
+              <w:spacing w:before="0" w:after="0" w:line="240" w:lineRule="auto"/>
               <w:ind w:left="0" w:right="0" w:firstLine="0"/>
             </w:pPr>
             <w:r>
@@ -13563,7 +13557,7 @@
             <w:pPr>
               <w:keepNext w:val="0"/>
               <w:keepLines w:val="0"/>
-              <w:spacing w:before="0" w:after="0" w:line="360" w:lineRule="auto"/>
+              <w:spacing w:before="0" w:after="0" w:line="240" w:lineRule="auto"/>
               <w:ind w:left="0" w:right="0" w:firstLine="0"/>
             </w:pPr>
             <w:r>
@@ -13581,7 +13575,7 @@
             <w:pPr>
               <w:keepNext w:val="0"/>
               <w:keepLines w:val="0"/>
-              <w:spacing w:before="0" w:after="0" w:line="360" w:lineRule="auto"/>
+              <w:spacing w:before="0" w:after="0" w:line="240" w:lineRule="auto"/>
               <w:ind w:left="0" w:right="0" w:firstLine="0"/>
             </w:pPr>
             <w:r>
@@ -13599,7 +13593,7 @@
             <w:pPr>
               <w:keepNext w:val="0"/>
               <w:keepLines w:val="0"/>
-              <w:spacing w:before="0" w:after="0" w:line="360" w:lineRule="auto"/>
+              <w:spacing w:before="0" w:after="0" w:line="240" w:lineRule="auto"/>
               <w:ind w:left="0" w:right="0" w:firstLine="0"/>
             </w:pPr>
             <w:r>
@@ -13617,7 +13611,7 @@
             <w:pPr>
               <w:keepNext w:val="0"/>
               <w:keepLines w:val="0"/>
-              <w:spacing w:before="0" w:after="0" w:line="360" w:lineRule="auto"/>
+              <w:spacing w:before="0" w:after="0" w:line="240" w:lineRule="auto"/>
               <w:ind w:left="0" w:right="0" w:firstLine="0"/>
             </w:pPr>
             <w:r>
@@ -13635,7 +13629,7 @@
             <w:pPr>
               <w:keepNext w:val="0"/>
               <w:keepLines w:val="0"/>
-              <w:spacing w:before="0" w:after="0" w:line="360" w:lineRule="auto"/>
+              <w:spacing w:before="0" w:after="0" w:line="240" w:lineRule="auto"/>
               <w:ind w:left="0" w:right="0" w:firstLine="0"/>
             </w:pPr>
             <w:r>
@@ -13653,7 +13647,7 @@
             <w:pPr>
               <w:keepNext w:val="0"/>
               <w:keepLines w:val="0"/>
-              <w:spacing w:before="0" w:after="0" w:line="360" w:lineRule="auto"/>
+              <w:spacing w:before="0" w:after="0" w:line="240" w:lineRule="auto"/>
               <w:ind w:left="0" w:right="0" w:firstLine="0"/>
             </w:pPr>
             <w:r>
@@ -13671,7 +13665,7 @@
             <w:pPr>
               <w:keepNext w:val="0"/>
               <w:keepLines w:val="0"/>
-              <w:spacing w:before="0" w:after="0" w:line="360" w:lineRule="auto"/>
+              <w:spacing w:before="0" w:after="0" w:line="240" w:lineRule="auto"/>
               <w:ind w:left="0" w:right="0" w:firstLine="0"/>
             </w:pPr>
             <w:r>
@@ -13689,7 +13683,7 @@
             <w:pPr>
               <w:keepNext w:val="0"/>
               <w:keepLines w:val="0"/>
-              <w:spacing w:before="0" w:after="0" w:line="360" w:lineRule="auto"/>
+              <w:spacing w:before="0" w:after="0" w:line="240" w:lineRule="auto"/>
               <w:ind w:left="0" w:right="0" w:firstLine="0"/>
             </w:pPr>
             <w:r>
@@ -13707,7 +13701,7 @@
             <w:pPr>
               <w:keepNext w:val="0"/>
               <w:keepLines w:val="0"/>
-              <w:spacing w:before="0" w:after="0" w:line="360" w:lineRule="auto"/>
+              <w:spacing w:before="0" w:after="0" w:line="240" w:lineRule="auto"/>
               <w:ind w:left="0" w:right="0" w:firstLine="0"/>
             </w:pPr>
             <w:r>
@@ -13725,7 +13719,7 @@
             <w:pPr>
               <w:keepNext w:val="0"/>
               <w:keepLines w:val="0"/>
-              <w:spacing w:before="0" w:after="0" w:line="360" w:lineRule="auto"/>
+              <w:spacing w:before="0" w:after="0" w:line="240" w:lineRule="auto"/>
               <w:ind w:left="0" w:right="0" w:firstLine="0"/>
             </w:pPr>
             <w:r>
@@ -13743,7 +13737,7 @@
             <w:pPr>
               <w:keepNext w:val="0"/>
               <w:keepLines w:val="0"/>
-              <w:spacing w:before="0" w:after="0" w:line="360" w:lineRule="auto"/>
+              <w:spacing w:before="0" w:after="0" w:line="240" w:lineRule="auto"/>
               <w:ind w:left="0" w:right="0" w:firstLine="0"/>
             </w:pPr>
             <w:r>
@@ -13761,7 +13755,7 @@
             <w:pPr>
               <w:keepNext w:val="0"/>
               <w:keepLines w:val="0"/>
-              <w:spacing w:before="0" w:after="0" w:line="360" w:lineRule="auto"/>
+              <w:spacing w:before="0" w:after="0" w:line="240" w:lineRule="auto"/>
               <w:ind w:left="0" w:right="0" w:firstLine="0"/>
             </w:pPr>
             <w:r>
@@ -13779,7 +13773,7 @@
             <w:pPr>
               <w:keepNext w:val="0"/>
               <w:keepLines w:val="0"/>
-              <w:spacing w:before="0" w:after="0" w:line="360" w:lineRule="auto"/>
+              <w:spacing w:before="0" w:after="0" w:line="240" w:lineRule="auto"/>
               <w:ind w:left="0" w:right="0" w:firstLine="0"/>
             </w:pPr>
             <w:r>
@@ -13797,7 +13791,7 @@
             <w:pPr>
               <w:keepNext w:val="0"/>
               <w:keepLines w:val="0"/>
-              <w:spacing w:before="0" w:after="0" w:line="360" w:lineRule="auto"/>
+              <w:spacing w:before="0" w:after="0" w:line="240" w:lineRule="auto"/>
               <w:ind w:left="0" w:right="0" w:firstLine="0"/>
             </w:pPr>
             <w:r>
@@ -13815,7 +13809,7 @@
             <w:pPr>
               <w:keepNext w:val="0"/>
               <w:keepLines w:val="0"/>
-              <w:spacing w:before="0" w:after="0" w:line="360" w:lineRule="auto"/>
+              <w:spacing w:before="0" w:after="0" w:line="240" w:lineRule="auto"/>
               <w:ind w:left="0" w:right="0" w:firstLine="0"/>
             </w:pPr>
             <w:r>
@@ -13833,7 +13827,7 @@
             <w:pPr>
               <w:keepNext w:val="0"/>
               <w:keepLines w:val="0"/>
-              <w:spacing w:before="0" w:after="0" w:line="360" w:lineRule="auto"/>
+              <w:spacing w:before="0" w:after="0" w:line="240" w:lineRule="auto"/>
               <w:ind w:left="0" w:right="0" w:firstLine="0"/>
             </w:pPr>
             <w:r>
@@ -13851,7 +13845,7 @@
             <w:pPr>
               <w:keepNext w:val="0"/>
               <w:keepLines w:val="0"/>
-              <w:spacing w:before="0" w:after="0" w:line="360" w:lineRule="auto"/>
+              <w:spacing w:before="0" w:after="0" w:line="240" w:lineRule="auto"/>
               <w:ind w:left="0" w:right="0" w:firstLine="0"/>
             </w:pPr>
             <w:r>
@@ -13869,7 +13863,7 @@
             <w:pPr>
               <w:keepNext w:val="0"/>
               <w:keepLines w:val="0"/>
-              <w:spacing w:before="0" w:after="0" w:line="360" w:lineRule="auto"/>
+              <w:spacing w:before="0" w:after="0" w:line="240" w:lineRule="auto"/>
               <w:ind w:left="0" w:right="0" w:firstLine="0"/>
             </w:pPr>
             <w:r>
@@ -13887,7 +13881,7 @@
             <w:pPr>
               <w:keepNext w:val="0"/>
               <w:keepLines w:val="0"/>
-              <w:spacing w:before="0" w:after="0" w:line="360" w:lineRule="auto"/>
+              <w:spacing w:before="0" w:after="0" w:line="240" w:lineRule="auto"/>
               <w:ind w:left="0" w:right="0" w:firstLine="0"/>
             </w:pPr>
             <w:r>
@@ -13905,7 +13899,7 @@
             <w:pPr>
               <w:keepNext w:val="0"/>
               <w:keepLines w:val="0"/>
-              <w:spacing w:before="0" w:after="0" w:line="360" w:lineRule="auto"/>
+              <w:spacing w:before="0" w:after="0" w:line="240" w:lineRule="auto"/>
               <w:ind w:left="0" w:right="0" w:firstLine="0"/>
             </w:pPr>
             <w:r>
@@ -13923,7 +13917,7 @@
             <w:pPr>
               <w:keepNext w:val="0"/>
               <w:keepLines w:val="0"/>
-              <w:spacing w:before="0" w:after="0" w:line="360" w:lineRule="auto"/>
+              <w:spacing w:before="0" w:after="0" w:line="240" w:lineRule="auto"/>
               <w:ind w:left="0" w:right="0" w:firstLine="0"/>
             </w:pPr>
             <w:r>
@@ -13941,7 +13935,7 @@
             <w:pPr>
               <w:keepNext w:val="0"/>
               <w:keepLines w:val="0"/>
-              <w:spacing w:before="0" w:after="0" w:line="360" w:lineRule="auto"/>
+              <w:spacing w:before="0" w:after="0" w:line="240" w:lineRule="auto"/>
               <w:ind w:left="0" w:right="0" w:firstLine="0"/>
             </w:pPr>
             <w:r>
@@ -13959,7 +13953,7 @@
             <w:pPr>
               <w:keepNext w:val="0"/>
               <w:keepLines w:val="0"/>
-              <w:spacing w:before="0" w:after="0" w:line="360" w:lineRule="auto"/>
+              <w:spacing w:before="0" w:after="0" w:line="240" w:lineRule="auto"/>
               <w:ind w:left="0" w:right="0" w:firstLine="0"/>
             </w:pPr>
             <w:r>
@@ -13977,7 +13971,7 @@
             <w:pPr>
               <w:keepNext w:val="0"/>
               <w:keepLines w:val="0"/>
-              <w:spacing w:before="0" w:after="0" w:line="360" w:lineRule="auto"/>
+              <w:spacing w:before="0" w:after="0" w:line="240" w:lineRule="auto"/>
               <w:ind w:left="0" w:right="0" w:firstLine="0"/>
             </w:pPr>
             <w:r>
@@ -13995,7 +13989,7 @@
             <w:pPr>
               <w:keepNext w:val="0"/>
               <w:keepLines w:val="0"/>
-              <w:spacing w:before="0" w:after="0" w:line="360" w:lineRule="auto"/>
+              <w:spacing w:before="0" w:after="0" w:line="240" w:lineRule="auto"/>
               <w:ind w:left="0" w:right="0" w:firstLine="0"/>
             </w:pPr>
             <w:r>
@@ -14013,7 +14007,7 @@
             <w:pPr>
               <w:keepNext w:val="0"/>
               <w:keepLines w:val="0"/>
-              <w:spacing w:before="0" w:after="0" w:line="360" w:lineRule="auto"/>
+              <w:spacing w:before="0" w:after="0" w:line="240" w:lineRule="auto"/>
               <w:ind w:left="0" w:right="0" w:firstLine="0"/>
             </w:pPr>
             <w:r>
@@ -14031,7 +14025,7 @@
             <w:pPr>
               <w:keepNext w:val="0"/>
               <w:keepLines w:val="0"/>
-              <w:spacing w:before="0" w:after="0" w:line="360" w:lineRule="auto"/>
+              <w:spacing w:before="0" w:after="0" w:line="240" w:lineRule="auto"/>
               <w:ind w:left="0" w:right="0" w:firstLine="0"/>
             </w:pPr>
             <w:r>
@@ -14049,7 +14043,7 @@
             <w:pPr>
               <w:keepNext w:val="0"/>
               <w:keepLines w:val="0"/>
-              <w:spacing w:before="0" w:after="0" w:line="360" w:lineRule="auto"/>
+              <w:spacing w:before="0" w:after="0" w:line="240" w:lineRule="auto"/>
               <w:ind w:left="0" w:right="0" w:firstLine="0"/>
             </w:pPr>
             <w:r>
@@ -14067,7 +14061,7 @@
             <w:pPr>
               <w:keepNext w:val="0"/>
               <w:keepLines w:val="0"/>
-              <w:spacing w:before="0" w:after="0" w:line="360" w:lineRule="auto"/>
+              <w:spacing w:before="0" w:after="0" w:line="240" w:lineRule="auto"/>
               <w:ind w:left="0" w:right="0" w:firstLine="0"/>
             </w:pPr>
             <w:r>
@@ -14085,7 +14079,7 @@
             <w:pPr>
               <w:keepNext w:val="0"/>
               <w:keepLines w:val="0"/>
-              <w:spacing w:before="0" w:after="0" w:line="360" w:lineRule="auto"/>
+              <w:spacing w:before="0" w:after="0" w:line="240" w:lineRule="auto"/>
               <w:ind w:left="0" w:right="0" w:firstLine="0"/>
             </w:pPr>
             <w:r>
@@ -14103,7 +14097,7 @@
             <w:pPr>
               <w:keepNext w:val="0"/>
               <w:keepLines w:val="0"/>
-              <w:spacing w:before="0" w:after="0" w:line="360" w:lineRule="auto"/>
+              <w:spacing w:before="0" w:after="0" w:line="240" w:lineRule="auto"/>
               <w:ind w:left="0" w:right="0" w:firstLine="0"/>
             </w:pPr>
             <w:r>
@@ -14121,7 +14115,7 @@
             <w:pPr>
               <w:keepNext w:val="0"/>
               <w:keepLines w:val="0"/>
-              <w:spacing w:before="0" w:after="0" w:line="360" w:lineRule="auto"/>
+              <w:spacing w:before="0" w:after="0" w:line="240" w:lineRule="auto"/>
               <w:ind w:left="0" w:right="0" w:firstLine="0"/>
             </w:pPr>
             <w:r>
@@ -14139,7 +14133,7 @@
             <w:pPr>
               <w:keepNext w:val="0"/>
               <w:keepLines w:val="0"/>
-              <w:spacing w:before="0" w:after="0" w:line="360" w:lineRule="auto"/>
+              <w:spacing w:before="0" w:after="0" w:line="240" w:lineRule="auto"/>
               <w:ind w:left="0" w:right="0" w:firstLine="0"/>
             </w:pPr>
             <w:r>
@@ -14157,7 +14151,7 @@
             <w:pPr>
               <w:keepNext w:val="0"/>
               <w:keepLines w:val="0"/>
-              <w:spacing w:before="0" w:after="0" w:line="360" w:lineRule="auto"/>
+              <w:spacing w:before="0" w:after="0" w:line="240" w:lineRule="auto"/>
               <w:ind w:left="0" w:right="0" w:firstLine="0"/>
             </w:pPr>
             <w:r>
@@ -14175,7 +14169,7 @@
             <w:pPr>
               <w:keepNext w:val="0"/>
               <w:keepLines w:val="0"/>
-              <w:spacing w:before="0" w:after="0" w:line="360" w:lineRule="auto"/>
+              <w:spacing w:before="0" w:after="0" w:line="240" w:lineRule="auto"/>
               <w:ind w:left="0" w:right="0" w:firstLine="0"/>
             </w:pPr>
             <w:r>
@@ -14193,7 +14187,7 @@
             <w:pPr>
               <w:keepNext w:val="0"/>
               <w:keepLines w:val="0"/>
-              <w:spacing w:before="0" w:after="0" w:line="360" w:lineRule="auto"/>
+              <w:spacing w:before="0" w:after="0" w:line="240" w:lineRule="auto"/>
               <w:ind w:left="0" w:right="0" w:firstLine="0"/>
             </w:pPr>
             <w:r>
@@ -14211,7 +14205,7 @@
             <w:pPr>
               <w:keepNext w:val="0"/>
               <w:keepLines w:val="0"/>
-              <w:spacing w:before="0" w:after="0" w:line="360" w:lineRule="auto"/>
+              <w:spacing w:before="0" w:after="0" w:line="240" w:lineRule="auto"/>
               <w:ind w:left="0" w:right="0" w:firstLine="0"/>
             </w:pPr>
             <w:r>
@@ -14229,7 +14223,7 @@
             <w:pPr>
               <w:keepNext w:val="0"/>
               <w:keepLines w:val="0"/>
-              <w:spacing w:before="0" w:after="0" w:line="360" w:lineRule="auto"/>
+              <w:spacing w:before="0" w:after="0" w:line="240" w:lineRule="auto"/>
               <w:ind w:left="0" w:right="0" w:firstLine="0"/>
             </w:pPr>
             <w:r>
@@ -14247,7 +14241,7 @@
             <w:pPr>
               <w:keepNext w:val="0"/>
               <w:keepLines w:val="0"/>
-              <w:spacing w:before="0" w:after="0" w:line="360" w:lineRule="auto"/>
+              <w:spacing w:before="0" w:after="0" w:line="240" w:lineRule="auto"/>
               <w:ind w:left="0" w:right="0" w:firstLine="0"/>
             </w:pPr>
             <w:r>
@@ -14265,7 +14259,7 @@
             <w:pPr>
               <w:keepNext w:val="0"/>
               <w:keepLines w:val="0"/>
-              <w:spacing w:before="0" w:after="0" w:line="360" w:lineRule="auto"/>
+              <w:spacing w:before="0" w:after="0" w:line="240" w:lineRule="auto"/>
               <w:ind w:left="0" w:right="0" w:firstLine="0"/>
             </w:pPr>
             <w:r>
@@ -14283,7 +14277,7 @@
             <w:pPr>
               <w:keepNext w:val="0"/>
               <w:keepLines w:val="0"/>
-              <w:spacing w:before="0" w:after="0" w:line="360" w:lineRule="auto"/>
+              <w:spacing w:before="0" w:after="0" w:line="240" w:lineRule="auto"/>
               <w:ind w:left="0" w:right="0" w:firstLine="0"/>
             </w:pPr>
             <w:r>
@@ -14301,7 +14295,7 @@
             <w:pPr>
               <w:keepNext w:val="0"/>
               <w:keepLines w:val="0"/>
-              <w:spacing w:before="0" w:after="0" w:line="360" w:lineRule="auto"/>
+              <w:spacing w:before="0" w:after="0" w:line="240" w:lineRule="auto"/>
               <w:ind w:left="0" w:right="0" w:firstLine="0"/>
             </w:pPr>
             <w:r>
@@ -14319,7 +14313,7 @@
             <w:pPr>
               <w:keepNext w:val="0"/>
               <w:keepLines w:val="0"/>
-              <w:spacing w:before="0" w:after="0" w:line="360" w:lineRule="auto"/>
+              <w:spacing w:before="0" w:after="0" w:line="240" w:lineRule="auto"/>
               <w:ind w:left="0" w:right="0" w:firstLine="0"/>
             </w:pPr>
             <w:r>
@@ -14337,7 +14331,7 @@
             <w:pPr>
               <w:keepNext w:val="0"/>
               <w:keepLines w:val="0"/>
-              <w:spacing w:before="0" w:after="0" w:line="360" w:lineRule="auto"/>
+              <w:spacing w:before="0" w:after="0" w:line="240" w:lineRule="auto"/>
               <w:ind w:left="0" w:right="0" w:firstLine="0"/>
             </w:pPr>
             <w:r>
@@ -14355,7 +14349,7 @@
             <w:pPr>
               <w:keepNext w:val="0"/>
               <w:keepLines w:val="0"/>
-              <w:spacing w:before="0" w:after="0" w:line="360" w:lineRule="auto"/>
+              <w:spacing w:before="0" w:after="0" w:line="240" w:lineRule="auto"/>
               <w:ind w:left="0" w:right="0" w:firstLine="0"/>
             </w:pPr>
             <w:r>
@@ -14373,7 +14367,7 @@
             <w:pPr>
               <w:keepNext w:val="0"/>
               <w:keepLines w:val="0"/>
-              <w:spacing w:before="0" w:after="0" w:line="360" w:lineRule="auto"/>
+              <w:spacing w:before="0" w:after="0" w:line="240" w:lineRule="auto"/>
               <w:ind w:left="0" w:right="0" w:firstLine="0"/>
             </w:pPr>
             <w:r>
@@ -14391,7 +14385,7 @@
             <w:pPr>
               <w:keepNext w:val="0"/>
               <w:keepLines w:val="0"/>
-              <w:spacing w:before="0" w:after="0" w:line="360" w:lineRule="auto"/>
+              <w:spacing w:before="0" w:after="0" w:line="240" w:lineRule="auto"/>
               <w:ind w:left="0" w:right="0" w:firstLine="0"/>
             </w:pPr>
             <w:r>
@@ -14409,7 +14403,7 @@
             <w:pPr>
               <w:keepNext w:val="0"/>
               <w:keepLines w:val="0"/>
-              <w:spacing w:before="0" w:after="0" w:line="360" w:lineRule="auto"/>
+              <w:spacing w:before="0" w:after="0" w:line="240" w:lineRule="auto"/>
               <w:ind w:left="0" w:right="0" w:firstLine="0"/>
             </w:pPr>
             <w:r>
@@ -14427,7 +14421,7 @@
             <w:pPr>
               <w:keepNext w:val="0"/>
               <w:keepLines w:val="0"/>
-              <w:spacing w:before="0" w:after="0" w:line="360" w:lineRule="auto"/>
+              <w:spacing w:before="0" w:after="0" w:line="240" w:lineRule="auto"/>
               <w:ind w:left="0" w:right="0" w:firstLine="0"/>
             </w:pPr>
             <w:r>
@@ -14445,7 +14439,7 @@
             <w:pPr>
               <w:keepNext w:val="0"/>
               <w:keepLines w:val="0"/>
-              <w:spacing w:before="0" w:after="0" w:line="360" w:lineRule="auto"/>
+              <w:spacing w:before="0" w:after="0" w:line="240" w:lineRule="auto"/>
               <w:ind w:left="0" w:right="0" w:firstLine="0"/>
             </w:pPr>
             <w:r>
@@ -14463,7 +14457,7 @@
             <w:pPr>
               <w:keepNext w:val="0"/>
               <w:keepLines w:val="0"/>
-              <w:spacing w:before="0" w:after="0" w:line="360" w:lineRule="auto"/>
+              <w:spacing w:before="0" w:after="0" w:line="240" w:lineRule="auto"/>
               <w:ind w:left="0" w:right="0" w:firstLine="0"/>
             </w:pPr>
             <w:r>
@@ -14481,7 +14475,7 @@
             <w:pPr>
               <w:keepNext w:val="0"/>
               <w:keepLines w:val="0"/>
-              <w:spacing w:before="0" w:after="0" w:line="360" w:lineRule="auto"/>
+              <w:spacing w:before="0" w:after="0" w:line="240" w:lineRule="auto"/>
               <w:ind w:left="0" w:right="0" w:firstLine="0"/>
             </w:pPr>
             <w:r>
@@ -14499,7 +14493,7 @@
             <w:pPr>
               <w:keepNext w:val="0"/>
               <w:keepLines w:val="0"/>
-              <w:spacing w:before="0" w:after="0" w:line="360" w:lineRule="auto"/>
+              <w:spacing w:before="0" w:after="0" w:line="240" w:lineRule="auto"/>
               <w:ind w:left="0" w:right="0" w:firstLine="0"/>
             </w:pPr>
             <w:r>
@@ -14517,7 +14511,7 @@
             <w:pPr>
               <w:keepNext w:val="0"/>
               <w:keepLines w:val="0"/>
-              <w:spacing w:before="0" w:after="0" w:line="360" w:lineRule="auto"/>
+              <w:spacing w:before="0" w:after="0" w:line="240" w:lineRule="auto"/>
               <w:ind w:left="0" w:right="0" w:firstLine="0"/>
             </w:pPr>
             <w:r>
@@ -14535,7 +14529,7 @@
             <w:pPr>
               <w:keepNext w:val="0"/>
               <w:keepLines w:val="0"/>
-              <w:spacing w:before="0" w:after="0" w:line="360" w:lineRule="auto"/>
+              <w:spacing w:before="0" w:after="0" w:line="240" w:lineRule="auto"/>
               <w:ind w:left="0" w:right="0" w:firstLine="0"/>
             </w:pPr>
             <w:r>
@@ -14553,7 +14547,7 @@
             <w:pPr>
               <w:keepNext w:val="0"/>
               <w:keepLines w:val="0"/>
-              <w:spacing w:before="0" w:after="0" w:line="360" w:lineRule="auto"/>
+              <w:spacing w:before="0" w:after="0" w:line="240" w:lineRule="auto"/>
               <w:ind w:left="0" w:right="0" w:firstLine="0"/>
             </w:pPr>
             <w:r>
@@ -14571,7 +14565,7 @@
             <w:pPr>
               <w:keepNext w:val="0"/>
               <w:keepLines w:val="0"/>
-              <w:spacing w:before="0" w:after="0" w:line="360" w:lineRule="auto"/>
+              <w:spacing w:before="0" w:after="0" w:line="240" w:lineRule="auto"/>
               <w:ind w:left="0" w:right="0" w:firstLine="0"/>
             </w:pPr>
             <w:r>
@@ -14589,7 +14583,7 @@
             <w:pPr>
               <w:keepNext w:val="0"/>
               <w:keepLines w:val="0"/>
-              <w:spacing w:before="0" w:after="0" w:line="360" w:lineRule="auto"/>
+              <w:spacing w:before="0" w:after="0" w:line="240" w:lineRule="auto"/>
               <w:ind w:left="0" w:right="0" w:firstLine="0"/>
             </w:pPr>
             <w:r>
@@ -14607,7 +14601,7 @@
             <w:pPr>
               <w:keepNext w:val="0"/>
               <w:keepLines w:val="0"/>
-              <w:spacing w:before="0" w:after="0" w:line="360" w:lineRule="auto"/>
+              <w:spacing w:before="0" w:after="0" w:line="240" w:lineRule="auto"/>
               <w:ind w:left="0" w:right="0" w:firstLine="0"/>
             </w:pPr>
             <w:r>
@@ -14625,7 +14619,7 @@
             <w:pPr>
               <w:keepNext w:val="0"/>
               <w:keepLines w:val="0"/>
-              <w:spacing w:before="0" w:after="0" w:line="360" w:lineRule="auto"/>
+              <w:spacing w:before="0" w:after="0" w:line="240" w:lineRule="auto"/>
               <w:ind w:left="0" w:right="0" w:firstLine="0"/>
             </w:pPr>
             <w:r>
@@ -14643,7 +14637,7 @@
             <w:pPr>
               <w:keepNext w:val="0"/>
               <w:keepLines w:val="0"/>
-              <w:spacing w:before="0" w:after="0" w:line="360" w:lineRule="auto"/>
+              <w:spacing w:before="0" w:after="0" w:line="240" w:lineRule="auto"/>
               <w:ind w:left="0" w:right="0" w:firstLine="0"/>
             </w:pPr>
             <w:r>
@@ -14661,7 +14655,7 @@
             <w:pPr>
               <w:keepNext w:val="0"/>
               <w:keepLines w:val="0"/>
-              <w:spacing w:before="0" w:after="0" w:line="360" w:lineRule="auto"/>
+              <w:spacing w:before="0" w:after="0" w:line="240" w:lineRule="auto"/>
               <w:ind w:left="0" w:right="0" w:firstLine="0"/>
             </w:pPr>
             <w:r>
@@ -14679,7 +14673,7 @@
             <w:pPr>
               <w:keepNext w:val="0"/>
               <w:keepLines w:val="0"/>
-              <w:spacing w:before="0" w:after="0" w:line="360" w:lineRule="auto"/>
+              <w:spacing w:before="0" w:after="0" w:line="240" w:lineRule="auto"/>
               <w:ind w:left="0" w:right="0" w:firstLine="0"/>
             </w:pPr>
             <w:r>
@@ -14697,7 +14691,7 @@
             <w:pPr>
               <w:keepNext w:val="0"/>
               <w:keepLines w:val="0"/>
-              <w:spacing w:before="0" w:after="0" w:line="360" w:lineRule="auto"/>
+              <w:spacing w:before="0" w:after="0" w:line="240" w:lineRule="auto"/>
               <w:ind w:left="0" w:right="0" w:firstLine="0"/>
             </w:pPr>
             <w:r>
@@ -14715,7 +14709,7 @@
             <w:pPr>
               <w:keepNext w:val="0"/>
               <w:keepLines w:val="0"/>
-              <w:spacing w:before="0" w:after="0" w:line="360" w:lineRule="auto"/>
+              <w:spacing w:before="0" w:after="0" w:line="240" w:lineRule="auto"/>
               <w:ind w:left="0" w:right="0" w:firstLine="0"/>
             </w:pPr>
             <w:r>
@@ -14733,7 +14727,7 @@
             <w:pPr>
               <w:keepNext w:val="0"/>
               <w:keepLines w:val="0"/>
-              <w:spacing w:before="0" w:after="0" w:line="360" w:lineRule="auto"/>
+              <w:spacing w:before="0" w:after="0" w:line="240" w:lineRule="auto"/>
               <w:ind w:left="0" w:right="0" w:firstLine="0"/>
             </w:pPr>
             <w:r>
@@ -14751,7 +14745,7 @@
             <w:pPr>
               <w:keepNext w:val="0"/>
               <w:keepLines w:val="0"/>
-              <w:spacing w:before="0" w:after="0" w:line="360" w:lineRule="auto"/>
+              <w:spacing w:before="0" w:after="0" w:line="240" w:lineRule="auto"/>
               <w:ind w:left="0" w:right="0" w:firstLine="0"/>
             </w:pPr>
             <w:r>
@@ -14769,7 +14763,7 @@
             <w:pPr>
               <w:keepNext w:val="0"/>
               <w:keepLines w:val="0"/>
-              <w:spacing w:before="0" w:after="0" w:line="360" w:lineRule="auto"/>
+              <w:spacing w:before="0" w:after="0" w:line="240" w:lineRule="auto"/>
               <w:ind w:left="0" w:right="0" w:firstLine="0"/>
             </w:pPr>
             <w:r>
@@ -14787,7 +14781,7 @@
             <w:pPr>
               <w:keepNext w:val="0"/>
               <w:keepLines w:val="0"/>
-              <w:spacing w:before="0" w:after="0" w:line="360" w:lineRule="auto"/>
+              <w:spacing w:before="0" w:after="0" w:line="240" w:lineRule="auto"/>
               <w:ind w:left="0" w:right="0" w:firstLine="0"/>
             </w:pPr>
             <w:r>
@@ -14805,7 +14799,7 @@
             <w:pPr>
               <w:keepNext w:val="0"/>
               <w:keepLines w:val="0"/>
-              <w:spacing w:before="0" w:after="0" w:line="360" w:lineRule="auto"/>
+              <w:spacing w:before="0" w:after="0" w:line="240" w:lineRule="auto"/>
               <w:ind w:left="0" w:right="0" w:firstLine="0"/>
             </w:pPr>
             <w:r>
@@ -14823,7 +14817,7 @@
             <w:pPr>
               <w:keepNext w:val="0"/>
               <w:keepLines w:val="0"/>
-              <w:spacing w:before="0" w:after="0" w:line="360" w:lineRule="auto"/>
+              <w:spacing w:before="0" w:after="0" w:line="240" w:lineRule="auto"/>
               <w:ind w:left="0" w:right="0" w:firstLine="0"/>
             </w:pPr>
             <w:r>
@@ -14841,7 +14835,7 @@
             <w:pPr>
               <w:keepNext w:val="0"/>
               <w:keepLines w:val="0"/>
-              <w:spacing w:before="0" w:after="0" w:line="360" w:lineRule="auto"/>
+              <w:spacing w:before="0" w:after="0" w:line="240" w:lineRule="auto"/>
               <w:ind w:left="0" w:right="0" w:firstLine="0"/>
             </w:pPr>
             <w:r>
@@ -14859,7 +14853,7 @@
             <w:pPr>
               <w:keepNext w:val="0"/>
               <w:keepLines w:val="0"/>
-              <w:spacing w:before="0" w:after="0" w:line="360" w:lineRule="auto"/>
+              <w:spacing w:before="0" w:after="0" w:line="240" w:lineRule="auto"/>
               <w:ind w:left="0" w:right="0" w:firstLine="0"/>
             </w:pPr>
             <w:r>
@@ -14877,7 +14871,7 @@
             <w:pPr>
               <w:keepNext w:val="0"/>
               <w:keepLines w:val="0"/>
-              <w:spacing w:before="0" w:after="0" w:line="360" w:lineRule="auto"/>
+              <w:spacing w:before="0" w:after="0" w:line="240" w:lineRule="auto"/>
               <w:ind w:left="0" w:right="0" w:firstLine="0"/>
             </w:pPr>
             <w:r>
@@ -14895,7 +14889,7 @@
             <w:pPr>
               <w:keepNext w:val="0"/>
               <w:keepLines w:val="0"/>
-              <w:spacing w:before="0" w:after="0" w:line="360" w:lineRule="auto"/>
+              <w:spacing w:before="0" w:after="0" w:line="240" w:lineRule="auto"/>
               <w:ind w:left="0" w:right="0" w:firstLine="0"/>
             </w:pPr>
             <w:r>
@@ -14913,7 +14907,7 @@
             <w:pPr>
               <w:keepNext w:val="0"/>
               <w:keepLines w:val="0"/>
-              <w:spacing w:before="0" w:after="0" w:line="360" w:lineRule="auto"/>
+              <w:spacing w:before="0" w:after="0" w:line="240" w:lineRule="auto"/>
               <w:ind w:left="0" w:right="0" w:firstLine="0"/>
             </w:pPr>
             <w:r>
@@ -14931,24 +14925,24 @@
             <w:pPr>
               <w:keepNext w:val="0"/>
               <w:keepLines w:val="0"/>
-              <w:spacing w:before="0" w:after="0" w:line="360" w:lineRule="auto"/>
-              <w:ind w:left="0" w:right="0" w:firstLine="0"/>
-            </w:pPr>
-            <w:r>
-              <w:rPr>
-                <w:rFonts w:ascii="Courier New" w:hAnsi="Courier New" w:eastAsia="Courier New" w:cs="Courier New"/>
-                <w:b w:val="0"/>
-                <w:i w:val="0"/>
-                <w:color w:val="000000"/>
-                <w:sz w:val="22"/>
-              </w:rPr>
-            </w:r>
-          </w:p>
-          <w:p>
-            <w:pPr>
-              <w:keepNext w:val="0"/>
-              <w:keepLines w:val="0"/>
-              <w:spacing w:before="0" w:after="0" w:line="360" w:lineRule="auto"/>
+              <w:spacing w:before="0" w:after="0" w:line="240" w:lineRule="auto"/>
+              <w:ind w:left="0" w:right="0" w:firstLine="0"/>
+            </w:pPr>
+            <w:r>
+              <w:rPr>
+                <w:rFonts w:ascii="Courier New" w:hAnsi="Courier New" w:eastAsia="Courier New" w:cs="Courier New"/>
+                <w:b w:val="0"/>
+                <w:i w:val="0"/>
+                <w:color w:val="000000"/>
+                <w:sz w:val="22"/>
+              </w:rPr>
+            </w:r>
+          </w:p>
+          <w:p>
+            <w:pPr>
+              <w:keepNext w:val="0"/>
+              <w:keepLines w:val="0"/>
+              <w:spacing w:before="0" w:after="0" w:line="240" w:lineRule="auto"/>
               <w:ind w:left="0" w:right="0" w:firstLine="0"/>
             </w:pPr>
             <w:r>
@@ -14966,7 +14960,7 @@
             <w:pPr>
               <w:keepNext w:val="0"/>
               <w:keepLines w:val="0"/>
-              <w:spacing w:before="0" w:after="0" w:line="360" w:lineRule="auto"/>
+              <w:spacing w:before="0" w:after="0" w:line="240" w:lineRule="auto"/>
               <w:ind w:left="0" w:right="0" w:firstLine="0"/>
             </w:pPr>
             <w:r>
@@ -14984,7 +14978,7 @@
             <w:pPr>
               <w:keepNext w:val="0"/>
               <w:keepLines w:val="0"/>
-              <w:spacing w:before="0" w:after="0" w:line="360" w:lineRule="auto"/>
+              <w:spacing w:before="0" w:after="0" w:line="240" w:lineRule="auto"/>
               <w:ind w:left="0" w:right="0" w:firstLine="0"/>
             </w:pPr>
             <w:r>
@@ -15002,7 +14996,7 @@
             <w:pPr>
               <w:keepNext w:val="0"/>
               <w:keepLines w:val="0"/>
-              <w:spacing w:before="0" w:after="0" w:line="360" w:lineRule="auto"/>
+              <w:spacing w:before="0" w:after="0" w:line="240" w:lineRule="auto"/>
               <w:ind w:left="0" w:right="0" w:firstLine="0"/>
             </w:pPr>
             <w:r>
@@ -15020,7 +15014,7 @@
             <w:pPr>
               <w:keepNext w:val="0"/>
               <w:keepLines w:val="0"/>
-              <w:spacing w:before="0" w:after="0" w:line="360" w:lineRule="auto"/>
+              <w:spacing w:before="0" w:after="0" w:line="240" w:lineRule="auto"/>
               <w:ind w:left="0" w:right="0" w:firstLine="0"/>
             </w:pPr>
             <w:r>
@@ -15038,7 +15032,7 @@
             <w:pPr>
               <w:keepNext w:val="0"/>
               <w:keepLines w:val="0"/>
-              <w:spacing w:before="0" w:after="0" w:line="360" w:lineRule="auto"/>
+              <w:spacing w:before="0" w:after="0" w:line="240" w:lineRule="auto"/>
               <w:ind w:left="0" w:right="0" w:firstLine="0"/>
             </w:pPr>
             <w:r>
@@ -15056,7 +15050,7 @@
             <w:pPr>
               <w:keepNext w:val="0"/>
               <w:keepLines w:val="0"/>
-              <w:spacing w:before="0" w:after="0" w:line="360" w:lineRule="auto"/>
+              <w:spacing w:before="0" w:after="0" w:line="240" w:lineRule="auto"/>
               <w:ind w:left="0" w:right="0" w:firstLine="0"/>
             </w:pPr>
             <w:r>
@@ -15074,7 +15068,7 @@
             <w:pPr>
               <w:keepNext w:val="0"/>
               <w:keepLines w:val="0"/>
-              <w:spacing w:before="0" w:after="0" w:line="360" w:lineRule="auto"/>
+              <w:spacing w:before="0" w:after="0" w:line="240" w:lineRule="auto"/>
               <w:ind w:left="0" w:right="0" w:firstLine="0"/>
             </w:pPr>
             <w:r>
@@ -15092,7 +15086,7 @@
             <w:pPr>
               <w:keepNext w:val="0"/>
               <w:keepLines w:val="0"/>
-              <w:spacing w:before="0" w:after="0" w:line="360" w:lineRule="auto"/>
+              <w:spacing w:before="0" w:after="0" w:line="240" w:lineRule="auto"/>
               <w:ind w:left="0" w:right="0" w:firstLine="0"/>
             </w:pPr>
             <w:r>
@@ -15110,7 +15104,7 @@
             <w:pPr>
               <w:keepNext w:val="0"/>
               <w:keepLines w:val="0"/>
-              <w:spacing w:before="0" w:after="0" w:line="360" w:lineRule="auto"/>
+              <w:spacing w:before="0" w:after="0" w:line="240" w:lineRule="auto"/>
               <w:ind w:left="0" w:right="0" w:firstLine="0"/>
             </w:pPr>
             <w:r>
@@ -15128,7 +15122,7 @@
             <w:pPr>
               <w:keepNext w:val="0"/>
               <w:keepLines w:val="0"/>
-              <w:spacing w:before="0" w:after="0" w:line="360" w:lineRule="auto"/>
+              <w:spacing w:before="0" w:after="0" w:line="240" w:lineRule="auto"/>
               <w:ind w:left="0" w:right="0" w:firstLine="0"/>
             </w:pPr>
             <w:r>
@@ -15146,7 +15140,7 @@
             <w:pPr>
               <w:keepNext w:val="0"/>
               <w:keepLines w:val="0"/>
-              <w:spacing w:before="0" w:after="0" w:line="360" w:lineRule="auto"/>
+              <w:spacing w:before="0" w:after="0" w:line="240" w:lineRule="auto"/>
               <w:ind w:left="0" w:right="0" w:firstLine="0"/>
             </w:pPr>
             <w:r>
@@ -15164,7 +15158,7 @@
             <w:pPr>
               <w:keepNext w:val="0"/>
               <w:keepLines w:val="0"/>
-              <w:spacing w:before="0" w:after="0" w:line="360" w:lineRule="auto"/>
+              <w:spacing w:before="0" w:after="0" w:line="240" w:lineRule="auto"/>
               <w:ind w:left="0" w:right="0" w:firstLine="0"/>
             </w:pPr>
             <w:r>
@@ -15182,7 +15176,7 @@
             <w:pPr>
               <w:keepNext w:val="0"/>
               <w:keepLines w:val="0"/>
-              <w:spacing w:before="0" w:after="0" w:line="360" w:lineRule="auto"/>
+              <w:spacing w:before="0" w:after="0" w:line="240" w:lineRule="auto"/>
               <w:ind w:left="0" w:right="0" w:firstLine="0"/>
             </w:pPr>
             <w:r>
@@ -15200,7 +15194,7 @@
             <w:pPr>
               <w:keepNext w:val="0"/>
               <w:keepLines w:val="0"/>
-              <w:spacing w:before="0" w:after="0" w:line="360" w:lineRule="auto"/>
+              <w:spacing w:before="0" w:after="0" w:line="240" w:lineRule="auto"/>
               <w:ind w:left="0" w:right="0" w:firstLine="0"/>
             </w:pPr>
             <w:r>
@@ -15218,7 +15212,7 @@
             <w:pPr>
               <w:keepNext w:val="0"/>
               <w:keepLines w:val="0"/>
-              <w:spacing w:before="0" w:after="0" w:line="360" w:lineRule="auto"/>
+              <w:spacing w:before="0" w:after="0" w:line="240" w:lineRule="auto"/>
               <w:ind w:left="0" w:right="0" w:firstLine="0"/>
             </w:pPr>
             <w:r>
@@ -15236,7 +15230,7 @@
             <w:pPr>
               <w:keepNext w:val="0"/>
               <w:keepLines w:val="0"/>
-              <w:spacing w:before="0" w:after="0" w:line="360" w:lineRule="auto"/>
+              <w:spacing w:before="0" w:after="0" w:line="240" w:lineRule="auto"/>
               <w:ind w:left="0" w:right="0" w:firstLine="0"/>
             </w:pPr>
             <w:r>
@@ -15254,7 +15248,7 @@
             <w:pPr>
               <w:keepNext w:val="0"/>
               <w:keepLines w:val="0"/>
-              <w:spacing w:before="0" w:after="0" w:line="360" w:lineRule="auto"/>
+              <w:spacing w:before="0" w:after="0" w:line="240" w:lineRule="auto"/>
               <w:ind w:left="0" w:right="0" w:firstLine="0"/>
             </w:pPr>
             <w:r>
@@ -15272,7 +15266,7 @@
             <w:pPr>
               <w:keepNext w:val="0"/>
               <w:keepLines w:val="0"/>
-              <w:spacing w:before="0" w:after="0" w:line="360" w:lineRule="auto"/>
+              <w:spacing w:before="0" w:after="0" w:line="240" w:lineRule="auto"/>
               <w:ind w:left="0" w:right="0" w:firstLine="0"/>
             </w:pPr>
             <w:r>
@@ -15290,7 +15284,7 @@
             <w:pPr>
               <w:keepNext w:val="0"/>
               <w:keepLines w:val="0"/>
-              <w:spacing w:before="0" w:after="0" w:line="360" w:lineRule="auto"/>
+              <w:spacing w:before="0" w:after="0" w:line="240" w:lineRule="auto"/>
               <w:ind w:left="0" w:right="0" w:firstLine="0"/>
             </w:pPr>
             <w:r>
@@ -15308,7 +15302,7 @@
             <w:pPr>
               <w:keepNext w:val="0"/>
               <w:keepLines w:val="0"/>
-              <w:spacing w:before="0" w:after="0" w:line="360" w:lineRule="auto"/>
+              <w:spacing w:before="0" w:after="0" w:line="240" w:lineRule="auto"/>
               <w:ind w:left="0" w:right="0" w:firstLine="0"/>
             </w:pPr>
             <w:r>
@@ -15326,7 +15320,7 @@
             <w:pPr>
               <w:keepNext w:val="0"/>
               <w:keepLines w:val="0"/>
-              <w:spacing w:before="0" w:after="0" w:line="360" w:lineRule="auto"/>
+              <w:spacing w:before="0" w:after="0" w:line="240" w:lineRule="auto"/>
               <w:ind w:left="0" w:right="0" w:firstLine="0"/>
             </w:pPr>
             <w:r>
@@ -15344,7 +15338,7 @@
             <w:pPr>
               <w:keepNext w:val="0"/>
               <w:keepLines w:val="0"/>
-              <w:spacing w:before="0" w:after="0" w:line="360" w:lineRule="auto"/>
+              <w:spacing w:before="0" w:after="0" w:line="240" w:lineRule="auto"/>
               <w:ind w:left="0" w:right="0" w:firstLine="0"/>
             </w:pPr>
             <w:r>
@@ -15362,7 +15356,7 @@
             <w:pPr>
               <w:keepNext w:val="0"/>
               <w:keepLines w:val="0"/>
-              <w:spacing w:before="0" w:after="0" w:line="360" w:lineRule="auto"/>
+              <w:spacing w:before="0" w:after="0" w:line="240" w:lineRule="auto"/>
               <w:ind w:left="0" w:right="0" w:firstLine="0"/>
             </w:pPr>
             <w:r>
@@ -15380,7 +15374,7 @@
             <w:pPr>
               <w:keepNext w:val="0"/>
               <w:keepLines w:val="0"/>
-              <w:spacing w:before="0" w:after="0" w:line="360" w:lineRule="auto"/>
+              <w:spacing w:before="0" w:after="0" w:line="240" w:lineRule="auto"/>
               <w:ind w:left="0" w:right="0" w:firstLine="0"/>
             </w:pPr>
             <w:r>
@@ -15398,7 +15392,7 @@
             <w:pPr>
               <w:keepNext w:val="0"/>
               <w:keepLines w:val="0"/>
-              <w:spacing w:before="0" w:after="0" w:line="360" w:lineRule="auto"/>
+              <w:spacing w:before="0" w:after="0" w:line="240" w:lineRule="auto"/>
               <w:ind w:left="0" w:right="0" w:firstLine="0"/>
             </w:pPr>
             <w:r>
@@ -15416,7 +15410,7 @@
             <w:pPr>
               <w:keepNext w:val="0"/>
               <w:keepLines w:val="0"/>
-              <w:spacing w:before="0" w:after="0" w:line="360" w:lineRule="auto"/>
+              <w:spacing w:before="0" w:after="0" w:line="240" w:lineRule="auto"/>
               <w:ind w:left="0" w:right="0" w:firstLine="0"/>
             </w:pPr>
             <w:r>
@@ -15434,7 +15428,7 @@
             <w:pPr>
               <w:keepNext w:val="0"/>
               <w:keepLines w:val="0"/>
-              <w:spacing w:before="0" w:after="0" w:line="360" w:lineRule="auto"/>
+              <w:spacing w:before="0" w:after="0" w:line="240" w:lineRule="auto"/>
               <w:ind w:left="0" w:right="0" w:firstLine="0"/>
             </w:pPr>
             <w:r>
@@ -15452,7 +15446,7 @@
             <w:pPr>
               <w:keepNext w:val="0"/>
               <w:keepLines w:val="0"/>
-              <w:spacing w:before="0" w:after="0" w:line="360" w:lineRule="auto"/>
+              <w:spacing w:before="0" w:after="0" w:line="240" w:lineRule="auto"/>
               <w:ind w:left="0" w:right="0" w:firstLine="0"/>
             </w:pPr>
             <w:r>
@@ -15470,7 +15464,7 @@
             <w:pPr>
               <w:keepNext w:val="0"/>
               <w:keepLines w:val="0"/>
-              <w:spacing w:before="0" w:after="0" w:line="360" w:lineRule="auto"/>
+              <w:spacing w:before="0" w:after="0" w:line="240" w:lineRule="auto"/>
               <w:ind w:left="0" w:right="0" w:firstLine="0"/>
             </w:pPr>
             <w:r>
@@ -15488,7 +15482,7 @@
             <w:pPr>
               <w:keepNext w:val="0"/>
               <w:keepLines w:val="0"/>
-              <w:spacing w:before="0" w:after="0" w:line="360" w:lineRule="auto"/>
+              <w:spacing w:before="0" w:after="0" w:line="240" w:lineRule="auto"/>
               <w:ind w:left="0" w:right="0" w:firstLine="0"/>
             </w:pPr>
             <w:r>
@@ -15506,7 +15500,7 @@
             <w:pPr>
               <w:keepNext w:val="0"/>
               <w:keepLines w:val="0"/>
-              <w:spacing w:before="0" w:after="0" w:line="360" w:lineRule="auto"/>
+              <w:spacing w:before="0" w:after="0" w:line="240" w:lineRule="auto"/>
               <w:ind w:left="0" w:right="0" w:firstLine="0"/>
             </w:pPr>
             <w:r>
@@ -15524,7 +15518,7 @@
             <w:pPr>
               <w:keepNext w:val="0"/>
               <w:keepLines w:val="0"/>
-              <w:spacing w:before="0" w:after="0" w:line="360" w:lineRule="auto"/>
+              <w:spacing w:before="0" w:after="0" w:line="240" w:lineRule="auto"/>
               <w:ind w:left="0" w:right="0" w:firstLine="0"/>
             </w:pPr>
             <w:r>
@@ -15542,7 +15536,7 @@
             <w:pPr>
               <w:keepNext w:val="0"/>
               <w:keepLines w:val="0"/>
-              <w:spacing w:before="0" w:after="0" w:line="360" w:lineRule="auto"/>
+              <w:spacing w:before="0" w:after="0" w:line="240" w:lineRule="auto"/>
               <w:ind w:left="0" w:right="0" w:firstLine="0"/>
             </w:pPr>
             <w:r>
@@ -15560,7 +15554,7 @@
             <w:pPr>
               <w:keepNext w:val="0"/>
               <w:keepLines w:val="0"/>
-              <w:spacing w:before="0" w:after="0" w:line="360" w:lineRule="auto"/>
+              <w:spacing w:before="0" w:after="0" w:line="240" w:lineRule="auto"/>
               <w:ind w:left="0" w:right="0" w:firstLine="0"/>
             </w:pPr>
             <w:r>
@@ -15578,7 +15572,7 @@
             <w:pPr>
               <w:keepNext w:val="0"/>
               <w:keepLines w:val="0"/>
-              <w:spacing w:before="0" w:after="0" w:line="360" w:lineRule="auto"/>
+              <w:spacing w:before="0" w:after="0" w:line="240" w:lineRule="auto"/>
               <w:ind w:left="0" w:right="0" w:firstLine="0"/>
             </w:pPr>
             <w:r>
@@ -15596,7 +15590,7 @@
             <w:pPr>
               <w:keepNext w:val="0"/>
               <w:keepLines w:val="0"/>
-              <w:spacing w:before="0" w:after="0" w:line="360" w:lineRule="auto"/>
+              <w:spacing w:before="0" w:after="0" w:line="240" w:lineRule="auto"/>
               <w:ind w:left="0" w:right="0" w:firstLine="0"/>
             </w:pPr>
             <w:r>
@@ -15614,7 +15608,7 @@
             <w:pPr>
               <w:keepNext w:val="0"/>
               <w:keepLines w:val="0"/>
-              <w:spacing w:before="0" w:after="0" w:line="360" w:lineRule="auto"/>
+              <w:spacing w:before="0" w:after="0" w:line="240" w:lineRule="auto"/>
               <w:ind w:left="0" w:right="0" w:firstLine="0"/>
             </w:pPr>
             <w:r>
@@ -15632,7 +15626,7 @@
             <w:pPr>
               <w:keepNext w:val="0"/>
               <w:keepLines w:val="0"/>
-              <w:spacing w:before="0" w:after="0" w:line="360" w:lineRule="auto"/>
+              <w:spacing w:before="0" w:after="0" w:line="240" w:lineRule="auto"/>
               <w:ind w:left="0" w:right="0" w:firstLine="0"/>
             </w:pPr>
             <w:r>
@@ -15650,7 +15644,7 @@
             <w:pPr>
               <w:keepNext w:val="0"/>
               <w:keepLines w:val="0"/>
-              <w:spacing w:before="0" w:after="0" w:line="360" w:lineRule="auto"/>
+              <w:spacing w:before="0" w:after="0" w:line="240" w:lineRule="auto"/>
               <w:ind w:left="0" w:right="0" w:firstLine="0"/>
             </w:pPr>
             <w:r>
@@ -15668,7 +15662,7 @@
             <w:pPr>
               <w:keepNext w:val="0"/>
               <w:keepLines w:val="0"/>
-              <w:spacing w:before="0" w:after="0" w:line="360" w:lineRule="auto"/>
+              <w:spacing w:before="0" w:after="0" w:line="240" w:lineRule="auto"/>
               <w:ind w:left="0" w:right="0" w:firstLine="0"/>
             </w:pPr>
             <w:r>
@@ -15686,7 +15680,7 @@
             <w:pPr>
               <w:keepNext w:val="0"/>
               <w:keepLines w:val="0"/>
-              <w:spacing w:before="0" w:after="0" w:line="360" w:lineRule="auto"/>
+              <w:spacing w:before="0" w:after="0" w:line="240" w:lineRule="auto"/>
               <w:ind w:left="0" w:right="0" w:firstLine="0"/>
             </w:pPr>
             <w:r>
@@ -15704,7 +15698,7 @@
             <w:pPr>
               <w:keepNext w:val="0"/>
               <w:keepLines w:val="0"/>
-              <w:spacing w:before="0" w:after="0" w:line="360" w:lineRule="auto"/>
+              <w:spacing w:before="0" w:after="0" w:line="240" w:lineRule="auto"/>
               <w:ind w:left="0" w:right="0" w:firstLine="0"/>
             </w:pPr>
             <w:r>
@@ -15722,24 +15716,24 @@
             <w:pPr>
               <w:keepNext w:val="0"/>
               <w:keepLines w:val="0"/>
-              <w:spacing w:before="0" w:after="0" w:line="360" w:lineRule="auto"/>
-              <w:ind w:left="0" w:right="0" w:firstLine="0"/>
-            </w:pPr>
-            <w:r>
-              <w:rPr>
-                <w:rFonts w:ascii="Courier New" w:hAnsi="Courier New" w:eastAsia="Courier New" w:cs="Courier New"/>
-                <w:b w:val="0"/>
-                <w:i w:val="0"/>
-                <w:color w:val="000000"/>
-                <w:sz w:val="22"/>
-              </w:rPr>
-            </w:r>
-          </w:p>
-          <w:p>
-            <w:pPr>
-              <w:keepNext w:val="0"/>
-              <w:keepLines w:val="0"/>
-              <w:spacing w:before="0" w:after="0" w:line="360" w:lineRule="auto"/>
+              <w:spacing w:before="0" w:after="0" w:line="240" w:lineRule="auto"/>
+              <w:ind w:left="0" w:right="0" w:firstLine="0"/>
+            </w:pPr>
+            <w:r>
+              <w:rPr>
+                <w:rFonts w:ascii="Courier New" w:hAnsi="Courier New" w:eastAsia="Courier New" w:cs="Courier New"/>
+                <w:b w:val="0"/>
+                <w:i w:val="0"/>
+                <w:color w:val="000000"/>
+                <w:sz w:val="22"/>
+              </w:rPr>
+            </w:r>
+          </w:p>
+          <w:p>
+            <w:pPr>
+              <w:keepNext w:val="0"/>
+              <w:keepLines w:val="0"/>
+              <w:spacing w:before="0" w:after="0" w:line="240" w:lineRule="auto"/>
               <w:ind w:left="0" w:right="0" w:firstLine="0"/>
             </w:pPr>
             <w:r>
@@ -15757,7 +15751,7 @@
             <w:pPr>
               <w:keepNext w:val="0"/>
               <w:keepLines w:val="0"/>
-              <w:spacing w:before="0" w:after="0" w:line="360" w:lineRule="auto"/>
+              <w:spacing w:before="0" w:after="0" w:line="240" w:lineRule="auto"/>
               <w:ind w:left="0" w:right="0" w:firstLine="0"/>
             </w:pPr>
             <w:r>
@@ -15775,7 +15769,7 @@
             <w:pPr>
               <w:keepNext w:val="0"/>
               <w:keepLines w:val="0"/>
-              <w:spacing w:before="0" w:after="0" w:line="360" w:lineRule="auto"/>
+              <w:spacing w:before="0" w:after="0" w:line="240" w:lineRule="auto"/>
               <w:ind w:left="0" w:right="0" w:firstLine="0"/>
             </w:pPr>
             <w:r>
@@ -15793,7 +15787,7 @@
             <w:pPr>
               <w:keepNext w:val="0"/>
               <w:keepLines w:val="0"/>
-              <w:spacing w:before="0" w:after="0" w:line="360" w:lineRule="auto"/>
+              <w:spacing w:before="0" w:after="0" w:line="240" w:lineRule="auto"/>
               <w:ind w:left="0" w:right="0" w:firstLine="0"/>
             </w:pPr>
             <w:r>
@@ -15811,7 +15805,7 @@
             <w:pPr>
               <w:keepNext w:val="0"/>
               <w:keepLines w:val="0"/>
-              <w:spacing w:before="0" w:after="0" w:line="360" w:lineRule="auto"/>
+              <w:spacing w:before="0" w:after="0" w:line="240" w:lineRule="auto"/>
               <w:ind w:left="0" w:right="0" w:firstLine="0"/>
             </w:pPr>
             <w:r>
@@ -15829,7 +15823,7 @@
             <w:pPr>
               <w:keepNext w:val="0"/>
               <w:keepLines w:val="0"/>
-              <w:spacing w:before="0" w:after="0" w:line="360" w:lineRule="auto"/>
+              <w:spacing w:before="0" w:after="0" w:line="240" w:lineRule="auto"/>
               <w:ind w:left="0" w:right="0" w:firstLine="0"/>
             </w:pPr>
             <w:r>
@@ -15847,7 +15841,7 @@
             <w:pPr>
               <w:keepNext w:val="0"/>
               <w:keepLines w:val="0"/>
-              <w:spacing w:before="0" w:after="0" w:line="360" w:lineRule="auto"/>
+              <w:spacing w:before="0" w:after="0" w:line="240" w:lineRule="auto"/>
               <w:ind w:left="0" w:right="0" w:firstLine="0"/>
             </w:pPr>
             <w:r>
@@ -15865,7 +15859,7 @@
             <w:pPr>
               <w:keepNext w:val="0"/>
               <w:keepLines w:val="0"/>
-              <w:spacing w:before="0" w:after="0" w:line="360" w:lineRule="auto"/>
+              <w:spacing w:before="0" w:after="0" w:line="240" w:lineRule="auto"/>
               <w:ind w:left="0" w:right="0" w:firstLine="0"/>
             </w:pPr>
             <w:r>
@@ -15883,7 +15877,7 @@
             <w:pPr>
               <w:keepNext w:val="0"/>
               <w:keepLines w:val="0"/>
-              <w:spacing w:before="0" w:after="0" w:line="360" w:lineRule="auto"/>
+              <w:spacing w:before="0" w:after="0" w:line="240" w:lineRule="auto"/>
               <w:ind w:left="0" w:right="0" w:firstLine="0"/>
             </w:pPr>
             <w:r>
@@ -15901,7 +15895,7 @@
             <w:pPr>
               <w:keepNext w:val="0"/>
               <w:keepLines w:val="0"/>
-              <w:spacing w:before="0" w:after="0" w:line="360" w:lineRule="auto"/>
+              <w:spacing w:before="0" w:after="0" w:line="240" w:lineRule="auto"/>
               <w:ind w:left="0" w:right="0" w:firstLine="0"/>
             </w:pPr>
             <w:r>
@@ -15919,7 +15913,7 @@
             <w:pPr>
               <w:keepNext w:val="0"/>
               <w:keepLines w:val="0"/>
-              <w:spacing w:before="0" w:after="0" w:line="360" w:lineRule="auto"/>
+              <w:spacing w:before="0" w:after="0" w:line="240" w:lineRule="auto"/>
               <w:ind w:left="0" w:right="0" w:firstLine="0"/>
             </w:pPr>
             <w:r>
@@ -15937,24 +15931,24 @@
             <w:pPr>
               <w:keepNext w:val="0"/>
               <w:keepLines w:val="0"/>
-              <w:spacing w:before="0" w:after="0" w:line="360" w:lineRule="auto"/>
-              <w:ind w:left="0" w:right="0" w:firstLine="0"/>
-            </w:pPr>
-            <w:r>
-              <w:rPr>
-                <w:rFonts w:ascii="Courier New" w:hAnsi="Courier New" w:eastAsia="Courier New" w:cs="Courier New"/>
-                <w:b w:val="0"/>
-                <w:i w:val="0"/>
-                <w:color w:val="000000"/>
-                <w:sz w:val="22"/>
-              </w:rPr>
-            </w:r>
-          </w:p>
-          <w:p>
-            <w:pPr>
-              <w:keepNext w:val="0"/>
-              <w:keepLines w:val="0"/>
-              <w:spacing w:before="0" w:after="0" w:line="360" w:lineRule="auto"/>
+              <w:spacing w:before="0" w:after="0" w:line="240" w:lineRule="auto"/>
+              <w:ind w:left="0" w:right="0" w:firstLine="0"/>
+            </w:pPr>
+            <w:r>
+              <w:rPr>
+                <w:rFonts w:ascii="Courier New" w:hAnsi="Courier New" w:eastAsia="Courier New" w:cs="Courier New"/>
+                <w:b w:val="0"/>
+                <w:i w:val="0"/>
+                <w:color w:val="000000"/>
+                <w:sz w:val="22"/>
+              </w:rPr>
+            </w:r>
+          </w:p>
+          <w:p>
+            <w:pPr>
+              <w:keepNext w:val="0"/>
+              <w:keepLines w:val="0"/>
+              <w:spacing w:before="0" w:after="0" w:line="240" w:lineRule="auto"/>
               <w:ind w:left="0" w:right="0" w:firstLine="0"/>
             </w:pPr>
             <w:r>
@@ -15972,7 +15966,7 @@
             <w:pPr>
               <w:keepNext w:val="0"/>
               <w:keepLines w:val="0"/>
-              <w:spacing w:before="0" w:after="0" w:line="360" w:lineRule="auto"/>
+              <w:spacing w:before="0" w:after="0" w:line="240" w:lineRule="auto"/>
               <w:ind w:left="0" w:right="0" w:firstLine="0"/>
             </w:pPr>
             <w:r>
@@ -15990,7 +15984,7 @@
             <w:pPr>
               <w:keepNext w:val="0"/>
               <w:keepLines w:val="0"/>
-              <w:spacing w:before="0" w:after="0" w:line="360" w:lineRule="auto"/>
+              <w:spacing w:before="0" w:after="0" w:line="240" w:lineRule="auto"/>
               <w:ind w:left="0" w:right="0" w:firstLine="0"/>
             </w:pPr>
             <w:r>
@@ -16008,7 +16002,7 @@
             <w:pPr>
               <w:keepNext w:val="0"/>
               <w:keepLines w:val="0"/>
-              <w:spacing w:before="0" w:after="0" w:line="360" w:lineRule="auto"/>
+              <w:spacing w:before="0" w:after="0" w:line="240" w:lineRule="auto"/>
               <w:ind w:left="0" w:right="0" w:firstLine="0"/>
             </w:pPr>
             <w:r>
@@ -16026,7 +16020,7 @@
             <w:pPr>
               <w:keepNext w:val="0"/>
               <w:keepLines w:val="0"/>
-              <w:spacing w:before="0" w:after="0" w:line="360" w:lineRule="auto"/>
+              <w:spacing w:before="0" w:after="0" w:line="240" w:lineRule="auto"/>
               <w:ind w:left="0" w:right="0" w:firstLine="0"/>
             </w:pPr>
             <w:r>
@@ -16044,7 +16038,7 @@
             <w:pPr>
               <w:keepNext w:val="0"/>
               <w:keepLines w:val="0"/>
-              <w:spacing w:before="0" w:after="0" w:line="360" w:lineRule="auto"/>
+              <w:spacing w:before="0" w:after="0" w:line="240" w:lineRule="auto"/>
               <w:ind w:left="0" w:right="0" w:firstLine="0"/>
             </w:pPr>
             <w:r>
@@ -16062,7 +16056,7 @@
             <w:pPr>
               <w:keepNext w:val="0"/>
               <w:keepLines w:val="0"/>
-              <w:spacing w:before="0" w:after="0" w:line="360" w:lineRule="auto"/>
+              <w:spacing w:before="0" w:after="0" w:line="240" w:lineRule="auto"/>
               <w:ind w:left="0" w:right="0" w:firstLine="0"/>
             </w:pPr>
             <w:r>
@@ -16080,7 +16074,7 @@
             <w:pPr>
               <w:keepNext w:val="0"/>
               <w:keepLines w:val="0"/>
-              <w:spacing w:before="0" w:after="0" w:line="360" w:lineRule="auto"/>
+              <w:spacing w:before="0" w:after="0" w:line="240" w:lineRule="auto"/>
               <w:ind w:left="0" w:right="0" w:firstLine="0"/>
             </w:pPr>
             <w:r>
@@ -16098,7 +16092,7 @@
             <w:pPr>
               <w:keepNext w:val="0"/>
               <w:keepLines w:val="0"/>
-              <w:spacing w:before="0" w:after="0" w:line="360" w:lineRule="auto"/>
+              <w:spacing w:before="0" w:after="0" w:line="240" w:lineRule="auto"/>
               <w:ind w:left="0" w:right="0" w:firstLine="0"/>
             </w:pPr>
             <w:r>
@@ -16116,7 +16110,7 @@
             <w:pPr>
               <w:keepNext w:val="0"/>
               <w:keepLines w:val="0"/>
-              <w:spacing w:before="0" w:after="0" w:line="360" w:lineRule="auto"/>
+              <w:spacing w:before="0" w:after="0" w:line="240" w:lineRule="auto"/>
               <w:ind w:left="0" w:right="0" w:firstLine="0"/>
             </w:pPr>
             <w:r>
@@ -16134,7 +16128,7 @@
             <w:pPr>
               <w:keepNext w:val="0"/>
               <w:keepLines w:val="0"/>
-              <w:spacing w:before="0" w:after="0" w:line="360" w:lineRule="auto"/>
+              <w:spacing w:before="0" w:after="0" w:line="240" w:lineRule="auto"/>
               <w:ind w:left="0" w:right="0" w:firstLine="0"/>
             </w:pPr>
             <w:r>
@@ -16152,7 +16146,7 @@
             <w:pPr>
               <w:keepNext w:val="0"/>
               <w:keepLines w:val="0"/>
-              <w:spacing w:before="0" w:after="0" w:line="360" w:lineRule="auto"/>
+              <w:spacing w:before="0" w:after="0" w:line="240" w:lineRule="auto"/>
               <w:ind w:left="0" w:right="0" w:firstLine="0"/>
             </w:pPr>
             <w:r>
@@ -16170,7 +16164,7 @@
             <w:pPr>
               <w:keepNext w:val="0"/>
               <w:keepLines w:val="0"/>
-              <w:spacing w:before="0" w:after="0" w:line="360" w:lineRule="auto"/>
+              <w:spacing w:before="0" w:after="0" w:line="240" w:lineRule="auto"/>
               <w:ind w:left="0" w:right="0" w:firstLine="0"/>
             </w:pPr>
             <w:r>
@@ -16188,7 +16182,7 @@
             <w:pPr>
               <w:keepNext w:val="0"/>
               <w:keepLines w:val="0"/>
-              <w:spacing w:before="0" w:after="0" w:line="360" w:lineRule="auto"/>
+              <w:spacing w:before="0" w:after="0" w:line="240" w:lineRule="auto"/>
               <w:ind w:left="0" w:right="0" w:firstLine="0"/>
             </w:pPr>
             <w:r>
@@ -16206,7 +16200,7 @@
             <w:pPr>
               <w:keepNext w:val="0"/>
               <w:keepLines w:val="0"/>
-              <w:spacing w:before="0" w:after="0" w:line="360" w:lineRule="auto"/>
+              <w:spacing w:before="0" w:after="0" w:line="240" w:lineRule="auto"/>
               <w:ind w:left="0" w:right="0" w:firstLine="0"/>
             </w:pPr>
             <w:r>
@@ -16224,7 +16218,7 @@
             <w:pPr>
               <w:keepNext w:val="0"/>
               <w:keepLines w:val="0"/>
-              <w:spacing w:before="0" w:after="0" w:line="360" w:lineRule="auto"/>
+              <w:spacing w:before="0" w:after="0" w:line="240" w:lineRule="auto"/>
               <w:ind w:left="0" w:right="0" w:firstLine="0"/>
             </w:pPr>
             <w:r>
@@ -16242,7 +16236,7 @@
             <w:pPr>
               <w:keepNext w:val="0"/>
               <w:keepLines w:val="0"/>
-              <w:spacing w:before="0" w:after="0" w:line="360" w:lineRule="auto"/>
+              <w:spacing w:before="0" w:after="0" w:line="240" w:lineRule="auto"/>
               <w:ind w:left="0" w:right="0" w:firstLine="0"/>
             </w:pPr>
             <w:r>

--- a/coursework-documents/COMP1786_CW2_Exercise_2_Logbook.docx
+++ b/coursework-documents/COMP1786_CW2_Exercise_2_Logbook.docx
@@ -15367,79 +15367,295 @@
                 <w:color w:val="000000"/>
                 <w:sz w:val="22"/>
               </w:rPr>
-              <w:t xml:space="preserve">            Text(</w:t>
-            </w:r>
-          </w:p>
-          <w:p>
-            <w:pPr>
-              <w:keepNext w:val="0"/>
-              <w:keepLines w:val="0"/>
-              <w:spacing w:before="0" w:after="0" w:line="240" w:lineRule="auto"/>
-              <w:ind w:left="0" w:right="0" w:firstLine="0"/>
-            </w:pPr>
-            <w:r>
-              <w:rPr>
-                <w:rFonts w:ascii="Courier New" w:hAnsi="Courier New" w:eastAsia="Courier New" w:cs="Courier New"/>
-                <w:b w:val="0"/>
-                <w:i w:val="0"/>
-                <w:color w:val="000000"/>
-                <w:sz w:val="22"/>
-              </w:rPr>
-              <w:t xml:space="preserve">                "${item.event.eventType.label} • ${item.event.status.label}",</w:t>
-            </w:r>
-          </w:p>
-          <w:p>
-            <w:pPr>
-              <w:keepNext w:val="0"/>
-              <w:keepLines w:val="0"/>
-              <w:spacing w:before="0" w:after="0" w:line="240" w:lineRule="auto"/>
-              <w:ind w:left="0" w:right="0" w:firstLine="0"/>
-            </w:pPr>
-            <w:r>
-              <w:rPr>
-                <w:rFonts w:ascii="Courier New" w:hAnsi="Courier New" w:eastAsia="Courier New" w:cs="Courier New"/>
-                <w:b w:val="0"/>
-                <w:i w:val="0"/>
-                <w:color w:val="000000"/>
-                <w:sz w:val="22"/>
-              </w:rPr>
-              <w:t xml:space="preserve">                style = MaterialTheme.typography.labelLarge,</w:t>
-            </w:r>
-          </w:p>
-          <w:p>
-            <w:pPr>
-              <w:keepNext w:val="0"/>
-              <w:keepLines w:val="0"/>
-              <w:spacing w:before="0" w:after="0" w:line="240" w:lineRule="auto"/>
-              <w:ind w:left="0" w:right="0" w:firstLine="0"/>
-            </w:pPr>
-            <w:r>
-              <w:rPr>
-                <w:rFonts w:ascii="Courier New" w:hAnsi="Courier New" w:eastAsia="Courier New" w:cs="Courier New"/>
-                <w:b w:val="0"/>
-                <w:i w:val="0"/>
-                <w:color w:val="000000"/>
-                <w:sz w:val="22"/>
-              </w:rPr>
-              <w:t xml:space="preserve">                color = MaterialTheme.colorScheme.primary</w:t>
-            </w:r>
-          </w:p>
-          <w:p>
-            <w:pPr>
-              <w:keepNext w:val="0"/>
-              <w:keepLines w:val="0"/>
-              <w:spacing w:before="0" w:after="0" w:line="240" w:lineRule="auto"/>
-              <w:ind w:left="0" w:right="0" w:firstLine="0"/>
-            </w:pPr>
-            <w:r>
-              <w:rPr>
-                <w:rFonts w:ascii="Courier New" w:hAnsi="Courier New" w:eastAsia="Courier New" w:cs="Courier New"/>
-                <w:b w:val="0"/>
-                <w:i w:val="0"/>
-                <w:color w:val="000000"/>
-                <w:sz w:val="22"/>
-              </w:rPr>
-              <w:t xml:space="preserve">            )</w:t>
+              <w:t xml:space="preserve">            Row(</w:t>
+            </w:r>
+          </w:p>
+          <w:p>
+            <w:pPr>
+              <w:keepNext w:val="0"/>
+              <w:keepLines w:val="0"/>
+              <w:spacing w:before="0" w:after="0" w:line="240" w:lineRule="auto"/>
+              <w:ind w:left="0" w:right="0" w:firstLine="0"/>
+            </w:pPr>
+            <w:r>
+              <w:rPr>
+                <w:rFonts w:ascii="Courier New" w:hAnsi="Courier New" w:eastAsia="Courier New" w:cs="Courier New"/>
+                <w:b w:val="0"/>
+                <w:i w:val="0"/>
+                <w:color w:val="000000"/>
+                <w:sz w:val="22"/>
+              </w:rPr>
+              <w:t xml:space="preserve">                modifier = Modifier.fillMaxWidth(),</w:t>
+            </w:r>
+          </w:p>
+          <w:p>
+            <w:pPr>
+              <w:keepNext w:val="0"/>
+              <w:keepLines w:val="0"/>
+              <w:spacing w:before="0" w:after="0" w:line="240" w:lineRule="auto"/>
+              <w:ind w:left="0" w:right="0" w:firstLine="0"/>
+            </w:pPr>
+            <w:r>
+              <w:rPr>
+                <w:rFonts w:ascii="Courier New" w:hAnsi="Courier New" w:eastAsia="Courier New" w:cs="Courier New"/>
+                <w:b w:val="0"/>
+                <w:i w:val="0"/>
+                <w:color w:val="000000"/>
+                <w:sz w:val="22"/>
+              </w:rPr>
+              <w:t xml:space="preserve">                horizontalArrangement = Arrangement.spacedBy(12.dp)</w:t>
+            </w:r>
+          </w:p>
+          <w:p>
+            <w:pPr>
+              <w:keepNext w:val="0"/>
+              <w:keepLines w:val="0"/>
+              <w:spacing w:before="0" w:after="0" w:line="240" w:lineRule="auto"/>
+              <w:ind w:left="0" w:right="0" w:firstLine="0"/>
+            </w:pPr>
+            <w:r>
+              <w:rPr>
+                <w:rFonts w:ascii="Courier New" w:hAnsi="Courier New" w:eastAsia="Courier New" w:cs="Courier New"/>
+                <w:b w:val="0"/>
+                <w:i w:val="0"/>
+                <w:color w:val="000000"/>
+                <w:sz w:val="22"/>
+              </w:rPr>
+              <w:t xml:space="preserve">            ) {</w:t>
+            </w:r>
+          </w:p>
+          <w:p>
+            <w:pPr>
+              <w:keepNext w:val="0"/>
+              <w:keepLines w:val="0"/>
+              <w:spacing w:before="0" w:after="0" w:line="240" w:lineRule="auto"/>
+              <w:ind w:left="0" w:right="0" w:firstLine="0"/>
+            </w:pPr>
+            <w:r>
+              <w:rPr>
+                <w:rFonts w:ascii="Courier New" w:hAnsi="Courier New" w:eastAsia="Courier New" w:cs="Courier New"/>
+                <w:b w:val="0"/>
+                <w:i w:val="0"/>
+                <w:color w:val="000000"/>
+                <w:sz w:val="22"/>
+              </w:rPr>
+              <w:t xml:space="preserve">                Text(</w:t>
+            </w:r>
+          </w:p>
+          <w:p>
+            <w:pPr>
+              <w:keepNext w:val="0"/>
+              <w:keepLines w:val="0"/>
+              <w:spacing w:before="0" w:after="0" w:line="240" w:lineRule="auto"/>
+              <w:ind w:left="0" w:right="0" w:firstLine="0"/>
+            </w:pPr>
+            <w:r>
+              <w:rPr>
+                <w:rFonts w:ascii="Courier New" w:hAnsi="Courier New" w:eastAsia="Courier New" w:cs="Courier New"/>
+                <w:b w:val="0"/>
+                <w:i w:val="0"/>
+                <w:color w:val="000000"/>
+                <w:sz w:val="22"/>
+              </w:rPr>
+              <w:t xml:space="preserve">                    "Type: ${item.event.eventType.label}",</w:t>
+            </w:r>
+          </w:p>
+          <w:p>
+            <w:pPr>
+              <w:keepNext w:val="0"/>
+              <w:keepLines w:val="0"/>
+              <w:spacing w:before="0" w:after="0" w:line="240" w:lineRule="auto"/>
+              <w:ind w:left="0" w:right="0" w:firstLine="0"/>
+            </w:pPr>
+            <w:r>
+              <w:rPr>
+                <w:rFonts w:ascii="Courier New" w:hAnsi="Courier New" w:eastAsia="Courier New" w:cs="Courier New"/>
+                <w:b w:val="0"/>
+                <w:i w:val="0"/>
+                <w:color w:val="000000"/>
+                <w:sz w:val="22"/>
+              </w:rPr>
+              <w:t xml:space="preserve">                    modifier = Modifier.weight(1f),</w:t>
+            </w:r>
+          </w:p>
+          <w:p>
+            <w:pPr>
+              <w:keepNext w:val="0"/>
+              <w:keepLines w:val="0"/>
+              <w:spacing w:before="0" w:after="0" w:line="240" w:lineRule="auto"/>
+              <w:ind w:left="0" w:right="0" w:firstLine="0"/>
+            </w:pPr>
+            <w:r>
+              <w:rPr>
+                <w:rFonts w:ascii="Courier New" w:hAnsi="Courier New" w:eastAsia="Courier New" w:cs="Courier New"/>
+                <w:b w:val="0"/>
+                <w:i w:val="0"/>
+                <w:color w:val="000000"/>
+                <w:sz w:val="22"/>
+              </w:rPr>
+              <w:t xml:space="preserve">                    style = MaterialTheme.typography.labelLarge,</w:t>
+            </w:r>
+          </w:p>
+          <w:p>
+            <w:pPr>
+              <w:keepNext w:val="0"/>
+              <w:keepLines w:val="0"/>
+              <w:spacing w:before="0" w:after="0" w:line="240" w:lineRule="auto"/>
+              <w:ind w:left="0" w:right="0" w:firstLine="0"/>
+            </w:pPr>
+            <w:r>
+              <w:rPr>
+                <w:rFonts w:ascii="Courier New" w:hAnsi="Courier New" w:eastAsia="Courier New" w:cs="Courier New"/>
+                <w:b w:val="0"/>
+                <w:i w:val="0"/>
+                <w:color w:val="000000"/>
+                <w:sz w:val="22"/>
+              </w:rPr>
+              <w:t xml:space="preserve">                    color = MaterialTheme.colorScheme.primary</w:t>
+            </w:r>
+          </w:p>
+          <w:p>
+            <w:pPr>
+              <w:keepNext w:val="0"/>
+              <w:keepLines w:val="0"/>
+              <w:spacing w:before="0" w:after="0" w:line="240" w:lineRule="auto"/>
+              <w:ind w:left="0" w:right="0" w:firstLine="0"/>
+            </w:pPr>
+            <w:r>
+              <w:rPr>
+                <w:rFonts w:ascii="Courier New" w:hAnsi="Courier New" w:eastAsia="Courier New" w:cs="Courier New"/>
+                <w:b w:val="0"/>
+                <w:i w:val="0"/>
+                <w:color w:val="000000"/>
+                <w:sz w:val="22"/>
+              </w:rPr>
+              <w:t xml:space="preserve">                )</w:t>
+            </w:r>
+          </w:p>
+          <w:p>
+            <w:pPr>
+              <w:keepNext w:val="0"/>
+              <w:keepLines w:val="0"/>
+              <w:spacing w:before="0" w:after="0" w:line="240" w:lineRule="auto"/>
+              <w:ind w:left="0" w:right="0" w:firstLine="0"/>
+            </w:pPr>
+            <w:r>
+              <w:rPr>
+                <w:rFonts w:ascii="Courier New" w:hAnsi="Courier New" w:eastAsia="Courier New" w:cs="Courier New"/>
+                <w:b w:val="0"/>
+                <w:i w:val="0"/>
+                <w:color w:val="000000"/>
+                <w:sz w:val="22"/>
+              </w:rPr>
+              <w:t xml:space="preserve">                Text(</w:t>
+            </w:r>
+          </w:p>
+          <w:p>
+            <w:pPr>
+              <w:keepNext w:val="0"/>
+              <w:keepLines w:val="0"/>
+              <w:spacing w:before="0" w:after="0" w:line="240" w:lineRule="auto"/>
+              <w:ind w:left="0" w:right="0" w:firstLine="0"/>
+            </w:pPr>
+            <w:r>
+              <w:rPr>
+                <w:rFonts w:ascii="Courier New" w:hAnsi="Courier New" w:eastAsia="Courier New" w:cs="Courier New"/>
+                <w:b w:val="0"/>
+                <w:i w:val="0"/>
+                <w:color w:val="000000"/>
+                <w:sz w:val="22"/>
+              </w:rPr>
+              <w:t xml:space="preserve">                    "Status: ${item.event.status.label}",</w:t>
+            </w:r>
+          </w:p>
+          <w:p>
+            <w:pPr>
+              <w:keepNext w:val="0"/>
+              <w:keepLines w:val="0"/>
+              <w:spacing w:before="0" w:after="0" w:line="240" w:lineRule="auto"/>
+              <w:ind w:left="0" w:right="0" w:firstLine="0"/>
+            </w:pPr>
+            <w:r>
+              <w:rPr>
+                <w:rFonts w:ascii="Courier New" w:hAnsi="Courier New" w:eastAsia="Courier New" w:cs="Courier New"/>
+                <w:b w:val="0"/>
+                <w:i w:val="0"/>
+                <w:color w:val="000000"/>
+                <w:sz w:val="22"/>
+              </w:rPr>
+              <w:t xml:space="preserve">                    modifier = Modifier.weight(1f),</w:t>
+            </w:r>
+          </w:p>
+          <w:p>
+            <w:pPr>
+              <w:keepNext w:val="0"/>
+              <w:keepLines w:val="0"/>
+              <w:spacing w:before="0" w:after="0" w:line="240" w:lineRule="auto"/>
+              <w:ind w:left="0" w:right="0" w:firstLine="0"/>
+            </w:pPr>
+            <w:r>
+              <w:rPr>
+                <w:rFonts w:ascii="Courier New" w:hAnsi="Courier New" w:eastAsia="Courier New" w:cs="Courier New"/>
+                <w:b w:val="0"/>
+                <w:i w:val="0"/>
+                <w:color w:val="000000"/>
+                <w:sz w:val="22"/>
+              </w:rPr>
+              <w:t xml:space="preserve">                    style = MaterialTheme.typography.labelLarge,</w:t>
+            </w:r>
+          </w:p>
+          <w:p>
+            <w:pPr>
+              <w:keepNext w:val="0"/>
+              <w:keepLines w:val="0"/>
+              <w:spacing w:before="0" w:after="0" w:line="240" w:lineRule="auto"/>
+              <w:ind w:left="0" w:right="0" w:firstLine="0"/>
+            </w:pPr>
+            <w:r>
+              <w:rPr>
+                <w:rFonts w:ascii="Courier New" w:hAnsi="Courier New" w:eastAsia="Courier New" w:cs="Courier New"/>
+                <w:b w:val="0"/>
+                <w:i w:val="0"/>
+                <w:color w:val="000000"/>
+                <w:sz w:val="22"/>
+              </w:rPr>
+              <w:t xml:space="preserve">                    color = MaterialTheme.colorScheme.secondary</w:t>
+            </w:r>
+          </w:p>
+          <w:p>
+            <w:pPr>
+              <w:keepNext w:val="0"/>
+              <w:keepLines w:val="0"/>
+              <w:spacing w:before="0" w:after="0" w:line="240" w:lineRule="auto"/>
+              <w:ind w:left="0" w:right="0" w:firstLine="0"/>
+            </w:pPr>
+            <w:r>
+              <w:rPr>
+                <w:rFonts w:ascii="Courier New" w:hAnsi="Courier New" w:eastAsia="Courier New" w:cs="Courier New"/>
+                <w:b w:val="0"/>
+                <w:i w:val="0"/>
+                <w:color w:val="000000"/>
+                <w:sz w:val="22"/>
+              </w:rPr>
+              <w:t xml:space="preserve">                )</w:t>
+            </w:r>
+          </w:p>
+          <w:p>
+            <w:pPr>
+              <w:keepNext w:val="0"/>
+              <w:keepLines w:val="0"/>
+              <w:spacing w:before="0" w:after="0" w:line="240" w:lineRule="auto"/>
+              <w:ind w:left="0" w:right="0" w:firstLine="0"/>
+            </w:pPr>
+            <w:r>
+              <w:rPr>
+                <w:rFonts w:ascii="Courier New" w:hAnsi="Courier New" w:eastAsia="Courier New" w:cs="Courier New"/>
+                <w:b w:val="0"/>
+                <w:i w:val="0"/>
+                <w:color w:val="000000"/>
+                <w:sz w:val="22"/>
+              </w:rPr>
+              <w:t xml:space="preserve">            }</w:t>
             </w:r>
           </w:p>
           <w:p>

--- a/coursework-documents/COMP1786_CW2_Exercise_2_Logbook.docx
+++ b/coursework-documents/COMP1786_CW2_Exercise_2_Logbook.docx
@@ -475,7 +475,7 @@
           <w:color w:val="000000"/>
           <w:sz w:val="22"/>
         </w:rPr>
-        <w:t>The native code and automated checks are complete. This computer has no configured Android virtual device, so the clearly marked panels below must be replaced with genuine screenshots captured from a device or emulator before submission.</w:t>
+        <w:t>The following genuine Android screenshots show the completed exercise, valid unit conversions and input validation on a running device or emulator.</w:t>
       </w:r>
     </w:p>
     <w:p>
@@ -507,18 +507,17 @@
         <w:tc>
           <w:tcPr>
             <w:tcW w:type="dxa" w:w="9922"/>
-            <w:shd w:fill="FFF2CC"/>
             <w:tcBorders>
-              <w:top w:val="single" w:sz="14" w:color="FFC000"/>
-              <w:left w:val="single" w:sz="14" w:color="FFC000"/>
-              <w:bottom w:val="single" w:sz="14" w:color="FFC000"/>
-              <w:right w:val="single" w:sz="14" w:color="FFC000"/>
+              <w:top w:val="single" w:sz="8" w:color="F2F2F2"/>
+              <w:left w:val="single" w:sz="8" w:color="F2F2F2"/>
+              <w:bottom w:val="single" w:sz="8" w:color="F2F2F2"/>
+              <w:right w:val="single" w:sz="8" w:color="F2F2F2"/>
             </w:tcBorders>
             <w:tcMar>
-              <w:top w:w="220" w:type="dxa"/>
-              <w:start w:w="220" w:type="dxa"/>
-              <w:bottom w:w="220" w:type="dxa"/>
-              <w:end w:w="220" w:type="dxa"/>
+              <w:top w:w="120" w:type="dxa"/>
+              <w:start w:w="120" w:type="dxa"/>
+              <w:bottom w:w="120" w:type="dxa"/>
+              <w:end w:w="120" w:type="dxa"/>
             </w:tcMar>
             <w:vAlign w:val="center"/>
           </w:tcPr>
@@ -530,44 +529,41 @@
             <w:r>
               <w:rPr>
                 <w:rFonts w:ascii="Arial" w:hAnsi="Arial" w:eastAsia="Arial" w:cs="Arial"/>
-                <w:b/>
-                <w:i w:val="0"/>
-                <w:color w:val="000000"/>
-                <w:sz w:val="28"/>
-              </w:rPr>
-              <w:t>GENUINE ANDROID SCREENSHOT REQUIRED</w:t>
-            </w:r>
-          </w:p>
-          <w:p>
-            <w:pPr>
-              <w:spacing w:line="360" w:lineRule="auto"/>
-              <w:jc w:val="center"/>
-            </w:pPr>
-            <w:r>
-              <w:rPr>
-                <w:rFonts w:ascii="Arial" w:hAnsi="Arial" w:eastAsia="Arial" w:cs="Arial"/>
-                <w:b w:val="0"/>
-                <w:i w:val="0"/>
-                <w:color w:val="000000"/>
-                <w:sz w:val="22"/>
-              </w:rPr>
-              <w:t>Run app after clearing its data and capture No events yet plus the New event action.</w:t>
-            </w:r>
-          </w:p>
-          <w:p>
-            <w:pPr>
-              <w:spacing w:line="360" w:lineRule="auto"/>
-              <w:jc w:val="center"/>
-            </w:pPr>
-            <w:r>
-              <w:rPr>
-                <w:rFonts w:ascii="Arial" w:hAnsi="Arial" w:eastAsia="Arial" w:cs="Arial"/>
-                <w:b/>
-                <w:i w:val="0"/>
-                <w:color w:val="000000"/>
-                <w:sz w:val="22"/>
-              </w:rPr>
-              <w:t>Replace this entire yellow panel with the screenshot.</w:t>
+                <w:color w:val="000000"/>
+                <w:sz w:val="22"/>
+              </w:rPr>
+              <w:drawing>
+                <wp:inline xmlns:a="http://schemas.openxmlformats.org/drawingml/2006/main" xmlns:pic="http://schemas.openxmlformats.org/drawingml/2006/picture">
+                  <wp:extent cx="2651760" cy="5913332"/>
+                  <wp:docPr id="1" name="Picture 1" descr="BMI Calculator screenshot showing empty event list. The initial list and the entry point for adding an event."/>
+                  <wp:cNvGraphicFramePr>
+                    <a:graphicFrameLocks noChangeAspect="1"/>
+                  </wp:cNvGraphicFramePr>
+                  <a:graphic>
+                    <a:graphicData uri="http://schemas.openxmlformats.org/drawingml/2006/picture">
+                      <pic:pic>
+                        <pic:nvPicPr>
+                          <pic:cNvPr id="0" name="admin-empty-state.jpg"/>
+                          <pic:cNvPicPr/>
+                        </pic:nvPicPr>
+                        <pic:blipFill>
+                          <a:blip r:embed="rId13"/>
+                          <a:stretch>
+                            <a:fillRect/>
+                          </a:stretch>
+                        </pic:blipFill>
+                        <pic:spPr>
+                          <a:xfrm>
+                            <a:off x="0" y="0"/>
+                            <a:ext cx="2651760" cy="5913332"/>
+                          </a:xfrm>
+                          <a:prstGeom prst="rect"/>
+                        </pic:spPr>
+                      </pic:pic>
+                    </a:graphicData>
+                  </a:graphic>
+                </wp:inline>
+              </w:drawing>
             </w:r>
           </w:p>
         </w:tc>
@@ -630,18 +626,17 @@
         <w:tc>
           <w:tcPr>
             <w:tcW w:type="dxa" w:w="9922"/>
-            <w:shd w:fill="FFF2CC"/>
             <w:tcBorders>
-              <w:top w:val="single" w:sz="14" w:color="FFC000"/>
-              <w:left w:val="single" w:sz="14" w:color="FFC000"/>
-              <w:bottom w:val="single" w:sz="14" w:color="FFC000"/>
-              <w:right w:val="single" w:sz="14" w:color="FFC000"/>
+              <w:top w:val="single" w:sz="8" w:color="F2F2F2"/>
+              <w:left w:val="single" w:sz="8" w:color="F2F2F2"/>
+              <w:bottom w:val="single" w:sz="8" w:color="F2F2F2"/>
+              <w:right w:val="single" w:sz="8" w:color="F2F2F2"/>
             </w:tcBorders>
             <w:tcMar>
-              <w:top w:w="220" w:type="dxa"/>
-              <w:start w:w="220" w:type="dxa"/>
-              <w:bottom w:w="220" w:type="dxa"/>
-              <w:end w:w="220" w:type="dxa"/>
+              <w:top w:w="120" w:type="dxa"/>
+              <w:start w:w="120" w:type="dxa"/>
+              <w:bottom w:w="120" w:type="dxa"/>
+              <w:end w:w="120" w:type="dxa"/>
             </w:tcMar>
             <w:vAlign w:val="center"/>
           </w:tcPr>
@@ -653,44 +648,41 @@
             <w:r>
               <w:rPr>
                 <w:rFonts w:ascii="Arial" w:hAnsi="Arial" w:eastAsia="Arial" w:cs="Arial"/>
-                <w:b/>
-                <w:i w:val="0"/>
-                <w:color w:val="000000"/>
-                <w:sz w:val="28"/>
-              </w:rPr>
-              <w:t>GENUINE ANDROID SCREENSHOT REQUIRED</w:t>
-            </w:r>
-          </w:p>
-          <w:p>
-            <w:pPr>
-              <w:spacing w:line="360" w:lineRule="auto"/>
-              <w:jc w:val="center"/>
-            </w:pPr>
-            <w:r>
-              <w:rPr>
-                <w:rFonts w:ascii="Arial" w:hAnsi="Arial" w:eastAsia="Arial" w:cs="Arial"/>
-                <w:b w:val="0"/>
-                <w:i w:val="0"/>
-                <w:color w:val="000000"/>
-                <w:sz w:val="22"/>
-              </w:rPr>
-              <w:t>Open New event and capture name, date picker, organiser, type, status, location and optional details.</w:t>
-            </w:r>
-          </w:p>
-          <w:p>
-            <w:pPr>
-              <w:spacing w:line="360" w:lineRule="auto"/>
-              <w:jc w:val="center"/>
-            </w:pPr>
-            <w:r>
-              <w:rPr>
-                <w:rFonts w:ascii="Arial" w:hAnsi="Arial" w:eastAsia="Arial" w:cs="Arial"/>
-                <w:b/>
-                <w:i w:val="0"/>
-                <w:color w:val="000000"/>
-                <w:sz w:val="22"/>
-              </w:rPr>
-              <w:t>Replace this entire yellow panel with the screenshot.</w:t>
+                <w:color w:val="000000"/>
+                <w:sz w:val="22"/>
+              </w:rPr>
+              <w:drawing>
+                <wp:inline xmlns:a="http://schemas.openxmlformats.org/drawingml/2006/main" xmlns:pic="http://schemas.openxmlformats.org/drawingml/2006/picture">
+                  <wp:extent cx="2651760" cy="5913332"/>
+                  <wp:docPr id="2" name="Picture 2" descr="BMI Calculator screenshot showing add event form. Suitable controls for all required event fields; the date is selected, not typed."/>
+                  <wp:cNvGraphicFramePr>
+                    <a:graphicFrameLocks noChangeAspect="1"/>
+                  </wp:cNvGraphicFramePr>
+                  <a:graphic>
+                    <a:graphicData uri="http://schemas.openxmlformats.org/drawingml/2006/picture">
+                      <pic:pic>
+                        <pic:nvPicPr>
+                          <pic:cNvPr id="0" name="admin-add-event-form.jpg"/>
+                          <pic:cNvPicPr/>
+                        </pic:nvPicPr>
+                        <pic:blipFill>
+                          <a:blip r:embed="rId14"/>
+                          <a:stretch>
+                            <a:fillRect/>
+                          </a:stretch>
+                        </pic:blipFill>
+                        <pic:spPr>
+                          <a:xfrm>
+                            <a:off x="0" y="0"/>
+                            <a:ext cx="2651760" cy="5913332"/>
+                          </a:xfrm>
+                          <a:prstGeom prst="rect"/>
+                        </pic:spPr>
+                      </pic:pic>
+                    </a:graphicData>
+                  </a:graphic>
+                </wp:inline>
+              </w:drawing>
             </w:r>
           </w:p>
         </w:tc>
@@ -753,18 +745,17 @@
         <w:tc>
           <w:tcPr>
             <w:tcW w:type="dxa" w:w="9922"/>
-            <w:shd w:fill="FFF2CC"/>
             <w:tcBorders>
-              <w:top w:val="single" w:sz="14" w:color="FFC000"/>
-              <w:left w:val="single" w:sz="14" w:color="FFC000"/>
-              <w:bottom w:val="single" w:sz="14" w:color="FFC000"/>
-              <w:right w:val="single" w:sz="14" w:color="FFC000"/>
+              <w:top w:val="single" w:sz="8" w:color="F2F2F2"/>
+              <w:left w:val="single" w:sz="8" w:color="F2F2F2"/>
+              <w:bottom w:val="single" w:sz="8" w:color="F2F2F2"/>
+              <w:right w:val="single" w:sz="8" w:color="F2F2F2"/>
             </w:tcBorders>
             <w:tcMar>
-              <w:top w:w="220" w:type="dxa"/>
-              <w:start w:w="220" w:type="dxa"/>
-              <w:bottom w:w="220" w:type="dxa"/>
-              <w:end w:w="220" w:type="dxa"/>
+              <w:top w:w="120" w:type="dxa"/>
+              <w:start w:w="120" w:type="dxa"/>
+              <w:bottom w:w="120" w:type="dxa"/>
+              <w:end w:w="120" w:type="dxa"/>
             </w:tcMar>
             <w:vAlign w:val="center"/>
           </w:tcPr>
@@ -776,44 +767,41 @@
             <w:r>
               <w:rPr>
                 <w:rFonts w:ascii="Arial" w:hAnsi="Arial" w:eastAsia="Arial" w:cs="Arial"/>
-                <w:b/>
-                <w:i w:val="0"/>
-                <w:color w:val="000000"/>
-                <w:sz w:val="28"/>
-              </w:rPr>
-              <w:t>GENUINE ANDROID SCREENSHOT REQUIRED</w:t>
-            </w:r>
-          </w:p>
-          <w:p>
-            <w:pPr>
-              <w:spacing w:line="360" w:lineRule="auto"/>
-              <w:jc w:val="center"/>
-            </w:pPr>
-            <w:r>
-              <w:rPr>
-                <w:rFonts w:ascii="Arial" w:hAnsi="Arial" w:eastAsia="Arial" w:cs="Arial"/>
-                <w:b w:val="0"/>
-                <w:i w:val="0"/>
-                <w:color w:val="000000"/>
-                <w:sz w:val="22"/>
-              </w:rPr>
-              <w:t>Open Event type and capture Conference, Workshop, Seminar, Social and Other.</w:t>
-            </w:r>
-          </w:p>
-          <w:p>
-            <w:pPr>
-              <w:spacing w:line="360" w:lineRule="auto"/>
-              <w:jc w:val="center"/>
-            </w:pPr>
-            <w:r>
-              <w:rPr>
-                <w:rFonts w:ascii="Arial" w:hAnsi="Arial" w:eastAsia="Arial" w:cs="Arial"/>
-                <w:b/>
-                <w:i w:val="0"/>
-                <w:color w:val="000000"/>
-                <w:sz w:val="22"/>
-              </w:rPr>
-              <w:t>Replace this entire yellow panel with the screenshot.</w:t>
+                <w:color w:val="000000"/>
+                <w:sz w:val="22"/>
+              </w:rPr>
+              <w:drawing>
+                <wp:inline xmlns:a="http://schemas.openxmlformats.org/drawingml/2006/main" xmlns:pic="http://schemas.openxmlformats.org/drawingml/2006/picture">
+                  <wp:extent cx="2651760" cy="5913332"/>
+                  <wp:docPr id="3" name="Picture 3" descr="BMI Calculator screenshot showing event type menu. The exact predefined types are selectable and invalid free text is impossible."/>
+                  <wp:cNvGraphicFramePr>
+                    <a:graphicFrameLocks noChangeAspect="1"/>
+                  </wp:cNvGraphicFramePr>
+                  <a:graphic>
+                    <a:graphicData uri="http://schemas.openxmlformats.org/drawingml/2006/picture">
+                      <pic:pic>
+                        <pic:nvPicPr>
+                          <pic:cNvPr id="0" name="admin-event-type-menu.jpg"/>
+                          <pic:cNvPicPr/>
+                        </pic:nvPicPr>
+                        <pic:blipFill>
+                          <a:blip r:embed="rId15"/>
+                          <a:stretch>
+                            <a:fillRect/>
+                          </a:stretch>
+                        </pic:blipFill>
+                        <pic:spPr>
+                          <a:xfrm>
+                            <a:off x="0" y="0"/>
+                            <a:ext cx="2651760" cy="5913332"/>
+                          </a:xfrm>
+                          <a:prstGeom prst="rect"/>
+                        </pic:spPr>
+                      </pic:pic>
+                    </a:graphicData>
+                  </a:graphic>
+                </wp:inline>
+              </w:drawing>
             </w:r>
           </w:p>
         </w:tc>
@@ -876,18 +864,17 @@
         <w:tc>
           <w:tcPr>
             <w:tcW w:type="dxa" w:w="9922"/>
-            <w:shd w:fill="FFF2CC"/>
             <w:tcBorders>
-              <w:top w:val="single" w:sz="14" w:color="FFC000"/>
-              <w:left w:val="single" w:sz="14" w:color="FFC000"/>
-              <w:bottom w:val="single" w:sz="14" w:color="FFC000"/>
-              <w:right w:val="single" w:sz="14" w:color="FFC000"/>
+              <w:top w:val="single" w:sz="8" w:color="F2F2F2"/>
+              <w:left w:val="single" w:sz="8" w:color="F2F2F2"/>
+              <w:bottom w:val="single" w:sz="8" w:color="F2F2F2"/>
+              <w:right w:val="single" w:sz="8" w:color="F2F2F2"/>
             </w:tcBorders>
             <w:tcMar>
-              <w:top w:w="220" w:type="dxa"/>
-              <w:start w:w="220" w:type="dxa"/>
-              <w:bottom w:w="220" w:type="dxa"/>
-              <w:end w:w="220" w:type="dxa"/>
+              <w:top w:w="120" w:type="dxa"/>
+              <w:start w:w="120" w:type="dxa"/>
+              <w:bottom w:w="120" w:type="dxa"/>
+              <w:end w:w="120" w:type="dxa"/>
             </w:tcMar>
             <w:vAlign w:val="center"/>
           </w:tcPr>
@@ -899,44 +886,41 @@
             <w:r>
               <w:rPr>
                 <w:rFonts w:ascii="Arial" w:hAnsi="Arial" w:eastAsia="Arial" w:cs="Arial"/>
-                <w:b/>
-                <w:i w:val="0"/>
-                <w:color w:val="000000"/>
-                <w:sz w:val="28"/>
-              </w:rPr>
-              <w:t>GENUINE ANDROID SCREENSHOT REQUIRED</w:t>
-            </w:r>
-          </w:p>
-          <w:p>
-            <w:pPr>
-              <w:spacing w:line="360" w:lineRule="auto"/>
-              <w:jc w:val="center"/>
-            </w:pPr>
-            <w:r>
-              <w:rPr>
-                <w:rFonts w:ascii="Arial" w:hAnsi="Arial" w:eastAsia="Arial" w:cs="Arial"/>
-                <w:b w:val="0"/>
-                <w:i w:val="0"/>
-                <w:color w:val="000000"/>
-                <w:sz w:val="22"/>
-              </w:rPr>
-              <w:t>Leave required values empty, tap Review event and capture inline errors.</w:t>
-            </w:r>
-          </w:p>
-          <w:p>
-            <w:pPr>
-              <w:spacing w:line="360" w:lineRule="auto"/>
-              <w:jc w:val="center"/>
-            </w:pPr>
-            <w:r>
-              <w:rPr>
-                <w:rFonts w:ascii="Arial" w:hAnsi="Arial" w:eastAsia="Arial" w:cs="Arial"/>
-                <w:b/>
-                <w:i w:val="0"/>
-                <w:color w:val="000000"/>
-                <w:sz w:val="22"/>
-              </w:rPr>
-              <w:t>Replace this entire yellow panel with the screenshot.</w:t>
+                <w:color w:val="000000"/>
+                <w:sz w:val="22"/>
+              </w:rPr>
+              <w:drawing>
+                <wp:inline xmlns:a="http://schemas.openxmlformats.org/drawingml/2006/main" xmlns:pic="http://schemas.openxmlformats.org/drawingml/2006/picture">
+                  <wp:extent cx="2651760" cy="5913332"/>
+                  <wp:docPr id="4" name="Picture 4" descr="BMI Calculator screenshot showing required validation. Incomplete data is rejected without losing the form."/>
+                  <wp:cNvGraphicFramePr>
+                    <a:graphicFrameLocks noChangeAspect="1"/>
+                  </wp:cNvGraphicFramePr>
+                  <a:graphic>
+                    <a:graphicData uri="http://schemas.openxmlformats.org/drawingml/2006/picture">
+                      <pic:pic>
+                        <pic:nvPicPr>
+                          <pic:cNvPr id="0" name="admin-required-validation.jpg"/>
+                          <pic:cNvPicPr/>
+                        </pic:nvPicPr>
+                        <pic:blipFill>
+                          <a:blip r:embed="rId16"/>
+                          <a:stretch>
+                            <a:fillRect/>
+                          </a:stretch>
+                        </pic:blipFill>
+                        <pic:spPr>
+                          <a:xfrm>
+                            <a:off x="0" y="0"/>
+                            <a:ext cx="2651760" cy="5913332"/>
+                          </a:xfrm>
+                          <a:prstGeom prst="rect"/>
+                        </pic:spPr>
+                      </pic:pic>
+                    </a:graphicData>
+                  </a:graphic>
+                </wp:inline>
+              </w:drawing>
             </w:r>
           </w:p>
         </w:tc>
@@ -999,18 +983,17 @@
         <w:tc>
           <w:tcPr>
             <w:tcW w:type="dxa" w:w="9922"/>
-            <w:shd w:fill="FFF2CC"/>
             <w:tcBorders>
-              <w:top w:val="single" w:sz="14" w:color="FFC000"/>
-              <w:left w:val="single" w:sz="14" w:color="FFC000"/>
-              <w:bottom w:val="single" w:sz="14" w:color="FFC000"/>
-              <w:right w:val="single" w:sz="14" w:color="FFC000"/>
+              <w:top w:val="single" w:sz="8" w:color="F2F2F2"/>
+              <w:left w:val="single" w:sz="8" w:color="F2F2F2"/>
+              <w:bottom w:val="single" w:sz="8" w:color="F2F2F2"/>
+              <w:right w:val="single" w:sz="8" w:color="F2F2F2"/>
             </w:tcBorders>
             <w:tcMar>
-              <w:top w:w="220" w:type="dxa"/>
-              <w:start w:w="220" w:type="dxa"/>
-              <w:bottom w:w="220" w:type="dxa"/>
-              <w:end w:w="220" w:type="dxa"/>
+              <w:top w:w="120" w:type="dxa"/>
+              <w:start w:w="120" w:type="dxa"/>
+              <w:bottom w:w="120" w:type="dxa"/>
+              <w:end w:w="120" w:type="dxa"/>
             </w:tcMar>
             <w:vAlign w:val="center"/>
           </w:tcPr>
@@ -1022,44 +1005,41 @@
             <w:r>
               <w:rPr>
                 <w:rFonts w:ascii="Arial" w:hAnsi="Arial" w:eastAsia="Arial" w:cs="Arial"/>
-                <w:b/>
-                <w:i w:val="0"/>
-                <w:color w:val="000000"/>
-                <w:sz w:val="28"/>
-              </w:rPr>
-              <w:t>GENUINE ANDROID SCREENSHOT REQUIRED</w:t>
-            </w:r>
-          </w:p>
-          <w:p>
-            <w:pPr>
-              <w:spacing w:line="360" w:lineRule="auto"/>
-              <w:jc w:val="center"/>
-            </w:pPr>
-            <w:r>
-              <w:rPr>
-                <w:rFonts w:ascii="Arial" w:hAnsi="Arial" w:eastAsia="Arial" w:cs="Arial"/>
-                <w:b w:val="0"/>
-                <w:i w:val="0"/>
-                <w:color w:val="000000"/>
-                <w:sz w:val="22"/>
-              </w:rPr>
-              <w:t>Enter a complete event, tap Review event and capture Confirm event details.</w:t>
-            </w:r>
-          </w:p>
-          <w:p>
-            <w:pPr>
-              <w:spacing w:line="360" w:lineRule="auto"/>
-              <w:jc w:val="center"/>
-            </w:pPr>
-            <w:r>
-              <w:rPr>
-                <w:rFonts w:ascii="Arial" w:hAnsi="Arial" w:eastAsia="Arial" w:cs="Arial"/>
-                <w:b/>
-                <w:i w:val="0"/>
-                <w:color w:val="000000"/>
-                <w:sz w:val="22"/>
-              </w:rPr>
-              <w:t>Replace this entire yellow panel with the screenshot.</w:t>
+                <w:color w:val="000000"/>
+                <w:sz w:val="22"/>
+              </w:rPr>
+              <w:drawing>
+                <wp:inline xmlns:a="http://schemas.openxmlformats.org/drawingml/2006/main" xmlns:pic="http://schemas.openxmlformats.org/drawingml/2006/picture">
+                  <wp:extent cx="2651760" cy="5913332"/>
+                  <wp:docPr id="5" name="Picture 5" descr="BMI Calculator screenshot showing confirmation. The user can verify or edit values before saving."/>
+                  <wp:cNvGraphicFramePr>
+                    <a:graphicFrameLocks noChangeAspect="1"/>
+                  </wp:cNvGraphicFramePr>
+                  <a:graphic>
+                    <a:graphicData uri="http://schemas.openxmlformats.org/drawingml/2006/picture">
+                      <pic:pic>
+                        <pic:nvPicPr>
+                          <pic:cNvPr id="0" name="admin-event-confirmation.jpg"/>
+                          <pic:cNvPicPr/>
+                        </pic:nvPicPr>
+                        <pic:blipFill>
+                          <a:blip r:embed="rId17"/>
+                          <a:stretch>
+                            <a:fillRect/>
+                          </a:stretch>
+                        </pic:blipFill>
+                        <pic:spPr>
+                          <a:xfrm>
+                            <a:off x="0" y="0"/>
+                            <a:ext cx="2651760" cy="5913332"/>
+                          </a:xfrm>
+                          <a:prstGeom prst="rect"/>
+                        </pic:spPr>
+                      </pic:pic>
+                    </a:graphicData>
+                  </a:graphic>
+                </wp:inline>
+              </w:drawing>
             </w:r>
           </w:p>
         </w:tc>
@@ -1122,18 +1102,17 @@
         <w:tc>
           <w:tcPr>
             <w:tcW w:type="dxa" w:w="9922"/>
-            <w:shd w:fill="FFF2CC"/>
             <w:tcBorders>
-              <w:top w:val="single" w:sz="14" w:color="FFC000"/>
-              <w:left w:val="single" w:sz="14" w:color="FFC000"/>
-              <w:bottom w:val="single" w:sz="14" w:color="FFC000"/>
-              <w:right w:val="single" w:sz="14" w:color="FFC000"/>
+              <w:top w:val="single" w:sz="8" w:color="F2F2F2"/>
+              <w:left w:val="single" w:sz="8" w:color="F2F2F2"/>
+              <w:bottom w:val="single" w:sz="8" w:color="F2F2F2"/>
+              <w:right w:val="single" w:sz="8" w:color="F2F2F2"/>
             </w:tcBorders>
             <w:tcMar>
-              <w:top w:w="220" w:type="dxa"/>
-              <w:start w:w="220" w:type="dxa"/>
-              <w:bottom w:w="220" w:type="dxa"/>
-              <w:end w:w="220" w:type="dxa"/>
+              <w:top w:w="120" w:type="dxa"/>
+              <w:start w:w="120" w:type="dxa"/>
+              <w:bottom w:w="120" w:type="dxa"/>
+              <w:end w:w="120" w:type="dxa"/>
             </w:tcMar>
             <w:vAlign w:val="center"/>
           </w:tcPr>
@@ -1145,44 +1124,41 @@
             <w:r>
               <w:rPr>
                 <w:rFonts w:ascii="Arial" w:hAnsi="Arial" w:eastAsia="Arial" w:cs="Arial"/>
-                <w:b/>
-                <w:i w:val="0"/>
-                <w:color w:val="000000"/>
-                <w:sz w:val="28"/>
-              </w:rPr>
-              <w:t>GENUINE ANDROID SCREENSHOT REQUIRED</w:t>
-            </w:r>
-          </w:p>
-          <w:p>
-            <w:pPr>
-              <w:spacing w:line="360" w:lineRule="auto"/>
-              <w:jc w:val="center"/>
-            </w:pPr>
-            <w:r>
-              <w:rPr>
-                <w:rFonts w:ascii="Arial" w:hAnsi="Arial" w:eastAsia="Arial" w:cs="Arial"/>
-                <w:b w:val="0"/>
-                <w:i w:val="0"/>
-                <w:color w:val="000000"/>
-                <w:sz w:val="22"/>
-              </w:rPr>
-              <w:t>Confirm the event and capture its card with formatted date, organiser, location and type.</w:t>
-            </w:r>
-          </w:p>
-          <w:p>
-            <w:pPr>
-              <w:spacing w:line="360" w:lineRule="auto"/>
-              <w:jc w:val="center"/>
-            </w:pPr>
-            <w:r>
-              <w:rPr>
-                <w:rFonts w:ascii="Arial" w:hAnsi="Arial" w:eastAsia="Arial" w:cs="Arial"/>
-                <w:b/>
-                <w:i w:val="0"/>
-                <w:color w:val="000000"/>
-                <w:sz w:val="22"/>
-              </w:rPr>
-              <w:t>Replace this entire yellow panel with the screenshot.</w:t>
+                <w:color w:val="000000"/>
+                <w:sz w:val="22"/>
+              </w:rPr>
+              <w:drawing>
+                <wp:inline xmlns:a="http://schemas.openxmlformats.org/drawingml/2006/main" xmlns:pic="http://schemas.openxmlformats.org/drawingml/2006/picture">
+                  <wp:extent cx="2651760" cy="5913332"/>
+                  <wp:docPr id="6" name="Picture 6" descr="BMI Calculator screenshot showing saved event. A valid event is added and displayed in the list."/>
+                  <wp:cNvGraphicFramePr>
+                    <a:graphicFrameLocks noChangeAspect="1"/>
+                  </wp:cNvGraphicFramePr>
+                  <a:graphic>
+                    <a:graphicData uri="http://schemas.openxmlformats.org/drawingml/2006/picture">
+                      <pic:pic>
+                        <pic:nvPicPr>
+                          <pic:cNvPr id="0" name="admin-saved-event.jpg"/>
+                          <pic:cNvPicPr/>
+                        </pic:nvPicPr>
+                        <pic:blipFill>
+                          <a:blip r:embed="rId18"/>
+                          <a:stretch>
+                            <a:fillRect/>
+                          </a:stretch>
+                        </pic:blipFill>
+                        <pic:spPr>
+                          <a:xfrm>
+                            <a:off x="0" y="0"/>
+                            <a:ext cx="2651760" cy="5913332"/>
+                          </a:xfrm>
+                          <a:prstGeom prst="rect"/>
+                        </pic:spPr>
+                      </pic:pic>
+                    </a:graphicData>
+                  </a:graphic>
+                </wp:inline>
+              </w:drawing>
             </w:r>
           </w:p>
         </w:tc>

--- a/coursework-documents/COMP1786_CW2_Exercise_2_Logbook.docx
+++ b/coursework-documents/COMP1786_CW2_Exercise_2_Logbook.docx
@@ -126,7 +126,7 @@
               </w:rPr>
               <w:t>Htun Khaing Lynn</w:t>
               <w:br/>
-              <w:t>Student ID: [ADD STUDENT ID]</w:t>
+              <w:t>Student ID: 001557481</w:t>
             </w:r>
           </w:p>
         </w:tc>
@@ -16461,54 +16461,8 @@
 <w:ftr xmlns:m="http://schemas.openxmlformats.org/officeDocument/2006/math" xmlns:mc="http://schemas.openxmlformats.org/markup-compatibility/2006" xmlns:mo="http://schemas.microsoft.com/office/mac/office/2008/main" xmlns:mv="urn:schemas-microsoft-com:mac:vml" xmlns:o="urn:schemas-microsoft-com:office:office" xmlns:r="http://schemas.openxmlformats.org/officeDocument/2006/relationships" xmlns:v="urn:schemas-microsoft-com:vml" xmlns:w10="urn:schemas-microsoft-com:office:word" xmlns:w14="http://schemas.microsoft.com/office/word/2010/wordml" xmlns:w="http://schemas.openxmlformats.org/wordprocessingml/2006/main" xmlns:wne="http://schemas.microsoft.com/office/word/2006/wordml" xmlns:wp14="http://schemas.microsoft.com/office/word/2010/wordprocessingDrawing" xmlns:wp="http://schemas.openxmlformats.org/drawingml/2006/wordprocessingDrawing" xmlns:wpc="http://schemas.microsoft.com/office/word/2010/wordprocessingCanvas" xmlns:wpg="http://schemas.microsoft.com/office/word/2010/wordprocessingGroup" xmlns:wpi="http://schemas.microsoft.com/office/word/2010/wordprocessingInk" xmlns:wps="http://schemas.microsoft.com/office/word/2010/wordprocessingShape" mc:Ignorable="w14 wp14">
   <w:p>
     <w:pPr>
-      <w:pStyle w:val="Footer"/>
       <w:spacing w:line="360" w:lineRule="auto"/>
-      <w:jc w:val="right"/>
     </w:pPr>
-    <w:r>
-      <w:rPr>
-        <w:rFonts w:ascii="Arial" w:hAnsi="Arial" w:eastAsia="Arial" w:cs="Arial"/>
-        <w:b w:val="0"/>
-        <w:i w:val="0"/>
-        <w:color w:val="000000"/>
-        <w:sz w:val="22"/>
-      </w:rPr>
-      <w:t xml:space="preserve">COMP1786 Exercise 2  |  Page </w:t>
-    </w:r>
-    <w:r>
-      <w:rPr>
-        <w:rFonts w:ascii="Arial" w:hAnsi="Arial" w:eastAsia="Arial" w:cs="Arial"/>
-        <w:color w:val="000000"/>
-        <w:sz w:val="22"/>
-      </w:rPr>
-      <w:fldChar w:fldCharType="begin"/>
-      <w:instrText xml:space="preserve">PAGE</w:instrText>
-      <w:fldChar w:fldCharType="separate"/>
-      <w:t>1</w:t>
-      <w:fldChar w:fldCharType="end"/>
-    </w:r>
-    <w:r>
-      <w:rPr>
-        <w:rFonts w:ascii="Arial" w:hAnsi="Arial" w:eastAsia="Arial" w:cs="Arial"/>
-        <w:b w:val="0"/>
-        <w:i w:val="0"/>
-        <w:color w:val="000000"/>
-        <w:sz w:val="22"/>
-      </w:rPr>
-      <w:t xml:space="preserve"> of </w:t>
-    </w:r>
-    <w:r>
-      <w:rPr>
-        <w:rFonts w:ascii="Arial" w:hAnsi="Arial" w:eastAsia="Arial" w:cs="Arial"/>
-        <w:color w:val="000000"/>
-        <w:sz w:val="22"/>
-      </w:rPr>
-      <w:fldChar w:fldCharType="begin"/>
-      <w:instrText xml:space="preserve">NUMPAGES</w:instrText>
-      <w:fldChar w:fldCharType="separate"/>
-      <w:t>1</w:t>
-      <w:fldChar w:fldCharType="end"/>
-    </w:r>
   </w:p>
 </w:ftr>
 </file>
@@ -16517,19 +16471,8 @@
 <w:hdr xmlns:m="http://schemas.openxmlformats.org/officeDocument/2006/math" xmlns:mc="http://schemas.openxmlformats.org/markup-compatibility/2006" xmlns:mo="http://schemas.microsoft.com/office/mac/office/2008/main" xmlns:mv="urn:schemas-microsoft-com:mac:vml" xmlns:o="urn:schemas-microsoft-com:office:office" xmlns:r="http://schemas.openxmlformats.org/officeDocument/2006/relationships" xmlns:v="urn:schemas-microsoft-com:vml" xmlns:w10="urn:schemas-microsoft-com:office:word" xmlns:w14="http://schemas.microsoft.com/office/word/2010/wordml" xmlns:w="http://schemas.openxmlformats.org/wordprocessingml/2006/main" xmlns:wne="http://schemas.microsoft.com/office/word/2006/wordml" xmlns:wp14="http://schemas.microsoft.com/office/word/2010/wordprocessingDrawing" xmlns:wp="http://schemas.openxmlformats.org/drawingml/2006/wordprocessingDrawing" xmlns:wpc="http://schemas.microsoft.com/office/word/2010/wordprocessingCanvas" xmlns:wpg="http://schemas.microsoft.com/office/word/2010/wordprocessingGroup" xmlns:wpi="http://schemas.microsoft.com/office/word/2010/wordprocessingInk" xmlns:wps="http://schemas.microsoft.com/office/word/2010/wordprocessingShape" mc:Ignorable="w14 wp14">
   <w:p>
     <w:pPr>
-      <w:pStyle w:val="Header"/>
       <w:spacing w:line="360" w:lineRule="auto"/>
     </w:pPr>
-    <w:r>
-      <w:rPr>
-        <w:rFonts w:ascii="Arial" w:hAnsi="Arial" w:eastAsia="Arial" w:cs="Arial"/>
-        <w:b w:val="0"/>
-        <w:i w:val="0"/>
-        <w:color w:val="000000"/>
-        <w:sz w:val="22"/>
-      </w:rPr>
-      <w:t>Htun Khaing Lynn | [ADD STUDENT ID]</w:t>
-    </w:r>
   </w:p>
 </w:hdr>
 </file>
